--- a/deliverables/08-defense/سجل-التصويبات.docx
+++ b/deliverables/08-defense/سجل-التصويبات.docx
@@ -154,7 +154,7 @@
         <w:br w:type="page"/>
       </w:r>
     </w:p>
-    <w:bookmarkStart w:id="26" w:name="سجل-تنفيذ-تصويبات-المناقشة-التجريبية"/>
+    <w:bookmarkStart w:id="28" w:name="سجل-تنفيذ-تصويبات-المناقشة-التجريبية"/>
     <w:p>
       <w:pPr>
         <w:pStyle w:val="Heading1"/>
@@ -2964,7 +2964,1233 @@
       </w:r>
     </w:p>
     <w:bookmarkEnd w:id="25"/>
+    <w:bookmarkStart w:id="26" w:name="تحقق-اللجنة-بعد-التنفيذ"/>
+    <w:p>
+      <w:pPr>
+        <w:pStyle w:val="Heading2"/>
+        <w:bidi w:val="1"/>
+      </w:pPr>
+      <w:r>
+        <w:rPr>
+          <w:rtl/>
+        </w:rPr>
+        <w:t xml:space="preserve">تحقق اللجنة بعد التنفيذ</w:t>
+      </w:r>
+    </w:p>
+    <w:p>
+      <w:pPr>
+        <w:bidi w:val="1"/>
+      </w:pPr>
+      <w:r>
+        <w:rPr>
+          <w:rtl/>
+        </w:rPr>
+        <w:t xml:space="preserve">تحقق كل عضو من بنود مجاله في النص المصحَّح وملفات النتائج. وملفات تحققهم:</w:t>
+      </w:r>
+      <w:r>
+        <w:rPr>
+          <w:rtl/>
+        </w:rPr>
+        <w:t xml:space="preserve"> </w:t>
+      </w:r>
+      <w:r>
+        <w:rPr>
+          <w:rtl/>
+        </w:rPr>
+        <w:t xml:space="preserve">-</w:t>
+      </w:r>
+      <w:r>
+        <w:rPr>
+          <w:rtl/>
+        </w:rPr>
+        <w:t xml:space="preserve"> </w:t>
+      </w:r>
+      <w:r>
+        <w:rPr>
+          <w:rStyle w:val="VerbatimChar"/>
+          <w:rtl/>
+        </w:rPr>
+        <w:t xml:space="preserve">‎r4-alomar-verification.md‎</w:t>
+      </w:r>
+      <w:r>
+        <w:rPr>
+          <w:rtl/>
+        </w:rPr>
+        <w:t xml:space="preserve"> </w:t>
+      </w:r>
+      <w:r>
+        <w:rPr>
+          <w:rtl/>
+        </w:rPr>
+        <w:t xml:space="preserve">-</w:t>
+      </w:r>
+      <w:r>
+        <w:rPr>
+          <w:rtl/>
+        </w:rPr>
+        <w:t xml:space="preserve"> </w:t>
+      </w:r>
+      <w:r>
+        <w:rPr>
+          <w:rStyle w:val="VerbatimChar"/>
+          <w:rtl/>
+        </w:rPr>
+        <w:t xml:space="preserve">‎r4-alkanj-verification.md‎</w:t>
+      </w:r>
+      <w:r>
+        <w:rPr>
+          <w:rtl/>
+        </w:rPr>
+        <w:t xml:space="preserve"> </w:t>
+      </w:r>
+      <w:r>
+        <w:rPr>
+          <w:rtl/>
+        </w:rPr>
+        <w:t xml:space="preserve">-</w:t>
+      </w:r>
+      <w:r>
+        <w:rPr>
+          <w:rtl/>
+        </w:rPr>
+        <w:t xml:space="preserve"> </w:t>
+      </w:r>
+      <w:r>
+        <w:rPr>
+          <w:rStyle w:val="VerbatimChar"/>
+          <w:rtl/>
+        </w:rPr>
+        <w:t xml:space="preserve">‎r4-abutarab-verification.md‎</w:t>
+      </w:r>
+    </w:p>
+    <w:p>
+      <w:pPr>
+        <w:bidi w:val="1"/>
+      </w:pPr>
+      <w:r>
+        <w:rPr>
+          <w:rtl/>
+          <w:bCs/>
+          <w:b/>
+        </w:rPr>
+        <w:t xml:space="preserve">نتيجة التحقق:</w:t>
+      </w:r>
+    </w:p>
+    <w:tbl>
+      <w:tblPr>
+        <w:tblStyle w:val="Table"/>
+        <w:tblW w:type="auto" w:w="0"/>
+        <w:tblLook w:firstRow="1" w:lastRow="0" w:firstColumn="0" w:lastColumn="0" w:noHBand="0" w:noVBand="0" w:val="0020"/>
+        <w:jc w:val="center"/>
+        <w:bidiVisual w:val="1"/>
+        <w:tblBorders>
+          <w:top w:val="single" w:sz="4" w:space="0" w:color="808080"/>
+          <w:left w:val="single" w:sz="4" w:space="0" w:color="808080"/>
+          <w:bottom w:val="single" w:sz="4" w:space="0" w:color="808080"/>
+          <w:right w:val="single" w:sz="4" w:space="0" w:color="808080"/>
+          <w:insideH w:val="single" w:sz="4" w:space="0" w:color="808080"/>
+          <w:insideV w:val="single" w:sz="4" w:space="0" w:color="808080"/>
+        </w:tblBorders>
+      </w:tblPr>
+      <w:tblGrid>
+        <w:gridCol w:w="1980"/>
+        <w:gridCol w:w="1980"/>
+        <w:gridCol w:w="1980"/>
+        <w:gridCol w:w="1980"/>
+      </w:tblGrid>
+      <w:tr>
+        <w:trPr>
+          <w:tblHeader w:val="true"/>
+        </w:trPr>
+        <w:tc>
+          <w:tcPr>
+            <w:shd w:val="clear" w:color="auto" w:fill="D9E2F3"/>
+          </w:tcPr>
+          <w:p>
+            <w:pPr>
+              <w:pStyle w:val="Compact"/>
+              <w:bidi w:val="1"/>
+              <w:jc w:val="left"/>
+            </w:pPr>
+            <w:r>
+              <w:rPr>
+                <w:b/>
+                <w:rtl/>
+              </w:rPr>
+              <w:t xml:space="preserve">العضو</w:t>
+            </w:r>
+          </w:p>
+        </w:tc>
+        <w:tc>
+          <w:tcPr>
+            <w:shd w:val="clear" w:color="auto" w:fill="D9E2F3"/>
+          </w:tcPr>
+          <w:p>
+            <w:pPr>
+              <w:pStyle w:val="Compact"/>
+              <w:bidi w:val="1"/>
+              <w:jc w:val="left"/>
+            </w:pPr>
+            <w:r>
+              <w:rPr>
+                <w:b/>
+                <w:rtl/>
+              </w:rPr>
+              <w:t xml:space="preserve">البنود</w:t>
+            </w:r>
+          </w:p>
+        </w:tc>
+        <w:tc>
+          <w:tcPr>
+            <w:shd w:val="clear" w:color="auto" w:fill="D9E2F3"/>
+          </w:tcPr>
+          <w:p>
+            <w:pPr>
+              <w:pStyle w:val="Compact"/>
+              <w:bidi w:val="1"/>
+              <w:jc w:val="left"/>
+            </w:pPr>
+            <w:r>
+              <w:rPr>
+                <w:b/>
+                <w:rtl/>
+              </w:rPr>
+              <w:t xml:space="preserve">مستوفى</w:t>
+            </w:r>
+          </w:p>
+        </w:tc>
+        <w:tc>
+          <w:tcPr>
+            <w:shd w:val="clear" w:color="auto" w:fill="D9E2F3"/>
+          </w:tcPr>
+          <w:p>
+            <w:pPr>
+              <w:pStyle w:val="Compact"/>
+              <w:bidi w:val="1"/>
+              <w:jc w:val="left"/>
+            </w:pPr>
+            <w:r>
+              <w:rPr>
+                <w:b/>
+                <w:rtl/>
+              </w:rPr>
+              <w:t xml:space="preserve">مستوفى جزئياً</w:t>
+            </w:r>
+          </w:p>
+        </w:tc>
+      </w:tr>
+      <w:tr>
+        <w:tc>
+          <w:tcPr/>
+          <w:p>
+            <w:pPr>
+              <w:pStyle w:val="Compact"/>
+              <w:bidi w:val="1"/>
+              <w:jc w:val="left"/>
+            </w:pPr>
+            <w:r>
+              <w:rPr>
+                <w:rtl/>
+              </w:rPr>
+              <w:t xml:space="preserve">رئيس اللجنة</w:t>
+            </w:r>
+          </w:p>
+        </w:tc>
+        <w:tc>
+          <w:tcPr/>
+          <w:p>
+            <w:pPr>
+              <w:pStyle w:val="Compact"/>
+              <w:bidi w:val="1"/>
+              <w:jc w:val="left"/>
+            </w:pPr>
+            <w:r>
+              <w:rPr>
+                <w:rtl/>
+              </w:rPr>
+              <w:t xml:space="preserve">13</w:t>
+            </w:r>
+          </w:p>
+        </w:tc>
+        <w:tc>
+          <w:tcPr/>
+          <w:p>
+            <w:pPr>
+              <w:pStyle w:val="Compact"/>
+              <w:bidi w:val="1"/>
+              <w:jc w:val="left"/>
+            </w:pPr>
+            <w:r>
+              <w:rPr>
+                <w:rtl/>
+              </w:rPr>
+              <w:t xml:space="preserve">9</w:t>
+            </w:r>
+          </w:p>
+        </w:tc>
+        <w:tc>
+          <w:tcPr/>
+          <w:p>
+            <w:pPr>
+              <w:pStyle w:val="Compact"/>
+              <w:bidi w:val="1"/>
+              <w:jc w:val="left"/>
+            </w:pPr>
+            <w:r>
+              <w:rPr>
+                <w:rtl/>
+              </w:rPr>
+              <w:t xml:space="preserve">3</w:t>
+            </w:r>
+          </w:p>
+        </w:tc>
+      </w:tr>
+      <w:tr>
+        <w:tc>
+          <w:tcPr/>
+          <w:p>
+            <w:pPr>
+              <w:pStyle w:val="Compact"/>
+              <w:bidi w:val="1"/>
+              <w:jc w:val="left"/>
+            </w:pPr>
+            <w:r>
+              <w:rPr>
+                <w:rtl/>
+              </w:rPr>
+              <w:t xml:space="preserve">د. الكنج</w:t>
+            </w:r>
+          </w:p>
+        </w:tc>
+        <w:tc>
+          <w:tcPr/>
+          <w:p>
+            <w:pPr>
+              <w:pStyle w:val="Compact"/>
+              <w:bidi w:val="1"/>
+              <w:jc w:val="left"/>
+            </w:pPr>
+            <w:r>
+              <w:rPr>
+                <w:rtl/>
+              </w:rPr>
+              <w:t xml:space="preserve">13</w:t>
+            </w:r>
+          </w:p>
+        </w:tc>
+        <w:tc>
+          <w:tcPr/>
+          <w:p>
+            <w:pPr>
+              <w:pStyle w:val="Compact"/>
+              <w:bidi w:val="1"/>
+              <w:jc w:val="left"/>
+            </w:pPr>
+            <w:r>
+              <w:rPr>
+                <w:rtl/>
+              </w:rPr>
+              <w:t xml:space="preserve">11</w:t>
+            </w:r>
+          </w:p>
+        </w:tc>
+        <w:tc>
+          <w:tcPr/>
+          <w:p>
+            <w:pPr>
+              <w:pStyle w:val="Compact"/>
+              <w:bidi w:val="1"/>
+              <w:jc w:val="left"/>
+            </w:pPr>
+            <w:r>
+              <w:rPr>
+                <w:rtl/>
+              </w:rPr>
+              <w:t xml:space="preserve">2</w:t>
+            </w:r>
+          </w:p>
+        </w:tc>
+      </w:tr>
+      <w:tr>
+        <w:tc>
+          <w:tcPr/>
+          <w:p>
+            <w:pPr>
+              <w:pStyle w:val="Compact"/>
+              <w:bidi w:val="1"/>
+              <w:jc w:val="left"/>
+            </w:pPr>
+            <w:r>
+              <w:rPr>
+                <w:rtl/>
+              </w:rPr>
+              <w:t xml:space="preserve">د. أبوطراب</w:t>
+            </w:r>
+          </w:p>
+        </w:tc>
+        <w:tc>
+          <w:tcPr/>
+          <w:p>
+            <w:pPr>
+              <w:pStyle w:val="Compact"/>
+              <w:bidi w:val="1"/>
+              <w:jc w:val="left"/>
+            </w:pPr>
+            <w:r>
+              <w:rPr>
+                <w:rtl/>
+              </w:rPr>
+              <w:t xml:space="preserve">12</w:t>
+            </w:r>
+          </w:p>
+        </w:tc>
+        <w:tc>
+          <w:tcPr/>
+          <w:p>
+            <w:pPr>
+              <w:pStyle w:val="Compact"/>
+              <w:bidi w:val="1"/>
+              <w:jc w:val="left"/>
+            </w:pPr>
+            <w:r>
+              <w:rPr>
+                <w:rtl/>
+              </w:rPr>
+              <w:t xml:space="preserve">الشق البرمجي كله</w:t>
+            </w:r>
+          </w:p>
+        </w:tc>
+        <w:tc>
+          <w:tcPr/>
+          <w:p>
+            <w:pPr>
+              <w:pStyle w:val="Compact"/>
+              <w:bidi w:val="1"/>
+              <w:jc w:val="left"/>
+            </w:pPr>
+            <w:r>
+              <w:rPr>
+                <w:rtl/>
+              </w:rPr>
+              <w:t xml:space="preserve">ج-14 وج-15</w:t>
+            </w:r>
+          </w:p>
+        </w:tc>
+      </w:tr>
+    </w:tbl>
+    <w:p>
+      <w:pPr>
+        <w:bidi w:val="1"/>
+      </w:pPr>
+      <w:r>
+        <w:rPr>
+          <w:rtl/>
+        </w:rPr>
+        <w:t xml:space="preserve">وأعاد د. الكنج حساب الأرقام الجديدة بشيفرته فطابقت، وشغّل د. أبوطراب الاختبارات والفحص الحي فنجحت.</w:t>
+      </w:r>
+    </w:p>
+    <w:p>
+      <w:pPr>
+        <w:bidi w:val="1"/>
+      </w:pPr>
+      <w:r>
+        <w:rPr>
+          <w:rtl/>
+          <w:bCs/>
+          <w:b/>
+        </w:rPr>
+        <w:t xml:space="preserve">ما أُصلح بعد هذا التحقق:</w:t>
+      </w:r>
+      <w:r>
+        <w:rPr>
+          <w:rtl/>
+        </w:rPr>
+        <w:t xml:space="preserve"> </w:t>
+      </w:r>
+      <w:r>
+        <w:rPr>
+          <w:rtl/>
+        </w:rPr>
+        <w:t xml:space="preserve">-</w:t>
+      </w:r>
+      <w:r>
+        <w:rPr>
+          <w:rtl/>
+        </w:rPr>
+        <w:t xml:space="preserve"> </w:t>
+      </w:r>
+      <w:r>
+        <w:rPr>
+          <w:rtl/>
+          <w:bCs/>
+          <w:b/>
+        </w:rPr>
+        <w:t xml:space="preserve">وصف GRU-lite:</w:t>
+      </w:r>
+      <w:r>
+        <w:rPr>
+          <w:rtl/>
+        </w:rPr>
+        <w:t xml:space="preserve"> </w:t>
+      </w:r>
+      <w:r>
+        <w:rPr>
+          <w:rtl/>
+        </w:rPr>
+        <w:t xml:space="preserve">صار «لا يرى عند التنبؤ إلا تاريخ المتعلم» مع التنبيه إلى أنه يتعلم أوزانه من تسلسلات المتعلمين جميعاً. في 3-4-4 و5-8-5 و6-5 و6-8-3 و6-9 و7-3 والملحق هـ.</w:t>
+      </w:r>
+      <w:r>
+        <w:rPr>
+          <w:rtl/>
+        </w:rPr>
+        <w:t xml:space="preserve"> </w:t>
+      </w:r>
+      <w:r>
+        <w:rPr>
+          <w:rtl/>
+        </w:rPr>
+        <w:t xml:space="preserve">-</w:t>
+      </w:r>
+      <w:r>
+        <w:rPr>
+          <w:rtl/>
+        </w:rPr>
+        <w:t xml:space="preserve"> </w:t>
+      </w:r>
+      <w:r>
+        <w:rPr>
+          <w:rtl/>
+          <w:bCs/>
+          <w:b/>
+        </w:rPr>
+        <w:t xml:space="preserve">قراءة الحساسية اللاحقة لـH3:</w:t>
+      </w:r>
+      <w:r>
+        <w:rPr>
+          <w:rtl/>
+        </w:rPr>
+        <w:t xml:space="preserve"> </w:t>
+      </w:r>
+      <w:r>
+        <w:rPr>
+          <w:rtl/>
+        </w:rPr>
+        <w:t xml:space="preserve">خُففت إلى أن تقدّم الجيران يعود في معظمه، في هذه الحساسية الواحدة، إلى سلال الأقران الحديثة، ولا يحسم ذلك سؤال نوع النموذج. وسقطت عبارة «الفيصل … لا نوع النموذج».</w:t>
+      </w:r>
+      <w:r>
+        <w:rPr>
+          <w:rtl/>
+        </w:rPr>
+        <w:t xml:space="preserve"> </w:t>
+      </w:r>
+      <w:r>
+        <w:rPr>
+          <w:rtl/>
+        </w:rPr>
+        <w:t xml:space="preserve">-</w:t>
+      </w:r>
+      <w:r>
+        <w:rPr>
+          <w:rtl/>
+        </w:rPr>
+        <w:t xml:space="preserve"> </w:t>
+      </w:r>
+      <w:r>
+        <w:rPr>
+          <w:rtl/>
+          <w:bCs/>
+          <w:b/>
+        </w:rPr>
+        <w:t xml:space="preserve">التعارض في 6-5:</w:t>
+      </w:r>
+      <w:r>
+        <w:rPr>
+          <w:rtl/>
+        </w:rPr>
+        <w:t xml:space="preserve"> </w:t>
+      </w:r>
+      <w:r>
+        <w:rPr>
+          <w:rtl/>
+        </w:rPr>
+        <w:t xml:space="preserve">صارت الجملة «لم تتفوق الشبكة المتكررة على طريقة الجيران بصيغتها المسجلة».</w:t>
+      </w:r>
+      <w:r>
+        <w:rPr>
+          <w:rtl/>
+        </w:rPr>
+        <w:t xml:space="preserve"> </w:t>
+      </w:r>
+      <w:r>
+        <w:rPr>
+          <w:rtl/>
+        </w:rPr>
+        <w:t xml:space="preserve">-</w:t>
+      </w:r>
+      <w:r>
+        <w:rPr>
+          <w:rtl/>
+        </w:rPr>
+        <w:t xml:space="preserve"> </w:t>
+      </w:r>
+      <w:r>
+        <w:rPr>
+          <w:rtl/>
+          <w:bCs/>
+          <w:b/>
+        </w:rPr>
+        <w:t xml:space="preserve">أ-2:</w:t>
+      </w:r>
+      <w:r>
+        <w:rPr>
+          <w:rtl/>
+        </w:rPr>
+        <w:t xml:space="preserve"> </w:t>
+      </w:r>
+      <w:r>
+        <w:rPr>
+          <w:rtl/>
+        </w:rPr>
+        <w:t xml:space="preserve">صارت عبارة «تنفيذ قرار المشرف» في 5-4-2 «تنفيذ القرار المسجل».</w:t>
+      </w:r>
+      <w:r>
+        <w:rPr>
+          <w:rtl/>
+        </w:rPr>
+        <w:t xml:space="preserve"> </w:t>
+      </w:r>
+      <w:r>
+        <w:rPr>
+          <w:rtl/>
+        </w:rPr>
+        <w:t xml:space="preserve">-</w:t>
+      </w:r>
+      <w:r>
+        <w:rPr>
+          <w:rtl/>
+        </w:rPr>
+        <w:t xml:space="preserve"> </w:t>
+      </w:r>
+      <w:r>
+        <w:rPr>
+          <w:rtl/>
+          <w:bCs/>
+          <w:b/>
+        </w:rPr>
+        <w:t xml:space="preserve">ج-10:</w:t>
+      </w:r>
+      <w:r>
+        <w:rPr>
+          <w:rtl/>
+        </w:rPr>
+        <w:t xml:space="preserve"> </w:t>
+      </w:r>
+      <w:r>
+        <w:rPr>
+          <w:rtl/>
+        </w:rPr>
+        <w:t xml:space="preserve">رُبط عدم استقرار العناقيد بكون شعبية العنقود المكوّن الأثقل وزناً (القيد 21).</w:t>
+      </w:r>
+      <w:r>
+        <w:rPr>
+          <w:rtl/>
+        </w:rPr>
+        <w:t xml:space="preserve"> </w:t>
+      </w:r>
+      <w:r>
+        <w:rPr>
+          <w:rtl/>
+        </w:rPr>
+        <w:t xml:space="preserve">-</w:t>
+      </w:r>
+      <w:r>
+        <w:rPr>
+          <w:rtl/>
+        </w:rPr>
+        <w:t xml:space="preserve"> </w:t>
+      </w:r>
+      <w:r>
+        <w:rPr>
+          <w:rtl/>
+          <w:bCs/>
+          <w:b/>
+        </w:rPr>
+        <w:t xml:space="preserve">ج-4:</w:t>
+      </w:r>
+      <w:r>
+        <w:rPr>
+          <w:rtl/>
+        </w:rPr>
+        <w:t xml:space="preserve"> </w:t>
+      </w:r>
+      <w:r>
+        <w:rPr>
+          <w:rtl/>
+        </w:rPr>
+        <w:t xml:space="preserve">وصف إعادة السحب لفواصل الإنصاف: داخل كل عرض للتوصية، ومجمَّعين عبر العروض للمصنِّف.</w:t>
+      </w:r>
+      <w:r>
+        <w:rPr>
+          <w:rtl/>
+        </w:rPr>
+        <w:t xml:space="preserve"> </w:t>
+      </w:r>
+      <w:r>
+        <w:rPr>
+          <w:rtl/>
+        </w:rPr>
+        <w:t xml:space="preserve">-</w:t>
+      </w:r>
+      <w:r>
+        <w:rPr>
+          <w:rtl/>
+        </w:rPr>
+        <w:t xml:space="preserve"> </w:t>
+      </w:r>
+      <w:r>
+        <w:rPr>
+          <w:rtl/>
+          <w:bCs/>
+          <w:b/>
+        </w:rPr>
+        <w:t xml:space="preserve">ج-14:</w:t>
+      </w:r>
+      <w:r>
+        <w:rPr>
+          <w:rtl/>
+        </w:rPr>
+        <w:t xml:space="preserve"> </w:t>
+      </w:r>
+      <w:r>
+        <w:rPr>
+          <w:rtl/>
+        </w:rPr>
+        <w:t xml:space="preserve">حالة NFR-14 لم تعد تدّعي فحصاً آلياً للتباين، واللون في نثر 4-9-1 صار ‎#64748B.</w:t>
+      </w:r>
+      <w:r>
+        <w:rPr>
+          <w:rtl/>
+        </w:rPr>
+        <w:t xml:space="preserve"> </w:t>
+      </w:r>
+      <w:r>
+        <w:rPr>
+          <w:rtl/>
+        </w:rPr>
+        <w:t xml:space="preserve">-</w:t>
+      </w:r>
+      <w:r>
+        <w:rPr>
+          <w:rtl/>
+        </w:rPr>
+        <w:t xml:space="preserve"> </w:t>
+      </w:r>
+      <w:r>
+        <w:rPr>
+          <w:rtl/>
+          <w:bCs/>
+          <w:b/>
+        </w:rPr>
+        <w:t xml:space="preserve">ج-15:</w:t>
+      </w:r>
+      <w:r>
+        <w:rPr>
+          <w:rtl/>
+        </w:rPr>
+        <w:t xml:space="preserve"> </w:t>
+      </w:r>
+      <w:r>
+        <w:rPr>
+          <w:rtl/>
+        </w:rPr>
+        <w:t xml:space="preserve">نُقلت وقائع عطل التشغيل الجاف وسجل الوصول (ومنها مهلة الأداة وحقل</w:t>
+      </w:r>
+      <w:r>
+        <w:rPr>
+          <w:rtl/>
+        </w:rPr>
+        <w:t xml:space="preserve"> </w:t>
+      </w:r>
+      <w:r>
+        <w:rPr>
+          <w:rStyle w:val="VerbatimChar"/>
+          <w:rtl/>
+        </w:rPr>
+        <w:t xml:space="preserve">‎dirty‎</w:t>
+      </w:r>
+      <w:r>
+        <w:rPr>
+          <w:rtl/>
+        </w:rPr>
+        <w:t xml:space="preserve">) من 5-4-1 إلى الملحق هـ (هـ-6).</w:t>
+      </w:r>
+      <w:r>
+        <w:rPr>
+          <w:rtl/>
+        </w:rPr>
+        <w:t xml:space="preserve"> </w:t>
+      </w:r>
+      <w:r>
+        <w:rPr>
+          <w:rtl/>
+        </w:rPr>
+        <w:t xml:space="preserve">-</w:t>
+      </w:r>
+      <w:r>
+        <w:rPr>
+          <w:rtl/>
+        </w:rPr>
+        <w:t xml:space="preserve"> </w:t>
+      </w:r>
+      <w:r>
+        <w:rPr>
+          <w:rtl/>
+          <w:bCs/>
+          <w:b/>
+        </w:rPr>
+        <w:t xml:space="preserve">الشكلي:</w:t>
+      </w:r>
+      <w:r>
+        <w:rPr>
+          <w:rtl/>
+        </w:rPr>
+        <w:t xml:space="preserve"> </w:t>
+      </w:r>
+      <w:r>
+        <w:rPr>
+          <w:rtl/>
+        </w:rPr>
+        <w:t xml:space="preserve">- عنوانا الجدولين هـ-5 وهـ-6 بلا وسم «p غير مصحَّحة».</w:t>
+      </w:r>
+      <w:r>
+        <w:rPr>
+          <w:rtl/>
+        </w:rPr>
+        <w:t xml:space="preserve"> </w:t>
+      </w:r>
+      <w:r>
+        <w:rPr>
+          <w:rtl/>
+        </w:rPr>
+        <w:t xml:space="preserve">- صار وصف δ_AUC في 3-5-6 «بالقيمة نفسها».</w:t>
+      </w:r>
+      <w:r>
+        <w:rPr>
+          <w:rtl/>
+        </w:rPr>
+        <w:t xml:space="preserve"> </w:t>
+      </w:r>
+      <w:r>
+        <w:rPr>
+          <w:rtl/>
+        </w:rPr>
+        <w:t xml:space="preserve">- صُحّح عرض الباحث في المناقشة: رفضت القاعدة كل المرشحين، ثم أُضيف الجيران بالأرضية.</w:t>
+      </w:r>
+      <w:r>
+        <w:rPr>
+          <w:rtl/>
+        </w:rPr>
+        <w:t xml:space="preserve"> </w:t>
+      </w:r>
+      <w:r>
+        <w:rPr>
+          <w:rtl/>
+        </w:rPr>
+        <w:t xml:space="preserve">-</w:t>
+      </w:r>
+      <w:r>
+        <w:rPr>
+          <w:rtl/>
+        </w:rPr>
+        <w:t xml:space="preserve"> </w:t>
+      </w:r>
+      <w:r>
+        <w:rPr>
+          <w:rtl/>
+          <w:bCs/>
+          <w:b/>
+        </w:rPr>
+        <w:t xml:space="preserve">الشكر في المقدمات:</w:t>
+      </w:r>
+      <w:r>
+        <w:rPr>
+          <w:rtl/>
+        </w:rPr>
+        <w:t xml:space="preserve"> </w:t>
+      </w:r>
+      <w:r>
+        <w:rPr>
+          <w:rtl/>
+        </w:rPr>
+        <w:t xml:space="preserve">صار محايداً («على إشرافه»)، لأن وصف دور المشرف يكتبه الطالب بما وقع فعلاً.</w:t>
+      </w:r>
+    </w:p>
     <w:bookmarkEnd w:id="26"/>
+    <w:bookmarkStart w:id="27" w:name="ما-بقي-قبل-المنح"/>
+    <w:p>
+      <w:pPr>
+        <w:pStyle w:val="Heading2"/>
+        <w:bidi w:val="1"/>
+      </w:pPr>
+      <w:r>
+        <w:rPr>
+          <w:rtl/>
+        </w:rPr>
+        <w:t xml:space="preserve">ما بقي قبل المنح</w:t>
+      </w:r>
+    </w:p>
+    <w:tbl>
+      <w:tblPr>
+        <w:tblStyle w:val="Table"/>
+        <w:tblW w:type="pct" w:w="5000"/>
+        <w:tblLook w:firstRow="1" w:lastRow="0" w:firstColumn="0" w:lastColumn="0" w:noHBand="0" w:noVBand="0" w:val="0020"/>
+        <w:jc w:val="center"/>
+        <w:bidiVisual w:val="1"/>
+        <w:tblBorders>
+          <w:top w:val="single" w:sz="4" w:space="0" w:color="808080"/>
+          <w:left w:val="single" w:sz="4" w:space="0" w:color="808080"/>
+          <w:bottom w:val="single" w:sz="4" w:space="0" w:color="808080"/>
+          <w:right w:val="single" w:sz="4" w:space="0" w:color="808080"/>
+          <w:insideH w:val="single" w:sz="4" w:space="0" w:color="808080"/>
+          <w:insideV w:val="single" w:sz="4" w:space="0" w:color="808080"/>
+        </w:tblBorders>
+      </w:tblPr>
+      <w:tblGrid>
+        <w:gridCol w:w="3960"/>
+        <w:gridCol w:w="3960"/>
+      </w:tblGrid>
+      <w:tr>
+        <w:trPr>
+          <w:tblHeader w:val="true"/>
+        </w:trPr>
+        <w:tc>
+          <w:tcPr>
+            <w:shd w:val="clear" w:color="auto" w:fill="D9E2F3"/>
+          </w:tcPr>
+          <w:p>
+            <w:pPr>
+              <w:pStyle w:val="Compact"/>
+              <w:bidi w:val="1"/>
+              <w:jc w:val="left"/>
+            </w:pPr>
+            <w:r>
+              <w:rPr>
+                <w:b/>
+                <w:rtl/>
+              </w:rPr>
+              <w:t xml:space="preserve">البند</w:t>
+            </w:r>
+          </w:p>
+        </w:tc>
+        <w:tc>
+          <w:tcPr>
+            <w:shd w:val="clear" w:color="auto" w:fill="D9E2F3"/>
+          </w:tcPr>
+          <w:p>
+            <w:pPr>
+              <w:pStyle w:val="Compact"/>
+              <w:bidi w:val="1"/>
+              <w:jc w:val="left"/>
+            </w:pPr>
+            <w:r>
+              <w:rPr>
+                <w:b/>
+                <w:rtl/>
+              </w:rPr>
+              <w:t xml:space="preserve">من ينفّذه</w:t>
+            </w:r>
+          </w:p>
+        </w:tc>
+      </w:tr>
+      <w:tr>
+        <w:tc>
+          <w:tcPr/>
+          <w:p>
+            <w:pPr>
+              <w:pStyle w:val="Compact"/>
+              <w:bidi w:val="1"/>
+              <w:jc w:val="left"/>
+            </w:pPr>
+            <w:r>
+              <w:rPr>
+                <w:rtl/>
+              </w:rPr>
+              <w:t xml:space="preserve">أ-1 الإفصاح</w:t>
+            </w:r>
+          </w:p>
+        </w:tc>
+        <w:tc>
+          <w:tcPr/>
+          <w:p>
+            <w:pPr>
+              <w:pStyle w:val="Compact"/>
+              <w:bidi w:val="1"/>
+              <w:jc w:val="left"/>
+            </w:pPr>
+            <w:r>
+              <w:rPr>
+                <w:rtl/>
+              </w:rPr>
+              <w:t xml:space="preserve">الطالب يكمل المسودة ويوقّعها ويدرجها في المقدمات، ويعيد كتابة الشكر</w:t>
+            </w:r>
+          </w:p>
+        </w:tc>
+      </w:tr>
+      <w:tr>
+        <w:tc>
+          <w:tcPr/>
+          <w:p>
+            <w:pPr>
+              <w:pStyle w:val="Compact"/>
+              <w:bidi w:val="1"/>
+              <w:jc w:val="left"/>
+            </w:pPr>
+            <w:r>
+              <w:rPr>
+                <w:rtl/>
+              </w:rPr>
+              <w:t xml:space="preserve">أ-2 اعتماد قرارات التجميد</w:t>
+            </w:r>
+          </w:p>
+        </w:tc>
+        <w:tc>
+          <w:tcPr/>
+          <w:p>
+            <w:pPr>
+              <w:pStyle w:val="Compact"/>
+              <w:bidi w:val="1"/>
+              <w:jc w:val="left"/>
+            </w:pPr>
+            <w:r>
+              <w:rPr>
+                <w:rtl/>
+              </w:rPr>
+              <w:t xml:space="preserve">المشرف الفعلي د. باسل الخطيب (اختياري بعد إعادة الصياغة)</w:t>
+            </w:r>
+          </w:p>
+        </w:tc>
+      </w:tr>
+      <w:tr>
+        <w:tc>
+          <w:tcPr/>
+          <w:p>
+            <w:pPr>
+              <w:pStyle w:val="Compact"/>
+              <w:bidi w:val="1"/>
+              <w:jc w:val="left"/>
+            </w:pPr>
+            <w:r>
+              <w:rPr>
+                <w:rtl/>
+              </w:rPr>
+              <w:t xml:space="preserve">أ-3 التقويم البشري</w:t>
+            </w:r>
+          </w:p>
+        </w:tc>
+        <w:tc>
+          <w:tcPr/>
+          <w:p>
+            <w:pPr>
+              <w:pStyle w:val="Compact"/>
+              <w:bidi w:val="1"/>
+              <w:jc w:val="left"/>
+            </w:pPr>
+            <w:r>
+              <w:rPr>
+                <w:rtl/>
+              </w:rPr>
+              <w:t xml:space="preserve">الطالب مع ثلاثة مدرّسين وخمسة متعلمين، بالبروتوكول الجاهز</w:t>
+            </w:r>
+          </w:p>
+        </w:tc>
+      </w:tr>
+      <w:tr>
+        <w:tc>
+          <w:tcPr/>
+          <w:p>
+            <w:pPr>
+              <w:pStyle w:val="Compact"/>
+              <w:bidi w:val="1"/>
+              <w:jc w:val="left"/>
+            </w:pPr>
+            <w:r>
+              <w:rPr>
+                <w:rtl/>
+              </w:rPr>
+              <w:t xml:space="preserve">أ-5 مقارنة scikit-learn</w:t>
+            </w:r>
+          </w:p>
+        </w:tc>
+        <w:tc>
+          <w:tcPr/>
+          <w:p>
+            <w:pPr>
+              <w:pStyle w:val="Compact"/>
+              <w:bidi w:val="1"/>
+              <w:jc w:val="left"/>
+            </w:pPr>
+            <w:r>
+              <w:rPr>
+                <w:rtl/>
+              </w:rPr>
+              <w:t xml:space="preserve">الطالب على حاسوب فيه المكتبة، أو في هذه البيئة بعد السماح بـpypi.org</w:t>
+            </w:r>
+          </w:p>
+        </w:tc>
+      </w:tr>
+      <w:tr>
+        <w:tc>
+          <w:tcPr/>
+          <w:p>
+            <w:pPr>
+              <w:pStyle w:val="Compact"/>
+              <w:bidi w:val="1"/>
+              <w:jc w:val="left"/>
+            </w:pPr>
+            <w:r>
+              <w:rPr>
+                <w:rtl/>
+              </w:rPr>
+              <w:t xml:space="preserve">ب-9 التبرير الشخصي للانحراف عن الخطة</w:t>
+            </w:r>
+          </w:p>
+        </w:tc>
+        <w:tc>
+          <w:tcPr/>
+          <w:p>
+            <w:pPr>
+              <w:pStyle w:val="Compact"/>
+              <w:bidi w:val="1"/>
+              <w:jc w:val="left"/>
+            </w:pPr>
+            <w:r>
+              <w:rPr>
+                <w:rtl/>
+              </w:rPr>
+              <w:t xml:space="preserve">الطالب، إن كان له تبرير غير قيد البيئة</w:t>
+            </w:r>
+          </w:p>
+        </w:tc>
+      </w:tr>
+      <w:tr>
+        <w:tc>
+          <w:tcPr/>
+          <w:p>
+            <w:pPr>
+              <w:pStyle w:val="Compact"/>
+              <w:bidi w:val="1"/>
+              <w:jc w:val="left"/>
+            </w:pPr>
+            <w:r>
+              <w:rPr>
+                <w:rtl/>
+              </w:rPr>
+              <w:t xml:space="preserve">دفع الوسم</w:t>
+            </w:r>
+            <w:r>
+              <w:rPr>
+                <w:rtl/>
+              </w:rPr>
+              <w:t xml:space="preserve"> </w:t>
+            </w:r>
+            <w:r>
+              <w:rPr>
+                <w:rStyle w:val="VerbatimChar"/>
+                <w:rtl/>
+              </w:rPr>
+              <w:t xml:space="preserve">‎freeze-03‎</w:t>
+            </w:r>
+          </w:p>
+        </w:tc>
+        <w:tc>
+          <w:tcPr/>
+          <w:p>
+            <w:pPr>
+              <w:pStyle w:val="Compact"/>
+              <w:bidi w:val="1"/>
+              <w:jc w:val="left"/>
+            </w:pPr>
+            <w:r>
+              <w:rPr>
+                <w:rtl/>
+              </w:rPr>
+              <w:t xml:space="preserve">الطالب من نسخته، بالأمرين في ملف التسليم</w:t>
+            </w:r>
+          </w:p>
+        </w:tc>
+      </w:tr>
+    </w:tbl>
+    <w:p>
+      <w:pPr>
+        <w:bidi w:val="1"/>
+      </w:pPr>
+      <w:r>
+        <w:rPr>
+          <w:rtl/>
+          <w:bCs/>
+          <w:b/>
+        </w:rPr>
+        <w:t xml:space="preserve">التحقق الآلي من الشواهد.</w:t>
+      </w:r>
+      <w:r>
+        <w:rPr>
+          <w:rtl/>
+        </w:rPr>
+        <w:t xml:space="preserve"> </w:t>
+      </w:r>
+      <w:r>
+        <w:rPr>
+          <w:rStyle w:val="VerbatimChar"/>
+          <w:rtl/>
+        </w:rPr>
+        <w:t xml:space="preserve">‎scripts/defense_check_quotes.py‎</w:t>
+      </w:r>
+      <w:r>
+        <w:rPr>
+          <w:rtl/>
+        </w:rPr>
+        <w:t xml:space="preserve">:</w:t>
+      </w:r>
+      <w:r>
+        <w:rPr>
+          <w:rtl/>
+        </w:rPr>
+        <w:t xml:space="preserve"> </w:t>
+      </w:r>
+      <w:r>
+        <w:rPr>
+          <w:rtl/>
+        </w:rPr>
+        <w:t xml:space="preserve">- اقتباسات الجولات 1–3 (166 اقتباساً) موجودة كلها في نسخة المستودع وقت المناقشة (</w:t>
+      </w:r>
+      <w:r>
+        <w:rPr>
+          <w:rStyle w:val="VerbatimChar"/>
+          <w:rtl/>
+        </w:rPr>
+        <w:t xml:space="preserve">‎de53239‎</w:t>
+      </w:r>
+      <w:r>
+        <w:rPr>
+          <w:rtl/>
+        </w:rPr>
+        <w:t xml:space="preserve">). وسبعة منها لم تعد موجودة في النسخة الحالية، لأنها تقتبس عبارات صُحّحت.</w:t>
+      </w:r>
+      <w:r>
+        <w:rPr>
+          <w:rtl/>
+        </w:rPr>
+        <w:t xml:space="preserve"> </w:t>
+      </w:r>
+      <w:r>
+        <w:rPr>
+          <w:rtl/>
+        </w:rPr>
+        <w:t xml:space="preserve">- اقتباسات تحقق الجولة الرابعة (39 اقتباساً) موجودة كلها في النسخة الحالية.</w:t>
+      </w:r>
+    </w:p>
+    <w:bookmarkEnd w:id="27"/>
+    <w:bookmarkEnd w:id="28"/>
     <w:sectPr>
       <w:footerReference w:type="default" r:id="rId9"/>
       <w:pgSz w:w="11906" w:h="16838"/>

--- a/deliverables/08-defense/سجل-التصويبات.docx
+++ b/deliverables/08-defense/سجل-التصويبات.docx
@@ -369,7 +369,7 @@
             </w:rPr>
             <w:fldChar w:fldCharType="separate"/>
           </w:r>
-          <w:hyperlink w:anchor="__RefHeading___Toc1260_3694566351">
+          <w:hyperlink w:anchor="__RefHeading___Toc1779_1368435436">
             <w:r>
               <w:rPr>
                 <w:webHidden/>
@@ -402,7 +402,7 @@
             </w:tabs>
             <w:rPr/>
           </w:pPr>
-          <w:hyperlink w:anchor="__RefHeading___Toc1262_3694566351">
+          <w:hyperlink w:anchor="__RefHeading___Toc1781_1368435436">
             <w:r>
               <w:rPr>
                 <w:webHidden/>
@@ -435,7 +435,7 @@
             </w:tabs>
             <w:rPr/>
           </w:pPr>
-          <w:hyperlink w:anchor="__RefHeading___Toc1264_3694566351">
+          <w:hyperlink w:anchor="__RefHeading___Toc1783_1368435436">
             <w:r>
               <w:rPr>
                 <w:webHidden/>
@@ -489,7 +489,7 @@
             </w:tabs>
             <w:rPr/>
           </w:pPr>
-          <w:hyperlink w:anchor="__RefHeading___Toc1266_3694566351">
+          <w:hyperlink w:anchor="__RefHeading___Toc1785_1368435436">
             <w:r>
               <w:rPr>
                 <w:webHidden/>
@@ -543,7 +543,7 @@
             </w:tabs>
             <w:rPr/>
           </w:pPr>
-          <w:hyperlink w:anchor="__RefHeading___Toc1268_3694566351">
+          <w:hyperlink w:anchor="__RefHeading___Toc1787_1368435436">
             <w:r>
               <w:rPr>
                 <w:webHidden/>
@@ -584,7 +584,7 @@
               <w:rPr>
                 <w:rStyle w:val="IndexLink"/>
               </w:rPr>
-              <w:t>6</w:t>
+              <w:t>7</w:t>
             </w:r>
           </w:hyperlink>
         </w:p>
@@ -597,7 +597,7 @@
             </w:tabs>
             <w:rPr/>
           </w:pPr>
-          <w:hyperlink w:anchor="__RefHeading___Toc1270_3694566351">
+          <w:hyperlink w:anchor="__RefHeading___Toc1789_1368435436">
             <w:r>
               <w:rPr>
                 <w:webHidden/>
@@ -630,7 +630,7 @@
             </w:tabs>
             <w:rPr/>
           </w:pPr>
-          <w:hyperlink w:anchor="__RefHeading___Toc1272_3694566351">
+          <w:hyperlink w:anchor="__RefHeading___Toc1791_1368435436">
             <w:r>
               <w:rPr>
                 <w:webHidden/>
@@ -650,7 +650,7 @@
               <w:rPr>
                 <w:rStyle w:val="IndexLink"/>
               </w:rPr>
-              <w:t>9</w:t>
+              <w:t>10</w:t>
             </w:r>
           </w:hyperlink>
         </w:p>
@@ -663,7 +663,7 @@
             </w:tabs>
             <w:rPr/>
           </w:pPr>
-          <w:hyperlink w:anchor="__RefHeading___Toc1274_3694566351">
+          <w:hyperlink w:anchor="__RefHeading___Toc1793_1368435436">
             <w:r>
               <w:rPr>
                 <w:webHidden/>
@@ -696,7 +696,7 @@
             </w:tabs>
             <w:rPr/>
           </w:pPr>
-          <w:hyperlink w:anchor="__RefHeading___Toc1276_3694566351">
+          <w:hyperlink w:anchor="__RefHeading___Toc1795_1368435436">
             <w:r>
               <w:rPr>
                 <w:webHidden/>
@@ -729,7 +729,7 @@
             </w:tabs>
             <w:rPr/>
           </w:pPr>
-          <w:hyperlink w:anchor="__RefHeading___Toc1278_3694566351">
+          <w:hyperlink w:anchor="__RefHeading___Toc1797_1368435436">
             <w:r>
               <w:rPr>
                 <w:webHidden/>
@@ -751,6 +751,54 @@
                 <w:rtl w:val="true"/>
               </w:rPr>
               <w:t>إعادة المناقشة على النسخة المصحّحة</w:t>
+            </w:r>
+            <w:r>
+              <w:rPr>
+                <w:rStyle w:val="IndexLink"/>
+                <w:rtl w:val="true"/>
+              </w:rPr>
+              <w:t>)</w:t>
+              <w:tab/>
+            </w:r>
+            <w:r>
+              <w:rPr>
+                <w:rStyle w:val="IndexLink"/>
+              </w:rPr>
+              <w:t>12</w:t>
+            </w:r>
+          </w:hyperlink>
+        </w:p>
+        <w:p>
+          <w:pPr>
+            <w:pStyle w:val="TOC2"/>
+            <w:tabs>
+              <w:tab w:val="clear" w:pos="8505"/>
+              <w:tab w:val="right" w:pos="8787" w:leader="dot"/>
+            </w:tabs>
+            <w:rPr/>
+          </w:pPr>
+          <w:hyperlink w:anchor="__RefHeading___Toc1799_1368435436">
+            <w:r>
+              <w:rPr>
+                <w:webHidden/>
+                <w:rStyle w:val="IndexLink"/>
+                <w:rtl w:val="true"/>
+              </w:rPr>
+              <w:t xml:space="preserve">تصويبات بعد الجلسة الثانية </w:t>
+            </w:r>
+            <w:r>
+              <w:rPr>
+                <w:rStyle w:val="IndexLink"/>
+                <w:rtl w:val="true"/>
+              </w:rPr>
+              <w:t>(</w:t>
+            </w:r>
+            <w:r>
+              <w:rPr>
+                <w:rStyle w:val="IndexLink"/>
+                <w:rtl w:val="true"/>
+              </w:rPr>
+              <w:t>أثر على التطبيق</w:t>
             </w:r>
             <w:r>
               <w:rPr>
@@ -783,8 +831,7 @@
         <w:bidi w:val="1"/>
         <w:rPr/>
       </w:pPr>
-      <w:bookmarkStart w:id="0" w:name="__RefHeading___Toc1260_3694566351"/>
-      <w:bookmarkStart w:id="1" w:name="سجل-تنفيذ-تصويبات-المناقشة-التجريبية"/>
+      <w:bookmarkStart w:id="0" w:name="__RefHeading___Toc1779_1368435436"/>
       <w:bookmarkEnd w:id="0"/>
       <w:r>
         <w:rPr>
@@ -957,9 +1004,9 @@
         <w:bidi w:val="1"/>
         <w:rPr/>
       </w:pPr>
-      <w:bookmarkStart w:id="2" w:name="__RefHeading___Toc1262_3694566351"/>
-      <w:bookmarkStart w:id="3" w:name="الأدوات"/>
-      <w:bookmarkEnd w:id="2"/>
+      <w:bookmarkStart w:id="1" w:name="__RefHeading___Toc1781_1368435436"/>
+      <w:bookmarkStart w:id="2" w:name="الأدوات"/>
+      <w:bookmarkEnd w:id="1"/>
       <w:r>
         <w:rPr>
           <w:rtl w:val="true"/>
@@ -1283,7 +1330,7 @@
         </w:rPr>
         <w:t>.</w:t>
       </w:r>
-      <w:bookmarkEnd w:id="3"/>
+      <w:bookmarkEnd w:id="2"/>
     </w:p>
     <w:p>
       <w:pPr>
@@ -1291,8 +1338,8 @@
         <w:bidi w:val="1"/>
         <w:rPr/>
       </w:pPr>
-      <w:bookmarkStart w:id="4" w:name="__RefHeading___Toc1264_3694566351"/>
-      <w:bookmarkEnd w:id="4"/>
+      <w:bookmarkStart w:id="3" w:name="__RefHeading___Toc1783_1368435436"/>
+      <w:bookmarkEnd w:id="3"/>
       <w:r>
         <w:rPr>
           <w:rtl w:val="true"/>
@@ -3161,8 +3208,8 @@
               </w:rPr>
               <w:t>5</w:t>
             </w:r>
-            <w:bookmarkStart w:id="5" w:name="أ-شروط-قبل-المنح"/>
-            <w:bookmarkEnd w:id="5"/>
+            <w:bookmarkStart w:id="4" w:name="أ-شروط-قبل-المنح"/>
+            <w:bookmarkEnd w:id="4"/>
           </w:p>
         </w:tc>
       </w:tr>
@@ -3173,8 +3220,8 @@
         <w:bidi w:val="1"/>
         <w:rPr/>
       </w:pPr>
-      <w:bookmarkStart w:id="6" w:name="__RefHeading___Toc1266_3694566351"/>
-      <w:bookmarkEnd w:id="6"/>
+      <w:bookmarkStart w:id="5" w:name="__RefHeading___Toc1785_1368435436"/>
+      <w:bookmarkEnd w:id="5"/>
       <w:r>
         <w:rPr>
           <w:rtl w:val="true"/>
@@ -6120,8 +6167,8 @@
         <w:bidi w:val="1"/>
         <w:rPr/>
       </w:pPr>
-      <w:bookmarkStart w:id="7" w:name="__RefHeading___Toc1268_3694566351"/>
-      <w:bookmarkEnd w:id="7"/>
+      <w:bookmarkStart w:id="6" w:name="__RefHeading___Toc1787_1368435436"/>
+      <w:bookmarkEnd w:id="6"/>
       <w:r>
         <w:rPr>
           <w:rtl w:val="true"/>
@@ -10146,8 +10193,8 @@
         <w:bidi w:val="1"/>
         <w:rPr/>
       </w:pPr>
-      <w:bookmarkStart w:id="8" w:name="__RefHeading___Toc1270_3694566351"/>
-      <w:bookmarkEnd w:id="8"/>
+      <w:bookmarkStart w:id="7" w:name="__RefHeading___Toc1789_1368435436"/>
+      <w:bookmarkEnd w:id="7"/>
       <w:r>
         <w:rPr>
           <w:rtl w:val="true"/>
@@ -10612,9 +10659,9 @@
         <w:bidi w:val="1"/>
         <w:rPr/>
       </w:pPr>
-      <w:bookmarkStart w:id="9" w:name="__RefHeading___Toc1272_3694566351"/>
-      <w:bookmarkStart w:id="10" w:name="التحقق"/>
-      <w:bookmarkEnd w:id="9"/>
+      <w:bookmarkStart w:id="8" w:name="__RefHeading___Toc1791_1368435436"/>
+      <w:bookmarkStart w:id="9" w:name="التحقق"/>
+      <w:bookmarkEnd w:id="8"/>
       <w:r>
         <w:rPr>
           <w:rtl w:val="true"/>
@@ -10906,7 +10953,7 @@
         </w:rPr>
         <w:t>.</w:t>
       </w:r>
-      <w:bookmarkEnd w:id="10"/>
+      <w:bookmarkEnd w:id="9"/>
     </w:p>
     <w:p>
       <w:pPr>
@@ -10914,9 +10961,9 @@
         <w:bidi w:val="1"/>
         <w:rPr/>
       </w:pPr>
-      <w:bookmarkStart w:id="11" w:name="__RefHeading___Toc1274_3694566351"/>
-      <w:bookmarkStart w:id="12" w:name="تحقق-اللجنة-بعد-التنفيذ"/>
-      <w:bookmarkEnd w:id="11"/>
+      <w:bookmarkStart w:id="10" w:name="__RefHeading___Toc1793_1368435436"/>
+      <w:bookmarkStart w:id="11" w:name="تحقق-اللجنة-بعد-التنفيذ"/>
+      <w:bookmarkEnd w:id="10"/>
       <w:r>
         <w:rPr>
           <w:rtl w:val="true"/>
@@ -12852,7 +12899,7 @@
         </w:rPr>
         <w:t>.</w:t>
       </w:r>
-      <w:bookmarkEnd w:id="12"/>
+      <w:bookmarkEnd w:id="11"/>
     </w:p>
     <w:p>
       <w:pPr>
@@ -12860,9 +12907,9 @@
         <w:bidi w:val="1"/>
         <w:rPr/>
       </w:pPr>
-      <w:bookmarkStart w:id="13" w:name="__RefHeading___Toc1276_3694566351"/>
-      <w:bookmarkStart w:id="14" w:name="ما-بقي-قبل-المنح"/>
-      <w:bookmarkEnd w:id="13"/>
+      <w:bookmarkStart w:id="12" w:name="__RefHeading___Toc1795_1368435436"/>
+      <w:bookmarkStart w:id="13" w:name="ما-بقي-قبل-المنح"/>
+      <w:bookmarkEnd w:id="12"/>
       <w:r>
         <w:rPr>
           <w:rtl w:val="true"/>
@@ -13766,7 +13813,7 @@
         </w:rPr>
         <w:t>.</w:t>
       </w:r>
-      <w:bookmarkEnd w:id="14"/>
+      <w:bookmarkEnd w:id="13"/>
     </w:p>
     <w:p>
       <w:pPr>
@@ -13774,9 +13821,9 @@
         <w:bidi w:val="1"/>
         <w:rPr/>
       </w:pPr>
-      <w:bookmarkStart w:id="15" w:name="__RefHeading___Toc1278_3694566351"/>
-      <w:bookmarkStart w:id="16" w:name="Xd5795cf63e29b2bdc30eb3ebbb9b9ea221613eb"/>
-      <w:bookmarkEnd w:id="15"/>
+      <w:bookmarkStart w:id="14" w:name="__RefHeading___Toc1797_1368435436"/>
+      <w:bookmarkStart w:id="15" w:name="Xd5795cf63e29b2bdc30eb3ebbb9b9ea221613eb"/>
+      <w:bookmarkEnd w:id="14"/>
       <w:r>
         <w:rPr>
           <w:rtl w:val="true"/>
@@ -13806,7 +13853,6 @@
       <w:pPr>
         <w:pStyle w:val="Normal"/>
         <w:bidi w:val="1"/>
-        <w:spacing w:before="0" w:after="120"/>
         <w:rPr/>
       </w:pPr>
       <w:r>
@@ -14223,9 +14269,7423 @@
         </w:rPr>
         <w:t>.</w:t>
       </w:r>
-      <w:bookmarkEnd w:id="1"/>
+      <w:bookmarkEnd w:id="15"/>
+    </w:p>
+    <w:p>
+      <w:pPr>
+        <w:pStyle w:val="Heading2"/>
+        <w:bidi w:val="1"/>
+        <w:rPr/>
+      </w:pPr>
+      <w:bookmarkStart w:id="16" w:name="__RefHeading___Toc1799_1368435436"/>
       <w:bookmarkEnd w:id="16"/>
+      <w:r>
+        <w:rPr>
+          <w:rtl w:val="true"/>
+        </w:rPr>
+        <w:t xml:space="preserve">تصويبات بعد الجلسة الثانية </w:t>
+      </w:r>
+      <w:r>
+        <w:rPr>
+          <w:rtl w:val="true"/>
+        </w:rPr>
+        <w:t>(</w:t>
+      </w:r>
+      <w:r>
+        <w:rPr>
+          <w:rtl w:val="true"/>
+        </w:rPr>
+        <w:t>أثر على التطبيق</w:t>
+      </w:r>
+      <w:r>
+        <w:rPr>
+          <w:rtl w:val="true"/>
+        </w:rPr>
+        <w:t>)</w:t>
+      </w:r>
     </w:p>
+    <w:p>
+      <w:pPr>
+        <w:pStyle w:val="Normal"/>
+        <w:bidi w:val="1"/>
+        <w:rPr/>
+      </w:pPr>
+      <w:r>
+        <w:rPr>
+          <w:rtl w:val="true"/>
+        </w:rPr>
+        <w:t xml:space="preserve">مصدرها </w:t>
+      </w:r>
+      <w:r>
+        <w:rPr>
+          <w:rStyle w:val="VerbatimChar"/>
+        </w:rPr>
+        <w:t>‎</w:t>
+      </w:r>
+      <w:r>
+        <w:rPr>
+          <w:rStyle w:val="VerbatimChar"/>
+        </w:rPr>
+        <w:t>docs/defense/session2/app-impact-review.md‎</w:t>
+      </w:r>
+      <w:r>
+        <w:rPr>
+          <w:rtl w:val="true"/>
+        </w:rPr>
+        <w:t xml:space="preserve"> (</w:t>
+      </w:r>
+      <w:r>
+        <w:rPr>
+          <w:rtl w:val="true"/>
+        </w:rPr>
+        <w:t xml:space="preserve">القسم </w:t>
+      </w:r>
+      <w:r>
+        <w:rPr/>
+        <w:t>4</w:t>
+      </w:r>
+      <w:r>
+        <w:rPr>
+          <w:rtl w:val="true"/>
+        </w:rPr>
+        <w:t xml:space="preserve">، بقرار المشرف المحاكى في </w:t>
+      </w:r>
+      <w:r>
+        <w:rPr/>
+        <w:t>4</w:t>
+      </w:r>
+      <w:r>
+        <w:rPr>
+          <w:rtl w:val="true"/>
+        </w:rPr>
+        <w:t>-</w:t>
+      </w:r>
+      <w:r>
+        <w:rPr/>
+        <w:t>1</w:t>
+      </w:r>
+      <w:r>
+        <w:rPr>
+          <w:rtl w:val="true"/>
+        </w:rPr>
+        <w:t xml:space="preserve">). </w:t>
+      </w:r>
+      <w:r>
+        <w:rPr>
+          <w:rtl w:val="true"/>
+        </w:rPr>
+        <w:t>لا يمس أي منها ترتيب التوصيات ولا درجاتها ولا ملفاً مجمَّداً</w:t>
+      </w:r>
+      <w:r>
+        <w:rPr>
+          <w:rtl w:val="true"/>
+        </w:rPr>
+        <w:t xml:space="preserve">: </w:t>
+      </w:r>
+      <w:r>
+        <w:rPr>
+          <w:rStyle w:val="VerbatimChar"/>
+        </w:rPr>
+        <w:t>‎git diff‎</w:t>
+      </w:r>
+      <w:r>
+        <w:rPr>
+          <w:rtl w:val="true"/>
+        </w:rPr>
+        <w:t xml:space="preserve"> </w:t>
+      </w:r>
+      <w:r>
+        <w:rPr>
+          <w:rtl w:val="true"/>
+        </w:rPr>
+        <w:t>لـ</w:t>
+      </w:r>
+      <w:r>
+        <w:rPr>
+          <w:rStyle w:val="VerbatimChar"/>
+        </w:rPr>
+        <w:t>‎</w:t>
+      </w:r>
+      <w:r>
+        <w:rPr>
+          <w:rStyle w:val="VerbatimChar"/>
+        </w:rPr>
+        <w:t>src/ml/serving.py‎</w:t>
+      </w:r>
+      <w:r>
+        <w:rPr>
+          <w:rtl w:val="true"/>
+        </w:rPr>
+        <w:t xml:space="preserve"> </w:t>
+      </w:r>
+      <w:r>
+        <w:rPr>
+          <w:rtl w:val="true"/>
+        </w:rPr>
+        <w:t>سطر نص القالب وحده، و</w:t>
+      </w:r>
+      <w:r>
+        <w:rPr>
+          <w:rStyle w:val="VerbatimChar"/>
+        </w:rPr>
+        <w:t>‎</w:t>
+      </w:r>
+      <w:r>
+        <w:rPr>
+          <w:rStyle w:val="VerbatimChar"/>
+        </w:rPr>
+        <w:t>test_recommendation_matches_engine‎</w:t>
+      </w:r>
+      <w:r>
+        <w:rPr>
+          <w:rtl w:val="true"/>
+        </w:rPr>
+        <w:t xml:space="preserve"> </w:t>
+      </w:r>
+      <w:r>
+        <w:rPr>
+          <w:rtl w:val="true"/>
+        </w:rPr>
+        <w:t>و</w:t>
+      </w:r>
+      <w:r>
+        <w:rPr>
+          <w:rStyle w:val="VerbatimChar"/>
+        </w:rPr>
+        <w:t>‎</w:t>
+      </w:r>
+      <w:r>
+        <w:rPr>
+          <w:rStyle w:val="VerbatimChar"/>
+        </w:rPr>
+        <w:t>test_serving.py‎</w:t>
+      </w:r>
+      <w:r>
+        <w:rPr>
+          <w:rtl w:val="true"/>
+        </w:rPr>
+        <w:t xml:space="preserve"> </w:t>
+      </w:r>
+      <w:r>
+        <w:rPr>
+          <w:rtl w:val="true"/>
+        </w:rPr>
+        <w:t>ناجحة</w:t>
+      </w:r>
+      <w:r>
+        <w:rPr>
+          <w:rtl w:val="true"/>
+        </w:rPr>
+        <w:t xml:space="preserve">. </w:t>
+      </w:r>
+      <w:r>
+        <w:rPr>
+          <w:rtl w:val="true"/>
+        </w:rPr>
+        <w:t xml:space="preserve">ويقترح القرار تسجيلها في سجل القرارات بالرقم </w:t>
+      </w:r>
+      <w:r>
+        <w:rPr/>
+        <w:t>D-121</w:t>
+      </w:r>
+      <w:r>
+        <w:rPr>
+          <w:rtl w:val="true"/>
+        </w:rPr>
+        <w:t>.</w:t>
+      </w:r>
+    </w:p>
+    <w:tbl>
+      <w:tblPr>
+        <w:tblStyle w:val="Table"/>
+        <w:bidiVisual w:val="true"/>
+        <w:tblW w:w="5000" w:type="pct"/>
+        <w:jc w:val="center"/>
+        <w:tblInd w:w="0" w:type="dxa"/>
+        <w:tblLayout w:type="fixed"/>
+        <w:tblCellMar>
+          <w:top w:w="0" w:type="dxa"/>
+          <w:left w:w="108" w:type="dxa"/>
+          <w:bottom w:w="0" w:type="dxa"/>
+          <w:right w:w="108" w:type="dxa"/>
+        </w:tblCellMar>
+        <w:tblLook w:val="0020" w:noHBand="0" w:noVBand="0" w:firstColumn="0" w:lastRow="0" w:lastColumn="0" w:firstRow="1"/>
+      </w:tblPr>
+      <w:tblGrid>
+        <w:gridCol w:w="2929"/>
+        <w:gridCol w:w="2929"/>
+        <w:gridCol w:w="2930"/>
+      </w:tblGrid>
+      <w:tr>
+        <w:trPr>
+          <w:tblHeader w:val="true"/>
+        </w:trPr>
+        <w:tc>
+          <w:tcPr>
+            <w:tcW w:w="2929" w:type="dxa"/>
+            <w:tcBorders>
+              <w:top w:val="single" w:sz="4" w:space="0" w:color="808080"/>
+              <w:left w:val="single" w:sz="4" w:space="0" w:color="808080"/>
+              <w:bottom w:val="single" w:sz="6" w:space="0" w:color="000000"/>
+              <w:right w:val="single" w:sz="4" w:space="0" w:color="808080"/>
+            </w:tcBorders>
+            <w:shd w:color="auto" w:fill="D9E2F3" w:val="clear"/>
+            <w:vAlign w:val="bottom"/>
+          </w:tcPr>
+          <w:p>
+            <w:pPr>
+              <w:pStyle w:val="Compact"/>
+              <w:widowControl/>
+              <w:bidi w:val="1"/>
+              <w:spacing w:before="36" w:after="36"/>
+              <w:jc w:val="left"/>
+              <w:rPr>
+                <w:kern w:val="0"/>
+                <w:lang w:val="en-US" w:eastAsia="en-US" w:bidi="ar-SA"/>
+              </w:rPr>
+            </w:pPr>
+            <w:r>
+              <w:rPr>
+                <w:b/>
+                <w:b/>
+                <w:kern w:val="0"/>
+                <w:rtl w:val="true"/>
+                <w:lang w:val="en-US" w:eastAsia="en-US" w:bidi="ar-SA"/>
+              </w:rPr>
+              <w:t>البند</w:t>
+            </w:r>
+          </w:p>
+        </w:tc>
+        <w:tc>
+          <w:tcPr>
+            <w:tcW w:w="2929" w:type="dxa"/>
+            <w:tcBorders>
+              <w:top w:val="single" w:sz="4" w:space="0" w:color="808080"/>
+              <w:left w:val="single" w:sz="4" w:space="0" w:color="808080"/>
+              <w:bottom w:val="single" w:sz="6" w:space="0" w:color="000000"/>
+              <w:right w:val="single" w:sz="4" w:space="0" w:color="808080"/>
+            </w:tcBorders>
+            <w:shd w:color="auto" w:fill="D9E2F3" w:val="clear"/>
+            <w:vAlign w:val="bottom"/>
+          </w:tcPr>
+          <w:p>
+            <w:pPr>
+              <w:pStyle w:val="Compact"/>
+              <w:widowControl/>
+              <w:bidi w:val="1"/>
+              <w:spacing w:before="36" w:after="36"/>
+              <w:jc w:val="left"/>
+              <w:rPr>
+                <w:kern w:val="0"/>
+                <w:lang w:val="en-US" w:eastAsia="en-US" w:bidi="ar-SA"/>
+              </w:rPr>
+            </w:pPr>
+            <w:r>
+              <w:rPr>
+                <w:b/>
+                <w:b/>
+                <w:kern w:val="0"/>
+                <w:rtl w:val="true"/>
+                <w:lang w:val="en-US" w:eastAsia="en-US" w:bidi="ar-SA"/>
+              </w:rPr>
+              <w:t>الحالة</w:t>
+            </w:r>
+          </w:p>
+        </w:tc>
+        <w:tc>
+          <w:tcPr>
+            <w:tcW w:w="2930" w:type="dxa"/>
+            <w:tcBorders>
+              <w:top w:val="single" w:sz="4" w:space="0" w:color="808080"/>
+              <w:left w:val="single" w:sz="4" w:space="0" w:color="808080"/>
+              <w:bottom w:val="single" w:sz="6" w:space="0" w:color="000000"/>
+              <w:right w:val="single" w:sz="4" w:space="0" w:color="808080"/>
+            </w:tcBorders>
+            <w:shd w:color="auto" w:fill="D9E2F3" w:val="clear"/>
+            <w:vAlign w:val="bottom"/>
+          </w:tcPr>
+          <w:p>
+            <w:pPr>
+              <w:pStyle w:val="Compact"/>
+              <w:widowControl/>
+              <w:bidi w:val="1"/>
+              <w:spacing w:before="36" w:after="36"/>
+              <w:jc w:val="left"/>
+              <w:rPr>
+                <w:kern w:val="0"/>
+                <w:lang w:val="en-US" w:eastAsia="en-US" w:bidi="ar-SA"/>
+              </w:rPr>
+            </w:pPr>
+            <w:r>
+              <w:rPr>
+                <w:b/>
+                <w:b/>
+                <w:kern w:val="0"/>
+                <w:rtl w:val="true"/>
+                <w:lang w:val="en-US" w:eastAsia="en-US" w:bidi="ar-SA"/>
+              </w:rPr>
+              <w:t>ما نُفّذ وأين</w:t>
+            </w:r>
+          </w:p>
+        </w:tc>
+      </w:tr>
+      <w:tr>
+        <w:trPr/>
+        <w:tc>
+          <w:tcPr>
+            <w:tcW w:w="2929" w:type="dxa"/>
+            <w:tcBorders>
+              <w:top w:val="single" w:sz="4" w:space="0" w:color="808080"/>
+              <w:left w:val="single" w:sz="4" w:space="0" w:color="808080"/>
+              <w:bottom w:val="single" w:sz="4" w:space="0" w:color="808080"/>
+              <w:right w:val="single" w:sz="4" w:space="0" w:color="808080"/>
+            </w:tcBorders>
+          </w:tcPr>
+          <w:p>
+            <w:pPr>
+              <w:pStyle w:val="Compact"/>
+              <w:widowControl/>
+              <w:bidi w:val="1"/>
+              <w:spacing w:before="36" w:after="36"/>
+              <w:jc w:val="left"/>
+              <w:rPr>
+                <w:kern w:val="0"/>
+                <w:lang w:val="en-US" w:eastAsia="en-US" w:bidi="ar-SA"/>
+              </w:rPr>
+            </w:pPr>
+            <w:r>
+              <w:rPr>
+                <w:kern w:val="0"/>
+                <w:rtl w:val="true"/>
+                <w:lang w:val="en-US" w:eastAsia="en-US" w:bidi="ar-SA"/>
+              </w:rPr>
+              <w:t>ت</w:t>
+            </w:r>
+            <w:r>
+              <w:rPr>
+                <w:kern w:val="0"/>
+                <w:rtl w:val="true"/>
+                <w:lang w:val="en-US" w:eastAsia="en-US" w:bidi="ar-SA"/>
+              </w:rPr>
+              <w:t>-</w:t>
+            </w:r>
+            <w:r>
+              <w:rPr>
+                <w:kern w:val="0"/>
+                <w:lang w:val="en-US" w:eastAsia="en-US" w:bidi="ar-SA"/>
+              </w:rPr>
+              <w:t>1</w:t>
+            </w:r>
+            <w:r>
+              <w:rPr>
+                <w:kern w:val="0"/>
+                <w:rtl w:val="true"/>
+                <w:lang w:val="en-US" w:eastAsia="en-US" w:bidi="ar-SA"/>
+              </w:rPr>
+              <w:t xml:space="preserve"> </w:t>
+            </w:r>
+            <w:r>
+              <w:rPr>
+                <w:kern w:val="0"/>
+                <w:rtl w:val="true"/>
+                <w:lang w:val="en-US" w:eastAsia="en-US" w:bidi="ar-SA"/>
+              </w:rPr>
+              <w:t xml:space="preserve">قالب </w:t>
+            </w:r>
+            <w:r>
+              <w:rPr>
+                <w:kern w:val="0"/>
+                <w:lang w:val="en-US" w:eastAsia="en-US" w:bidi="ar-SA"/>
+              </w:rPr>
+              <w:t>SKNN</w:t>
+            </w:r>
+          </w:p>
+        </w:tc>
+        <w:tc>
+          <w:tcPr>
+            <w:tcW w:w="2929" w:type="dxa"/>
+            <w:tcBorders>
+              <w:top w:val="single" w:sz="4" w:space="0" w:color="808080"/>
+              <w:left w:val="single" w:sz="4" w:space="0" w:color="808080"/>
+              <w:bottom w:val="single" w:sz="4" w:space="0" w:color="808080"/>
+              <w:right w:val="single" w:sz="4" w:space="0" w:color="808080"/>
+            </w:tcBorders>
+          </w:tcPr>
+          <w:p>
+            <w:pPr>
+              <w:pStyle w:val="Compact"/>
+              <w:widowControl/>
+              <w:bidi w:val="1"/>
+              <w:spacing w:before="36" w:after="36"/>
+              <w:jc w:val="left"/>
+              <w:rPr>
+                <w:kern w:val="0"/>
+                <w:lang w:val="en-US" w:eastAsia="en-US" w:bidi="ar-SA"/>
+              </w:rPr>
+            </w:pPr>
+            <w:r>
+              <w:rPr>
+                <w:kern w:val="0"/>
+                <w:rtl w:val="true"/>
+                <w:lang w:val="en-US" w:eastAsia="en-US" w:bidi="ar-SA"/>
+              </w:rPr>
+              <w:t xml:space="preserve">منجز، واللقطات أُعيد التقاطها </w:t>
+            </w:r>
+            <w:r>
+              <w:rPr>
+                <w:kern w:val="0"/>
+                <w:rtl w:val="true"/>
+                <w:lang w:val="en-US" w:eastAsia="en-US" w:bidi="ar-SA"/>
+              </w:rPr>
+              <w:t>(</w:t>
+            </w:r>
+            <w:r>
+              <w:rPr>
+                <w:kern w:val="0"/>
+                <w:lang w:val="en-US" w:eastAsia="en-US" w:bidi="ar-SA"/>
+              </w:rPr>
+              <w:t>2026</w:t>
+            </w:r>
+            <w:r>
+              <w:rPr>
+                <w:kern w:val="0"/>
+                <w:rtl w:val="true"/>
+                <w:lang w:val="en-US" w:eastAsia="en-US" w:bidi="ar-SA"/>
+              </w:rPr>
+              <w:t>-</w:t>
+            </w:r>
+            <w:r>
+              <w:rPr>
+                <w:kern w:val="0"/>
+                <w:lang w:val="en-US" w:eastAsia="en-US" w:bidi="ar-SA"/>
+              </w:rPr>
+              <w:t>10</w:t>
+            </w:r>
+            <w:r>
+              <w:rPr>
+                <w:kern w:val="0"/>
+                <w:rtl w:val="true"/>
+                <w:lang w:val="en-US" w:eastAsia="en-US" w:bidi="ar-SA"/>
+              </w:rPr>
+              <w:t>-</w:t>
+            </w:r>
+            <w:r>
+              <w:rPr>
+                <w:kern w:val="0"/>
+                <w:lang w:val="en-US" w:eastAsia="en-US" w:bidi="ar-SA"/>
+              </w:rPr>
+              <w:t>29</w:t>
+            </w:r>
+            <w:r>
+              <w:rPr>
+                <w:kern w:val="0"/>
+                <w:rtl w:val="true"/>
+                <w:lang w:val="en-US" w:eastAsia="en-US" w:bidi="ar-SA"/>
+              </w:rPr>
+              <w:t>)</w:t>
+            </w:r>
+          </w:p>
+        </w:tc>
+        <w:tc>
+          <w:tcPr>
+            <w:tcW w:w="2930" w:type="dxa"/>
+            <w:tcBorders>
+              <w:top w:val="single" w:sz="4" w:space="0" w:color="808080"/>
+              <w:left w:val="single" w:sz="4" w:space="0" w:color="808080"/>
+              <w:bottom w:val="single" w:sz="4" w:space="0" w:color="808080"/>
+              <w:right w:val="single" w:sz="4" w:space="0" w:color="808080"/>
+            </w:tcBorders>
+          </w:tcPr>
+          <w:p>
+            <w:pPr>
+              <w:pStyle w:val="Compact"/>
+              <w:widowControl/>
+              <w:bidi w:val="1"/>
+              <w:spacing w:before="36" w:after="36"/>
+              <w:jc w:val="left"/>
+              <w:rPr>
+                <w:kern w:val="0"/>
+                <w:lang w:val="en-US" w:eastAsia="en-US" w:bidi="ar-SA"/>
+              </w:rPr>
+            </w:pPr>
+            <w:r>
+              <w:rPr>
+                <w:rStyle w:val="VerbatimChar"/>
+                <w:kern w:val="0"/>
+                <w:lang w:val="en-US" w:eastAsia="en-US" w:bidi="ar-SA"/>
+              </w:rPr>
+              <w:t>‎</w:t>
+            </w:r>
+            <w:r>
+              <w:rPr>
+                <w:rStyle w:val="VerbatimChar"/>
+                <w:kern w:val="0"/>
+                <w:lang w:val="en-US" w:eastAsia="en-US" w:bidi="ar-SA"/>
+              </w:rPr>
+              <w:t>serving.TEMPLATES["B5_SKNN"]‎</w:t>
+            </w:r>
+            <w:r>
+              <w:rPr>
+                <w:kern w:val="0"/>
+                <w:rtl w:val="true"/>
+                <w:lang w:val="en-US" w:eastAsia="en-US" w:bidi="ar-SA"/>
+              </w:rPr>
+              <w:t xml:space="preserve"> = «</w:t>
+            </w:r>
+            <w:r>
+              <w:rPr>
+                <w:kern w:val="0"/>
+                <w:rtl w:val="true"/>
+                <w:lang w:val="en-US" w:eastAsia="en-US" w:bidi="ar-SA"/>
+              </w:rPr>
+              <w:t>زاره مؤخراً زملاء زاروا ما زرتَه</w:t>
+            </w:r>
+            <w:r>
+              <w:rPr>
+                <w:kern w:val="0"/>
+                <w:rtl w:val="true"/>
+                <w:lang w:val="en-US" w:eastAsia="en-US" w:bidi="ar-SA"/>
+              </w:rPr>
+              <w:t>»</w:t>
+            </w:r>
+            <w:r>
+              <w:rPr>
+                <w:kern w:val="0"/>
+                <w:rtl w:val="true"/>
+                <w:lang w:val="en-US" w:eastAsia="en-US" w:bidi="ar-SA"/>
+              </w:rPr>
+              <w:t>، وقالب ماركوف بلا تغيير</w:t>
+            </w:r>
+            <w:r>
+              <w:rPr>
+                <w:kern w:val="0"/>
+                <w:rtl w:val="true"/>
+                <w:lang w:val="en-US" w:eastAsia="en-US" w:bidi="ar-SA"/>
+              </w:rPr>
+              <w:t xml:space="preserve">. </w:t>
+            </w:r>
+            <w:r>
+              <w:rPr>
+                <w:kern w:val="0"/>
+                <w:rtl w:val="true"/>
+                <w:lang w:val="en-US" w:eastAsia="en-US" w:bidi="ar-SA"/>
+              </w:rPr>
+              <w:t xml:space="preserve">الجدول </w:t>
+            </w:r>
+            <w:r>
+              <w:rPr>
+                <w:kern w:val="0"/>
+                <w:lang w:val="en-US" w:eastAsia="en-US" w:bidi="ar-SA"/>
+              </w:rPr>
+              <w:t>3</w:t>
+            </w:r>
+            <w:r>
+              <w:rPr>
+                <w:kern w:val="0"/>
+                <w:rtl w:val="true"/>
+                <w:lang w:val="en-US" w:eastAsia="en-US" w:bidi="ar-SA"/>
+              </w:rPr>
+              <w:t>-</w:t>
+            </w:r>
+            <w:r>
+              <w:rPr>
+                <w:kern w:val="0"/>
+                <w:lang w:val="en-US" w:eastAsia="en-US" w:bidi="ar-SA"/>
+              </w:rPr>
+              <w:t>11</w:t>
+            </w:r>
+            <w:r>
+              <w:rPr>
+                <w:kern w:val="0"/>
+                <w:rtl w:val="true"/>
+                <w:lang w:val="en-US" w:eastAsia="en-US" w:bidi="ar-SA"/>
+              </w:rPr>
+              <w:t xml:space="preserve"> </w:t>
+            </w:r>
+            <w:r>
+              <w:rPr>
+                <w:kern w:val="0"/>
+                <w:rtl w:val="true"/>
+                <w:lang w:val="en-US" w:eastAsia="en-US" w:bidi="ar-SA"/>
+              </w:rPr>
+              <w:t xml:space="preserve">بنص </w:t>
+            </w:r>
+            <w:r>
+              <w:rPr>
+                <w:rStyle w:val="VerbatimChar"/>
+                <w:kern w:val="0"/>
+                <w:lang w:val="en-US" w:eastAsia="en-US" w:bidi="ar-SA"/>
+              </w:rPr>
+              <w:t>‎</w:t>
+            </w:r>
+            <w:r>
+              <w:rPr>
+                <w:rStyle w:val="VerbatimChar"/>
+                <w:kern w:val="0"/>
+                <w:lang w:val="en-US" w:eastAsia="en-US" w:bidi="ar-SA"/>
+              </w:rPr>
+              <w:t>scripts/thesis/defense2_app_fixes.py‎</w:t>
+            </w:r>
+            <w:r>
+              <w:rPr>
+                <w:kern w:val="0"/>
+                <w:rtl w:val="true"/>
+                <w:lang w:val="en-US" w:eastAsia="en-US" w:bidi="ar-SA"/>
+              </w:rPr>
+              <w:t xml:space="preserve"> (</w:t>
+            </w:r>
+            <w:r>
+              <w:rPr>
+                <w:kern w:val="0"/>
+                <w:rtl w:val="true"/>
+                <w:lang w:val="en-US" w:eastAsia="en-US" w:bidi="ar-SA"/>
+              </w:rPr>
+              <w:t xml:space="preserve">صف </w:t>
+            </w:r>
+            <w:r>
+              <w:rPr>
+                <w:kern w:val="0"/>
+                <w:lang w:val="en-US" w:eastAsia="en-US" w:bidi="ar-SA"/>
+              </w:rPr>
+              <w:t>SKNN</w:t>
+            </w:r>
+            <w:r>
+              <w:rPr>
+                <w:kern w:val="0"/>
+                <w:rtl w:val="true"/>
+                <w:lang w:val="en-US" w:eastAsia="en-US" w:bidi="ar-SA"/>
+              </w:rPr>
+              <w:t xml:space="preserve"> </w:t>
+            </w:r>
+            <w:r>
+              <w:rPr>
+                <w:kern w:val="0"/>
+                <w:rtl w:val="true"/>
+                <w:lang w:val="en-US" w:eastAsia="en-US" w:bidi="ar-SA"/>
+              </w:rPr>
+              <w:t>مفصول عن ماركوف بدليله المعروض</w:t>
+            </w:r>
+            <w:r>
+              <w:rPr>
+                <w:kern w:val="0"/>
+                <w:rtl w:val="true"/>
+                <w:lang w:val="en-US" w:eastAsia="en-US" w:bidi="ar-SA"/>
+              </w:rPr>
+              <w:t xml:space="preserve">). </w:t>
+            </w:r>
+            <w:r>
+              <w:rPr>
+                <w:kern w:val="0"/>
+                <w:rtl w:val="true"/>
+                <w:lang w:val="en-US" w:eastAsia="en-US" w:bidi="ar-SA"/>
+              </w:rPr>
+              <w:t xml:space="preserve">الوثيقة </w:t>
+            </w:r>
+            <w:r>
+              <w:rPr>
+                <w:kern w:val="0"/>
+                <w:lang w:val="en-US" w:eastAsia="en-US" w:bidi="ar-SA"/>
+              </w:rPr>
+              <w:t>03</w:t>
+            </w:r>
+            <w:r>
+              <w:rPr>
+                <w:kern w:val="0"/>
+                <w:rtl w:val="true"/>
+                <w:lang w:val="en-US" w:eastAsia="en-US" w:bidi="ar-SA"/>
+              </w:rPr>
+              <w:t xml:space="preserve"> (</w:t>
+            </w:r>
+            <w:r>
+              <w:rPr>
+                <w:kern w:val="0"/>
+                <w:rtl w:val="true"/>
+                <w:lang w:val="en-US" w:eastAsia="en-US" w:bidi="ar-SA"/>
+              </w:rPr>
+              <w:t xml:space="preserve">الجدول </w:t>
+            </w:r>
+            <w:r>
+              <w:rPr>
+                <w:kern w:val="0"/>
+                <w:lang w:val="en-US" w:eastAsia="en-US" w:bidi="ar-SA"/>
+              </w:rPr>
+              <w:t>12</w:t>
+            </w:r>
+            <w:r>
+              <w:rPr>
+                <w:kern w:val="0"/>
+                <w:rtl w:val="true"/>
+                <w:lang w:val="en-US" w:eastAsia="en-US" w:bidi="ar-SA"/>
+              </w:rPr>
+              <w:t>، والمثال الثاني، و</w:t>
+            </w:r>
+            <w:r>
+              <w:rPr>
+                <w:kern w:val="0"/>
+                <w:lang w:val="en-US" w:eastAsia="en-US" w:bidi="ar-SA"/>
+              </w:rPr>
+              <w:t>UC-03</w:t>
+            </w:r>
+            <w:r>
+              <w:rPr>
+                <w:kern w:val="0"/>
+                <w:rtl w:val="true"/>
+                <w:lang w:val="en-US" w:eastAsia="en-US" w:bidi="ar-SA"/>
+              </w:rPr>
+              <w:t>، و</w:t>
+            </w:r>
+            <w:r>
+              <w:rPr>
+                <w:kern w:val="0"/>
+                <w:lang w:val="en-US" w:eastAsia="en-US" w:bidi="ar-SA"/>
+              </w:rPr>
+              <w:t>9.4</w:t>
+            </w:r>
+            <w:r>
+              <w:rPr>
+                <w:kern w:val="0"/>
+                <w:rtl w:val="true"/>
+                <w:lang w:val="en-US" w:eastAsia="en-US" w:bidi="ar-SA"/>
+              </w:rPr>
+              <w:t xml:space="preserve">، وقيد معروف لدليل </w:t>
+            </w:r>
+            <w:r>
+              <w:rPr>
+                <w:kern w:val="0"/>
+                <w:lang w:val="en-US" w:eastAsia="en-US" w:bidi="ar-SA"/>
+              </w:rPr>
+              <w:t>SKNN</w:t>
+            </w:r>
+            <w:r>
+              <w:rPr>
+                <w:kern w:val="0"/>
+                <w:rtl w:val="true"/>
+                <w:lang w:val="en-US" w:eastAsia="en-US" w:bidi="ar-SA"/>
+              </w:rPr>
+              <w:t xml:space="preserve"> </w:t>
+            </w:r>
+            <w:r>
+              <w:rPr>
+                <w:kern w:val="0"/>
+                <w:rtl w:val="true"/>
+                <w:lang w:val="en-US" w:eastAsia="en-US" w:bidi="ar-SA"/>
+              </w:rPr>
+              <w:t>بحسب ر</w:t>
+            </w:r>
+            <w:r>
+              <w:rPr>
+                <w:kern w:val="0"/>
+                <w:rtl w:val="true"/>
+                <w:lang w:val="en-US" w:eastAsia="en-US" w:bidi="ar-SA"/>
+              </w:rPr>
+              <w:t>-</w:t>
+            </w:r>
+            <w:r>
+              <w:rPr>
+                <w:kern w:val="0"/>
+                <w:lang w:val="en-US" w:eastAsia="en-US" w:bidi="ar-SA"/>
+              </w:rPr>
+              <w:t>7</w:t>
+            </w:r>
+            <w:r>
+              <w:rPr>
+                <w:kern w:val="0"/>
+                <w:rtl w:val="true"/>
+                <w:lang w:val="en-US" w:eastAsia="en-US" w:bidi="ar-SA"/>
+              </w:rPr>
+              <w:t>)</w:t>
+            </w:r>
+            <w:r>
+              <w:rPr>
+                <w:kern w:val="0"/>
+                <w:rtl w:val="true"/>
+                <w:lang w:val="en-US" w:eastAsia="en-US" w:bidi="ar-SA"/>
+              </w:rPr>
+              <w:t xml:space="preserve">، والدليل </w:t>
+            </w:r>
+            <w:r>
+              <w:rPr>
+                <w:kern w:val="0"/>
+                <w:lang w:val="en-US" w:eastAsia="en-US" w:bidi="ar-SA"/>
+              </w:rPr>
+              <w:t>05</w:t>
+            </w:r>
+            <w:r>
+              <w:rPr>
+                <w:kern w:val="0"/>
+                <w:rtl w:val="true"/>
+                <w:lang w:val="en-US" w:eastAsia="en-US" w:bidi="ar-SA"/>
+              </w:rPr>
+              <w:t xml:space="preserve"> (</w:t>
+            </w:r>
+            <w:r>
+              <w:rPr>
+                <w:kern w:val="0"/>
+                <w:lang w:val="en-US" w:eastAsia="en-US" w:bidi="ar-SA"/>
+              </w:rPr>
+              <w:t>3.5</w:t>
+            </w:r>
+            <w:r>
+              <w:rPr>
+                <w:kern w:val="0"/>
+                <w:rtl w:val="true"/>
+                <w:lang w:val="en-US" w:eastAsia="en-US" w:bidi="ar-SA"/>
+              </w:rPr>
+              <w:t xml:space="preserve"> </w:t>
+            </w:r>
+            <w:r>
+              <w:rPr>
+                <w:kern w:val="0"/>
+                <w:rtl w:val="true"/>
+                <w:lang w:val="en-US" w:eastAsia="en-US" w:bidi="ar-SA"/>
+              </w:rPr>
+              <w:t>والمسرد</w:t>
+            </w:r>
+            <w:r>
+              <w:rPr>
+                <w:kern w:val="0"/>
+                <w:rtl w:val="true"/>
+                <w:lang w:val="en-US" w:eastAsia="en-US" w:bidi="ar-SA"/>
+              </w:rPr>
+              <w:t xml:space="preserve">). </w:t>
+            </w:r>
+            <w:r>
+              <w:rPr>
+                <w:kern w:val="0"/>
+                <w:rtl w:val="true"/>
+                <w:lang w:val="en-US" w:eastAsia="en-US" w:bidi="ar-SA"/>
+              </w:rPr>
+              <w:t xml:space="preserve">الوثيقة </w:t>
+            </w:r>
+            <w:r>
+              <w:rPr>
+                <w:kern w:val="0"/>
+                <w:lang w:val="en-US" w:eastAsia="en-US" w:bidi="ar-SA"/>
+              </w:rPr>
+              <w:t>02</w:t>
+            </w:r>
+            <w:r>
+              <w:rPr>
+                <w:kern w:val="0"/>
+                <w:rtl w:val="true"/>
+                <w:lang w:val="en-US" w:eastAsia="en-US" w:bidi="ar-SA"/>
+              </w:rPr>
+              <w:t xml:space="preserve"> </w:t>
+            </w:r>
+            <w:r>
+              <w:rPr>
+                <w:kern w:val="0"/>
+                <w:rtl w:val="true"/>
+                <w:lang w:val="en-US" w:eastAsia="en-US" w:bidi="ar-SA"/>
+              </w:rPr>
+              <w:t xml:space="preserve">بلا تعديل </w:t>
+            </w:r>
+            <w:r>
+              <w:rPr>
+                <w:kern w:val="0"/>
+                <w:rtl w:val="true"/>
+                <w:lang w:val="en-US" w:eastAsia="en-US" w:bidi="ar-SA"/>
+              </w:rPr>
+              <w:t>(</w:t>
+            </w:r>
+            <w:r>
+              <w:rPr>
+                <w:kern w:val="0"/>
+                <w:rtl w:val="true"/>
+                <w:lang w:val="en-US" w:eastAsia="en-US" w:bidi="ar-SA"/>
+              </w:rPr>
+              <w:t>ر</w:t>
+            </w:r>
+            <w:r>
+              <w:rPr>
+                <w:kern w:val="0"/>
+                <w:rtl w:val="true"/>
+                <w:lang w:val="en-US" w:eastAsia="en-US" w:bidi="ar-SA"/>
+              </w:rPr>
+              <w:t>-</w:t>
+            </w:r>
+            <w:r>
+              <w:rPr>
+                <w:kern w:val="0"/>
+                <w:lang w:val="en-US" w:eastAsia="en-US" w:bidi="ar-SA"/>
+              </w:rPr>
+              <w:t>6</w:t>
+            </w:r>
+            <w:r>
+              <w:rPr>
+                <w:kern w:val="0"/>
+                <w:rtl w:val="true"/>
+                <w:lang w:val="en-US" w:eastAsia="en-US" w:bidi="ar-SA"/>
+              </w:rPr>
+              <w:t xml:space="preserve">). </w:t>
+            </w:r>
+            <w:r>
+              <w:rPr>
+                <w:kern w:val="0"/>
+                <w:rtl w:val="true"/>
+                <w:lang w:val="en-US" w:eastAsia="en-US" w:bidi="ar-SA"/>
+              </w:rPr>
+              <w:t xml:space="preserve">الاختباران </w:t>
+            </w:r>
+            <w:r>
+              <w:rPr>
+                <w:rStyle w:val="VerbatimChar"/>
+                <w:kern w:val="0"/>
+                <w:lang w:val="en-US" w:eastAsia="en-US" w:bidi="ar-SA"/>
+              </w:rPr>
+              <w:t>‎</w:t>
+            </w:r>
+            <w:r>
+              <w:rPr>
+                <w:rStyle w:val="VerbatimChar"/>
+                <w:kern w:val="0"/>
+                <w:lang w:val="en-US" w:eastAsia="en-US" w:bidi="ar-SA"/>
+              </w:rPr>
+              <w:t>test_sknn_template_names_recent_peers‎</w:t>
+            </w:r>
+            <w:r>
+              <w:rPr>
+                <w:kern w:val="0"/>
+                <w:rtl w:val="true"/>
+                <w:lang w:val="en-US" w:eastAsia="en-US" w:bidi="ar-SA"/>
+              </w:rPr>
+              <w:t xml:space="preserve"> </w:t>
+            </w:r>
+            <w:r>
+              <w:rPr>
+                <w:kern w:val="0"/>
+                <w:rtl w:val="true"/>
+                <w:lang w:val="en-US" w:eastAsia="en-US" w:bidi="ar-SA"/>
+              </w:rPr>
+              <w:t>و</w:t>
+            </w:r>
+            <w:r>
+              <w:rPr>
+                <w:rStyle w:val="VerbatimChar"/>
+                <w:kern w:val="0"/>
+                <w:lang w:val="en-US" w:eastAsia="en-US" w:bidi="ar-SA"/>
+              </w:rPr>
+              <w:t>‎</w:t>
+            </w:r>
+            <w:r>
+              <w:rPr>
+                <w:rStyle w:val="VerbatimChar"/>
+                <w:kern w:val="0"/>
+                <w:lang w:val="en-US" w:eastAsia="en-US" w:bidi="ar-SA"/>
+              </w:rPr>
+              <w:t>test_docs_quote_served_templates‎</w:t>
+            </w:r>
+          </w:p>
+        </w:tc>
+      </w:tr>
+      <w:tr>
+        <w:trPr/>
+        <w:tc>
+          <w:tcPr>
+            <w:tcW w:w="2929" w:type="dxa"/>
+            <w:tcBorders>
+              <w:top w:val="single" w:sz="4" w:space="0" w:color="808080"/>
+              <w:left w:val="single" w:sz="4" w:space="0" w:color="808080"/>
+              <w:bottom w:val="single" w:sz="4" w:space="0" w:color="808080"/>
+              <w:right w:val="single" w:sz="4" w:space="0" w:color="808080"/>
+            </w:tcBorders>
+          </w:tcPr>
+          <w:p>
+            <w:pPr>
+              <w:pStyle w:val="Compact"/>
+              <w:widowControl/>
+              <w:bidi w:val="1"/>
+              <w:spacing w:before="36" w:after="36"/>
+              <w:jc w:val="left"/>
+              <w:rPr>
+                <w:kern w:val="0"/>
+                <w:lang w:val="en-US" w:eastAsia="en-US" w:bidi="ar-SA"/>
+              </w:rPr>
+            </w:pPr>
+            <w:r>
+              <w:rPr>
+                <w:kern w:val="0"/>
+                <w:rtl w:val="true"/>
+                <w:lang w:val="en-US" w:eastAsia="en-US" w:bidi="ar-SA"/>
+              </w:rPr>
+              <w:t>ت</w:t>
+            </w:r>
+            <w:r>
+              <w:rPr>
+                <w:kern w:val="0"/>
+                <w:rtl w:val="true"/>
+                <w:lang w:val="en-US" w:eastAsia="en-US" w:bidi="ar-SA"/>
+              </w:rPr>
+              <w:t>-</w:t>
+            </w:r>
+            <w:r>
+              <w:rPr>
+                <w:kern w:val="0"/>
+                <w:lang w:val="en-US" w:eastAsia="en-US" w:bidi="ar-SA"/>
+              </w:rPr>
+              <w:t>2</w:t>
+            </w:r>
+            <w:r>
+              <w:rPr>
+                <w:kern w:val="0"/>
+                <w:rtl w:val="true"/>
+                <w:lang w:val="en-US" w:eastAsia="en-US" w:bidi="ar-SA"/>
+              </w:rPr>
+              <w:t xml:space="preserve"> </w:t>
+            </w:r>
+            <w:r>
+              <w:rPr>
+                <w:kern w:val="0"/>
+                <w:rtl w:val="true"/>
+                <w:lang w:val="en-US" w:eastAsia="en-US" w:bidi="ar-SA"/>
+              </w:rPr>
+              <w:t xml:space="preserve">صفحة </w:t>
+            </w:r>
+            <w:r>
+              <w:rPr>
+                <w:kern w:val="0"/>
+                <w:rtl w:val="true"/>
+                <w:lang w:val="en-US" w:eastAsia="en-US" w:bidi="ar-SA"/>
+              </w:rPr>
+              <w:t>«</w:t>
+            </w:r>
+            <w:r>
+              <w:rPr>
+                <w:kern w:val="0"/>
+                <w:rtl w:val="true"/>
+                <w:lang w:val="en-US" w:eastAsia="en-US" w:bidi="ar-SA"/>
+              </w:rPr>
+              <w:t>عن النظام</w:t>
+            </w:r>
+            <w:r>
+              <w:rPr>
+                <w:kern w:val="0"/>
+                <w:rtl w:val="true"/>
+                <w:lang w:val="en-US" w:eastAsia="en-US" w:bidi="ar-SA"/>
+              </w:rPr>
+              <w:t>»</w:t>
+            </w:r>
+          </w:p>
+        </w:tc>
+        <w:tc>
+          <w:tcPr>
+            <w:tcW w:w="2929" w:type="dxa"/>
+            <w:tcBorders>
+              <w:top w:val="single" w:sz="4" w:space="0" w:color="808080"/>
+              <w:left w:val="single" w:sz="4" w:space="0" w:color="808080"/>
+              <w:bottom w:val="single" w:sz="4" w:space="0" w:color="808080"/>
+              <w:right w:val="single" w:sz="4" w:space="0" w:color="808080"/>
+            </w:tcBorders>
+          </w:tcPr>
+          <w:p>
+            <w:pPr>
+              <w:pStyle w:val="Compact"/>
+              <w:widowControl/>
+              <w:bidi w:val="1"/>
+              <w:spacing w:before="36" w:after="36"/>
+              <w:jc w:val="left"/>
+              <w:rPr>
+                <w:kern w:val="0"/>
+                <w:lang w:val="en-US" w:eastAsia="en-US" w:bidi="ar-SA"/>
+              </w:rPr>
+            </w:pPr>
+            <w:r>
+              <w:rPr>
+                <w:kern w:val="0"/>
+                <w:rtl w:val="true"/>
+                <w:lang w:val="en-US" w:eastAsia="en-US" w:bidi="ar-SA"/>
+              </w:rPr>
+              <w:t xml:space="preserve">منجز </w:t>
+            </w:r>
+            <w:r>
+              <w:rPr>
+                <w:kern w:val="0"/>
+                <w:rtl w:val="true"/>
+                <w:lang w:val="en-US" w:eastAsia="en-US" w:bidi="ar-SA"/>
+              </w:rPr>
+              <w:t>(</w:t>
+            </w:r>
+            <w:r>
+              <w:rPr>
+                <w:kern w:val="0"/>
+                <w:rtl w:val="true"/>
+                <w:lang w:val="en-US" w:eastAsia="en-US" w:bidi="ar-SA"/>
+              </w:rPr>
+              <w:t>لا وثيقة تستعمل لقطة للصفحة</w:t>
+            </w:r>
+            <w:r>
+              <w:rPr>
+                <w:kern w:val="0"/>
+                <w:rtl w:val="true"/>
+                <w:lang w:val="en-US" w:eastAsia="en-US" w:bidi="ar-SA"/>
+              </w:rPr>
+              <w:t>)</w:t>
+            </w:r>
+          </w:p>
+        </w:tc>
+        <w:tc>
+          <w:tcPr>
+            <w:tcW w:w="2930" w:type="dxa"/>
+            <w:tcBorders>
+              <w:top w:val="single" w:sz="4" w:space="0" w:color="808080"/>
+              <w:left w:val="single" w:sz="4" w:space="0" w:color="808080"/>
+              <w:bottom w:val="single" w:sz="4" w:space="0" w:color="808080"/>
+              <w:right w:val="single" w:sz="4" w:space="0" w:color="808080"/>
+            </w:tcBorders>
+          </w:tcPr>
+          <w:p>
+            <w:pPr>
+              <w:pStyle w:val="Compact"/>
+              <w:widowControl/>
+              <w:bidi w:val="1"/>
+              <w:spacing w:before="36" w:after="36"/>
+              <w:jc w:val="left"/>
+              <w:rPr>
+                <w:kern w:val="0"/>
+                <w:lang w:val="en-US" w:eastAsia="en-US" w:bidi="ar-SA"/>
+              </w:rPr>
+            </w:pPr>
+            <w:r>
+              <w:rPr>
+                <w:rStyle w:val="VerbatimChar"/>
+                <w:kern w:val="0"/>
+                <w:lang w:val="en-US" w:eastAsia="en-US" w:bidi="ar-SA"/>
+              </w:rPr>
+              <w:t>‎</w:t>
+            </w:r>
+            <w:r>
+              <w:rPr>
+                <w:rStyle w:val="VerbatimChar"/>
+                <w:kern w:val="0"/>
+                <w:lang w:val="en-US" w:eastAsia="en-US" w:bidi="ar-SA"/>
+              </w:rPr>
+              <w:t>about.html‎</w:t>
+            </w:r>
+            <w:r>
+              <w:rPr>
+                <w:kern w:val="0"/>
+                <w:rtl w:val="true"/>
+                <w:lang w:val="en-US" w:eastAsia="en-US" w:bidi="ar-SA"/>
+              </w:rPr>
+              <w:t xml:space="preserve">: </w:t>
+            </w:r>
+            <w:r>
+              <w:rPr>
+                <w:kern w:val="0"/>
+                <w:rtl w:val="true"/>
+                <w:lang w:val="en-US" w:eastAsia="en-US" w:bidi="ar-SA"/>
+              </w:rPr>
+              <w:t xml:space="preserve">المكوّنان المجمَّدان بلا أرقام، وسطر </w:t>
+            </w:r>
+            <w:r>
+              <w:rPr>
+                <w:kern w:val="0"/>
+                <w:rtl w:val="true"/>
+                <w:lang w:val="en-US" w:eastAsia="en-US" w:bidi="ar-SA"/>
+              </w:rPr>
+              <w:t>«</w:t>
+            </w:r>
+            <w:r>
+              <w:rPr>
+                <w:kern w:val="0"/>
+                <w:rtl w:val="true"/>
+                <w:lang w:val="en-US" w:eastAsia="en-US" w:bidi="ar-SA"/>
+              </w:rPr>
+              <w:t>بلا مكوّن ثقيل</w:t>
+            </w:r>
+            <w:r>
+              <w:rPr>
+                <w:kern w:val="0"/>
+                <w:rtl w:val="true"/>
+                <w:lang w:val="en-US" w:eastAsia="en-US" w:bidi="ar-SA"/>
+              </w:rPr>
+              <w:t>»</w:t>
+            </w:r>
+            <w:r>
+              <w:rPr>
+                <w:kern w:val="0"/>
+                <w:rtl w:val="true"/>
+                <w:lang w:val="en-US" w:eastAsia="en-US" w:bidi="ar-SA"/>
+              </w:rPr>
+              <w:t xml:space="preserve">، وبند قيد بلا رقم ولا اسم مقياس يقول </w:t>
+            </w:r>
+            <w:r>
+              <w:rPr>
+                <w:kern w:val="0"/>
+                <w:rtl w:val="true"/>
+                <w:lang w:val="en-US" w:eastAsia="en-US" w:bidi="ar-SA"/>
+              </w:rPr>
+              <w:t>«</w:t>
+            </w:r>
+            <w:r>
+              <w:rPr>
+                <w:kern w:val="0"/>
+                <w:rtl w:val="true"/>
+                <w:lang w:val="en-US" w:eastAsia="en-US" w:bidi="ar-SA"/>
+              </w:rPr>
+              <w:t>غير حاسم</w:t>
+            </w:r>
+            <w:r>
+              <w:rPr>
+                <w:kern w:val="0"/>
+                <w:rtl w:val="true"/>
+                <w:lang w:val="en-US" w:eastAsia="en-US" w:bidi="ar-SA"/>
+              </w:rPr>
+              <w:t xml:space="preserve">». </w:t>
+            </w:r>
+            <w:r>
+              <w:rPr>
+                <w:kern w:val="0"/>
+                <w:rtl w:val="true"/>
+                <w:lang w:val="en-US" w:eastAsia="en-US" w:bidi="ar-SA"/>
+              </w:rPr>
+              <w:t xml:space="preserve">والدليل </w:t>
+            </w:r>
+            <w:r>
+              <w:rPr>
+                <w:kern w:val="0"/>
+                <w:lang w:val="en-US" w:eastAsia="en-US" w:bidi="ar-SA"/>
+              </w:rPr>
+              <w:t>05</w:t>
+            </w:r>
+            <w:r>
+              <w:rPr>
+                <w:kern w:val="0"/>
+                <w:rtl w:val="true"/>
+                <w:lang w:val="en-US" w:eastAsia="en-US" w:bidi="ar-SA"/>
+              </w:rPr>
+              <w:t xml:space="preserve"> (</w:t>
+            </w:r>
+            <w:r>
+              <w:rPr>
+                <w:kern w:val="0"/>
+                <w:lang w:val="en-US" w:eastAsia="en-US" w:bidi="ar-SA"/>
+              </w:rPr>
+              <w:t>3.6</w:t>
+            </w:r>
+            <w:r>
+              <w:rPr>
+                <w:kern w:val="0"/>
+                <w:rtl w:val="true"/>
+                <w:lang w:val="en-US" w:eastAsia="en-US" w:bidi="ar-SA"/>
+              </w:rPr>
+              <w:t xml:space="preserve"> </w:t>
+            </w:r>
+            <w:r>
+              <w:rPr>
+                <w:kern w:val="0"/>
+                <w:rtl w:val="true"/>
+                <w:lang w:val="en-US" w:eastAsia="en-US" w:bidi="ar-SA"/>
+              </w:rPr>
+              <w:t>والأسئلة الشائعة</w:t>
+            </w:r>
+            <w:r>
+              <w:rPr>
+                <w:kern w:val="0"/>
+                <w:rtl w:val="true"/>
+                <w:lang w:val="en-US" w:eastAsia="en-US" w:bidi="ar-SA"/>
+              </w:rPr>
+              <w:t xml:space="preserve">). </w:t>
+            </w:r>
+            <w:r>
+              <w:rPr>
+                <w:kern w:val="0"/>
+                <w:rtl w:val="true"/>
+                <w:lang w:val="en-US" w:eastAsia="en-US" w:bidi="ar-SA"/>
+              </w:rPr>
+              <w:t xml:space="preserve">الاختباران </w:t>
+            </w:r>
+            <w:r>
+              <w:rPr>
+                <w:rStyle w:val="VerbatimChar"/>
+                <w:kern w:val="0"/>
+                <w:lang w:val="en-US" w:eastAsia="en-US" w:bidi="ar-SA"/>
+              </w:rPr>
+              <w:t>‎</w:t>
+            </w:r>
+            <w:r>
+              <w:rPr>
+                <w:rStyle w:val="VerbatimChar"/>
+                <w:kern w:val="0"/>
+                <w:lang w:val="en-US" w:eastAsia="en-US" w:bidi="ar-SA"/>
+              </w:rPr>
+              <w:t>test_about_describes_frozen_composition‎</w:t>
+            </w:r>
+            <w:r>
+              <w:rPr>
+                <w:kern w:val="0"/>
+                <w:rtl w:val="true"/>
+                <w:lang w:val="en-US" w:eastAsia="en-US" w:bidi="ar-SA"/>
+              </w:rPr>
+              <w:t xml:space="preserve"> </w:t>
+            </w:r>
+            <w:r>
+              <w:rPr>
+                <w:kern w:val="0"/>
+                <w:rtl w:val="true"/>
+                <w:lang w:val="en-US" w:eastAsia="en-US" w:bidi="ar-SA"/>
+              </w:rPr>
+              <w:t>و</w:t>
+            </w:r>
+            <w:r>
+              <w:rPr>
+                <w:rStyle w:val="VerbatimChar"/>
+                <w:kern w:val="0"/>
+                <w:lang w:val="en-US" w:eastAsia="en-US" w:bidi="ar-SA"/>
+              </w:rPr>
+              <w:t>‎</w:t>
+            </w:r>
+            <w:r>
+              <w:rPr>
+                <w:rStyle w:val="VerbatimChar"/>
+                <w:kern w:val="0"/>
+                <w:lang w:val="en-US" w:eastAsia="en-US" w:bidi="ar-SA"/>
+              </w:rPr>
+              <w:t>test_about_has_no_evaluation_numbers‎</w:t>
+            </w:r>
+          </w:p>
+        </w:tc>
+      </w:tr>
+      <w:tr>
+        <w:trPr/>
+        <w:tc>
+          <w:tcPr>
+            <w:tcW w:w="2929" w:type="dxa"/>
+            <w:tcBorders>
+              <w:top w:val="single" w:sz="4" w:space="0" w:color="808080"/>
+              <w:left w:val="single" w:sz="4" w:space="0" w:color="808080"/>
+              <w:bottom w:val="single" w:sz="4" w:space="0" w:color="808080"/>
+              <w:right w:val="single" w:sz="4" w:space="0" w:color="808080"/>
+            </w:tcBorders>
+          </w:tcPr>
+          <w:p>
+            <w:pPr>
+              <w:pStyle w:val="Compact"/>
+              <w:widowControl/>
+              <w:bidi w:val="1"/>
+              <w:spacing w:before="36" w:after="36"/>
+              <w:jc w:val="left"/>
+              <w:rPr>
+                <w:kern w:val="0"/>
+                <w:lang w:val="en-US" w:eastAsia="en-US" w:bidi="ar-SA"/>
+              </w:rPr>
+            </w:pPr>
+            <w:r>
+              <w:rPr>
+                <w:kern w:val="0"/>
+                <w:rtl w:val="true"/>
+                <w:lang w:val="en-US" w:eastAsia="en-US" w:bidi="ar-SA"/>
+              </w:rPr>
+              <w:t>ت</w:t>
+            </w:r>
+            <w:r>
+              <w:rPr>
+                <w:kern w:val="0"/>
+                <w:rtl w:val="true"/>
+                <w:lang w:val="en-US" w:eastAsia="en-US" w:bidi="ar-SA"/>
+              </w:rPr>
+              <w:t>-</w:t>
+            </w:r>
+            <w:r>
+              <w:rPr>
+                <w:kern w:val="0"/>
+                <w:lang w:val="en-US" w:eastAsia="en-US" w:bidi="ar-SA"/>
+              </w:rPr>
+              <w:t>3</w:t>
+            </w:r>
+            <w:r>
+              <w:rPr>
+                <w:kern w:val="0"/>
+                <w:rtl w:val="true"/>
+                <w:lang w:val="en-US" w:eastAsia="en-US" w:bidi="ar-SA"/>
+              </w:rPr>
+              <w:t xml:space="preserve"> </w:t>
+            </w:r>
+            <w:r>
+              <w:rPr>
+                <w:kern w:val="0"/>
+                <w:rtl w:val="true"/>
+                <w:lang w:val="en-US" w:eastAsia="en-US" w:bidi="ar-SA"/>
+              </w:rPr>
+              <w:t xml:space="preserve">نطاق دليل </w:t>
+            </w:r>
+            <w:r>
+              <w:rPr>
+                <w:kern w:val="0"/>
+                <w:lang w:val="en-US" w:eastAsia="en-US" w:bidi="ar-SA"/>
+              </w:rPr>
+              <w:t>C7</w:t>
+            </w:r>
+          </w:p>
+        </w:tc>
+        <w:tc>
+          <w:tcPr>
+            <w:tcW w:w="2929" w:type="dxa"/>
+            <w:tcBorders>
+              <w:top w:val="single" w:sz="4" w:space="0" w:color="808080"/>
+              <w:left w:val="single" w:sz="4" w:space="0" w:color="808080"/>
+              <w:bottom w:val="single" w:sz="4" w:space="0" w:color="808080"/>
+              <w:right w:val="single" w:sz="4" w:space="0" w:color="808080"/>
+            </w:tcBorders>
+          </w:tcPr>
+          <w:p>
+            <w:pPr>
+              <w:pStyle w:val="Compact"/>
+              <w:widowControl/>
+              <w:bidi w:val="1"/>
+              <w:spacing w:before="36" w:after="36"/>
+              <w:jc w:val="left"/>
+              <w:rPr>
+                <w:kern w:val="0"/>
+                <w:lang w:val="en-US" w:eastAsia="en-US" w:bidi="ar-SA"/>
+              </w:rPr>
+            </w:pPr>
+            <w:r>
+              <w:rPr>
+                <w:kern w:val="0"/>
+                <w:rtl w:val="true"/>
+                <w:lang w:val="en-US" w:eastAsia="en-US" w:bidi="ar-SA"/>
+              </w:rPr>
+              <w:t xml:space="preserve">منجز، واللقطات أُعيد التقاطها </w:t>
+            </w:r>
+            <w:r>
+              <w:rPr>
+                <w:kern w:val="0"/>
+                <w:rtl w:val="true"/>
+                <w:lang w:val="en-US" w:eastAsia="en-US" w:bidi="ar-SA"/>
+              </w:rPr>
+              <w:t>(</w:t>
+            </w:r>
+            <w:r>
+              <w:rPr>
+                <w:kern w:val="0"/>
+                <w:lang w:val="en-US" w:eastAsia="en-US" w:bidi="ar-SA"/>
+              </w:rPr>
+              <w:t>2026</w:t>
+            </w:r>
+            <w:r>
+              <w:rPr>
+                <w:kern w:val="0"/>
+                <w:rtl w:val="true"/>
+                <w:lang w:val="en-US" w:eastAsia="en-US" w:bidi="ar-SA"/>
+              </w:rPr>
+              <w:t>-</w:t>
+            </w:r>
+            <w:r>
+              <w:rPr>
+                <w:kern w:val="0"/>
+                <w:lang w:val="en-US" w:eastAsia="en-US" w:bidi="ar-SA"/>
+              </w:rPr>
+              <w:t>10</w:t>
+            </w:r>
+            <w:r>
+              <w:rPr>
+                <w:kern w:val="0"/>
+                <w:rtl w:val="true"/>
+                <w:lang w:val="en-US" w:eastAsia="en-US" w:bidi="ar-SA"/>
+              </w:rPr>
+              <w:t>-</w:t>
+            </w:r>
+            <w:r>
+              <w:rPr>
+                <w:kern w:val="0"/>
+                <w:lang w:val="en-US" w:eastAsia="en-US" w:bidi="ar-SA"/>
+              </w:rPr>
+              <w:t>29</w:t>
+            </w:r>
+            <w:r>
+              <w:rPr>
+                <w:kern w:val="0"/>
+                <w:rtl w:val="true"/>
+                <w:lang w:val="en-US" w:eastAsia="en-US" w:bidi="ar-SA"/>
+              </w:rPr>
+              <w:t>)</w:t>
+            </w:r>
+          </w:p>
+        </w:tc>
+        <w:tc>
+          <w:tcPr>
+            <w:tcW w:w="2930" w:type="dxa"/>
+            <w:tcBorders>
+              <w:top w:val="single" w:sz="4" w:space="0" w:color="808080"/>
+              <w:left w:val="single" w:sz="4" w:space="0" w:color="808080"/>
+              <w:bottom w:val="single" w:sz="4" w:space="0" w:color="808080"/>
+              <w:right w:val="single" w:sz="4" w:space="0" w:color="808080"/>
+            </w:tcBorders>
+          </w:tcPr>
+          <w:p>
+            <w:pPr>
+              <w:pStyle w:val="Compact"/>
+              <w:widowControl/>
+              <w:bidi w:val="1"/>
+              <w:spacing w:before="36" w:after="36"/>
+              <w:jc w:val="left"/>
+              <w:rPr>
+                <w:kern w:val="0"/>
+                <w:lang w:val="en-US" w:eastAsia="en-US" w:bidi="ar-SA"/>
+              </w:rPr>
+            </w:pPr>
+            <w:r>
+              <w:rPr>
+                <w:rStyle w:val="VerbatimChar"/>
+                <w:kern w:val="0"/>
+                <w:lang w:val="en-US" w:eastAsia="en-US" w:bidi="ar-SA"/>
+              </w:rPr>
+              <w:t>‎</w:t>
+            </w:r>
+            <w:r>
+              <w:rPr>
+                <w:rStyle w:val="VerbatimChar"/>
+                <w:kern w:val="0"/>
+                <w:lang w:val="en-US" w:eastAsia="en-US" w:bidi="ar-SA"/>
+              </w:rPr>
+              <w:t>types.ts‎</w:t>
+            </w:r>
+            <w:r>
+              <w:rPr>
+                <w:kern w:val="0"/>
+                <w:lang w:val="en-US" w:eastAsia="en-US" w:bidi="ar-SA"/>
+              </w:rPr>
+              <w:t xml:space="preserve"> (</w:t>
+            </w:r>
+            <w:r>
+              <w:rPr>
+                <w:rStyle w:val="VerbatimChar"/>
+                <w:kern w:val="0"/>
+                <w:lang w:val="en-US" w:eastAsia="en-US" w:bidi="ar-SA"/>
+              </w:rPr>
+              <w:t>‎scope?‎</w:t>
+            </w:r>
+            <w:r>
+              <w:rPr>
+                <w:kern w:val="0"/>
+                <w:lang w:val="en-US" w:eastAsia="en-US" w:bidi="ar-SA"/>
+              </w:rPr>
+              <w:t>)</w:t>
+            </w:r>
+            <w:r>
+              <w:rPr>
+                <w:kern w:val="0"/>
+                <w:rtl w:val="true"/>
+                <w:lang w:val="en-US" w:eastAsia="en-US" w:bidi="ar-SA"/>
+              </w:rPr>
+              <w:t xml:space="preserve"> </w:t>
+            </w:r>
+            <w:r>
+              <w:rPr>
+                <w:kern w:val="0"/>
+                <w:rtl w:val="true"/>
+                <w:lang w:val="en-US" w:eastAsia="en-US" w:bidi="ar-SA"/>
+              </w:rPr>
+              <w:t>و</w:t>
+            </w:r>
+            <w:r>
+              <w:rPr>
+                <w:rStyle w:val="VerbatimChar"/>
+                <w:kern w:val="0"/>
+                <w:lang w:val="en-US" w:eastAsia="en-US" w:bidi="ar-SA"/>
+              </w:rPr>
+              <w:t>‎</w:t>
+            </w:r>
+            <w:r>
+              <w:rPr>
+                <w:rStyle w:val="VerbatimChar"/>
+                <w:kern w:val="0"/>
+                <w:lang w:val="en-US" w:eastAsia="en-US" w:bidi="ar-SA"/>
+              </w:rPr>
+              <w:t>WhyPanel.ts‎</w:t>
+            </w:r>
+            <w:r>
+              <w:rPr>
+                <w:kern w:val="0"/>
+                <w:rtl w:val="true"/>
+                <w:lang w:val="en-US" w:eastAsia="en-US" w:bidi="ar-SA"/>
+              </w:rPr>
+              <w:t>: «</w:t>
+            </w:r>
+            <w:r>
+              <w:rPr>
+                <w:kern w:val="0"/>
+                <w:rtl w:val="true"/>
+                <w:lang w:val="en-US" w:eastAsia="en-US" w:bidi="ar-SA"/>
+              </w:rPr>
+              <w:t xml:space="preserve">استخدمه </w:t>
+            </w:r>
+            <w:r>
+              <w:rPr>
+                <w:kern w:val="0"/>
+                <w:lang w:val="en-US" w:eastAsia="en-US" w:bidi="ar-SA"/>
+              </w:rPr>
+              <w:t>N</w:t>
+            </w:r>
+            <w:r>
+              <w:rPr>
+                <w:kern w:val="0"/>
+                <w:rtl w:val="true"/>
+                <w:lang w:val="en-US" w:eastAsia="en-US" w:bidi="ar-SA"/>
+              </w:rPr>
+              <w:t xml:space="preserve"> </w:t>
+            </w:r>
+            <w:r>
+              <w:rPr>
+                <w:kern w:val="0"/>
+                <w:rtl w:val="true"/>
+                <w:lang w:val="en-US" w:eastAsia="en-US" w:bidi="ar-SA"/>
+              </w:rPr>
+              <w:t xml:space="preserve">متعلمين بنمط مشابه لنمطك في آخر </w:t>
+            </w:r>
+            <w:r>
+              <w:rPr>
+                <w:kern w:val="0"/>
+                <w:lang w:val="en-US" w:eastAsia="en-US" w:bidi="ar-SA"/>
+              </w:rPr>
+              <w:t>w</w:t>
+            </w:r>
+            <w:r>
+              <w:rPr>
+                <w:kern w:val="0"/>
+                <w:rtl w:val="true"/>
+                <w:lang w:val="en-US" w:eastAsia="en-US" w:bidi="ar-SA"/>
+              </w:rPr>
+              <w:t xml:space="preserve"> </w:t>
+            </w:r>
+            <w:r>
+              <w:rPr>
+                <w:kern w:val="0"/>
+                <w:rtl w:val="true"/>
+                <w:lang w:val="en-US" w:eastAsia="en-US" w:bidi="ar-SA"/>
+              </w:rPr>
+              <w:t>أيام</w:t>
+            </w:r>
+            <w:r>
+              <w:rPr>
+                <w:kern w:val="0"/>
+                <w:rtl w:val="true"/>
+                <w:lang w:val="en-US" w:eastAsia="en-US" w:bidi="ar-SA"/>
+              </w:rPr>
+              <w:t xml:space="preserve">.» </w:t>
+            </w:r>
+            <w:r>
+              <w:rPr>
+                <w:kern w:val="0"/>
+                <w:rtl w:val="true"/>
+                <w:lang w:val="en-US" w:eastAsia="en-US" w:bidi="ar-SA"/>
+              </w:rPr>
+              <w:t xml:space="preserve">بلا كلمة عنقود </w:t>
+            </w:r>
+            <w:r>
+              <w:rPr>
+                <w:kern w:val="0"/>
+                <w:rtl w:val="true"/>
+                <w:lang w:val="en-US" w:eastAsia="en-US" w:bidi="ar-SA"/>
+              </w:rPr>
+              <w:t>(</w:t>
+            </w:r>
+            <w:r>
+              <w:rPr>
+                <w:kern w:val="0"/>
+                <w:lang w:val="en-US" w:eastAsia="en-US" w:bidi="ar-SA"/>
+              </w:rPr>
+              <w:t>D-70</w:t>
+            </w:r>
+            <w:r>
+              <w:rPr>
+                <w:kern w:val="0"/>
+                <w:rtl w:val="true"/>
+                <w:lang w:val="en-US" w:eastAsia="en-US" w:bidi="ar-SA"/>
+              </w:rPr>
+              <w:t xml:space="preserve">). </w:t>
+            </w:r>
+            <w:r>
+              <w:rPr>
+                <w:kern w:val="0"/>
+                <w:rtl w:val="true"/>
+                <w:lang w:val="en-US" w:eastAsia="en-US" w:bidi="ar-SA"/>
+              </w:rPr>
+              <w:t xml:space="preserve">والدليل </w:t>
+            </w:r>
+            <w:r>
+              <w:rPr>
+                <w:kern w:val="0"/>
+                <w:lang w:val="en-US" w:eastAsia="en-US" w:bidi="ar-SA"/>
+              </w:rPr>
+              <w:t>05</w:t>
+            </w:r>
+            <w:r>
+              <w:rPr>
+                <w:kern w:val="0"/>
+                <w:rtl w:val="true"/>
+                <w:lang w:val="en-US" w:eastAsia="en-US" w:bidi="ar-SA"/>
+              </w:rPr>
+              <w:t xml:space="preserve"> (</w:t>
+            </w:r>
+            <w:r>
+              <w:rPr>
+                <w:kern w:val="0"/>
+                <w:lang w:val="en-US" w:eastAsia="en-US" w:bidi="ar-SA"/>
+              </w:rPr>
+              <w:t>3.5</w:t>
+            </w:r>
+            <w:r>
+              <w:rPr>
+                <w:kern w:val="0"/>
+                <w:rtl w:val="true"/>
+                <w:lang w:val="en-US" w:eastAsia="en-US" w:bidi="ar-SA"/>
+              </w:rPr>
+              <w:t>)</w:t>
+            </w:r>
+            <w:r>
+              <w:rPr>
+                <w:kern w:val="0"/>
+                <w:rtl w:val="true"/>
+                <w:lang w:val="en-US" w:eastAsia="en-US" w:bidi="ar-SA"/>
+              </w:rPr>
+              <w:t xml:space="preserve">، واقتباس الدليل في </w:t>
+            </w:r>
+            <w:r>
+              <w:rPr>
+                <w:kern w:val="0"/>
+                <w:lang w:val="en-US" w:eastAsia="en-US" w:bidi="ar-SA"/>
+              </w:rPr>
+              <w:t>UC-03</w:t>
+            </w:r>
+            <w:r>
+              <w:rPr>
+                <w:kern w:val="0"/>
+                <w:rtl w:val="true"/>
+                <w:lang w:val="en-US" w:eastAsia="en-US" w:bidi="ar-SA"/>
+              </w:rPr>
+              <w:t xml:space="preserve"> </w:t>
+            </w:r>
+            <w:r>
+              <w:rPr>
+                <w:kern w:val="0"/>
+                <w:rtl w:val="true"/>
+                <w:lang w:val="en-US" w:eastAsia="en-US" w:bidi="ar-SA"/>
+              </w:rPr>
+              <w:t xml:space="preserve">بالفصل </w:t>
+            </w:r>
+            <w:r>
+              <w:rPr>
+                <w:kern w:val="0"/>
+                <w:lang w:val="en-US" w:eastAsia="en-US" w:bidi="ar-SA"/>
+              </w:rPr>
+              <w:t>4</w:t>
+            </w:r>
+            <w:r>
+              <w:rPr>
+                <w:kern w:val="0"/>
+                <w:rtl w:val="true"/>
+                <w:lang w:val="en-US" w:eastAsia="en-US" w:bidi="ar-SA"/>
+              </w:rPr>
+              <w:t xml:space="preserve"> </w:t>
+            </w:r>
+            <w:r>
+              <w:rPr>
+                <w:kern w:val="0"/>
+                <w:rtl w:val="true"/>
+                <w:lang w:val="en-US" w:eastAsia="en-US" w:bidi="ar-SA"/>
+              </w:rPr>
+              <w:t xml:space="preserve">بنص </w:t>
+            </w:r>
+            <w:r>
+              <w:rPr>
+                <w:rStyle w:val="VerbatimChar"/>
+                <w:kern w:val="0"/>
+                <w:lang w:val="en-US" w:eastAsia="en-US" w:bidi="ar-SA"/>
+              </w:rPr>
+              <w:t>‎</w:t>
+            </w:r>
+            <w:r>
+              <w:rPr>
+                <w:rStyle w:val="VerbatimChar"/>
+                <w:kern w:val="0"/>
+                <w:lang w:val="en-US" w:eastAsia="en-US" w:bidi="ar-SA"/>
+              </w:rPr>
+              <w:t>defense2_app_fixes.py‎</w:t>
+            </w:r>
+            <w:r>
+              <w:rPr>
+                <w:kern w:val="0"/>
+                <w:rtl w:val="true"/>
+                <w:lang w:val="en-US" w:eastAsia="en-US" w:bidi="ar-SA"/>
+              </w:rPr>
+              <w:t xml:space="preserve">. </w:t>
+            </w:r>
+            <w:r>
+              <w:rPr>
+                <w:kern w:val="0"/>
+                <w:rtl w:val="true"/>
+                <w:lang w:val="en-US" w:eastAsia="en-US" w:bidi="ar-SA"/>
+              </w:rPr>
+              <w:t xml:space="preserve">الاختبار </w:t>
+            </w:r>
+            <w:r>
+              <w:rPr>
+                <w:rStyle w:val="VerbatimChar"/>
+                <w:kern w:val="0"/>
+                <w:lang w:val="en-US" w:eastAsia="en-US" w:bidi="ar-SA"/>
+              </w:rPr>
+              <w:t>‎</w:t>
+            </w:r>
+            <w:r>
+              <w:rPr>
+                <w:rStyle w:val="VerbatimChar"/>
+                <w:kern w:val="0"/>
+                <w:lang w:val="en-US" w:eastAsia="en-US" w:bidi="ar-SA"/>
+              </w:rPr>
+              <w:t>src/backend/tests/test_whypanel_js.py‎</w:t>
+            </w:r>
+          </w:p>
+        </w:tc>
+      </w:tr>
+      <w:tr>
+        <w:trPr/>
+        <w:tc>
+          <w:tcPr>
+            <w:tcW w:w="2929" w:type="dxa"/>
+            <w:tcBorders>
+              <w:top w:val="single" w:sz="4" w:space="0" w:color="808080"/>
+              <w:left w:val="single" w:sz="4" w:space="0" w:color="808080"/>
+              <w:bottom w:val="single" w:sz="4" w:space="0" w:color="808080"/>
+              <w:right w:val="single" w:sz="4" w:space="0" w:color="808080"/>
+            </w:tcBorders>
+          </w:tcPr>
+          <w:p>
+            <w:pPr>
+              <w:pStyle w:val="Compact"/>
+              <w:widowControl/>
+              <w:bidi w:val="1"/>
+              <w:spacing w:before="36" w:after="36"/>
+              <w:jc w:val="left"/>
+              <w:rPr>
+                <w:kern w:val="0"/>
+                <w:lang w:val="en-US" w:eastAsia="en-US" w:bidi="ar-SA"/>
+              </w:rPr>
+            </w:pPr>
+            <w:r>
+              <w:rPr>
+                <w:kern w:val="0"/>
+                <w:rtl w:val="true"/>
+                <w:lang w:val="en-US" w:eastAsia="en-US" w:bidi="ar-SA"/>
+              </w:rPr>
+              <w:t>ت</w:t>
+            </w:r>
+            <w:r>
+              <w:rPr>
+                <w:kern w:val="0"/>
+                <w:rtl w:val="true"/>
+                <w:lang w:val="en-US" w:eastAsia="en-US" w:bidi="ar-SA"/>
+              </w:rPr>
+              <w:t>-</w:t>
+            </w:r>
+            <w:r>
+              <w:rPr>
+                <w:kern w:val="0"/>
+                <w:lang w:val="en-US" w:eastAsia="en-US" w:bidi="ar-SA"/>
+              </w:rPr>
+              <w:t>4</w:t>
+            </w:r>
+            <w:r>
+              <w:rPr>
+                <w:kern w:val="0"/>
+                <w:rtl w:val="true"/>
+                <w:lang w:val="en-US" w:eastAsia="en-US" w:bidi="ar-SA"/>
+              </w:rPr>
+              <w:t xml:space="preserve"> </w:t>
+            </w:r>
+            <w:r>
+              <w:rPr>
+                <w:kern w:val="0"/>
+                <w:rtl w:val="true"/>
+                <w:lang w:val="en-US" w:eastAsia="en-US" w:bidi="ar-SA"/>
+              </w:rPr>
+              <w:t>محاذاة المحاكاة</w:t>
+            </w:r>
+          </w:p>
+        </w:tc>
+        <w:tc>
+          <w:tcPr>
+            <w:tcW w:w="2929" w:type="dxa"/>
+            <w:tcBorders>
+              <w:top w:val="single" w:sz="4" w:space="0" w:color="808080"/>
+              <w:left w:val="single" w:sz="4" w:space="0" w:color="808080"/>
+              <w:bottom w:val="single" w:sz="4" w:space="0" w:color="808080"/>
+              <w:right w:val="single" w:sz="4" w:space="0" w:color="808080"/>
+            </w:tcBorders>
+          </w:tcPr>
+          <w:p>
+            <w:pPr>
+              <w:pStyle w:val="Compact"/>
+              <w:widowControl/>
+              <w:bidi w:val="1"/>
+              <w:spacing w:before="36" w:after="36"/>
+              <w:jc w:val="left"/>
+              <w:rPr>
+                <w:kern w:val="0"/>
+                <w:lang w:val="en-US" w:eastAsia="en-US" w:bidi="ar-SA"/>
+              </w:rPr>
+            </w:pPr>
+            <w:r>
+              <w:rPr>
+                <w:kern w:val="0"/>
+                <w:rtl w:val="true"/>
+                <w:lang w:val="en-US" w:eastAsia="en-US" w:bidi="ar-SA"/>
+              </w:rPr>
+              <w:t>منجز</w:t>
+            </w:r>
+          </w:p>
+        </w:tc>
+        <w:tc>
+          <w:tcPr>
+            <w:tcW w:w="2930" w:type="dxa"/>
+            <w:tcBorders>
+              <w:top w:val="single" w:sz="4" w:space="0" w:color="808080"/>
+              <w:left w:val="single" w:sz="4" w:space="0" w:color="808080"/>
+              <w:bottom w:val="single" w:sz="4" w:space="0" w:color="808080"/>
+              <w:right w:val="single" w:sz="4" w:space="0" w:color="808080"/>
+            </w:tcBorders>
+          </w:tcPr>
+          <w:p>
+            <w:pPr>
+              <w:pStyle w:val="Compact"/>
+              <w:widowControl/>
+              <w:bidi w:val="1"/>
+              <w:spacing w:before="36" w:after="36"/>
+              <w:jc w:val="left"/>
+              <w:rPr>
+                <w:kern w:val="0"/>
+                <w:lang w:val="en-US" w:eastAsia="en-US" w:bidi="ar-SA"/>
+              </w:rPr>
+            </w:pPr>
+            <w:r>
+              <w:rPr>
+                <w:rStyle w:val="VerbatimChar"/>
+                <w:kern w:val="0"/>
+                <w:lang w:val="en-US" w:eastAsia="en-US" w:bidi="ar-SA"/>
+              </w:rPr>
+              <w:t>‎</w:t>
+            </w:r>
+            <w:r>
+              <w:rPr>
+                <w:rStyle w:val="VerbatimChar"/>
+                <w:kern w:val="0"/>
+                <w:lang w:val="en-US" w:eastAsia="en-US" w:bidi="ar-SA"/>
+              </w:rPr>
+              <w:t>scripts/align_mock.py‎</w:t>
+            </w:r>
+            <w:r>
+              <w:rPr>
+                <w:kern w:val="0"/>
+                <w:rtl w:val="true"/>
+                <w:lang w:val="en-US" w:eastAsia="en-US" w:bidi="ar-SA"/>
+              </w:rPr>
+              <w:t xml:space="preserve"> (</w:t>
+            </w:r>
+            <w:r>
+              <w:rPr>
+                <w:kern w:val="0"/>
+                <w:rtl w:val="true"/>
+                <w:lang w:val="en-US" w:eastAsia="en-US" w:bidi="ar-SA"/>
+              </w:rPr>
+              <w:t>حتمي، و</w:t>
+            </w:r>
+            <w:r>
+              <w:rPr>
+                <w:rStyle w:val="VerbatimChar"/>
+                <w:kern w:val="0"/>
+                <w:lang w:val="en-US" w:eastAsia="en-US" w:bidi="ar-SA"/>
+              </w:rPr>
+              <w:t>‎</w:t>
+            </w:r>
+            <w:r>
+              <w:rPr>
+                <w:rStyle w:val="VerbatimChar"/>
+                <w:kern w:val="0"/>
+                <w:lang w:val="en-US" w:eastAsia="en-US" w:bidi="ar-SA"/>
+              </w:rPr>
+              <w:t>--check‎</w:t>
+            </w:r>
+            <w:r>
+              <w:rPr>
+                <w:kern w:val="0"/>
+                <w:rtl w:val="true"/>
+                <w:lang w:val="en-US" w:eastAsia="en-US" w:bidi="ar-SA"/>
+              </w:rPr>
+              <w:t xml:space="preserve">) </w:t>
+            </w:r>
+            <w:r>
+              <w:rPr>
+                <w:kern w:val="0"/>
+                <w:rtl w:val="true"/>
+                <w:lang w:val="en-US" w:eastAsia="en-US" w:bidi="ar-SA"/>
+              </w:rPr>
+              <w:t xml:space="preserve">يكتب مكوّني الهجين المجمَّد بالأوزان </w:t>
+            </w:r>
+            <w:r>
+              <w:rPr>
+                <w:kern w:val="0"/>
+                <w:lang w:val="en-US" w:eastAsia="en-US" w:bidi="ar-SA"/>
+              </w:rPr>
+              <w:t>0.75/0.25</w:t>
+            </w:r>
+            <w:r>
+              <w:rPr>
+                <w:kern w:val="0"/>
+                <w:rtl w:val="true"/>
+                <w:lang w:val="en-US" w:eastAsia="en-US" w:bidi="ar-SA"/>
+              </w:rPr>
+              <w:t xml:space="preserve"> </w:t>
+            </w:r>
+            <w:r>
+              <w:rPr>
+                <w:kern w:val="0"/>
+                <w:rtl w:val="true"/>
+                <w:lang w:val="en-US" w:eastAsia="en-US" w:bidi="ar-SA"/>
+              </w:rPr>
+              <w:t xml:space="preserve">وجمل قالبيهما، وقطوع النموذج </w:t>
+            </w:r>
+            <w:r>
+              <w:rPr>
+                <w:kern w:val="0"/>
+                <w:lang w:val="en-US" w:eastAsia="en-US" w:bidi="ar-SA"/>
+              </w:rPr>
+              <w:t>70</w:t>
+            </w:r>
+            <w:r>
+              <w:rPr>
+                <w:kern w:val="0"/>
+                <w:rtl w:val="true"/>
+                <w:lang w:val="en-US" w:eastAsia="en-US" w:bidi="ar-SA"/>
+              </w:rPr>
+              <w:t xml:space="preserve"> </w:t>
+            </w:r>
+            <w:r>
+              <w:rPr>
+                <w:kern w:val="0"/>
+                <w:rtl w:val="true"/>
+                <w:lang w:val="en-US" w:eastAsia="en-US" w:bidi="ar-SA"/>
+              </w:rPr>
+              <w:t>و</w:t>
+            </w:r>
+            <w:r>
+              <w:rPr>
+                <w:kern w:val="0"/>
+                <w:lang w:val="en-US" w:eastAsia="en-US" w:bidi="ar-SA"/>
+              </w:rPr>
+              <w:t>126</w:t>
+            </w:r>
+            <w:r>
+              <w:rPr>
+                <w:kern w:val="0"/>
+                <w:rtl w:val="true"/>
+                <w:lang w:val="en-US" w:eastAsia="en-US" w:bidi="ar-SA"/>
+              </w:rPr>
+              <w:t xml:space="preserve"> </w:t>
+            </w:r>
+            <w:r>
+              <w:rPr>
+                <w:kern w:val="0"/>
+                <w:rtl w:val="true"/>
+                <w:lang w:val="en-US" w:eastAsia="en-US" w:bidi="ar-SA"/>
+              </w:rPr>
+              <w:t>و</w:t>
+            </w:r>
+            <w:r>
+              <w:rPr>
+                <w:kern w:val="0"/>
+                <w:lang w:val="en-US" w:eastAsia="en-US" w:bidi="ar-SA"/>
+              </w:rPr>
+              <w:t>182</w:t>
+            </w:r>
+            <w:r>
+              <w:rPr>
+                <w:kern w:val="0"/>
+                <w:rtl w:val="true"/>
+                <w:lang w:val="en-US" w:eastAsia="en-US" w:bidi="ar-SA"/>
+              </w:rPr>
+              <w:t>، و</w:t>
+            </w:r>
+            <w:r>
+              <w:rPr>
+                <w:rStyle w:val="VerbatimChar"/>
+                <w:kern w:val="0"/>
+                <w:lang w:val="en-US" w:eastAsia="en-US" w:bidi="ar-SA"/>
+              </w:rPr>
+              <w:t>‎</w:t>
+            </w:r>
+            <w:r>
+              <w:rPr>
+                <w:rStyle w:val="VerbatimChar"/>
+                <w:kern w:val="0"/>
+                <w:lang w:val="en-US" w:eastAsia="en-US" w:bidi="ar-SA"/>
+              </w:rPr>
+              <w:t>snapshot_day‎</w:t>
+            </w:r>
+            <w:r>
+              <w:rPr>
+                <w:kern w:val="0"/>
+                <w:lang w:val="en-US" w:eastAsia="en-US" w:bidi="ar-SA"/>
+              </w:rPr>
+              <w:t xml:space="preserve"> = t</w:t>
+            </w:r>
+            <w:r>
+              <w:rPr>
+                <w:kern w:val="0"/>
+                <w:rtl w:val="true"/>
+                <w:lang w:val="en-US" w:eastAsia="en-US" w:bidi="ar-SA"/>
+              </w:rPr>
+              <w:t>، دون تغيير أي مفتاح</w:t>
+            </w:r>
+            <w:r>
+              <w:rPr>
+                <w:kern w:val="0"/>
+                <w:rtl w:val="true"/>
+                <w:lang w:val="en-US" w:eastAsia="en-US" w:bidi="ar-SA"/>
+              </w:rPr>
+              <w:t xml:space="preserve">. </w:t>
+            </w:r>
+            <w:r>
+              <w:rPr>
+                <w:kern w:val="0"/>
+                <w:rtl w:val="true"/>
+                <w:lang w:val="en-US" w:eastAsia="en-US" w:bidi="ar-SA"/>
+              </w:rPr>
+              <w:t>و</w:t>
+            </w:r>
+            <w:r>
+              <w:rPr>
+                <w:rStyle w:val="VerbatimChar"/>
+                <w:kern w:val="0"/>
+                <w:lang w:val="en-US" w:eastAsia="en-US" w:bidi="ar-SA"/>
+              </w:rPr>
+              <w:t>‎</w:t>
+            </w:r>
+            <w:r>
+              <w:rPr>
+                <w:rStyle w:val="VerbatimChar"/>
+                <w:kern w:val="0"/>
+                <w:lang w:val="en-US" w:eastAsia="en-US" w:bidi="ar-SA"/>
+              </w:rPr>
+              <w:t>api.ts‎</w:t>
+            </w:r>
+            <w:r>
+              <w:rPr>
+                <w:kern w:val="0"/>
+                <w:rtl w:val="true"/>
+                <w:lang w:val="en-US" w:eastAsia="en-US" w:bidi="ar-SA"/>
+              </w:rPr>
+              <w:t xml:space="preserve"> </w:t>
+            </w:r>
+            <w:r>
+              <w:rPr>
+                <w:kern w:val="0"/>
+                <w:rtl w:val="true"/>
+                <w:lang w:val="en-US" w:eastAsia="en-US" w:bidi="ar-SA"/>
+              </w:rPr>
+              <w:t xml:space="preserve">يحسب </w:t>
+            </w:r>
+            <w:r>
+              <w:rPr>
+                <w:rStyle w:val="VerbatimChar"/>
+                <w:kern w:val="0"/>
+                <w:lang w:val="en-US" w:eastAsia="en-US" w:bidi="ar-SA"/>
+              </w:rPr>
+              <w:t>‎</w:t>
+            </w:r>
+            <w:r>
+              <w:rPr>
+                <w:rStyle w:val="VerbatimChar"/>
+                <w:kern w:val="0"/>
+                <w:lang w:val="en-US" w:eastAsia="en-US" w:bidi="ar-SA"/>
+              </w:rPr>
+              <w:t>model_cut‎</w:t>
+            </w:r>
+            <w:r>
+              <w:rPr>
+                <w:kern w:val="0"/>
+                <w:rtl w:val="true"/>
+                <w:lang w:val="en-US" w:eastAsia="en-US" w:bidi="ar-SA"/>
+              </w:rPr>
+              <w:t xml:space="preserve"> </w:t>
+            </w:r>
+            <w:r>
+              <w:rPr>
+                <w:kern w:val="0"/>
+                <w:rtl w:val="true"/>
+                <w:lang w:val="en-US" w:eastAsia="en-US" w:bidi="ar-SA"/>
+              </w:rPr>
+              <w:t xml:space="preserve">من قطوع النموذج </w:t>
+            </w:r>
+            <w:r>
+              <w:rPr>
+                <w:kern w:val="0"/>
+                <w:rtl w:val="true"/>
+                <w:lang w:val="en-US" w:eastAsia="en-US" w:bidi="ar-SA"/>
+              </w:rPr>
+              <w:t>(</w:t>
+            </w:r>
+            <w:r>
+              <w:rPr>
+                <w:rStyle w:val="VerbatimChar"/>
+                <w:kern w:val="0"/>
+                <w:lang w:val="en-US" w:eastAsia="en-US" w:bidi="ar-SA"/>
+              </w:rPr>
+              <w:t>‎null‎</w:t>
+            </w:r>
+            <w:r>
+              <w:rPr>
+                <w:kern w:val="0"/>
+                <w:rtl w:val="true"/>
+                <w:lang w:val="en-US" w:eastAsia="en-US" w:bidi="ar-SA"/>
+              </w:rPr>
+              <w:t xml:space="preserve"> </w:t>
+            </w:r>
+            <w:r>
+              <w:rPr>
+                <w:kern w:val="0"/>
+                <w:rtl w:val="true"/>
+                <w:lang w:val="en-US" w:eastAsia="en-US" w:bidi="ar-SA"/>
+              </w:rPr>
+              <w:t xml:space="preserve">قبل </w:t>
+            </w:r>
+            <w:r>
+              <w:rPr>
+                <w:kern w:val="0"/>
+                <w:lang w:val="en-US" w:eastAsia="en-US" w:bidi="ar-SA"/>
+              </w:rPr>
+              <w:t>70</w:t>
+            </w:r>
+            <w:r>
+              <w:rPr>
+                <w:kern w:val="0"/>
+                <w:rtl w:val="true"/>
+                <w:lang w:val="en-US" w:eastAsia="en-US" w:bidi="ar-SA"/>
+              </w:rPr>
+              <w:t xml:space="preserve">) </w:t>
+            </w:r>
+            <w:r>
+              <w:rPr>
+                <w:kern w:val="0"/>
+                <w:rtl w:val="true"/>
+                <w:lang w:val="en-US" w:eastAsia="en-US" w:bidi="ar-SA"/>
+              </w:rPr>
+              <w:t xml:space="preserve">وقطع الخطر من </w:t>
+            </w:r>
+            <w:r>
+              <w:rPr>
+                <w:kern w:val="0"/>
+                <w:lang w:val="en-US" w:eastAsia="en-US" w:bidi="ar-SA"/>
+              </w:rPr>
+              <w:t>28</w:t>
+            </w:r>
+            <w:r>
+              <w:rPr>
+                <w:kern w:val="0"/>
+                <w:rtl w:val="true"/>
+                <w:lang w:val="en-US" w:eastAsia="en-US" w:bidi="ar-SA"/>
+              </w:rPr>
+              <w:t xml:space="preserve"> </w:t>
+            </w:r>
+            <w:r>
+              <w:rPr>
+                <w:kern w:val="0"/>
+                <w:rtl w:val="true"/>
+                <w:lang w:val="en-US" w:eastAsia="en-US" w:bidi="ar-SA"/>
+              </w:rPr>
+              <w:t>و</w:t>
+            </w:r>
+            <w:r>
+              <w:rPr>
+                <w:kern w:val="0"/>
+                <w:lang w:val="en-US" w:eastAsia="en-US" w:bidi="ar-SA"/>
+              </w:rPr>
+              <w:t>56</w:t>
+            </w:r>
+            <w:r>
+              <w:rPr>
+                <w:kern w:val="0"/>
+                <w:rtl w:val="true"/>
+                <w:lang w:val="en-US" w:eastAsia="en-US" w:bidi="ar-SA"/>
+              </w:rPr>
+              <w:t xml:space="preserve"> </w:t>
+            </w:r>
+            <w:r>
+              <w:rPr>
+                <w:kern w:val="0"/>
+                <w:rtl w:val="true"/>
+                <w:lang w:val="en-US" w:eastAsia="en-US" w:bidi="ar-SA"/>
+              </w:rPr>
+              <w:t>و</w:t>
+            </w:r>
+            <w:r>
+              <w:rPr>
+                <w:kern w:val="0"/>
+                <w:lang w:val="en-US" w:eastAsia="en-US" w:bidi="ar-SA"/>
+              </w:rPr>
+              <w:t>112</w:t>
+            </w:r>
+            <w:r>
+              <w:rPr>
+                <w:kern w:val="0"/>
+                <w:rtl w:val="true"/>
+                <w:lang w:val="en-US" w:eastAsia="en-US" w:bidi="ar-SA"/>
+              </w:rPr>
+              <w:t xml:space="preserve">. </w:t>
+            </w:r>
+            <w:r>
+              <w:rPr>
+                <w:kern w:val="0"/>
+                <w:rtl w:val="true"/>
+                <w:lang w:val="en-US" w:eastAsia="en-US" w:bidi="ar-SA"/>
+              </w:rPr>
+              <w:t xml:space="preserve">الاختبار </w:t>
+            </w:r>
+            <w:r>
+              <w:rPr>
+                <w:rStyle w:val="VerbatimChar"/>
+                <w:kern w:val="0"/>
+                <w:lang w:val="en-US" w:eastAsia="en-US" w:bidi="ar-SA"/>
+              </w:rPr>
+              <w:t>‎</w:t>
+            </w:r>
+            <w:r>
+              <w:rPr>
+                <w:rStyle w:val="VerbatimChar"/>
+                <w:kern w:val="0"/>
+                <w:lang w:val="en-US" w:eastAsia="en-US" w:bidi="ar-SA"/>
+              </w:rPr>
+              <w:t>test_mock_matches_frozen_composition‎</w:t>
+            </w:r>
+            <w:r>
+              <w:rPr>
+                <w:kern w:val="0"/>
+                <w:rtl w:val="true"/>
+                <w:lang w:val="en-US" w:eastAsia="en-US" w:bidi="ar-SA"/>
+              </w:rPr>
+              <w:t xml:space="preserve">، ومعه </w:t>
+            </w:r>
+            <w:r>
+              <w:rPr>
+                <w:rStyle w:val="VerbatimChar"/>
+                <w:kern w:val="0"/>
+                <w:lang w:val="en-US" w:eastAsia="en-US" w:bidi="ar-SA"/>
+              </w:rPr>
+              <w:t>‎</w:t>
+            </w:r>
+            <w:r>
+              <w:rPr>
+                <w:rStyle w:val="VerbatimChar"/>
+                <w:kern w:val="0"/>
+                <w:lang w:val="en-US" w:eastAsia="en-US" w:bidi="ar-SA"/>
+              </w:rPr>
+              <w:t>assertCovers‎</w:t>
+            </w:r>
+            <w:r>
+              <w:rPr>
+                <w:kern w:val="0"/>
+                <w:rtl w:val="true"/>
+                <w:lang w:val="en-US" w:eastAsia="en-US" w:bidi="ar-SA"/>
+              </w:rPr>
+              <w:t xml:space="preserve"> </w:t>
+            </w:r>
+            <w:r>
+              <w:rPr>
+                <w:kern w:val="0"/>
+                <w:rtl w:val="true"/>
+                <w:lang w:val="en-US" w:eastAsia="en-US" w:bidi="ar-SA"/>
+              </w:rPr>
+              <w:t>في الاختبار الحي</w:t>
+            </w:r>
+          </w:p>
+        </w:tc>
+      </w:tr>
+      <w:tr>
+        <w:trPr/>
+        <w:tc>
+          <w:tcPr>
+            <w:tcW w:w="2929" w:type="dxa"/>
+            <w:tcBorders>
+              <w:top w:val="single" w:sz="4" w:space="0" w:color="808080"/>
+              <w:left w:val="single" w:sz="4" w:space="0" w:color="808080"/>
+              <w:bottom w:val="single" w:sz="4" w:space="0" w:color="808080"/>
+              <w:right w:val="single" w:sz="4" w:space="0" w:color="808080"/>
+            </w:tcBorders>
+          </w:tcPr>
+          <w:p>
+            <w:pPr>
+              <w:pStyle w:val="Compact"/>
+              <w:widowControl/>
+              <w:bidi w:val="1"/>
+              <w:spacing w:before="36" w:after="36"/>
+              <w:jc w:val="left"/>
+              <w:rPr>
+                <w:kern w:val="0"/>
+                <w:lang w:val="en-US" w:eastAsia="en-US" w:bidi="ar-SA"/>
+              </w:rPr>
+            </w:pPr>
+            <w:r>
+              <w:rPr>
+                <w:kern w:val="0"/>
+                <w:rtl w:val="true"/>
+                <w:lang w:val="en-US" w:eastAsia="en-US" w:bidi="ar-SA"/>
+              </w:rPr>
+              <w:t>ت</w:t>
+            </w:r>
+            <w:r>
+              <w:rPr>
+                <w:kern w:val="0"/>
+                <w:rtl w:val="true"/>
+                <w:lang w:val="en-US" w:eastAsia="en-US" w:bidi="ar-SA"/>
+              </w:rPr>
+              <w:t>-</w:t>
+            </w:r>
+            <w:r>
+              <w:rPr>
+                <w:kern w:val="0"/>
+                <w:lang w:val="en-US" w:eastAsia="en-US" w:bidi="ar-SA"/>
+              </w:rPr>
+              <w:t>5</w:t>
+            </w:r>
+            <w:r>
+              <w:rPr>
+                <w:kern w:val="0"/>
+                <w:rtl w:val="true"/>
+                <w:lang w:val="en-US" w:eastAsia="en-US" w:bidi="ar-SA"/>
+              </w:rPr>
+              <w:t xml:space="preserve"> </w:t>
+            </w:r>
+            <w:r>
+              <w:rPr>
+                <w:kern w:val="0"/>
+                <w:rtl w:val="true"/>
+                <w:lang w:val="en-US" w:eastAsia="en-US" w:bidi="ar-SA"/>
+              </w:rPr>
+              <w:t xml:space="preserve">حفظ ناتج أداة القياس </w:t>
+            </w:r>
+            <w:r>
+              <w:rPr>
+                <w:kern w:val="0"/>
+                <w:rtl w:val="true"/>
+                <w:lang w:val="en-US" w:eastAsia="en-US" w:bidi="ar-SA"/>
+              </w:rPr>
+              <w:t>(</w:t>
+            </w:r>
+            <w:r>
+              <w:rPr>
+                <w:kern w:val="0"/>
+                <w:rtl w:val="true"/>
+                <w:lang w:val="en-US" w:eastAsia="en-US" w:bidi="ar-SA"/>
+              </w:rPr>
+              <w:t>ب</w:t>
+            </w:r>
+            <w:r>
+              <w:rPr>
+                <w:kern w:val="0"/>
+                <w:rtl w:val="true"/>
+                <w:lang w:val="en-US" w:eastAsia="en-US" w:bidi="ar-SA"/>
+              </w:rPr>
+              <w:t>-</w:t>
+            </w:r>
+            <w:r>
+              <w:rPr>
+                <w:kern w:val="0"/>
+                <w:lang w:val="en-US" w:eastAsia="en-US" w:bidi="ar-SA"/>
+              </w:rPr>
+              <w:t>2</w:t>
+            </w:r>
+            <w:r>
+              <w:rPr>
+                <w:kern w:val="0"/>
+                <w:rtl w:val="true"/>
+                <w:lang w:val="en-US" w:eastAsia="en-US" w:bidi="ar-SA"/>
+              </w:rPr>
+              <w:t>)</w:t>
+            </w:r>
+          </w:p>
+        </w:tc>
+        <w:tc>
+          <w:tcPr>
+            <w:tcW w:w="2929" w:type="dxa"/>
+            <w:tcBorders>
+              <w:top w:val="single" w:sz="4" w:space="0" w:color="808080"/>
+              <w:left w:val="single" w:sz="4" w:space="0" w:color="808080"/>
+              <w:bottom w:val="single" w:sz="4" w:space="0" w:color="808080"/>
+              <w:right w:val="single" w:sz="4" w:space="0" w:color="808080"/>
+            </w:tcBorders>
+          </w:tcPr>
+          <w:p>
+            <w:pPr>
+              <w:pStyle w:val="Compact"/>
+              <w:widowControl/>
+              <w:bidi w:val="1"/>
+              <w:spacing w:before="36" w:after="36"/>
+              <w:jc w:val="left"/>
+              <w:rPr>
+                <w:kern w:val="0"/>
+                <w:lang w:val="en-US" w:eastAsia="en-US" w:bidi="ar-SA"/>
+              </w:rPr>
+            </w:pPr>
+            <w:r>
+              <w:rPr>
+                <w:kern w:val="0"/>
+                <w:rtl w:val="true"/>
+                <w:lang w:val="en-US" w:eastAsia="en-US" w:bidi="ar-SA"/>
+              </w:rPr>
+              <w:t xml:space="preserve">منجز، وأُعيد بناء ملفات </w:t>
+            </w:r>
+            <w:r>
+              <w:rPr>
+                <w:kern w:val="0"/>
+                <w:lang w:val="en-US" w:eastAsia="en-US" w:bidi="ar-SA"/>
+              </w:rPr>
+              <w:t>Word (2026-10-29)</w:t>
+            </w:r>
+          </w:p>
+        </w:tc>
+        <w:tc>
+          <w:tcPr>
+            <w:tcW w:w="2930" w:type="dxa"/>
+            <w:tcBorders>
+              <w:top w:val="single" w:sz="4" w:space="0" w:color="808080"/>
+              <w:left w:val="single" w:sz="4" w:space="0" w:color="808080"/>
+              <w:bottom w:val="single" w:sz="4" w:space="0" w:color="808080"/>
+              <w:right w:val="single" w:sz="4" w:space="0" w:color="808080"/>
+            </w:tcBorders>
+          </w:tcPr>
+          <w:p>
+            <w:pPr>
+              <w:pStyle w:val="Compact"/>
+              <w:widowControl/>
+              <w:bidi w:val="1"/>
+              <w:spacing w:before="36" w:after="36"/>
+              <w:jc w:val="left"/>
+              <w:rPr>
+                <w:kern w:val="0"/>
+                <w:lang w:val="en-US" w:eastAsia="en-US" w:bidi="ar-SA"/>
+              </w:rPr>
+            </w:pPr>
+            <w:r>
+              <w:rPr>
+                <w:rStyle w:val="VerbatimChar"/>
+                <w:kern w:val="0"/>
+                <w:lang w:val="en-US" w:eastAsia="en-US" w:bidi="ar-SA"/>
+              </w:rPr>
+              <w:t>‎</w:t>
+            </w:r>
+            <w:r>
+              <w:rPr>
+                <w:rStyle w:val="VerbatimChar"/>
+                <w:kern w:val="0"/>
+                <w:lang w:val="en-US" w:eastAsia="en-US" w:bidi="ar-SA"/>
+              </w:rPr>
+              <w:t>src/backend/bench.py‎</w:t>
+            </w:r>
+            <w:r>
+              <w:rPr>
+                <w:kern w:val="0"/>
+                <w:lang w:val="en-US" w:eastAsia="en-US" w:bidi="ar-SA"/>
+              </w:rPr>
+              <w:t xml:space="preserve">: </w:t>
+            </w:r>
+            <w:r>
+              <w:rPr>
+                <w:rStyle w:val="VerbatimChar"/>
+                <w:kern w:val="0"/>
+                <w:lang w:val="en-US" w:eastAsia="en-US" w:bidi="ar-SA"/>
+              </w:rPr>
+              <w:t>‎--out‎</w:t>
+            </w:r>
+            <w:r>
+              <w:rPr>
+                <w:kern w:val="0"/>
+                <w:rtl w:val="true"/>
+                <w:lang w:val="en-US" w:eastAsia="en-US" w:bidi="ar-SA"/>
+              </w:rPr>
+              <w:t xml:space="preserve"> </w:t>
+            </w:r>
+            <w:r>
+              <w:rPr>
+                <w:kern w:val="0"/>
+                <w:rtl w:val="true"/>
+                <w:lang w:val="en-US" w:eastAsia="en-US" w:bidi="ar-SA"/>
+              </w:rPr>
+              <w:t>و</w:t>
+            </w:r>
+            <w:r>
+              <w:rPr>
+                <w:rStyle w:val="VerbatimChar"/>
+                <w:kern w:val="0"/>
+                <w:lang w:val="en-US" w:eastAsia="en-US" w:bidi="ar-SA"/>
+              </w:rPr>
+              <w:t>‎</w:t>
+            </w:r>
+            <w:r>
+              <w:rPr>
+                <w:rStyle w:val="VerbatimChar"/>
+                <w:kern w:val="0"/>
+                <w:lang w:val="en-US" w:eastAsia="en-US" w:bidi="ar-SA"/>
+              </w:rPr>
+              <w:t>--state {cold,warm,precomputed}‎</w:t>
+            </w:r>
+            <w:r>
+              <w:rPr>
+                <w:kern w:val="0"/>
+                <w:rtl w:val="true"/>
+                <w:lang w:val="en-US" w:eastAsia="en-US" w:bidi="ar-SA"/>
+              </w:rPr>
+              <w:t xml:space="preserve"> (</w:t>
+            </w:r>
+            <w:r>
+              <w:rPr>
+                <w:kern w:val="0"/>
+                <w:rtl w:val="true"/>
+                <w:lang w:val="en-US" w:eastAsia="en-US" w:bidi="ar-SA"/>
+              </w:rPr>
+              <w:t>لا يكتب فوق ملف موجود، ويحفظ العيّنات و</w:t>
+            </w:r>
+            <w:r>
+              <w:rPr>
+                <w:kern w:val="0"/>
+                <w:lang w:val="en-US" w:eastAsia="en-US" w:bidi="ar-SA"/>
+              </w:rPr>
+              <w:t>git_commit</w:t>
+            </w:r>
+            <w:r>
+              <w:rPr>
+                <w:kern w:val="0"/>
+                <w:rtl w:val="true"/>
+                <w:lang w:val="en-US" w:eastAsia="en-US" w:bidi="ar-SA"/>
+              </w:rPr>
+              <w:t xml:space="preserve"> </w:t>
+            </w:r>
+            <w:r>
+              <w:rPr>
+                <w:kern w:val="0"/>
+                <w:rtl w:val="true"/>
+                <w:lang w:val="en-US" w:eastAsia="en-US" w:bidi="ar-SA"/>
+              </w:rPr>
+              <w:t>والآلة وحال الخادم</w:t>
+            </w:r>
+            <w:r>
+              <w:rPr>
+                <w:kern w:val="0"/>
+                <w:rtl w:val="true"/>
+                <w:lang w:val="en-US" w:eastAsia="en-US" w:bidi="ar-SA"/>
+              </w:rPr>
+              <w:t>)</w:t>
+            </w:r>
+            <w:r>
+              <w:rPr>
+                <w:kern w:val="0"/>
+                <w:rtl w:val="true"/>
+                <w:lang w:val="en-US" w:eastAsia="en-US" w:bidi="ar-SA"/>
+              </w:rPr>
+              <w:t>، و</w:t>
+            </w:r>
+            <w:r>
+              <w:rPr>
+                <w:rStyle w:val="VerbatimChar"/>
+                <w:kern w:val="0"/>
+                <w:lang w:val="en-US" w:eastAsia="en-US" w:bidi="ar-SA"/>
+              </w:rPr>
+              <w:t>‎</w:t>
+            </w:r>
+            <w:r>
+              <w:rPr>
+                <w:rStyle w:val="VerbatimChar"/>
+                <w:kern w:val="0"/>
+                <w:lang w:val="en-US" w:eastAsia="en-US" w:bidi="ar-SA"/>
+              </w:rPr>
+              <w:t>--cold-day‎</w:t>
+            </w:r>
+            <w:r>
+              <w:rPr>
+                <w:kern w:val="0"/>
+                <w:rtl w:val="true"/>
+                <w:lang w:val="en-US" w:eastAsia="en-US" w:bidi="ar-SA"/>
+              </w:rPr>
+              <w:t xml:space="preserve"> </w:t>
+            </w:r>
+            <w:r>
+              <w:rPr>
+                <w:kern w:val="0"/>
+                <w:rtl w:val="true"/>
+                <w:lang w:val="en-US" w:eastAsia="en-US" w:bidi="ar-SA"/>
+              </w:rPr>
+              <w:t>و</w:t>
+            </w:r>
+            <w:r>
+              <w:rPr>
+                <w:rStyle w:val="VerbatimChar"/>
+                <w:kern w:val="0"/>
+                <w:lang w:val="en-US" w:eastAsia="en-US" w:bidi="ar-SA"/>
+              </w:rPr>
+              <w:t>‎</w:t>
+            </w:r>
+            <w:r>
+              <w:rPr>
+                <w:rStyle w:val="VerbatimChar"/>
+                <w:kern w:val="0"/>
+                <w:lang w:val="en-US" w:eastAsia="en-US" w:bidi="ar-SA"/>
+              </w:rPr>
+              <w:t>--cold-overview-day‎</w:t>
+            </w:r>
+            <w:r>
+              <w:rPr>
+                <w:kern w:val="0"/>
+                <w:rtl w:val="true"/>
+                <w:lang w:val="en-US" w:eastAsia="en-US" w:bidi="ar-SA"/>
+              </w:rPr>
+              <w:t xml:space="preserve"> (</w:t>
+            </w:r>
+            <w:r>
+              <w:rPr>
+                <w:kern w:val="0"/>
+                <w:rtl w:val="true"/>
+                <w:lang w:val="en-US" w:eastAsia="en-US" w:bidi="ar-SA"/>
+              </w:rPr>
+              <w:t xml:space="preserve">الثاني بقرار المشرف المحاكى في </w:t>
+            </w:r>
+            <w:r>
+              <w:rPr>
+                <w:rStyle w:val="VerbatimChar"/>
+                <w:kern w:val="0"/>
+                <w:lang w:val="en-US" w:eastAsia="en-US" w:bidi="ar-SA"/>
+              </w:rPr>
+              <w:t>‎</w:t>
+            </w:r>
+            <w:r>
+              <w:rPr>
+                <w:rStyle w:val="VerbatimChar"/>
+                <w:kern w:val="0"/>
+                <w:lang w:val="en-US" w:eastAsia="en-US" w:bidi="ar-SA"/>
+              </w:rPr>
+              <w:t>docs/meetings/2026-10-29-meeting-t5-serving-bench.md‎</w:t>
+            </w:r>
+            <w:r>
+              <w:rPr>
+                <w:kern w:val="0"/>
+                <w:rtl w:val="true"/>
+                <w:lang w:val="en-US" w:eastAsia="en-US" w:bidi="ar-SA"/>
+              </w:rPr>
+              <w:t xml:space="preserve">). </w:t>
+            </w:r>
+            <w:r>
+              <w:rPr>
+                <w:kern w:val="0"/>
+                <w:rtl w:val="true"/>
+                <w:lang w:val="en-US" w:eastAsia="en-US" w:bidi="ar-SA"/>
+              </w:rPr>
+              <w:t xml:space="preserve">قياس واحد لكل حال في </w:t>
+            </w:r>
+            <w:r>
+              <w:rPr>
+                <w:kern w:val="0"/>
+                <w:lang w:val="en-US" w:eastAsia="en-US" w:bidi="ar-SA"/>
+              </w:rPr>
+              <w:t>2026</w:t>
+            </w:r>
+            <w:r>
+              <w:rPr>
+                <w:kern w:val="0"/>
+                <w:rtl w:val="true"/>
+                <w:lang w:val="en-US" w:eastAsia="en-US" w:bidi="ar-SA"/>
+              </w:rPr>
+              <w:t>-</w:t>
+            </w:r>
+            <w:r>
+              <w:rPr>
+                <w:kern w:val="0"/>
+                <w:lang w:val="en-US" w:eastAsia="en-US" w:bidi="ar-SA"/>
+              </w:rPr>
+              <w:t>10</w:t>
+            </w:r>
+            <w:r>
+              <w:rPr>
+                <w:kern w:val="0"/>
+                <w:rtl w:val="true"/>
+                <w:lang w:val="en-US" w:eastAsia="en-US" w:bidi="ar-SA"/>
+              </w:rPr>
+              <w:t>-</w:t>
+            </w:r>
+            <w:r>
+              <w:rPr>
+                <w:kern w:val="0"/>
+                <w:lang w:val="en-US" w:eastAsia="en-US" w:bidi="ar-SA"/>
+              </w:rPr>
+              <w:t>29</w:t>
+            </w:r>
+            <w:r>
+              <w:rPr>
+                <w:kern w:val="0"/>
+                <w:rtl w:val="true"/>
+                <w:lang w:val="en-US" w:eastAsia="en-US" w:bidi="ar-SA"/>
+              </w:rPr>
+              <w:t xml:space="preserve"> </w:t>
+            </w:r>
+            <w:r>
+              <w:rPr>
+                <w:kern w:val="0"/>
+                <w:rtl w:val="true"/>
+                <w:lang w:val="en-US" w:eastAsia="en-US" w:bidi="ar-SA"/>
+              </w:rPr>
+              <w:t xml:space="preserve">بأوامر مسجلة في </w:t>
+            </w:r>
+            <w:r>
+              <w:rPr>
+                <w:rStyle w:val="VerbatimChar"/>
+                <w:kern w:val="0"/>
+                <w:lang w:val="en-US" w:eastAsia="en-US" w:bidi="ar-SA"/>
+              </w:rPr>
+              <w:t>‎</w:t>
+            </w:r>
+            <w:r>
+              <w:rPr>
+                <w:rStyle w:val="VerbatimChar"/>
+                <w:kern w:val="0"/>
+                <w:lang w:val="en-US" w:eastAsia="en-US" w:bidi="ar-SA"/>
+              </w:rPr>
+              <w:t>results/serving_bench/README.md‎</w:t>
+            </w:r>
+            <w:r>
+              <w:rPr>
+                <w:kern w:val="0"/>
+                <w:rtl w:val="true"/>
+                <w:lang w:val="en-US" w:eastAsia="en-US" w:bidi="ar-SA"/>
+              </w:rPr>
+              <w:t>، وأيام باردة محددة في المحضر قبل القياس، و</w:t>
+            </w:r>
+            <w:r>
+              <w:rPr>
+                <w:rStyle w:val="VerbatimChar"/>
+                <w:kern w:val="0"/>
+                <w:lang w:val="en-US" w:eastAsia="en-US" w:bidi="ar-SA"/>
+              </w:rPr>
+              <w:t>‎</w:t>
+            </w:r>
+            <w:r>
+              <w:rPr>
+                <w:rStyle w:val="VerbatimChar"/>
+                <w:kern w:val="0"/>
+                <w:lang w:val="en-US" w:eastAsia="en-US" w:bidi="ar-SA"/>
+              </w:rPr>
+              <w:t>precompute.txt‎</w:t>
+            </w:r>
+            <w:r>
+              <w:rPr>
+                <w:kern w:val="0"/>
+                <w:rtl w:val="true"/>
+                <w:lang w:val="en-US" w:eastAsia="en-US" w:bidi="ar-SA"/>
+              </w:rPr>
+              <w:t xml:space="preserve"> </w:t>
+            </w:r>
+            <w:r>
+              <w:rPr>
+                <w:kern w:val="0"/>
+                <w:rtl w:val="true"/>
+                <w:lang w:val="en-US" w:eastAsia="en-US" w:bidi="ar-SA"/>
+              </w:rPr>
+              <w:t>من ذاكرة فارغة طابقت ذاكرتُه الناتجة السابقة مصفوفةً مصفوفة</w:t>
+            </w:r>
+            <w:r>
+              <w:rPr>
+                <w:kern w:val="0"/>
+                <w:rtl w:val="true"/>
+                <w:lang w:val="en-US" w:eastAsia="en-US" w:bidi="ar-SA"/>
+              </w:rPr>
+              <w:t xml:space="preserve">. </w:t>
+            </w:r>
+            <w:r>
+              <w:rPr>
+                <w:kern w:val="0"/>
+                <w:rtl w:val="true"/>
+                <w:lang w:val="en-US" w:eastAsia="en-US" w:bidi="ar-SA"/>
+              </w:rPr>
+              <w:t xml:space="preserve">وكل القياسات داخل حدود </w:t>
+            </w:r>
+            <w:r>
+              <w:rPr>
+                <w:kern w:val="0"/>
+                <w:lang w:val="en-US" w:eastAsia="en-US" w:bidi="ar-SA"/>
+              </w:rPr>
+              <w:t>NFR-01</w:t>
+            </w:r>
+            <w:r>
+              <w:rPr>
+                <w:kern w:val="0"/>
+                <w:rtl w:val="true"/>
+                <w:lang w:val="en-US" w:eastAsia="en-US" w:bidi="ar-SA"/>
+              </w:rPr>
+              <w:t>، ولم يُعدَّل حد</w:t>
+            </w:r>
+            <w:r>
+              <w:rPr>
+                <w:kern w:val="0"/>
+                <w:rtl w:val="true"/>
+                <w:lang w:val="en-US" w:eastAsia="en-US" w:bidi="ar-SA"/>
+              </w:rPr>
+              <w:t xml:space="preserve">. </w:t>
+            </w:r>
+            <w:r>
+              <w:rPr>
+                <w:rStyle w:val="VerbatimChar"/>
+                <w:kern w:val="0"/>
+                <w:lang w:val="en-US" w:eastAsia="en-US" w:bidi="ar-SA"/>
+              </w:rPr>
+              <w:t>‎make_tables.py‎</w:t>
+            </w:r>
+            <w:r>
+              <w:rPr>
+                <w:kern w:val="0"/>
+                <w:rtl w:val="true"/>
+                <w:lang w:val="en-US" w:eastAsia="en-US" w:bidi="ar-SA"/>
+              </w:rPr>
+              <w:t xml:space="preserve"> </w:t>
+            </w:r>
+            <w:r>
+              <w:rPr>
+                <w:kern w:val="0"/>
+                <w:rtl w:val="true"/>
+                <w:lang w:val="en-US" w:eastAsia="en-US" w:bidi="ar-SA"/>
+              </w:rPr>
+              <w:t xml:space="preserve">يولّد الجدول </w:t>
+            </w:r>
+            <w:r>
+              <w:rPr>
+                <w:kern w:val="0"/>
+                <w:lang w:val="en-US" w:eastAsia="en-US" w:bidi="ar-SA"/>
+              </w:rPr>
+              <w:t>5</w:t>
+            </w:r>
+            <w:r>
+              <w:rPr>
+                <w:kern w:val="0"/>
+                <w:rtl w:val="true"/>
+                <w:lang w:val="en-US" w:eastAsia="en-US" w:bidi="ar-SA"/>
+              </w:rPr>
+              <w:t>-</w:t>
+            </w:r>
+            <w:r>
+              <w:rPr>
+                <w:kern w:val="0"/>
+                <w:lang w:val="en-US" w:eastAsia="en-US" w:bidi="ar-SA"/>
+              </w:rPr>
+              <w:t>6</w:t>
+            </w:r>
+            <w:r>
+              <w:rPr>
+                <w:kern w:val="0"/>
+                <w:rtl w:val="true"/>
+                <w:lang w:val="en-US" w:eastAsia="en-US" w:bidi="ar-SA"/>
+              </w:rPr>
+              <w:t xml:space="preserve"> (</w:t>
+            </w:r>
+            <w:r>
+              <w:rPr>
+                <w:kern w:val="0"/>
+                <w:rtl w:val="true"/>
+                <w:lang w:val="en-US" w:eastAsia="en-US" w:bidi="ar-SA"/>
+              </w:rPr>
+              <w:t>وعنوانه يسمّي ملفي المصدر</w:t>
+            </w:r>
+            <w:r>
+              <w:rPr>
+                <w:kern w:val="0"/>
+                <w:rtl w:val="true"/>
+                <w:lang w:val="en-US" w:eastAsia="en-US" w:bidi="ar-SA"/>
+              </w:rPr>
+              <w:t xml:space="preserve">) </w:t>
+            </w:r>
+            <w:r>
+              <w:rPr>
+                <w:kern w:val="0"/>
+                <w:rtl w:val="true"/>
+                <w:lang w:val="en-US" w:eastAsia="en-US" w:bidi="ar-SA"/>
+              </w:rPr>
+              <w:t>و</w:t>
+            </w:r>
+            <w:r>
+              <w:rPr>
+                <w:rStyle w:val="VerbatimChar"/>
+                <w:kern w:val="0"/>
+                <w:lang w:val="en-US" w:eastAsia="en-US" w:bidi="ar-SA"/>
+              </w:rPr>
+              <w:t>‎</w:t>
+            </w:r>
+            <w:r>
+              <w:rPr>
+                <w:rStyle w:val="VerbatimChar"/>
+                <w:kern w:val="0"/>
+                <w:lang w:val="en-US" w:eastAsia="en-US" w:bidi="ar-SA"/>
+              </w:rPr>
+              <w:t>serving_bench_values.json‎</w:t>
+            </w:r>
+            <w:r>
+              <w:rPr>
+                <w:kern w:val="0"/>
+                <w:rtl w:val="true"/>
+                <w:lang w:val="en-US" w:eastAsia="en-US" w:bidi="ar-SA"/>
+              </w:rPr>
+              <w:t xml:space="preserve"> </w:t>
+            </w:r>
+            <w:r>
+              <w:rPr>
+                <w:kern w:val="0"/>
+                <w:rtl w:val="true"/>
+                <w:lang w:val="en-US" w:eastAsia="en-US" w:bidi="ar-SA"/>
+              </w:rPr>
+              <w:t>ويوقف التشغيل عند الاختلاف، و</w:t>
+            </w:r>
+            <w:r>
+              <w:rPr>
+                <w:rStyle w:val="VerbatimChar"/>
+                <w:kern w:val="0"/>
+                <w:lang w:val="en-US" w:eastAsia="en-US" w:bidi="ar-SA"/>
+              </w:rPr>
+              <w:t>‎</w:t>
+            </w:r>
+            <w:r>
+              <w:rPr>
+                <w:rStyle w:val="VerbatimChar"/>
+                <w:kern w:val="0"/>
+                <w:lang w:val="en-US" w:eastAsia="en-US" w:bidi="ar-SA"/>
+              </w:rPr>
+              <w:t>assemble.py‎</w:t>
+            </w:r>
+            <w:r>
+              <w:rPr>
+                <w:kern w:val="0"/>
+                <w:rtl w:val="true"/>
+                <w:lang w:val="en-US" w:eastAsia="en-US" w:bidi="ar-SA"/>
+              </w:rPr>
+              <w:t xml:space="preserve"> </w:t>
+            </w:r>
+            <w:r>
+              <w:rPr>
+                <w:kern w:val="0"/>
+                <w:rtl w:val="true"/>
+                <w:lang w:val="en-US" w:eastAsia="en-US" w:bidi="ar-SA"/>
+              </w:rPr>
+              <w:t xml:space="preserve">يكتب </w:t>
+            </w:r>
+            <w:r>
+              <w:rPr>
+                <w:kern w:val="0"/>
+                <w:lang w:val="en-US" w:eastAsia="en-US" w:bidi="ar-SA"/>
+              </w:rPr>
+              <w:t>5</w:t>
+            </w:r>
+            <w:r>
+              <w:rPr>
+                <w:kern w:val="0"/>
+                <w:rtl w:val="true"/>
+                <w:lang w:val="en-US" w:eastAsia="en-US" w:bidi="ar-SA"/>
+              </w:rPr>
+              <w:t>-</w:t>
+            </w:r>
+            <w:r>
+              <w:rPr>
+                <w:kern w:val="0"/>
+                <w:lang w:val="en-US" w:eastAsia="en-US" w:bidi="ar-SA"/>
+              </w:rPr>
+              <w:t>6</w:t>
+            </w:r>
+            <w:r>
+              <w:rPr>
+                <w:kern w:val="0"/>
+                <w:rtl w:val="true"/>
+                <w:lang w:val="en-US" w:eastAsia="en-US" w:bidi="ar-SA"/>
+              </w:rPr>
+              <w:t>-</w:t>
+            </w:r>
+            <w:r>
+              <w:rPr>
+                <w:kern w:val="0"/>
+                <w:lang w:val="en-US" w:eastAsia="en-US" w:bidi="ar-SA"/>
+              </w:rPr>
+              <w:t>3</w:t>
+            </w:r>
+            <w:r>
+              <w:rPr>
+                <w:kern w:val="0"/>
+                <w:rtl w:val="true"/>
+                <w:lang w:val="en-US" w:eastAsia="en-US" w:bidi="ar-SA"/>
+              </w:rPr>
+              <w:t xml:space="preserve"> </w:t>
+            </w:r>
+            <w:r>
+              <w:rPr>
+                <w:kern w:val="0"/>
+                <w:rtl w:val="true"/>
+                <w:lang w:val="en-US" w:eastAsia="en-US" w:bidi="ar-SA"/>
+              </w:rPr>
+              <w:t xml:space="preserve">من </w:t>
+            </w:r>
+            <w:r>
+              <w:rPr>
+                <w:rStyle w:val="VerbatimChar"/>
+                <w:kern w:val="0"/>
+                <w:lang w:val="en-US" w:eastAsia="en-US" w:bidi="ar-SA"/>
+              </w:rPr>
+              <w:t>‎</w:t>
+            </w:r>
+            <w:r>
+              <w:rPr>
+                <w:rStyle w:val="VerbatimChar"/>
+                <w:kern w:val="0"/>
+                <w:lang w:val="en-US" w:eastAsia="en-US" w:bidi="ar-SA"/>
+              </w:rPr>
+              <w:t>templates/sec563_template.md‎</w:t>
+            </w:r>
+            <w:r>
+              <w:rPr>
+                <w:kern w:val="0"/>
+                <w:rtl w:val="true"/>
+                <w:lang w:val="en-US" w:eastAsia="en-US" w:bidi="ar-SA"/>
+              </w:rPr>
+              <w:t xml:space="preserve"> </w:t>
+            </w:r>
+            <w:r>
+              <w:rPr>
+                <w:kern w:val="0"/>
+                <w:rtl w:val="true"/>
+                <w:lang w:val="en-US" w:eastAsia="en-US" w:bidi="ar-SA"/>
+              </w:rPr>
+              <w:t xml:space="preserve">وخانة حالة </w:t>
+            </w:r>
+            <w:r>
+              <w:rPr>
+                <w:kern w:val="0"/>
+                <w:lang w:val="en-US" w:eastAsia="en-US" w:bidi="ar-SA"/>
+              </w:rPr>
+              <w:t>NFR-01</w:t>
+            </w:r>
+            <w:r>
+              <w:rPr>
+                <w:kern w:val="0"/>
+                <w:rtl w:val="true"/>
+                <w:lang w:val="en-US" w:eastAsia="en-US" w:bidi="ar-SA"/>
+              </w:rPr>
+              <w:t xml:space="preserve"> </w:t>
+            </w:r>
+            <w:r>
+              <w:rPr>
+                <w:kern w:val="0"/>
+                <w:rtl w:val="true"/>
+                <w:lang w:val="en-US" w:eastAsia="en-US" w:bidi="ar-SA"/>
+              </w:rPr>
+              <w:t xml:space="preserve">من </w:t>
+            </w:r>
+            <w:r>
+              <w:rPr>
+                <w:rStyle w:val="VerbatimChar"/>
+                <w:kern w:val="0"/>
+                <w:lang w:val="en-US" w:eastAsia="en-US" w:bidi="ar-SA"/>
+              </w:rPr>
+              <w:t>‎</w:t>
+            </w:r>
+            <w:r>
+              <w:rPr>
+                <w:rStyle w:val="VerbatimChar"/>
+                <w:kern w:val="0"/>
+                <w:lang w:val="en-US" w:eastAsia="en-US" w:bidi="ar-SA"/>
+              </w:rPr>
+              <w:t>templates/nfr01_status_template.md‎</w:t>
+            </w:r>
+            <w:r>
+              <w:rPr>
+                <w:kern w:val="0"/>
+                <w:rtl w:val="true"/>
+                <w:lang w:val="en-US" w:eastAsia="en-US" w:bidi="ar-SA"/>
+              </w:rPr>
+              <w:t>، و</w:t>
+            </w:r>
+            <w:r>
+              <w:rPr>
+                <w:rStyle w:val="VerbatimChar"/>
+                <w:kern w:val="0"/>
+                <w:lang w:val="en-US" w:eastAsia="en-US" w:bidi="ar-SA"/>
+              </w:rPr>
+              <w:t>‎</w:t>
+            </w:r>
+            <w:r>
+              <w:rPr>
+                <w:rStyle w:val="VerbatimChar"/>
+                <w:kern w:val="0"/>
+                <w:lang w:val="en-US" w:eastAsia="en-US" w:bidi="ar-SA"/>
+              </w:rPr>
+              <w:t>build_ch6.py‎</w:t>
+            </w:r>
+            <w:r>
+              <w:rPr>
+                <w:kern w:val="0"/>
+                <w:rtl w:val="true"/>
+                <w:lang w:val="en-US" w:eastAsia="en-US" w:bidi="ar-SA"/>
+              </w:rPr>
+              <w:t xml:space="preserve"> </w:t>
+            </w:r>
+            <w:r>
+              <w:rPr>
+                <w:kern w:val="0"/>
+                <w:rtl w:val="true"/>
+                <w:lang w:val="en-US" w:eastAsia="en-US" w:bidi="ar-SA"/>
+              </w:rPr>
+              <w:t xml:space="preserve">يملأ رقمي فقرة </w:t>
+            </w:r>
+            <w:r>
+              <w:rPr>
+                <w:kern w:val="0"/>
+                <w:rtl w:val="true"/>
+                <w:lang w:val="en-US" w:eastAsia="en-US" w:bidi="ar-SA"/>
+              </w:rPr>
+              <w:t>«</w:t>
+            </w:r>
+            <w:r>
+              <w:rPr>
+                <w:kern w:val="0"/>
+                <w:rtl w:val="true"/>
+                <w:lang w:val="en-US" w:eastAsia="en-US" w:bidi="ar-SA"/>
+              </w:rPr>
+              <w:t>بعد النتيجة</w:t>
+            </w:r>
+            <w:r>
+              <w:rPr>
+                <w:kern w:val="0"/>
+                <w:rtl w:val="true"/>
+                <w:lang w:val="en-US" w:eastAsia="en-US" w:bidi="ar-SA"/>
+              </w:rPr>
+              <w:t xml:space="preserve">» </w:t>
+            </w:r>
+            <w:r>
+              <w:rPr>
+                <w:kern w:val="0"/>
+                <w:rtl w:val="true"/>
+                <w:lang w:val="en-US" w:eastAsia="en-US" w:bidi="ar-SA"/>
+              </w:rPr>
+              <w:t xml:space="preserve">عن القيد </w:t>
+            </w:r>
+            <w:r>
+              <w:rPr>
+                <w:kern w:val="0"/>
+                <w:lang w:val="en-US" w:eastAsia="en-US" w:bidi="ar-SA"/>
+              </w:rPr>
+              <w:t>16</w:t>
+            </w:r>
+            <w:r>
+              <w:rPr>
+                <w:kern w:val="0"/>
+                <w:rtl w:val="true"/>
+                <w:lang w:val="en-US" w:eastAsia="en-US" w:bidi="ar-SA"/>
+              </w:rPr>
+              <w:t xml:space="preserve">. </w:t>
+            </w:r>
+            <w:r>
+              <w:rPr>
+                <w:kern w:val="0"/>
+                <w:rtl w:val="true"/>
+                <w:lang w:val="en-US" w:eastAsia="en-US" w:bidi="ar-SA"/>
+              </w:rPr>
+              <w:t xml:space="preserve">وتغيّرت الأرقام لأنها قياس جديد </w:t>
+            </w:r>
+            <w:r>
+              <w:rPr>
+                <w:kern w:val="0"/>
+                <w:rtl w:val="true"/>
+                <w:lang w:val="en-US" w:eastAsia="en-US" w:bidi="ar-SA"/>
+              </w:rPr>
+              <w:t>(</w:t>
+            </w:r>
+            <w:r>
+              <w:rPr>
+                <w:kern w:val="0"/>
+                <w:rtl w:val="true"/>
+                <w:lang w:val="en-US" w:eastAsia="en-US" w:bidi="ar-SA"/>
+              </w:rPr>
+              <w:t>ز</w:t>
+            </w:r>
+            <w:r>
+              <w:rPr>
+                <w:kern w:val="0"/>
+                <w:rtl w:val="true"/>
+                <w:lang w:val="en-US" w:eastAsia="en-US" w:bidi="ar-SA"/>
+              </w:rPr>
+              <w:t>-</w:t>
+            </w:r>
+            <w:r>
+              <w:rPr>
+                <w:kern w:val="0"/>
+                <w:lang w:val="en-US" w:eastAsia="en-US" w:bidi="ar-SA"/>
+              </w:rPr>
+              <w:t>3</w:t>
+            </w:r>
+            <w:r>
+              <w:rPr>
+                <w:kern w:val="0"/>
+                <w:rtl w:val="true"/>
+                <w:lang w:val="en-US" w:eastAsia="en-US" w:bidi="ar-SA"/>
+              </w:rPr>
+              <w:t xml:space="preserve">). </w:t>
+            </w:r>
+            <w:r>
+              <w:rPr>
+                <w:kern w:val="0"/>
+                <w:rtl w:val="true"/>
+                <w:lang w:val="en-US" w:eastAsia="en-US" w:bidi="ar-SA"/>
+              </w:rPr>
+              <w:t xml:space="preserve">الاختبار </w:t>
+            </w:r>
+            <w:r>
+              <w:rPr>
+                <w:rStyle w:val="VerbatimChar"/>
+                <w:kern w:val="0"/>
+                <w:lang w:val="en-US" w:eastAsia="en-US" w:bidi="ar-SA"/>
+              </w:rPr>
+              <w:t>‎</w:t>
+            </w:r>
+            <w:r>
+              <w:rPr>
+                <w:rStyle w:val="VerbatimChar"/>
+                <w:kern w:val="0"/>
+                <w:lang w:val="en-US" w:eastAsia="en-US" w:bidi="ar-SA"/>
+              </w:rPr>
+              <w:t>test_bench_writes_results_file‎</w:t>
+            </w:r>
+          </w:p>
+        </w:tc>
+      </w:tr>
+    </w:tbl>
+    <w:p>
+      <w:pPr>
+        <w:pStyle w:val="Normal"/>
+        <w:bidi w:val="1"/>
+        <w:rPr/>
+      </w:pPr>
+      <w:r>
+        <w:rPr>
+          <w:b/>
+          <w:b/>
+          <w:bCs/>
+          <w:rtl w:val="true"/>
+        </w:rPr>
+        <w:t xml:space="preserve">الإصدار بعد البنود </w:t>
+      </w:r>
+      <w:r>
+        <w:rPr>
+          <w:b/>
+          <w:bCs/>
+          <w:rtl w:val="true"/>
+        </w:rPr>
+        <w:t>(</w:t>
+      </w:r>
+      <w:r>
+        <w:rPr>
+          <w:b/>
+          <w:bCs/>
+        </w:rPr>
+        <w:t>2026</w:t>
+      </w:r>
+      <w:r>
+        <w:rPr>
+          <w:b/>
+          <w:bCs/>
+          <w:rtl w:val="true"/>
+        </w:rPr>
+        <w:t>-</w:t>
+      </w:r>
+      <w:r>
+        <w:rPr>
+          <w:b/>
+          <w:bCs/>
+        </w:rPr>
+        <w:t>10</w:t>
+      </w:r>
+      <w:r>
+        <w:rPr>
+          <w:b/>
+          <w:bCs/>
+          <w:rtl w:val="true"/>
+        </w:rPr>
+        <w:t>-</w:t>
+      </w:r>
+      <w:r>
+        <w:rPr>
+          <w:b/>
+          <w:bCs/>
+        </w:rPr>
+        <w:t>29</w:t>
+      </w:r>
+      <w:r>
+        <w:rPr>
+          <w:b/>
+          <w:bCs/>
+          <w:rtl w:val="true"/>
+        </w:rPr>
+        <w:t>).</w:t>
+      </w:r>
+      <w:r>
+        <w:rPr>
+          <w:rtl w:val="true"/>
+        </w:rPr>
+        <w:t xml:space="preserve"> </w:t>
+      </w:r>
+      <w:r>
+        <w:rPr>
+          <w:rtl w:val="true"/>
+        </w:rPr>
+        <w:t xml:space="preserve">القراران المفتوحان في </w:t>
+      </w:r>
+      <w:r>
+        <w:rPr>
+          <w:rStyle w:val="VerbatimChar"/>
+        </w:rPr>
+        <w:t>‎</w:t>
+      </w:r>
+      <w:r>
+        <w:rPr>
+          <w:rStyle w:val="VerbatimChar"/>
+        </w:rPr>
+        <w:t>docs/meetings/2026-10-29-decision-post-session2-release.md‎</w:t>
+      </w:r>
+      <w:r>
+        <w:rPr>
+          <w:rtl w:val="true"/>
+        </w:rPr>
+        <w:t>، بقرار المشرف المحاكى</w:t>
+      </w:r>
+      <w:r>
+        <w:rPr>
+          <w:rtl w:val="true"/>
+        </w:rPr>
+        <w:t>.</w:t>
+      </w:r>
+    </w:p>
+    <w:tbl>
+      <w:tblPr>
+        <w:tblStyle w:val="Table"/>
+        <w:bidiVisual w:val="true"/>
+        <w:tblW w:w="5000" w:type="pct"/>
+        <w:jc w:val="center"/>
+        <w:tblInd w:w="0" w:type="dxa"/>
+        <w:tblLayout w:type="fixed"/>
+        <w:tblCellMar>
+          <w:top w:w="0" w:type="dxa"/>
+          <w:left w:w="108" w:type="dxa"/>
+          <w:bottom w:w="0" w:type="dxa"/>
+          <w:right w:w="108" w:type="dxa"/>
+        </w:tblCellMar>
+        <w:tblLook w:val="0020" w:noHBand="0" w:noVBand="0" w:firstColumn="0" w:lastRow="0" w:lastColumn="0" w:firstRow="1"/>
+      </w:tblPr>
+      <w:tblGrid>
+        <w:gridCol w:w="4393"/>
+        <w:gridCol w:w="4394"/>
+      </w:tblGrid>
+      <w:tr>
+        <w:trPr>
+          <w:tblHeader w:val="true"/>
+        </w:trPr>
+        <w:tc>
+          <w:tcPr>
+            <w:tcW w:w="4393" w:type="dxa"/>
+            <w:tcBorders>
+              <w:top w:val="single" w:sz="4" w:space="0" w:color="808080"/>
+              <w:left w:val="single" w:sz="4" w:space="0" w:color="808080"/>
+              <w:bottom w:val="single" w:sz="6" w:space="0" w:color="000000"/>
+              <w:right w:val="single" w:sz="4" w:space="0" w:color="808080"/>
+            </w:tcBorders>
+            <w:shd w:color="auto" w:fill="D9E2F3" w:val="clear"/>
+            <w:vAlign w:val="bottom"/>
+          </w:tcPr>
+          <w:p>
+            <w:pPr>
+              <w:pStyle w:val="Compact"/>
+              <w:widowControl/>
+              <w:bidi w:val="1"/>
+              <w:spacing w:before="36" w:after="36"/>
+              <w:jc w:val="left"/>
+              <w:rPr>
+                <w:kern w:val="0"/>
+                <w:lang w:val="en-US" w:eastAsia="en-US" w:bidi="ar-SA"/>
+              </w:rPr>
+            </w:pPr>
+            <w:r>
+              <w:rPr>
+                <w:b/>
+                <w:b/>
+                <w:kern w:val="0"/>
+                <w:rtl w:val="true"/>
+                <w:lang w:val="en-US" w:eastAsia="en-US" w:bidi="ar-SA"/>
+              </w:rPr>
+              <w:t>الخطوة</w:t>
+            </w:r>
+          </w:p>
+        </w:tc>
+        <w:tc>
+          <w:tcPr>
+            <w:tcW w:w="4394" w:type="dxa"/>
+            <w:tcBorders>
+              <w:top w:val="single" w:sz="4" w:space="0" w:color="808080"/>
+              <w:left w:val="single" w:sz="4" w:space="0" w:color="808080"/>
+              <w:bottom w:val="single" w:sz="6" w:space="0" w:color="000000"/>
+              <w:right w:val="single" w:sz="4" w:space="0" w:color="808080"/>
+            </w:tcBorders>
+            <w:shd w:color="auto" w:fill="D9E2F3" w:val="clear"/>
+            <w:vAlign w:val="bottom"/>
+          </w:tcPr>
+          <w:p>
+            <w:pPr>
+              <w:pStyle w:val="Compact"/>
+              <w:widowControl/>
+              <w:bidi w:val="1"/>
+              <w:spacing w:before="36" w:after="36"/>
+              <w:jc w:val="left"/>
+              <w:rPr>
+                <w:kern w:val="0"/>
+                <w:lang w:val="en-US" w:eastAsia="en-US" w:bidi="ar-SA"/>
+              </w:rPr>
+            </w:pPr>
+            <w:r>
+              <w:rPr>
+                <w:b/>
+                <w:b/>
+                <w:kern w:val="0"/>
+                <w:rtl w:val="true"/>
+                <w:lang w:val="en-US" w:eastAsia="en-US" w:bidi="ar-SA"/>
+              </w:rPr>
+              <w:t>ما نُفّذ وأين</w:t>
+            </w:r>
+          </w:p>
+        </w:tc>
+      </w:tr>
+      <w:tr>
+        <w:trPr/>
+        <w:tc>
+          <w:tcPr>
+            <w:tcW w:w="4393" w:type="dxa"/>
+            <w:tcBorders>
+              <w:top w:val="single" w:sz="4" w:space="0" w:color="808080"/>
+              <w:left w:val="single" w:sz="4" w:space="0" w:color="808080"/>
+              <w:bottom w:val="single" w:sz="4" w:space="0" w:color="808080"/>
+              <w:right w:val="single" w:sz="4" w:space="0" w:color="808080"/>
+            </w:tcBorders>
+          </w:tcPr>
+          <w:p>
+            <w:pPr>
+              <w:pStyle w:val="Compact"/>
+              <w:widowControl/>
+              <w:bidi w:val="1"/>
+              <w:spacing w:before="36" w:after="36"/>
+              <w:jc w:val="left"/>
+              <w:rPr>
+                <w:kern w:val="0"/>
+                <w:lang w:val="en-US" w:eastAsia="en-US" w:bidi="ar-SA"/>
+              </w:rPr>
+            </w:pPr>
+            <w:r>
+              <w:rPr>
+                <w:kern w:val="0"/>
+                <w:rtl w:val="true"/>
+                <w:lang w:val="en-US" w:eastAsia="en-US" w:bidi="ar-SA"/>
+              </w:rPr>
+              <w:t xml:space="preserve">اللقطات </w:t>
+            </w:r>
+            <w:r>
+              <w:rPr>
+                <w:kern w:val="0"/>
+                <w:rtl w:val="true"/>
+                <w:lang w:val="en-US" w:eastAsia="en-US" w:bidi="ar-SA"/>
+              </w:rPr>
+              <w:t>(</w:t>
+            </w:r>
+            <w:r>
+              <w:rPr>
+                <w:kern w:val="0"/>
+                <w:lang w:val="en-US" w:eastAsia="en-US" w:bidi="ar-SA"/>
+              </w:rPr>
+              <w:t>D-72</w:t>
+            </w:r>
+            <w:r>
+              <w:rPr>
+                <w:kern w:val="0"/>
+                <w:rtl w:val="true"/>
+                <w:lang w:val="en-US" w:eastAsia="en-US" w:bidi="ar-SA"/>
+              </w:rPr>
+              <w:t xml:space="preserve"> </w:t>
+            </w:r>
+            <w:r>
+              <w:rPr>
+                <w:kern w:val="0"/>
+                <w:rtl w:val="true"/>
+                <w:lang w:val="en-US" w:eastAsia="en-US" w:bidi="ar-SA"/>
+              </w:rPr>
+              <w:t>و</w:t>
+            </w:r>
+            <w:r>
+              <w:rPr>
+                <w:kern w:val="0"/>
+                <w:lang w:val="en-US" w:eastAsia="en-US" w:bidi="ar-SA"/>
+              </w:rPr>
+              <w:t>D-73</w:t>
+            </w:r>
+            <w:r>
+              <w:rPr>
+                <w:kern w:val="0"/>
+                <w:rtl w:val="true"/>
+                <w:lang w:val="en-US" w:eastAsia="en-US" w:bidi="ar-SA"/>
+              </w:rPr>
+              <w:t>)</w:t>
+            </w:r>
+          </w:p>
+        </w:tc>
+        <w:tc>
+          <w:tcPr>
+            <w:tcW w:w="4394" w:type="dxa"/>
+            <w:tcBorders>
+              <w:top w:val="single" w:sz="4" w:space="0" w:color="808080"/>
+              <w:left w:val="single" w:sz="4" w:space="0" w:color="808080"/>
+              <w:bottom w:val="single" w:sz="4" w:space="0" w:color="808080"/>
+              <w:right w:val="single" w:sz="4" w:space="0" w:color="808080"/>
+            </w:tcBorders>
+          </w:tcPr>
+          <w:p>
+            <w:pPr>
+              <w:pStyle w:val="Compact"/>
+              <w:widowControl/>
+              <w:bidi w:val="1"/>
+              <w:spacing w:before="36" w:after="36"/>
+              <w:jc w:val="left"/>
+              <w:rPr>
+                <w:kern w:val="0"/>
+                <w:lang w:val="en-US" w:eastAsia="en-US" w:bidi="ar-SA"/>
+              </w:rPr>
+            </w:pPr>
+            <w:r>
+              <w:rPr>
+                <w:kern w:val="0"/>
+                <w:rtl w:val="true"/>
+                <w:lang w:val="en-US" w:eastAsia="en-US" w:bidi="ar-SA"/>
+              </w:rPr>
+              <w:t xml:space="preserve">أُعيد تشغيل الخادم من جديد </w:t>
+            </w:r>
+            <w:r>
+              <w:rPr>
+                <w:kern w:val="0"/>
+                <w:rtl w:val="true"/>
+                <w:lang w:val="en-US" w:eastAsia="en-US" w:bidi="ar-SA"/>
+              </w:rPr>
+              <w:t>(</w:t>
+            </w:r>
+            <w:r>
+              <w:rPr>
+                <w:rStyle w:val="VerbatimChar"/>
+                <w:kern w:val="0"/>
+                <w:lang w:val="en-US" w:eastAsia="en-US" w:bidi="ar-SA"/>
+              </w:rPr>
+              <w:t>‎--warm‎</w:t>
+            </w:r>
+            <w:r>
+              <w:rPr>
+                <w:kern w:val="0"/>
+                <w:rtl w:val="true"/>
+                <w:lang w:val="en-US" w:eastAsia="en-US" w:bidi="ar-SA"/>
+              </w:rPr>
+              <w:t xml:space="preserve">، المنفذ </w:t>
+            </w:r>
+            <w:r>
+              <w:rPr>
+                <w:kern w:val="0"/>
+                <w:lang w:val="en-US" w:eastAsia="en-US" w:bidi="ar-SA"/>
+              </w:rPr>
+              <w:t>8100</w:t>
+            </w:r>
+            <w:r>
+              <w:rPr>
+                <w:kern w:val="0"/>
+                <w:rtl w:val="true"/>
+                <w:lang w:val="en-US" w:eastAsia="en-US" w:bidi="ar-SA"/>
+              </w:rPr>
+              <w:t>)</w:t>
+            </w:r>
+            <w:r>
+              <w:rPr>
+                <w:kern w:val="0"/>
+                <w:rtl w:val="true"/>
+                <w:lang w:val="en-US" w:eastAsia="en-US" w:bidi="ar-SA"/>
+              </w:rPr>
+              <w:t>، فلم تبقَ في ذاكرته المؤقتة الجملة القديمة</w:t>
+            </w:r>
+            <w:r>
+              <w:rPr>
+                <w:kern w:val="0"/>
+                <w:rtl w:val="true"/>
+                <w:lang w:val="en-US" w:eastAsia="en-US" w:bidi="ar-SA"/>
+              </w:rPr>
+              <w:t xml:space="preserve">. </w:t>
+            </w:r>
+            <w:r>
+              <w:rPr>
+                <w:kern w:val="0"/>
+                <w:rtl w:val="true"/>
+                <w:lang w:val="en-US" w:eastAsia="en-US" w:bidi="ar-SA"/>
+              </w:rPr>
+              <w:t>ثم شُغّل الفحص الطرفي مرة واحدة بـ</w:t>
+            </w:r>
+            <w:r>
+              <w:rPr>
+                <w:rStyle w:val="VerbatimChar"/>
+                <w:kern w:val="0"/>
+                <w:lang w:val="en-US" w:eastAsia="en-US" w:bidi="ar-SA"/>
+              </w:rPr>
+              <w:t>‎</w:t>
+            </w:r>
+            <w:r>
+              <w:rPr>
+                <w:rStyle w:val="VerbatimChar"/>
+                <w:kern w:val="0"/>
+                <w:lang w:val="en-US" w:eastAsia="en-US" w:bidi="ar-SA"/>
+              </w:rPr>
+              <w:t>SHOTS=02-learner,03-learner-why,06-instructor-drawer‎</w:t>
+            </w:r>
+            <w:r>
+              <w:rPr>
+                <w:kern w:val="0"/>
+                <w:rtl w:val="true"/>
+                <w:lang w:val="en-US" w:eastAsia="en-US" w:bidi="ar-SA"/>
+              </w:rPr>
+              <w:t xml:space="preserve">، وكانت نتيجته </w:t>
+            </w:r>
+            <w:r>
+              <w:rPr>
+                <w:kern w:val="0"/>
+                <w:rtl w:val="true"/>
+                <w:lang w:val="en-US" w:eastAsia="en-US" w:bidi="ar-SA"/>
+              </w:rPr>
+              <w:t>«</w:t>
+            </w:r>
+            <w:r>
+              <w:rPr>
+                <w:kern w:val="0"/>
+                <w:lang w:val="en-US" w:eastAsia="en-US" w:bidi="ar-SA"/>
+              </w:rPr>
+              <w:t>LIVE OK</w:t>
+            </w:r>
+            <w:r>
+              <w:rPr>
+                <w:kern w:val="0"/>
+                <w:rtl w:val="true"/>
+                <w:lang w:val="en-US" w:eastAsia="en-US" w:bidi="ar-SA"/>
+              </w:rPr>
+              <w:t>»</w:t>
+            </w:r>
+            <w:r>
+              <w:rPr>
+                <w:kern w:val="0"/>
+                <w:rtl w:val="true"/>
+                <w:lang w:val="en-US" w:eastAsia="en-US" w:bidi="ar-SA"/>
+              </w:rPr>
+              <w:t xml:space="preserve">، ومتعلم الدرج </w:t>
+            </w:r>
+            <w:r>
+              <w:rPr>
+                <w:kern w:val="0"/>
+                <w:lang w:val="en-US" w:eastAsia="en-US" w:bidi="ar-SA"/>
+              </w:rPr>
+              <w:t>FFF_2013J-29769</w:t>
+            </w:r>
+            <w:r>
+              <w:rPr>
+                <w:kern w:val="0"/>
+                <w:rtl w:val="true"/>
+                <w:lang w:val="en-US" w:eastAsia="en-US" w:bidi="ar-SA"/>
+              </w:rPr>
+              <w:t xml:space="preserve">. </w:t>
+            </w:r>
+            <w:r>
+              <w:rPr>
+                <w:kern w:val="0"/>
+                <w:rtl w:val="true"/>
+                <w:lang w:val="en-US" w:eastAsia="en-US" w:bidi="ar-SA"/>
+              </w:rPr>
+              <w:t xml:space="preserve">تغيّرت </w:t>
+            </w:r>
+            <w:r>
+              <w:rPr>
+                <w:rStyle w:val="VerbatimChar"/>
+                <w:kern w:val="0"/>
+                <w:lang w:val="en-US" w:eastAsia="en-US" w:bidi="ar-SA"/>
+              </w:rPr>
+              <w:t>‎</w:t>
+            </w:r>
+            <w:r>
+              <w:rPr>
+                <w:rStyle w:val="VerbatimChar"/>
+                <w:kern w:val="0"/>
+                <w:lang w:val="en-US" w:eastAsia="en-US" w:bidi="ar-SA"/>
+              </w:rPr>
+              <w:t>live-03-learner-why-desktop.png‎</w:t>
+            </w:r>
+            <w:r>
+              <w:rPr>
+                <w:kern w:val="0"/>
+                <w:rtl w:val="true"/>
+                <w:lang w:val="en-US" w:eastAsia="en-US" w:bidi="ar-SA"/>
+              </w:rPr>
+              <w:t xml:space="preserve"> </w:t>
+            </w:r>
+            <w:r>
+              <w:rPr>
+                <w:kern w:val="0"/>
+                <w:rtl w:val="true"/>
+                <w:lang w:val="en-US" w:eastAsia="en-US" w:bidi="ar-SA"/>
+              </w:rPr>
+              <w:t>و</w:t>
+            </w:r>
+            <w:r>
+              <w:rPr>
+                <w:rStyle w:val="VerbatimChar"/>
+                <w:kern w:val="0"/>
+                <w:lang w:val="en-US" w:eastAsia="en-US" w:bidi="ar-SA"/>
+              </w:rPr>
+              <w:t>‎</w:t>
+            </w:r>
+            <w:r>
+              <w:rPr>
+                <w:rStyle w:val="VerbatimChar"/>
+                <w:kern w:val="0"/>
+                <w:lang w:val="en-US" w:eastAsia="en-US" w:bidi="ar-SA"/>
+              </w:rPr>
+              <w:t>live-03-learner-why-mobile.png‎</w:t>
+            </w:r>
+            <w:r>
+              <w:rPr>
+                <w:kern w:val="0"/>
+                <w:rtl w:val="true"/>
+                <w:lang w:val="en-US" w:eastAsia="en-US" w:bidi="ar-SA"/>
+              </w:rPr>
+              <w:t xml:space="preserve">، وفيهما </w:t>
+            </w:r>
+            <w:r>
+              <w:rPr>
+                <w:kern w:val="0"/>
+                <w:rtl w:val="true"/>
+                <w:lang w:val="en-US" w:eastAsia="en-US" w:bidi="ar-SA"/>
+              </w:rPr>
+              <w:t>«</w:t>
+            </w:r>
+            <w:r>
+              <w:rPr>
+                <w:kern w:val="0"/>
+                <w:rtl w:val="true"/>
+                <w:lang w:val="en-US" w:eastAsia="en-US" w:bidi="ar-SA"/>
+              </w:rPr>
+              <w:t>زاره مؤخراً زملاء زاروا ما زرتَه</w:t>
+            </w:r>
+            <w:r>
+              <w:rPr>
+                <w:kern w:val="0"/>
+                <w:rtl w:val="true"/>
+                <w:lang w:val="en-US" w:eastAsia="en-US" w:bidi="ar-SA"/>
+              </w:rPr>
+              <w:t xml:space="preserve">» </w:t>
+            </w:r>
+            <w:r>
+              <w:rPr>
+                <w:kern w:val="0"/>
+                <w:rtl w:val="true"/>
+                <w:lang w:val="en-US" w:eastAsia="en-US" w:bidi="ar-SA"/>
+              </w:rPr>
+              <w:t>و</w:t>
+            </w:r>
+            <w:r>
+              <w:rPr>
+                <w:kern w:val="0"/>
+                <w:rtl w:val="true"/>
+                <w:lang w:val="en-US" w:eastAsia="en-US" w:bidi="ar-SA"/>
+              </w:rPr>
+              <w:t>«</w:t>
+            </w:r>
+            <w:r>
+              <w:rPr>
+                <w:kern w:val="0"/>
+                <w:rtl w:val="true"/>
+                <w:lang w:val="en-US" w:eastAsia="en-US" w:bidi="ar-SA"/>
+              </w:rPr>
+              <w:t xml:space="preserve">استخدمه </w:t>
+            </w:r>
+            <w:r>
+              <w:rPr>
+                <w:kern w:val="0"/>
+                <w:lang w:val="en-US" w:eastAsia="en-US" w:bidi="ar-SA"/>
+              </w:rPr>
+              <w:t>86</w:t>
+            </w:r>
+            <w:r>
+              <w:rPr>
+                <w:kern w:val="0"/>
+                <w:rtl w:val="true"/>
+                <w:lang w:val="en-US" w:eastAsia="en-US" w:bidi="ar-SA"/>
+              </w:rPr>
+              <w:t xml:space="preserve"> </w:t>
+            </w:r>
+            <w:r>
+              <w:rPr>
+                <w:kern w:val="0"/>
+                <w:rtl w:val="true"/>
+                <w:lang w:val="en-US" w:eastAsia="en-US" w:bidi="ar-SA"/>
+              </w:rPr>
+              <w:t xml:space="preserve">متعلماً بنمط مشابه لنمطك في آخر </w:t>
+            </w:r>
+            <w:r>
+              <w:rPr>
+                <w:kern w:val="0"/>
+                <w:lang w:val="en-US" w:eastAsia="en-US" w:bidi="ar-SA"/>
+              </w:rPr>
+              <w:t>3</w:t>
+            </w:r>
+            <w:r>
+              <w:rPr>
+                <w:kern w:val="0"/>
+                <w:rtl w:val="true"/>
+                <w:lang w:val="en-US" w:eastAsia="en-US" w:bidi="ar-SA"/>
+              </w:rPr>
+              <w:t xml:space="preserve"> </w:t>
+            </w:r>
+            <w:r>
+              <w:rPr>
+                <w:kern w:val="0"/>
+                <w:rtl w:val="true"/>
+                <w:lang w:val="en-US" w:eastAsia="en-US" w:bidi="ar-SA"/>
+              </w:rPr>
+              <w:t>أيام</w:t>
+            </w:r>
+            <w:r>
+              <w:rPr>
+                <w:kern w:val="0"/>
+                <w:rtl w:val="true"/>
+                <w:lang w:val="en-US" w:eastAsia="en-US" w:bidi="ar-SA"/>
+              </w:rPr>
+              <w:t xml:space="preserve">.». </w:t>
+            </w:r>
+            <w:r>
+              <w:rPr>
+                <w:kern w:val="0"/>
+                <w:rtl w:val="true"/>
+                <w:lang w:val="en-US" w:eastAsia="en-US" w:bidi="ar-SA"/>
+              </w:rPr>
+              <w:t xml:space="preserve">أما </w:t>
+            </w:r>
+            <w:r>
+              <w:rPr>
+                <w:rStyle w:val="VerbatimChar"/>
+                <w:kern w:val="0"/>
+                <w:lang w:val="en-US" w:eastAsia="en-US" w:bidi="ar-SA"/>
+              </w:rPr>
+              <w:t>‎</w:t>
+            </w:r>
+            <w:r>
+              <w:rPr>
+                <w:rStyle w:val="VerbatimChar"/>
+                <w:kern w:val="0"/>
+                <w:lang w:val="en-US" w:eastAsia="en-US" w:bidi="ar-SA"/>
+              </w:rPr>
+              <w:t>live-02‎</w:t>
+            </w:r>
+            <w:r>
+              <w:rPr>
+                <w:kern w:val="0"/>
+                <w:rtl w:val="true"/>
+                <w:lang w:val="en-US" w:eastAsia="en-US" w:bidi="ar-SA"/>
+              </w:rPr>
+              <w:t xml:space="preserve"> </w:t>
+            </w:r>
+            <w:r>
+              <w:rPr>
+                <w:kern w:val="0"/>
+                <w:rtl w:val="true"/>
+                <w:lang w:val="en-US" w:eastAsia="en-US" w:bidi="ar-SA"/>
+              </w:rPr>
+              <w:t>و</w:t>
+            </w:r>
+            <w:r>
+              <w:rPr>
+                <w:rStyle w:val="VerbatimChar"/>
+                <w:kern w:val="0"/>
+                <w:lang w:val="en-US" w:eastAsia="en-US" w:bidi="ar-SA"/>
+              </w:rPr>
+              <w:t>‎</w:t>
+            </w:r>
+            <w:r>
+              <w:rPr>
+                <w:rStyle w:val="VerbatimChar"/>
+                <w:kern w:val="0"/>
+                <w:lang w:val="en-US" w:eastAsia="en-US" w:bidi="ar-SA"/>
+              </w:rPr>
+              <w:t>live-06‎</w:t>
+            </w:r>
+            <w:r>
+              <w:rPr>
+                <w:kern w:val="0"/>
+                <w:rtl w:val="true"/>
+                <w:lang w:val="en-US" w:eastAsia="en-US" w:bidi="ar-SA"/>
+              </w:rPr>
+              <w:t xml:space="preserve"> </w:t>
+            </w:r>
+            <w:r>
+              <w:rPr>
+                <w:kern w:val="0"/>
+                <w:rtl w:val="true"/>
+                <w:lang w:val="en-US" w:eastAsia="en-US" w:bidi="ar-SA"/>
+              </w:rPr>
+              <w:t xml:space="preserve">فخرجتا مطابقتين بايتاً بايتاً، لأن البطاقات والدرج لا تعرض جملة </w:t>
+            </w:r>
+            <w:r>
+              <w:rPr>
+                <w:kern w:val="0"/>
+                <w:lang w:val="en-US" w:eastAsia="en-US" w:bidi="ar-SA"/>
+              </w:rPr>
+              <w:t>SKNN</w:t>
+            </w:r>
+            <w:r>
+              <w:rPr>
+                <w:kern w:val="0"/>
+                <w:rtl w:val="true"/>
+                <w:lang w:val="en-US" w:eastAsia="en-US" w:bidi="ar-SA"/>
+              </w:rPr>
+              <w:t xml:space="preserve"> </w:t>
+            </w:r>
+            <w:r>
+              <w:rPr>
+                <w:kern w:val="0"/>
+                <w:rtl w:val="true"/>
+                <w:lang w:val="en-US" w:eastAsia="en-US" w:bidi="ar-SA"/>
+              </w:rPr>
+              <w:t>في هذا اليوم</w:t>
+            </w:r>
+            <w:r>
+              <w:rPr>
+                <w:kern w:val="0"/>
+                <w:rtl w:val="true"/>
+                <w:lang w:val="en-US" w:eastAsia="en-US" w:bidi="ar-SA"/>
+              </w:rPr>
+              <w:t xml:space="preserve">. </w:t>
+            </w:r>
+            <w:r>
+              <w:rPr>
+                <w:kern w:val="0"/>
+                <w:rtl w:val="true"/>
+                <w:lang w:val="en-US" w:eastAsia="en-US" w:bidi="ar-SA"/>
+              </w:rPr>
+              <w:t xml:space="preserve">وكانت </w:t>
+            </w:r>
+            <w:r>
+              <w:rPr>
+                <w:rStyle w:val="VerbatimChar"/>
+                <w:kern w:val="0"/>
+                <w:lang w:val="en-US" w:eastAsia="en-US" w:bidi="ar-SA"/>
+              </w:rPr>
+              <w:t>‎</w:t>
+            </w:r>
+            <w:r>
+              <w:rPr>
+                <w:rStyle w:val="VerbatimChar"/>
+                <w:kern w:val="0"/>
+                <w:lang w:val="en-US" w:eastAsia="en-US" w:bidi="ar-SA"/>
+              </w:rPr>
+              <w:t>live-02-learner-desktop-a.png‎</w:t>
+            </w:r>
+            <w:r>
+              <w:rPr>
+                <w:kern w:val="0"/>
+                <w:rtl w:val="true"/>
+                <w:lang w:val="en-US" w:eastAsia="en-US" w:bidi="ar-SA"/>
+              </w:rPr>
+              <w:t xml:space="preserve"> </w:t>
+            </w:r>
+            <w:r>
+              <w:rPr>
+                <w:kern w:val="0"/>
+                <w:rtl w:val="true"/>
+                <w:lang w:val="en-US" w:eastAsia="en-US" w:bidi="ar-SA"/>
+              </w:rPr>
+              <w:t>و</w:t>
+            </w:r>
+            <w:r>
+              <w:rPr>
+                <w:rStyle w:val="VerbatimChar"/>
+                <w:kern w:val="0"/>
+                <w:lang w:val="en-US" w:eastAsia="en-US" w:bidi="ar-SA"/>
+              </w:rPr>
+              <w:t>‎</w:t>
+            </w:r>
+            <w:r>
+              <w:rPr>
+                <w:rStyle w:val="VerbatimChar"/>
+                <w:kern w:val="0"/>
+                <w:lang w:val="en-US" w:eastAsia="en-US" w:bidi="ar-SA"/>
+              </w:rPr>
+              <w:t>live-05-instructor-desktop-a.png‎</w:t>
+            </w:r>
+            <w:r>
+              <w:rPr>
+                <w:kern w:val="0"/>
+                <w:rtl w:val="true"/>
+                <w:lang w:val="en-US" w:eastAsia="en-US" w:bidi="ar-SA"/>
+              </w:rPr>
+              <w:t xml:space="preserve"> </w:t>
+            </w:r>
+            <w:r>
+              <w:rPr>
+                <w:kern w:val="0"/>
+                <w:rtl w:val="true"/>
+                <w:lang w:val="en-US" w:eastAsia="en-US" w:bidi="ar-SA"/>
+              </w:rPr>
+              <w:t xml:space="preserve">قصّين قديمين يعرضان </w:t>
+            </w:r>
+            <w:r>
+              <w:rPr>
+                <w:kern w:val="0"/>
+                <w:rtl w:val="true"/>
+                <w:lang w:val="en-US" w:eastAsia="en-US" w:bidi="ar-SA"/>
+              </w:rPr>
+              <w:t>«</w:t>
+            </w:r>
+            <w:r>
+              <w:rPr>
+                <w:kern w:val="0"/>
+                <w:rtl w:val="true"/>
+                <w:lang w:val="en-US" w:eastAsia="en-US" w:bidi="ar-SA"/>
+              </w:rPr>
+              <w:t xml:space="preserve">عروض </w:t>
+            </w:r>
+            <w:r>
+              <w:rPr>
+                <w:kern w:val="0"/>
+                <w:lang w:val="en-US" w:eastAsia="en-US" w:bidi="ar-SA"/>
+              </w:rPr>
+              <w:t>2014</w:t>
+            </w:r>
+            <w:r>
+              <w:rPr>
+                <w:kern w:val="0"/>
+                <w:rtl w:val="true"/>
+                <w:lang w:val="en-US" w:eastAsia="en-US" w:bidi="ar-SA"/>
+              </w:rPr>
+              <w:t xml:space="preserve"> </w:t>
+            </w:r>
+            <w:r>
+              <w:rPr>
+                <w:kern w:val="0"/>
+                <w:rtl w:val="true"/>
+                <w:lang w:val="en-US" w:eastAsia="en-US" w:bidi="ar-SA"/>
+              </w:rPr>
+              <w:t>مقفلة حتى يُنشر التشغيل التأكيدي</w:t>
+            </w:r>
+            <w:r>
+              <w:rPr>
+                <w:kern w:val="0"/>
+                <w:rtl w:val="true"/>
+                <w:lang w:val="en-US" w:eastAsia="en-US" w:bidi="ar-SA"/>
+              </w:rPr>
+              <w:t>» (</w:t>
+            </w:r>
+            <w:r>
+              <w:rPr>
+                <w:kern w:val="0"/>
+                <w:rtl w:val="true"/>
+                <w:lang w:val="en-US" w:eastAsia="en-US" w:bidi="ar-SA"/>
+              </w:rPr>
+              <w:t xml:space="preserve">قبل </w:t>
+            </w:r>
+            <w:r>
+              <w:rPr>
+                <w:kern w:val="0"/>
+                <w:lang w:val="en-US" w:eastAsia="en-US" w:bidi="ar-SA"/>
+              </w:rPr>
+              <w:t>D-96</w:t>
+            </w:r>
+            <w:r>
+              <w:rPr>
+                <w:kern w:val="0"/>
+                <w:rtl w:val="true"/>
+                <w:lang w:val="en-US" w:eastAsia="en-US" w:bidi="ar-SA"/>
+              </w:rPr>
+              <w:t>)</w:t>
+            </w:r>
+            <w:r>
+              <w:rPr>
+                <w:kern w:val="0"/>
+                <w:rtl w:val="true"/>
+                <w:lang w:val="en-US" w:eastAsia="en-US" w:bidi="ar-SA"/>
+              </w:rPr>
+              <w:t xml:space="preserve">، فأُعيد قصّهما من اللقطة الكاملة الحالية بالأبعاد نفسها </w:t>
+            </w:r>
+            <w:r>
+              <w:rPr>
+                <w:kern w:val="0"/>
+                <w:rtl w:val="true"/>
+                <w:lang w:val="en-US" w:eastAsia="en-US" w:bidi="ar-SA"/>
+              </w:rPr>
+              <w:t>(</w:t>
+            </w:r>
+            <w:r>
+              <w:rPr>
+                <w:kern w:val="0"/>
+                <w:lang w:val="en-US" w:eastAsia="en-US" w:bidi="ar-SA"/>
+              </w:rPr>
+              <w:t>1440</w:t>
+            </w:r>
+            <w:r>
+              <w:rPr>
+                <w:kern w:val="0"/>
+                <w:rtl w:val="true"/>
+                <w:lang w:val="en-US" w:eastAsia="en-US" w:bidi="ar-SA"/>
+              </w:rPr>
+              <w:t>×</w:t>
+            </w:r>
+            <w:r>
+              <w:rPr>
+                <w:kern w:val="0"/>
+                <w:lang w:val="en-US" w:eastAsia="en-US" w:bidi="ar-SA"/>
+              </w:rPr>
+              <w:t>1123</w:t>
+            </w:r>
+            <w:r>
+              <w:rPr>
+                <w:kern w:val="0"/>
+                <w:rtl w:val="true"/>
+                <w:lang w:val="en-US" w:eastAsia="en-US" w:bidi="ar-SA"/>
+              </w:rPr>
+              <w:t xml:space="preserve"> </w:t>
+            </w:r>
+            <w:r>
+              <w:rPr>
+                <w:kern w:val="0"/>
+                <w:rtl w:val="true"/>
+                <w:lang w:val="en-US" w:eastAsia="en-US" w:bidi="ar-SA"/>
+              </w:rPr>
+              <w:t>و</w:t>
+            </w:r>
+            <w:r>
+              <w:rPr>
+                <w:kern w:val="0"/>
+                <w:lang w:val="en-US" w:eastAsia="en-US" w:bidi="ar-SA"/>
+              </w:rPr>
+              <w:t>1440</w:t>
+            </w:r>
+            <w:r>
+              <w:rPr>
+                <w:kern w:val="0"/>
+                <w:rtl w:val="true"/>
+                <w:lang w:val="en-US" w:eastAsia="en-US" w:bidi="ar-SA"/>
+              </w:rPr>
+              <w:t>×</w:t>
+            </w:r>
+            <w:r>
+              <w:rPr>
+                <w:kern w:val="0"/>
+                <w:lang w:val="en-US" w:eastAsia="en-US" w:bidi="ar-SA"/>
+              </w:rPr>
+              <w:t>1000</w:t>
+            </w:r>
+            <w:r>
+              <w:rPr>
+                <w:kern w:val="0"/>
+                <w:rtl w:val="true"/>
+                <w:lang w:val="en-US" w:eastAsia="en-US" w:bidi="ar-SA"/>
+              </w:rPr>
+              <w:t xml:space="preserve">). </w:t>
+            </w:r>
+            <w:r>
+              <w:rPr>
+                <w:kern w:val="0"/>
+                <w:rtl w:val="true"/>
+                <w:lang w:val="en-US" w:eastAsia="en-US" w:bidi="ar-SA"/>
+              </w:rPr>
+              <w:t>ولقطات المحاكاة بـ</w:t>
+            </w:r>
+            <w:r>
+              <w:rPr>
+                <w:rStyle w:val="VerbatimChar"/>
+                <w:kern w:val="0"/>
+                <w:lang w:val="en-US" w:eastAsia="en-US" w:bidi="ar-SA"/>
+              </w:rPr>
+              <w:t>‎</w:t>
+            </w:r>
+            <w:r>
+              <w:rPr>
+                <w:rStyle w:val="VerbatimChar"/>
+                <w:kern w:val="0"/>
+                <w:lang w:val="en-US" w:eastAsia="en-US" w:bidi="ar-SA"/>
+              </w:rPr>
+              <w:t>node src/frontend/screenshots.js‎</w:t>
+            </w:r>
+          </w:p>
+        </w:tc>
+      </w:tr>
+      <w:tr>
+        <w:trPr/>
+        <w:tc>
+          <w:tcPr>
+            <w:tcW w:w="4393" w:type="dxa"/>
+            <w:tcBorders>
+              <w:top w:val="single" w:sz="4" w:space="0" w:color="808080"/>
+              <w:left w:val="single" w:sz="4" w:space="0" w:color="808080"/>
+              <w:bottom w:val="single" w:sz="4" w:space="0" w:color="808080"/>
+              <w:right w:val="single" w:sz="4" w:space="0" w:color="808080"/>
+            </w:tcBorders>
+          </w:tcPr>
+          <w:p>
+            <w:pPr>
+              <w:pStyle w:val="Compact"/>
+              <w:widowControl/>
+              <w:bidi w:val="1"/>
+              <w:spacing w:before="36" w:after="36"/>
+              <w:jc w:val="left"/>
+              <w:rPr>
+                <w:kern w:val="0"/>
+                <w:lang w:val="en-US" w:eastAsia="en-US" w:bidi="ar-SA"/>
+              </w:rPr>
+            </w:pPr>
+            <w:r>
+              <w:rPr>
+                <w:kern w:val="0"/>
+                <w:rtl w:val="true"/>
+                <w:lang w:val="en-US" w:eastAsia="en-US" w:bidi="ar-SA"/>
+              </w:rPr>
+              <w:t xml:space="preserve">الإطار السلكي </w:t>
+            </w:r>
+            <w:r>
+              <w:rPr>
+                <w:kern w:val="0"/>
+                <w:lang w:val="en-US" w:eastAsia="en-US" w:bidi="ar-SA"/>
+              </w:rPr>
+              <w:t>09</w:t>
+            </w:r>
+          </w:p>
+        </w:tc>
+        <w:tc>
+          <w:tcPr>
+            <w:tcW w:w="4394" w:type="dxa"/>
+            <w:tcBorders>
+              <w:top w:val="single" w:sz="4" w:space="0" w:color="808080"/>
+              <w:left w:val="single" w:sz="4" w:space="0" w:color="808080"/>
+              <w:bottom w:val="single" w:sz="4" w:space="0" w:color="808080"/>
+              <w:right w:val="single" w:sz="4" w:space="0" w:color="808080"/>
+            </w:tcBorders>
+          </w:tcPr>
+          <w:p>
+            <w:pPr>
+              <w:pStyle w:val="Compact"/>
+              <w:widowControl/>
+              <w:bidi w:val="1"/>
+              <w:spacing w:before="36" w:after="36"/>
+              <w:jc w:val="left"/>
+              <w:rPr>
+                <w:kern w:val="0"/>
+                <w:lang w:val="en-US" w:eastAsia="en-US" w:bidi="ar-SA"/>
+              </w:rPr>
+            </w:pPr>
+            <w:r>
+              <w:rPr>
+                <w:kern w:val="0"/>
+                <w:rtl w:val="true"/>
+                <w:lang w:val="en-US" w:eastAsia="en-US" w:bidi="ar-SA"/>
+              </w:rPr>
+              <w:t xml:space="preserve">جملة البطاقة </w:t>
+            </w:r>
+            <w:r>
+              <w:rPr>
+                <w:kern w:val="0"/>
+                <w:lang w:val="en-US" w:eastAsia="en-US" w:bidi="ar-SA"/>
+              </w:rPr>
+              <w:t>4</w:t>
+            </w:r>
+            <w:r>
+              <w:rPr>
+                <w:kern w:val="0"/>
+                <w:rtl w:val="true"/>
+                <w:lang w:val="en-US" w:eastAsia="en-US" w:bidi="ar-SA"/>
+              </w:rPr>
+              <w:t xml:space="preserve"> </w:t>
+            </w:r>
+            <w:r>
+              <w:rPr>
+                <w:kern w:val="0"/>
+                <w:rtl w:val="true"/>
+                <w:lang w:val="en-US" w:eastAsia="en-US" w:bidi="ar-SA"/>
+              </w:rPr>
+              <w:t xml:space="preserve">صارت </w:t>
+            </w:r>
+            <w:r>
+              <w:rPr>
+                <w:kern w:val="0"/>
+                <w:rtl w:val="true"/>
+                <w:lang w:val="en-US" w:eastAsia="en-US" w:bidi="ar-SA"/>
+              </w:rPr>
+              <w:t>«</w:t>
+            </w:r>
+            <w:r>
+              <w:rPr>
+                <w:kern w:val="0"/>
+                <w:rtl w:val="true"/>
+                <w:lang w:val="en-US" w:eastAsia="en-US" w:bidi="ar-SA"/>
+              </w:rPr>
+              <w:t>زاره مؤخراً زملاء زاروا ما زرتَه</w:t>
+            </w:r>
+            <w:r>
+              <w:rPr>
+                <w:kern w:val="0"/>
+                <w:rtl w:val="true"/>
+                <w:lang w:val="en-US" w:eastAsia="en-US" w:bidi="ar-SA"/>
+              </w:rPr>
+              <w:t>»</w:t>
+            </w:r>
+            <w:r>
+              <w:rPr>
+                <w:kern w:val="0"/>
+                <w:rtl w:val="true"/>
+                <w:lang w:val="en-US" w:eastAsia="en-US" w:bidi="ar-SA"/>
+              </w:rPr>
+              <w:t xml:space="preserve">، وأُعيد توليد </w:t>
+            </w:r>
+            <w:r>
+              <w:rPr>
+                <w:kern w:val="0"/>
+                <w:lang w:val="en-US" w:eastAsia="en-US" w:bidi="ar-SA"/>
+              </w:rPr>
+              <w:t>PNG</w:t>
+            </w:r>
+            <w:r>
+              <w:rPr>
+                <w:kern w:val="0"/>
+                <w:rtl w:val="true"/>
+                <w:lang w:val="en-US" w:eastAsia="en-US" w:bidi="ar-SA"/>
+              </w:rPr>
+              <w:t xml:space="preserve"> </w:t>
+            </w:r>
+            <w:r>
+              <w:rPr>
+                <w:kern w:val="0"/>
+                <w:rtl w:val="true"/>
+                <w:lang w:val="en-US" w:eastAsia="en-US" w:bidi="ar-SA"/>
+              </w:rPr>
+              <w:t>بـ</w:t>
+            </w:r>
+            <w:r>
+              <w:rPr>
+                <w:rStyle w:val="VerbatimChar"/>
+                <w:kern w:val="0"/>
+                <w:lang w:val="en-US" w:eastAsia="en-US" w:bidi="ar-SA"/>
+              </w:rPr>
+              <w:t>‎</w:t>
+            </w:r>
+            <w:r>
+              <w:rPr>
+                <w:rStyle w:val="VerbatimChar"/>
+                <w:kern w:val="0"/>
+                <w:lang w:val="en-US" w:eastAsia="en-US" w:bidi="ar-SA"/>
+              </w:rPr>
+              <w:t>python3 scripts/svg2png.py‎</w:t>
+            </w:r>
+            <w:r>
+              <w:rPr>
+                <w:kern w:val="0"/>
+                <w:lang w:val="en-US" w:eastAsia="en-US" w:bidi="ar-SA"/>
+              </w:rPr>
+              <w:t xml:space="preserve"> (2560×1960)</w:t>
+            </w:r>
+            <w:r>
+              <w:rPr>
+                <w:kern w:val="0"/>
+                <w:rtl w:val="true"/>
+                <w:lang w:val="en-US" w:eastAsia="en-US" w:bidi="ar-SA"/>
+              </w:rPr>
+              <w:t xml:space="preserve">. </w:t>
+            </w:r>
+            <w:r>
+              <w:rPr>
+                <w:kern w:val="0"/>
+                <w:rtl w:val="true"/>
+                <w:lang w:val="en-US" w:eastAsia="en-US" w:bidi="ar-SA"/>
+              </w:rPr>
+              <w:t xml:space="preserve">وبقيت الوثيقة </w:t>
+            </w:r>
+            <w:r>
+              <w:rPr>
+                <w:kern w:val="0"/>
+                <w:lang w:val="en-US" w:eastAsia="en-US" w:bidi="ar-SA"/>
+              </w:rPr>
+              <w:t>02</w:t>
+            </w:r>
+            <w:r>
+              <w:rPr>
+                <w:kern w:val="0"/>
+                <w:rtl w:val="true"/>
+                <w:lang w:val="en-US" w:eastAsia="en-US" w:bidi="ar-SA"/>
+              </w:rPr>
+              <w:t xml:space="preserve"> </w:t>
+            </w:r>
+            <w:r>
+              <w:rPr>
+                <w:kern w:val="0"/>
+                <w:rtl w:val="true"/>
+                <w:lang w:val="en-US" w:eastAsia="en-US" w:bidi="ar-SA"/>
+              </w:rPr>
+              <w:t xml:space="preserve">بنصها </w:t>
+            </w:r>
+            <w:r>
+              <w:rPr>
+                <w:kern w:val="0"/>
+                <w:rtl w:val="true"/>
+                <w:lang w:val="en-US" w:eastAsia="en-US" w:bidi="ar-SA"/>
+              </w:rPr>
+              <w:t>(</w:t>
+            </w:r>
+            <w:r>
+              <w:rPr>
+                <w:kern w:val="0"/>
+                <w:rtl w:val="true"/>
+                <w:lang w:val="en-US" w:eastAsia="en-US" w:bidi="ar-SA"/>
+              </w:rPr>
+              <w:t>ر</w:t>
+            </w:r>
+            <w:r>
+              <w:rPr>
+                <w:kern w:val="0"/>
+                <w:rtl w:val="true"/>
+                <w:lang w:val="en-US" w:eastAsia="en-US" w:bidi="ar-SA"/>
+              </w:rPr>
+              <w:t>-</w:t>
+            </w:r>
+            <w:r>
+              <w:rPr>
+                <w:kern w:val="0"/>
+                <w:lang w:val="en-US" w:eastAsia="en-US" w:bidi="ar-SA"/>
+              </w:rPr>
+              <w:t>6</w:t>
+            </w:r>
+            <w:r>
+              <w:rPr>
+                <w:kern w:val="0"/>
+                <w:rtl w:val="true"/>
+                <w:lang w:val="en-US" w:eastAsia="en-US" w:bidi="ar-SA"/>
+              </w:rPr>
+              <w:t>)</w:t>
+            </w:r>
+          </w:p>
+        </w:tc>
+      </w:tr>
+      <w:tr>
+        <w:trPr/>
+        <w:tc>
+          <w:tcPr>
+            <w:tcW w:w="4393" w:type="dxa"/>
+            <w:tcBorders>
+              <w:top w:val="single" w:sz="4" w:space="0" w:color="808080"/>
+              <w:left w:val="single" w:sz="4" w:space="0" w:color="808080"/>
+              <w:bottom w:val="single" w:sz="4" w:space="0" w:color="808080"/>
+              <w:right w:val="single" w:sz="4" w:space="0" w:color="808080"/>
+            </w:tcBorders>
+          </w:tcPr>
+          <w:p>
+            <w:pPr>
+              <w:pStyle w:val="Compact"/>
+              <w:widowControl/>
+              <w:bidi w:val="1"/>
+              <w:spacing w:before="36" w:after="36"/>
+              <w:jc w:val="left"/>
+              <w:rPr>
+                <w:kern w:val="0"/>
+                <w:lang w:val="en-US" w:eastAsia="en-US" w:bidi="ar-SA"/>
+              </w:rPr>
+            </w:pPr>
+            <w:r>
+              <w:rPr>
+                <w:kern w:val="0"/>
+                <w:rtl w:val="true"/>
+                <w:lang w:val="en-US" w:eastAsia="en-US" w:bidi="ar-SA"/>
+              </w:rPr>
+              <w:t>أرقام خارج نص الرسالة</w:t>
+            </w:r>
+          </w:p>
+        </w:tc>
+        <w:tc>
+          <w:tcPr>
+            <w:tcW w:w="4394" w:type="dxa"/>
+            <w:tcBorders>
+              <w:top w:val="single" w:sz="4" w:space="0" w:color="808080"/>
+              <w:left w:val="single" w:sz="4" w:space="0" w:color="808080"/>
+              <w:bottom w:val="single" w:sz="4" w:space="0" w:color="808080"/>
+              <w:right w:val="single" w:sz="4" w:space="0" w:color="808080"/>
+            </w:tcBorders>
+          </w:tcPr>
+          <w:p>
+            <w:pPr>
+              <w:pStyle w:val="Compact"/>
+              <w:widowControl/>
+              <w:bidi w:val="1"/>
+              <w:spacing w:before="36" w:after="36"/>
+              <w:jc w:val="left"/>
+              <w:rPr>
+                <w:kern w:val="0"/>
+                <w:lang w:val="en-US" w:eastAsia="en-US" w:bidi="ar-SA"/>
+              </w:rPr>
+            </w:pPr>
+            <w:r>
+              <w:rPr>
+                <w:rStyle w:val="VerbatimChar"/>
+                <w:kern w:val="0"/>
+                <w:lang w:val="en-US" w:eastAsia="en-US" w:bidi="ar-SA"/>
+              </w:rPr>
+              <w:t>‎</w:t>
+            </w:r>
+            <w:r>
+              <w:rPr>
+                <w:rStyle w:val="VerbatimChar"/>
+                <w:kern w:val="0"/>
+                <w:lang w:val="en-US" w:eastAsia="en-US" w:bidi="ar-SA"/>
+              </w:rPr>
+              <w:t>README.md‎</w:t>
+            </w:r>
+            <w:r>
+              <w:rPr>
+                <w:kern w:val="0"/>
+                <w:rtl w:val="true"/>
+                <w:lang w:val="en-US" w:eastAsia="en-US" w:bidi="ar-SA"/>
+              </w:rPr>
+              <w:t xml:space="preserve"> </w:t>
+            </w:r>
+            <w:r>
+              <w:rPr>
+                <w:kern w:val="0"/>
+                <w:rtl w:val="true"/>
+                <w:lang w:val="en-US" w:eastAsia="en-US" w:bidi="ar-SA"/>
+              </w:rPr>
+              <w:t>و</w:t>
+            </w:r>
+            <w:r>
+              <w:rPr>
+                <w:rStyle w:val="VerbatimChar"/>
+                <w:kern w:val="0"/>
+                <w:lang w:val="en-US" w:eastAsia="en-US" w:bidi="ar-SA"/>
+              </w:rPr>
+              <w:t>‎</w:t>
+            </w:r>
+            <w:r>
+              <w:rPr>
+                <w:rStyle w:val="VerbatimChar"/>
+                <w:kern w:val="0"/>
+                <w:lang w:val="en-US" w:eastAsia="en-US" w:bidi="ar-SA"/>
+              </w:rPr>
+              <w:t>src/backend/README.md‎</w:t>
+            </w:r>
+            <w:r>
+              <w:rPr>
+                <w:kern w:val="0"/>
+                <w:rtl w:val="true"/>
+                <w:lang w:val="en-US" w:eastAsia="en-US" w:bidi="ar-SA"/>
+              </w:rPr>
+              <w:t xml:space="preserve"> </w:t>
+            </w:r>
+            <w:r>
+              <w:rPr>
+                <w:kern w:val="0"/>
+                <w:rtl w:val="true"/>
+                <w:lang w:val="en-US" w:eastAsia="en-US" w:bidi="ar-SA"/>
+              </w:rPr>
+              <w:t>و</w:t>
+            </w:r>
+            <w:r>
+              <w:rPr>
+                <w:rStyle w:val="VerbatimChar"/>
+                <w:kern w:val="0"/>
+                <w:lang w:val="en-US" w:eastAsia="en-US" w:bidi="ar-SA"/>
+              </w:rPr>
+              <w:t>‎</w:t>
+            </w:r>
+            <w:r>
+              <w:rPr>
+                <w:rStyle w:val="VerbatimChar"/>
+                <w:kern w:val="0"/>
+                <w:lang w:val="en-US" w:eastAsia="en-US" w:bidi="ar-SA"/>
+              </w:rPr>
+              <w:t>docs/working/04-code-documentation.md‎</w:t>
+            </w:r>
+            <w:r>
+              <w:rPr>
+                <w:kern w:val="0"/>
+                <w:rtl w:val="true"/>
+                <w:lang w:val="en-US" w:eastAsia="en-US" w:bidi="ar-SA"/>
+              </w:rPr>
+              <w:t xml:space="preserve"> (§</w:t>
+            </w:r>
+            <w:r>
+              <w:rPr>
+                <w:kern w:val="0"/>
+                <w:lang w:val="en-US" w:eastAsia="en-US" w:bidi="ar-SA"/>
+              </w:rPr>
+              <w:t>4.5</w:t>
+            </w:r>
+            <w:r>
+              <w:rPr>
+                <w:kern w:val="0"/>
+                <w:rtl w:val="true"/>
+                <w:lang w:val="en-US" w:eastAsia="en-US" w:bidi="ar-SA"/>
+              </w:rPr>
+              <w:t xml:space="preserve"> </w:t>
+            </w:r>
+            <w:r>
+              <w:rPr>
+                <w:kern w:val="0"/>
+                <w:rtl w:val="true"/>
+                <w:lang w:val="en-US" w:eastAsia="en-US" w:bidi="ar-SA"/>
+              </w:rPr>
+              <w:t>و</w:t>
+            </w:r>
+            <w:r>
+              <w:rPr>
+                <w:kern w:val="0"/>
+                <w:rtl w:val="true"/>
+                <w:lang w:val="en-US" w:eastAsia="en-US" w:bidi="ar-SA"/>
+              </w:rPr>
+              <w:t>§</w:t>
+            </w:r>
+            <w:r>
+              <w:rPr>
+                <w:kern w:val="0"/>
+                <w:lang w:val="en-US" w:eastAsia="en-US" w:bidi="ar-SA"/>
+              </w:rPr>
+              <w:t>7.1</w:t>
+            </w:r>
+            <w:r>
+              <w:rPr>
+                <w:kern w:val="0"/>
+                <w:rtl w:val="true"/>
+                <w:lang w:val="en-US" w:eastAsia="en-US" w:bidi="ar-SA"/>
+              </w:rPr>
+              <w:t xml:space="preserve"> </w:t>
+            </w:r>
+            <w:r>
+              <w:rPr>
+                <w:kern w:val="0"/>
+                <w:rtl w:val="true"/>
+                <w:lang w:val="en-US" w:eastAsia="en-US" w:bidi="ar-SA"/>
+              </w:rPr>
+              <w:t>و</w:t>
+            </w:r>
+            <w:r>
+              <w:rPr>
+                <w:kern w:val="0"/>
+                <w:rtl w:val="true"/>
+                <w:lang w:val="en-US" w:eastAsia="en-US" w:bidi="ar-SA"/>
+              </w:rPr>
+              <w:t>§</w:t>
+            </w:r>
+            <w:r>
+              <w:rPr>
+                <w:kern w:val="0"/>
+                <w:lang w:val="en-US" w:eastAsia="en-US" w:bidi="ar-SA"/>
+              </w:rPr>
+              <w:t>7.2</w:t>
+            </w:r>
+            <w:r>
+              <w:rPr>
+                <w:kern w:val="0"/>
+                <w:rtl w:val="true"/>
+                <w:lang w:val="en-US" w:eastAsia="en-US" w:bidi="ar-SA"/>
+              </w:rPr>
+              <w:t xml:space="preserve"> </w:t>
+            </w:r>
+            <w:r>
+              <w:rPr>
+                <w:kern w:val="0"/>
+                <w:rtl w:val="true"/>
+                <w:lang w:val="en-US" w:eastAsia="en-US" w:bidi="ar-SA"/>
+              </w:rPr>
+              <w:t>و</w:t>
+            </w:r>
+            <w:r>
+              <w:rPr>
+                <w:kern w:val="0"/>
+                <w:rtl w:val="true"/>
+                <w:lang w:val="en-US" w:eastAsia="en-US" w:bidi="ar-SA"/>
+              </w:rPr>
+              <w:t>§</w:t>
+            </w:r>
+            <w:r>
+              <w:rPr>
+                <w:kern w:val="0"/>
+                <w:lang w:val="en-US" w:eastAsia="en-US" w:bidi="ar-SA"/>
+              </w:rPr>
+              <w:t>7.4</w:t>
+            </w:r>
+            <w:r>
+              <w:rPr>
+                <w:kern w:val="0"/>
+                <w:rtl w:val="true"/>
+                <w:lang w:val="en-US" w:eastAsia="en-US" w:bidi="ar-SA"/>
+              </w:rPr>
+              <w:t xml:space="preserve">) </w:t>
+            </w:r>
+            <w:r>
+              <w:rPr>
+                <w:kern w:val="0"/>
+                <w:rtl w:val="true"/>
+                <w:lang w:val="en-US" w:eastAsia="en-US" w:bidi="ar-SA"/>
+              </w:rPr>
+              <w:t>و</w:t>
+            </w:r>
+            <w:r>
+              <w:rPr>
+                <w:rStyle w:val="VerbatimChar"/>
+                <w:kern w:val="0"/>
+                <w:lang w:val="en-US" w:eastAsia="en-US" w:bidi="ar-SA"/>
+              </w:rPr>
+              <w:t>‎</w:t>
+            </w:r>
+            <w:r>
+              <w:rPr>
+                <w:rStyle w:val="VerbatimChar"/>
+                <w:kern w:val="0"/>
+                <w:lang w:val="en-US" w:eastAsia="en-US" w:bidi="ar-SA"/>
+              </w:rPr>
+              <w:t>docs/working/05-user-guide.md‎</w:t>
+            </w:r>
+            <w:r>
+              <w:rPr>
+                <w:kern w:val="0"/>
+                <w:rtl w:val="true"/>
+                <w:lang w:val="en-US" w:eastAsia="en-US" w:bidi="ar-SA"/>
+              </w:rPr>
+              <w:t xml:space="preserve">: </w:t>
+            </w:r>
+            <w:r>
+              <w:rPr>
+                <w:kern w:val="0"/>
+                <w:rtl w:val="true"/>
+                <w:lang w:val="en-US" w:eastAsia="en-US" w:bidi="ar-SA"/>
+              </w:rPr>
+              <w:t xml:space="preserve">عدد اختبارات الخدمة </w:t>
+            </w:r>
+            <w:r>
+              <w:rPr>
+                <w:kern w:val="0"/>
+                <w:lang w:val="en-US" w:eastAsia="en-US" w:bidi="ar-SA"/>
+              </w:rPr>
+              <w:t>73</w:t>
+            </w:r>
+            <w:r>
+              <w:rPr>
+                <w:kern w:val="0"/>
+                <w:rtl w:val="true"/>
+                <w:lang w:val="en-US" w:eastAsia="en-US" w:bidi="ar-SA"/>
+              </w:rPr>
+              <w:t xml:space="preserve">، والأزمنة منقولة من </w:t>
+            </w:r>
+            <w:r>
+              <w:rPr>
+                <w:rStyle w:val="VerbatimChar"/>
+                <w:kern w:val="0"/>
+                <w:lang w:val="en-US" w:eastAsia="en-US" w:bidi="ar-SA"/>
+              </w:rPr>
+              <w:t>‎</w:t>
+            </w:r>
+            <w:r>
+              <w:rPr>
+                <w:rStyle w:val="VerbatimChar"/>
+                <w:kern w:val="0"/>
+                <w:lang w:val="en-US" w:eastAsia="en-US" w:bidi="ar-SA"/>
+              </w:rPr>
+              <w:t>results/serving_bench/‎</w:t>
+            </w:r>
+            <w:r>
+              <w:rPr>
+                <w:kern w:val="0"/>
+                <w:rtl w:val="true"/>
+                <w:lang w:val="en-US" w:eastAsia="en-US" w:bidi="ar-SA"/>
+              </w:rPr>
+              <w:t xml:space="preserve"> </w:t>
+            </w:r>
+            <w:r>
+              <w:rPr>
+                <w:kern w:val="0"/>
+                <w:rtl w:val="true"/>
+                <w:lang w:val="en-US" w:eastAsia="en-US" w:bidi="ar-SA"/>
+              </w:rPr>
+              <w:t>مع ذكر الملف</w:t>
+            </w:r>
+            <w:r>
+              <w:rPr>
+                <w:kern w:val="0"/>
+                <w:rtl w:val="true"/>
+                <w:lang w:val="en-US" w:eastAsia="en-US" w:bidi="ar-SA"/>
+              </w:rPr>
+              <w:t xml:space="preserve">. </w:t>
+            </w:r>
+            <w:r>
+              <w:rPr>
+                <w:kern w:val="0"/>
+                <w:rtl w:val="true"/>
+                <w:lang w:val="en-US" w:eastAsia="en-US" w:bidi="ar-SA"/>
+              </w:rPr>
+              <w:t xml:space="preserve">ولم يكن في </w:t>
+            </w:r>
+            <w:r>
+              <w:rPr>
+                <w:rStyle w:val="VerbatimChar"/>
+                <w:kern w:val="0"/>
+                <w:lang w:val="en-US" w:eastAsia="en-US" w:bidi="ar-SA"/>
+              </w:rPr>
+              <w:t>‎</w:t>
+            </w:r>
+            <w:r>
+              <w:rPr>
+                <w:rStyle w:val="VerbatimChar"/>
+                <w:kern w:val="0"/>
+                <w:lang w:val="en-US" w:eastAsia="en-US" w:bidi="ar-SA"/>
+              </w:rPr>
+              <w:t>deliverables/README</w:t>
+            </w:r>
+            <w:r>
+              <w:rPr>
+                <w:rStyle w:val="VerbatimChar"/>
+                <w:kern w:val="0"/>
+                <w:rtl w:val="true"/>
+                <w:lang w:val="en-US" w:eastAsia="en-US" w:bidi="ar-SA"/>
+              </w:rPr>
+              <w:t>-</w:t>
+            </w:r>
+            <w:r>
+              <w:rPr>
+                <w:rStyle w:val="VerbatimChar"/>
+                <w:kern w:val="0"/>
+                <w:rtl w:val="true"/>
+                <w:lang w:val="en-US" w:eastAsia="en-US" w:bidi="ar-SA"/>
+              </w:rPr>
+              <w:t>التسليم</w:t>
+            </w:r>
+            <w:r>
+              <w:rPr>
+                <w:rStyle w:val="VerbatimChar"/>
+                <w:kern w:val="0"/>
+                <w:rtl w:val="true"/>
+                <w:lang w:val="en-US" w:eastAsia="en-US" w:bidi="ar-SA"/>
+              </w:rPr>
+              <w:t>.</w:t>
+            </w:r>
+            <w:r>
+              <w:rPr>
+                <w:rStyle w:val="VerbatimChar"/>
+                <w:kern w:val="0"/>
+                <w:lang w:val="en-US" w:eastAsia="en-US" w:bidi="ar-SA"/>
+              </w:rPr>
+              <w:t>md‎</w:t>
+            </w:r>
+            <w:r>
+              <w:rPr>
+                <w:kern w:val="0"/>
+                <w:rtl w:val="true"/>
+                <w:lang w:val="en-US" w:eastAsia="en-US" w:bidi="ar-SA"/>
+              </w:rPr>
+              <w:t xml:space="preserve"> </w:t>
+            </w:r>
+            <w:r>
+              <w:rPr>
+                <w:kern w:val="0"/>
+                <w:rtl w:val="true"/>
+                <w:lang w:val="en-US" w:eastAsia="en-US" w:bidi="ar-SA"/>
+              </w:rPr>
+              <w:t>عدد اختبارات ولا زمن</w:t>
+            </w:r>
+          </w:p>
+        </w:tc>
+      </w:tr>
+      <w:tr>
+        <w:trPr/>
+        <w:tc>
+          <w:tcPr>
+            <w:tcW w:w="4393" w:type="dxa"/>
+            <w:tcBorders>
+              <w:top w:val="single" w:sz="4" w:space="0" w:color="808080"/>
+              <w:left w:val="single" w:sz="4" w:space="0" w:color="808080"/>
+              <w:bottom w:val="single" w:sz="4" w:space="0" w:color="808080"/>
+              <w:right w:val="single" w:sz="4" w:space="0" w:color="808080"/>
+            </w:tcBorders>
+          </w:tcPr>
+          <w:p>
+            <w:pPr>
+              <w:pStyle w:val="Compact"/>
+              <w:widowControl/>
+              <w:bidi w:val="1"/>
+              <w:spacing w:before="36" w:after="36"/>
+              <w:jc w:val="left"/>
+              <w:rPr>
+                <w:kern w:val="0"/>
+                <w:lang w:val="en-US" w:eastAsia="en-US" w:bidi="ar-SA"/>
+              </w:rPr>
+            </w:pPr>
+            <w:r>
+              <w:rPr>
+                <w:kern w:val="0"/>
+                <w:rtl w:val="true"/>
+                <w:lang w:val="en-US" w:eastAsia="en-US" w:bidi="ar-SA"/>
+              </w:rPr>
+              <w:t>أعداد الاختبارات في الرسالة</w:t>
+            </w:r>
+          </w:p>
+        </w:tc>
+        <w:tc>
+          <w:tcPr>
+            <w:tcW w:w="4394" w:type="dxa"/>
+            <w:tcBorders>
+              <w:top w:val="single" w:sz="4" w:space="0" w:color="808080"/>
+              <w:left w:val="single" w:sz="4" w:space="0" w:color="808080"/>
+              <w:bottom w:val="single" w:sz="4" w:space="0" w:color="808080"/>
+              <w:right w:val="single" w:sz="4" w:space="0" w:color="808080"/>
+            </w:tcBorders>
+          </w:tcPr>
+          <w:p>
+            <w:pPr>
+              <w:pStyle w:val="Compact"/>
+              <w:widowControl/>
+              <w:bidi w:val="1"/>
+              <w:spacing w:before="36" w:after="36"/>
+              <w:jc w:val="left"/>
+              <w:rPr>
+                <w:kern w:val="0"/>
+                <w:lang w:val="en-US" w:eastAsia="en-US" w:bidi="ar-SA"/>
+              </w:rPr>
+            </w:pPr>
+            <w:r>
+              <w:rPr>
+                <w:kern w:val="0"/>
+                <w:lang w:val="en-US" w:eastAsia="en-US" w:bidi="ar-SA"/>
+              </w:rPr>
+              <w:t>63</w:t>
+            </w:r>
+            <w:r>
+              <w:rPr>
+                <w:kern w:val="0"/>
+                <w:rtl w:val="true"/>
+                <w:lang w:val="en-US" w:eastAsia="en-US" w:bidi="ar-SA"/>
+              </w:rPr>
+              <w:t xml:space="preserve"> </w:t>
+            </w:r>
+            <w:r>
+              <w:rPr>
+                <w:kern w:val="0"/>
+                <w:rtl w:val="true"/>
+                <w:lang w:val="en-US" w:eastAsia="en-US" w:bidi="ar-SA"/>
+              </w:rPr>
+              <w:t xml:space="preserve">صارت </w:t>
+            </w:r>
+            <w:r>
+              <w:rPr>
+                <w:kern w:val="0"/>
+                <w:lang w:val="en-US" w:eastAsia="en-US" w:bidi="ar-SA"/>
+              </w:rPr>
+              <w:t>73</w:t>
+            </w:r>
+            <w:r>
+              <w:rPr>
+                <w:kern w:val="0"/>
+                <w:rtl w:val="true"/>
+                <w:lang w:val="en-US" w:eastAsia="en-US" w:bidi="ar-SA"/>
+              </w:rPr>
+              <w:t xml:space="preserve"> (</w:t>
+            </w:r>
+            <w:r>
+              <w:rPr>
+                <w:kern w:val="0"/>
+                <w:rtl w:val="true"/>
+                <w:lang w:val="en-US" w:eastAsia="en-US" w:bidi="ar-SA"/>
+              </w:rPr>
+              <w:t xml:space="preserve">تشغيل </w:t>
+            </w:r>
+            <w:r>
+              <w:rPr>
+                <w:kern w:val="0"/>
+                <w:lang w:val="en-US" w:eastAsia="en-US" w:bidi="ar-SA"/>
+              </w:rPr>
+              <w:t>2026</w:t>
+            </w:r>
+            <w:r>
+              <w:rPr>
+                <w:kern w:val="0"/>
+                <w:rtl w:val="true"/>
+                <w:lang w:val="en-US" w:eastAsia="en-US" w:bidi="ar-SA"/>
+              </w:rPr>
+              <w:t>-</w:t>
+            </w:r>
+            <w:r>
+              <w:rPr>
+                <w:kern w:val="0"/>
+                <w:lang w:val="en-US" w:eastAsia="en-US" w:bidi="ar-SA"/>
+              </w:rPr>
+              <w:t>10</w:t>
+            </w:r>
+            <w:r>
+              <w:rPr>
+                <w:kern w:val="0"/>
+                <w:rtl w:val="true"/>
+                <w:lang w:val="en-US" w:eastAsia="en-US" w:bidi="ar-SA"/>
+              </w:rPr>
+              <w:t>-</w:t>
+            </w:r>
+            <w:r>
+              <w:rPr>
+                <w:kern w:val="0"/>
+                <w:lang w:val="en-US" w:eastAsia="en-US" w:bidi="ar-SA"/>
+              </w:rPr>
+              <w:t>29</w:t>
+            </w:r>
+            <w:r>
+              <w:rPr>
+                <w:kern w:val="0"/>
+                <w:rtl w:val="true"/>
+                <w:lang w:val="en-US" w:eastAsia="en-US" w:bidi="ar-SA"/>
+              </w:rPr>
+              <w:t xml:space="preserve">) </w:t>
+            </w:r>
+            <w:r>
+              <w:rPr>
+                <w:kern w:val="0"/>
+                <w:rtl w:val="true"/>
+                <w:lang w:val="en-US" w:eastAsia="en-US" w:bidi="ar-SA"/>
+              </w:rPr>
+              <w:t xml:space="preserve">في جدول بنية الشيفرة </w:t>
+            </w:r>
+            <w:r>
+              <w:rPr>
+                <w:kern w:val="0"/>
+                <w:rtl w:val="true"/>
+                <w:lang w:val="en-US" w:eastAsia="en-US" w:bidi="ar-SA"/>
+              </w:rPr>
+              <w:t>(</w:t>
+            </w:r>
+            <w:r>
+              <w:rPr>
+                <w:kern w:val="0"/>
+                <w:lang w:val="en-US" w:eastAsia="en-US" w:bidi="ar-SA"/>
+              </w:rPr>
+              <w:t>5</w:t>
+            </w:r>
+            <w:r>
+              <w:rPr>
+                <w:kern w:val="0"/>
+                <w:rtl w:val="true"/>
+                <w:lang w:val="en-US" w:eastAsia="en-US" w:bidi="ar-SA"/>
+              </w:rPr>
+              <w:t>-</w:t>
+            </w:r>
+            <w:r>
+              <w:rPr>
+                <w:kern w:val="0"/>
+                <w:lang w:val="en-US" w:eastAsia="en-US" w:bidi="ar-SA"/>
+              </w:rPr>
+              <w:t>2</w:t>
+            </w:r>
+            <w:r>
+              <w:rPr>
+                <w:kern w:val="0"/>
+                <w:rtl w:val="true"/>
+                <w:lang w:val="en-US" w:eastAsia="en-US" w:bidi="ar-SA"/>
+              </w:rPr>
+              <w:t xml:space="preserve">) </w:t>
+            </w:r>
+            <w:r>
+              <w:rPr>
+                <w:kern w:val="0"/>
+                <w:rtl w:val="true"/>
+                <w:lang w:val="en-US" w:eastAsia="en-US" w:bidi="ar-SA"/>
+              </w:rPr>
+              <w:t>و</w:t>
+            </w:r>
+            <w:r>
+              <w:rPr>
+                <w:kern w:val="0"/>
+                <w:lang w:val="en-US" w:eastAsia="en-US" w:bidi="ar-SA"/>
+              </w:rPr>
+              <w:t>5</w:t>
+            </w:r>
+            <w:r>
+              <w:rPr>
+                <w:kern w:val="0"/>
+                <w:rtl w:val="true"/>
+                <w:lang w:val="en-US" w:eastAsia="en-US" w:bidi="ar-SA"/>
+              </w:rPr>
+              <w:t>-</w:t>
+            </w:r>
+            <w:r>
+              <w:rPr>
+                <w:kern w:val="0"/>
+                <w:lang w:val="en-US" w:eastAsia="en-US" w:bidi="ar-SA"/>
+              </w:rPr>
+              <w:t>6</w:t>
+            </w:r>
+            <w:r>
+              <w:rPr>
+                <w:kern w:val="0"/>
+                <w:rtl w:val="true"/>
+                <w:lang w:val="en-US" w:eastAsia="en-US" w:bidi="ar-SA"/>
+              </w:rPr>
+              <w:t>-</w:t>
+            </w:r>
+            <w:r>
+              <w:rPr>
+                <w:kern w:val="0"/>
+                <w:lang w:val="en-US" w:eastAsia="en-US" w:bidi="ar-SA"/>
+              </w:rPr>
+              <w:t>1</w:t>
+            </w:r>
+            <w:r>
+              <w:rPr>
+                <w:kern w:val="0"/>
+                <w:rtl w:val="true"/>
+                <w:lang w:val="en-US" w:eastAsia="en-US" w:bidi="ar-SA"/>
+              </w:rPr>
+              <w:t xml:space="preserve"> </w:t>
+            </w:r>
+            <w:r>
+              <w:rPr>
+                <w:kern w:val="0"/>
+                <w:rtl w:val="true"/>
+                <w:lang w:val="en-US" w:eastAsia="en-US" w:bidi="ar-SA"/>
+              </w:rPr>
+              <w:t>و</w:t>
+            </w:r>
+            <w:r>
+              <w:rPr>
+                <w:kern w:val="0"/>
+                <w:lang w:val="en-US" w:eastAsia="en-US" w:bidi="ar-SA"/>
+              </w:rPr>
+              <w:t>5</w:t>
+            </w:r>
+            <w:r>
+              <w:rPr>
+                <w:kern w:val="0"/>
+                <w:rtl w:val="true"/>
+                <w:lang w:val="en-US" w:eastAsia="en-US" w:bidi="ar-SA"/>
+              </w:rPr>
+              <w:t>-</w:t>
+            </w:r>
+            <w:r>
+              <w:rPr>
+                <w:kern w:val="0"/>
+                <w:lang w:val="en-US" w:eastAsia="en-US" w:bidi="ar-SA"/>
+              </w:rPr>
+              <w:t>9</w:t>
+            </w:r>
+            <w:r>
+              <w:rPr>
+                <w:kern w:val="0"/>
+                <w:rtl w:val="true"/>
+                <w:lang w:val="en-US" w:eastAsia="en-US" w:bidi="ar-SA"/>
+              </w:rPr>
+              <w:t xml:space="preserve"> </w:t>
+            </w:r>
+            <w:r>
+              <w:rPr>
+                <w:kern w:val="0"/>
+                <w:rtl w:val="true"/>
+                <w:lang w:val="en-US" w:eastAsia="en-US" w:bidi="ar-SA"/>
+              </w:rPr>
+              <w:t>و</w:t>
+            </w:r>
+            <w:r>
+              <w:rPr>
+                <w:kern w:val="0"/>
+                <w:lang w:val="en-US" w:eastAsia="en-US" w:bidi="ar-SA"/>
+              </w:rPr>
+              <w:t>7</w:t>
+            </w:r>
+            <w:r>
+              <w:rPr>
+                <w:kern w:val="0"/>
+                <w:rtl w:val="true"/>
+                <w:lang w:val="en-US" w:eastAsia="en-US" w:bidi="ar-SA"/>
+              </w:rPr>
+              <w:t>-</w:t>
+            </w:r>
+            <w:r>
+              <w:rPr>
+                <w:kern w:val="0"/>
+                <w:lang w:val="en-US" w:eastAsia="en-US" w:bidi="ar-SA"/>
+              </w:rPr>
+              <w:t>2</w:t>
+            </w:r>
+            <w:r>
+              <w:rPr>
+                <w:kern w:val="0"/>
+                <w:rtl w:val="true"/>
+                <w:lang w:val="en-US" w:eastAsia="en-US" w:bidi="ar-SA"/>
+              </w:rPr>
+              <w:t xml:space="preserve"> </w:t>
+            </w:r>
+            <w:r>
+              <w:rPr>
+                <w:kern w:val="0"/>
+                <w:rtl w:val="true"/>
+                <w:lang w:val="en-US" w:eastAsia="en-US" w:bidi="ar-SA"/>
+              </w:rPr>
+              <w:t xml:space="preserve">وملاحظة </w:t>
+            </w:r>
+            <w:r>
+              <w:rPr>
+                <w:kern w:val="0"/>
+                <w:lang w:val="en-US" w:eastAsia="en-US" w:bidi="ar-SA"/>
+              </w:rPr>
+              <w:t>README</w:t>
+            </w:r>
+            <w:r>
+              <w:rPr>
+                <w:kern w:val="0"/>
+                <w:rtl w:val="true"/>
+                <w:lang w:val="en-US" w:eastAsia="en-US" w:bidi="ar-SA"/>
+              </w:rPr>
+              <w:t xml:space="preserve"> </w:t>
+            </w:r>
+            <w:r>
+              <w:rPr>
+                <w:kern w:val="0"/>
+                <w:rtl w:val="true"/>
+                <w:lang w:val="en-US" w:eastAsia="en-US" w:bidi="ar-SA"/>
+              </w:rPr>
+              <w:t xml:space="preserve">رقم </w:t>
+            </w:r>
+            <w:r>
+              <w:rPr>
+                <w:kern w:val="0"/>
+                <w:lang w:val="en-US" w:eastAsia="en-US" w:bidi="ar-SA"/>
+              </w:rPr>
+              <w:t>10</w:t>
+            </w:r>
+            <w:r>
+              <w:rPr>
+                <w:kern w:val="0"/>
+                <w:rtl w:val="true"/>
+                <w:lang w:val="en-US" w:eastAsia="en-US" w:bidi="ar-SA"/>
+              </w:rPr>
+              <w:t xml:space="preserve">، بخمسة مدخلات جديدة في </w:t>
+            </w:r>
+            <w:r>
+              <w:rPr>
+                <w:rStyle w:val="VerbatimChar"/>
+                <w:kern w:val="0"/>
+                <w:lang w:val="en-US" w:eastAsia="en-US" w:bidi="ar-SA"/>
+              </w:rPr>
+              <w:t>‎</w:t>
+            </w:r>
+            <w:r>
+              <w:rPr>
+                <w:rStyle w:val="VerbatimChar"/>
+                <w:kern w:val="0"/>
+                <w:lang w:val="en-US" w:eastAsia="en-US" w:bidi="ar-SA"/>
+              </w:rPr>
+              <w:t>scripts/thesis/defense2_app_fixes.py‎</w:t>
+            </w:r>
+            <w:r>
+              <w:rPr>
+                <w:kern w:val="0"/>
+                <w:rtl w:val="true"/>
+                <w:lang w:val="en-US" w:eastAsia="en-US" w:bidi="ar-SA"/>
+              </w:rPr>
+              <w:t xml:space="preserve">. </w:t>
+            </w:r>
+            <w:r>
+              <w:rPr>
+                <w:kern w:val="0"/>
+                <w:rtl w:val="true"/>
+                <w:lang w:val="en-US" w:eastAsia="en-US" w:bidi="ar-SA"/>
+              </w:rPr>
+              <w:t xml:space="preserve">ولم يُلمس الفصل </w:t>
+            </w:r>
+            <w:r>
+              <w:rPr>
+                <w:kern w:val="0"/>
+                <w:lang w:val="en-US" w:eastAsia="en-US" w:bidi="ar-SA"/>
+              </w:rPr>
+              <w:t>6</w:t>
+            </w:r>
+            <w:r>
+              <w:rPr>
+                <w:kern w:val="0"/>
+                <w:rtl w:val="true"/>
+                <w:lang w:val="en-US" w:eastAsia="en-US" w:bidi="ar-SA"/>
+              </w:rPr>
+              <w:t xml:space="preserve"> </w:t>
+            </w:r>
+            <w:r>
+              <w:rPr>
+                <w:kern w:val="0"/>
+                <w:rtl w:val="true"/>
+                <w:lang w:val="en-US" w:eastAsia="en-US" w:bidi="ar-SA"/>
+              </w:rPr>
+              <w:t xml:space="preserve">المسجل ولا </w:t>
+            </w:r>
+            <w:r>
+              <w:rPr>
+                <w:kern w:val="0"/>
+                <w:rtl w:val="true"/>
+                <w:lang w:val="en-US" w:eastAsia="en-US" w:bidi="ar-SA"/>
+              </w:rPr>
+              <w:t>§</w:t>
+            </w:r>
+            <w:r>
+              <w:rPr>
+                <w:kern w:val="0"/>
+                <w:lang w:val="en-US" w:eastAsia="en-US" w:bidi="ar-SA"/>
+              </w:rPr>
+              <w:t>5</w:t>
+            </w:r>
+            <w:r>
+              <w:rPr>
+                <w:kern w:val="0"/>
+                <w:rtl w:val="true"/>
+                <w:lang w:val="en-US" w:eastAsia="en-US" w:bidi="ar-SA"/>
+              </w:rPr>
+              <w:t>-</w:t>
+            </w:r>
+            <w:r>
+              <w:rPr>
+                <w:kern w:val="0"/>
+                <w:lang w:val="en-US" w:eastAsia="en-US" w:bidi="ar-SA"/>
+              </w:rPr>
+              <w:t>8</w:t>
+            </w:r>
+            <w:r>
+              <w:rPr>
+                <w:kern w:val="0"/>
+                <w:rtl w:val="true"/>
+                <w:lang w:val="en-US" w:eastAsia="en-US" w:bidi="ar-SA"/>
+              </w:rPr>
+              <w:t xml:space="preserve"> </w:t>
+            </w:r>
+            <w:r>
+              <w:rPr>
+                <w:kern w:val="0"/>
+                <w:rtl w:val="true"/>
+                <w:lang w:val="en-US" w:eastAsia="en-US" w:bidi="ar-SA"/>
+              </w:rPr>
+              <w:t>ولا الملحق د</w:t>
+            </w:r>
+          </w:p>
+        </w:tc>
+      </w:tr>
+      <w:tr>
+        <w:trPr/>
+        <w:tc>
+          <w:tcPr>
+            <w:tcW w:w="4393" w:type="dxa"/>
+            <w:tcBorders>
+              <w:top w:val="single" w:sz="4" w:space="0" w:color="808080"/>
+              <w:left w:val="single" w:sz="4" w:space="0" w:color="808080"/>
+              <w:bottom w:val="single" w:sz="4" w:space="0" w:color="808080"/>
+              <w:right w:val="single" w:sz="4" w:space="0" w:color="808080"/>
+            </w:tcBorders>
+          </w:tcPr>
+          <w:p>
+            <w:pPr>
+              <w:pStyle w:val="Compact"/>
+              <w:widowControl/>
+              <w:bidi w:val="1"/>
+              <w:spacing w:before="36" w:after="36"/>
+              <w:jc w:val="left"/>
+              <w:rPr>
+                <w:kern w:val="0"/>
+                <w:lang w:val="en-US" w:eastAsia="en-US" w:bidi="ar-SA"/>
+              </w:rPr>
+            </w:pPr>
+            <w:r>
+              <w:rPr>
+                <w:kern w:val="0"/>
+                <w:rtl w:val="true"/>
+                <w:lang w:val="en-US" w:eastAsia="en-US" w:bidi="ar-SA"/>
+              </w:rPr>
+              <w:t>فحوص السكربتات</w:t>
+            </w:r>
+          </w:p>
+        </w:tc>
+        <w:tc>
+          <w:tcPr>
+            <w:tcW w:w="4394" w:type="dxa"/>
+            <w:tcBorders>
+              <w:top w:val="single" w:sz="4" w:space="0" w:color="808080"/>
+              <w:left w:val="single" w:sz="4" w:space="0" w:color="808080"/>
+              <w:bottom w:val="single" w:sz="4" w:space="0" w:color="808080"/>
+              <w:right w:val="single" w:sz="4" w:space="0" w:color="808080"/>
+            </w:tcBorders>
+          </w:tcPr>
+          <w:p>
+            <w:pPr>
+              <w:pStyle w:val="Compact"/>
+              <w:widowControl/>
+              <w:bidi w:val="1"/>
+              <w:spacing w:before="36" w:after="36"/>
+              <w:jc w:val="left"/>
+              <w:rPr>
+                <w:kern w:val="0"/>
+                <w:lang w:val="en-US" w:eastAsia="en-US" w:bidi="ar-SA"/>
+              </w:rPr>
+            </w:pPr>
+            <w:r>
+              <w:rPr>
+                <w:kern w:val="0"/>
+                <w:rtl w:val="true"/>
+                <w:lang w:val="en-US" w:eastAsia="en-US" w:bidi="ar-SA"/>
+              </w:rPr>
+              <w:t xml:space="preserve">في </w:t>
+            </w:r>
+            <w:r>
+              <w:rPr>
+                <w:rStyle w:val="VerbatimChar"/>
+                <w:kern w:val="0"/>
+                <w:lang w:val="en-US" w:eastAsia="en-US" w:bidi="ar-SA"/>
+              </w:rPr>
+              <w:t>‎</w:t>
+            </w:r>
+            <w:r>
+              <w:rPr>
+                <w:rStyle w:val="VerbatimChar"/>
+                <w:kern w:val="0"/>
+                <w:lang w:val="en-US" w:eastAsia="en-US" w:bidi="ar-SA"/>
+              </w:rPr>
+              <w:t>defense2_round2_fixes.py‎</w:t>
+            </w:r>
+            <w:r>
+              <w:rPr>
+                <w:kern w:val="0"/>
+                <w:rtl w:val="true"/>
+                <w:lang w:val="en-US" w:eastAsia="en-US" w:bidi="ar-SA"/>
+              </w:rPr>
+              <w:t xml:space="preserve"> </w:t>
+            </w:r>
+            <w:r>
+              <w:rPr>
+                <w:kern w:val="0"/>
+                <w:rtl w:val="true"/>
+                <w:lang w:val="en-US" w:eastAsia="en-US" w:bidi="ar-SA"/>
+              </w:rPr>
+              <w:t>و</w:t>
+            </w:r>
+            <w:r>
+              <w:rPr>
+                <w:rStyle w:val="VerbatimChar"/>
+                <w:kern w:val="0"/>
+                <w:lang w:val="en-US" w:eastAsia="en-US" w:bidi="ar-SA"/>
+              </w:rPr>
+              <w:t>‎</w:t>
+            </w:r>
+            <w:r>
+              <w:rPr>
+                <w:rStyle w:val="VerbatimChar"/>
+                <w:kern w:val="0"/>
+                <w:lang w:val="en-US" w:eastAsia="en-US" w:bidi="ar-SA"/>
+              </w:rPr>
+              <w:t>defense2_round3_fixes.py‎</w:t>
+            </w:r>
+            <w:r>
+              <w:rPr>
+                <w:kern w:val="0"/>
+                <w:rtl w:val="true"/>
+                <w:lang w:val="en-US" w:eastAsia="en-US" w:bidi="ar-SA"/>
+              </w:rPr>
+              <w:t xml:space="preserve"> </w:t>
+            </w:r>
+            <w:r>
+              <w:rPr>
+                <w:kern w:val="0"/>
+                <w:rtl w:val="true"/>
+                <w:lang w:val="en-US" w:eastAsia="en-US" w:bidi="ar-SA"/>
+              </w:rPr>
+              <w:t xml:space="preserve">عُلّمت </w:t>
+            </w:r>
+            <w:r>
+              <w:rPr>
+                <w:kern w:val="0"/>
+                <w:rtl w:val="true"/>
+                <w:lang w:val="en-US" w:eastAsia="en-US" w:bidi="ar-SA"/>
+              </w:rPr>
+              <w:t>«</w:t>
+            </w:r>
+            <w:r>
+              <w:rPr>
+                <w:kern w:val="0"/>
+                <w:rtl w:val="true"/>
+                <w:lang w:val="en-US" w:eastAsia="en-US" w:bidi="ar-SA"/>
+              </w:rPr>
+              <w:t>متقادمة</w:t>
+            </w:r>
+            <w:r>
+              <w:rPr>
+                <w:kern w:val="0"/>
+                <w:rtl w:val="true"/>
+                <w:lang w:val="en-US" w:eastAsia="en-US" w:bidi="ar-SA"/>
+              </w:rPr>
+              <w:t xml:space="preserve">» </w:t>
+            </w:r>
+            <w:r>
+              <w:rPr>
+                <w:kern w:val="0"/>
+                <w:rtl w:val="true"/>
+                <w:lang w:val="en-US" w:eastAsia="en-US" w:bidi="ar-SA"/>
+              </w:rPr>
+              <w:t>سبعة مدخلات لم يعد نصها الهدف موجوداً، وسُجّل سبب كل منها</w:t>
+            </w:r>
+            <w:r>
+              <w:rPr>
+                <w:kern w:val="0"/>
+                <w:rtl w:val="true"/>
+                <w:lang w:val="en-US" w:eastAsia="en-US" w:bidi="ar-SA"/>
+              </w:rPr>
+              <w:t xml:space="preserve">: </w:t>
+            </w:r>
+            <w:r>
+              <w:rPr>
+                <w:kern w:val="0"/>
+                <w:rtl w:val="true"/>
+                <w:lang w:val="en-US" w:eastAsia="en-US" w:bidi="ar-SA"/>
+              </w:rPr>
+              <w:t xml:space="preserve">أربعة في الجولة الثانية حلّت محلها مدخلات الجولة الثالثة </w:t>
+            </w:r>
+            <w:r>
+              <w:rPr>
+                <w:kern w:val="0"/>
+                <w:rtl w:val="true"/>
+                <w:lang w:val="en-US" w:eastAsia="en-US" w:bidi="ar-SA"/>
+              </w:rPr>
+              <w:t>(</w:t>
+            </w:r>
+            <w:r>
+              <w:rPr>
+                <w:kern w:val="0"/>
+                <w:rtl w:val="true"/>
+                <w:lang w:val="en-US" w:eastAsia="en-US" w:bidi="ar-SA"/>
+              </w:rPr>
+              <w:t>وكانت تفشل قبل ت</w:t>
+            </w:r>
+            <w:r>
+              <w:rPr>
+                <w:kern w:val="0"/>
+                <w:rtl w:val="true"/>
+                <w:lang w:val="en-US" w:eastAsia="en-US" w:bidi="ar-SA"/>
+              </w:rPr>
+              <w:t>-</w:t>
+            </w:r>
+            <w:r>
+              <w:rPr>
+                <w:kern w:val="0"/>
+                <w:lang w:val="en-US" w:eastAsia="en-US" w:bidi="ar-SA"/>
+              </w:rPr>
+              <w:t>5</w:t>
+            </w:r>
+            <w:r>
+              <w:rPr>
+                <w:kern w:val="0"/>
+                <w:rtl w:val="true"/>
+                <w:lang w:val="en-US" w:eastAsia="en-US" w:bidi="ar-SA"/>
+              </w:rPr>
+              <w:t>)</w:t>
+            </w:r>
+            <w:r>
+              <w:rPr>
+                <w:kern w:val="0"/>
+                <w:rtl w:val="true"/>
+                <w:lang w:val="en-US" w:eastAsia="en-US" w:bidi="ar-SA"/>
+              </w:rPr>
+              <w:t xml:space="preserve">، وواحد في الجولة الثانية واثنان في الجولة الثالثة صار نصها يولَّد من قالب </w:t>
+            </w:r>
+            <w:r>
+              <w:rPr>
+                <w:kern w:val="0"/>
+                <w:lang w:val="en-US" w:eastAsia="en-US" w:bidi="ar-SA"/>
+              </w:rPr>
+              <w:t>5</w:t>
+            </w:r>
+            <w:r>
+              <w:rPr>
+                <w:kern w:val="0"/>
+                <w:rtl w:val="true"/>
+                <w:lang w:val="en-US" w:eastAsia="en-US" w:bidi="ar-SA"/>
+              </w:rPr>
+              <w:t>-</w:t>
+            </w:r>
+            <w:r>
+              <w:rPr>
+                <w:kern w:val="0"/>
+                <w:lang w:val="en-US" w:eastAsia="en-US" w:bidi="ar-SA"/>
+              </w:rPr>
+              <w:t>6</w:t>
+            </w:r>
+            <w:r>
+              <w:rPr>
+                <w:kern w:val="0"/>
+                <w:rtl w:val="true"/>
+                <w:lang w:val="en-US" w:eastAsia="en-US" w:bidi="ar-SA"/>
+              </w:rPr>
+              <w:t>-</w:t>
+            </w:r>
+            <w:r>
+              <w:rPr>
+                <w:kern w:val="0"/>
+                <w:lang w:val="en-US" w:eastAsia="en-US" w:bidi="ar-SA"/>
+              </w:rPr>
+              <w:t>3</w:t>
+            </w:r>
+            <w:r>
+              <w:rPr>
+                <w:kern w:val="0"/>
+                <w:rtl w:val="true"/>
+                <w:lang w:val="en-US" w:eastAsia="en-US" w:bidi="ar-SA"/>
+              </w:rPr>
+              <w:t xml:space="preserve"> </w:t>
+            </w:r>
+            <w:r>
+              <w:rPr>
+                <w:kern w:val="0"/>
+                <w:rtl w:val="true"/>
+                <w:lang w:val="en-US" w:eastAsia="en-US" w:bidi="ar-SA"/>
+              </w:rPr>
+              <w:t>منذ ت</w:t>
+            </w:r>
+            <w:r>
+              <w:rPr>
+                <w:kern w:val="0"/>
+                <w:rtl w:val="true"/>
+                <w:lang w:val="en-US" w:eastAsia="en-US" w:bidi="ar-SA"/>
+              </w:rPr>
+              <w:t>-</w:t>
+            </w:r>
+            <w:r>
+              <w:rPr>
+                <w:kern w:val="0"/>
+                <w:lang w:val="en-US" w:eastAsia="en-US" w:bidi="ar-SA"/>
+              </w:rPr>
+              <w:t>5</w:t>
+            </w:r>
+            <w:r>
+              <w:rPr>
+                <w:kern w:val="0"/>
+                <w:rtl w:val="true"/>
+                <w:lang w:val="en-US" w:eastAsia="en-US" w:bidi="ar-SA"/>
+              </w:rPr>
+              <w:t xml:space="preserve">. </w:t>
+            </w:r>
+            <w:r>
+              <w:rPr>
+                <w:kern w:val="0"/>
+                <w:rtl w:val="true"/>
+                <w:lang w:val="en-US" w:eastAsia="en-US" w:bidi="ar-SA"/>
+              </w:rPr>
+              <w:t>ولم يُعَد توليد أي نص قديم</w:t>
+            </w:r>
+            <w:r>
+              <w:rPr>
+                <w:kern w:val="0"/>
+                <w:rtl w:val="true"/>
+                <w:lang w:val="en-US" w:eastAsia="en-US" w:bidi="ar-SA"/>
+              </w:rPr>
+              <w:t xml:space="preserve">. </w:t>
+            </w:r>
+            <w:r>
+              <w:rPr>
+                <w:kern w:val="0"/>
+                <w:rtl w:val="true"/>
+                <w:lang w:val="en-US" w:eastAsia="en-US" w:bidi="ar-SA"/>
+              </w:rPr>
+              <w:t xml:space="preserve">ونتيجة </w:t>
+            </w:r>
+            <w:r>
+              <w:rPr>
+                <w:rStyle w:val="VerbatimChar"/>
+                <w:kern w:val="0"/>
+                <w:lang w:val="en-US" w:eastAsia="en-US" w:bidi="ar-SA"/>
+              </w:rPr>
+              <w:t>‎</w:t>
+            </w:r>
+            <w:r>
+              <w:rPr>
+                <w:rStyle w:val="VerbatimChar"/>
+                <w:kern w:val="0"/>
+                <w:lang w:val="en-US" w:eastAsia="en-US" w:bidi="ar-SA"/>
+              </w:rPr>
+              <w:t>--check‎</w:t>
+            </w:r>
+            <w:r>
+              <w:rPr>
+                <w:kern w:val="0"/>
+                <w:rtl w:val="true"/>
+                <w:lang w:val="en-US" w:eastAsia="en-US" w:bidi="ar-SA"/>
+              </w:rPr>
+              <w:t xml:space="preserve"> </w:t>
+            </w:r>
+            <w:r>
+              <w:rPr>
+                <w:kern w:val="0"/>
+                <w:rtl w:val="true"/>
+                <w:lang w:val="en-US" w:eastAsia="en-US" w:bidi="ar-SA"/>
+              </w:rPr>
+              <w:t>الآن</w:t>
+            </w:r>
+            <w:r>
+              <w:rPr>
+                <w:kern w:val="0"/>
+                <w:rtl w:val="true"/>
+                <w:lang w:val="en-US" w:eastAsia="en-US" w:bidi="ar-SA"/>
+              </w:rPr>
+              <w:t xml:space="preserve">: </w:t>
+            </w:r>
+            <w:r>
+              <w:rPr>
+                <w:kern w:val="0"/>
+                <w:lang w:val="en-US" w:eastAsia="en-US" w:bidi="ar-SA"/>
+              </w:rPr>
+              <w:t>errors=0</w:t>
+            </w:r>
+            <w:r>
+              <w:rPr>
+                <w:kern w:val="0"/>
+                <w:rtl w:val="true"/>
+                <w:lang w:val="en-US" w:eastAsia="en-US" w:bidi="ar-SA"/>
+              </w:rPr>
+              <w:t xml:space="preserve"> </w:t>
+            </w:r>
+            <w:r>
+              <w:rPr>
+                <w:kern w:val="0"/>
+                <w:rtl w:val="true"/>
+                <w:lang w:val="en-US" w:eastAsia="en-US" w:bidi="ar-SA"/>
+              </w:rPr>
+              <w:t>في السكربتات الثلاثة</w:t>
+            </w:r>
+          </w:p>
+        </w:tc>
+      </w:tr>
+      <w:tr>
+        <w:trPr/>
+        <w:tc>
+          <w:tcPr>
+            <w:tcW w:w="4393" w:type="dxa"/>
+            <w:tcBorders>
+              <w:top w:val="single" w:sz="4" w:space="0" w:color="808080"/>
+              <w:left w:val="single" w:sz="4" w:space="0" w:color="808080"/>
+              <w:bottom w:val="single" w:sz="4" w:space="0" w:color="808080"/>
+              <w:right w:val="single" w:sz="4" w:space="0" w:color="808080"/>
+            </w:tcBorders>
+          </w:tcPr>
+          <w:p>
+            <w:pPr>
+              <w:pStyle w:val="Compact"/>
+              <w:widowControl/>
+              <w:bidi w:val="1"/>
+              <w:spacing w:before="36" w:after="36"/>
+              <w:jc w:val="left"/>
+              <w:rPr>
+                <w:kern w:val="0"/>
+                <w:lang w:val="en-US" w:eastAsia="en-US" w:bidi="ar-SA"/>
+              </w:rPr>
+            </w:pPr>
+            <w:r>
+              <w:rPr>
+                <w:kern w:val="0"/>
+                <w:rtl w:val="true"/>
+                <w:lang w:val="en-US" w:eastAsia="en-US" w:bidi="ar-SA"/>
+              </w:rPr>
+              <w:t>سير ب</w:t>
+            </w:r>
+            <w:r>
+              <w:rPr>
+                <w:kern w:val="0"/>
+                <w:rtl w:val="true"/>
+                <w:lang w:val="en-US" w:eastAsia="en-US" w:bidi="ar-SA"/>
+              </w:rPr>
+              <w:t>-</w:t>
+            </w:r>
+            <w:r>
+              <w:rPr>
+                <w:kern w:val="0"/>
+                <w:lang w:val="en-US" w:eastAsia="en-US" w:bidi="ar-SA"/>
+              </w:rPr>
+              <w:t>6</w:t>
+            </w:r>
+          </w:p>
+        </w:tc>
+        <w:tc>
+          <w:tcPr>
+            <w:tcW w:w="4394" w:type="dxa"/>
+            <w:tcBorders>
+              <w:top w:val="single" w:sz="4" w:space="0" w:color="808080"/>
+              <w:left w:val="single" w:sz="4" w:space="0" w:color="808080"/>
+              <w:bottom w:val="single" w:sz="4" w:space="0" w:color="808080"/>
+              <w:right w:val="single" w:sz="4" w:space="0" w:color="808080"/>
+            </w:tcBorders>
+          </w:tcPr>
+          <w:p>
+            <w:pPr>
+              <w:pStyle w:val="Compact"/>
+              <w:widowControl/>
+              <w:bidi w:val="1"/>
+              <w:spacing w:before="36" w:after="36"/>
+              <w:jc w:val="left"/>
+              <w:rPr>
+                <w:kern w:val="0"/>
+                <w:lang w:val="en-US" w:eastAsia="en-US" w:bidi="ar-SA"/>
+              </w:rPr>
+            </w:pPr>
+            <w:r>
+              <w:rPr>
+                <w:kern w:val="0"/>
+                <w:rtl w:val="true"/>
+                <w:lang w:val="en-US" w:eastAsia="en-US" w:bidi="ar-SA"/>
+              </w:rPr>
+              <w:t xml:space="preserve">خط الأطروحة </w:t>
+            </w:r>
+            <w:r>
+              <w:rPr>
+                <w:kern w:val="0"/>
+                <w:rtl w:val="true"/>
+                <w:lang w:val="en-US" w:eastAsia="en-US" w:bidi="ar-SA"/>
+              </w:rPr>
+              <w:t>(</w:t>
+            </w:r>
+            <w:r>
+              <w:rPr>
+                <w:rStyle w:val="VerbatimChar"/>
+                <w:kern w:val="0"/>
+                <w:lang w:val="en-US" w:eastAsia="en-US" w:bidi="ar-SA"/>
+              </w:rPr>
+              <w:t>‎eda_figures‎</w:t>
+            </w:r>
+            <w:r>
+              <w:rPr>
+                <w:kern w:val="0"/>
+                <w:rtl w:val="true"/>
+                <w:lang w:val="en-US" w:eastAsia="en-US" w:bidi="ar-SA"/>
+              </w:rPr>
+              <w:t xml:space="preserve"> </w:t>
+            </w:r>
+            <w:r>
+              <w:rPr>
+                <w:kern w:val="0"/>
+                <w:rtl w:val="true"/>
+                <w:lang w:val="en-US" w:eastAsia="en-US" w:bidi="ar-SA"/>
+              </w:rPr>
+              <w:t xml:space="preserve">ثم </w:t>
+            </w:r>
+            <w:r>
+              <w:rPr>
+                <w:rStyle w:val="VerbatimChar"/>
+                <w:kern w:val="0"/>
+                <w:lang w:val="en-US" w:eastAsia="en-US" w:bidi="ar-SA"/>
+              </w:rPr>
+              <w:t>‎</w:t>
+            </w:r>
+            <w:r>
+              <w:rPr>
+                <w:rStyle w:val="VerbatimChar"/>
+                <w:kern w:val="0"/>
+                <w:lang w:val="en-US" w:eastAsia="en-US" w:bidi="ar-SA"/>
+              </w:rPr>
+              <w:t>make_tables‎</w:t>
+            </w:r>
+            <w:r>
+              <w:rPr>
+                <w:kern w:val="0"/>
+                <w:rtl w:val="true"/>
+                <w:lang w:val="en-US" w:eastAsia="en-US" w:bidi="ar-SA"/>
+              </w:rPr>
+              <w:t xml:space="preserve"> </w:t>
+            </w:r>
+            <w:r>
+              <w:rPr>
+                <w:kern w:val="0"/>
+                <w:rtl w:val="true"/>
+                <w:lang w:val="en-US" w:eastAsia="en-US" w:bidi="ar-SA"/>
+              </w:rPr>
+              <w:t xml:space="preserve">ثم </w:t>
+            </w:r>
+            <w:r>
+              <w:rPr>
+                <w:rStyle w:val="VerbatimChar"/>
+                <w:kern w:val="0"/>
+                <w:lang w:val="en-US" w:eastAsia="en-US" w:bidi="ar-SA"/>
+              </w:rPr>
+              <w:t>‎</w:t>
+            </w:r>
+            <w:r>
+              <w:rPr>
+                <w:rStyle w:val="VerbatimChar"/>
+                <w:kern w:val="0"/>
+                <w:lang w:val="en-US" w:eastAsia="en-US" w:bidi="ar-SA"/>
+              </w:rPr>
+              <w:t>assemble‎</w:t>
+            </w:r>
+            <w:r>
+              <w:rPr>
+                <w:kern w:val="0"/>
+                <w:rtl w:val="true"/>
+                <w:lang w:val="en-US" w:eastAsia="en-US" w:bidi="ar-SA"/>
+              </w:rPr>
+              <w:t xml:space="preserve">) </w:t>
+            </w:r>
+            <w:r>
+              <w:rPr>
+                <w:kern w:val="0"/>
+                <w:rtl w:val="true"/>
+                <w:lang w:val="en-US" w:eastAsia="en-US" w:bidi="ar-SA"/>
+              </w:rPr>
+              <w:t xml:space="preserve">شُغّل مرتين، فلم يتغير </w:t>
+            </w:r>
+            <w:r>
+              <w:rPr>
+                <w:rStyle w:val="VerbatimChar"/>
+                <w:kern w:val="0"/>
+                <w:lang w:val="en-US" w:eastAsia="en-US" w:bidi="ar-SA"/>
+              </w:rPr>
+              <w:t>‎</w:t>
+            </w:r>
+            <w:r>
+              <w:rPr>
+                <w:rStyle w:val="VerbatimChar"/>
+                <w:kern w:val="0"/>
+                <w:lang w:val="en-US" w:eastAsia="en-US" w:bidi="ar-SA"/>
+              </w:rPr>
+              <w:t>git diff docs/working/06-thesis/‎</w:t>
+            </w:r>
+            <w:r>
+              <w:rPr>
+                <w:kern w:val="0"/>
+                <w:rtl w:val="true"/>
+                <w:lang w:val="en-US" w:eastAsia="en-US" w:bidi="ar-SA"/>
+              </w:rPr>
+              <w:t xml:space="preserve"> </w:t>
+            </w:r>
+            <w:r>
+              <w:rPr>
+                <w:kern w:val="0"/>
+                <w:rtl w:val="true"/>
+                <w:lang w:val="en-US" w:eastAsia="en-US" w:bidi="ar-SA"/>
+              </w:rPr>
+              <w:t>بينهما</w:t>
+            </w:r>
+            <w:r>
+              <w:rPr>
+                <w:kern w:val="0"/>
+                <w:rtl w:val="true"/>
+                <w:lang w:val="en-US" w:eastAsia="en-US" w:bidi="ar-SA"/>
+              </w:rPr>
+              <w:t xml:space="preserve">. </w:t>
+            </w:r>
+            <w:r>
+              <w:rPr>
+                <w:kern w:val="0"/>
+                <w:rtl w:val="true"/>
+                <w:lang w:val="en-US" w:eastAsia="en-US" w:bidi="ar-SA"/>
+              </w:rPr>
+              <w:t>و</w:t>
+            </w:r>
+            <w:r>
+              <w:rPr>
+                <w:rStyle w:val="VerbatimChar"/>
+                <w:kern w:val="0"/>
+                <w:lang w:val="en-US" w:eastAsia="en-US" w:bidi="ar-SA"/>
+              </w:rPr>
+              <w:t>‎</w:t>
+            </w:r>
+            <w:r>
+              <w:rPr>
+                <w:rStyle w:val="VerbatimChar"/>
+                <w:kern w:val="0"/>
+                <w:lang w:val="en-US" w:eastAsia="en-US" w:bidi="ar-SA"/>
+              </w:rPr>
+              <w:t>appendix_e.py‎</w:t>
+            </w:r>
+            <w:r>
+              <w:rPr>
+                <w:kern w:val="0"/>
+                <w:rtl w:val="true"/>
+                <w:lang w:val="en-US" w:eastAsia="en-US" w:bidi="ar-SA"/>
+              </w:rPr>
+              <w:t xml:space="preserve"> </w:t>
+            </w:r>
+            <w:r>
+              <w:rPr>
+                <w:kern w:val="0"/>
+                <w:rtl w:val="true"/>
+                <w:lang w:val="en-US" w:eastAsia="en-US" w:bidi="ar-SA"/>
+              </w:rPr>
+              <w:t>بلا تغيير</w:t>
+            </w:r>
+            <w:r>
+              <w:rPr>
+                <w:kern w:val="0"/>
+                <w:rtl w:val="true"/>
+                <w:lang w:val="en-US" w:eastAsia="en-US" w:bidi="ar-SA"/>
+              </w:rPr>
+              <w:t xml:space="preserve">. </w:t>
+            </w:r>
+            <w:r>
+              <w:rPr>
+                <w:kern w:val="0"/>
+                <w:rtl w:val="true"/>
+                <w:lang w:val="en-US" w:eastAsia="en-US" w:bidi="ar-SA"/>
+              </w:rPr>
+              <w:t>و</w:t>
+            </w:r>
+            <w:r>
+              <w:rPr>
+                <w:rStyle w:val="VerbatimChar"/>
+                <w:kern w:val="0"/>
+                <w:lang w:val="en-US" w:eastAsia="en-US" w:bidi="ar-SA"/>
+              </w:rPr>
+              <w:t>‎</w:t>
+            </w:r>
+            <w:r>
+              <w:rPr>
+                <w:rStyle w:val="VerbatimChar"/>
+                <w:kern w:val="0"/>
+                <w:lang w:val="en-US" w:eastAsia="en-US" w:bidi="ar-SA"/>
+              </w:rPr>
+              <w:t>build_ch6.py --verify-tag‎</w:t>
+            </w:r>
+            <w:r>
+              <w:rPr>
+                <w:kern w:val="0"/>
+                <w:rtl w:val="true"/>
+                <w:lang w:val="en-US" w:eastAsia="en-US" w:bidi="ar-SA"/>
+              </w:rPr>
+              <w:t xml:space="preserve"> </w:t>
+            </w:r>
+            <w:r>
+              <w:rPr>
+                <w:kern w:val="0"/>
+                <w:rtl w:val="true"/>
+                <w:lang w:val="en-US" w:eastAsia="en-US" w:bidi="ar-SA"/>
+              </w:rPr>
+              <w:t xml:space="preserve">أعاد </w:t>
+            </w:r>
+            <w:r>
+              <w:rPr>
+                <w:rStyle w:val="VerbatimChar"/>
+                <w:kern w:val="0"/>
+                <w:lang w:val="en-US" w:eastAsia="en-US" w:bidi="ar-SA"/>
+              </w:rPr>
+              <w:t>‎</w:t>
+            </w:r>
+            <w:r>
+              <w:rPr>
+                <w:rStyle w:val="VerbatimChar"/>
+                <w:kern w:val="0"/>
+                <w:lang w:val="en-US" w:eastAsia="en-US" w:bidi="ar-SA"/>
+              </w:rPr>
+              <w:t>{'deleted_branch': 10, 'filled': 10, 'after_result': 25, 'other': []}‎</w:t>
+            </w:r>
+            <w:r>
+              <w:rPr>
+                <w:kern w:val="0"/>
+                <w:rtl w:val="true"/>
+                <w:lang w:val="en-US" w:eastAsia="en-US" w:bidi="ar-SA"/>
+              </w:rPr>
+              <w:t xml:space="preserve">. </w:t>
+            </w:r>
+            <w:r>
+              <w:rPr>
+                <w:kern w:val="0"/>
+                <w:rtl w:val="true"/>
+                <w:lang w:val="en-US" w:eastAsia="en-US" w:bidi="ar-SA"/>
+              </w:rPr>
+              <w:t>و</w:t>
+            </w:r>
+            <w:r>
+              <w:rPr>
+                <w:rStyle w:val="VerbatimChar"/>
+                <w:kern w:val="0"/>
+                <w:lang w:val="en-US" w:eastAsia="en-US" w:bidi="ar-SA"/>
+              </w:rPr>
+              <w:t>‎</w:t>
+            </w:r>
+            <w:r>
+              <w:rPr>
+                <w:rStyle w:val="VerbatimChar"/>
+                <w:kern w:val="0"/>
+                <w:lang w:val="en-US" w:eastAsia="en-US" w:bidi="ar-SA"/>
+              </w:rPr>
+              <w:t>renumber.py‎</w:t>
+            </w:r>
+            <w:r>
+              <w:rPr>
+                <w:kern w:val="0"/>
+                <w:rtl w:val="true"/>
+                <w:lang w:val="en-US" w:eastAsia="en-US" w:bidi="ar-SA"/>
+              </w:rPr>
+              <w:t xml:space="preserve"> </w:t>
+            </w:r>
+            <w:r>
+              <w:rPr>
+                <w:kern w:val="0"/>
+                <w:rtl w:val="true"/>
+                <w:lang w:val="en-US" w:eastAsia="en-US" w:bidi="ar-SA"/>
+              </w:rPr>
+              <w:t>في التشغيل الجاف</w:t>
+            </w:r>
+            <w:r>
+              <w:rPr>
+                <w:kern w:val="0"/>
+                <w:rtl w:val="true"/>
+                <w:lang w:val="en-US" w:eastAsia="en-US" w:bidi="ar-SA"/>
+              </w:rPr>
+              <w:t xml:space="preserve">: </w:t>
+            </w:r>
+            <w:r>
+              <w:rPr>
+                <w:kern w:val="0"/>
+                <w:lang w:val="en-US" w:eastAsia="en-US" w:bidi="ar-SA"/>
+              </w:rPr>
+              <w:t>0</w:t>
+            </w:r>
+            <w:r>
+              <w:rPr>
+                <w:kern w:val="0"/>
+                <w:rtl w:val="true"/>
+                <w:lang w:val="en-US" w:eastAsia="en-US" w:bidi="ar-SA"/>
+              </w:rPr>
+              <w:t xml:space="preserve"> </w:t>
+            </w:r>
+            <w:r>
+              <w:rPr>
+                <w:kern w:val="0"/>
+                <w:rtl w:val="true"/>
+                <w:lang w:val="en-US" w:eastAsia="en-US" w:bidi="ar-SA"/>
+              </w:rPr>
+              <w:t xml:space="preserve">من </w:t>
+            </w:r>
+            <w:r>
+              <w:rPr>
+                <w:kern w:val="0"/>
+                <w:lang w:val="en-US" w:eastAsia="en-US" w:bidi="ar-SA"/>
+              </w:rPr>
+              <w:t>74</w:t>
+            </w:r>
+            <w:r>
+              <w:rPr>
+                <w:kern w:val="0"/>
+                <w:rtl w:val="true"/>
+                <w:lang w:val="en-US" w:eastAsia="en-US" w:bidi="ar-SA"/>
+              </w:rPr>
+              <w:t xml:space="preserve"> </w:t>
+            </w:r>
+            <w:r>
+              <w:rPr>
+                <w:kern w:val="0"/>
+                <w:rtl w:val="true"/>
+                <w:lang w:val="en-US" w:eastAsia="en-US" w:bidi="ar-SA"/>
+              </w:rPr>
+              <w:t>مرجعاً يتغير رقمه</w:t>
+            </w:r>
+            <w:r>
+              <w:rPr>
+                <w:kern w:val="0"/>
+                <w:rtl w:val="true"/>
+                <w:lang w:val="en-US" w:eastAsia="en-US" w:bidi="ar-SA"/>
+              </w:rPr>
+              <w:t xml:space="preserve">. </w:t>
+            </w:r>
+            <w:r>
+              <w:rPr>
+                <w:kern w:val="0"/>
+                <w:rtl w:val="true"/>
+                <w:lang w:val="en-US" w:eastAsia="en-US" w:bidi="ar-SA"/>
+              </w:rPr>
+              <w:t xml:space="preserve">أما </w:t>
+            </w:r>
+            <w:r>
+              <w:rPr>
+                <w:rStyle w:val="VerbatimChar"/>
+                <w:kern w:val="0"/>
+                <w:lang w:val="en-US" w:eastAsia="en-US" w:bidi="ar-SA"/>
+              </w:rPr>
+              <w:t>‎</w:t>
+            </w:r>
+            <w:r>
+              <w:rPr>
+                <w:rStyle w:val="VerbatimChar"/>
+                <w:kern w:val="0"/>
+                <w:lang w:val="en-US" w:eastAsia="en-US" w:bidi="ar-SA"/>
+              </w:rPr>
+              <w:t>defense_check_quotes.py‎</w:t>
+            </w:r>
+            <w:r>
+              <w:rPr>
+                <w:kern w:val="0"/>
+                <w:rtl w:val="true"/>
+                <w:lang w:val="en-US" w:eastAsia="en-US" w:bidi="ar-SA"/>
+              </w:rPr>
+              <w:t xml:space="preserve"> </w:t>
+            </w:r>
+            <w:r>
+              <w:rPr>
+                <w:kern w:val="0"/>
+                <w:rtl w:val="true"/>
+                <w:lang w:val="en-US" w:eastAsia="en-US" w:bidi="ar-SA"/>
+              </w:rPr>
+              <w:t xml:space="preserve">على ملفات الجلسة الثانية فأعطى </w:t>
+            </w:r>
+            <w:r>
+              <w:rPr>
+                <w:rStyle w:val="VerbatimChar"/>
+                <w:kern w:val="0"/>
+                <w:lang w:val="en-US" w:eastAsia="en-US" w:bidi="ar-SA"/>
+              </w:rPr>
+              <w:t>‎</w:t>
+            </w:r>
+            <w:r>
+              <w:rPr>
+                <w:rStyle w:val="VerbatimChar"/>
+                <w:kern w:val="0"/>
+                <w:lang w:val="en-US" w:eastAsia="en-US" w:bidi="ar-SA"/>
+              </w:rPr>
+              <w:t>minutes-full.md‎</w:t>
+            </w:r>
+            <w:r>
+              <w:rPr>
+                <w:kern w:val="0"/>
+                <w:lang w:val="en-US" w:eastAsia="en-US" w:bidi="ar-SA"/>
+              </w:rPr>
+              <w:t xml:space="preserve"> 483</w:t>
+            </w:r>
+            <w:r>
+              <w:rPr>
+                <w:kern w:val="0"/>
+                <w:rtl w:val="true"/>
+                <w:lang w:val="en-US" w:eastAsia="en-US" w:bidi="ar-SA"/>
+              </w:rPr>
+              <w:t xml:space="preserve"> </w:t>
+            </w:r>
+            <w:r>
+              <w:rPr>
+                <w:kern w:val="0"/>
+                <w:rtl w:val="true"/>
+                <w:lang w:val="en-US" w:eastAsia="en-US" w:bidi="ar-SA"/>
+              </w:rPr>
+              <w:t xml:space="preserve">اقتباساً منها </w:t>
+            </w:r>
+            <w:r>
+              <w:rPr>
+                <w:kern w:val="0"/>
+                <w:lang w:val="en-US" w:eastAsia="en-US" w:bidi="ar-SA"/>
+              </w:rPr>
+              <w:t>43</w:t>
+            </w:r>
+            <w:r>
+              <w:rPr>
+                <w:kern w:val="0"/>
+                <w:rtl w:val="true"/>
+                <w:lang w:val="en-US" w:eastAsia="en-US" w:bidi="ar-SA"/>
+              </w:rPr>
+              <w:t xml:space="preserve"> </w:t>
+            </w:r>
+            <w:r>
+              <w:rPr>
+                <w:kern w:val="0"/>
+                <w:rtl w:val="true"/>
+                <w:lang w:val="en-US" w:eastAsia="en-US" w:bidi="ar-SA"/>
+              </w:rPr>
+              <w:t xml:space="preserve">غائباً، وهو العدد قبل هذه التعديلات، وكل الملفات معاً </w:t>
+            </w:r>
+            <w:r>
+              <w:rPr>
+                <w:kern w:val="0"/>
+                <w:lang w:val="en-US" w:eastAsia="en-US" w:bidi="ar-SA"/>
+              </w:rPr>
+              <w:t>86</w:t>
+            </w:r>
+            <w:r>
+              <w:rPr>
+                <w:kern w:val="0"/>
+                <w:rtl w:val="true"/>
+                <w:lang w:val="en-US" w:eastAsia="en-US" w:bidi="ar-SA"/>
+              </w:rPr>
+              <w:t xml:space="preserve"> </w:t>
+            </w:r>
+            <w:r>
+              <w:rPr>
+                <w:kern w:val="0"/>
+                <w:rtl w:val="true"/>
+                <w:lang w:val="en-US" w:eastAsia="en-US" w:bidi="ar-SA"/>
+              </w:rPr>
+              <w:t xml:space="preserve">غائباً كما في </w:t>
+            </w:r>
+            <w:r>
+              <w:rPr>
+                <w:rStyle w:val="VerbatimChar"/>
+                <w:kern w:val="0"/>
+                <w:lang w:val="en-US" w:eastAsia="en-US" w:bidi="ar-SA"/>
+              </w:rPr>
+              <w:t>‎</w:t>
+            </w:r>
+            <w:r>
+              <w:rPr>
+                <w:rStyle w:val="VerbatimChar"/>
+                <w:kern w:val="0"/>
+                <w:lang w:val="en-US" w:eastAsia="en-US" w:bidi="ar-SA"/>
+              </w:rPr>
+              <w:t>HEAD‎</w:t>
+            </w:r>
+            <w:r>
+              <w:rPr>
+                <w:kern w:val="0"/>
+                <w:rtl w:val="true"/>
+                <w:lang w:val="en-US" w:eastAsia="en-US" w:bidi="ar-SA"/>
+              </w:rPr>
+              <w:t>، فلم يغب اقتباس جديد</w:t>
+            </w:r>
+          </w:p>
+        </w:tc>
+      </w:tr>
+      <w:tr>
+        <w:trPr/>
+        <w:tc>
+          <w:tcPr>
+            <w:tcW w:w="4393" w:type="dxa"/>
+            <w:tcBorders>
+              <w:top w:val="single" w:sz="4" w:space="0" w:color="808080"/>
+              <w:left w:val="single" w:sz="4" w:space="0" w:color="808080"/>
+              <w:bottom w:val="single" w:sz="4" w:space="0" w:color="808080"/>
+              <w:right w:val="single" w:sz="4" w:space="0" w:color="808080"/>
+            </w:tcBorders>
+          </w:tcPr>
+          <w:p>
+            <w:pPr>
+              <w:pStyle w:val="Compact"/>
+              <w:widowControl/>
+              <w:bidi w:val="1"/>
+              <w:spacing w:before="36" w:after="36"/>
+              <w:jc w:val="left"/>
+              <w:rPr>
+                <w:kern w:val="0"/>
+                <w:lang w:val="en-US" w:eastAsia="en-US" w:bidi="ar-SA"/>
+              </w:rPr>
+            </w:pPr>
+            <w:r>
+              <w:rPr>
+                <w:kern w:val="0"/>
+                <w:rtl w:val="true"/>
+                <w:lang w:val="en-US" w:eastAsia="en-US" w:bidi="ar-SA"/>
+              </w:rPr>
+              <w:t xml:space="preserve">ملفات </w:t>
+            </w:r>
+            <w:r>
+              <w:rPr>
+                <w:kern w:val="0"/>
+                <w:lang w:val="en-US" w:eastAsia="en-US" w:bidi="ar-SA"/>
+              </w:rPr>
+              <w:t>Word</w:t>
+            </w:r>
+          </w:p>
+        </w:tc>
+        <w:tc>
+          <w:tcPr>
+            <w:tcW w:w="4394" w:type="dxa"/>
+            <w:tcBorders>
+              <w:top w:val="single" w:sz="4" w:space="0" w:color="808080"/>
+              <w:left w:val="single" w:sz="4" w:space="0" w:color="808080"/>
+              <w:bottom w:val="single" w:sz="4" w:space="0" w:color="808080"/>
+              <w:right w:val="single" w:sz="4" w:space="0" w:color="808080"/>
+            </w:tcBorders>
+          </w:tcPr>
+          <w:p>
+            <w:pPr>
+              <w:pStyle w:val="Compact"/>
+              <w:widowControl/>
+              <w:bidi w:val="1"/>
+              <w:spacing w:before="36" w:after="36"/>
+              <w:jc w:val="left"/>
+              <w:rPr>
+                <w:kern w:val="0"/>
+                <w:lang w:val="en-US" w:eastAsia="en-US" w:bidi="ar-SA"/>
+              </w:rPr>
+            </w:pPr>
+            <w:r>
+              <w:rPr>
+                <w:kern w:val="0"/>
+                <w:rtl w:val="true"/>
+                <w:lang w:val="en-US" w:eastAsia="en-US" w:bidi="ar-SA"/>
+              </w:rPr>
+              <w:t xml:space="preserve">أُعيد بناء </w:t>
+            </w:r>
+            <w:r>
+              <w:rPr>
+                <w:kern w:val="0"/>
+                <w:lang w:val="en-US" w:eastAsia="en-US" w:bidi="ar-SA"/>
+              </w:rPr>
+              <w:t>03</w:t>
+            </w:r>
+            <w:r>
+              <w:rPr>
+                <w:kern w:val="0"/>
+                <w:rtl w:val="true"/>
+                <w:lang w:val="en-US" w:eastAsia="en-US" w:bidi="ar-SA"/>
+              </w:rPr>
+              <w:t xml:space="preserve"> </w:t>
+            </w:r>
+            <w:r>
+              <w:rPr>
+                <w:kern w:val="0"/>
+                <w:rtl w:val="true"/>
+                <w:lang w:val="en-US" w:eastAsia="en-US" w:bidi="ar-SA"/>
+              </w:rPr>
+              <w:t>و</w:t>
+            </w:r>
+            <w:r>
+              <w:rPr>
+                <w:kern w:val="0"/>
+                <w:lang w:val="en-US" w:eastAsia="en-US" w:bidi="ar-SA"/>
+              </w:rPr>
+              <w:t>04</w:t>
+            </w:r>
+            <w:r>
+              <w:rPr>
+                <w:kern w:val="0"/>
+                <w:rtl w:val="true"/>
+                <w:lang w:val="en-US" w:eastAsia="en-US" w:bidi="ar-SA"/>
+              </w:rPr>
+              <w:t xml:space="preserve"> </w:t>
+            </w:r>
+            <w:r>
+              <w:rPr>
+                <w:kern w:val="0"/>
+                <w:rtl w:val="true"/>
+                <w:lang w:val="en-US" w:eastAsia="en-US" w:bidi="ar-SA"/>
+              </w:rPr>
+              <w:t>و</w:t>
+            </w:r>
+            <w:r>
+              <w:rPr>
+                <w:kern w:val="0"/>
+                <w:lang w:val="en-US" w:eastAsia="en-US" w:bidi="ar-SA"/>
+              </w:rPr>
+              <w:t>05</w:t>
+            </w:r>
+            <w:r>
+              <w:rPr>
+                <w:kern w:val="0"/>
+                <w:rtl w:val="true"/>
+                <w:lang w:val="en-US" w:eastAsia="en-US" w:bidi="ar-SA"/>
+              </w:rPr>
+              <w:t xml:space="preserve"> </w:t>
+            </w:r>
+            <w:r>
+              <w:rPr>
+                <w:kern w:val="0"/>
+                <w:rtl w:val="true"/>
+                <w:lang w:val="en-US" w:eastAsia="en-US" w:bidi="ar-SA"/>
+              </w:rPr>
+              <w:t>بـ</w:t>
+            </w:r>
+            <w:r>
+              <w:rPr>
+                <w:rStyle w:val="VerbatimChar"/>
+                <w:kern w:val="0"/>
+                <w:lang w:val="en-US" w:eastAsia="en-US" w:bidi="ar-SA"/>
+              </w:rPr>
+              <w:t>‎</w:t>
+            </w:r>
+            <w:r>
+              <w:rPr>
+                <w:rStyle w:val="VerbatimChar"/>
+                <w:kern w:val="0"/>
+                <w:lang w:val="en-US" w:eastAsia="en-US" w:bidi="ar-SA"/>
+              </w:rPr>
+              <w:t>scripts/build_docx.py‎</w:t>
+            </w:r>
+            <w:r>
+              <w:rPr>
+                <w:kern w:val="0"/>
+                <w:rtl w:val="true"/>
+                <w:lang w:val="en-US" w:eastAsia="en-US" w:bidi="ar-SA"/>
+              </w:rPr>
+              <w:t xml:space="preserve"> </w:t>
+            </w:r>
+            <w:r>
+              <w:rPr>
+                <w:kern w:val="0"/>
+                <w:rtl w:val="true"/>
+                <w:lang w:val="en-US" w:eastAsia="en-US" w:bidi="ar-SA"/>
+              </w:rPr>
+              <w:t>بعناوينها السابقة، و</w:t>
+            </w:r>
+            <w:r>
+              <w:rPr>
+                <w:kern w:val="0"/>
+                <w:lang w:val="en-US" w:eastAsia="en-US" w:bidi="ar-SA"/>
+              </w:rPr>
+              <w:t>06</w:t>
+            </w:r>
+            <w:r>
+              <w:rPr>
+                <w:kern w:val="0"/>
+                <w:rtl w:val="true"/>
+                <w:lang w:val="en-US" w:eastAsia="en-US" w:bidi="ar-SA"/>
+              </w:rPr>
+              <w:t xml:space="preserve"> </w:t>
+            </w:r>
+            <w:r>
+              <w:rPr>
+                <w:kern w:val="0"/>
+                <w:rtl w:val="true"/>
+                <w:lang w:val="en-US" w:eastAsia="en-US" w:bidi="ar-SA"/>
+              </w:rPr>
+              <w:t>بـ</w:t>
+            </w:r>
+            <w:r>
+              <w:rPr>
+                <w:rStyle w:val="VerbatimChar"/>
+                <w:kern w:val="0"/>
+                <w:lang w:val="en-US" w:eastAsia="en-US" w:bidi="ar-SA"/>
+              </w:rPr>
+              <w:t>‎</w:t>
+            </w:r>
+            <w:r>
+              <w:rPr>
+                <w:rStyle w:val="VerbatimChar"/>
+                <w:kern w:val="0"/>
+                <w:lang w:val="en-US" w:eastAsia="en-US" w:bidi="ar-SA"/>
+              </w:rPr>
+              <w:t>scripts/thesis/build_thesis_docx.py‎</w:t>
+            </w:r>
+            <w:r>
+              <w:rPr>
+                <w:kern w:val="0"/>
+                <w:rtl w:val="true"/>
+                <w:lang w:val="en-US" w:eastAsia="en-US" w:bidi="ar-SA"/>
+              </w:rPr>
+              <w:t xml:space="preserve">. </w:t>
+            </w:r>
+            <w:r>
+              <w:rPr>
+                <w:kern w:val="0"/>
+                <w:rtl w:val="true"/>
+                <w:lang w:val="en-US" w:eastAsia="en-US" w:bidi="ar-SA"/>
+              </w:rPr>
+              <w:t>وفُحصت بـ</w:t>
+            </w:r>
+            <w:r>
+              <w:rPr>
+                <w:rStyle w:val="VerbatimChar"/>
+                <w:kern w:val="0"/>
+                <w:lang w:val="en-US" w:eastAsia="en-US" w:bidi="ar-SA"/>
+              </w:rPr>
+              <w:t>‎</w:t>
+            </w:r>
+            <w:r>
+              <w:rPr>
+                <w:rStyle w:val="VerbatimChar"/>
+                <w:kern w:val="0"/>
+                <w:lang w:val="en-US" w:eastAsia="en-US" w:bidi="ar-SA"/>
+              </w:rPr>
+              <w:t>pandoc -t plain‎</w:t>
+            </w:r>
+            <w:r>
+              <w:rPr>
+                <w:kern w:val="0"/>
+                <w:rtl w:val="true"/>
+                <w:lang w:val="en-US" w:eastAsia="en-US" w:bidi="ar-SA"/>
+              </w:rPr>
+              <w:t xml:space="preserve">: </w:t>
+            </w:r>
+            <w:r>
+              <w:rPr>
+                <w:kern w:val="0"/>
+                <w:rtl w:val="true"/>
+                <w:lang w:val="en-US" w:eastAsia="en-US" w:bidi="ar-SA"/>
+              </w:rPr>
+              <w:t xml:space="preserve">الجملة الجديدة موجودة في الملفات الأربعة، والقديمة </w:t>
+            </w:r>
+            <w:r>
+              <w:rPr>
+                <w:kern w:val="0"/>
+                <w:rtl w:val="true"/>
+                <w:lang w:val="en-US" w:eastAsia="en-US" w:bidi="ar-SA"/>
+              </w:rPr>
+              <w:t>«</w:t>
+            </w:r>
+            <w:r>
+              <w:rPr>
+                <w:kern w:val="0"/>
+                <w:rtl w:val="true"/>
+                <w:lang w:val="en-US" w:eastAsia="en-US" w:bidi="ar-SA"/>
+              </w:rPr>
+              <w:t>يتبع غالباً ما زرتَه مؤخراً</w:t>
+            </w:r>
+            <w:r>
+              <w:rPr>
+                <w:kern w:val="0"/>
+                <w:rtl w:val="true"/>
+                <w:lang w:val="en-US" w:eastAsia="en-US" w:bidi="ar-SA"/>
+              </w:rPr>
+              <w:t xml:space="preserve">» </w:t>
+            </w:r>
+            <w:r>
+              <w:rPr>
+                <w:kern w:val="0"/>
+                <w:rtl w:val="true"/>
+                <w:lang w:val="en-US" w:eastAsia="en-US" w:bidi="ar-SA"/>
+              </w:rPr>
+              <w:t xml:space="preserve">لا تظهر إلا في صف ماركوف </w:t>
+            </w:r>
+            <w:r>
+              <w:rPr>
+                <w:kern w:val="0"/>
+                <w:rtl w:val="true"/>
+                <w:lang w:val="en-US" w:eastAsia="en-US" w:bidi="ar-SA"/>
+              </w:rPr>
+              <w:t>(</w:t>
+            </w:r>
+            <w:r>
+              <w:rPr>
+                <w:kern w:val="0"/>
+                <w:lang w:val="en-US" w:eastAsia="en-US" w:bidi="ar-SA"/>
+              </w:rPr>
+              <w:t>03</w:t>
+            </w:r>
+            <w:r>
+              <w:rPr>
+                <w:kern w:val="0"/>
+                <w:rtl w:val="true"/>
+                <w:lang w:val="en-US" w:eastAsia="en-US" w:bidi="ar-SA"/>
+              </w:rPr>
+              <w:t xml:space="preserve"> </w:t>
+            </w:r>
+            <w:r>
+              <w:rPr>
+                <w:kern w:val="0"/>
+                <w:rtl w:val="true"/>
+                <w:lang w:val="en-US" w:eastAsia="en-US" w:bidi="ar-SA"/>
+              </w:rPr>
+              <w:t>والرسالة</w:t>
+            </w:r>
+            <w:r>
+              <w:rPr>
+                <w:kern w:val="0"/>
+                <w:rtl w:val="true"/>
+                <w:lang w:val="en-US" w:eastAsia="en-US" w:bidi="ar-SA"/>
+              </w:rPr>
+              <w:t xml:space="preserve">) </w:t>
+            </w:r>
+            <w:r>
+              <w:rPr>
+                <w:kern w:val="0"/>
+                <w:rtl w:val="true"/>
+                <w:lang w:val="en-US" w:eastAsia="en-US" w:bidi="ar-SA"/>
+              </w:rPr>
+              <w:t xml:space="preserve">وفي </w:t>
+            </w:r>
+            <w:r>
+              <w:rPr>
+                <w:kern w:val="0"/>
+                <w:lang w:val="en-US" w:eastAsia="en-US" w:bidi="ar-SA"/>
+              </w:rPr>
+              <w:t>02</w:t>
+            </w:r>
+            <w:r>
+              <w:rPr>
+                <w:kern w:val="0"/>
+                <w:rtl w:val="true"/>
+                <w:lang w:val="en-US" w:eastAsia="en-US" w:bidi="ar-SA"/>
+              </w:rPr>
+              <w:t xml:space="preserve"> </w:t>
+            </w:r>
+            <w:r>
+              <w:rPr>
+                <w:kern w:val="0"/>
+                <w:rtl w:val="true"/>
+                <w:lang w:val="en-US" w:eastAsia="en-US" w:bidi="ar-SA"/>
+              </w:rPr>
+              <w:t xml:space="preserve">التاريخية، ولم يبقَ </w:t>
+            </w:r>
+            <w:r>
+              <w:rPr>
+                <w:kern w:val="0"/>
+                <w:lang w:val="en-US" w:eastAsia="en-US" w:bidi="ar-SA"/>
+              </w:rPr>
+              <w:t>63</w:t>
+            </w:r>
+            <w:r>
+              <w:rPr>
+                <w:kern w:val="0"/>
+                <w:rtl w:val="true"/>
+                <w:lang w:val="en-US" w:eastAsia="en-US" w:bidi="ar-SA"/>
+              </w:rPr>
+              <w:t xml:space="preserve"> </w:t>
+            </w:r>
+            <w:r>
+              <w:rPr>
+                <w:kern w:val="0"/>
+                <w:rtl w:val="true"/>
+                <w:lang w:val="en-US" w:eastAsia="en-US" w:bidi="ar-SA"/>
+              </w:rPr>
+              <w:t>عدداً للاختبارات</w:t>
+            </w:r>
+          </w:p>
+        </w:tc>
+      </w:tr>
+      <w:tr>
+        <w:trPr/>
+        <w:tc>
+          <w:tcPr>
+            <w:tcW w:w="4393" w:type="dxa"/>
+            <w:tcBorders>
+              <w:top w:val="single" w:sz="4" w:space="0" w:color="808080"/>
+              <w:left w:val="single" w:sz="4" w:space="0" w:color="808080"/>
+              <w:bottom w:val="single" w:sz="4" w:space="0" w:color="808080"/>
+              <w:right w:val="single" w:sz="4" w:space="0" w:color="808080"/>
+            </w:tcBorders>
+          </w:tcPr>
+          <w:p>
+            <w:pPr>
+              <w:pStyle w:val="Compact"/>
+              <w:widowControl/>
+              <w:bidi w:val="1"/>
+              <w:spacing w:before="36" w:after="36"/>
+              <w:jc w:val="left"/>
+              <w:rPr>
+                <w:kern w:val="0"/>
+                <w:lang w:val="en-US" w:eastAsia="en-US" w:bidi="ar-SA"/>
+              </w:rPr>
+            </w:pPr>
+            <w:r>
+              <w:rPr>
+                <w:kern w:val="0"/>
+                <w:rtl w:val="true"/>
+                <w:lang w:val="en-US" w:eastAsia="en-US" w:bidi="ar-SA"/>
+              </w:rPr>
+              <w:t>العرض</w:t>
+            </w:r>
+          </w:p>
+        </w:tc>
+        <w:tc>
+          <w:tcPr>
+            <w:tcW w:w="4394" w:type="dxa"/>
+            <w:tcBorders>
+              <w:top w:val="single" w:sz="4" w:space="0" w:color="808080"/>
+              <w:left w:val="single" w:sz="4" w:space="0" w:color="808080"/>
+              <w:bottom w:val="single" w:sz="4" w:space="0" w:color="808080"/>
+              <w:right w:val="single" w:sz="4" w:space="0" w:color="808080"/>
+            </w:tcBorders>
+          </w:tcPr>
+          <w:p>
+            <w:pPr>
+              <w:pStyle w:val="Compact"/>
+              <w:widowControl/>
+              <w:bidi w:val="1"/>
+              <w:spacing w:before="36" w:after="36"/>
+              <w:jc w:val="left"/>
+              <w:rPr>
+                <w:kern w:val="0"/>
+                <w:lang w:val="en-US" w:eastAsia="en-US" w:bidi="ar-SA"/>
+              </w:rPr>
+            </w:pPr>
+            <w:r>
+              <w:rPr>
+                <w:kern w:val="0"/>
+                <w:rtl w:val="true"/>
+                <w:lang w:val="en-US" w:eastAsia="en-US" w:bidi="ar-SA"/>
+              </w:rPr>
+              <w:t xml:space="preserve">صف </w:t>
+            </w:r>
+            <w:r>
+              <w:rPr>
+                <w:kern w:val="0"/>
+                <w:lang w:val="en-US" w:eastAsia="en-US" w:bidi="ar-SA"/>
+              </w:rPr>
+              <w:t>07</w:t>
+            </w:r>
+            <w:r>
+              <w:rPr>
+                <w:kern w:val="0"/>
+                <w:rtl w:val="true"/>
+                <w:lang w:val="en-US" w:eastAsia="en-US" w:bidi="ar-SA"/>
+              </w:rPr>
+              <w:t xml:space="preserve"> </w:t>
+            </w:r>
+            <w:r>
+              <w:rPr>
+                <w:kern w:val="0"/>
+                <w:rtl w:val="true"/>
+                <w:lang w:val="en-US" w:eastAsia="en-US" w:bidi="ar-SA"/>
+              </w:rPr>
+              <w:t xml:space="preserve">في ملف التسليم يذكر عرض </w:t>
+            </w:r>
+            <w:r>
+              <w:rPr>
+                <w:kern w:val="0"/>
+                <w:lang w:val="en-US" w:eastAsia="en-US" w:bidi="ar-SA"/>
+              </w:rPr>
+              <w:t>Slides</w:t>
+            </w:r>
+            <w:r>
+              <w:rPr>
+                <w:kern w:val="0"/>
+                <w:rtl w:val="true"/>
+                <w:lang w:val="en-US" w:eastAsia="en-US" w:bidi="ar-SA"/>
+              </w:rPr>
+              <w:t xml:space="preserve"> </w:t>
+            </w:r>
+            <w:r>
+              <w:rPr>
+                <w:kern w:val="0"/>
+                <w:rtl w:val="true"/>
+                <w:lang w:val="en-US" w:eastAsia="en-US" w:bidi="ar-SA"/>
+              </w:rPr>
+              <w:t xml:space="preserve">الجديد </w:t>
+            </w:r>
+            <w:r>
+              <w:rPr>
+                <w:kern w:val="0"/>
+                <w:rtl w:val="true"/>
+                <w:lang w:val="en-US" w:eastAsia="en-US" w:bidi="ar-SA"/>
+              </w:rPr>
+              <w:t>(</w:t>
+            </w:r>
+            <w:r>
+              <w:rPr>
+                <w:kern w:val="0"/>
+                <w:lang w:val="en-US" w:eastAsia="en-US" w:bidi="ar-SA"/>
+              </w:rPr>
+              <w:t>https://claude.ai/artifact/Ctrx2DeeEwsXAnXrbo2R48</w:t>
+            </w:r>
+            <w:r>
+              <w:rPr>
+                <w:kern w:val="0"/>
+                <w:rtl w:val="true"/>
+                <w:lang w:val="en-US" w:eastAsia="en-US" w:bidi="ar-SA"/>
+              </w:rPr>
+              <w:t xml:space="preserve">، مبني من </w:t>
+            </w:r>
+            <w:r>
+              <w:rPr>
+                <w:rStyle w:val="VerbatimChar"/>
+                <w:kern w:val="0"/>
+                <w:lang w:val="en-US" w:eastAsia="en-US" w:bidi="ar-SA"/>
+              </w:rPr>
+              <w:t>‎</w:t>
+            </w:r>
+            <w:r>
+              <w:rPr>
+                <w:rStyle w:val="VerbatimChar"/>
+                <w:kern w:val="0"/>
+                <w:lang w:val="en-US" w:eastAsia="en-US" w:bidi="ar-SA"/>
+              </w:rPr>
+              <w:t>docs/working/07-presentation/deck-content.md‎</w:t>
+            </w:r>
+            <w:r>
+              <w:rPr>
+                <w:kern w:val="0"/>
+                <w:rtl w:val="true"/>
+                <w:lang w:val="en-US" w:eastAsia="en-US" w:bidi="ar-SA"/>
+              </w:rPr>
+              <w:t>)</w:t>
+            </w:r>
+            <w:r>
+              <w:rPr>
+                <w:kern w:val="0"/>
+                <w:rtl w:val="true"/>
+                <w:lang w:val="en-US" w:eastAsia="en-US" w:bidi="ar-SA"/>
+              </w:rPr>
+              <w:t xml:space="preserve">، ويذكر أن ملف </w:t>
+            </w:r>
+            <w:r>
+              <w:rPr>
+                <w:kern w:val="0"/>
+                <w:lang w:val="en-US" w:eastAsia="en-US" w:bidi="ar-SA"/>
+              </w:rPr>
+              <w:t>pptx</w:t>
+            </w:r>
+            <w:r>
+              <w:rPr>
+                <w:kern w:val="0"/>
+                <w:rtl w:val="true"/>
+                <w:lang w:val="en-US" w:eastAsia="en-US" w:bidi="ar-SA"/>
+              </w:rPr>
+              <w:t xml:space="preserve"> </w:t>
+            </w:r>
+            <w:r>
+              <w:rPr>
+                <w:kern w:val="0"/>
+                <w:rtl w:val="true"/>
+                <w:lang w:val="en-US" w:eastAsia="en-US" w:bidi="ar-SA"/>
+              </w:rPr>
+              <w:t>هو النسخة السابقة</w:t>
+            </w:r>
+            <w:r>
+              <w:rPr>
+                <w:kern w:val="0"/>
+                <w:rtl w:val="true"/>
+                <w:lang w:val="en-US" w:eastAsia="en-US" w:bidi="ar-SA"/>
+              </w:rPr>
+              <w:t xml:space="preserve">. </w:t>
+            </w:r>
+            <w:r>
+              <w:rPr>
+                <w:kern w:val="0"/>
+                <w:rtl w:val="true"/>
+                <w:lang w:val="en-US" w:eastAsia="en-US" w:bidi="ar-SA"/>
+              </w:rPr>
+              <w:t xml:space="preserve">وفي </w:t>
+            </w:r>
+            <w:r>
+              <w:rPr>
+                <w:rStyle w:val="VerbatimChar"/>
+                <w:kern w:val="0"/>
+                <w:lang w:val="en-US" w:eastAsia="en-US" w:bidi="ar-SA"/>
+              </w:rPr>
+              <w:t>‎</w:t>
+            </w:r>
+            <w:r>
+              <w:rPr>
+                <w:rStyle w:val="VerbatimChar"/>
+                <w:kern w:val="0"/>
+                <w:lang w:val="en-US" w:eastAsia="en-US" w:bidi="ar-SA"/>
+              </w:rPr>
+              <w:t>deck-content.md‎</w:t>
+            </w:r>
+            <w:r>
+              <w:rPr>
+                <w:kern w:val="0"/>
+                <w:rtl w:val="true"/>
+                <w:lang w:val="en-US" w:eastAsia="en-US" w:bidi="ar-SA"/>
+              </w:rPr>
+              <w:t xml:space="preserve"> </w:t>
+            </w:r>
+            <w:r>
+              <w:rPr>
+                <w:kern w:val="0"/>
+                <w:rtl w:val="true"/>
+                <w:lang w:val="en-US" w:eastAsia="en-US" w:bidi="ar-SA"/>
+              </w:rPr>
+              <w:t xml:space="preserve">صار عدد الاختبارات في الشريحة </w:t>
+            </w:r>
+            <w:r>
+              <w:rPr>
+                <w:kern w:val="0"/>
+                <w:lang w:val="en-US" w:eastAsia="en-US" w:bidi="ar-SA"/>
+              </w:rPr>
+              <w:t>10</w:t>
+            </w:r>
+            <w:r>
+              <w:rPr>
+                <w:kern w:val="0"/>
+                <w:rtl w:val="true"/>
+                <w:lang w:val="en-US" w:eastAsia="en-US" w:bidi="ar-SA"/>
+              </w:rPr>
+              <w:t xml:space="preserve"> «</w:t>
+            </w:r>
+            <w:r>
+              <w:rPr>
+                <w:kern w:val="0"/>
+                <w:lang w:val="en-US" w:eastAsia="en-US" w:bidi="ar-SA"/>
+              </w:rPr>
+              <w:t>131</w:t>
+            </w:r>
+            <w:r>
+              <w:rPr>
+                <w:kern w:val="0"/>
+                <w:rtl w:val="true"/>
+                <w:lang w:val="en-US" w:eastAsia="en-US" w:bidi="ar-SA"/>
+              </w:rPr>
+              <w:t xml:space="preserve"> </w:t>
+            </w:r>
+            <w:r>
+              <w:rPr>
+                <w:kern w:val="0"/>
+                <w:rtl w:val="true"/>
+                <w:lang w:val="en-US" w:eastAsia="en-US" w:bidi="ar-SA"/>
+              </w:rPr>
+              <w:t>و</w:t>
+            </w:r>
+            <w:r>
+              <w:rPr>
+                <w:kern w:val="0"/>
+                <w:lang w:val="en-US" w:eastAsia="en-US" w:bidi="ar-SA"/>
+              </w:rPr>
+              <w:t>73</w:t>
+            </w:r>
+            <w:r>
+              <w:rPr>
+                <w:kern w:val="0"/>
+                <w:rtl w:val="true"/>
+                <w:lang w:val="en-US" w:eastAsia="en-US" w:bidi="ar-SA"/>
+              </w:rPr>
+              <w:t xml:space="preserve">» </w:t>
+            </w:r>
+            <w:r>
+              <w:rPr>
+                <w:kern w:val="0"/>
+                <w:rtl w:val="true"/>
+                <w:lang w:val="en-US" w:eastAsia="en-US" w:bidi="ar-SA"/>
+              </w:rPr>
+              <w:t xml:space="preserve">بمصدره، وصار دليل الشريحة </w:t>
+            </w:r>
+            <w:r>
+              <w:rPr>
+                <w:kern w:val="0"/>
+                <w:lang w:val="en-US" w:eastAsia="en-US" w:bidi="ar-SA"/>
+              </w:rPr>
+              <w:t>11</w:t>
+            </w:r>
+            <w:r>
+              <w:rPr>
+                <w:kern w:val="0"/>
+                <w:rtl w:val="true"/>
+                <w:lang w:val="en-US" w:eastAsia="en-US" w:bidi="ar-SA"/>
+              </w:rPr>
+              <w:t xml:space="preserve"> </w:t>
+            </w:r>
+            <w:r>
+              <w:rPr>
+                <w:kern w:val="0"/>
+                <w:rtl w:val="true"/>
+                <w:lang w:val="en-US" w:eastAsia="en-US" w:bidi="ar-SA"/>
+              </w:rPr>
+              <w:t xml:space="preserve">يذكر </w:t>
+            </w:r>
+            <w:r>
+              <w:rPr>
+                <w:rStyle w:val="VerbatimChar"/>
+                <w:kern w:val="0"/>
+                <w:lang w:val="en-US" w:eastAsia="en-US" w:bidi="ar-SA"/>
+              </w:rPr>
+              <w:t>‎</w:t>
+            </w:r>
+            <w:r>
+              <w:rPr>
+                <w:rStyle w:val="VerbatimChar"/>
+                <w:kern w:val="0"/>
+                <w:lang w:val="en-US" w:eastAsia="en-US" w:bidi="ar-SA"/>
+              </w:rPr>
+              <w:t>results/serving_bench/‎</w:t>
+            </w:r>
+            <w:r>
+              <w:rPr>
+                <w:kern w:val="0"/>
+                <w:rtl w:val="true"/>
+                <w:lang w:val="en-US" w:eastAsia="en-US" w:bidi="ar-SA"/>
+              </w:rPr>
+              <w:t xml:space="preserve"> </w:t>
+            </w:r>
+            <w:r>
+              <w:rPr>
+                <w:kern w:val="0"/>
+                <w:rtl w:val="true"/>
+                <w:lang w:val="en-US" w:eastAsia="en-US" w:bidi="ar-SA"/>
+              </w:rPr>
+              <w:t xml:space="preserve">بدل ملاحظة </w:t>
+            </w:r>
+            <w:r>
+              <w:rPr>
+                <w:kern w:val="0"/>
+                <w:rtl w:val="true"/>
+                <w:lang w:val="en-US" w:eastAsia="en-US" w:bidi="ar-SA"/>
+              </w:rPr>
+              <w:t>«</w:t>
+            </w:r>
+            <w:r>
+              <w:rPr>
+                <w:kern w:val="0"/>
+                <w:rtl w:val="true"/>
+                <w:lang w:val="en-US" w:eastAsia="en-US" w:bidi="ar-SA"/>
+              </w:rPr>
+              <w:t>غير مودَعة</w:t>
+            </w:r>
+            <w:r>
+              <w:rPr>
+                <w:kern w:val="0"/>
+                <w:rtl w:val="true"/>
+                <w:lang w:val="en-US" w:eastAsia="en-US" w:bidi="ar-SA"/>
+              </w:rPr>
+              <w:t>»</w:t>
+            </w:r>
+          </w:p>
+        </w:tc>
+      </w:tr>
+      <w:tr>
+        <w:trPr/>
+        <w:tc>
+          <w:tcPr>
+            <w:tcW w:w="4393" w:type="dxa"/>
+            <w:tcBorders>
+              <w:top w:val="single" w:sz="4" w:space="0" w:color="808080"/>
+              <w:left w:val="single" w:sz="4" w:space="0" w:color="808080"/>
+              <w:bottom w:val="single" w:sz="4" w:space="0" w:color="808080"/>
+              <w:right w:val="single" w:sz="4" w:space="0" w:color="808080"/>
+            </w:tcBorders>
+          </w:tcPr>
+          <w:p>
+            <w:pPr>
+              <w:pStyle w:val="Compact"/>
+              <w:widowControl/>
+              <w:bidi w:val="1"/>
+              <w:spacing w:before="36" w:after="36"/>
+              <w:jc w:val="left"/>
+              <w:rPr>
+                <w:kern w:val="0"/>
+                <w:lang w:val="en-US" w:eastAsia="en-US" w:bidi="ar-SA"/>
+              </w:rPr>
+            </w:pPr>
+            <w:r>
+              <w:rPr>
+                <w:kern w:val="0"/>
+                <w:rtl w:val="true"/>
+                <w:lang w:val="en-US" w:eastAsia="en-US" w:bidi="ar-SA"/>
+              </w:rPr>
+              <w:t>البوابات</w:t>
+            </w:r>
+          </w:p>
+        </w:tc>
+        <w:tc>
+          <w:tcPr>
+            <w:tcW w:w="4394" w:type="dxa"/>
+            <w:tcBorders>
+              <w:top w:val="single" w:sz="4" w:space="0" w:color="808080"/>
+              <w:left w:val="single" w:sz="4" w:space="0" w:color="808080"/>
+              <w:bottom w:val="single" w:sz="4" w:space="0" w:color="808080"/>
+              <w:right w:val="single" w:sz="4" w:space="0" w:color="808080"/>
+            </w:tcBorders>
+          </w:tcPr>
+          <w:p>
+            <w:pPr>
+              <w:pStyle w:val="Compact"/>
+              <w:widowControl/>
+              <w:bidi w:val="1"/>
+              <w:spacing w:before="36" w:after="36"/>
+              <w:jc w:val="left"/>
+              <w:rPr>
+                <w:kern w:val="0"/>
+                <w:lang w:val="en-US" w:eastAsia="en-US" w:bidi="ar-SA"/>
+              </w:rPr>
+            </w:pPr>
+            <w:r>
+              <w:rPr>
+                <w:rStyle w:val="VerbatimChar"/>
+                <w:kern w:val="0"/>
+                <w:lang w:val="en-US" w:eastAsia="en-US" w:bidi="ar-SA"/>
+              </w:rPr>
+              <w:t>‎</w:t>
+            </w:r>
+            <w:r>
+              <w:rPr>
+                <w:rStyle w:val="VerbatimChar"/>
+                <w:kern w:val="0"/>
+                <w:lang w:val="en-US" w:eastAsia="en-US" w:bidi="ar-SA"/>
+              </w:rPr>
+              <w:t>python3 -m unittest discover -s src/ml/tests‎</w:t>
+            </w:r>
+            <w:r>
+              <w:rPr>
+                <w:kern w:val="0"/>
+                <w:lang w:val="en-US" w:eastAsia="en-US" w:bidi="ar-SA"/>
+              </w:rPr>
+              <w:t>: Ran 131</w:t>
+            </w:r>
+            <w:r>
+              <w:rPr>
+                <w:kern w:val="0"/>
+                <w:lang w:val="en-US" w:eastAsia="en-US" w:bidi="ar-SA"/>
+              </w:rPr>
+              <w:t xml:space="preserve">، </w:t>
+            </w:r>
+            <w:r>
+              <w:rPr>
+                <w:kern w:val="0"/>
+                <w:lang w:val="en-US" w:eastAsia="en-US" w:bidi="ar-SA"/>
+              </w:rPr>
+              <w:t xml:space="preserve">OK (skipped=1). </w:t>
+            </w:r>
+            <w:r>
+              <w:rPr>
+                <w:rStyle w:val="VerbatimChar"/>
+                <w:kern w:val="0"/>
+                <w:lang w:val="en-US" w:eastAsia="en-US" w:bidi="ar-SA"/>
+              </w:rPr>
+              <w:t>‎python3 -m unittest discover -s src/backend/tests -t .‎</w:t>
+            </w:r>
+            <w:r>
+              <w:rPr>
+                <w:kern w:val="0"/>
+                <w:lang w:val="en-US" w:eastAsia="en-US" w:bidi="ar-SA"/>
+              </w:rPr>
+              <w:t>: Ran 73</w:t>
+            </w:r>
+            <w:r>
+              <w:rPr>
+                <w:kern w:val="0"/>
+                <w:lang w:val="en-US" w:eastAsia="en-US" w:bidi="ar-SA"/>
+              </w:rPr>
+              <w:t xml:space="preserve">، </w:t>
+            </w:r>
+            <w:r>
+              <w:rPr>
+                <w:kern w:val="0"/>
+                <w:lang w:val="en-US" w:eastAsia="en-US" w:bidi="ar-SA"/>
+              </w:rPr>
+              <w:t>OK</w:t>
+            </w:r>
+            <w:r>
+              <w:rPr>
+                <w:kern w:val="0"/>
+                <w:rtl w:val="true"/>
+                <w:lang w:val="en-US" w:eastAsia="en-US" w:bidi="ar-SA"/>
+              </w:rPr>
+              <w:t xml:space="preserve">. </w:t>
+            </w:r>
+            <w:r>
+              <w:rPr>
+                <w:kern w:val="0"/>
+                <w:rtl w:val="true"/>
+                <w:lang w:val="en-US" w:eastAsia="en-US" w:bidi="ar-SA"/>
+              </w:rPr>
+              <w:t>و</w:t>
+            </w:r>
+            <w:r>
+              <w:rPr>
+                <w:rStyle w:val="VerbatimChar"/>
+                <w:kern w:val="0"/>
+                <w:lang w:val="en-US" w:eastAsia="en-US" w:bidi="ar-SA"/>
+              </w:rPr>
+              <w:t>‎</w:t>
+            </w:r>
+            <w:r>
+              <w:rPr>
+                <w:rStyle w:val="VerbatimChar"/>
+                <w:kern w:val="0"/>
+                <w:lang w:val="en-US" w:eastAsia="en-US" w:bidi="ar-SA"/>
+              </w:rPr>
+              <w:t>tsc --noEmit‎</w:t>
+            </w:r>
+            <w:r>
+              <w:rPr>
+                <w:kern w:val="0"/>
+                <w:rtl w:val="true"/>
+                <w:lang w:val="en-US" w:eastAsia="en-US" w:bidi="ar-SA"/>
+              </w:rPr>
+              <w:t xml:space="preserve"> </w:t>
+            </w:r>
+            <w:r>
+              <w:rPr>
+                <w:kern w:val="0"/>
+                <w:rtl w:val="true"/>
+                <w:lang w:val="en-US" w:eastAsia="en-US" w:bidi="ar-SA"/>
+              </w:rPr>
+              <w:t>نظيف</w:t>
+            </w:r>
+            <w:bookmarkStart w:id="17" w:name="سجل-تنفيذ-تصويبات-المناقشة-التجريبية"/>
+            <w:bookmarkStart w:id="18" w:name="Xb20c0372b2b04a109750949583b670ffd7b8cde"/>
+            <w:bookmarkEnd w:id="17"/>
+            <w:bookmarkEnd w:id="18"/>
+          </w:p>
+        </w:tc>
+      </w:tr>
+    </w:tbl>
     <w:sectPr>
       <w:footerReference w:type="even" r:id="rId2"/>
       <w:footerReference w:type="default" r:id="rId3"/>
@@ -14291,7 +21751,7 @@
       <w:rPr>
         <w:rtl w:val="true"/>
       </w:rPr>
-      <w:t>12</w:t>
+      <w:t>20</w:t>
     </w:r>
     <w:r>
       <w:rPr>
@@ -14334,7 +21794,7 @@
       <w:rPr>
         <w:rtl w:val="true"/>
       </w:rPr>
-      <w:t>12</w:t>
+      <w:t>20</w:t>
     </w:r>
     <w:r>
       <w:rPr>

--- a/deliverables/08-defense/سجل-التصويبات.docx
+++ b/deliverables/08-defense/سجل-التصويبات.docx
@@ -369,7 +369,7 @@
             </w:rPr>
             <w:fldChar w:fldCharType="separate"/>
           </w:r>
-          <w:hyperlink w:anchor="__RefHeading___Toc1779_1368435436">
+          <w:hyperlink w:anchor="__RefHeading___Toc2226_1835433996">
             <w:r>
               <w:rPr>
                 <w:webHidden/>
@@ -402,7 +402,7 @@
             </w:tabs>
             <w:rPr/>
           </w:pPr>
-          <w:hyperlink w:anchor="__RefHeading___Toc1781_1368435436">
+          <w:hyperlink w:anchor="__RefHeading___Toc2228_1835433996">
             <w:r>
               <w:rPr>
                 <w:webHidden/>
@@ -435,7 +435,7 @@
             </w:tabs>
             <w:rPr/>
           </w:pPr>
-          <w:hyperlink w:anchor="__RefHeading___Toc1783_1368435436">
+          <w:hyperlink w:anchor="__RefHeading___Toc2230_1835433996">
             <w:r>
               <w:rPr>
                 <w:webHidden/>
@@ -489,7 +489,7 @@
             </w:tabs>
             <w:rPr/>
           </w:pPr>
-          <w:hyperlink w:anchor="__RefHeading___Toc1785_1368435436">
+          <w:hyperlink w:anchor="__RefHeading___Toc2232_1835433996">
             <w:r>
               <w:rPr>
                 <w:webHidden/>
@@ -543,7 +543,7 @@
             </w:tabs>
             <w:rPr/>
           </w:pPr>
-          <w:hyperlink w:anchor="__RefHeading___Toc1787_1368435436">
+          <w:hyperlink w:anchor="__RefHeading___Toc2234_1835433996">
             <w:r>
               <w:rPr>
                 <w:webHidden/>
@@ -597,7 +597,7 @@
             </w:tabs>
             <w:rPr/>
           </w:pPr>
-          <w:hyperlink w:anchor="__RefHeading___Toc1789_1368435436">
+          <w:hyperlink w:anchor="__RefHeading___Toc2236_1835433996">
             <w:r>
               <w:rPr>
                 <w:webHidden/>
@@ -630,7 +630,7 @@
             </w:tabs>
             <w:rPr/>
           </w:pPr>
-          <w:hyperlink w:anchor="__RefHeading___Toc1791_1368435436">
+          <w:hyperlink w:anchor="__RefHeading___Toc2238_1835433996">
             <w:r>
               <w:rPr>
                 <w:webHidden/>
@@ -663,7 +663,7 @@
             </w:tabs>
             <w:rPr/>
           </w:pPr>
-          <w:hyperlink w:anchor="__RefHeading___Toc1793_1368435436">
+          <w:hyperlink w:anchor="__RefHeading___Toc2240_1835433996">
             <w:r>
               <w:rPr>
                 <w:webHidden/>
@@ -696,7 +696,7 @@
             </w:tabs>
             <w:rPr/>
           </w:pPr>
-          <w:hyperlink w:anchor="__RefHeading___Toc1795_1368435436">
+          <w:hyperlink w:anchor="__RefHeading___Toc2242_1835433996">
             <w:r>
               <w:rPr>
                 <w:webHidden/>
@@ -729,7 +729,7 @@
             </w:tabs>
             <w:rPr/>
           </w:pPr>
-          <w:hyperlink w:anchor="__RefHeading___Toc1797_1368435436">
+          <w:hyperlink w:anchor="__RefHeading___Toc2244_1835433996">
             <w:r>
               <w:rPr>
                 <w:webHidden/>
@@ -777,7 +777,7 @@
             </w:tabs>
             <w:rPr/>
           </w:pPr>
-          <w:hyperlink w:anchor="__RefHeading___Toc1799_1368435436">
+          <w:hyperlink w:anchor="__RefHeading___Toc2246_1835433996">
             <w:r>
               <w:rPr>
                 <w:webHidden/>
@@ -813,6 +813,166 @@
                 <w:rStyle w:val="IndexLink"/>
               </w:rPr>
               <w:t>12</w:t>
+            </w:r>
+          </w:hyperlink>
+        </w:p>
+        <w:p>
+          <w:pPr>
+            <w:pStyle w:val="TOC2"/>
+            <w:tabs>
+              <w:tab w:val="clear" w:pos="8505"/>
+              <w:tab w:val="right" w:pos="8787" w:leader="dot"/>
+            </w:tabs>
+            <w:rPr/>
+          </w:pPr>
+          <w:hyperlink w:anchor="__RefHeading___Toc2248_1835433996">
+            <w:r>
+              <w:rPr>
+                <w:webHidden/>
+                <w:rStyle w:val="IndexLink"/>
+                <w:rtl w:val="true"/>
+              </w:rPr>
+              <w:t xml:space="preserve">بنود الباحث الأخيرة من قرار الجلسة الثانية </w:t>
+            </w:r>
+            <w:r>
+              <w:rPr>
+                <w:rStyle w:val="IndexLink"/>
+                <w:rtl w:val="true"/>
+              </w:rPr>
+              <w:t>(</w:t>
+            </w:r>
+            <w:r>
+              <w:rPr>
+                <w:rStyle w:val="IndexLink"/>
+                <w:rtl w:val="true"/>
+              </w:rPr>
+              <w:t>ب</w:t>
+            </w:r>
+            <w:r>
+              <w:rPr>
+                <w:rStyle w:val="IndexLink"/>
+                <w:rtl w:val="true"/>
+              </w:rPr>
+              <w:t>-</w:t>
+            </w:r>
+            <w:r>
+              <w:rPr>
+                <w:rStyle w:val="IndexLink"/>
+              </w:rPr>
+              <w:t>1</w:t>
+            </w:r>
+            <w:r>
+              <w:rPr>
+                <w:rStyle w:val="IndexLink"/>
+                <w:rtl w:val="true"/>
+              </w:rPr>
+              <w:t xml:space="preserve"> </w:t>
+            </w:r>
+            <w:r>
+              <w:rPr>
+                <w:rStyle w:val="IndexLink"/>
+                <w:rtl w:val="true"/>
+              </w:rPr>
+              <w:t>وب</w:t>
+            </w:r>
+            <w:r>
+              <w:rPr>
+                <w:rStyle w:val="IndexLink"/>
+                <w:rtl w:val="true"/>
+              </w:rPr>
+              <w:t>-</w:t>
+            </w:r>
+            <w:r>
+              <w:rPr>
+                <w:rStyle w:val="IndexLink"/>
+              </w:rPr>
+              <w:t>3</w:t>
+            </w:r>
+            <w:r>
+              <w:rPr>
+                <w:rStyle w:val="IndexLink"/>
+                <w:rtl w:val="true"/>
+              </w:rPr>
+              <w:t xml:space="preserve"> </w:t>
+            </w:r>
+            <w:r>
+              <w:rPr>
+                <w:rStyle w:val="IndexLink"/>
+                <w:rtl w:val="true"/>
+              </w:rPr>
+              <w:t>وب</w:t>
+            </w:r>
+            <w:r>
+              <w:rPr>
+                <w:rStyle w:val="IndexLink"/>
+                <w:rtl w:val="true"/>
+              </w:rPr>
+              <w:t>-</w:t>
+            </w:r>
+            <w:r>
+              <w:rPr>
+                <w:rStyle w:val="IndexLink"/>
+              </w:rPr>
+              <w:t>4</w:t>
+            </w:r>
+            <w:r>
+              <w:rPr>
+                <w:rStyle w:val="IndexLink"/>
+                <w:rtl w:val="true"/>
+              </w:rPr>
+              <w:t>)</w:t>
+            </w:r>
+            <w:r>
+              <w:rPr>
+                <w:rStyle w:val="IndexLink"/>
+                <w:rtl w:val="true"/>
+              </w:rPr>
+              <w:t xml:space="preserve">، </w:t>
+            </w:r>
+            <w:r>
+              <w:rPr>
+                <w:rStyle w:val="IndexLink"/>
+              </w:rPr>
+              <w:t>2026</w:t>
+            </w:r>
+            <w:r>
+              <w:rPr>
+                <w:rStyle w:val="IndexLink"/>
+                <w:rtl w:val="true"/>
+              </w:rPr>
+              <w:t>-</w:t>
+            </w:r>
+            <w:r>
+              <w:rPr>
+                <w:rStyle w:val="IndexLink"/>
+              </w:rPr>
+              <w:t>10</w:t>
+            </w:r>
+            <w:r>
+              <w:rPr>
+                <w:rStyle w:val="IndexLink"/>
+                <w:rtl w:val="true"/>
+              </w:rPr>
+              <w:t>-</w:t>
+            </w:r>
+            <w:r>
+              <w:rPr>
+                <w:rStyle w:val="IndexLink"/>
+              </w:rPr>
+              <w:t>31</w:t>
+            </w:r>
+            <w:r>
+              <w:rPr>
+                <w:rStyle w:val="IndexLink"/>
+                <w:rtl w:val="true"/>
+              </w:rPr>
+              <w:tab/>
+            </w:r>
+            <w:r>
+              <w:rPr>
+                <w:rStyle w:val="IndexLink"/>
+              </w:rPr>
+              <w:t>20</w:t>
             </w:r>
           </w:hyperlink>
           <w:r>
@@ -831,7 +991,8 @@
         <w:bidi w:val="1"/>
         <w:rPr/>
       </w:pPr>
-      <w:bookmarkStart w:id="0" w:name="__RefHeading___Toc1779_1368435436"/>
+      <w:bookmarkStart w:id="0" w:name="__RefHeading___Toc2226_1835433996"/>
+      <w:bookmarkStart w:id="1" w:name="سجل-تنفيذ-تصويبات-المناقشة-التجريبية"/>
       <w:bookmarkEnd w:id="0"/>
       <w:r>
         <w:rPr>
@@ -1004,9 +1165,9 @@
         <w:bidi w:val="1"/>
         <w:rPr/>
       </w:pPr>
-      <w:bookmarkStart w:id="1" w:name="__RefHeading___Toc1781_1368435436"/>
-      <w:bookmarkStart w:id="2" w:name="الأدوات"/>
-      <w:bookmarkEnd w:id="1"/>
+      <w:bookmarkStart w:id="2" w:name="__RefHeading___Toc2228_1835433996"/>
+      <w:bookmarkStart w:id="3" w:name="الأدوات"/>
+      <w:bookmarkEnd w:id="2"/>
       <w:r>
         <w:rPr>
           <w:rtl w:val="true"/>
@@ -1330,7 +1491,7 @@
         </w:rPr>
         <w:t>.</w:t>
       </w:r>
-      <w:bookmarkEnd w:id="2"/>
+      <w:bookmarkEnd w:id="3"/>
     </w:p>
     <w:p>
       <w:pPr>
@@ -1338,8 +1499,8 @@
         <w:bidi w:val="1"/>
         <w:rPr/>
       </w:pPr>
-      <w:bookmarkStart w:id="3" w:name="__RefHeading___Toc1783_1368435436"/>
-      <w:bookmarkEnd w:id="3"/>
+      <w:bookmarkStart w:id="4" w:name="__RefHeading___Toc2230_1835433996"/>
+      <w:bookmarkEnd w:id="4"/>
       <w:r>
         <w:rPr>
           <w:rtl w:val="true"/>
@@ -3208,8 +3369,8 @@
               </w:rPr>
               <w:t>5</w:t>
             </w:r>
-            <w:bookmarkStart w:id="4" w:name="أ-شروط-قبل-المنح"/>
-            <w:bookmarkEnd w:id="4"/>
+            <w:bookmarkStart w:id="5" w:name="أ-شروط-قبل-المنح"/>
+            <w:bookmarkEnd w:id="5"/>
           </w:p>
         </w:tc>
       </w:tr>
@@ -3220,8 +3381,8 @@
         <w:bidi w:val="1"/>
         <w:rPr/>
       </w:pPr>
-      <w:bookmarkStart w:id="5" w:name="__RefHeading___Toc1785_1368435436"/>
-      <w:bookmarkEnd w:id="5"/>
+      <w:bookmarkStart w:id="6" w:name="__RefHeading___Toc2232_1835433996"/>
+      <w:bookmarkEnd w:id="6"/>
       <w:r>
         <w:rPr>
           <w:rtl w:val="true"/>
@@ -6167,8 +6328,8 @@
         <w:bidi w:val="1"/>
         <w:rPr/>
       </w:pPr>
-      <w:bookmarkStart w:id="6" w:name="__RefHeading___Toc1787_1368435436"/>
-      <w:bookmarkEnd w:id="6"/>
+      <w:bookmarkStart w:id="7" w:name="__RefHeading___Toc2234_1835433996"/>
+      <w:bookmarkEnd w:id="7"/>
       <w:r>
         <w:rPr>
           <w:rtl w:val="true"/>
@@ -10193,8 +10354,8 @@
         <w:bidi w:val="1"/>
         <w:rPr/>
       </w:pPr>
-      <w:bookmarkStart w:id="7" w:name="__RefHeading___Toc1789_1368435436"/>
-      <w:bookmarkEnd w:id="7"/>
+      <w:bookmarkStart w:id="8" w:name="__RefHeading___Toc2236_1835433996"/>
+      <w:bookmarkEnd w:id="8"/>
       <w:r>
         <w:rPr>
           <w:rtl w:val="true"/>
@@ -10659,9 +10820,9 @@
         <w:bidi w:val="1"/>
         <w:rPr/>
       </w:pPr>
-      <w:bookmarkStart w:id="8" w:name="__RefHeading___Toc1791_1368435436"/>
-      <w:bookmarkStart w:id="9" w:name="التحقق"/>
-      <w:bookmarkEnd w:id="8"/>
+      <w:bookmarkStart w:id="9" w:name="__RefHeading___Toc2238_1835433996"/>
+      <w:bookmarkStart w:id="10" w:name="التحقق"/>
+      <w:bookmarkEnd w:id="9"/>
       <w:r>
         <w:rPr>
           <w:rtl w:val="true"/>
@@ -10953,7 +11114,7 @@
         </w:rPr>
         <w:t>.</w:t>
       </w:r>
-      <w:bookmarkEnd w:id="9"/>
+      <w:bookmarkEnd w:id="10"/>
     </w:p>
     <w:p>
       <w:pPr>
@@ -10961,9 +11122,9 @@
         <w:bidi w:val="1"/>
         <w:rPr/>
       </w:pPr>
-      <w:bookmarkStart w:id="10" w:name="__RefHeading___Toc1793_1368435436"/>
-      <w:bookmarkStart w:id="11" w:name="تحقق-اللجنة-بعد-التنفيذ"/>
-      <w:bookmarkEnd w:id="10"/>
+      <w:bookmarkStart w:id="11" w:name="__RefHeading___Toc2240_1835433996"/>
+      <w:bookmarkStart w:id="12" w:name="تحقق-اللجنة-بعد-التنفيذ"/>
+      <w:bookmarkEnd w:id="11"/>
       <w:r>
         <w:rPr>
           <w:rtl w:val="true"/>
@@ -12899,7 +13060,7 @@
         </w:rPr>
         <w:t>.</w:t>
       </w:r>
-      <w:bookmarkEnd w:id="11"/>
+      <w:bookmarkEnd w:id="12"/>
     </w:p>
     <w:p>
       <w:pPr>
@@ -12907,9 +13068,9 @@
         <w:bidi w:val="1"/>
         <w:rPr/>
       </w:pPr>
-      <w:bookmarkStart w:id="12" w:name="__RefHeading___Toc1795_1368435436"/>
-      <w:bookmarkStart w:id="13" w:name="ما-بقي-قبل-المنح"/>
-      <w:bookmarkEnd w:id="12"/>
+      <w:bookmarkStart w:id="13" w:name="__RefHeading___Toc2242_1835433996"/>
+      <w:bookmarkStart w:id="14" w:name="ما-بقي-قبل-المنح"/>
+      <w:bookmarkEnd w:id="13"/>
       <w:r>
         <w:rPr>
           <w:rtl w:val="true"/>
@@ -13813,7 +13974,7 @@
         </w:rPr>
         <w:t>.</w:t>
       </w:r>
-      <w:bookmarkEnd w:id="13"/>
+      <w:bookmarkEnd w:id="14"/>
     </w:p>
     <w:p>
       <w:pPr>
@@ -13821,9 +13982,9 @@
         <w:bidi w:val="1"/>
         <w:rPr/>
       </w:pPr>
-      <w:bookmarkStart w:id="14" w:name="__RefHeading___Toc1797_1368435436"/>
-      <w:bookmarkStart w:id="15" w:name="Xd5795cf63e29b2bdc30eb3ebbb9b9ea221613eb"/>
-      <w:bookmarkEnd w:id="14"/>
+      <w:bookmarkStart w:id="15" w:name="__RefHeading___Toc2244_1835433996"/>
+      <w:bookmarkStart w:id="16" w:name="Xd5795cf63e29b2bdc30eb3ebbb9b9ea221613eb"/>
+      <w:bookmarkEnd w:id="15"/>
       <w:r>
         <w:rPr>
           <w:rtl w:val="true"/>
@@ -14269,7 +14430,7 @@
         </w:rPr>
         <w:t>.</w:t>
       </w:r>
-      <w:bookmarkEnd w:id="15"/>
+      <w:bookmarkEnd w:id="16"/>
     </w:p>
     <w:p>
       <w:pPr>
@@ -14277,8 +14438,8 @@
         <w:bidi w:val="1"/>
         <w:rPr/>
       </w:pPr>
-      <w:bookmarkStart w:id="16" w:name="__RefHeading___Toc1799_1368435436"/>
-      <w:bookmarkEnd w:id="16"/>
+      <w:bookmarkStart w:id="17" w:name="__RefHeading___Toc2246_1835433996"/>
+      <w:bookmarkEnd w:id="17"/>
       <w:r>
         <w:rPr>
           <w:rtl w:val="true"/>
@@ -21678,14 +21839,6279 @@
               </w:rPr>
               <w:t>نظيف</w:t>
             </w:r>
-            <w:bookmarkStart w:id="17" w:name="سجل-تنفيذ-تصويبات-المناقشة-التجريبية"/>
             <w:bookmarkStart w:id="18" w:name="Xb20c0372b2b04a109750949583b670ffd7b8cde"/>
-            <w:bookmarkEnd w:id="17"/>
             <w:bookmarkEnd w:id="18"/>
           </w:p>
         </w:tc>
       </w:tr>
     </w:tbl>
+    <w:p>
+      <w:pPr>
+        <w:pStyle w:val="Heading2"/>
+        <w:bidi w:val="1"/>
+        <w:rPr/>
+      </w:pPr>
+      <w:bookmarkStart w:id="19" w:name="__RefHeading___Toc2248_1835433996"/>
+      <w:bookmarkEnd w:id="19"/>
+      <w:r>
+        <w:rPr>
+          <w:rtl w:val="true"/>
+        </w:rPr>
+        <w:t xml:space="preserve">بنود الباحث الأخيرة من قرار الجلسة الثانية </w:t>
+      </w:r>
+      <w:r>
+        <w:rPr>
+          <w:rtl w:val="true"/>
+        </w:rPr>
+        <w:t>(</w:t>
+      </w:r>
+      <w:r>
+        <w:rPr>
+          <w:rtl w:val="true"/>
+        </w:rPr>
+        <w:t>ب</w:t>
+      </w:r>
+      <w:r>
+        <w:rPr>
+          <w:rtl w:val="true"/>
+        </w:rPr>
+        <w:t>-</w:t>
+      </w:r>
+      <w:r>
+        <w:rPr/>
+        <w:t>1</w:t>
+      </w:r>
+      <w:r>
+        <w:rPr>
+          <w:rtl w:val="true"/>
+        </w:rPr>
+        <w:t xml:space="preserve"> </w:t>
+      </w:r>
+      <w:r>
+        <w:rPr>
+          <w:rtl w:val="true"/>
+        </w:rPr>
+        <w:t>وب</w:t>
+      </w:r>
+      <w:r>
+        <w:rPr>
+          <w:rtl w:val="true"/>
+        </w:rPr>
+        <w:t>-</w:t>
+      </w:r>
+      <w:r>
+        <w:rPr/>
+        <w:t>3</w:t>
+      </w:r>
+      <w:r>
+        <w:rPr>
+          <w:rtl w:val="true"/>
+        </w:rPr>
+        <w:t xml:space="preserve"> </w:t>
+      </w:r>
+      <w:r>
+        <w:rPr>
+          <w:rtl w:val="true"/>
+        </w:rPr>
+        <w:t>وب</w:t>
+      </w:r>
+      <w:r>
+        <w:rPr>
+          <w:rtl w:val="true"/>
+        </w:rPr>
+        <w:t>-</w:t>
+      </w:r>
+      <w:r>
+        <w:rPr/>
+        <w:t>4</w:t>
+      </w:r>
+      <w:r>
+        <w:rPr>
+          <w:rtl w:val="true"/>
+        </w:rPr>
+        <w:t>)</w:t>
+      </w:r>
+      <w:r>
+        <w:rPr>
+          <w:rtl w:val="true"/>
+        </w:rPr>
+        <w:t xml:space="preserve">، </w:t>
+      </w:r>
+      <w:r>
+        <w:rPr/>
+        <w:t>2026</w:t>
+      </w:r>
+      <w:r>
+        <w:rPr>
+          <w:rtl w:val="true"/>
+        </w:rPr>
+        <w:t>-</w:t>
+      </w:r>
+      <w:r>
+        <w:rPr/>
+        <w:t>10</w:t>
+      </w:r>
+      <w:r>
+        <w:rPr>
+          <w:rtl w:val="true"/>
+        </w:rPr>
+        <w:t>-</w:t>
+      </w:r>
+      <w:r>
+        <w:rPr/>
+        <w:t>31</w:t>
+      </w:r>
+    </w:p>
+    <w:p>
+      <w:pPr>
+        <w:pStyle w:val="Normal"/>
+        <w:bidi w:val="1"/>
+        <w:rPr/>
+      </w:pPr>
+      <w:r>
+        <w:rPr>
+          <w:rtl w:val="true"/>
+        </w:rPr>
+        <w:t xml:space="preserve">مصدرها </w:t>
+      </w:r>
+      <w:r>
+        <w:rPr>
+          <w:rStyle w:val="VerbatimChar"/>
+        </w:rPr>
+        <w:t>‎</w:t>
+      </w:r>
+      <w:r>
+        <w:rPr>
+          <w:rStyle w:val="VerbatimChar"/>
+        </w:rPr>
+        <w:t>docs/defense/session2/r3-verdict.md‎</w:t>
+      </w:r>
+      <w:r>
+        <w:rPr>
+          <w:rtl w:val="true"/>
+        </w:rPr>
+        <w:t xml:space="preserve"> (</w:t>
+      </w:r>
+      <w:r>
+        <w:rPr>
+          <w:rtl w:val="true"/>
+        </w:rPr>
+        <w:t xml:space="preserve">القسم </w:t>
+      </w:r>
+      <w:r>
+        <w:rPr/>
+        <w:t>6</w:t>
+      </w:r>
+      <w:r>
+        <w:rPr>
+          <w:rtl w:val="true"/>
+        </w:rPr>
+        <w:t xml:space="preserve">، الجدول </w:t>
+      </w:r>
+      <w:r>
+        <w:rPr>
+          <w:rtl w:val="true"/>
+        </w:rPr>
+        <w:t>(</w:t>
+      </w:r>
+      <w:r>
+        <w:rPr>
+          <w:rtl w:val="true"/>
+        </w:rPr>
+        <w:t>ب</w:t>
+      </w:r>
+      <w:r>
+        <w:rPr>
+          <w:rtl w:val="true"/>
+        </w:rPr>
+        <w:t>))</w:t>
+      </w:r>
+      <w:r>
+        <w:rPr>
+          <w:rtl w:val="true"/>
+        </w:rPr>
+        <w:t xml:space="preserve">، ومهلتها </w:t>
+      </w:r>
+      <w:r>
+        <w:rPr/>
+        <w:t>2026</w:t>
+      </w:r>
+      <w:r>
+        <w:rPr>
+          <w:rtl w:val="true"/>
+        </w:rPr>
+        <w:t>-</w:t>
+      </w:r>
+      <w:r>
+        <w:rPr/>
+        <w:t>11</w:t>
+      </w:r>
+      <w:r>
+        <w:rPr>
+          <w:rtl w:val="true"/>
+        </w:rPr>
+        <w:t>-</w:t>
+      </w:r>
+      <w:r>
+        <w:rPr/>
+        <w:t>11</w:t>
+      </w:r>
+      <w:r>
+        <w:rPr>
+          <w:rtl w:val="true"/>
+        </w:rPr>
+        <w:t xml:space="preserve">. </w:t>
+      </w:r>
+      <w:r>
+        <w:rPr>
+          <w:rtl w:val="true"/>
+        </w:rPr>
+        <w:t>وب</w:t>
+      </w:r>
+      <w:r>
+        <w:rPr>
+          <w:rtl w:val="true"/>
+        </w:rPr>
+        <w:t>-</w:t>
+      </w:r>
+      <w:r>
+        <w:rPr/>
+        <w:t>2</w:t>
+      </w:r>
+      <w:r>
+        <w:rPr>
+          <w:rtl w:val="true"/>
+        </w:rPr>
+        <w:t xml:space="preserve"> </w:t>
+      </w:r>
+      <w:r>
+        <w:rPr>
+          <w:rtl w:val="true"/>
+        </w:rPr>
+        <w:t xml:space="preserve">منجز في </w:t>
+      </w:r>
+      <w:r>
+        <w:rPr>
+          <w:rStyle w:val="VerbatimChar"/>
+        </w:rPr>
+        <w:t>‎</w:t>
+      </w:r>
+      <w:r>
+        <w:rPr>
+          <w:rStyle w:val="VerbatimChar"/>
+        </w:rPr>
+        <w:t>bba9739‎</w:t>
+      </w:r>
+      <w:r>
+        <w:rPr>
+          <w:rtl w:val="true"/>
+        </w:rPr>
+        <w:t xml:space="preserve"> (</w:t>
+      </w:r>
+      <w:r>
+        <w:rPr>
+          <w:rtl w:val="true"/>
+        </w:rPr>
+        <w:t>ت</w:t>
+      </w:r>
+      <w:r>
+        <w:rPr>
+          <w:rtl w:val="true"/>
+        </w:rPr>
+        <w:t>-</w:t>
+      </w:r>
+      <w:r>
+        <w:rPr/>
+        <w:t>5</w:t>
+      </w:r>
+      <w:r>
+        <w:rPr>
+          <w:rtl w:val="true"/>
+        </w:rPr>
+        <w:t xml:space="preserve">). </w:t>
+      </w:r>
+      <w:r>
+        <w:rPr>
+          <w:rtl w:val="true"/>
+        </w:rPr>
+        <w:t xml:space="preserve">والنقاط التي لا نص فيها حُسمت قبل التنفيذ في </w:t>
+      </w:r>
+      <w:r>
+        <w:rPr>
+          <w:rStyle w:val="VerbatimChar"/>
+        </w:rPr>
+        <w:t>‎</w:t>
+      </w:r>
+      <w:r>
+        <w:rPr>
+          <w:rStyle w:val="VerbatimChar"/>
+        </w:rPr>
+        <w:t>docs/meetings/2026-10-31-decision-final-phase-b-items.md‎</w:t>
+      </w:r>
+      <w:r>
+        <w:rPr>
+          <w:rtl w:val="true"/>
+        </w:rPr>
+        <w:t xml:space="preserve"> </w:t>
+      </w:r>
+      <w:r>
+        <w:rPr>
+          <w:rtl w:val="true"/>
+        </w:rPr>
+        <w:t xml:space="preserve">بقرار المشرف المحاكى </w:t>
+      </w:r>
+      <w:r>
+        <w:rPr>
+          <w:rtl w:val="true"/>
+        </w:rPr>
+        <w:t>(</w:t>
+      </w:r>
+      <w:r>
+        <w:rPr/>
+        <w:t>D-125</w:t>
+      </w:r>
+      <w:r>
+        <w:rPr>
+          <w:rtl w:val="true"/>
+        </w:rPr>
+        <w:t xml:space="preserve"> </w:t>
+      </w:r>
+      <w:r>
+        <w:rPr>
+          <w:rtl w:val="true"/>
+        </w:rPr>
+        <w:t xml:space="preserve">إلى </w:t>
+      </w:r>
+      <w:r>
+        <w:rPr/>
+        <w:t>D-127</w:t>
+      </w:r>
+      <w:r>
+        <w:rPr>
+          <w:rtl w:val="true"/>
+        </w:rPr>
+        <w:t xml:space="preserve">). </w:t>
+      </w:r>
+      <w:r>
+        <w:rPr>
+          <w:rtl w:val="true"/>
+        </w:rPr>
+        <w:t>ولا يمس أي بند رقماً ولا حكماً ولا ملفاً مجمَّداً أو مقفلاً</w:t>
+      </w:r>
+      <w:r>
+        <w:rPr>
+          <w:rtl w:val="true"/>
+        </w:rPr>
+        <w:t>.</w:t>
+      </w:r>
+    </w:p>
+    <w:tbl>
+      <w:tblPr>
+        <w:tblStyle w:val="Table"/>
+        <w:bidiVisual w:val="true"/>
+        <w:tblW w:w="5000" w:type="pct"/>
+        <w:jc w:val="center"/>
+        <w:tblInd w:w="0" w:type="dxa"/>
+        <w:tblLayout w:type="fixed"/>
+        <w:tblCellMar>
+          <w:top w:w="0" w:type="dxa"/>
+          <w:left w:w="108" w:type="dxa"/>
+          <w:bottom w:w="0" w:type="dxa"/>
+          <w:right w:w="108" w:type="dxa"/>
+        </w:tblCellMar>
+        <w:tblLook w:val="0020" w:noHBand="0" w:noVBand="0" w:firstColumn="0" w:lastRow="0" w:lastColumn="0" w:firstRow="1"/>
+      </w:tblPr>
+      <w:tblGrid>
+        <w:gridCol w:w="2929"/>
+        <w:gridCol w:w="2929"/>
+        <w:gridCol w:w="2930"/>
+      </w:tblGrid>
+      <w:tr>
+        <w:trPr>
+          <w:tblHeader w:val="true"/>
+        </w:trPr>
+        <w:tc>
+          <w:tcPr>
+            <w:tcW w:w="2929" w:type="dxa"/>
+            <w:tcBorders>
+              <w:top w:val="single" w:sz="4" w:space="0" w:color="808080"/>
+              <w:left w:val="single" w:sz="4" w:space="0" w:color="808080"/>
+              <w:bottom w:val="single" w:sz="6" w:space="0" w:color="000000"/>
+              <w:right w:val="single" w:sz="4" w:space="0" w:color="808080"/>
+            </w:tcBorders>
+            <w:shd w:color="auto" w:fill="D9E2F3" w:val="clear"/>
+            <w:vAlign w:val="bottom"/>
+          </w:tcPr>
+          <w:p>
+            <w:pPr>
+              <w:pStyle w:val="Compact"/>
+              <w:widowControl/>
+              <w:bidi w:val="1"/>
+              <w:spacing w:before="36" w:after="36"/>
+              <w:jc w:val="left"/>
+              <w:rPr>
+                <w:kern w:val="0"/>
+                <w:lang w:val="en-US" w:eastAsia="en-US" w:bidi="ar-SA"/>
+              </w:rPr>
+            </w:pPr>
+            <w:r>
+              <w:rPr>
+                <w:b/>
+                <w:b/>
+                <w:kern w:val="0"/>
+                <w:rtl w:val="true"/>
+                <w:lang w:val="en-US" w:eastAsia="en-US" w:bidi="ar-SA"/>
+              </w:rPr>
+              <w:t>البند</w:t>
+            </w:r>
+          </w:p>
+        </w:tc>
+        <w:tc>
+          <w:tcPr>
+            <w:tcW w:w="2929" w:type="dxa"/>
+            <w:tcBorders>
+              <w:top w:val="single" w:sz="4" w:space="0" w:color="808080"/>
+              <w:left w:val="single" w:sz="4" w:space="0" w:color="808080"/>
+              <w:bottom w:val="single" w:sz="6" w:space="0" w:color="000000"/>
+              <w:right w:val="single" w:sz="4" w:space="0" w:color="808080"/>
+            </w:tcBorders>
+            <w:shd w:color="auto" w:fill="D9E2F3" w:val="clear"/>
+            <w:vAlign w:val="bottom"/>
+          </w:tcPr>
+          <w:p>
+            <w:pPr>
+              <w:pStyle w:val="Compact"/>
+              <w:widowControl/>
+              <w:bidi w:val="1"/>
+              <w:spacing w:before="36" w:after="36"/>
+              <w:jc w:val="left"/>
+              <w:rPr>
+                <w:kern w:val="0"/>
+                <w:lang w:val="en-US" w:eastAsia="en-US" w:bidi="ar-SA"/>
+              </w:rPr>
+            </w:pPr>
+            <w:r>
+              <w:rPr>
+                <w:b/>
+                <w:b/>
+                <w:kern w:val="0"/>
+                <w:rtl w:val="true"/>
+                <w:lang w:val="en-US" w:eastAsia="en-US" w:bidi="ar-SA"/>
+              </w:rPr>
+              <w:t>الحالة</w:t>
+            </w:r>
+          </w:p>
+        </w:tc>
+        <w:tc>
+          <w:tcPr>
+            <w:tcW w:w="2930" w:type="dxa"/>
+            <w:tcBorders>
+              <w:top w:val="single" w:sz="4" w:space="0" w:color="808080"/>
+              <w:left w:val="single" w:sz="4" w:space="0" w:color="808080"/>
+              <w:bottom w:val="single" w:sz="6" w:space="0" w:color="000000"/>
+              <w:right w:val="single" w:sz="4" w:space="0" w:color="808080"/>
+            </w:tcBorders>
+            <w:shd w:color="auto" w:fill="D9E2F3" w:val="clear"/>
+            <w:vAlign w:val="bottom"/>
+          </w:tcPr>
+          <w:p>
+            <w:pPr>
+              <w:pStyle w:val="Compact"/>
+              <w:widowControl/>
+              <w:bidi w:val="1"/>
+              <w:spacing w:before="36" w:after="36"/>
+              <w:jc w:val="left"/>
+              <w:rPr>
+                <w:kern w:val="0"/>
+                <w:lang w:val="en-US" w:eastAsia="en-US" w:bidi="ar-SA"/>
+              </w:rPr>
+            </w:pPr>
+            <w:r>
+              <w:rPr>
+                <w:b/>
+                <w:b/>
+                <w:kern w:val="0"/>
+                <w:rtl w:val="true"/>
+                <w:lang w:val="en-US" w:eastAsia="en-US" w:bidi="ar-SA"/>
+              </w:rPr>
+              <w:t>ما نُفّذ وأين</w:t>
+            </w:r>
+          </w:p>
+        </w:tc>
+      </w:tr>
+      <w:tr>
+        <w:trPr/>
+        <w:tc>
+          <w:tcPr>
+            <w:tcW w:w="2929" w:type="dxa"/>
+            <w:tcBorders>
+              <w:top w:val="single" w:sz="4" w:space="0" w:color="808080"/>
+              <w:left w:val="single" w:sz="4" w:space="0" w:color="808080"/>
+              <w:bottom w:val="single" w:sz="4" w:space="0" w:color="808080"/>
+              <w:right w:val="single" w:sz="4" w:space="0" w:color="808080"/>
+            </w:tcBorders>
+          </w:tcPr>
+          <w:p>
+            <w:pPr>
+              <w:pStyle w:val="Compact"/>
+              <w:widowControl/>
+              <w:bidi w:val="1"/>
+              <w:spacing w:before="36" w:after="36"/>
+              <w:jc w:val="left"/>
+              <w:rPr>
+                <w:kern w:val="0"/>
+                <w:lang w:val="en-US" w:eastAsia="en-US" w:bidi="ar-SA"/>
+              </w:rPr>
+            </w:pPr>
+            <w:r>
+              <w:rPr>
+                <w:kern w:val="0"/>
+                <w:rtl w:val="true"/>
+                <w:lang w:val="en-US" w:eastAsia="en-US" w:bidi="ar-SA"/>
+              </w:rPr>
+              <w:t>ب</w:t>
+            </w:r>
+            <w:r>
+              <w:rPr>
+                <w:kern w:val="0"/>
+                <w:rtl w:val="true"/>
+                <w:lang w:val="en-US" w:eastAsia="en-US" w:bidi="ar-SA"/>
+              </w:rPr>
+              <w:t>-</w:t>
+            </w:r>
+            <w:r>
+              <w:rPr>
+                <w:kern w:val="0"/>
+                <w:lang w:val="en-US" w:eastAsia="en-US" w:bidi="ar-SA"/>
+              </w:rPr>
+              <w:t>3</w:t>
+            </w:r>
+            <w:r>
+              <w:rPr>
+                <w:kern w:val="0"/>
+                <w:rtl w:val="true"/>
+                <w:lang w:val="en-US" w:eastAsia="en-US" w:bidi="ar-SA"/>
+              </w:rPr>
+              <w:t xml:space="preserve"> </w:t>
+            </w:r>
+            <w:r>
+              <w:rPr>
+                <w:kern w:val="0"/>
+                <w:rtl w:val="true"/>
+                <w:lang w:val="en-US" w:eastAsia="en-US" w:bidi="ar-SA"/>
+              </w:rPr>
+              <w:t>الجرد</w:t>
+            </w:r>
+          </w:p>
+        </w:tc>
+        <w:tc>
+          <w:tcPr>
+            <w:tcW w:w="2929" w:type="dxa"/>
+            <w:tcBorders>
+              <w:top w:val="single" w:sz="4" w:space="0" w:color="808080"/>
+              <w:left w:val="single" w:sz="4" w:space="0" w:color="808080"/>
+              <w:bottom w:val="single" w:sz="4" w:space="0" w:color="808080"/>
+              <w:right w:val="single" w:sz="4" w:space="0" w:color="808080"/>
+            </w:tcBorders>
+          </w:tcPr>
+          <w:p>
+            <w:pPr>
+              <w:pStyle w:val="Compact"/>
+              <w:widowControl/>
+              <w:bidi w:val="1"/>
+              <w:spacing w:before="36" w:after="36"/>
+              <w:jc w:val="left"/>
+              <w:rPr>
+                <w:kern w:val="0"/>
+                <w:lang w:val="en-US" w:eastAsia="en-US" w:bidi="ar-SA"/>
+              </w:rPr>
+            </w:pPr>
+            <w:r>
+              <w:rPr>
+                <w:kern w:val="0"/>
+                <w:rtl w:val="true"/>
+                <w:lang w:val="en-US" w:eastAsia="en-US" w:bidi="ar-SA"/>
+              </w:rPr>
+              <w:t xml:space="preserve">منجز </w:t>
+            </w:r>
+            <w:r>
+              <w:rPr>
+                <w:kern w:val="0"/>
+                <w:rtl w:val="true"/>
+                <w:lang w:val="en-US" w:eastAsia="en-US" w:bidi="ar-SA"/>
+              </w:rPr>
+              <w:t>(</w:t>
+            </w:r>
+            <w:r>
+              <w:rPr>
+                <w:kern w:val="0"/>
+                <w:lang w:val="en-US" w:eastAsia="en-US" w:bidi="ar-SA"/>
+              </w:rPr>
+              <w:t>D-125</w:t>
+            </w:r>
+            <w:r>
+              <w:rPr>
+                <w:kern w:val="0"/>
+                <w:rtl w:val="true"/>
+                <w:lang w:val="en-US" w:eastAsia="en-US" w:bidi="ar-SA"/>
+              </w:rPr>
+              <w:t>)</w:t>
+            </w:r>
+          </w:p>
+        </w:tc>
+        <w:tc>
+          <w:tcPr>
+            <w:tcW w:w="2930" w:type="dxa"/>
+            <w:tcBorders>
+              <w:top w:val="single" w:sz="4" w:space="0" w:color="808080"/>
+              <w:left w:val="single" w:sz="4" w:space="0" w:color="808080"/>
+              <w:bottom w:val="single" w:sz="4" w:space="0" w:color="808080"/>
+              <w:right w:val="single" w:sz="4" w:space="0" w:color="808080"/>
+            </w:tcBorders>
+          </w:tcPr>
+          <w:p>
+            <w:pPr>
+              <w:pStyle w:val="Compact"/>
+              <w:widowControl/>
+              <w:bidi w:val="1"/>
+              <w:spacing w:before="36" w:after="36"/>
+              <w:jc w:val="left"/>
+              <w:rPr>
+                <w:kern w:val="0"/>
+                <w:lang w:val="en-US" w:eastAsia="en-US" w:bidi="ar-SA"/>
+              </w:rPr>
+            </w:pPr>
+            <w:r>
+              <w:rPr>
+                <w:kern w:val="0"/>
+                <w:rtl w:val="true"/>
+                <w:lang w:val="en-US" w:eastAsia="en-US" w:bidi="ar-SA"/>
+              </w:rPr>
+              <w:t xml:space="preserve">صار </w:t>
+            </w:r>
+            <w:r>
+              <w:rPr>
+                <w:rStyle w:val="VerbatimChar"/>
+                <w:kern w:val="0"/>
+                <w:lang w:val="en-US" w:eastAsia="en-US" w:bidi="ar-SA"/>
+              </w:rPr>
+              <w:t>‎</w:t>
+            </w:r>
+            <w:r>
+              <w:rPr>
+                <w:rStyle w:val="VerbatimChar"/>
+                <w:kern w:val="0"/>
+                <w:lang w:val="en-US" w:eastAsia="en-US" w:bidi="ar-SA"/>
+              </w:rPr>
+              <w:t>scripts/posthoc/a9_inventory.py‎</w:t>
+            </w:r>
+            <w:r>
+              <w:rPr>
+                <w:kern w:val="0"/>
+                <w:rtl w:val="true"/>
+                <w:lang w:val="en-US" w:eastAsia="en-US" w:bidi="ar-SA"/>
+              </w:rPr>
+              <w:t xml:space="preserve"> </w:t>
+            </w:r>
+            <w:r>
+              <w:rPr>
+                <w:kern w:val="0"/>
+                <w:rtl w:val="true"/>
+                <w:lang w:val="en-US" w:eastAsia="en-US" w:bidi="ar-SA"/>
+              </w:rPr>
+              <w:t xml:space="preserve">يلتقط كل ملف بيانات </w:t>
+            </w:r>
+            <w:r>
+              <w:rPr>
+                <w:kern w:val="0"/>
+                <w:rtl w:val="true"/>
+                <w:lang w:val="en-US" w:eastAsia="en-US" w:bidi="ar-SA"/>
+              </w:rPr>
+              <w:t>(</w:t>
+            </w:r>
+            <w:r>
+              <w:rPr>
+                <w:kern w:val="0"/>
+                <w:lang w:val="en-US" w:eastAsia="en-US" w:bidi="ar-SA"/>
+              </w:rPr>
+              <w:t>csv</w:t>
+            </w:r>
+            <w:r>
+              <w:rPr>
+                <w:kern w:val="0"/>
+                <w:rtl w:val="true"/>
+                <w:lang w:val="en-US" w:eastAsia="en-US" w:bidi="ar-SA"/>
+              </w:rPr>
+              <w:t xml:space="preserve"> </w:t>
+            </w:r>
+            <w:r>
+              <w:rPr>
+                <w:kern w:val="0"/>
+                <w:rtl w:val="true"/>
+                <w:lang w:val="en-US" w:eastAsia="en-US" w:bidi="ar-SA"/>
+              </w:rPr>
+              <w:t xml:space="preserve">أو </w:t>
+            </w:r>
+            <w:r>
+              <w:rPr>
+                <w:kern w:val="0"/>
+                <w:lang w:val="en-US" w:eastAsia="en-US" w:bidi="ar-SA"/>
+              </w:rPr>
+              <w:t>json</w:t>
+            </w:r>
+            <w:r>
+              <w:rPr>
+                <w:kern w:val="0"/>
+                <w:rtl w:val="true"/>
+                <w:lang w:val="en-US" w:eastAsia="en-US" w:bidi="ar-SA"/>
+              </w:rPr>
+              <w:t xml:space="preserve">) </w:t>
+            </w:r>
+            <w:r>
+              <w:rPr>
+                <w:kern w:val="0"/>
+                <w:rtl w:val="true"/>
+                <w:lang w:val="en-US" w:eastAsia="en-US" w:bidi="ar-SA"/>
+              </w:rPr>
+              <w:t xml:space="preserve">يستشهد نص الملحق هـ بمساره </w:t>
+            </w:r>
+            <w:r>
+              <w:rPr>
+                <w:rStyle w:val="VerbatimChar"/>
+                <w:kern w:val="0"/>
+                <w:lang w:val="en-US" w:eastAsia="en-US" w:bidi="ar-SA"/>
+              </w:rPr>
+              <w:t>‎</w:t>
+            </w:r>
+            <w:r>
+              <w:rPr>
+                <w:rStyle w:val="VerbatimChar"/>
+                <w:kern w:val="0"/>
+                <w:lang w:val="en-US" w:eastAsia="en-US" w:bidi="ar-SA"/>
+              </w:rPr>
+              <w:t>results/posthoc/…‎</w:t>
+            </w:r>
+            <w:r>
+              <w:rPr>
+                <w:kern w:val="0"/>
+                <w:rtl w:val="true"/>
+                <w:lang w:val="en-US" w:eastAsia="en-US" w:bidi="ar-SA"/>
+              </w:rPr>
+              <w:t xml:space="preserve"> </w:t>
+            </w:r>
+            <w:r>
+              <w:rPr>
+                <w:kern w:val="0"/>
+                <w:rtl w:val="true"/>
+                <w:lang w:val="en-US" w:eastAsia="en-US" w:bidi="ar-SA"/>
+              </w:rPr>
+              <w:t xml:space="preserve">دون أن يقرأه مولّده، فيعلّمه </w:t>
+            </w:r>
+            <w:r>
+              <w:rPr>
+                <w:kern w:val="0"/>
+                <w:rtl w:val="true"/>
+                <w:lang w:val="en-US" w:eastAsia="en-US" w:bidi="ar-SA"/>
+              </w:rPr>
+              <w:t>«</w:t>
+            </w:r>
+            <w:r>
+              <w:rPr>
+                <w:kern w:val="0"/>
+                <w:rtl w:val="true"/>
+                <w:lang w:val="en-US" w:eastAsia="en-US" w:bidi="ar-SA"/>
+              </w:rPr>
+              <w:t>نعم، يُستشهد به في النص</w:t>
+            </w:r>
+            <w:r>
+              <w:rPr>
+                <w:kern w:val="0"/>
+                <w:rtl w:val="true"/>
+                <w:lang w:val="en-US" w:eastAsia="en-US" w:bidi="ar-SA"/>
+              </w:rPr>
+              <w:t xml:space="preserve">» </w:t>
+            </w:r>
+            <w:r>
+              <w:rPr>
+                <w:kern w:val="0"/>
+                <w:rtl w:val="true"/>
+                <w:lang w:val="en-US" w:eastAsia="en-US" w:bidi="ar-SA"/>
+              </w:rPr>
+              <w:t>مع القسم الذي يقع فيه الاستشهاد</w:t>
+            </w:r>
+            <w:r>
+              <w:rPr>
+                <w:kern w:val="0"/>
+                <w:rtl w:val="true"/>
+                <w:lang w:val="en-US" w:eastAsia="en-US" w:bidi="ar-SA"/>
+              </w:rPr>
+              <w:t xml:space="preserve">. </w:t>
+            </w:r>
+            <w:r>
+              <w:rPr>
+                <w:kern w:val="0"/>
+                <w:rtl w:val="true"/>
+                <w:lang w:val="en-US" w:eastAsia="en-US" w:bidi="ar-SA"/>
+              </w:rPr>
+              <w:t>والقاعدة عامة لا استثناء باسم</w:t>
+            </w:r>
+            <w:r>
+              <w:rPr>
+                <w:kern w:val="0"/>
+                <w:rtl w:val="true"/>
+                <w:lang w:val="en-US" w:eastAsia="en-US" w:bidi="ar-SA"/>
+              </w:rPr>
+              <w:t xml:space="preserve">. </w:t>
+            </w:r>
+            <w:r>
+              <w:rPr>
+                <w:kern w:val="0"/>
+                <w:rtl w:val="true"/>
+                <w:lang w:val="en-US" w:eastAsia="en-US" w:bidi="ar-SA"/>
+              </w:rPr>
+              <w:t xml:space="preserve">وأُعيد توليد </w:t>
+            </w:r>
+            <w:r>
+              <w:rPr>
+                <w:rStyle w:val="VerbatimChar"/>
+                <w:kern w:val="0"/>
+                <w:lang w:val="en-US" w:eastAsia="en-US" w:bidi="ar-SA"/>
+              </w:rPr>
+              <w:t>‎</w:t>
+            </w:r>
+            <w:r>
+              <w:rPr>
+                <w:rStyle w:val="VerbatimChar"/>
+                <w:kern w:val="0"/>
+                <w:lang w:val="en-US" w:eastAsia="en-US" w:bidi="ar-SA"/>
+              </w:rPr>
+              <w:t>results/posthoc/INVENTORY.md‎</w:t>
+            </w:r>
+            <w:r>
+              <w:rPr>
+                <w:kern w:val="0"/>
+                <w:rtl w:val="true"/>
+                <w:lang w:val="en-US" w:eastAsia="en-US" w:bidi="ar-SA"/>
+              </w:rPr>
+              <w:t xml:space="preserve"> </w:t>
+            </w:r>
+            <w:r>
+              <w:rPr>
+                <w:kern w:val="0"/>
+                <w:rtl w:val="true"/>
+                <w:lang w:val="en-US" w:eastAsia="en-US" w:bidi="ar-SA"/>
+              </w:rPr>
+              <w:t>بالأداة، ولم يُحرَّر يدوياً</w:t>
+            </w:r>
+            <w:r>
+              <w:rPr>
+                <w:kern w:val="0"/>
+                <w:rtl w:val="true"/>
+                <w:lang w:val="en-US" w:eastAsia="en-US" w:bidi="ar-SA"/>
+              </w:rPr>
+              <w:t xml:space="preserve">. </w:t>
+            </w:r>
+            <w:r>
+              <w:rPr>
+                <w:kern w:val="0"/>
+                <w:rtl w:val="true"/>
+                <w:lang w:val="en-US" w:eastAsia="en-US" w:bidi="ar-SA"/>
+              </w:rPr>
+              <w:t>والفرق صفان كما توقّع المحضر</w:t>
+            </w:r>
+            <w:r>
+              <w:rPr>
+                <w:kern w:val="0"/>
+                <w:rtl w:val="true"/>
+                <w:lang w:val="en-US" w:eastAsia="en-US" w:bidi="ar-SA"/>
+              </w:rPr>
+              <w:t xml:space="preserve">: </w:t>
+            </w:r>
+            <w:r>
+              <w:rPr>
+                <w:rStyle w:val="VerbatimChar"/>
+                <w:kern w:val="0"/>
+                <w:lang w:val="en-US" w:eastAsia="en-US" w:bidi="ar-SA"/>
+              </w:rPr>
+              <w:t>‎a6_personalization_mall_weights.csv‎</w:t>
+            </w:r>
+            <w:r>
+              <w:rPr>
+                <w:kern w:val="0"/>
+                <w:rtl w:val="true"/>
+                <w:lang w:val="en-US" w:eastAsia="en-US" w:bidi="ar-SA"/>
+              </w:rPr>
+              <w:t xml:space="preserve"> (</w:t>
+            </w:r>
+            <w:r>
+              <w:rPr>
+                <w:kern w:val="0"/>
+                <w:rtl w:val="true"/>
+                <w:lang w:val="en-US" w:eastAsia="en-US" w:bidi="ar-SA"/>
+              </w:rPr>
+              <w:t>نص القسم هـ</w:t>
+            </w:r>
+            <w:r>
+              <w:rPr>
+                <w:kern w:val="0"/>
+                <w:rtl w:val="true"/>
+                <w:lang w:val="en-US" w:eastAsia="en-US" w:bidi="ar-SA"/>
+              </w:rPr>
+              <w:t>-</w:t>
+            </w:r>
+            <w:r>
+              <w:rPr>
+                <w:kern w:val="0"/>
+                <w:lang w:val="en-US" w:eastAsia="en-US" w:bidi="ar-SA"/>
+              </w:rPr>
+              <w:t>7</w:t>
+            </w:r>
+            <w:r>
+              <w:rPr>
+                <w:kern w:val="0"/>
+                <w:rtl w:val="true"/>
+                <w:lang w:val="en-US" w:eastAsia="en-US" w:bidi="ar-SA"/>
+              </w:rPr>
+              <w:t>)</w:t>
+            </w:r>
+            <w:r>
+              <w:rPr>
+                <w:kern w:val="0"/>
+                <w:rtl w:val="true"/>
+                <w:lang w:val="en-US" w:eastAsia="en-US" w:bidi="ar-SA"/>
+              </w:rPr>
+              <w:t>، و</w:t>
+            </w:r>
+            <w:r>
+              <w:rPr>
+                <w:rStyle w:val="VerbatimChar"/>
+                <w:kern w:val="0"/>
+                <w:lang w:val="en-US" w:eastAsia="en-US" w:bidi="ar-SA"/>
+              </w:rPr>
+              <w:t>‎</w:t>
+            </w:r>
+            <w:r>
+              <w:rPr>
+                <w:rStyle w:val="VerbatimChar"/>
+                <w:kern w:val="0"/>
+                <w:lang w:val="en-US" w:eastAsia="en-US" w:bidi="ar-SA"/>
+              </w:rPr>
+              <w:t>a11_reproduction_checks.csv‎</w:t>
+            </w:r>
+            <w:r>
+              <w:rPr>
+                <w:kern w:val="0"/>
+                <w:rtl w:val="true"/>
+                <w:lang w:val="en-US" w:eastAsia="en-US" w:bidi="ar-SA"/>
+              </w:rPr>
+              <w:t xml:space="preserve"> (</w:t>
+            </w:r>
+            <w:r>
+              <w:rPr>
+                <w:kern w:val="0"/>
+                <w:rtl w:val="true"/>
+                <w:lang w:val="en-US" w:eastAsia="en-US" w:bidi="ar-SA"/>
+              </w:rPr>
+              <w:t>نص القسم هـ</w:t>
+            </w:r>
+            <w:r>
+              <w:rPr>
+                <w:kern w:val="0"/>
+                <w:rtl w:val="true"/>
+                <w:lang w:val="en-US" w:eastAsia="en-US" w:bidi="ar-SA"/>
+              </w:rPr>
+              <w:t>-</w:t>
+            </w:r>
+            <w:r>
+              <w:rPr>
+                <w:kern w:val="0"/>
+                <w:lang w:val="en-US" w:eastAsia="en-US" w:bidi="ar-SA"/>
+              </w:rPr>
+              <w:t>10</w:t>
+            </w:r>
+            <w:r>
+              <w:rPr>
+                <w:kern w:val="0"/>
+                <w:rtl w:val="true"/>
+                <w:lang w:val="en-US" w:eastAsia="en-US" w:bidi="ar-SA"/>
+              </w:rPr>
+              <w:t xml:space="preserve">، وكان موصوفاً خطأً بأنه </w:t>
+            </w:r>
+            <w:r>
+              <w:rPr>
+                <w:kern w:val="0"/>
+                <w:rtl w:val="true"/>
+                <w:lang w:val="en-US" w:eastAsia="en-US" w:bidi="ar-SA"/>
+              </w:rPr>
+              <w:t>«</w:t>
+            </w:r>
+            <w:r>
+              <w:rPr>
+                <w:kern w:val="0"/>
+                <w:rtl w:val="true"/>
+                <w:lang w:val="en-US" w:eastAsia="en-US" w:bidi="ar-SA"/>
+              </w:rPr>
+              <w:t>لا يُعرض</w:t>
+            </w:r>
+            <w:r>
+              <w:rPr>
+                <w:kern w:val="0"/>
+                <w:rtl w:val="true"/>
+                <w:lang w:val="en-US" w:eastAsia="en-US" w:bidi="ar-SA"/>
+              </w:rPr>
+              <w:t xml:space="preserve">»). </w:t>
+            </w:r>
+            <w:r>
+              <w:rPr>
+                <w:kern w:val="0"/>
+                <w:rtl w:val="true"/>
+                <w:lang w:val="en-US" w:eastAsia="en-US" w:bidi="ar-SA"/>
+              </w:rPr>
+              <w:t>ومعهما سطر في رأس الجرد يسرد الملفين، وجملة الوصف في المقدمة</w:t>
+            </w:r>
+            <w:r>
+              <w:rPr>
+                <w:kern w:val="0"/>
+                <w:rtl w:val="true"/>
+                <w:lang w:val="en-US" w:eastAsia="en-US" w:bidi="ar-SA"/>
+              </w:rPr>
+              <w:t xml:space="preserve">. </w:t>
+            </w:r>
+            <w:r>
+              <w:rPr>
+                <w:kern w:val="0"/>
+                <w:rtl w:val="true"/>
+                <w:lang w:val="en-US" w:eastAsia="en-US" w:bidi="ar-SA"/>
+              </w:rPr>
+              <w:t>وأعطى تشغيل ثانٍ الملف نفسه</w:t>
+            </w:r>
+          </w:p>
+        </w:tc>
+      </w:tr>
+      <w:tr>
+        <w:trPr/>
+        <w:tc>
+          <w:tcPr>
+            <w:tcW w:w="2929" w:type="dxa"/>
+            <w:tcBorders>
+              <w:top w:val="single" w:sz="4" w:space="0" w:color="808080"/>
+              <w:left w:val="single" w:sz="4" w:space="0" w:color="808080"/>
+              <w:bottom w:val="single" w:sz="4" w:space="0" w:color="808080"/>
+              <w:right w:val="single" w:sz="4" w:space="0" w:color="808080"/>
+            </w:tcBorders>
+          </w:tcPr>
+          <w:p>
+            <w:pPr>
+              <w:pStyle w:val="Compact"/>
+              <w:widowControl/>
+              <w:bidi w:val="1"/>
+              <w:spacing w:before="36" w:after="36"/>
+              <w:jc w:val="left"/>
+              <w:rPr>
+                <w:kern w:val="0"/>
+                <w:lang w:val="en-US" w:eastAsia="en-US" w:bidi="ar-SA"/>
+              </w:rPr>
+            </w:pPr>
+            <w:r>
+              <w:rPr>
+                <w:kern w:val="0"/>
+                <w:rtl w:val="true"/>
+                <w:lang w:val="en-US" w:eastAsia="en-US" w:bidi="ar-SA"/>
+              </w:rPr>
+              <w:t>ب</w:t>
+            </w:r>
+            <w:r>
+              <w:rPr>
+                <w:kern w:val="0"/>
+                <w:rtl w:val="true"/>
+                <w:lang w:val="en-US" w:eastAsia="en-US" w:bidi="ar-SA"/>
+              </w:rPr>
+              <w:t>-</w:t>
+            </w:r>
+            <w:r>
+              <w:rPr>
+                <w:kern w:val="0"/>
+                <w:lang w:val="en-US" w:eastAsia="en-US" w:bidi="ar-SA"/>
+              </w:rPr>
+              <w:t>4</w:t>
+            </w:r>
+            <w:r>
+              <w:rPr>
+                <w:kern w:val="0"/>
+                <w:rtl w:val="true"/>
+                <w:lang w:val="en-US" w:eastAsia="en-US" w:bidi="ar-SA"/>
+              </w:rPr>
+              <w:t xml:space="preserve"> </w:t>
+            </w:r>
+            <w:r>
+              <w:rPr>
+                <w:kern w:val="0"/>
+                <w:rtl w:val="true"/>
+                <w:lang w:val="en-US" w:eastAsia="en-US" w:bidi="ar-SA"/>
+              </w:rPr>
+              <w:t xml:space="preserve">الفقرة الطويلة في </w:t>
+            </w:r>
+            <w:r>
+              <w:rPr>
+                <w:kern w:val="0"/>
+                <w:lang w:val="en-US" w:eastAsia="en-US" w:bidi="ar-SA"/>
+              </w:rPr>
+              <w:t>6</w:t>
+            </w:r>
+            <w:r>
+              <w:rPr>
+                <w:kern w:val="0"/>
+                <w:rtl w:val="true"/>
+                <w:lang w:val="en-US" w:eastAsia="en-US" w:bidi="ar-SA"/>
+              </w:rPr>
+              <w:t>-</w:t>
+            </w:r>
+            <w:r>
+              <w:rPr>
+                <w:kern w:val="0"/>
+                <w:lang w:val="en-US" w:eastAsia="en-US" w:bidi="ar-SA"/>
+              </w:rPr>
+              <w:t>5</w:t>
+            </w:r>
+          </w:p>
+        </w:tc>
+        <w:tc>
+          <w:tcPr>
+            <w:tcW w:w="2929" w:type="dxa"/>
+            <w:tcBorders>
+              <w:top w:val="single" w:sz="4" w:space="0" w:color="808080"/>
+              <w:left w:val="single" w:sz="4" w:space="0" w:color="808080"/>
+              <w:bottom w:val="single" w:sz="4" w:space="0" w:color="808080"/>
+              <w:right w:val="single" w:sz="4" w:space="0" w:color="808080"/>
+            </w:tcBorders>
+          </w:tcPr>
+          <w:p>
+            <w:pPr>
+              <w:pStyle w:val="Compact"/>
+              <w:widowControl/>
+              <w:bidi w:val="1"/>
+              <w:spacing w:before="36" w:after="36"/>
+              <w:jc w:val="left"/>
+              <w:rPr>
+                <w:kern w:val="0"/>
+                <w:lang w:val="en-US" w:eastAsia="en-US" w:bidi="ar-SA"/>
+              </w:rPr>
+            </w:pPr>
+            <w:r>
+              <w:rPr>
+                <w:kern w:val="0"/>
+                <w:rtl w:val="true"/>
+                <w:lang w:val="en-US" w:eastAsia="en-US" w:bidi="ar-SA"/>
+              </w:rPr>
+              <w:t xml:space="preserve">منجز </w:t>
+            </w:r>
+            <w:r>
+              <w:rPr>
+                <w:kern w:val="0"/>
+                <w:rtl w:val="true"/>
+                <w:lang w:val="en-US" w:eastAsia="en-US" w:bidi="ar-SA"/>
+              </w:rPr>
+              <w:t>(</w:t>
+            </w:r>
+            <w:r>
+              <w:rPr>
+                <w:kern w:val="0"/>
+                <w:lang w:val="en-US" w:eastAsia="en-US" w:bidi="ar-SA"/>
+              </w:rPr>
+              <w:t>D-126</w:t>
+            </w:r>
+            <w:r>
+              <w:rPr>
+                <w:kern w:val="0"/>
+                <w:rtl w:val="true"/>
+                <w:lang w:val="en-US" w:eastAsia="en-US" w:bidi="ar-SA"/>
+              </w:rPr>
+              <w:t>)</w:t>
+            </w:r>
+          </w:p>
+        </w:tc>
+        <w:tc>
+          <w:tcPr>
+            <w:tcW w:w="2930" w:type="dxa"/>
+            <w:tcBorders>
+              <w:top w:val="single" w:sz="4" w:space="0" w:color="808080"/>
+              <w:left w:val="single" w:sz="4" w:space="0" w:color="808080"/>
+              <w:bottom w:val="single" w:sz="4" w:space="0" w:color="808080"/>
+              <w:right w:val="single" w:sz="4" w:space="0" w:color="808080"/>
+            </w:tcBorders>
+          </w:tcPr>
+          <w:p>
+            <w:pPr>
+              <w:pStyle w:val="Compact"/>
+              <w:widowControl/>
+              <w:bidi w:val="1"/>
+              <w:spacing w:before="36" w:after="36"/>
+              <w:jc w:val="left"/>
+              <w:rPr>
+                <w:kern w:val="0"/>
+                <w:lang w:val="en-US" w:eastAsia="en-US" w:bidi="ar-SA"/>
+              </w:rPr>
+            </w:pPr>
+            <w:r>
+              <w:rPr>
+                <w:kern w:val="0"/>
+                <w:rtl w:val="true"/>
+                <w:lang w:val="en-US" w:eastAsia="en-US" w:bidi="ar-SA"/>
+              </w:rPr>
+              <w:t xml:space="preserve">قُسمت الفقرة الثانية في إدراج السطر </w:t>
+            </w:r>
+            <w:r>
+              <w:rPr>
+                <w:kern w:val="0"/>
+                <w:lang w:val="en-US" w:eastAsia="en-US" w:bidi="ar-SA"/>
+              </w:rPr>
+              <w:t>51</w:t>
+            </w:r>
+            <w:r>
+              <w:rPr>
+                <w:kern w:val="0"/>
+                <w:rtl w:val="true"/>
+                <w:lang w:val="en-US" w:eastAsia="en-US" w:bidi="ar-SA"/>
+              </w:rPr>
+              <w:t xml:space="preserve"> </w:t>
+            </w:r>
+            <w:r>
+              <w:rPr>
+                <w:kern w:val="0"/>
+                <w:rtl w:val="true"/>
+                <w:lang w:val="en-US" w:eastAsia="en-US" w:bidi="ar-SA"/>
+              </w:rPr>
+              <w:t xml:space="preserve">من </w:t>
+            </w:r>
+            <w:r>
+              <w:rPr>
+                <w:rStyle w:val="VerbatimChar"/>
+                <w:kern w:val="0"/>
+                <w:lang w:val="en-US" w:eastAsia="en-US" w:bidi="ar-SA"/>
+              </w:rPr>
+              <w:t>‎</w:t>
+            </w:r>
+            <w:r>
+              <w:rPr>
+                <w:rStyle w:val="VerbatimChar"/>
+                <w:kern w:val="0"/>
+                <w:lang w:val="en-US" w:eastAsia="en-US" w:bidi="ar-SA"/>
+              </w:rPr>
+              <w:t>scripts/thesis/build_ch6.py‎</w:t>
+            </w:r>
+            <w:r>
+              <w:rPr>
+                <w:kern w:val="0"/>
+                <w:rtl w:val="true"/>
+                <w:lang w:val="en-US" w:eastAsia="en-US" w:bidi="ar-SA"/>
+              </w:rPr>
+              <w:t xml:space="preserve"> </w:t>
+            </w:r>
+            <w:r>
+              <w:rPr>
+                <w:kern w:val="0"/>
+                <w:rtl w:val="true"/>
+                <w:lang w:val="en-US" w:eastAsia="en-US" w:bidi="ar-SA"/>
+              </w:rPr>
+              <w:t>ثلاث فقرات بالكلمات نفسها وترتيبها</w:t>
+            </w:r>
+            <w:r>
+              <w:rPr>
+                <w:kern w:val="0"/>
+                <w:rtl w:val="true"/>
+                <w:lang w:val="en-US" w:eastAsia="en-US" w:bidi="ar-SA"/>
+              </w:rPr>
+              <w:t>: (</w:t>
+            </w:r>
+            <w:r>
+              <w:rPr>
+                <w:kern w:val="0"/>
+                <w:lang w:val="en-US" w:eastAsia="en-US" w:bidi="ar-SA"/>
+              </w:rPr>
+              <w:t>1</w:t>
+            </w:r>
+            <w:r>
+              <w:rPr>
+                <w:kern w:val="0"/>
+                <w:rtl w:val="true"/>
+                <w:lang w:val="en-US" w:eastAsia="en-US" w:bidi="ar-SA"/>
+              </w:rPr>
+              <w:t xml:space="preserve">) </w:t>
+            </w:r>
+            <w:r>
+              <w:rPr>
+                <w:kern w:val="0"/>
+                <w:rtl w:val="true"/>
+                <w:lang w:val="en-US" w:eastAsia="en-US" w:bidi="ar-SA"/>
+              </w:rPr>
+              <w:t xml:space="preserve">القيد الأول، عدم تكافؤ المعلومة وحساسية المجمّع الكامل؛ </w:t>
+            </w:r>
+            <w:r>
+              <w:rPr>
+                <w:kern w:val="0"/>
+                <w:rtl w:val="true"/>
+                <w:lang w:val="en-US" w:eastAsia="en-US" w:bidi="ar-SA"/>
+              </w:rPr>
+              <w:t>(</w:t>
+            </w:r>
+            <w:r>
+              <w:rPr>
+                <w:kern w:val="0"/>
+                <w:lang w:val="en-US" w:eastAsia="en-US" w:bidi="ar-SA"/>
+              </w:rPr>
+              <w:t>2</w:t>
+            </w:r>
+            <w:r>
+              <w:rPr>
+                <w:kern w:val="0"/>
+                <w:rtl w:val="true"/>
+                <w:lang w:val="en-US" w:eastAsia="en-US" w:bidi="ar-SA"/>
+              </w:rPr>
+              <w:t xml:space="preserve">) </w:t>
+            </w:r>
+            <w:r>
+              <w:rPr>
+                <w:kern w:val="0"/>
+                <w:rtl w:val="true"/>
+                <w:lang w:val="en-US" w:eastAsia="en-US" w:bidi="ar-SA"/>
+              </w:rPr>
+              <w:t xml:space="preserve">القيدان الثاني والثالث واتجاه الفرق مع نقطة القطع؛ </w:t>
+            </w:r>
+            <w:r>
+              <w:rPr>
+                <w:kern w:val="0"/>
+                <w:rtl w:val="true"/>
+                <w:lang w:val="en-US" w:eastAsia="en-US" w:bidi="ar-SA"/>
+              </w:rPr>
+              <w:t>(</w:t>
+            </w:r>
+            <w:r>
+              <w:rPr>
+                <w:kern w:val="0"/>
+                <w:lang w:val="en-US" w:eastAsia="en-US" w:bidi="ar-SA"/>
+              </w:rPr>
+              <w:t>3</w:t>
+            </w:r>
+            <w:r>
+              <w:rPr>
+                <w:kern w:val="0"/>
+                <w:rtl w:val="true"/>
+                <w:lang w:val="en-US" w:eastAsia="en-US" w:bidi="ar-SA"/>
+              </w:rPr>
+              <w:t xml:space="preserve">) </w:t>
+            </w:r>
+            <w:r>
+              <w:rPr>
+                <w:kern w:val="0"/>
+                <w:rtl w:val="true"/>
+                <w:lang w:val="en-US" w:eastAsia="en-US" w:bidi="ar-SA"/>
+              </w:rPr>
+              <w:t xml:space="preserve">التحليل اللاحق المتكافئ في المعلومة </w:t>
+            </w:r>
+            <w:r>
+              <w:rPr>
+                <w:kern w:val="0"/>
+                <w:rtl w:val="true"/>
+                <w:lang w:val="en-US" w:eastAsia="en-US" w:bidi="ar-SA"/>
+              </w:rPr>
+              <w:t>(</w:t>
+            </w:r>
+            <w:r>
+              <w:rPr>
+                <w:kern w:val="0"/>
+                <w:rtl w:val="true"/>
+                <w:lang w:val="en-US" w:eastAsia="en-US" w:bidi="ar-SA"/>
+              </w:rPr>
+              <w:t>هـ</w:t>
+            </w:r>
+            <w:r>
+              <w:rPr>
+                <w:kern w:val="0"/>
+                <w:rtl w:val="true"/>
+                <w:lang w:val="en-US" w:eastAsia="en-US" w:bidi="ar-SA"/>
+              </w:rPr>
+              <w:t>-</w:t>
+            </w:r>
+            <w:r>
+              <w:rPr>
+                <w:kern w:val="0"/>
+                <w:lang w:val="en-US" w:eastAsia="en-US" w:bidi="ar-SA"/>
+              </w:rPr>
+              <w:t>10</w:t>
+            </w:r>
+            <w:r>
+              <w:rPr>
+                <w:kern w:val="0"/>
+                <w:rtl w:val="true"/>
+                <w:lang w:val="en-US" w:eastAsia="en-US" w:bidi="ar-SA"/>
+              </w:rPr>
+              <w:t xml:space="preserve">). </w:t>
+            </w:r>
+            <w:r>
+              <w:rPr>
+                <w:kern w:val="0"/>
+                <w:rtl w:val="true"/>
+                <w:lang w:val="en-US" w:eastAsia="en-US" w:bidi="ar-SA"/>
+              </w:rPr>
+              <w:t>وتبدأ كل فقرة بـ</w:t>
+            </w:r>
+            <w:r>
+              <w:rPr>
+                <w:kern w:val="0"/>
+                <w:rtl w:val="true"/>
+                <w:lang w:val="en-US" w:eastAsia="en-US" w:bidi="ar-SA"/>
+              </w:rPr>
+              <w:t>«</w:t>
+            </w:r>
+            <w:r>
+              <w:rPr>
+                <w:b/>
+                <w:b/>
+                <w:bCs/>
+                <w:kern w:val="0"/>
+                <w:rtl w:val="true"/>
+                <w:lang w:val="en-US" w:eastAsia="en-US" w:bidi="ar-SA"/>
+              </w:rPr>
+              <w:t>بعد النتيجة</w:t>
+            </w:r>
+            <w:r>
+              <w:rPr>
+                <w:b/>
+                <w:bCs/>
+                <w:kern w:val="0"/>
+                <w:rtl w:val="true"/>
+                <w:lang w:val="en-US" w:eastAsia="en-US" w:bidi="ar-SA"/>
+              </w:rPr>
+              <w:t>.</w:t>
+            </w:r>
+            <w:r>
+              <w:rPr>
+                <w:kern w:val="0"/>
+                <w:rtl w:val="true"/>
+                <w:lang w:val="en-US" w:eastAsia="en-US" w:bidi="ar-SA"/>
+              </w:rPr>
+              <w:t>»</w:t>
+            </w:r>
+            <w:r>
+              <w:rPr>
+                <w:kern w:val="0"/>
+                <w:rtl w:val="true"/>
+                <w:lang w:val="en-US" w:eastAsia="en-US" w:bidi="ar-SA"/>
+              </w:rPr>
+              <w:t>، لأن كل فقرة نثرية مضافة إلى الفصل تحمل العلامة ليميزها القارئ من النص المسجل</w:t>
+            </w:r>
+            <w:r>
+              <w:rPr>
+                <w:kern w:val="0"/>
+                <w:rtl w:val="true"/>
+                <w:lang w:val="en-US" w:eastAsia="en-US" w:bidi="ar-SA"/>
+              </w:rPr>
+              <w:t xml:space="preserve">. </w:t>
+            </w:r>
+            <w:r>
+              <w:rPr>
+                <w:kern w:val="0"/>
+                <w:rtl w:val="true"/>
+                <w:lang w:val="en-US" w:eastAsia="en-US" w:bidi="ar-SA"/>
+              </w:rPr>
+              <w:t>فالمتحقق يقبل أسطراً بلا علامة داخل الإدراج، لكن ذلك وُضع لبنود القائمة والجداول</w:t>
+            </w:r>
+            <w:r>
+              <w:rPr>
+                <w:kern w:val="0"/>
+                <w:rtl w:val="true"/>
+                <w:lang w:val="en-US" w:eastAsia="en-US" w:bidi="ar-SA"/>
+              </w:rPr>
+              <w:t xml:space="preserve">. </w:t>
+            </w:r>
+            <w:r>
+              <w:rPr>
+                <w:kern w:val="0"/>
+                <w:rtl w:val="true"/>
+                <w:lang w:val="en-US" w:eastAsia="en-US" w:bidi="ar-SA"/>
+              </w:rPr>
+              <w:t xml:space="preserve">فصار </w:t>
+            </w:r>
+            <w:r>
+              <w:rPr>
+                <w:rStyle w:val="VerbatimChar"/>
+                <w:kern w:val="0"/>
+                <w:lang w:val="en-US" w:eastAsia="en-US" w:bidi="ar-SA"/>
+              </w:rPr>
+              <w:t>‎</w:t>
+            </w:r>
+            <w:r>
+              <w:rPr>
+                <w:rStyle w:val="VerbatimChar"/>
+                <w:kern w:val="0"/>
+                <w:lang w:val="en-US" w:eastAsia="en-US" w:bidi="ar-SA"/>
+              </w:rPr>
+              <w:t>--verify-tag‎</w:t>
+            </w:r>
+            <w:r>
+              <w:rPr>
+                <w:kern w:val="0"/>
+                <w:lang w:val="en-US" w:eastAsia="en-US" w:bidi="ar-SA"/>
+              </w:rPr>
+              <w:t xml:space="preserve">: </w:t>
+            </w:r>
+            <w:r>
+              <w:rPr>
+                <w:rStyle w:val="VerbatimChar"/>
+                <w:kern w:val="0"/>
+                <w:lang w:val="en-US" w:eastAsia="en-US" w:bidi="ar-SA"/>
+              </w:rPr>
+              <w:t>‎{'deleted_branch': 10, 'filled': 10, 'after_result': 27, 'other': []}‎</w:t>
+            </w:r>
+            <w:r>
+              <w:rPr>
+                <w:kern w:val="0"/>
+                <w:rtl w:val="true"/>
+                <w:lang w:val="en-US" w:eastAsia="en-US" w:bidi="ar-SA"/>
+              </w:rPr>
+              <w:t xml:space="preserve"> </w:t>
+            </w:r>
+            <w:r>
+              <w:rPr>
+                <w:kern w:val="0"/>
+                <w:rtl w:val="true"/>
+                <w:lang w:val="en-US" w:eastAsia="en-US" w:bidi="ar-SA"/>
+              </w:rPr>
+              <w:t xml:space="preserve">بدل </w:t>
+            </w:r>
+            <w:r>
+              <w:rPr>
+                <w:kern w:val="0"/>
+                <w:lang w:val="en-US" w:eastAsia="en-US" w:bidi="ar-SA"/>
+              </w:rPr>
+              <w:t>25</w:t>
+            </w:r>
+            <w:r>
+              <w:rPr>
+                <w:kern w:val="0"/>
+                <w:rtl w:val="true"/>
+                <w:lang w:val="en-US" w:eastAsia="en-US" w:bidi="ar-SA"/>
+              </w:rPr>
+              <w:t>، وسبب الفرق مكتوب</w:t>
+            </w:r>
+            <w:r>
+              <w:rPr>
+                <w:kern w:val="0"/>
+                <w:rtl w:val="true"/>
+                <w:lang w:val="en-US" w:eastAsia="en-US" w:bidi="ar-SA"/>
+              </w:rPr>
+              <w:t xml:space="preserve">. </w:t>
+            </w:r>
+            <w:r>
+              <w:rPr>
+                <w:kern w:val="0"/>
+                <w:rtl w:val="true"/>
+                <w:lang w:val="en-US" w:eastAsia="en-US" w:bidi="ar-SA"/>
+              </w:rPr>
+              <w:t xml:space="preserve">ولا يُظهر </w:t>
+            </w:r>
+            <w:r>
+              <w:rPr>
+                <w:rStyle w:val="VerbatimChar"/>
+                <w:kern w:val="0"/>
+                <w:lang w:val="en-US" w:eastAsia="en-US" w:bidi="ar-SA"/>
+              </w:rPr>
+              <w:t>‎</w:t>
+            </w:r>
+            <w:r>
+              <w:rPr>
+                <w:rStyle w:val="VerbatimChar"/>
+                <w:kern w:val="0"/>
+                <w:lang w:val="en-US" w:eastAsia="en-US" w:bidi="ar-SA"/>
+              </w:rPr>
+              <w:t>git diff --word-diff‎</w:t>
+            </w:r>
+            <w:r>
+              <w:rPr>
+                <w:kern w:val="0"/>
+                <w:rtl w:val="true"/>
+                <w:lang w:val="en-US" w:eastAsia="en-US" w:bidi="ar-SA"/>
+              </w:rPr>
+              <w:t xml:space="preserve"> </w:t>
+            </w:r>
+            <w:r>
+              <w:rPr>
+                <w:kern w:val="0"/>
+                <w:rtl w:val="true"/>
+                <w:lang w:val="en-US" w:eastAsia="en-US" w:bidi="ar-SA"/>
+              </w:rPr>
+              <w:t xml:space="preserve">للفصل </w:t>
+            </w:r>
+            <w:r>
+              <w:rPr>
+                <w:kern w:val="0"/>
+                <w:lang w:val="en-US" w:eastAsia="en-US" w:bidi="ar-SA"/>
+              </w:rPr>
+              <w:t>6</w:t>
+            </w:r>
+            <w:r>
+              <w:rPr>
+                <w:kern w:val="0"/>
+                <w:rtl w:val="true"/>
+                <w:lang w:val="en-US" w:eastAsia="en-US" w:bidi="ar-SA"/>
+              </w:rPr>
+              <w:t xml:space="preserve"> </w:t>
+            </w:r>
+            <w:r>
+              <w:rPr>
+                <w:kern w:val="0"/>
+                <w:rtl w:val="true"/>
+                <w:lang w:val="en-US" w:eastAsia="en-US" w:bidi="ar-SA"/>
+              </w:rPr>
+              <w:t>إلا العلامتين المضافتين</w:t>
+            </w:r>
+          </w:p>
+        </w:tc>
+      </w:tr>
+      <w:tr>
+        <w:trPr/>
+        <w:tc>
+          <w:tcPr>
+            <w:tcW w:w="2929" w:type="dxa"/>
+            <w:tcBorders>
+              <w:top w:val="single" w:sz="4" w:space="0" w:color="808080"/>
+              <w:left w:val="single" w:sz="4" w:space="0" w:color="808080"/>
+              <w:bottom w:val="single" w:sz="4" w:space="0" w:color="808080"/>
+              <w:right w:val="single" w:sz="4" w:space="0" w:color="808080"/>
+            </w:tcBorders>
+          </w:tcPr>
+          <w:p>
+            <w:pPr>
+              <w:pStyle w:val="Compact"/>
+              <w:widowControl/>
+              <w:bidi w:val="1"/>
+              <w:spacing w:before="36" w:after="36"/>
+              <w:jc w:val="left"/>
+              <w:rPr>
+                <w:kern w:val="0"/>
+                <w:lang w:val="en-US" w:eastAsia="en-US" w:bidi="ar-SA"/>
+              </w:rPr>
+            </w:pPr>
+            <w:r>
+              <w:rPr>
+                <w:kern w:val="0"/>
+                <w:rtl w:val="true"/>
+                <w:lang w:val="en-US" w:eastAsia="en-US" w:bidi="ar-SA"/>
+              </w:rPr>
+              <w:t>ب</w:t>
+            </w:r>
+            <w:r>
+              <w:rPr>
+                <w:kern w:val="0"/>
+                <w:rtl w:val="true"/>
+                <w:lang w:val="en-US" w:eastAsia="en-US" w:bidi="ar-SA"/>
+              </w:rPr>
+              <w:t>-</w:t>
+            </w:r>
+            <w:r>
+              <w:rPr>
+                <w:kern w:val="0"/>
+                <w:lang w:val="en-US" w:eastAsia="en-US" w:bidi="ar-SA"/>
+              </w:rPr>
+              <w:t>1</w:t>
+            </w:r>
+            <w:r>
+              <w:rPr>
+                <w:kern w:val="0"/>
+                <w:rtl w:val="true"/>
+                <w:lang w:val="en-US" w:eastAsia="en-US" w:bidi="ar-SA"/>
+              </w:rPr>
+              <w:t xml:space="preserve"> </w:t>
+            </w:r>
+            <w:r>
+              <w:rPr>
+                <w:kern w:val="0"/>
+                <w:rtl w:val="true"/>
+                <w:lang w:val="en-US" w:eastAsia="en-US" w:bidi="ar-SA"/>
+              </w:rPr>
+              <w:t>سجل البحث اللاحق</w:t>
+            </w:r>
+          </w:p>
+        </w:tc>
+        <w:tc>
+          <w:tcPr>
+            <w:tcW w:w="2929" w:type="dxa"/>
+            <w:tcBorders>
+              <w:top w:val="single" w:sz="4" w:space="0" w:color="808080"/>
+              <w:left w:val="single" w:sz="4" w:space="0" w:color="808080"/>
+              <w:bottom w:val="single" w:sz="4" w:space="0" w:color="808080"/>
+              <w:right w:val="single" w:sz="4" w:space="0" w:color="808080"/>
+            </w:tcBorders>
+          </w:tcPr>
+          <w:p>
+            <w:pPr>
+              <w:pStyle w:val="Compact"/>
+              <w:widowControl/>
+              <w:bidi w:val="1"/>
+              <w:spacing w:before="36" w:after="36"/>
+              <w:jc w:val="left"/>
+              <w:rPr>
+                <w:kern w:val="0"/>
+                <w:lang w:val="en-US" w:eastAsia="en-US" w:bidi="ar-SA"/>
+              </w:rPr>
+            </w:pPr>
+            <w:r>
+              <w:rPr>
+                <w:kern w:val="0"/>
+                <w:rtl w:val="true"/>
+                <w:lang w:val="en-US" w:eastAsia="en-US" w:bidi="ar-SA"/>
+              </w:rPr>
+              <w:t xml:space="preserve">منجز </w:t>
+            </w:r>
+            <w:r>
+              <w:rPr>
+                <w:kern w:val="0"/>
+                <w:rtl w:val="true"/>
+                <w:lang w:val="en-US" w:eastAsia="en-US" w:bidi="ar-SA"/>
+              </w:rPr>
+              <w:t>(</w:t>
+            </w:r>
+            <w:r>
+              <w:rPr>
+                <w:kern w:val="0"/>
+                <w:lang w:val="en-US" w:eastAsia="en-US" w:bidi="ar-SA"/>
+              </w:rPr>
+              <w:t>D-127</w:t>
+            </w:r>
+            <w:r>
+              <w:rPr>
+                <w:kern w:val="0"/>
+                <w:rtl w:val="true"/>
+                <w:lang w:val="en-US" w:eastAsia="en-US" w:bidi="ar-SA"/>
+              </w:rPr>
+              <w:t>)</w:t>
+            </w:r>
+            <w:r>
+              <w:rPr>
+                <w:kern w:val="0"/>
+                <w:rtl w:val="true"/>
+                <w:lang w:val="en-US" w:eastAsia="en-US" w:bidi="ar-SA"/>
+              </w:rPr>
+              <w:t>، وبقيت نتيجة مرشحة للطالب والمشرف الفعلي</w:t>
+            </w:r>
+          </w:p>
+        </w:tc>
+        <w:tc>
+          <w:tcPr>
+            <w:tcW w:w="2930" w:type="dxa"/>
+            <w:tcBorders>
+              <w:top w:val="single" w:sz="4" w:space="0" w:color="808080"/>
+              <w:left w:val="single" w:sz="4" w:space="0" w:color="808080"/>
+              <w:bottom w:val="single" w:sz="4" w:space="0" w:color="808080"/>
+              <w:right w:val="single" w:sz="4" w:space="0" w:color="808080"/>
+            </w:tcBorders>
+          </w:tcPr>
+          <w:p>
+            <w:pPr>
+              <w:pStyle w:val="Compact"/>
+              <w:widowControl/>
+              <w:bidi w:val="1"/>
+              <w:spacing w:before="36" w:after="36"/>
+              <w:jc w:val="left"/>
+              <w:rPr>
+                <w:kern w:val="0"/>
+                <w:lang w:val="en-US" w:eastAsia="en-US" w:bidi="ar-SA"/>
+              </w:rPr>
+            </w:pPr>
+            <w:r>
+              <w:rPr>
+                <w:rStyle w:val="VerbatimChar"/>
+                <w:kern w:val="0"/>
+                <w:lang w:val="en-US" w:eastAsia="en-US" w:bidi="ar-SA"/>
+              </w:rPr>
+              <w:t>‎</w:t>
+            </w:r>
+            <w:r>
+              <w:rPr>
+                <w:rStyle w:val="VerbatimChar"/>
+                <w:kern w:val="0"/>
+                <w:lang w:val="en-US" w:eastAsia="en-US" w:bidi="ar-SA"/>
+              </w:rPr>
+              <w:t>docs/working/literature-search-log-session2.md‎</w:t>
+            </w:r>
+            <w:r>
+              <w:rPr>
+                <w:kern w:val="0"/>
+                <w:rtl w:val="true"/>
+                <w:lang w:val="en-US" w:eastAsia="en-US" w:bidi="ar-SA"/>
+              </w:rPr>
+              <w:t xml:space="preserve"> </w:t>
+            </w:r>
+            <w:r>
+              <w:rPr>
+                <w:kern w:val="0"/>
+                <w:rtl w:val="true"/>
+                <w:lang w:val="en-US" w:eastAsia="en-US" w:bidi="ar-SA"/>
+              </w:rPr>
+              <w:t>قسمان منفصلان</w:t>
+            </w:r>
+            <w:r>
+              <w:rPr>
+                <w:kern w:val="0"/>
+                <w:rtl w:val="true"/>
+                <w:lang w:val="en-US" w:eastAsia="en-US" w:bidi="ar-SA"/>
+              </w:rPr>
+              <w:t xml:space="preserve">. </w:t>
+            </w:r>
+            <w:r>
+              <w:rPr>
+                <w:b/>
+                <w:bCs/>
+                <w:kern w:val="0"/>
+                <w:rtl w:val="true"/>
+                <w:lang w:val="en-US" w:eastAsia="en-US" w:bidi="ar-SA"/>
+              </w:rPr>
+              <w:t>(</w:t>
+            </w:r>
+            <w:r>
+              <w:rPr>
+                <w:b/>
+                <w:b/>
+                <w:bCs/>
+                <w:kern w:val="0"/>
+                <w:rtl w:val="true"/>
+                <w:lang w:val="en-US" w:eastAsia="en-US" w:bidi="ar-SA"/>
+              </w:rPr>
+              <w:t>أ</w:t>
+            </w:r>
+            <w:r>
+              <w:rPr>
+                <w:b/>
+                <w:bCs/>
+                <w:kern w:val="0"/>
+                <w:rtl w:val="true"/>
+                <w:lang w:val="en-US" w:eastAsia="en-US" w:bidi="ar-SA"/>
+              </w:rPr>
+              <w:t xml:space="preserve">) </w:t>
+            </w:r>
+            <w:r>
+              <w:rPr>
+                <w:b/>
+                <w:b/>
+                <w:bCs/>
+                <w:kern w:val="0"/>
+                <w:rtl w:val="true"/>
+                <w:lang w:val="en-US" w:eastAsia="en-US" w:bidi="ar-SA"/>
+              </w:rPr>
+              <w:t xml:space="preserve">البحث الأصلي </w:t>
+            </w:r>
+            <w:r>
+              <w:rPr>
+                <w:b/>
+                <w:bCs/>
+                <w:kern w:val="0"/>
+                <w:rtl w:val="true"/>
+                <w:lang w:val="en-US" w:eastAsia="en-US" w:bidi="ar-SA"/>
+              </w:rPr>
+              <w:t>(</w:t>
+            </w:r>
+            <w:r>
+              <w:rPr>
+                <w:b/>
+                <w:bCs/>
+                <w:kern w:val="0"/>
+                <w:lang w:val="en-US" w:eastAsia="en-US" w:bidi="ar-SA"/>
+              </w:rPr>
+              <w:t>2026</w:t>
+            </w:r>
+            <w:r>
+              <w:rPr>
+                <w:b/>
+                <w:bCs/>
+                <w:kern w:val="0"/>
+                <w:rtl w:val="true"/>
+                <w:lang w:val="en-US" w:eastAsia="en-US" w:bidi="ar-SA"/>
+              </w:rPr>
+              <w:t>-</w:t>
+            </w:r>
+            <w:r>
+              <w:rPr>
+                <w:b/>
+                <w:bCs/>
+                <w:kern w:val="0"/>
+                <w:lang w:val="en-US" w:eastAsia="en-US" w:bidi="ar-SA"/>
+              </w:rPr>
+              <w:t>10</w:t>
+            </w:r>
+            <w:r>
+              <w:rPr>
+                <w:b/>
+                <w:bCs/>
+                <w:kern w:val="0"/>
+                <w:rtl w:val="true"/>
+                <w:lang w:val="en-US" w:eastAsia="en-US" w:bidi="ar-SA"/>
+              </w:rPr>
+              <w:t>-</w:t>
+            </w:r>
+            <w:r>
+              <w:rPr>
+                <w:b/>
+                <w:bCs/>
+                <w:kern w:val="0"/>
+                <w:lang w:val="en-US" w:eastAsia="en-US" w:bidi="ar-SA"/>
+              </w:rPr>
+              <w:t>27</w:t>
+            </w:r>
+            <w:r>
+              <w:rPr>
+                <w:b/>
+                <w:bCs/>
+                <w:kern w:val="0"/>
+                <w:rtl w:val="true"/>
+                <w:lang w:val="en-US" w:eastAsia="en-US" w:bidi="ar-SA"/>
+              </w:rPr>
+              <w:t>):</w:t>
+            </w:r>
+            <w:r>
+              <w:rPr>
+                <w:kern w:val="0"/>
+                <w:rtl w:val="true"/>
+                <w:lang w:val="en-US" w:eastAsia="en-US" w:bidi="ar-SA"/>
+              </w:rPr>
+              <w:t xml:space="preserve"> </w:t>
+            </w:r>
+            <w:r>
+              <w:rPr>
+                <w:kern w:val="0"/>
+                <w:rtl w:val="true"/>
+                <w:lang w:val="en-US" w:eastAsia="en-US" w:bidi="ar-SA"/>
+              </w:rPr>
+              <w:t>ما حُفظ منه وحده</w:t>
+            </w:r>
+            <w:r>
+              <w:rPr>
+                <w:kern w:val="0"/>
+                <w:rtl w:val="true"/>
+                <w:lang w:val="en-US" w:eastAsia="en-US" w:bidi="ar-SA"/>
+              </w:rPr>
+              <w:t xml:space="preserve">: </w:t>
+            </w:r>
+            <w:r>
+              <w:rPr>
+                <w:kern w:val="0"/>
+                <w:rtl w:val="true"/>
+                <w:lang w:val="en-US" w:eastAsia="en-US" w:bidi="ar-SA"/>
+              </w:rPr>
+              <w:t xml:space="preserve">الظروف والمعايير، والسلاسل الخمس عشرة حرفياً بأعدادها وقرار كل سلسلة </w:t>
+            </w:r>
+            <w:r>
+              <w:rPr>
+                <w:kern w:val="0"/>
+                <w:rtl w:val="true"/>
+                <w:lang w:val="en-US" w:eastAsia="en-US" w:bidi="ar-SA"/>
+              </w:rPr>
+              <w:t>(</w:t>
+            </w:r>
+            <w:r>
+              <w:rPr>
+                <w:kern w:val="0"/>
+                <w:lang w:val="en-US" w:eastAsia="en-US" w:bidi="ar-SA"/>
+              </w:rPr>
+              <w:t>158</w:t>
+            </w:r>
+            <w:r>
+              <w:rPr>
+                <w:kern w:val="0"/>
+                <w:rtl w:val="true"/>
+                <w:lang w:val="en-US" w:eastAsia="en-US" w:bidi="ar-SA"/>
+              </w:rPr>
+              <w:t xml:space="preserve"> </w:t>
+            </w:r>
+            <w:r>
+              <w:rPr>
+                <w:kern w:val="0"/>
+                <w:rtl w:val="true"/>
+                <w:lang w:val="en-US" w:eastAsia="en-US" w:bidi="ar-SA"/>
+              </w:rPr>
+              <w:t>معروضة، و</w:t>
+            </w:r>
+            <w:r>
+              <w:rPr>
+                <w:kern w:val="0"/>
+                <w:lang w:val="en-US" w:eastAsia="en-US" w:bidi="ar-SA"/>
+              </w:rPr>
+              <w:t>4</w:t>
+            </w:r>
+            <w:r>
+              <w:rPr>
+                <w:kern w:val="0"/>
+                <w:rtl w:val="true"/>
+                <w:lang w:val="en-US" w:eastAsia="en-US" w:bidi="ar-SA"/>
+              </w:rPr>
+              <w:t xml:space="preserve"> </w:t>
+            </w:r>
+            <w:r>
+              <w:rPr>
+                <w:kern w:val="0"/>
+                <w:rtl w:val="true"/>
+                <w:lang w:val="en-US" w:eastAsia="en-US" w:bidi="ar-SA"/>
+              </w:rPr>
+              <w:t>مدخلة</w:t>
+            </w:r>
+            <w:r>
+              <w:rPr>
+                <w:kern w:val="0"/>
+                <w:rtl w:val="true"/>
+                <w:lang w:val="en-US" w:eastAsia="en-US" w:bidi="ar-SA"/>
+              </w:rPr>
+              <w:t>: [</w:t>
+            </w:r>
+            <w:r>
+              <w:rPr>
+                <w:kern w:val="0"/>
+                <w:lang w:val="en-US" w:eastAsia="en-US" w:bidi="ar-SA"/>
+              </w:rPr>
+              <w:t>50</w:t>
+            </w:r>
+            <w:r>
+              <w:rPr>
+                <w:kern w:val="0"/>
+                <w:rtl w:val="true"/>
+                <w:lang w:val="en-US" w:eastAsia="en-US" w:bidi="ar-SA"/>
+              </w:rPr>
+              <w:t xml:space="preserve">] </w:t>
+            </w:r>
+            <w:r>
+              <w:rPr>
+                <w:kern w:val="0"/>
+                <w:rtl w:val="true"/>
+                <w:lang w:val="en-US" w:eastAsia="en-US" w:bidi="ar-SA"/>
+              </w:rPr>
+              <w:t>و</w:t>
+            </w:r>
+            <w:r>
+              <w:rPr>
+                <w:kern w:val="0"/>
+                <w:rtl w:val="true"/>
+                <w:lang w:val="en-US" w:eastAsia="en-US" w:bidi="ar-SA"/>
+              </w:rPr>
+              <w:t>[</w:t>
+            </w:r>
+            <w:r>
+              <w:rPr>
+                <w:kern w:val="0"/>
+                <w:lang w:val="en-US" w:eastAsia="en-US" w:bidi="ar-SA"/>
+              </w:rPr>
+              <w:t>51</w:t>
+            </w:r>
+            <w:r>
+              <w:rPr>
+                <w:kern w:val="0"/>
+                <w:rtl w:val="true"/>
+                <w:lang w:val="en-US" w:eastAsia="en-US" w:bidi="ar-SA"/>
+              </w:rPr>
+              <w:t xml:space="preserve">] </w:t>
+            </w:r>
+            <w:r>
+              <w:rPr>
+                <w:kern w:val="0"/>
+                <w:rtl w:val="true"/>
+                <w:lang w:val="en-US" w:eastAsia="en-US" w:bidi="ar-SA"/>
+              </w:rPr>
+              <w:t>و</w:t>
+            </w:r>
+            <w:r>
+              <w:rPr>
+                <w:kern w:val="0"/>
+                <w:rtl w:val="true"/>
+                <w:lang w:val="en-US" w:eastAsia="en-US" w:bidi="ar-SA"/>
+              </w:rPr>
+              <w:t>[</w:t>
+            </w:r>
+            <w:r>
+              <w:rPr>
+                <w:kern w:val="0"/>
+                <w:lang w:val="en-US" w:eastAsia="en-US" w:bidi="ar-SA"/>
+              </w:rPr>
+              <w:t>52</w:t>
+            </w:r>
+            <w:r>
+              <w:rPr>
+                <w:kern w:val="0"/>
+                <w:rtl w:val="true"/>
+                <w:lang w:val="en-US" w:eastAsia="en-US" w:bidi="ar-SA"/>
+              </w:rPr>
+              <w:t xml:space="preserve">] </w:t>
+            </w:r>
+            <w:r>
+              <w:rPr>
+                <w:kern w:val="0"/>
+                <w:rtl w:val="true"/>
+                <w:lang w:val="en-US" w:eastAsia="en-US" w:bidi="ar-SA"/>
+              </w:rPr>
+              <w:t>و</w:t>
+            </w:r>
+            <w:r>
+              <w:rPr>
+                <w:kern w:val="0"/>
+                <w:rtl w:val="true"/>
+                <w:lang w:val="en-US" w:eastAsia="en-US" w:bidi="ar-SA"/>
+              </w:rPr>
+              <w:t>[</w:t>
+            </w:r>
+            <w:r>
+              <w:rPr>
+                <w:kern w:val="0"/>
+                <w:lang w:val="en-US" w:eastAsia="en-US" w:bidi="ar-SA"/>
+              </w:rPr>
+              <w:t>53</w:t>
+            </w:r>
+            <w:r>
+              <w:rPr>
+                <w:kern w:val="0"/>
+                <w:rtl w:val="true"/>
+                <w:lang w:val="en-US" w:eastAsia="en-US" w:bidi="ar-SA"/>
+              </w:rPr>
+              <w:t>])</w:t>
+            </w:r>
+            <w:r>
+              <w:rPr>
+                <w:kern w:val="0"/>
+                <w:rtl w:val="true"/>
+                <w:lang w:val="en-US" w:eastAsia="en-US" w:bidi="ar-SA"/>
+              </w:rPr>
+              <w:t xml:space="preserve">، والنتيجتان المستبعدتان المسمّاتان </w:t>
+            </w:r>
+            <w:r>
+              <w:rPr>
+                <w:kern w:val="0"/>
+                <w:rtl w:val="true"/>
+                <w:lang w:val="en-US" w:eastAsia="en-US" w:bidi="ar-SA"/>
+              </w:rPr>
+              <w:t>(</w:t>
+            </w:r>
+            <w:r>
+              <w:rPr>
+                <w:kern w:val="0"/>
+                <w:rtl w:val="true"/>
+                <w:lang w:val="en-US" w:eastAsia="en-US" w:bidi="ar-SA"/>
+              </w:rPr>
+              <w:t xml:space="preserve">مسودة </w:t>
+            </w:r>
+            <w:r>
+              <w:rPr>
+                <w:kern w:val="0"/>
+                <w:lang w:val="en-US" w:eastAsia="en-US" w:bidi="ar-SA"/>
+              </w:rPr>
+              <w:t>arXiv</w:t>
+            </w:r>
+            <w:r>
+              <w:rPr>
+                <w:kern w:val="0"/>
+                <w:rtl w:val="true"/>
+                <w:lang w:val="en-US" w:eastAsia="en-US" w:bidi="ar-SA"/>
+              </w:rPr>
+              <w:t xml:space="preserve"> </w:t>
+            </w:r>
+            <w:r>
+              <w:rPr>
+                <w:kern w:val="0"/>
+                <w:rtl w:val="true"/>
+                <w:lang w:val="en-US" w:eastAsia="en-US" w:bidi="ar-SA"/>
+              </w:rPr>
+              <w:t xml:space="preserve">في السلسلة </w:t>
+            </w:r>
+            <w:r>
+              <w:rPr>
+                <w:kern w:val="0"/>
+                <w:lang w:val="en-US" w:eastAsia="en-US" w:bidi="ar-SA"/>
+              </w:rPr>
+              <w:t>7</w:t>
+            </w:r>
+            <w:r>
+              <w:rPr>
+                <w:kern w:val="0"/>
+                <w:rtl w:val="true"/>
+                <w:lang w:val="en-US" w:eastAsia="en-US" w:bidi="ar-SA"/>
+              </w:rPr>
+              <w:t>، و</w:t>
+            </w:r>
+            <w:r>
+              <w:rPr>
+                <w:kern w:val="0"/>
+                <w:rtl w:val="true"/>
+                <w:lang w:val="en-US" w:eastAsia="en-US" w:bidi="ar-SA"/>
+              </w:rPr>
+              <w:t>[</w:t>
+            </w:r>
+            <w:r>
+              <w:rPr>
+                <w:kern w:val="0"/>
+                <w:lang w:val="en-US" w:eastAsia="en-US" w:bidi="ar-SA"/>
+              </w:rPr>
+              <w:t>52</w:t>
+            </w:r>
+            <w:r>
+              <w:rPr>
+                <w:kern w:val="0"/>
+                <w:rtl w:val="true"/>
+                <w:lang w:val="en-US" w:eastAsia="en-US" w:bidi="ar-SA"/>
+              </w:rPr>
+              <w:t xml:space="preserve">] </w:t>
+            </w:r>
+            <w:r>
+              <w:rPr>
+                <w:kern w:val="0"/>
+                <w:rtl w:val="true"/>
+                <w:lang w:val="en-US" w:eastAsia="en-US" w:bidi="ar-SA"/>
+              </w:rPr>
+              <w:t xml:space="preserve">مكرراً في السلسلة </w:t>
+            </w:r>
+            <w:r>
+              <w:rPr>
+                <w:kern w:val="0"/>
+                <w:lang w:val="en-US" w:eastAsia="en-US" w:bidi="ar-SA"/>
+              </w:rPr>
+              <w:t>8</w:t>
+            </w:r>
+            <w:r>
+              <w:rPr>
+                <w:kern w:val="0"/>
+                <w:rtl w:val="true"/>
+                <w:lang w:val="en-US" w:eastAsia="en-US" w:bidi="ar-SA"/>
+              </w:rPr>
+              <w:t xml:space="preserve">). </w:t>
+            </w:r>
+            <w:r>
+              <w:rPr>
+                <w:kern w:val="0"/>
+                <w:rtl w:val="true"/>
+                <w:lang w:val="en-US" w:eastAsia="en-US" w:bidi="ar-SA"/>
+              </w:rPr>
+              <w:t>ويقول القسم صراحة إن الصفحات الخام وقائمة النتائج وقرار كل نتيجة منفردة لم تُحفظ ولا تُستعاد</w:t>
+            </w:r>
+            <w:r>
+              <w:rPr>
+                <w:kern w:val="0"/>
+                <w:rtl w:val="true"/>
+                <w:lang w:val="en-US" w:eastAsia="en-US" w:bidi="ar-SA"/>
+              </w:rPr>
+              <w:t xml:space="preserve">. </w:t>
+            </w:r>
+            <w:r>
+              <w:rPr>
+                <w:b/>
+                <w:bCs/>
+                <w:kern w:val="0"/>
+                <w:rtl w:val="true"/>
+                <w:lang w:val="en-US" w:eastAsia="en-US" w:bidi="ar-SA"/>
+              </w:rPr>
+              <w:t>(</w:t>
+            </w:r>
+            <w:r>
+              <w:rPr>
+                <w:b/>
+                <w:b/>
+                <w:bCs/>
+                <w:kern w:val="0"/>
+                <w:rtl w:val="true"/>
+                <w:lang w:val="en-US" w:eastAsia="en-US" w:bidi="ar-SA"/>
+              </w:rPr>
+              <w:t>ب</w:t>
+            </w:r>
+            <w:r>
+              <w:rPr>
+                <w:b/>
+                <w:bCs/>
+                <w:kern w:val="0"/>
+                <w:rtl w:val="true"/>
+                <w:lang w:val="en-US" w:eastAsia="en-US" w:bidi="ar-SA"/>
+              </w:rPr>
+              <w:t xml:space="preserve">) </w:t>
+            </w:r>
+            <w:r>
+              <w:rPr>
+                <w:b/>
+                <w:b/>
+                <w:bCs/>
+                <w:kern w:val="0"/>
+                <w:rtl w:val="true"/>
+                <w:lang w:val="en-US" w:eastAsia="en-US" w:bidi="ar-SA"/>
+              </w:rPr>
+              <w:t xml:space="preserve">إعادة تشغيل </w:t>
+            </w:r>
+            <w:r>
+              <w:rPr>
+                <w:b/>
+                <w:bCs/>
+                <w:kern w:val="0"/>
+                <w:rtl w:val="true"/>
+                <w:lang w:val="en-US" w:eastAsia="en-US" w:bidi="ar-SA"/>
+              </w:rPr>
+              <w:t>(</w:t>
+            </w:r>
+            <w:r>
+              <w:rPr>
+                <w:b/>
+                <w:bCs/>
+                <w:kern w:val="0"/>
+                <w:lang w:val="en-US" w:eastAsia="en-US" w:bidi="ar-SA"/>
+              </w:rPr>
+              <w:t>2026</w:t>
+            </w:r>
+            <w:r>
+              <w:rPr>
+                <w:b/>
+                <w:bCs/>
+                <w:kern w:val="0"/>
+                <w:rtl w:val="true"/>
+                <w:lang w:val="en-US" w:eastAsia="en-US" w:bidi="ar-SA"/>
+              </w:rPr>
+              <w:t>-</w:t>
+            </w:r>
+            <w:r>
+              <w:rPr>
+                <w:b/>
+                <w:bCs/>
+                <w:kern w:val="0"/>
+                <w:lang w:val="en-US" w:eastAsia="en-US" w:bidi="ar-SA"/>
+              </w:rPr>
+              <w:t>10</w:t>
+            </w:r>
+            <w:r>
+              <w:rPr>
+                <w:b/>
+                <w:bCs/>
+                <w:kern w:val="0"/>
+                <w:rtl w:val="true"/>
+                <w:lang w:val="en-US" w:eastAsia="en-US" w:bidi="ar-SA"/>
+              </w:rPr>
+              <w:t>-</w:t>
+            </w:r>
+            <w:r>
+              <w:rPr>
+                <w:b/>
+                <w:bCs/>
+                <w:kern w:val="0"/>
+                <w:lang w:val="en-US" w:eastAsia="en-US" w:bidi="ar-SA"/>
+              </w:rPr>
+              <w:t>31</w:t>
+            </w:r>
+            <w:r>
+              <w:rPr>
+                <w:b/>
+                <w:bCs/>
+                <w:kern w:val="0"/>
+                <w:rtl w:val="true"/>
+                <w:lang w:val="en-US" w:eastAsia="en-US" w:bidi="ar-SA"/>
+              </w:rPr>
+              <w:t>):</w:t>
+            </w:r>
+            <w:r>
+              <w:rPr>
+                <w:kern w:val="0"/>
+                <w:rtl w:val="true"/>
+                <w:lang w:val="en-US" w:eastAsia="en-US" w:bidi="ar-SA"/>
+              </w:rPr>
+              <w:t xml:space="preserve"> </w:t>
+            </w:r>
+            <w:r>
+              <w:rPr>
+                <w:kern w:val="0"/>
+                <w:rtl w:val="true"/>
+                <w:lang w:val="en-US" w:eastAsia="en-US" w:bidi="ar-SA"/>
+              </w:rPr>
+              <w:t xml:space="preserve">السلاسل نفسها بالأداة نفسها، والقصر نفسه في السلسلتين </w:t>
+            </w:r>
+            <w:r>
+              <w:rPr>
+                <w:kern w:val="0"/>
+                <w:lang w:val="en-US" w:eastAsia="en-US" w:bidi="ar-SA"/>
+              </w:rPr>
+              <w:t>3</w:t>
+            </w:r>
+            <w:r>
+              <w:rPr>
+                <w:kern w:val="0"/>
+                <w:rtl w:val="true"/>
+                <w:lang w:val="en-US" w:eastAsia="en-US" w:bidi="ar-SA"/>
+              </w:rPr>
+              <w:t xml:space="preserve"> </w:t>
+            </w:r>
+            <w:r>
+              <w:rPr>
+                <w:kern w:val="0"/>
+                <w:rtl w:val="true"/>
+                <w:lang w:val="en-US" w:eastAsia="en-US" w:bidi="ar-SA"/>
+              </w:rPr>
+              <w:t>و</w:t>
+            </w:r>
+            <w:r>
+              <w:rPr>
+                <w:kern w:val="0"/>
+                <w:lang w:val="en-US" w:eastAsia="en-US" w:bidi="ar-SA"/>
+              </w:rPr>
+              <w:t>14</w:t>
+            </w:r>
+            <w:r>
+              <w:rPr>
+                <w:kern w:val="0"/>
+                <w:rtl w:val="true"/>
+                <w:lang w:val="en-US" w:eastAsia="en-US" w:bidi="ar-SA"/>
+              </w:rPr>
+              <w:t>، وهي موسومة بأنها ليست الأصل</w:t>
+            </w:r>
+            <w:r>
+              <w:rPr>
+                <w:kern w:val="0"/>
+                <w:rtl w:val="true"/>
+                <w:lang w:val="en-US" w:eastAsia="en-US" w:bidi="ar-SA"/>
+              </w:rPr>
+              <w:t xml:space="preserve">. </w:t>
+            </w:r>
+            <w:r>
+              <w:rPr>
+                <w:kern w:val="0"/>
+                <w:rtl w:val="true"/>
+                <w:lang w:val="en-US" w:eastAsia="en-US" w:bidi="ar-SA"/>
+              </w:rPr>
+              <w:t xml:space="preserve">وفيها </w:t>
+            </w:r>
+            <w:r>
+              <w:rPr>
+                <w:kern w:val="0"/>
+                <w:lang w:val="en-US" w:eastAsia="en-US" w:bidi="ar-SA"/>
+              </w:rPr>
+              <w:t>157</w:t>
+            </w:r>
+            <w:r>
+              <w:rPr>
+                <w:kern w:val="0"/>
+                <w:rtl w:val="true"/>
+                <w:lang w:val="en-US" w:eastAsia="en-US" w:bidi="ar-SA"/>
+              </w:rPr>
+              <w:t xml:space="preserve"> </w:t>
+            </w:r>
+            <w:r>
+              <w:rPr>
+                <w:kern w:val="0"/>
+                <w:rtl w:val="true"/>
+                <w:lang w:val="en-US" w:eastAsia="en-US" w:bidi="ar-SA"/>
+              </w:rPr>
+              <w:t xml:space="preserve">نتيجة بعنوانها ورابطها وقرار كل منها برموز معايير </w:t>
+            </w:r>
+            <w:r>
+              <w:rPr>
+                <w:kern w:val="0"/>
+                <w:lang w:val="en-US" w:eastAsia="en-US" w:bidi="ar-SA"/>
+              </w:rPr>
+              <w:t>2</w:t>
+            </w:r>
+            <w:r>
+              <w:rPr>
+                <w:kern w:val="0"/>
+                <w:rtl w:val="true"/>
+                <w:lang w:val="en-US" w:eastAsia="en-US" w:bidi="ar-SA"/>
+              </w:rPr>
+              <w:t>-</w:t>
+            </w:r>
+            <w:r>
+              <w:rPr>
+                <w:kern w:val="0"/>
+                <w:lang w:val="en-US" w:eastAsia="en-US" w:bidi="ar-SA"/>
+              </w:rPr>
+              <w:t>1</w:t>
+            </w:r>
+            <w:r>
+              <w:rPr>
+                <w:kern w:val="0"/>
+                <w:rtl w:val="true"/>
+                <w:lang w:val="en-US" w:eastAsia="en-US" w:bidi="ar-SA"/>
+              </w:rPr>
+              <w:t>، وثلاث سلاسل تحقق لا تُحسب</w:t>
+            </w:r>
+            <w:r>
+              <w:rPr>
+                <w:kern w:val="0"/>
+                <w:rtl w:val="true"/>
+                <w:lang w:val="en-US" w:eastAsia="en-US" w:bidi="ar-SA"/>
+              </w:rPr>
+              <w:t xml:space="preserve">. </w:t>
+            </w:r>
+            <w:r>
+              <w:rPr>
+                <w:kern w:val="0"/>
+                <w:rtl w:val="true"/>
+                <w:lang w:val="en-US" w:eastAsia="en-US" w:bidi="ar-SA"/>
+              </w:rPr>
+              <w:t>وثبتت قرارات ثلاث عشرة سلسلة</w:t>
+            </w:r>
+            <w:r>
+              <w:rPr>
+                <w:kern w:val="0"/>
+                <w:rtl w:val="true"/>
+                <w:lang w:val="en-US" w:eastAsia="en-US" w:bidi="ar-SA"/>
+              </w:rPr>
+              <w:t xml:space="preserve">. </w:t>
+            </w:r>
+            <w:r>
+              <w:rPr>
+                <w:kern w:val="0"/>
+                <w:rtl w:val="true"/>
+                <w:lang w:val="en-US" w:eastAsia="en-US" w:bidi="ar-SA"/>
+              </w:rPr>
+              <w:t xml:space="preserve">وفي السلسلة </w:t>
+            </w:r>
+            <w:r>
+              <w:rPr>
+                <w:kern w:val="0"/>
+                <w:lang w:val="en-US" w:eastAsia="en-US" w:bidi="ar-SA"/>
+              </w:rPr>
+              <w:t>5</w:t>
+            </w:r>
+            <w:r>
+              <w:rPr>
+                <w:kern w:val="0"/>
+                <w:rtl w:val="true"/>
+                <w:lang w:val="en-US" w:eastAsia="en-US" w:bidi="ar-SA"/>
+              </w:rPr>
+              <w:t xml:space="preserve"> </w:t>
+            </w:r>
+            <w:r>
+              <w:rPr>
+                <w:kern w:val="0"/>
+                <w:rtl w:val="true"/>
+                <w:lang w:val="en-US" w:eastAsia="en-US" w:bidi="ar-SA"/>
+              </w:rPr>
+              <w:t xml:space="preserve">ظهر عمل لمجموعة </w:t>
+            </w:r>
+            <w:r>
+              <w:rPr>
+                <w:kern w:val="0"/>
+                <w:lang w:val="en-US" w:eastAsia="en-US" w:bidi="ar-SA"/>
+              </w:rPr>
+              <w:t>KU Leuven</w:t>
+            </w:r>
+            <w:r>
+              <w:rPr>
+                <w:kern w:val="0"/>
+                <w:rtl w:val="true"/>
+                <w:lang w:val="en-US" w:eastAsia="en-US" w:bidi="ar-SA"/>
+              </w:rPr>
+              <w:t xml:space="preserve"> </w:t>
+            </w:r>
+            <w:r>
+              <w:rPr>
+                <w:kern w:val="0"/>
+                <w:rtl w:val="true"/>
+                <w:lang w:val="en-US" w:eastAsia="en-US" w:bidi="ar-SA"/>
+              </w:rPr>
+              <w:t xml:space="preserve">يضيف زمن الانسحاب إلى </w:t>
+            </w:r>
+            <w:r>
+              <w:rPr>
+                <w:kern w:val="0"/>
+                <w:lang w:val="en-US" w:eastAsia="en-US" w:bidi="ar-SA"/>
+              </w:rPr>
+              <w:t>BPR</w:t>
+            </w:r>
+            <w:r>
+              <w:rPr>
+                <w:kern w:val="0"/>
+                <w:rtl w:val="true"/>
+                <w:lang w:val="en-US" w:eastAsia="en-US" w:bidi="ar-SA"/>
+              </w:rPr>
+              <w:t xml:space="preserve"> </w:t>
+            </w:r>
+            <w:r>
+              <w:rPr>
+                <w:kern w:val="0"/>
+                <w:rtl w:val="true"/>
+                <w:lang w:val="en-US" w:eastAsia="en-US" w:bidi="ar-SA"/>
+              </w:rPr>
+              <w:t xml:space="preserve">في توصية المقررات المفتوحة </w:t>
+            </w:r>
+            <w:r>
+              <w:rPr>
+                <w:kern w:val="0"/>
+                <w:rtl w:val="true"/>
+                <w:lang w:val="en-US" w:eastAsia="en-US" w:bidi="ar-SA"/>
+              </w:rPr>
+              <w:t>(</w:t>
+            </w:r>
+            <w:r>
+              <w:rPr>
+                <w:kern w:val="0"/>
+                <w:lang w:val="en-US" w:eastAsia="en-US" w:bidi="ar-SA"/>
+              </w:rPr>
+              <w:t>UMAP ’23</w:t>
+            </w:r>
+            <w:r>
+              <w:rPr>
+                <w:kern w:val="0"/>
+                <w:rtl w:val="true"/>
+                <w:lang w:val="en-US" w:eastAsia="en-US" w:bidi="ar-SA"/>
+              </w:rPr>
+              <w:t xml:space="preserve"> </w:t>
+            </w:r>
+            <w:r>
+              <w:rPr>
+                <w:kern w:val="0"/>
+                <w:rtl w:val="true"/>
+                <w:lang w:val="en-US" w:eastAsia="en-US" w:bidi="ar-SA"/>
+              </w:rPr>
+              <w:t>بحسب المقتطف، ولم يُتحقق منه</w:t>
+            </w:r>
+            <w:r>
+              <w:rPr>
+                <w:kern w:val="0"/>
+                <w:rtl w:val="true"/>
+                <w:lang w:val="en-US" w:eastAsia="en-US" w:bidi="ar-SA"/>
+              </w:rPr>
+              <w:t xml:space="preserve">). </w:t>
+            </w:r>
+            <w:r>
+              <w:rPr>
+                <w:kern w:val="0"/>
+                <w:rtl w:val="true"/>
+                <w:lang w:val="en-US" w:eastAsia="en-US" w:bidi="ar-SA"/>
+              </w:rPr>
+              <w:t xml:space="preserve">وقد يمس جملة الفجوة الأولى في </w:t>
+            </w:r>
+            <w:r>
+              <w:rPr>
+                <w:kern w:val="0"/>
+                <w:lang w:val="en-US" w:eastAsia="en-US" w:bidi="ar-SA"/>
+              </w:rPr>
+              <w:t>2</w:t>
+            </w:r>
+            <w:r>
+              <w:rPr>
+                <w:kern w:val="0"/>
+                <w:rtl w:val="true"/>
+                <w:lang w:val="en-US" w:eastAsia="en-US" w:bidi="ar-SA"/>
+              </w:rPr>
+              <w:t>-</w:t>
+            </w:r>
+            <w:r>
+              <w:rPr>
+                <w:kern w:val="0"/>
+                <w:lang w:val="en-US" w:eastAsia="en-US" w:bidi="ar-SA"/>
+              </w:rPr>
+              <w:t>1</w:t>
+            </w:r>
+            <w:r>
+              <w:rPr>
+                <w:kern w:val="0"/>
+                <w:rtl w:val="true"/>
+                <w:lang w:val="en-US" w:eastAsia="en-US" w:bidi="ar-SA"/>
+              </w:rPr>
+              <w:t xml:space="preserve"> </w:t>
+            </w:r>
+            <w:r>
+              <w:rPr>
+                <w:kern w:val="0"/>
+                <w:rtl w:val="true"/>
+                <w:lang w:val="en-US" w:eastAsia="en-US" w:bidi="ar-SA"/>
+              </w:rPr>
+              <w:t>جزئياً، فرُفع إلى الطالب والمشرف الفعلي، ولم يُضف إلى الرسالة</w:t>
+            </w:r>
+            <w:r>
+              <w:rPr>
+                <w:kern w:val="0"/>
+                <w:rtl w:val="true"/>
+                <w:lang w:val="en-US" w:eastAsia="en-US" w:bidi="ar-SA"/>
+              </w:rPr>
+              <w:t xml:space="preserve">. </w:t>
+            </w:r>
+            <w:r>
+              <w:rPr>
+                <w:kern w:val="0"/>
+                <w:rtl w:val="true"/>
+                <w:lang w:val="en-US" w:eastAsia="en-US" w:bidi="ar-SA"/>
+              </w:rPr>
+              <w:t xml:space="preserve">ورُفع معه فصل على </w:t>
+            </w:r>
+            <w:r>
+              <w:rPr>
+                <w:kern w:val="0"/>
+                <w:lang w:val="en-US" w:eastAsia="en-US" w:bidi="ar-SA"/>
+              </w:rPr>
+              <w:t>OULAD</w:t>
+            </w:r>
+            <w:r>
+              <w:rPr>
+                <w:kern w:val="0"/>
+                <w:rtl w:val="true"/>
+                <w:lang w:val="en-US" w:eastAsia="en-US" w:bidi="ar-SA"/>
+              </w:rPr>
+              <w:t xml:space="preserve"> </w:t>
+            </w:r>
+            <w:r>
+              <w:rPr>
+                <w:kern w:val="0"/>
+                <w:rtl w:val="true"/>
+                <w:lang w:val="en-US" w:eastAsia="en-US" w:bidi="ar-SA"/>
+              </w:rPr>
+              <w:t xml:space="preserve">في السلسلة </w:t>
+            </w:r>
+            <w:r>
+              <w:rPr>
+                <w:kern w:val="0"/>
+                <w:lang w:val="en-US" w:eastAsia="en-US" w:bidi="ar-SA"/>
+              </w:rPr>
+              <w:t>14</w:t>
+            </w:r>
+            <w:r>
+              <w:rPr>
+                <w:kern w:val="0"/>
+                <w:rtl w:val="true"/>
+                <w:lang w:val="en-US" w:eastAsia="en-US" w:bidi="ar-SA"/>
+              </w:rPr>
+              <w:t xml:space="preserve"> </w:t>
+            </w:r>
+            <w:r>
+              <w:rPr>
+                <w:kern w:val="0"/>
+                <w:rtl w:val="true"/>
+                <w:lang w:val="en-US" w:eastAsia="en-US" w:bidi="ar-SA"/>
+              </w:rPr>
+              <w:t>بأولوية منخفضة</w:t>
+            </w:r>
+            <w:r>
+              <w:rPr>
+                <w:kern w:val="0"/>
+                <w:rtl w:val="true"/>
+                <w:lang w:val="en-US" w:eastAsia="en-US" w:bidi="ar-SA"/>
+              </w:rPr>
+              <w:t xml:space="preserve">. </w:t>
+            </w:r>
+            <w:r>
+              <w:rPr>
+                <w:kern w:val="0"/>
+                <w:rtl w:val="true"/>
+                <w:lang w:val="en-US" w:eastAsia="en-US" w:bidi="ar-SA"/>
+              </w:rPr>
+              <w:t xml:space="preserve">ولم يتغير الجدول </w:t>
+            </w:r>
+            <w:r>
+              <w:rPr>
+                <w:kern w:val="0"/>
+                <w:lang w:val="en-US" w:eastAsia="en-US" w:bidi="ar-SA"/>
+              </w:rPr>
+              <w:t>2</w:t>
+            </w:r>
+            <w:r>
+              <w:rPr>
+                <w:kern w:val="0"/>
+                <w:rtl w:val="true"/>
+                <w:lang w:val="en-US" w:eastAsia="en-US" w:bidi="ar-SA"/>
+              </w:rPr>
+              <w:t>-</w:t>
+            </w:r>
+            <w:r>
+              <w:rPr>
+                <w:kern w:val="0"/>
+                <w:lang w:val="en-US" w:eastAsia="en-US" w:bidi="ar-SA"/>
+              </w:rPr>
+              <w:t>1</w:t>
+            </w:r>
+            <w:r>
+              <w:rPr>
+                <w:kern w:val="0"/>
+                <w:rtl w:val="true"/>
+                <w:lang w:val="en-US" w:eastAsia="en-US" w:bidi="ar-SA"/>
+              </w:rPr>
+              <w:t>-</w:t>
+            </w:r>
+            <w:r>
+              <w:rPr>
+                <w:kern w:val="0"/>
+                <w:rtl w:val="true"/>
+                <w:lang w:val="en-US" w:eastAsia="en-US" w:bidi="ar-SA"/>
+              </w:rPr>
+              <w:t>أ</w:t>
+            </w:r>
+            <w:r>
+              <w:rPr>
+                <w:kern w:val="0"/>
+                <w:rtl w:val="true"/>
+                <w:lang w:val="en-US" w:eastAsia="en-US" w:bidi="ar-SA"/>
+              </w:rPr>
+              <w:t xml:space="preserve">. </w:t>
+            </w:r>
+            <w:r>
+              <w:rPr>
+                <w:b/>
+                <w:b/>
+                <w:bCs/>
+                <w:kern w:val="0"/>
+                <w:rtl w:val="true"/>
+                <w:lang w:val="en-US" w:eastAsia="en-US" w:bidi="ar-SA"/>
+              </w:rPr>
+              <w:t xml:space="preserve">الإحالة في </w:t>
+            </w:r>
+            <w:r>
+              <w:rPr>
+                <w:b/>
+                <w:bCs/>
+                <w:kern w:val="0"/>
+                <w:lang w:val="en-US" w:eastAsia="en-US" w:bidi="ar-SA"/>
+              </w:rPr>
+              <w:t>2</w:t>
+            </w:r>
+            <w:r>
+              <w:rPr>
+                <w:b/>
+                <w:bCs/>
+                <w:kern w:val="0"/>
+                <w:rtl w:val="true"/>
+                <w:lang w:val="en-US" w:eastAsia="en-US" w:bidi="ar-SA"/>
+              </w:rPr>
+              <w:t>-</w:t>
+            </w:r>
+            <w:r>
+              <w:rPr>
+                <w:b/>
+                <w:bCs/>
+                <w:kern w:val="0"/>
+                <w:lang w:val="en-US" w:eastAsia="en-US" w:bidi="ar-SA"/>
+              </w:rPr>
+              <w:t>1</w:t>
+            </w:r>
+            <w:r>
+              <w:rPr>
+                <w:b/>
+                <w:bCs/>
+                <w:kern w:val="0"/>
+                <w:rtl w:val="true"/>
+                <w:lang w:val="en-US" w:eastAsia="en-US" w:bidi="ar-SA"/>
+              </w:rPr>
+              <w:t>:</w:t>
+            </w:r>
+            <w:r>
+              <w:rPr>
+                <w:kern w:val="0"/>
+                <w:rtl w:val="true"/>
+                <w:lang w:val="en-US" w:eastAsia="en-US" w:bidi="ar-SA"/>
+              </w:rPr>
+              <w:t xml:space="preserve"> </w:t>
+            </w:r>
+            <w:r>
+              <w:rPr>
+                <w:kern w:val="0"/>
+                <w:rtl w:val="true"/>
+                <w:lang w:val="en-US" w:eastAsia="en-US" w:bidi="ar-SA"/>
+              </w:rPr>
+              <w:t xml:space="preserve">مدخل جديد ينطبق مرة واحدة في </w:t>
+            </w:r>
+            <w:r>
+              <w:rPr>
+                <w:rStyle w:val="VerbatimChar"/>
+                <w:kern w:val="0"/>
+                <w:lang w:val="en-US" w:eastAsia="en-US" w:bidi="ar-SA"/>
+              </w:rPr>
+              <w:t>‎</w:t>
+            </w:r>
+            <w:r>
+              <w:rPr>
+                <w:rStyle w:val="VerbatimChar"/>
+                <w:kern w:val="0"/>
+                <w:lang w:val="en-US" w:eastAsia="en-US" w:bidi="ar-SA"/>
+              </w:rPr>
+              <w:t>scripts/thesis/defense2_app_fixes.py‎</w:t>
+            </w:r>
+            <w:r>
+              <w:rPr>
+                <w:kern w:val="0"/>
+                <w:rtl w:val="true"/>
+                <w:lang w:val="en-US" w:eastAsia="en-US" w:bidi="ar-SA"/>
+              </w:rPr>
+              <w:t xml:space="preserve"> </w:t>
+            </w:r>
+            <w:r>
+              <w:rPr>
+                <w:kern w:val="0"/>
+                <w:rtl w:val="true"/>
+                <w:lang w:val="en-US" w:eastAsia="en-US" w:bidi="ar-SA"/>
+              </w:rPr>
+              <w:t xml:space="preserve">يضيف بعد جملة </w:t>
+            </w:r>
+            <w:r>
+              <w:rPr>
+                <w:kern w:val="0"/>
+                <w:rtl w:val="true"/>
+                <w:lang w:val="en-US" w:eastAsia="en-US" w:bidi="ar-SA"/>
+              </w:rPr>
+              <w:t>«</w:t>
+            </w:r>
+            <w:r>
+              <w:rPr>
+                <w:kern w:val="0"/>
+                <w:rtl w:val="true"/>
+                <w:lang w:val="en-US" w:eastAsia="en-US" w:bidi="ar-SA"/>
+              </w:rPr>
+              <w:t>ولم تُحفظ صفحات النتائج الخام…</w:t>
+            </w:r>
+            <w:r>
+              <w:rPr>
+                <w:kern w:val="0"/>
+                <w:rtl w:val="true"/>
+                <w:lang w:val="en-US" w:eastAsia="en-US" w:bidi="ar-SA"/>
+              </w:rPr>
+              <w:t xml:space="preserve">» </w:t>
+            </w:r>
+            <w:r>
+              <w:rPr>
+                <w:kern w:val="0"/>
+                <w:rtl w:val="true"/>
+                <w:lang w:val="en-US" w:eastAsia="en-US" w:bidi="ar-SA"/>
+              </w:rPr>
+              <w:t>جملة تسمّي ملف السجل وقسميه، وتبقى الجملة الأولى كما هي</w:t>
+            </w:r>
+          </w:p>
+        </w:tc>
+      </w:tr>
+      <w:tr>
+        <w:trPr/>
+        <w:tc>
+          <w:tcPr>
+            <w:tcW w:w="2929" w:type="dxa"/>
+            <w:tcBorders>
+              <w:top w:val="single" w:sz="4" w:space="0" w:color="808080"/>
+              <w:left w:val="single" w:sz="4" w:space="0" w:color="808080"/>
+              <w:bottom w:val="single" w:sz="4" w:space="0" w:color="808080"/>
+              <w:right w:val="single" w:sz="4" w:space="0" w:color="808080"/>
+            </w:tcBorders>
+          </w:tcPr>
+          <w:p>
+            <w:pPr>
+              <w:pStyle w:val="Compact"/>
+              <w:widowControl/>
+              <w:bidi w:val="1"/>
+              <w:spacing w:before="36" w:after="36"/>
+              <w:jc w:val="left"/>
+              <w:rPr>
+                <w:kern w:val="0"/>
+                <w:lang w:val="en-US" w:eastAsia="en-US" w:bidi="ar-SA"/>
+              </w:rPr>
+            </w:pPr>
+            <w:r>
+              <w:rPr>
+                <w:kern w:val="0"/>
+                <w:rtl w:val="true"/>
+                <w:lang w:val="en-US" w:eastAsia="en-US" w:bidi="ar-SA"/>
+              </w:rPr>
+              <w:t>سجل القرارات</w:t>
+            </w:r>
+          </w:p>
+        </w:tc>
+        <w:tc>
+          <w:tcPr>
+            <w:tcW w:w="2929" w:type="dxa"/>
+            <w:tcBorders>
+              <w:top w:val="single" w:sz="4" w:space="0" w:color="808080"/>
+              <w:left w:val="single" w:sz="4" w:space="0" w:color="808080"/>
+              <w:bottom w:val="single" w:sz="4" w:space="0" w:color="808080"/>
+              <w:right w:val="single" w:sz="4" w:space="0" w:color="808080"/>
+            </w:tcBorders>
+          </w:tcPr>
+          <w:p>
+            <w:pPr>
+              <w:pStyle w:val="Compact"/>
+              <w:widowControl/>
+              <w:bidi w:val="1"/>
+              <w:spacing w:before="36" w:after="36"/>
+              <w:jc w:val="left"/>
+              <w:rPr>
+                <w:kern w:val="0"/>
+                <w:lang w:val="en-US" w:eastAsia="en-US" w:bidi="ar-SA"/>
+              </w:rPr>
+            </w:pPr>
+            <w:r>
+              <w:rPr>
+                <w:kern w:val="0"/>
+                <w:rtl w:val="true"/>
+                <w:lang w:val="en-US" w:eastAsia="en-US" w:bidi="ar-SA"/>
+              </w:rPr>
+              <w:t>منجز</w:t>
+            </w:r>
+          </w:p>
+        </w:tc>
+        <w:tc>
+          <w:tcPr>
+            <w:tcW w:w="2930" w:type="dxa"/>
+            <w:tcBorders>
+              <w:top w:val="single" w:sz="4" w:space="0" w:color="808080"/>
+              <w:left w:val="single" w:sz="4" w:space="0" w:color="808080"/>
+              <w:bottom w:val="single" w:sz="4" w:space="0" w:color="808080"/>
+              <w:right w:val="single" w:sz="4" w:space="0" w:color="808080"/>
+            </w:tcBorders>
+          </w:tcPr>
+          <w:p>
+            <w:pPr>
+              <w:pStyle w:val="Compact"/>
+              <w:widowControl/>
+              <w:bidi w:val="1"/>
+              <w:spacing w:before="36" w:after="36"/>
+              <w:jc w:val="left"/>
+              <w:rPr>
+                <w:kern w:val="0"/>
+                <w:lang w:val="en-US" w:eastAsia="en-US" w:bidi="ar-SA"/>
+              </w:rPr>
+            </w:pPr>
+            <w:r>
+              <w:rPr>
+                <w:kern w:val="0"/>
+                <w:rtl w:val="true"/>
+                <w:lang w:val="en-US" w:eastAsia="en-US" w:bidi="ar-SA"/>
+              </w:rPr>
+              <w:t xml:space="preserve">أُضيف إلى </w:t>
+            </w:r>
+            <w:r>
+              <w:rPr>
+                <w:rStyle w:val="VerbatimChar"/>
+                <w:kern w:val="0"/>
+                <w:lang w:val="en-US" w:eastAsia="en-US" w:bidi="ar-SA"/>
+              </w:rPr>
+              <w:t>‎</w:t>
+            </w:r>
+            <w:r>
+              <w:rPr>
+                <w:rStyle w:val="VerbatimChar"/>
+                <w:kern w:val="0"/>
+                <w:lang w:val="en-US" w:eastAsia="en-US" w:bidi="ar-SA"/>
+              </w:rPr>
+              <w:t>.claude/skills/academic-supervisor-basel-alkhatib/references/thesis-context.md‎</w:t>
+            </w:r>
+            <w:r>
+              <w:rPr>
+                <w:kern w:val="0"/>
+                <w:rtl w:val="true"/>
+                <w:lang w:val="en-US" w:eastAsia="en-US" w:bidi="ar-SA"/>
+              </w:rPr>
+              <w:t xml:space="preserve"> </w:t>
+            </w:r>
+            <w:r>
+              <w:rPr>
+                <w:kern w:val="0"/>
+                <w:rtl w:val="true"/>
+                <w:lang w:val="en-US" w:eastAsia="en-US" w:bidi="ar-SA"/>
+              </w:rPr>
+              <w:t xml:space="preserve">قسم </w:t>
+            </w:r>
+            <w:r>
+              <w:rPr>
+                <w:kern w:val="0"/>
+                <w:rtl w:val="true"/>
+                <w:lang w:val="en-US" w:eastAsia="en-US" w:bidi="ar-SA"/>
+              </w:rPr>
+              <w:t>«</w:t>
+            </w:r>
+            <w:r>
+              <w:rPr>
+                <w:kern w:val="0"/>
+                <w:rtl w:val="true"/>
+                <w:lang w:val="en-US" w:eastAsia="en-US" w:bidi="ar-SA"/>
+              </w:rPr>
+              <w:t>ما بعد الجلسة الثانية</w:t>
+            </w:r>
+            <w:r>
+              <w:rPr>
+                <w:kern w:val="0"/>
+                <w:rtl w:val="true"/>
+                <w:lang w:val="en-US" w:eastAsia="en-US" w:bidi="ar-SA"/>
+              </w:rPr>
+              <w:t xml:space="preserve">» </w:t>
+            </w:r>
+            <w:r>
+              <w:rPr>
+                <w:kern w:val="0"/>
+                <w:rtl w:val="true"/>
+                <w:lang w:val="en-US" w:eastAsia="en-US" w:bidi="ar-SA"/>
+              </w:rPr>
+              <w:t xml:space="preserve">فيه </w:t>
+            </w:r>
+            <w:r>
+              <w:rPr>
+                <w:kern w:val="0"/>
+                <w:lang w:val="en-US" w:eastAsia="en-US" w:bidi="ar-SA"/>
+              </w:rPr>
+              <w:t>D-121</w:t>
+            </w:r>
+            <w:r>
+              <w:rPr>
+                <w:kern w:val="0"/>
+                <w:rtl w:val="true"/>
+                <w:lang w:val="en-US" w:eastAsia="en-US" w:bidi="ar-SA"/>
+              </w:rPr>
+              <w:t xml:space="preserve"> </w:t>
+            </w:r>
+            <w:r>
+              <w:rPr>
+                <w:kern w:val="0"/>
+                <w:rtl w:val="true"/>
+                <w:lang w:val="en-US" w:eastAsia="en-US" w:bidi="ar-SA"/>
+              </w:rPr>
+              <w:t xml:space="preserve">إلى </w:t>
+            </w:r>
+            <w:r>
+              <w:rPr>
+                <w:kern w:val="0"/>
+                <w:lang w:val="en-US" w:eastAsia="en-US" w:bidi="ar-SA"/>
+              </w:rPr>
+              <w:t>D-127</w:t>
+            </w:r>
+            <w:r>
+              <w:rPr>
+                <w:kern w:val="0"/>
+                <w:rtl w:val="true"/>
+                <w:lang w:val="en-US" w:eastAsia="en-US" w:bidi="ar-SA"/>
+              </w:rPr>
+              <w:t xml:space="preserve">، بعد آخر رقم مسجل </w:t>
+            </w:r>
+            <w:r>
+              <w:rPr>
+                <w:kern w:val="0"/>
+                <w:lang w:val="en-US" w:eastAsia="en-US" w:bidi="ar-SA"/>
+              </w:rPr>
+              <w:t>D-120: D-121</w:t>
+            </w:r>
+            <w:r>
+              <w:rPr>
+                <w:kern w:val="0"/>
+                <w:rtl w:val="true"/>
+                <w:lang w:val="en-US" w:eastAsia="en-US" w:bidi="ar-SA"/>
+              </w:rPr>
+              <w:t xml:space="preserve"> </w:t>
+            </w:r>
+            <w:r>
+              <w:rPr>
+                <w:kern w:val="0"/>
+                <w:rtl w:val="true"/>
+                <w:lang w:val="en-US" w:eastAsia="en-US" w:bidi="ar-SA"/>
+              </w:rPr>
+              <w:t>بنود أثر الجلسة الثانية على التطبيق ت</w:t>
+            </w:r>
+            <w:r>
+              <w:rPr>
+                <w:kern w:val="0"/>
+                <w:rtl w:val="true"/>
+                <w:lang w:val="en-US" w:eastAsia="en-US" w:bidi="ar-SA"/>
+              </w:rPr>
+              <w:t>-</w:t>
+            </w:r>
+            <w:r>
+              <w:rPr>
+                <w:kern w:val="0"/>
+                <w:lang w:val="en-US" w:eastAsia="en-US" w:bidi="ar-SA"/>
+              </w:rPr>
+              <w:t>1</w:t>
+            </w:r>
+            <w:r>
+              <w:rPr>
+                <w:kern w:val="0"/>
+                <w:rtl w:val="true"/>
+                <w:lang w:val="en-US" w:eastAsia="en-US" w:bidi="ar-SA"/>
+              </w:rPr>
+              <w:t xml:space="preserve"> </w:t>
+            </w:r>
+            <w:r>
+              <w:rPr>
+                <w:kern w:val="0"/>
+                <w:rtl w:val="true"/>
+                <w:lang w:val="en-US" w:eastAsia="en-US" w:bidi="ar-SA"/>
+              </w:rPr>
+              <w:t>إلى ت</w:t>
+            </w:r>
+            <w:r>
+              <w:rPr>
+                <w:kern w:val="0"/>
+                <w:rtl w:val="true"/>
+                <w:lang w:val="en-US" w:eastAsia="en-US" w:bidi="ar-SA"/>
+              </w:rPr>
+              <w:t>-</w:t>
+            </w:r>
+            <w:r>
+              <w:rPr>
+                <w:kern w:val="0"/>
+                <w:lang w:val="en-US" w:eastAsia="en-US" w:bidi="ar-SA"/>
+              </w:rPr>
+              <w:t>5</w:t>
+            </w:r>
+            <w:r>
+              <w:rPr>
+                <w:kern w:val="0"/>
+                <w:rtl w:val="true"/>
+                <w:lang w:val="en-US" w:eastAsia="en-US" w:bidi="ar-SA"/>
+              </w:rPr>
+              <w:t xml:space="preserve"> </w:t>
+            </w:r>
+            <w:r>
+              <w:rPr>
+                <w:kern w:val="0"/>
+                <w:rtl w:val="true"/>
+                <w:lang w:val="en-US" w:eastAsia="en-US" w:bidi="ar-SA"/>
+              </w:rPr>
+              <w:t>والمرفوضات ر</w:t>
+            </w:r>
+            <w:r>
+              <w:rPr>
+                <w:kern w:val="0"/>
+                <w:rtl w:val="true"/>
+                <w:lang w:val="en-US" w:eastAsia="en-US" w:bidi="ar-SA"/>
+              </w:rPr>
+              <w:t>-</w:t>
+            </w:r>
+            <w:r>
+              <w:rPr>
+                <w:kern w:val="0"/>
+                <w:lang w:val="en-US" w:eastAsia="en-US" w:bidi="ar-SA"/>
+              </w:rPr>
+              <w:t>1</w:t>
+            </w:r>
+            <w:r>
+              <w:rPr>
+                <w:kern w:val="0"/>
+                <w:rtl w:val="true"/>
+                <w:lang w:val="en-US" w:eastAsia="en-US" w:bidi="ar-SA"/>
+              </w:rPr>
+              <w:t xml:space="preserve"> </w:t>
+            </w:r>
+            <w:r>
+              <w:rPr>
+                <w:kern w:val="0"/>
+                <w:rtl w:val="true"/>
+                <w:lang w:val="en-US" w:eastAsia="en-US" w:bidi="ar-SA"/>
+              </w:rPr>
+              <w:t>إلى ر</w:t>
+            </w:r>
+            <w:r>
+              <w:rPr>
+                <w:kern w:val="0"/>
+                <w:rtl w:val="true"/>
+                <w:lang w:val="en-US" w:eastAsia="en-US" w:bidi="ar-SA"/>
+              </w:rPr>
+              <w:t>-</w:t>
+            </w:r>
+            <w:r>
+              <w:rPr>
+                <w:kern w:val="0"/>
+                <w:lang w:val="en-US" w:eastAsia="en-US" w:bidi="ar-SA"/>
+              </w:rPr>
+              <w:t>9</w:t>
+            </w:r>
+            <w:r>
+              <w:rPr>
+                <w:kern w:val="0"/>
+                <w:rtl w:val="true"/>
+                <w:lang w:val="en-US" w:eastAsia="en-US" w:bidi="ar-SA"/>
+              </w:rPr>
+              <w:t>؛ و</w:t>
+            </w:r>
+            <w:r>
+              <w:rPr>
+                <w:kern w:val="0"/>
+                <w:lang w:val="en-US" w:eastAsia="en-US" w:bidi="ar-SA"/>
+              </w:rPr>
+              <w:t>D-122</w:t>
+            </w:r>
+            <w:r>
+              <w:rPr>
+                <w:kern w:val="0"/>
+                <w:rtl w:val="true"/>
+                <w:lang w:val="en-US" w:eastAsia="en-US" w:bidi="ar-SA"/>
+              </w:rPr>
+              <w:t xml:space="preserve"> </w:t>
+            </w:r>
+            <w:r>
+              <w:rPr>
+                <w:kern w:val="0"/>
+                <w:rtl w:val="true"/>
+                <w:lang w:val="en-US" w:eastAsia="en-US" w:bidi="ar-SA"/>
+              </w:rPr>
+              <w:t>بروتوكول قياس ت</w:t>
+            </w:r>
+            <w:r>
+              <w:rPr>
+                <w:kern w:val="0"/>
+                <w:rtl w:val="true"/>
+                <w:lang w:val="en-US" w:eastAsia="en-US" w:bidi="ar-SA"/>
+              </w:rPr>
+              <w:t>-</w:t>
+            </w:r>
+            <w:r>
+              <w:rPr>
+                <w:kern w:val="0"/>
+                <w:lang w:val="en-US" w:eastAsia="en-US" w:bidi="ar-SA"/>
+              </w:rPr>
+              <w:t>5</w:t>
+            </w:r>
+            <w:r>
+              <w:rPr>
+                <w:kern w:val="0"/>
+                <w:rtl w:val="true"/>
+                <w:lang w:val="en-US" w:eastAsia="en-US" w:bidi="ar-SA"/>
+              </w:rPr>
+              <w:t>؛ و</w:t>
+            </w:r>
+            <w:r>
+              <w:rPr>
+                <w:kern w:val="0"/>
+                <w:lang w:val="en-US" w:eastAsia="en-US" w:bidi="ar-SA"/>
+              </w:rPr>
+              <w:t>D-123</w:t>
+            </w:r>
+            <w:r>
+              <w:rPr>
+                <w:kern w:val="0"/>
+                <w:rtl w:val="true"/>
+                <w:lang w:val="en-US" w:eastAsia="en-US" w:bidi="ar-SA"/>
+              </w:rPr>
+              <w:t xml:space="preserve"> </w:t>
+            </w:r>
+            <w:r>
+              <w:rPr>
+                <w:kern w:val="0"/>
+                <w:rtl w:val="true"/>
+                <w:lang w:val="en-US" w:eastAsia="en-US" w:bidi="ar-SA"/>
+              </w:rPr>
+              <w:t xml:space="preserve">إصدار ما بعد البنود </w:t>
+            </w:r>
+            <w:r>
+              <w:rPr>
+                <w:kern w:val="0"/>
+                <w:rtl w:val="true"/>
+                <w:lang w:val="en-US" w:eastAsia="en-US" w:bidi="ar-SA"/>
+              </w:rPr>
+              <w:t>(</w:t>
+            </w:r>
+            <w:r>
+              <w:rPr>
+                <w:kern w:val="0"/>
+                <w:rtl w:val="true"/>
+                <w:lang w:val="en-US" w:eastAsia="en-US" w:bidi="ar-SA"/>
+              </w:rPr>
+              <w:t xml:space="preserve">الإطار </w:t>
+            </w:r>
+            <w:r>
+              <w:rPr>
+                <w:kern w:val="0"/>
+                <w:lang w:val="en-US" w:eastAsia="en-US" w:bidi="ar-SA"/>
+              </w:rPr>
+              <w:t>09</w:t>
+            </w:r>
+            <w:r>
+              <w:rPr>
+                <w:kern w:val="0"/>
+                <w:rtl w:val="true"/>
+                <w:lang w:val="en-US" w:eastAsia="en-US" w:bidi="ar-SA"/>
+              </w:rPr>
+              <w:t xml:space="preserve"> </w:t>
+            </w:r>
+            <w:r>
+              <w:rPr>
+                <w:kern w:val="0"/>
+                <w:rtl w:val="true"/>
+                <w:lang w:val="en-US" w:eastAsia="en-US" w:bidi="ar-SA"/>
+              </w:rPr>
+              <w:t>وأعداد الاختبارات والمدخلات المتقادمة</w:t>
+            </w:r>
+            <w:r>
+              <w:rPr>
+                <w:kern w:val="0"/>
+                <w:rtl w:val="true"/>
+                <w:lang w:val="en-US" w:eastAsia="en-US" w:bidi="ar-SA"/>
+              </w:rPr>
+              <w:t>)</w:t>
+            </w:r>
+            <w:r>
+              <w:rPr>
+                <w:kern w:val="0"/>
+                <w:rtl w:val="true"/>
+                <w:lang w:val="en-US" w:eastAsia="en-US" w:bidi="ar-SA"/>
+              </w:rPr>
+              <w:t>؛ و</w:t>
+            </w:r>
+            <w:r>
+              <w:rPr>
+                <w:kern w:val="0"/>
+                <w:lang w:val="en-US" w:eastAsia="en-US" w:bidi="ar-SA"/>
+              </w:rPr>
+              <w:t>D-124</w:t>
+            </w:r>
+            <w:r>
+              <w:rPr>
+                <w:kern w:val="0"/>
+                <w:rtl w:val="true"/>
+                <w:lang w:val="en-US" w:eastAsia="en-US" w:bidi="ar-SA"/>
+              </w:rPr>
+              <w:t xml:space="preserve"> </w:t>
+            </w:r>
+            <w:r>
+              <w:rPr>
+                <w:kern w:val="0"/>
+                <w:rtl w:val="true"/>
+                <w:lang w:val="en-US" w:eastAsia="en-US" w:bidi="ar-SA"/>
+              </w:rPr>
+              <w:t xml:space="preserve">العرض الجديد </w:t>
+            </w:r>
+            <w:r>
+              <w:rPr>
+                <w:kern w:val="0"/>
+                <w:rtl w:val="true"/>
+                <w:lang w:val="en-US" w:eastAsia="en-US" w:bidi="ar-SA"/>
+              </w:rPr>
+              <w:t>(</w:t>
+            </w:r>
+            <w:r>
+              <w:rPr>
+                <w:kern w:val="0"/>
+                <w:rtl w:val="true"/>
+                <w:lang w:val="en-US" w:eastAsia="en-US" w:bidi="ar-SA"/>
+              </w:rPr>
+              <w:t xml:space="preserve">عرض </w:t>
+            </w:r>
+            <w:r>
+              <w:rPr>
+                <w:kern w:val="0"/>
+                <w:lang w:val="en-US" w:eastAsia="en-US" w:bidi="ar-SA"/>
+              </w:rPr>
+              <w:t>Slides</w:t>
+            </w:r>
+            <w:r>
+              <w:rPr>
+                <w:kern w:val="0"/>
+                <w:rtl w:val="true"/>
+                <w:lang w:val="en-US" w:eastAsia="en-US" w:bidi="ar-SA"/>
+              </w:rPr>
+              <w:t xml:space="preserve"> </w:t>
+            </w:r>
+            <w:r>
+              <w:rPr>
+                <w:kern w:val="0"/>
+                <w:rtl w:val="true"/>
+                <w:lang w:val="en-US" w:eastAsia="en-US" w:bidi="ar-SA"/>
+              </w:rPr>
+              <w:t xml:space="preserve">على </w:t>
+            </w:r>
+            <w:r>
+              <w:rPr>
+                <w:kern w:val="0"/>
+                <w:lang w:val="en-US" w:eastAsia="en-US" w:bidi="ar-SA"/>
+              </w:rPr>
+              <w:t>https://claude.ai/artifact/Ctrx2DeeEwsXAnXrbo2R48</w:t>
+            </w:r>
+            <w:r>
+              <w:rPr>
+                <w:kern w:val="0"/>
+                <w:rtl w:val="true"/>
+                <w:lang w:val="en-US" w:eastAsia="en-US" w:bidi="ar-SA"/>
+              </w:rPr>
+              <w:t xml:space="preserve"> </w:t>
+            </w:r>
+            <w:r>
+              <w:rPr>
+                <w:kern w:val="0"/>
+                <w:rtl w:val="true"/>
+                <w:lang w:val="en-US" w:eastAsia="en-US" w:bidi="ar-SA"/>
+              </w:rPr>
+              <w:t xml:space="preserve">من </w:t>
+            </w:r>
+            <w:r>
+              <w:rPr>
+                <w:rStyle w:val="VerbatimChar"/>
+                <w:kern w:val="0"/>
+                <w:lang w:val="en-US" w:eastAsia="en-US" w:bidi="ar-SA"/>
+              </w:rPr>
+              <w:t>‎</w:t>
+            </w:r>
+            <w:r>
+              <w:rPr>
+                <w:rStyle w:val="VerbatimChar"/>
+                <w:kern w:val="0"/>
+                <w:lang w:val="en-US" w:eastAsia="en-US" w:bidi="ar-SA"/>
+              </w:rPr>
+              <w:t>docs/working/07-presentation/deck-content.md‎</w:t>
+            </w:r>
+            <w:r>
+              <w:rPr>
+                <w:kern w:val="0"/>
+                <w:rtl w:val="true"/>
+                <w:lang w:val="en-US" w:eastAsia="en-US" w:bidi="ar-SA"/>
+              </w:rPr>
+              <w:t xml:space="preserve">، وملف </w:t>
+            </w:r>
+            <w:r>
+              <w:rPr>
+                <w:kern w:val="0"/>
+                <w:lang w:val="en-US" w:eastAsia="en-US" w:bidi="ar-SA"/>
+              </w:rPr>
+              <w:t>pptx</w:t>
+            </w:r>
+            <w:r>
+              <w:rPr>
+                <w:kern w:val="0"/>
+                <w:rtl w:val="true"/>
+                <w:lang w:val="en-US" w:eastAsia="en-US" w:bidi="ar-SA"/>
+              </w:rPr>
+              <w:t xml:space="preserve"> </w:t>
+            </w:r>
+            <w:r>
+              <w:rPr>
+                <w:kern w:val="0"/>
+                <w:rtl w:val="true"/>
+                <w:lang w:val="en-US" w:eastAsia="en-US" w:bidi="ar-SA"/>
+              </w:rPr>
+              <w:t xml:space="preserve">في </w:t>
+            </w:r>
+            <w:r>
+              <w:rPr>
+                <w:rStyle w:val="VerbatimChar"/>
+                <w:kern w:val="0"/>
+                <w:lang w:val="en-US" w:eastAsia="en-US" w:bidi="ar-SA"/>
+              </w:rPr>
+              <w:t>‎</w:t>
+            </w:r>
+            <w:r>
+              <w:rPr>
+                <w:rStyle w:val="VerbatimChar"/>
+                <w:kern w:val="0"/>
+                <w:lang w:val="en-US" w:eastAsia="en-US" w:bidi="ar-SA"/>
+              </w:rPr>
+              <w:t>deliverables/07-presentation‎</w:t>
+            </w:r>
+            <w:r>
+              <w:rPr>
+                <w:kern w:val="0"/>
+                <w:rtl w:val="true"/>
+                <w:lang w:val="en-US" w:eastAsia="en-US" w:bidi="ar-SA"/>
+              </w:rPr>
+              <w:t xml:space="preserve"> </w:t>
+            </w:r>
+            <w:r>
+              <w:rPr>
+                <w:kern w:val="0"/>
+                <w:rtl w:val="true"/>
+                <w:lang w:val="en-US" w:eastAsia="en-US" w:bidi="ar-SA"/>
+              </w:rPr>
+              <w:t>هو النسخة السابقة حتى يصدّر الطالب العرض الجديد</w:t>
+            </w:r>
+            <w:r>
+              <w:rPr>
+                <w:kern w:val="0"/>
+                <w:rtl w:val="true"/>
+                <w:lang w:val="en-US" w:eastAsia="en-US" w:bidi="ar-SA"/>
+              </w:rPr>
+              <w:t>)</w:t>
+            </w:r>
+            <w:r>
+              <w:rPr>
+                <w:kern w:val="0"/>
+                <w:rtl w:val="true"/>
+                <w:lang w:val="en-US" w:eastAsia="en-US" w:bidi="ar-SA"/>
+              </w:rPr>
+              <w:t>؛ و</w:t>
+            </w:r>
+            <w:r>
+              <w:rPr>
+                <w:kern w:val="0"/>
+                <w:lang w:val="en-US" w:eastAsia="en-US" w:bidi="ar-SA"/>
+              </w:rPr>
+              <w:t>D-125</w:t>
+            </w:r>
+            <w:r>
+              <w:rPr>
+                <w:kern w:val="0"/>
+                <w:rtl w:val="true"/>
+                <w:lang w:val="en-US" w:eastAsia="en-US" w:bidi="ar-SA"/>
+              </w:rPr>
+              <w:t xml:space="preserve"> </w:t>
+            </w:r>
+            <w:r>
+              <w:rPr>
+                <w:kern w:val="0"/>
+                <w:rtl w:val="true"/>
+                <w:lang w:val="en-US" w:eastAsia="en-US" w:bidi="ar-SA"/>
+              </w:rPr>
+              <w:t xml:space="preserve">إلى </w:t>
+            </w:r>
+            <w:r>
+              <w:rPr>
+                <w:kern w:val="0"/>
+                <w:lang w:val="en-US" w:eastAsia="en-US" w:bidi="ar-SA"/>
+              </w:rPr>
+              <w:t>D-127</w:t>
+            </w:r>
+            <w:r>
+              <w:rPr>
+                <w:kern w:val="0"/>
+                <w:rtl w:val="true"/>
+                <w:lang w:val="en-US" w:eastAsia="en-US" w:bidi="ar-SA"/>
+              </w:rPr>
+              <w:t xml:space="preserve"> </w:t>
+            </w:r>
+            <w:r>
+              <w:rPr>
+                <w:kern w:val="0"/>
+                <w:rtl w:val="true"/>
+                <w:lang w:val="en-US" w:eastAsia="en-US" w:bidi="ar-SA"/>
+              </w:rPr>
+              <w:t>لهذه البنود</w:t>
+            </w:r>
+            <w:r>
+              <w:rPr>
+                <w:kern w:val="0"/>
+                <w:rtl w:val="true"/>
+                <w:lang w:val="en-US" w:eastAsia="en-US" w:bidi="ar-SA"/>
+              </w:rPr>
+              <w:t xml:space="preserve">. </w:t>
+            </w:r>
+            <w:r>
+              <w:rPr>
+                <w:kern w:val="0"/>
+                <w:rtl w:val="true"/>
+                <w:lang w:val="en-US" w:eastAsia="en-US" w:bidi="ar-SA"/>
+              </w:rPr>
+              <w:t xml:space="preserve">وفي </w:t>
+            </w:r>
+            <w:r>
+              <w:rPr>
+                <w:rStyle w:val="VerbatimChar"/>
+                <w:kern w:val="0"/>
+                <w:lang w:val="en-US" w:eastAsia="en-US" w:bidi="ar-SA"/>
+              </w:rPr>
+              <w:t>‎</w:t>
+            </w:r>
+            <w:r>
+              <w:rPr>
+                <w:rStyle w:val="VerbatimChar"/>
+                <w:kern w:val="0"/>
+                <w:lang w:val="en-US" w:eastAsia="en-US" w:bidi="ar-SA"/>
+              </w:rPr>
+              <w:t>CLAUDE.md‎</w:t>
+            </w:r>
+            <w:r>
+              <w:rPr>
+                <w:kern w:val="0"/>
+                <w:rtl w:val="true"/>
+                <w:lang w:val="en-US" w:eastAsia="en-US" w:bidi="ar-SA"/>
+              </w:rPr>
+              <w:t xml:space="preserve"> </w:t>
+            </w:r>
+            <w:r>
+              <w:rPr>
+                <w:kern w:val="0"/>
+                <w:rtl w:val="true"/>
+                <w:lang w:val="en-US" w:eastAsia="en-US" w:bidi="ar-SA"/>
+              </w:rPr>
+              <w:t xml:space="preserve">صار نطاق السجل </w:t>
+            </w:r>
+            <w:r>
+              <w:rPr>
+                <w:kern w:val="0"/>
+                <w:lang w:val="en-US" w:eastAsia="en-US" w:bidi="ar-SA"/>
+              </w:rPr>
+              <w:t>D-01…D-127</w:t>
+            </w:r>
+            <w:r>
+              <w:rPr>
+                <w:kern w:val="0"/>
+                <w:rtl w:val="true"/>
+                <w:lang w:val="en-US" w:eastAsia="en-US" w:bidi="ar-SA"/>
+              </w:rPr>
+              <w:t xml:space="preserve">، وتعليق أمر </w:t>
+            </w:r>
+            <w:r>
+              <w:rPr>
+                <w:rStyle w:val="VerbatimChar"/>
+                <w:kern w:val="0"/>
+                <w:lang w:val="en-US" w:eastAsia="en-US" w:bidi="ar-SA"/>
+              </w:rPr>
+              <w:t>‎</w:t>
+            </w:r>
+            <w:r>
+              <w:rPr>
+                <w:rStyle w:val="VerbatimChar"/>
+                <w:kern w:val="0"/>
+                <w:lang w:val="en-US" w:eastAsia="en-US" w:bidi="ar-SA"/>
+              </w:rPr>
+              <w:t>build_pptx.py‎</w:t>
+            </w:r>
+            <w:r>
+              <w:rPr>
+                <w:kern w:val="0"/>
+                <w:rtl w:val="true"/>
+                <w:lang w:val="en-US" w:eastAsia="en-US" w:bidi="ar-SA"/>
+              </w:rPr>
+              <w:t xml:space="preserve"> </w:t>
+            </w:r>
+            <w:r>
+              <w:rPr>
+                <w:kern w:val="0"/>
+                <w:rtl w:val="true"/>
+                <w:lang w:val="en-US" w:eastAsia="en-US" w:bidi="ar-SA"/>
+              </w:rPr>
+              <w:t>يذكر مصدر العرض الجديد</w:t>
+            </w:r>
+          </w:p>
+        </w:tc>
+      </w:tr>
+    </w:tbl>
+    <w:p>
+      <w:pPr>
+        <w:pStyle w:val="Normal"/>
+        <w:bidi w:val="1"/>
+        <w:rPr/>
+      </w:pPr>
+      <w:r>
+        <w:rPr>
+          <w:b/>
+          <w:b/>
+          <w:bCs/>
+          <w:rtl w:val="true"/>
+        </w:rPr>
+        <w:t>سير ب</w:t>
+      </w:r>
+      <w:r>
+        <w:rPr>
+          <w:b/>
+          <w:bCs/>
+          <w:rtl w:val="true"/>
+        </w:rPr>
+        <w:t>-</w:t>
+      </w:r>
+      <w:r>
+        <w:rPr>
+          <w:b/>
+          <w:bCs/>
+        </w:rPr>
+        <w:t>6</w:t>
+      </w:r>
+      <w:r>
+        <w:rPr>
+          <w:b/>
+          <w:bCs/>
+          <w:rtl w:val="true"/>
+        </w:rPr>
+        <w:t xml:space="preserve"> </w:t>
+      </w:r>
+      <w:r>
+        <w:rPr>
+          <w:b/>
+          <w:b/>
+          <w:bCs/>
+          <w:rtl w:val="true"/>
+        </w:rPr>
+        <w:t xml:space="preserve">والفحص النهائي </w:t>
+      </w:r>
+      <w:r>
+        <w:rPr>
+          <w:b/>
+          <w:bCs/>
+          <w:rtl w:val="true"/>
+        </w:rPr>
+        <w:t>(</w:t>
+      </w:r>
+      <w:r>
+        <w:rPr>
+          <w:b/>
+          <w:bCs/>
+        </w:rPr>
+        <w:t>2026</w:t>
+      </w:r>
+      <w:r>
+        <w:rPr>
+          <w:b/>
+          <w:bCs/>
+          <w:rtl w:val="true"/>
+        </w:rPr>
+        <w:t>-</w:t>
+      </w:r>
+      <w:r>
+        <w:rPr>
+          <w:b/>
+          <w:bCs/>
+        </w:rPr>
+        <w:t>10</w:t>
+      </w:r>
+      <w:r>
+        <w:rPr>
+          <w:b/>
+          <w:bCs/>
+          <w:rtl w:val="true"/>
+        </w:rPr>
+        <w:t>-</w:t>
+      </w:r>
+      <w:r>
+        <w:rPr>
+          <w:b/>
+          <w:bCs/>
+        </w:rPr>
+        <w:t>31</w:t>
+      </w:r>
+      <w:r>
+        <w:rPr>
+          <w:b/>
+          <w:bCs/>
+          <w:rtl w:val="true"/>
+        </w:rPr>
+        <w:t>):</w:t>
+      </w:r>
+    </w:p>
+    <w:tbl>
+      <w:tblPr>
+        <w:tblStyle w:val="Table"/>
+        <w:bidiVisual w:val="true"/>
+        <w:tblW w:w="5000" w:type="pct"/>
+        <w:jc w:val="center"/>
+        <w:tblInd w:w="0" w:type="dxa"/>
+        <w:tblLayout w:type="fixed"/>
+        <w:tblCellMar>
+          <w:top w:w="0" w:type="dxa"/>
+          <w:left w:w="108" w:type="dxa"/>
+          <w:bottom w:w="0" w:type="dxa"/>
+          <w:right w:w="108" w:type="dxa"/>
+        </w:tblCellMar>
+        <w:tblLook w:val="0020" w:noHBand="0" w:noVBand="0" w:firstColumn="0" w:lastRow="0" w:lastColumn="0" w:firstRow="1"/>
+      </w:tblPr>
+      <w:tblGrid>
+        <w:gridCol w:w="4393"/>
+        <w:gridCol w:w="4394"/>
+      </w:tblGrid>
+      <w:tr>
+        <w:trPr>
+          <w:tblHeader w:val="true"/>
+        </w:trPr>
+        <w:tc>
+          <w:tcPr>
+            <w:tcW w:w="4393" w:type="dxa"/>
+            <w:tcBorders>
+              <w:top w:val="single" w:sz="4" w:space="0" w:color="808080"/>
+              <w:left w:val="single" w:sz="4" w:space="0" w:color="808080"/>
+              <w:bottom w:val="single" w:sz="6" w:space="0" w:color="000000"/>
+              <w:right w:val="single" w:sz="4" w:space="0" w:color="808080"/>
+            </w:tcBorders>
+            <w:shd w:color="auto" w:fill="D9E2F3" w:val="clear"/>
+            <w:vAlign w:val="bottom"/>
+          </w:tcPr>
+          <w:p>
+            <w:pPr>
+              <w:pStyle w:val="Compact"/>
+              <w:widowControl/>
+              <w:bidi w:val="1"/>
+              <w:spacing w:before="36" w:after="36"/>
+              <w:jc w:val="left"/>
+              <w:rPr>
+                <w:kern w:val="0"/>
+                <w:lang w:val="en-US" w:eastAsia="en-US" w:bidi="ar-SA"/>
+              </w:rPr>
+            </w:pPr>
+            <w:r>
+              <w:rPr>
+                <w:b/>
+                <w:b/>
+                <w:kern w:val="0"/>
+                <w:rtl w:val="true"/>
+                <w:lang w:val="en-US" w:eastAsia="en-US" w:bidi="ar-SA"/>
+              </w:rPr>
+              <w:t>الخطوة</w:t>
+            </w:r>
+          </w:p>
+        </w:tc>
+        <w:tc>
+          <w:tcPr>
+            <w:tcW w:w="4394" w:type="dxa"/>
+            <w:tcBorders>
+              <w:top w:val="single" w:sz="4" w:space="0" w:color="808080"/>
+              <w:left w:val="single" w:sz="4" w:space="0" w:color="808080"/>
+              <w:bottom w:val="single" w:sz="6" w:space="0" w:color="000000"/>
+              <w:right w:val="single" w:sz="4" w:space="0" w:color="808080"/>
+            </w:tcBorders>
+            <w:shd w:color="auto" w:fill="D9E2F3" w:val="clear"/>
+            <w:vAlign w:val="bottom"/>
+          </w:tcPr>
+          <w:p>
+            <w:pPr>
+              <w:pStyle w:val="Compact"/>
+              <w:widowControl/>
+              <w:bidi w:val="1"/>
+              <w:spacing w:before="36" w:after="36"/>
+              <w:jc w:val="left"/>
+              <w:rPr>
+                <w:kern w:val="0"/>
+                <w:lang w:val="en-US" w:eastAsia="en-US" w:bidi="ar-SA"/>
+              </w:rPr>
+            </w:pPr>
+            <w:r>
+              <w:rPr>
+                <w:b/>
+                <w:b/>
+                <w:kern w:val="0"/>
+                <w:rtl w:val="true"/>
+                <w:lang w:val="en-US" w:eastAsia="en-US" w:bidi="ar-SA"/>
+              </w:rPr>
+              <w:t>النتيجة</w:t>
+            </w:r>
+          </w:p>
+        </w:tc>
+      </w:tr>
+      <w:tr>
+        <w:trPr/>
+        <w:tc>
+          <w:tcPr>
+            <w:tcW w:w="4393" w:type="dxa"/>
+            <w:tcBorders>
+              <w:top w:val="single" w:sz="4" w:space="0" w:color="808080"/>
+              <w:left w:val="single" w:sz="4" w:space="0" w:color="808080"/>
+              <w:bottom w:val="single" w:sz="4" w:space="0" w:color="808080"/>
+              <w:right w:val="single" w:sz="4" w:space="0" w:color="808080"/>
+            </w:tcBorders>
+          </w:tcPr>
+          <w:p>
+            <w:pPr>
+              <w:pStyle w:val="Compact"/>
+              <w:widowControl/>
+              <w:bidi w:val="1"/>
+              <w:spacing w:before="36" w:after="36"/>
+              <w:jc w:val="left"/>
+              <w:rPr>
+                <w:kern w:val="0"/>
+                <w:lang w:val="en-US" w:eastAsia="en-US" w:bidi="ar-SA"/>
+              </w:rPr>
+            </w:pPr>
+            <w:r>
+              <w:rPr>
+                <w:rStyle w:val="VerbatimChar"/>
+                <w:kern w:val="0"/>
+                <w:lang w:val="en-US" w:eastAsia="en-US" w:bidi="ar-SA"/>
+              </w:rPr>
+              <w:t>‎</w:t>
+            </w:r>
+            <w:r>
+              <w:rPr>
+                <w:rStyle w:val="VerbatimChar"/>
+                <w:kern w:val="0"/>
+                <w:lang w:val="en-US" w:eastAsia="en-US" w:bidi="ar-SA"/>
+              </w:rPr>
+              <w:t>renumber.py‎</w:t>
+            </w:r>
+            <w:r>
+              <w:rPr>
+                <w:kern w:val="0"/>
+                <w:rtl w:val="true"/>
+                <w:lang w:val="en-US" w:eastAsia="en-US" w:bidi="ar-SA"/>
+              </w:rPr>
+              <w:t xml:space="preserve"> (</w:t>
+            </w:r>
+            <w:r>
+              <w:rPr>
+                <w:kern w:val="0"/>
+                <w:rtl w:val="true"/>
+                <w:lang w:val="en-US" w:eastAsia="en-US" w:bidi="ar-SA"/>
+              </w:rPr>
+              <w:t>تشغيل جاف</w:t>
+            </w:r>
+            <w:r>
+              <w:rPr>
+                <w:kern w:val="0"/>
+                <w:rtl w:val="true"/>
+                <w:lang w:val="en-US" w:eastAsia="en-US" w:bidi="ar-SA"/>
+              </w:rPr>
+              <w:t>)</w:t>
+            </w:r>
+          </w:p>
+        </w:tc>
+        <w:tc>
+          <w:tcPr>
+            <w:tcW w:w="4394" w:type="dxa"/>
+            <w:tcBorders>
+              <w:top w:val="single" w:sz="4" w:space="0" w:color="808080"/>
+              <w:left w:val="single" w:sz="4" w:space="0" w:color="808080"/>
+              <w:bottom w:val="single" w:sz="4" w:space="0" w:color="808080"/>
+              <w:right w:val="single" w:sz="4" w:space="0" w:color="808080"/>
+            </w:tcBorders>
+          </w:tcPr>
+          <w:p>
+            <w:pPr>
+              <w:pStyle w:val="Compact"/>
+              <w:widowControl/>
+              <w:bidi w:val="1"/>
+              <w:spacing w:before="36" w:after="36"/>
+              <w:jc w:val="left"/>
+              <w:rPr>
+                <w:kern w:val="0"/>
+                <w:lang w:val="en-US" w:eastAsia="en-US" w:bidi="ar-SA"/>
+              </w:rPr>
+            </w:pPr>
+            <w:r>
+              <w:rPr>
+                <w:rStyle w:val="VerbatimChar"/>
+                <w:kern w:val="0"/>
+                <w:lang w:val="en-US" w:eastAsia="en-US" w:bidi="ar-SA"/>
+              </w:rPr>
+              <w:t>‎</w:t>
+            </w:r>
+            <w:r>
+              <w:rPr>
+                <w:rStyle w:val="VerbatimChar"/>
+                <w:kern w:val="0"/>
+                <w:lang w:val="en-US" w:eastAsia="en-US" w:bidi="ar-SA"/>
+              </w:rPr>
+              <w:t>references renumbered: 0 of 74 change number‎</w:t>
+            </w:r>
+          </w:p>
+        </w:tc>
+      </w:tr>
+      <w:tr>
+        <w:trPr/>
+        <w:tc>
+          <w:tcPr>
+            <w:tcW w:w="4393" w:type="dxa"/>
+            <w:tcBorders>
+              <w:top w:val="single" w:sz="4" w:space="0" w:color="808080"/>
+              <w:left w:val="single" w:sz="4" w:space="0" w:color="808080"/>
+              <w:bottom w:val="single" w:sz="4" w:space="0" w:color="808080"/>
+              <w:right w:val="single" w:sz="4" w:space="0" w:color="808080"/>
+            </w:tcBorders>
+          </w:tcPr>
+          <w:p>
+            <w:pPr>
+              <w:pStyle w:val="Compact"/>
+              <w:widowControl/>
+              <w:bidi w:val="1"/>
+              <w:spacing w:before="36" w:after="36"/>
+              <w:jc w:val="left"/>
+              <w:rPr>
+                <w:kern w:val="0"/>
+                <w:lang w:val="en-US" w:eastAsia="en-US" w:bidi="ar-SA"/>
+              </w:rPr>
+            </w:pPr>
+            <w:r>
+              <w:rPr>
+                <w:rStyle w:val="VerbatimChar"/>
+                <w:kern w:val="0"/>
+                <w:lang w:val="en-US" w:eastAsia="en-US" w:bidi="ar-SA"/>
+              </w:rPr>
+              <w:t>‎</w:t>
+            </w:r>
+            <w:r>
+              <w:rPr>
+                <w:rStyle w:val="VerbatimChar"/>
+                <w:kern w:val="0"/>
+                <w:lang w:val="en-US" w:eastAsia="en-US" w:bidi="ar-SA"/>
+              </w:rPr>
+              <w:t>eda_figures.py‎</w:t>
+            </w:r>
+            <w:r>
+              <w:rPr>
+                <w:kern w:val="0"/>
+                <w:rtl w:val="true"/>
+                <w:lang w:val="en-US" w:eastAsia="en-US" w:bidi="ar-SA"/>
+              </w:rPr>
+              <w:t xml:space="preserve"> </w:t>
+            </w:r>
+            <w:r>
+              <w:rPr>
+                <w:kern w:val="0"/>
+                <w:rtl w:val="true"/>
+                <w:lang w:val="en-US" w:eastAsia="en-US" w:bidi="ar-SA"/>
+              </w:rPr>
+              <w:t xml:space="preserve">ثم </w:t>
+            </w:r>
+            <w:r>
+              <w:rPr>
+                <w:rStyle w:val="VerbatimChar"/>
+                <w:kern w:val="0"/>
+                <w:lang w:val="en-US" w:eastAsia="en-US" w:bidi="ar-SA"/>
+              </w:rPr>
+              <w:t>‎</w:t>
+            </w:r>
+            <w:r>
+              <w:rPr>
+                <w:rStyle w:val="VerbatimChar"/>
+                <w:kern w:val="0"/>
+                <w:lang w:val="en-US" w:eastAsia="en-US" w:bidi="ar-SA"/>
+              </w:rPr>
+              <w:t>make_tables.py‎</w:t>
+            </w:r>
+            <w:r>
+              <w:rPr>
+                <w:kern w:val="0"/>
+                <w:rtl w:val="true"/>
+                <w:lang w:val="en-US" w:eastAsia="en-US" w:bidi="ar-SA"/>
+              </w:rPr>
+              <w:t xml:space="preserve"> </w:t>
+            </w:r>
+            <w:r>
+              <w:rPr>
+                <w:kern w:val="0"/>
+                <w:rtl w:val="true"/>
+                <w:lang w:val="en-US" w:eastAsia="en-US" w:bidi="ar-SA"/>
+              </w:rPr>
+              <w:t xml:space="preserve">ثم </w:t>
+            </w:r>
+            <w:r>
+              <w:rPr>
+                <w:rStyle w:val="VerbatimChar"/>
+                <w:kern w:val="0"/>
+                <w:lang w:val="en-US" w:eastAsia="en-US" w:bidi="ar-SA"/>
+              </w:rPr>
+              <w:t>‎</w:t>
+            </w:r>
+            <w:r>
+              <w:rPr>
+                <w:rStyle w:val="VerbatimChar"/>
+                <w:kern w:val="0"/>
+                <w:lang w:val="en-US" w:eastAsia="en-US" w:bidi="ar-SA"/>
+              </w:rPr>
+              <w:t>assemble.py‎</w:t>
+            </w:r>
+          </w:p>
+        </w:tc>
+        <w:tc>
+          <w:tcPr>
+            <w:tcW w:w="4394" w:type="dxa"/>
+            <w:tcBorders>
+              <w:top w:val="single" w:sz="4" w:space="0" w:color="808080"/>
+              <w:left w:val="single" w:sz="4" w:space="0" w:color="808080"/>
+              <w:bottom w:val="single" w:sz="4" w:space="0" w:color="808080"/>
+              <w:right w:val="single" w:sz="4" w:space="0" w:color="808080"/>
+            </w:tcBorders>
+          </w:tcPr>
+          <w:p>
+            <w:pPr>
+              <w:pStyle w:val="Compact"/>
+              <w:widowControl/>
+              <w:bidi w:val="1"/>
+              <w:spacing w:before="36" w:after="36"/>
+              <w:jc w:val="left"/>
+              <w:rPr>
+                <w:kern w:val="0"/>
+                <w:lang w:val="en-US" w:eastAsia="en-US" w:bidi="ar-SA"/>
+              </w:rPr>
+            </w:pPr>
+            <w:r>
+              <w:rPr>
+                <w:kern w:val="0"/>
+                <w:rtl w:val="true"/>
+                <w:lang w:val="en-US" w:eastAsia="en-US" w:bidi="ar-SA"/>
+              </w:rPr>
+              <w:t xml:space="preserve">نجحت </w:t>
+            </w:r>
+            <w:r>
+              <w:rPr>
+                <w:kern w:val="0"/>
+                <w:rtl w:val="true"/>
+                <w:lang w:val="en-US" w:eastAsia="en-US" w:bidi="ar-SA"/>
+              </w:rPr>
+              <w:t>(</w:t>
+            </w:r>
+            <w:r>
+              <w:rPr>
+                <w:kern w:val="0"/>
+                <w:lang w:val="en-US" w:eastAsia="en-US" w:bidi="ar-SA"/>
+              </w:rPr>
+              <w:t>exit 0</w:t>
+            </w:r>
+            <w:r>
+              <w:rPr>
+                <w:kern w:val="0"/>
+                <w:rtl w:val="true"/>
+                <w:lang w:val="en-US" w:eastAsia="en-US" w:bidi="ar-SA"/>
+              </w:rPr>
+              <w:t xml:space="preserve">). </w:t>
+            </w:r>
+            <w:r>
+              <w:rPr>
+                <w:kern w:val="0"/>
+                <w:rtl w:val="true"/>
+                <w:lang w:val="en-US" w:eastAsia="en-US" w:bidi="ar-SA"/>
+              </w:rPr>
+              <w:t xml:space="preserve">وفحوص </w:t>
+            </w:r>
+            <w:r>
+              <w:rPr>
+                <w:rStyle w:val="VerbatimChar"/>
+                <w:kern w:val="0"/>
+                <w:lang w:val="en-US" w:eastAsia="en-US" w:bidi="ar-SA"/>
+              </w:rPr>
+              <w:t>‎</w:t>
+            </w:r>
+            <w:r>
+              <w:rPr>
+                <w:rStyle w:val="VerbatimChar"/>
+                <w:kern w:val="0"/>
+                <w:lang w:val="en-US" w:eastAsia="en-US" w:bidi="ar-SA"/>
+              </w:rPr>
+              <w:t>serving_bench‎</w:t>
+            </w:r>
+            <w:r>
+              <w:rPr>
+                <w:kern w:val="0"/>
+                <w:rtl w:val="true"/>
+                <w:lang w:val="en-US" w:eastAsia="en-US" w:bidi="ar-SA"/>
+              </w:rPr>
+              <w:t xml:space="preserve"> </w:t>
+            </w:r>
+            <w:r>
+              <w:rPr>
+                <w:kern w:val="0"/>
+                <w:rtl w:val="true"/>
+                <w:lang w:val="en-US" w:eastAsia="en-US" w:bidi="ar-SA"/>
+              </w:rPr>
+              <w:t xml:space="preserve">كلها </w:t>
+            </w:r>
+            <w:r>
+              <w:rPr>
+                <w:kern w:val="0"/>
+                <w:lang w:val="en-US" w:eastAsia="en-US" w:bidi="ar-SA"/>
+              </w:rPr>
+              <w:t>OK</w:t>
+            </w:r>
+            <w:r>
+              <w:rPr>
+                <w:kern w:val="0"/>
+                <w:rtl w:val="true"/>
+                <w:lang w:val="en-US" w:eastAsia="en-US" w:bidi="ar-SA"/>
+              </w:rPr>
+              <w:t>، و</w:t>
+            </w:r>
+            <w:r>
+              <w:rPr>
+                <w:kern w:val="0"/>
+                <w:lang w:val="en-US" w:eastAsia="en-US" w:bidi="ar-SA"/>
+              </w:rPr>
+              <w:t>NFR-01</w:t>
+            </w:r>
+            <w:r>
+              <w:rPr>
+                <w:kern w:val="0"/>
+                <w:rtl w:val="true"/>
+                <w:lang w:val="en-US" w:eastAsia="en-US" w:bidi="ar-SA"/>
+              </w:rPr>
+              <w:t xml:space="preserve"> </w:t>
+            </w:r>
+            <w:r>
+              <w:rPr>
+                <w:kern w:val="0"/>
+                <w:rtl w:val="true"/>
+                <w:lang w:val="en-US" w:eastAsia="en-US" w:bidi="ar-SA"/>
+              </w:rPr>
+              <w:t>بلا تجاوز</w:t>
+            </w:r>
+            <w:r>
+              <w:rPr>
+                <w:kern w:val="0"/>
+                <w:rtl w:val="true"/>
+                <w:lang w:val="en-US" w:eastAsia="en-US" w:bidi="ar-SA"/>
+              </w:rPr>
+              <w:t xml:space="preserve">. </w:t>
+            </w:r>
+            <w:r>
+              <w:rPr>
+                <w:kern w:val="0"/>
+                <w:rtl w:val="true"/>
+                <w:lang w:val="en-US" w:eastAsia="en-US" w:bidi="ar-SA"/>
+              </w:rPr>
+              <w:t xml:space="preserve">والفرق في </w:t>
+            </w:r>
+            <w:r>
+              <w:rPr>
+                <w:rStyle w:val="VerbatimChar"/>
+                <w:kern w:val="0"/>
+                <w:lang w:val="en-US" w:eastAsia="en-US" w:bidi="ar-SA"/>
+              </w:rPr>
+              <w:t>‎</w:t>
+            </w:r>
+            <w:r>
+              <w:rPr>
+                <w:rStyle w:val="VerbatimChar"/>
+                <w:kern w:val="0"/>
+                <w:lang w:val="en-US" w:eastAsia="en-US" w:bidi="ar-SA"/>
+              </w:rPr>
+              <w:t>docs/working/06-thesis/‎</w:t>
+            </w:r>
+            <w:r>
+              <w:rPr>
+                <w:kern w:val="0"/>
+                <w:rtl w:val="true"/>
+                <w:lang w:val="en-US" w:eastAsia="en-US" w:bidi="ar-SA"/>
+              </w:rPr>
+              <w:t xml:space="preserve"> </w:t>
+            </w:r>
+            <w:r>
+              <w:rPr>
+                <w:kern w:val="0"/>
+                <w:rtl w:val="true"/>
+                <w:lang w:val="en-US" w:eastAsia="en-US" w:bidi="ar-SA"/>
+              </w:rPr>
+              <w:t>الملفان المقصودان وحدهما</w:t>
+            </w:r>
+            <w:r>
+              <w:rPr>
+                <w:kern w:val="0"/>
+                <w:rtl w:val="true"/>
+                <w:lang w:val="en-US" w:eastAsia="en-US" w:bidi="ar-SA"/>
+              </w:rPr>
+              <w:t xml:space="preserve">: </w:t>
+            </w:r>
+            <w:r>
+              <w:rPr>
+                <w:rStyle w:val="VerbatimChar"/>
+                <w:kern w:val="0"/>
+                <w:lang w:val="en-US" w:eastAsia="en-US" w:bidi="ar-SA"/>
+              </w:rPr>
+              <w:t>‎ch2-background-literature.md‎</w:t>
+            </w:r>
+            <w:r>
+              <w:rPr>
+                <w:kern w:val="0"/>
+                <w:rtl w:val="true"/>
+                <w:lang w:val="en-US" w:eastAsia="en-US" w:bidi="ar-SA"/>
+              </w:rPr>
+              <w:t xml:space="preserve"> (</w:t>
+            </w:r>
+            <w:r>
+              <w:rPr>
+                <w:kern w:val="0"/>
+                <w:rtl w:val="true"/>
+                <w:lang w:val="en-US" w:eastAsia="en-US" w:bidi="ar-SA"/>
+              </w:rPr>
+              <w:t>الإحالة</w:t>
+            </w:r>
+            <w:r>
+              <w:rPr>
+                <w:kern w:val="0"/>
+                <w:rtl w:val="true"/>
+                <w:lang w:val="en-US" w:eastAsia="en-US" w:bidi="ar-SA"/>
+              </w:rPr>
+              <w:t xml:space="preserve">) </w:t>
+            </w:r>
+            <w:r>
+              <w:rPr>
+                <w:kern w:val="0"/>
+                <w:rtl w:val="true"/>
+                <w:lang w:val="en-US" w:eastAsia="en-US" w:bidi="ar-SA"/>
+              </w:rPr>
+              <w:t>و</w:t>
+            </w:r>
+            <w:r>
+              <w:rPr>
+                <w:rStyle w:val="VerbatimChar"/>
+                <w:kern w:val="0"/>
+                <w:lang w:val="en-US" w:eastAsia="en-US" w:bidi="ar-SA"/>
+              </w:rPr>
+              <w:t>‎</w:t>
+            </w:r>
+            <w:r>
+              <w:rPr>
+                <w:rStyle w:val="VerbatimChar"/>
+                <w:kern w:val="0"/>
+                <w:lang w:val="en-US" w:eastAsia="en-US" w:bidi="ar-SA"/>
+              </w:rPr>
+              <w:t>ch6-discussion.md‎</w:t>
+            </w:r>
+            <w:r>
+              <w:rPr>
+                <w:kern w:val="0"/>
+                <w:rtl w:val="true"/>
+                <w:lang w:val="en-US" w:eastAsia="en-US" w:bidi="ar-SA"/>
+              </w:rPr>
+              <w:t xml:space="preserve"> (</w:t>
+            </w:r>
+            <w:r>
+              <w:rPr>
+                <w:kern w:val="0"/>
+                <w:rtl w:val="true"/>
+                <w:lang w:val="en-US" w:eastAsia="en-US" w:bidi="ar-SA"/>
+              </w:rPr>
+              <w:t>التقسيم</w:t>
+            </w:r>
+            <w:r>
+              <w:rPr>
+                <w:kern w:val="0"/>
+                <w:rtl w:val="true"/>
+                <w:lang w:val="en-US" w:eastAsia="en-US" w:bidi="ar-SA"/>
+              </w:rPr>
+              <w:t>)</w:t>
+            </w:r>
+          </w:p>
+        </w:tc>
+      </w:tr>
+      <w:tr>
+        <w:trPr/>
+        <w:tc>
+          <w:tcPr>
+            <w:tcW w:w="4393" w:type="dxa"/>
+            <w:tcBorders>
+              <w:top w:val="single" w:sz="4" w:space="0" w:color="808080"/>
+              <w:left w:val="single" w:sz="4" w:space="0" w:color="808080"/>
+              <w:bottom w:val="single" w:sz="4" w:space="0" w:color="808080"/>
+              <w:right w:val="single" w:sz="4" w:space="0" w:color="808080"/>
+            </w:tcBorders>
+          </w:tcPr>
+          <w:p>
+            <w:pPr>
+              <w:pStyle w:val="Compact"/>
+              <w:widowControl/>
+              <w:bidi w:val="1"/>
+              <w:spacing w:before="36" w:after="36"/>
+              <w:jc w:val="left"/>
+              <w:rPr>
+                <w:kern w:val="0"/>
+                <w:lang w:val="en-US" w:eastAsia="en-US" w:bidi="ar-SA"/>
+              </w:rPr>
+            </w:pPr>
+            <w:r>
+              <w:rPr>
+                <w:rStyle w:val="VerbatimChar"/>
+                <w:kern w:val="0"/>
+                <w:lang w:val="en-US" w:eastAsia="en-US" w:bidi="ar-SA"/>
+              </w:rPr>
+              <w:t>‎</w:t>
+            </w:r>
+            <w:r>
+              <w:rPr>
+                <w:rStyle w:val="VerbatimChar"/>
+                <w:kern w:val="0"/>
+                <w:lang w:val="en-US" w:eastAsia="en-US" w:bidi="ar-SA"/>
+              </w:rPr>
+              <w:t>appendix_e.py‎</w:t>
+            </w:r>
+          </w:p>
+        </w:tc>
+        <w:tc>
+          <w:tcPr>
+            <w:tcW w:w="4394" w:type="dxa"/>
+            <w:tcBorders>
+              <w:top w:val="single" w:sz="4" w:space="0" w:color="808080"/>
+              <w:left w:val="single" w:sz="4" w:space="0" w:color="808080"/>
+              <w:bottom w:val="single" w:sz="4" w:space="0" w:color="808080"/>
+              <w:right w:val="single" w:sz="4" w:space="0" w:color="808080"/>
+            </w:tcBorders>
+          </w:tcPr>
+          <w:p>
+            <w:pPr>
+              <w:pStyle w:val="Compact"/>
+              <w:widowControl/>
+              <w:bidi w:val="1"/>
+              <w:spacing w:before="36" w:after="36"/>
+              <w:jc w:val="left"/>
+              <w:rPr>
+                <w:kern w:val="0"/>
+                <w:lang w:val="en-US" w:eastAsia="en-US" w:bidi="ar-SA"/>
+              </w:rPr>
+            </w:pPr>
+            <w:r>
+              <w:rPr>
+                <w:kern w:val="0"/>
+                <w:rtl w:val="true"/>
+                <w:lang w:val="en-US" w:eastAsia="en-US" w:bidi="ar-SA"/>
+              </w:rPr>
+              <w:t>كُتب الملحق هـ بلا تغيير</w:t>
+            </w:r>
+          </w:p>
+        </w:tc>
+      </w:tr>
+      <w:tr>
+        <w:trPr/>
+        <w:tc>
+          <w:tcPr>
+            <w:tcW w:w="4393" w:type="dxa"/>
+            <w:tcBorders>
+              <w:top w:val="single" w:sz="4" w:space="0" w:color="808080"/>
+              <w:left w:val="single" w:sz="4" w:space="0" w:color="808080"/>
+              <w:bottom w:val="single" w:sz="4" w:space="0" w:color="808080"/>
+              <w:right w:val="single" w:sz="4" w:space="0" w:color="808080"/>
+            </w:tcBorders>
+          </w:tcPr>
+          <w:p>
+            <w:pPr>
+              <w:pStyle w:val="Compact"/>
+              <w:widowControl/>
+              <w:bidi w:val="1"/>
+              <w:spacing w:before="36" w:after="36"/>
+              <w:jc w:val="left"/>
+              <w:rPr>
+                <w:kern w:val="0"/>
+                <w:lang w:val="en-US" w:eastAsia="en-US" w:bidi="ar-SA"/>
+              </w:rPr>
+            </w:pPr>
+            <w:r>
+              <w:rPr>
+                <w:rStyle w:val="VerbatimChar"/>
+                <w:kern w:val="0"/>
+                <w:lang w:val="en-US" w:eastAsia="en-US" w:bidi="ar-SA"/>
+              </w:rPr>
+              <w:t>‎</w:t>
+            </w:r>
+            <w:r>
+              <w:rPr>
+                <w:rStyle w:val="VerbatimChar"/>
+                <w:kern w:val="0"/>
+                <w:lang w:val="en-US" w:eastAsia="en-US" w:bidi="ar-SA"/>
+              </w:rPr>
+              <w:t>build_ch6.py --verify-tag‎</w:t>
+            </w:r>
+          </w:p>
+        </w:tc>
+        <w:tc>
+          <w:tcPr>
+            <w:tcW w:w="4394" w:type="dxa"/>
+            <w:tcBorders>
+              <w:top w:val="single" w:sz="4" w:space="0" w:color="808080"/>
+              <w:left w:val="single" w:sz="4" w:space="0" w:color="808080"/>
+              <w:bottom w:val="single" w:sz="4" w:space="0" w:color="808080"/>
+              <w:right w:val="single" w:sz="4" w:space="0" w:color="808080"/>
+            </w:tcBorders>
+          </w:tcPr>
+          <w:p>
+            <w:pPr>
+              <w:pStyle w:val="Compact"/>
+              <w:widowControl/>
+              <w:bidi w:val="1"/>
+              <w:spacing w:before="36" w:after="36"/>
+              <w:jc w:val="left"/>
+              <w:rPr>
+                <w:kern w:val="0"/>
+                <w:lang w:val="en-US" w:eastAsia="en-US" w:bidi="ar-SA"/>
+              </w:rPr>
+            </w:pPr>
+            <w:r>
+              <w:rPr>
+                <w:rStyle w:val="VerbatimChar"/>
+                <w:kern w:val="0"/>
+                <w:lang w:val="en-US" w:eastAsia="en-US" w:bidi="ar-SA"/>
+              </w:rPr>
+              <w:t>‎</w:t>
+            </w:r>
+            <w:r>
+              <w:rPr>
+                <w:rStyle w:val="VerbatimChar"/>
+                <w:kern w:val="0"/>
+                <w:lang w:val="en-US" w:eastAsia="en-US" w:bidi="ar-SA"/>
+              </w:rPr>
+              <w:t>recorded text verified against freeze-03‎</w:t>
+            </w:r>
+            <w:r>
+              <w:rPr>
+                <w:kern w:val="0"/>
+                <w:rtl w:val="true"/>
+                <w:lang w:val="en-US" w:eastAsia="en-US" w:bidi="ar-SA"/>
+              </w:rPr>
+              <w:t>، و</w:t>
+            </w:r>
+            <w:r>
+              <w:rPr>
+                <w:rStyle w:val="VerbatimChar"/>
+                <w:kern w:val="0"/>
+                <w:lang w:val="en-US" w:eastAsia="en-US" w:bidi="ar-SA"/>
+              </w:rPr>
+              <w:t>‎</w:t>
+            </w:r>
+            <w:r>
+              <w:rPr>
+                <w:rStyle w:val="VerbatimChar"/>
+                <w:kern w:val="0"/>
+                <w:lang w:val="en-US" w:eastAsia="en-US" w:bidi="ar-SA"/>
+              </w:rPr>
+              <w:t>{'deleted_branch': 10, 'filled': 10, 'after_result': 27, 'other': []}‎</w:t>
+            </w:r>
+          </w:p>
+        </w:tc>
+      </w:tr>
+      <w:tr>
+        <w:trPr/>
+        <w:tc>
+          <w:tcPr>
+            <w:tcW w:w="4393" w:type="dxa"/>
+            <w:tcBorders>
+              <w:top w:val="single" w:sz="4" w:space="0" w:color="808080"/>
+              <w:left w:val="single" w:sz="4" w:space="0" w:color="808080"/>
+              <w:bottom w:val="single" w:sz="4" w:space="0" w:color="808080"/>
+              <w:right w:val="single" w:sz="4" w:space="0" w:color="808080"/>
+            </w:tcBorders>
+          </w:tcPr>
+          <w:p>
+            <w:pPr>
+              <w:pStyle w:val="Compact"/>
+              <w:widowControl/>
+              <w:bidi w:val="1"/>
+              <w:spacing w:before="36" w:after="36"/>
+              <w:jc w:val="left"/>
+              <w:rPr>
+                <w:kern w:val="0"/>
+                <w:lang w:val="en-US" w:eastAsia="en-US" w:bidi="ar-SA"/>
+              </w:rPr>
+            </w:pPr>
+            <w:r>
+              <w:rPr>
+                <w:kern w:val="0"/>
+                <w:rtl w:val="true"/>
+                <w:lang w:val="en-US" w:eastAsia="en-US" w:bidi="ar-SA"/>
+              </w:rPr>
+              <w:t xml:space="preserve">تشغيل ثانٍ للخطوات </w:t>
+            </w:r>
+            <w:r>
+              <w:rPr>
+                <w:kern w:val="0"/>
+                <w:lang w:val="en-US" w:eastAsia="en-US" w:bidi="ar-SA"/>
+              </w:rPr>
+              <w:t>1</w:t>
+            </w:r>
+            <w:r>
+              <w:rPr>
+                <w:kern w:val="0"/>
+                <w:rtl w:val="true"/>
+                <w:lang w:val="en-US" w:eastAsia="en-US" w:bidi="ar-SA"/>
+              </w:rPr>
+              <w:t xml:space="preserve"> </w:t>
+            </w:r>
+            <w:r>
+              <w:rPr>
+                <w:kern w:val="0"/>
+                <w:rtl w:val="true"/>
+                <w:lang w:val="en-US" w:eastAsia="en-US" w:bidi="ar-SA"/>
+              </w:rPr>
+              <w:t xml:space="preserve">إلى </w:t>
+            </w:r>
+            <w:r>
+              <w:rPr>
+                <w:kern w:val="0"/>
+                <w:lang w:val="en-US" w:eastAsia="en-US" w:bidi="ar-SA"/>
+              </w:rPr>
+              <w:t>3</w:t>
+            </w:r>
+          </w:p>
+        </w:tc>
+        <w:tc>
+          <w:tcPr>
+            <w:tcW w:w="4394" w:type="dxa"/>
+            <w:tcBorders>
+              <w:top w:val="single" w:sz="4" w:space="0" w:color="808080"/>
+              <w:left w:val="single" w:sz="4" w:space="0" w:color="808080"/>
+              <w:bottom w:val="single" w:sz="4" w:space="0" w:color="808080"/>
+              <w:right w:val="single" w:sz="4" w:space="0" w:color="808080"/>
+            </w:tcBorders>
+          </w:tcPr>
+          <w:p>
+            <w:pPr>
+              <w:pStyle w:val="Compact"/>
+              <w:widowControl/>
+              <w:bidi w:val="1"/>
+              <w:spacing w:before="36" w:after="36"/>
+              <w:jc w:val="left"/>
+              <w:rPr>
+                <w:kern w:val="0"/>
+                <w:lang w:val="en-US" w:eastAsia="en-US" w:bidi="ar-SA"/>
+              </w:rPr>
+            </w:pPr>
+            <w:r>
+              <w:rPr>
+                <w:rStyle w:val="VerbatimChar"/>
+                <w:kern w:val="0"/>
+                <w:lang w:val="en-US" w:eastAsia="en-US" w:bidi="ar-SA"/>
+              </w:rPr>
+              <w:t>‎</w:t>
+            </w:r>
+            <w:r>
+              <w:rPr>
+                <w:rStyle w:val="VerbatimChar"/>
+                <w:kern w:val="0"/>
+                <w:lang w:val="en-US" w:eastAsia="en-US" w:bidi="ar-SA"/>
+              </w:rPr>
+              <w:t>git diff docs/working/06-thesis/‎</w:t>
+            </w:r>
+            <w:r>
+              <w:rPr>
+                <w:kern w:val="0"/>
+                <w:rtl w:val="true"/>
+                <w:lang w:val="en-US" w:eastAsia="en-US" w:bidi="ar-SA"/>
+              </w:rPr>
+              <w:t xml:space="preserve"> </w:t>
+            </w:r>
+            <w:r>
+              <w:rPr>
+                <w:kern w:val="0"/>
+                <w:rtl w:val="true"/>
+                <w:lang w:val="en-US" w:eastAsia="en-US" w:bidi="ar-SA"/>
+              </w:rPr>
+              <w:t xml:space="preserve">وحال </w:t>
+            </w:r>
+            <w:r>
+              <w:rPr>
+                <w:rStyle w:val="VerbatimChar"/>
+                <w:kern w:val="0"/>
+                <w:lang w:val="en-US" w:eastAsia="en-US" w:bidi="ar-SA"/>
+              </w:rPr>
+              <w:t>‎</w:t>
+            </w:r>
+            <w:r>
+              <w:rPr>
+                <w:rStyle w:val="VerbatimChar"/>
+                <w:kern w:val="0"/>
+                <w:lang w:val="en-US" w:eastAsia="en-US" w:bidi="ar-SA"/>
+              </w:rPr>
+              <w:t>deliverables/‎</w:t>
+            </w:r>
+            <w:r>
+              <w:rPr>
+                <w:kern w:val="0"/>
+                <w:rtl w:val="true"/>
+                <w:lang w:val="en-US" w:eastAsia="en-US" w:bidi="ar-SA"/>
+              </w:rPr>
+              <w:t xml:space="preserve"> </w:t>
+            </w:r>
+            <w:r>
+              <w:rPr>
+                <w:kern w:val="0"/>
+                <w:rtl w:val="true"/>
+                <w:lang w:val="en-US" w:eastAsia="en-US" w:bidi="ar-SA"/>
+              </w:rPr>
+              <w:t>و</w:t>
+            </w:r>
+            <w:r>
+              <w:rPr>
+                <w:rStyle w:val="VerbatimChar"/>
+                <w:kern w:val="0"/>
+                <w:lang w:val="en-US" w:eastAsia="en-US" w:bidi="ar-SA"/>
+              </w:rPr>
+              <w:t>‎</w:t>
+            </w:r>
+            <w:r>
+              <w:rPr>
+                <w:rStyle w:val="VerbatimChar"/>
+                <w:kern w:val="0"/>
+                <w:lang w:val="en-US" w:eastAsia="en-US" w:bidi="ar-SA"/>
+              </w:rPr>
+              <w:t>results/‎</w:t>
+            </w:r>
+            <w:r>
+              <w:rPr>
+                <w:kern w:val="0"/>
+                <w:rtl w:val="true"/>
+                <w:lang w:val="en-US" w:eastAsia="en-US" w:bidi="ar-SA"/>
+              </w:rPr>
+              <w:t xml:space="preserve"> </w:t>
+            </w:r>
+            <w:r>
+              <w:rPr>
+                <w:kern w:val="0"/>
+                <w:rtl w:val="true"/>
+                <w:lang w:val="en-US" w:eastAsia="en-US" w:bidi="ar-SA"/>
+              </w:rPr>
+              <w:t>مطابقة للتشغيل الأول</w:t>
+            </w:r>
+          </w:p>
+        </w:tc>
+      </w:tr>
+      <w:tr>
+        <w:trPr/>
+        <w:tc>
+          <w:tcPr>
+            <w:tcW w:w="4393" w:type="dxa"/>
+            <w:tcBorders>
+              <w:top w:val="single" w:sz="4" w:space="0" w:color="808080"/>
+              <w:left w:val="single" w:sz="4" w:space="0" w:color="808080"/>
+              <w:bottom w:val="single" w:sz="4" w:space="0" w:color="808080"/>
+              <w:right w:val="single" w:sz="4" w:space="0" w:color="808080"/>
+            </w:tcBorders>
+          </w:tcPr>
+          <w:p>
+            <w:pPr>
+              <w:pStyle w:val="Compact"/>
+              <w:widowControl/>
+              <w:bidi w:val="1"/>
+              <w:spacing w:before="36" w:after="36"/>
+              <w:jc w:val="left"/>
+              <w:rPr>
+                <w:kern w:val="0"/>
+                <w:lang w:val="en-US" w:eastAsia="en-US" w:bidi="ar-SA"/>
+              </w:rPr>
+            </w:pPr>
+            <w:r>
+              <w:rPr>
+                <w:rStyle w:val="VerbatimChar"/>
+                <w:kern w:val="0"/>
+                <w:lang w:val="en-US" w:eastAsia="en-US" w:bidi="ar-SA"/>
+              </w:rPr>
+              <w:t>‎</w:t>
+            </w:r>
+            <w:r>
+              <w:rPr>
+                <w:rStyle w:val="VerbatimChar"/>
+                <w:kern w:val="0"/>
+                <w:lang w:val="en-US" w:eastAsia="en-US" w:bidi="ar-SA"/>
+              </w:rPr>
+              <w:t>build_thesis_docx.py‎</w:t>
+            </w:r>
+          </w:p>
+        </w:tc>
+        <w:tc>
+          <w:tcPr>
+            <w:tcW w:w="4394" w:type="dxa"/>
+            <w:tcBorders>
+              <w:top w:val="single" w:sz="4" w:space="0" w:color="808080"/>
+              <w:left w:val="single" w:sz="4" w:space="0" w:color="808080"/>
+              <w:bottom w:val="single" w:sz="4" w:space="0" w:color="808080"/>
+              <w:right w:val="single" w:sz="4" w:space="0" w:color="808080"/>
+            </w:tcBorders>
+          </w:tcPr>
+          <w:p>
+            <w:pPr>
+              <w:pStyle w:val="Compact"/>
+              <w:widowControl/>
+              <w:bidi w:val="1"/>
+              <w:spacing w:before="36" w:after="36"/>
+              <w:jc w:val="left"/>
+              <w:rPr>
+                <w:kern w:val="0"/>
+                <w:lang w:val="en-US" w:eastAsia="en-US" w:bidi="ar-SA"/>
+              </w:rPr>
+            </w:pPr>
+            <w:r>
+              <w:rPr>
+                <w:kern w:val="0"/>
+                <w:rtl w:val="true"/>
+                <w:lang w:val="en-US" w:eastAsia="en-US" w:bidi="ar-SA"/>
+              </w:rPr>
+              <w:t xml:space="preserve">بُني ملف الرسالة </w:t>
+            </w:r>
+            <w:r>
+              <w:rPr>
+                <w:kern w:val="0"/>
+                <w:rtl w:val="true"/>
+                <w:lang w:val="en-US" w:eastAsia="en-US" w:bidi="ar-SA"/>
+              </w:rPr>
+              <w:t>(</w:t>
+            </w:r>
+            <w:r>
+              <w:rPr>
+                <w:kern w:val="0"/>
+                <w:lang w:val="en-US" w:eastAsia="en-US" w:bidi="ar-SA"/>
+              </w:rPr>
+              <w:t>127</w:t>
+            </w:r>
+            <w:r>
+              <w:rPr>
+                <w:kern w:val="0"/>
+                <w:rtl w:val="true"/>
+                <w:lang w:val="en-US" w:eastAsia="en-US" w:bidi="ar-SA"/>
+              </w:rPr>
+              <w:t xml:space="preserve"> </w:t>
+            </w:r>
+            <w:r>
+              <w:rPr>
+                <w:kern w:val="0"/>
+                <w:rtl w:val="true"/>
+                <w:lang w:val="en-US" w:eastAsia="en-US" w:bidi="ar-SA"/>
+              </w:rPr>
+              <w:t>جدولاً، و</w:t>
+            </w:r>
+            <w:r>
+              <w:rPr>
+                <w:kern w:val="0"/>
+                <w:lang w:val="en-US" w:eastAsia="en-US" w:bidi="ar-SA"/>
+              </w:rPr>
+              <w:t>24</w:t>
+            </w:r>
+            <w:r>
+              <w:rPr>
+                <w:kern w:val="0"/>
+                <w:rtl w:val="true"/>
+                <w:lang w:val="en-US" w:eastAsia="en-US" w:bidi="ar-SA"/>
+              </w:rPr>
+              <w:t xml:space="preserve"> </w:t>
+            </w:r>
+            <w:r>
+              <w:rPr>
+                <w:kern w:val="0"/>
+                <w:rtl w:val="true"/>
+                <w:lang w:val="en-US" w:eastAsia="en-US" w:bidi="ar-SA"/>
+              </w:rPr>
+              <w:t>شكلاً</w:t>
+            </w:r>
+            <w:r>
+              <w:rPr>
+                <w:kern w:val="0"/>
+                <w:rtl w:val="true"/>
+                <w:lang w:val="en-US" w:eastAsia="en-US" w:bidi="ar-SA"/>
+              </w:rPr>
+              <w:t xml:space="preserve">). </w:t>
+            </w:r>
+            <w:r>
+              <w:rPr>
+                <w:kern w:val="0"/>
+                <w:rtl w:val="true"/>
+                <w:lang w:val="en-US" w:eastAsia="en-US" w:bidi="ar-SA"/>
+              </w:rPr>
+              <w:t xml:space="preserve">وفي </w:t>
+            </w:r>
+            <w:r>
+              <w:rPr>
+                <w:rStyle w:val="VerbatimChar"/>
+                <w:kern w:val="0"/>
+                <w:lang w:val="en-US" w:eastAsia="en-US" w:bidi="ar-SA"/>
+              </w:rPr>
+              <w:t>‎</w:t>
+            </w:r>
+            <w:r>
+              <w:rPr>
+                <w:rStyle w:val="VerbatimChar"/>
+                <w:kern w:val="0"/>
+                <w:lang w:val="en-US" w:eastAsia="en-US" w:bidi="ar-SA"/>
+              </w:rPr>
+              <w:t>pandoc -t plain‎</w:t>
+            </w:r>
+            <w:r>
+              <w:rPr>
+                <w:kern w:val="0"/>
+                <w:rtl w:val="true"/>
+                <w:lang w:val="en-US" w:eastAsia="en-US" w:bidi="ar-SA"/>
+              </w:rPr>
+              <w:t xml:space="preserve">: </w:t>
+            </w:r>
+            <w:r>
+              <w:rPr>
+                <w:kern w:val="0"/>
+                <w:rtl w:val="true"/>
+                <w:lang w:val="en-US" w:eastAsia="en-US" w:bidi="ar-SA"/>
+              </w:rPr>
+              <w:t xml:space="preserve">جملة الإحالة في </w:t>
+            </w:r>
+            <w:r>
+              <w:rPr>
+                <w:kern w:val="0"/>
+                <w:lang w:val="en-US" w:eastAsia="en-US" w:bidi="ar-SA"/>
+              </w:rPr>
+              <w:t>2</w:t>
+            </w:r>
+            <w:r>
+              <w:rPr>
+                <w:kern w:val="0"/>
+                <w:rtl w:val="true"/>
+                <w:lang w:val="en-US" w:eastAsia="en-US" w:bidi="ar-SA"/>
+              </w:rPr>
+              <w:t>-</w:t>
+            </w:r>
+            <w:r>
+              <w:rPr>
+                <w:kern w:val="0"/>
+                <w:lang w:val="en-US" w:eastAsia="en-US" w:bidi="ar-SA"/>
+              </w:rPr>
+              <w:t>1</w:t>
+            </w:r>
+            <w:r>
+              <w:rPr>
+                <w:kern w:val="0"/>
+                <w:rtl w:val="true"/>
+                <w:lang w:val="en-US" w:eastAsia="en-US" w:bidi="ar-SA"/>
+              </w:rPr>
+              <w:t xml:space="preserve"> </w:t>
+            </w:r>
+            <w:r>
+              <w:rPr>
+                <w:kern w:val="0"/>
+                <w:rtl w:val="true"/>
+                <w:lang w:val="en-US" w:eastAsia="en-US" w:bidi="ar-SA"/>
+              </w:rPr>
+              <w:t xml:space="preserve">موجودة مرة واحدة، وفي </w:t>
+            </w:r>
+            <w:r>
+              <w:rPr>
+                <w:kern w:val="0"/>
+                <w:lang w:val="en-US" w:eastAsia="en-US" w:bidi="ar-SA"/>
+              </w:rPr>
+              <w:t>6</w:t>
+            </w:r>
+            <w:r>
+              <w:rPr>
+                <w:kern w:val="0"/>
+                <w:rtl w:val="true"/>
+                <w:lang w:val="en-US" w:eastAsia="en-US" w:bidi="ar-SA"/>
+              </w:rPr>
+              <w:t>-</w:t>
+            </w:r>
+            <w:r>
+              <w:rPr>
+                <w:kern w:val="0"/>
+                <w:lang w:val="en-US" w:eastAsia="en-US" w:bidi="ar-SA"/>
+              </w:rPr>
+              <w:t>5</w:t>
+            </w:r>
+            <w:r>
+              <w:rPr>
+                <w:kern w:val="0"/>
+                <w:rtl w:val="true"/>
+                <w:lang w:val="en-US" w:eastAsia="en-US" w:bidi="ar-SA"/>
+              </w:rPr>
+              <w:t xml:space="preserve"> </w:t>
+            </w:r>
+            <w:r>
+              <w:rPr>
+                <w:kern w:val="0"/>
+                <w:rtl w:val="true"/>
+                <w:lang w:val="en-US" w:eastAsia="en-US" w:bidi="ar-SA"/>
+              </w:rPr>
+              <w:t>ثلاث فقرات تبدأ بـ</w:t>
+            </w:r>
+            <w:r>
+              <w:rPr>
+                <w:kern w:val="0"/>
+                <w:rtl w:val="true"/>
+                <w:lang w:val="en-US" w:eastAsia="en-US" w:bidi="ar-SA"/>
+              </w:rPr>
+              <w:t>«</w:t>
+            </w:r>
+            <w:r>
+              <w:rPr>
+                <w:kern w:val="0"/>
+                <w:rtl w:val="true"/>
+                <w:lang w:val="en-US" w:eastAsia="en-US" w:bidi="ar-SA"/>
+              </w:rPr>
+              <w:t>بعد النتيجة</w:t>
+            </w:r>
+            <w:r>
+              <w:rPr>
+                <w:kern w:val="0"/>
+                <w:rtl w:val="true"/>
+                <w:lang w:val="en-US" w:eastAsia="en-US" w:bidi="ar-SA"/>
+              </w:rPr>
+              <w:t>.» («</w:t>
+            </w:r>
+            <w:r>
+              <w:rPr>
+                <w:kern w:val="0"/>
+                <w:rtl w:val="true"/>
+                <w:lang w:val="en-US" w:eastAsia="en-US" w:bidi="ar-SA"/>
+              </w:rPr>
+              <w:t>ويُقرأ هذا الحكم بثلاثة قيود</w:t>
+            </w:r>
+            <w:r>
+              <w:rPr>
+                <w:kern w:val="0"/>
+                <w:rtl w:val="true"/>
+                <w:lang w:val="en-US" w:eastAsia="en-US" w:bidi="ar-SA"/>
+              </w:rPr>
+              <w:t>»</w:t>
+            </w:r>
+            <w:r>
+              <w:rPr>
+                <w:kern w:val="0"/>
+                <w:rtl w:val="true"/>
+                <w:lang w:val="en-US" w:eastAsia="en-US" w:bidi="ar-SA"/>
+              </w:rPr>
+              <w:t>، و</w:t>
+            </w:r>
+            <w:r>
+              <w:rPr>
+                <w:kern w:val="0"/>
+                <w:rtl w:val="true"/>
+                <w:lang w:val="en-US" w:eastAsia="en-US" w:bidi="ar-SA"/>
+              </w:rPr>
+              <w:t>«</w:t>
+            </w:r>
+            <w:r>
+              <w:rPr>
+                <w:kern w:val="0"/>
+                <w:rtl w:val="true"/>
+                <w:lang w:val="en-US" w:eastAsia="en-US" w:bidi="ar-SA"/>
+              </w:rPr>
+              <w:t xml:space="preserve">وثانيها أن ميزانية </w:t>
+            </w:r>
+            <w:r>
+              <w:rPr>
+                <w:kern w:val="0"/>
+                <w:lang w:val="en-US" w:eastAsia="en-US" w:bidi="ar-SA"/>
+              </w:rPr>
+              <w:t>GRU-lite</w:t>
+            </w:r>
+            <w:r>
+              <w:rPr>
+                <w:kern w:val="0"/>
+                <w:rtl w:val="true"/>
+                <w:lang w:val="en-US" w:eastAsia="en-US" w:bidi="ar-SA"/>
+              </w:rPr>
+              <w:t>»</w:t>
+            </w:r>
+            <w:r>
+              <w:rPr>
+                <w:kern w:val="0"/>
+                <w:rtl w:val="true"/>
+                <w:lang w:val="en-US" w:eastAsia="en-US" w:bidi="ar-SA"/>
+              </w:rPr>
+              <w:t>، و</w:t>
+            </w:r>
+            <w:r>
+              <w:rPr>
+                <w:kern w:val="0"/>
+                <w:rtl w:val="true"/>
+                <w:lang w:val="en-US" w:eastAsia="en-US" w:bidi="ar-SA"/>
+              </w:rPr>
+              <w:t>«</w:t>
+            </w:r>
+            <w:r>
+              <w:rPr>
+                <w:kern w:val="0"/>
+                <w:rtl w:val="true"/>
+                <w:lang w:val="en-US" w:eastAsia="en-US" w:bidi="ar-SA"/>
+              </w:rPr>
+              <w:t xml:space="preserve">وفي تحليل لاحق أُعطي </w:t>
+            </w:r>
+            <w:r>
+              <w:rPr>
+                <w:kern w:val="0"/>
+                <w:lang w:val="en-US" w:eastAsia="en-US" w:bidi="ar-SA"/>
+              </w:rPr>
+              <w:t>GRU-lite</w:t>
+            </w:r>
+            <w:r>
+              <w:rPr>
+                <w:kern w:val="0"/>
+                <w:rtl w:val="true"/>
+                <w:lang w:val="en-US" w:eastAsia="en-US" w:bidi="ar-SA"/>
+              </w:rPr>
+              <w:t>»)</w:t>
+            </w:r>
+          </w:p>
+        </w:tc>
+      </w:tr>
+      <w:tr>
+        <w:trPr/>
+        <w:tc>
+          <w:tcPr>
+            <w:tcW w:w="4393" w:type="dxa"/>
+            <w:tcBorders>
+              <w:top w:val="single" w:sz="4" w:space="0" w:color="808080"/>
+              <w:left w:val="single" w:sz="4" w:space="0" w:color="808080"/>
+              <w:bottom w:val="single" w:sz="4" w:space="0" w:color="808080"/>
+              <w:right w:val="single" w:sz="4" w:space="0" w:color="808080"/>
+            </w:tcBorders>
+          </w:tcPr>
+          <w:p>
+            <w:pPr>
+              <w:pStyle w:val="Compact"/>
+              <w:widowControl/>
+              <w:bidi w:val="1"/>
+              <w:spacing w:before="36" w:after="36"/>
+              <w:jc w:val="left"/>
+              <w:rPr>
+                <w:kern w:val="0"/>
+                <w:lang w:val="en-US" w:eastAsia="en-US" w:bidi="ar-SA"/>
+              </w:rPr>
+            </w:pPr>
+            <w:r>
+              <w:rPr>
+                <w:rStyle w:val="VerbatimChar"/>
+                <w:kern w:val="0"/>
+                <w:lang w:val="en-US" w:eastAsia="en-US" w:bidi="ar-SA"/>
+              </w:rPr>
+              <w:t>‎</w:t>
+            </w:r>
+            <w:r>
+              <w:rPr>
+                <w:rStyle w:val="VerbatimChar"/>
+                <w:kern w:val="0"/>
+                <w:lang w:val="en-US" w:eastAsia="en-US" w:bidi="ar-SA"/>
+              </w:rPr>
+              <w:t>defense_check_quotes.py‎</w:t>
+            </w:r>
+          </w:p>
+        </w:tc>
+        <w:tc>
+          <w:tcPr>
+            <w:tcW w:w="4394" w:type="dxa"/>
+            <w:tcBorders>
+              <w:top w:val="single" w:sz="4" w:space="0" w:color="808080"/>
+              <w:left w:val="single" w:sz="4" w:space="0" w:color="808080"/>
+              <w:bottom w:val="single" w:sz="4" w:space="0" w:color="808080"/>
+              <w:right w:val="single" w:sz="4" w:space="0" w:color="808080"/>
+            </w:tcBorders>
+          </w:tcPr>
+          <w:p>
+            <w:pPr>
+              <w:pStyle w:val="Compact"/>
+              <w:widowControl/>
+              <w:bidi w:val="1"/>
+              <w:spacing w:before="36" w:after="36"/>
+              <w:jc w:val="left"/>
+              <w:rPr>
+                <w:kern w:val="0"/>
+                <w:lang w:val="en-US" w:eastAsia="en-US" w:bidi="ar-SA"/>
+              </w:rPr>
+            </w:pPr>
+            <w:r>
+              <w:rPr>
+                <w:rStyle w:val="VerbatimChar"/>
+                <w:kern w:val="0"/>
+                <w:lang w:val="en-US" w:eastAsia="en-US" w:bidi="ar-SA"/>
+              </w:rPr>
+              <w:t>‎</w:t>
+            </w:r>
+            <w:r>
+              <w:rPr>
+                <w:rStyle w:val="VerbatimChar"/>
+                <w:kern w:val="0"/>
+                <w:lang w:val="en-US" w:eastAsia="en-US" w:bidi="ar-SA"/>
+              </w:rPr>
+              <w:t>minutes-full.md‎</w:t>
+            </w:r>
+            <w:r>
+              <w:rPr>
+                <w:kern w:val="0"/>
+                <w:lang w:val="en-US" w:eastAsia="en-US" w:bidi="ar-SA"/>
+              </w:rPr>
+              <w:t>: 483</w:t>
+            </w:r>
+            <w:r>
+              <w:rPr>
+                <w:kern w:val="0"/>
+                <w:rtl w:val="true"/>
+                <w:lang w:val="en-US" w:eastAsia="en-US" w:bidi="ar-SA"/>
+              </w:rPr>
+              <w:t xml:space="preserve"> </w:t>
+            </w:r>
+            <w:r>
+              <w:rPr>
+                <w:kern w:val="0"/>
+                <w:rtl w:val="true"/>
+                <w:lang w:val="en-US" w:eastAsia="en-US" w:bidi="ar-SA"/>
+              </w:rPr>
+              <w:t xml:space="preserve">اقتباساً، منها </w:t>
+            </w:r>
+            <w:r>
+              <w:rPr>
+                <w:kern w:val="0"/>
+                <w:lang w:val="en-US" w:eastAsia="en-US" w:bidi="ar-SA"/>
+              </w:rPr>
+              <w:t>43</w:t>
+            </w:r>
+            <w:r>
+              <w:rPr>
+                <w:kern w:val="0"/>
+                <w:rtl w:val="true"/>
+                <w:lang w:val="en-US" w:eastAsia="en-US" w:bidi="ar-SA"/>
+              </w:rPr>
+              <w:t xml:space="preserve"> </w:t>
+            </w:r>
+            <w:r>
+              <w:rPr>
+                <w:kern w:val="0"/>
+                <w:rtl w:val="true"/>
+                <w:lang w:val="en-US" w:eastAsia="en-US" w:bidi="ar-SA"/>
+              </w:rPr>
+              <w:t>غائباً</w:t>
+            </w:r>
+            <w:r>
+              <w:rPr>
+                <w:kern w:val="0"/>
+                <w:rtl w:val="true"/>
+                <w:lang w:val="en-US" w:eastAsia="en-US" w:bidi="ar-SA"/>
+              </w:rPr>
+              <w:t xml:space="preserve">. </w:t>
+            </w:r>
+            <w:r>
+              <w:rPr>
+                <w:kern w:val="0"/>
+                <w:rtl w:val="true"/>
+                <w:lang w:val="en-US" w:eastAsia="en-US" w:bidi="ar-SA"/>
+              </w:rPr>
+              <w:t>وملفات الجلسة الثانية كلها</w:t>
+            </w:r>
+            <w:r>
+              <w:rPr>
+                <w:kern w:val="0"/>
+                <w:rtl w:val="true"/>
+                <w:lang w:val="en-US" w:eastAsia="en-US" w:bidi="ar-SA"/>
+              </w:rPr>
+              <w:t xml:space="preserve">: </w:t>
+            </w:r>
+            <w:r>
+              <w:rPr>
+                <w:kern w:val="0"/>
+                <w:lang w:val="en-US" w:eastAsia="en-US" w:bidi="ar-SA"/>
+              </w:rPr>
+              <w:t>966</w:t>
+            </w:r>
+            <w:r>
+              <w:rPr>
+                <w:kern w:val="0"/>
+                <w:rtl w:val="true"/>
+                <w:lang w:val="en-US" w:eastAsia="en-US" w:bidi="ar-SA"/>
+              </w:rPr>
+              <w:t xml:space="preserve">، منها </w:t>
+            </w:r>
+            <w:r>
+              <w:rPr>
+                <w:kern w:val="0"/>
+                <w:lang w:val="en-US" w:eastAsia="en-US" w:bidi="ar-SA"/>
+              </w:rPr>
+              <w:t>86</w:t>
+            </w:r>
+            <w:r>
+              <w:rPr>
+                <w:kern w:val="0"/>
+                <w:rtl w:val="true"/>
+                <w:lang w:val="en-US" w:eastAsia="en-US" w:bidi="ar-SA"/>
+              </w:rPr>
+              <w:t xml:space="preserve"> </w:t>
+            </w:r>
+            <w:r>
+              <w:rPr>
+                <w:kern w:val="0"/>
+                <w:rtl w:val="true"/>
+                <w:lang w:val="en-US" w:eastAsia="en-US" w:bidi="ar-SA"/>
+              </w:rPr>
+              <w:t>غائباً</w:t>
+            </w:r>
+            <w:r>
+              <w:rPr>
+                <w:kern w:val="0"/>
+                <w:rtl w:val="true"/>
+                <w:lang w:val="en-US" w:eastAsia="en-US" w:bidi="ar-SA"/>
+              </w:rPr>
+              <w:t xml:space="preserve">. </w:t>
+            </w:r>
+            <w:r>
+              <w:rPr>
+                <w:kern w:val="0"/>
+                <w:rtl w:val="true"/>
+                <w:lang w:val="en-US" w:eastAsia="en-US" w:bidi="ar-SA"/>
+              </w:rPr>
+              <w:t>وهي الأعداد السابقة نفسها</w:t>
+            </w:r>
+          </w:p>
+        </w:tc>
+      </w:tr>
+      <w:tr>
+        <w:trPr/>
+        <w:tc>
+          <w:tcPr>
+            <w:tcW w:w="4393" w:type="dxa"/>
+            <w:tcBorders>
+              <w:top w:val="single" w:sz="4" w:space="0" w:color="808080"/>
+              <w:left w:val="single" w:sz="4" w:space="0" w:color="808080"/>
+              <w:bottom w:val="single" w:sz="4" w:space="0" w:color="808080"/>
+              <w:right w:val="single" w:sz="4" w:space="0" w:color="808080"/>
+            </w:tcBorders>
+          </w:tcPr>
+          <w:p>
+            <w:pPr>
+              <w:pStyle w:val="Compact"/>
+              <w:widowControl/>
+              <w:bidi w:val="1"/>
+              <w:spacing w:before="36" w:after="36"/>
+              <w:jc w:val="left"/>
+              <w:rPr>
+                <w:kern w:val="0"/>
+                <w:lang w:val="en-US" w:eastAsia="en-US" w:bidi="ar-SA"/>
+              </w:rPr>
+            </w:pPr>
+            <w:r>
+              <w:rPr>
+                <w:rStyle w:val="VerbatimChar"/>
+                <w:kern w:val="0"/>
+                <w:lang w:val="en-US" w:eastAsia="en-US" w:bidi="ar-SA"/>
+              </w:rPr>
+              <w:t>‎</w:t>
+            </w:r>
+            <w:r>
+              <w:rPr>
+                <w:rStyle w:val="VerbatimChar"/>
+                <w:kern w:val="0"/>
+                <w:lang w:val="en-US" w:eastAsia="en-US" w:bidi="ar-SA"/>
+              </w:rPr>
+              <w:t>defense2_round2_fixes.py‎</w:t>
+            </w:r>
+            <w:r>
+              <w:rPr>
+                <w:kern w:val="0"/>
+                <w:rtl w:val="true"/>
+                <w:lang w:val="en-US" w:eastAsia="en-US" w:bidi="ar-SA"/>
+              </w:rPr>
+              <w:t xml:space="preserve"> </w:t>
+            </w:r>
+            <w:r>
+              <w:rPr>
+                <w:kern w:val="0"/>
+                <w:rtl w:val="true"/>
+                <w:lang w:val="en-US" w:eastAsia="en-US" w:bidi="ar-SA"/>
+              </w:rPr>
+              <w:t>و</w:t>
+            </w:r>
+            <w:r>
+              <w:rPr>
+                <w:rStyle w:val="VerbatimChar"/>
+                <w:kern w:val="0"/>
+                <w:lang w:val="en-US" w:eastAsia="en-US" w:bidi="ar-SA"/>
+              </w:rPr>
+              <w:t>‎</w:t>
+            </w:r>
+            <w:r>
+              <w:rPr>
+                <w:rStyle w:val="VerbatimChar"/>
+                <w:kern w:val="0"/>
+                <w:lang w:val="en-US" w:eastAsia="en-US" w:bidi="ar-SA"/>
+              </w:rPr>
+              <w:t>defense2_round3_fixes.py‎</w:t>
+            </w:r>
+            <w:r>
+              <w:rPr>
+                <w:kern w:val="0"/>
+                <w:rtl w:val="true"/>
+                <w:lang w:val="en-US" w:eastAsia="en-US" w:bidi="ar-SA"/>
+              </w:rPr>
+              <w:t xml:space="preserve"> </w:t>
+            </w:r>
+            <w:r>
+              <w:rPr>
+                <w:kern w:val="0"/>
+                <w:rtl w:val="true"/>
+                <w:lang w:val="en-US" w:eastAsia="en-US" w:bidi="ar-SA"/>
+              </w:rPr>
+              <w:t>و</w:t>
+            </w:r>
+            <w:r>
+              <w:rPr>
+                <w:rStyle w:val="VerbatimChar"/>
+                <w:kern w:val="0"/>
+                <w:lang w:val="en-US" w:eastAsia="en-US" w:bidi="ar-SA"/>
+              </w:rPr>
+              <w:t>‎</w:t>
+            </w:r>
+            <w:r>
+              <w:rPr>
+                <w:rStyle w:val="VerbatimChar"/>
+                <w:kern w:val="0"/>
+                <w:lang w:val="en-US" w:eastAsia="en-US" w:bidi="ar-SA"/>
+              </w:rPr>
+              <w:t>defense2_app_fixes.py‎</w:t>
+            </w:r>
+            <w:r>
+              <w:rPr>
+                <w:kern w:val="0"/>
+                <w:rtl w:val="true"/>
+                <w:lang w:val="en-US" w:eastAsia="en-US" w:bidi="ar-SA"/>
+              </w:rPr>
+              <w:t xml:space="preserve"> </w:t>
+            </w:r>
+            <w:r>
+              <w:rPr>
+                <w:kern w:val="0"/>
+                <w:rtl w:val="true"/>
+                <w:lang w:val="en-US" w:eastAsia="en-US" w:bidi="ar-SA"/>
+              </w:rPr>
+              <w:t>بـ</w:t>
+            </w:r>
+            <w:r>
+              <w:rPr>
+                <w:rStyle w:val="VerbatimChar"/>
+                <w:kern w:val="0"/>
+                <w:lang w:val="en-US" w:eastAsia="en-US" w:bidi="ar-SA"/>
+              </w:rPr>
+              <w:t>‎</w:t>
+            </w:r>
+            <w:r>
+              <w:rPr>
+                <w:rStyle w:val="VerbatimChar"/>
+                <w:kern w:val="0"/>
+                <w:lang w:val="en-US" w:eastAsia="en-US" w:bidi="ar-SA"/>
+              </w:rPr>
+              <w:t>--check‎</w:t>
+            </w:r>
+          </w:p>
+        </w:tc>
+        <w:tc>
+          <w:tcPr>
+            <w:tcW w:w="4394" w:type="dxa"/>
+            <w:tcBorders>
+              <w:top w:val="single" w:sz="4" w:space="0" w:color="808080"/>
+              <w:left w:val="single" w:sz="4" w:space="0" w:color="808080"/>
+              <w:bottom w:val="single" w:sz="4" w:space="0" w:color="808080"/>
+              <w:right w:val="single" w:sz="4" w:space="0" w:color="808080"/>
+            </w:tcBorders>
+          </w:tcPr>
+          <w:p>
+            <w:pPr>
+              <w:pStyle w:val="Compact"/>
+              <w:widowControl/>
+              <w:bidi w:val="1"/>
+              <w:spacing w:before="36" w:after="36"/>
+              <w:jc w:val="left"/>
+              <w:rPr>
+                <w:kern w:val="0"/>
+                <w:lang w:val="en-US" w:eastAsia="en-US" w:bidi="ar-SA"/>
+              </w:rPr>
+            </w:pPr>
+            <w:r>
+              <w:rPr>
+                <w:kern w:val="0"/>
+                <w:lang w:val="en-US" w:eastAsia="en-US" w:bidi="ar-SA"/>
+              </w:rPr>
+              <w:t>errors=0</w:t>
+            </w:r>
+            <w:r>
+              <w:rPr>
+                <w:kern w:val="0"/>
+                <w:rtl w:val="true"/>
+                <w:lang w:val="en-US" w:eastAsia="en-US" w:bidi="ar-SA"/>
+              </w:rPr>
+              <w:t xml:space="preserve"> </w:t>
+            </w:r>
+            <w:r>
+              <w:rPr>
+                <w:kern w:val="0"/>
+                <w:rtl w:val="true"/>
+                <w:lang w:val="en-US" w:eastAsia="en-US" w:bidi="ar-SA"/>
+              </w:rPr>
+              <w:t>في الثلاثة</w:t>
+            </w:r>
+          </w:p>
+        </w:tc>
+      </w:tr>
+      <w:tr>
+        <w:trPr/>
+        <w:tc>
+          <w:tcPr>
+            <w:tcW w:w="4393" w:type="dxa"/>
+            <w:tcBorders>
+              <w:top w:val="single" w:sz="4" w:space="0" w:color="808080"/>
+              <w:left w:val="single" w:sz="4" w:space="0" w:color="808080"/>
+              <w:bottom w:val="single" w:sz="4" w:space="0" w:color="808080"/>
+              <w:right w:val="single" w:sz="4" w:space="0" w:color="808080"/>
+            </w:tcBorders>
+          </w:tcPr>
+          <w:p>
+            <w:pPr>
+              <w:pStyle w:val="Compact"/>
+              <w:widowControl/>
+              <w:bidi w:val="1"/>
+              <w:spacing w:before="36" w:after="36"/>
+              <w:jc w:val="left"/>
+              <w:rPr>
+                <w:kern w:val="0"/>
+                <w:lang w:val="en-US" w:eastAsia="en-US" w:bidi="ar-SA"/>
+              </w:rPr>
+            </w:pPr>
+            <w:r>
+              <w:rPr>
+                <w:rStyle w:val="VerbatimChar"/>
+                <w:kern w:val="0"/>
+                <w:lang w:val="en-US" w:eastAsia="en-US" w:bidi="ar-SA"/>
+              </w:rPr>
+              <w:t>‎</w:t>
+            </w:r>
+            <w:r>
+              <w:rPr>
+                <w:rStyle w:val="VerbatimChar"/>
+                <w:kern w:val="0"/>
+                <w:lang w:val="en-US" w:eastAsia="en-US" w:bidi="ar-SA"/>
+              </w:rPr>
+              <w:t>align_mock.py --check‎</w:t>
+            </w:r>
+          </w:p>
+        </w:tc>
+        <w:tc>
+          <w:tcPr>
+            <w:tcW w:w="4394" w:type="dxa"/>
+            <w:tcBorders>
+              <w:top w:val="single" w:sz="4" w:space="0" w:color="808080"/>
+              <w:left w:val="single" w:sz="4" w:space="0" w:color="808080"/>
+              <w:bottom w:val="single" w:sz="4" w:space="0" w:color="808080"/>
+              <w:right w:val="single" w:sz="4" w:space="0" w:color="808080"/>
+            </w:tcBorders>
+          </w:tcPr>
+          <w:p>
+            <w:pPr>
+              <w:pStyle w:val="Compact"/>
+              <w:widowControl/>
+              <w:bidi w:val="1"/>
+              <w:spacing w:before="36" w:after="36"/>
+              <w:jc w:val="left"/>
+              <w:rPr>
+                <w:kern w:val="0"/>
+                <w:lang w:val="en-US" w:eastAsia="en-US" w:bidi="ar-SA"/>
+              </w:rPr>
+            </w:pPr>
+            <w:r>
+              <w:rPr>
+                <w:rStyle w:val="VerbatimChar"/>
+                <w:kern w:val="0"/>
+                <w:lang w:val="en-US" w:eastAsia="en-US" w:bidi="ar-SA"/>
+              </w:rPr>
+              <w:t>‎</w:t>
+            </w:r>
+            <w:r>
+              <w:rPr>
+                <w:rStyle w:val="VerbatimChar"/>
+                <w:kern w:val="0"/>
+                <w:lang w:val="en-US" w:eastAsia="en-US" w:bidi="ar-SA"/>
+              </w:rPr>
+              <w:t>would change: nothing‎</w:t>
+            </w:r>
+          </w:p>
+        </w:tc>
+      </w:tr>
+      <w:tr>
+        <w:trPr/>
+        <w:tc>
+          <w:tcPr>
+            <w:tcW w:w="4393" w:type="dxa"/>
+            <w:tcBorders>
+              <w:top w:val="single" w:sz="4" w:space="0" w:color="808080"/>
+              <w:left w:val="single" w:sz="4" w:space="0" w:color="808080"/>
+              <w:bottom w:val="single" w:sz="4" w:space="0" w:color="808080"/>
+              <w:right w:val="single" w:sz="4" w:space="0" w:color="808080"/>
+            </w:tcBorders>
+          </w:tcPr>
+          <w:p>
+            <w:pPr>
+              <w:pStyle w:val="Compact"/>
+              <w:widowControl/>
+              <w:bidi w:val="1"/>
+              <w:spacing w:before="36" w:after="36"/>
+              <w:jc w:val="left"/>
+              <w:rPr>
+                <w:kern w:val="0"/>
+                <w:lang w:val="en-US" w:eastAsia="en-US" w:bidi="ar-SA"/>
+              </w:rPr>
+            </w:pPr>
+            <w:r>
+              <w:rPr>
+                <w:kern w:val="0"/>
+                <w:rtl w:val="true"/>
+                <w:lang w:val="en-US" w:eastAsia="en-US" w:bidi="ar-SA"/>
+              </w:rPr>
+              <w:t>الاختبارات</w:t>
+            </w:r>
+          </w:p>
+        </w:tc>
+        <w:tc>
+          <w:tcPr>
+            <w:tcW w:w="4394" w:type="dxa"/>
+            <w:tcBorders>
+              <w:top w:val="single" w:sz="4" w:space="0" w:color="808080"/>
+              <w:left w:val="single" w:sz="4" w:space="0" w:color="808080"/>
+              <w:bottom w:val="single" w:sz="4" w:space="0" w:color="808080"/>
+              <w:right w:val="single" w:sz="4" w:space="0" w:color="808080"/>
+            </w:tcBorders>
+          </w:tcPr>
+          <w:p>
+            <w:pPr>
+              <w:pStyle w:val="Compact"/>
+              <w:widowControl/>
+              <w:bidi w:val="1"/>
+              <w:spacing w:before="36" w:after="36"/>
+              <w:jc w:val="left"/>
+              <w:rPr>
+                <w:kern w:val="0"/>
+                <w:lang w:val="en-US" w:eastAsia="en-US" w:bidi="ar-SA"/>
+              </w:rPr>
+            </w:pPr>
+            <w:r>
+              <w:rPr>
+                <w:kern w:val="0"/>
+                <w:rtl w:val="true"/>
+                <w:lang w:val="en-US" w:eastAsia="en-US" w:bidi="ar-SA"/>
+              </w:rPr>
+              <w:t>خط التجارب</w:t>
+            </w:r>
+            <w:r>
+              <w:rPr>
+                <w:kern w:val="0"/>
+                <w:rtl w:val="true"/>
+                <w:lang w:val="en-US" w:eastAsia="en-US" w:bidi="ar-SA"/>
+              </w:rPr>
+              <w:t xml:space="preserve">: </w:t>
+            </w:r>
+            <w:r>
+              <w:rPr>
+                <w:kern w:val="0"/>
+                <w:lang w:val="en-US" w:eastAsia="en-US" w:bidi="ar-SA"/>
+              </w:rPr>
+              <w:t>Ran 131</w:t>
+            </w:r>
+            <w:r>
+              <w:rPr>
+                <w:kern w:val="0"/>
+                <w:lang w:val="en-US" w:eastAsia="en-US" w:bidi="ar-SA"/>
+              </w:rPr>
+              <w:t xml:space="preserve">، </w:t>
+            </w:r>
+            <w:r>
+              <w:rPr>
+                <w:kern w:val="0"/>
+                <w:lang w:val="en-US" w:eastAsia="en-US" w:bidi="ar-SA"/>
+              </w:rPr>
+              <w:t>OK (skipped=1)</w:t>
+            </w:r>
+            <w:r>
+              <w:rPr>
+                <w:kern w:val="0"/>
+                <w:rtl w:val="true"/>
+                <w:lang w:val="en-US" w:eastAsia="en-US" w:bidi="ar-SA"/>
+              </w:rPr>
+              <w:t xml:space="preserve">. </w:t>
+            </w:r>
+            <w:r>
+              <w:rPr>
+                <w:kern w:val="0"/>
+                <w:rtl w:val="true"/>
+                <w:lang w:val="en-US" w:eastAsia="en-US" w:bidi="ar-SA"/>
+              </w:rPr>
+              <w:t>والخدمة</w:t>
+            </w:r>
+            <w:r>
+              <w:rPr>
+                <w:kern w:val="0"/>
+                <w:rtl w:val="true"/>
+                <w:lang w:val="en-US" w:eastAsia="en-US" w:bidi="ar-SA"/>
+              </w:rPr>
+              <w:t xml:space="preserve">: </w:t>
+            </w:r>
+            <w:r>
+              <w:rPr>
+                <w:kern w:val="0"/>
+                <w:lang w:val="en-US" w:eastAsia="en-US" w:bidi="ar-SA"/>
+              </w:rPr>
+              <w:t>Ran 73</w:t>
+            </w:r>
+            <w:r>
+              <w:rPr>
+                <w:kern w:val="0"/>
+                <w:lang w:val="en-US" w:eastAsia="en-US" w:bidi="ar-SA"/>
+              </w:rPr>
+              <w:t xml:space="preserve">، </w:t>
+            </w:r>
+            <w:r>
+              <w:rPr>
+                <w:kern w:val="0"/>
+                <w:lang w:val="en-US" w:eastAsia="en-US" w:bidi="ar-SA"/>
+              </w:rPr>
+              <w:t>OK</w:t>
+            </w:r>
+          </w:p>
+        </w:tc>
+      </w:tr>
+      <w:tr>
+        <w:trPr/>
+        <w:tc>
+          <w:tcPr>
+            <w:tcW w:w="4393" w:type="dxa"/>
+            <w:tcBorders>
+              <w:top w:val="single" w:sz="4" w:space="0" w:color="808080"/>
+              <w:left w:val="single" w:sz="4" w:space="0" w:color="808080"/>
+              <w:bottom w:val="single" w:sz="4" w:space="0" w:color="808080"/>
+              <w:right w:val="single" w:sz="4" w:space="0" w:color="808080"/>
+            </w:tcBorders>
+          </w:tcPr>
+          <w:p>
+            <w:pPr>
+              <w:pStyle w:val="Compact"/>
+              <w:widowControl/>
+              <w:bidi w:val="1"/>
+              <w:spacing w:before="36" w:after="36"/>
+              <w:jc w:val="left"/>
+              <w:rPr>
+                <w:kern w:val="0"/>
+                <w:lang w:val="en-US" w:eastAsia="en-US" w:bidi="ar-SA"/>
+              </w:rPr>
+            </w:pPr>
+            <w:r>
+              <w:rPr>
+                <w:kern w:val="0"/>
+                <w:rtl w:val="true"/>
+                <w:lang w:val="en-US" w:eastAsia="en-US" w:bidi="ar-SA"/>
+              </w:rPr>
+              <w:t>الواجهة</w:t>
+            </w:r>
+          </w:p>
+        </w:tc>
+        <w:tc>
+          <w:tcPr>
+            <w:tcW w:w="4394" w:type="dxa"/>
+            <w:tcBorders>
+              <w:top w:val="single" w:sz="4" w:space="0" w:color="808080"/>
+              <w:left w:val="single" w:sz="4" w:space="0" w:color="808080"/>
+              <w:bottom w:val="single" w:sz="4" w:space="0" w:color="808080"/>
+              <w:right w:val="single" w:sz="4" w:space="0" w:color="808080"/>
+            </w:tcBorders>
+          </w:tcPr>
+          <w:p>
+            <w:pPr>
+              <w:pStyle w:val="Compact"/>
+              <w:widowControl/>
+              <w:bidi w:val="1"/>
+              <w:spacing w:before="36" w:after="36"/>
+              <w:jc w:val="left"/>
+              <w:rPr>
+                <w:kern w:val="0"/>
+                <w:lang w:val="en-US" w:eastAsia="en-US" w:bidi="ar-SA"/>
+              </w:rPr>
+            </w:pPr>
+            <w:r>
+              <w:rPr>
+                <w:rStyle w:val="VerbatimChar"/>
+                <w:kern w:val="0"/>
+                <w:lang w:val="en-US" w:eastAsia="en-US" w:bidi="ar-SA"/>
+              </w:rPr>
+              <w:t>‎</w:t>
+            </w:r>
+            <w:r>
+              <w:rPr>
+                <w:rStyle w:val="VerbatimChar"/>
+                <w:kern w:val="0"/>
+                <w:lang w:val="en-US" w:eastAsia="en-US" w:bidi="ar-SA"/>
+              </w:rPr>
+              <w:t>tsc --noEmit‎</w:t>
+            </w:r>
+            <w:r>
+              <w:rPr>
+                <w:kern w:val="0"/>
+                <w:rtl w:val="true"/>
+                <w:lang w:val="en-US" w:eastAsia="en-US" w:bidi="ar-SA"/>
+              </w:rPr>
+              <w:t xml:space="preserve"> </w:t>
+            </w:r>
+            <w:r>
+              <w:rPr>
+                <w:kern w:val="0"/>
+                <w:rtl w:val="true"/>
+                <w:lang w:val="en-US" w:eastAsia="en-US" w:bidi="ar-SA"/>
+              </w:rPr>
+              <w:t>نظيف، و</w:t>
+            </w:r>
+            <w:r>
+              <w:rPr>
+                <w:rStyle w:val="VerbatimChar"/>
+                <w:kern w:val="0"/>
+                <w:lang w:val="en-US" w:eastAsia="en-US" w:bidi="ar-SA"/>
+              </w:rPr>
+              <w:t>‎</w:t>
+            </w:r>
+            <w:r>
+              <w:rPr>
+                <w:rStyle w:val="VerbatimChar"/>
+                <w:kern w:val="0"/>
+                <w:lang w:val="en-US" w:eastAsia="en-US" w:bidi="ar-SA"/>
+              </w:rPr>
+              <w:t>build.sh‎</w:t>
+            </w:r>
+            <w:r>
+              <w:rPr>
+                <w:kern w:val="0"/>
+                <w:rtl w:val="true"/>
+                <w:lang w:val="en-US" w:eastAsia="en-US" w:bidi="ar-SA"/>
+              </w:rPr>
+              <w:t xml:space="preserve"> </w:t>
+            </w:r>
+            <w:r>
+              <w:rPr>
+                <w:kern w:val="0"/>
+                <w:rtl w:val="true"/>
+                <w:lang w:val="en-US" w:eastAsia="en-US" w:bidi="ar-SA"/>
+              </w:rPr>
+              <w:t xml:space="preserve">بنى </w:t>
+            </w:r>
+            <w:r>
+              <w:rPr>
+                <w:rStyle w:val="VerbatimChar"/>
+                <w:kern w:val="0"/>
+                <w:lang w:val="en-US" w:eastAsia="en-US" w:bidi="ar-SA"/>
+              </w:rPr>
+              <w:t>‎</w:t>
+            </w:r>
+            <w:r>
+              <w:rPr>
+                <w:rStyle w:val="VerbatimChar"/>
+                <w:kern w:val="0"/>
+                <w:lang w:val="en-US" w:eastAsia="en-US" w:bidi="ar-SA"/>
+              </w:rPr>
+              <w:t>src/frontend/dist‎</w:t>
+            </w:r>
+          </w:p>
+        </w:tc>
+      </w:tr>
+      <w:tr>
+        <w:trPr/>
+        <w:tc>
+          <w:tcPr>
+            <w:tcW w:w="4393" w:type="dxa"/>
+            <w:tcBorders>
+              <w:top w:val="single" w:sz="4" w:space="0" w:color="808080"/>
+              <w:left w:val="single" w:sz="4" w:space="0" w:color="808080"/>
+              <w:bottom w:val="single" w:sz="4" w:space="0" w:color="808080"/>
+              <w:right w:val="single" w:sz="4" w:space="0" w:color="808080"/>
+            </w:tcBorders>
+          </w:tcPr>
+          <w:p>
+            <w:pPr>
+              <w:pStyle w:val="Compact"/>
+              <w:widowControl/>
+              <w:bidi w:val="1"/>
+              <w:spacing w:before="36" w:after="36"/>
+              <w:jc w:val="left"/>
+              <w:rPr>
+                <w:kern w:val="0"/>
+                <w:lang w:val="en-US" w:eastAsia="en-US" w:bidi="ar-SA"/>
+              </w:rPr>
+            </w:pPr>
+            <w:r>
+              <w:rPr>
+                <w:kern w:val="0"/>
+                <w:rtl w:val="true"/>
+                <w:lang w:val="en-US" w:eastAsia="en-US" w:bidi="ar-SA"/>
+              </w:rPr>
+              <w:t>الملفات المجمَّدة والمقفلة</w:t>
+            </w:r>
+          </w:p>
+        </w:tc>
+        <w:tc>
+          <w:tcPr>
+            <w:tcW w:w="4394" w:type="dxa"/>
+            <w:tcBorders>
+              <w:top w:val="single" w:sz="4" w:space="0" w:color="808080"/>
+              <w:left w:val="single" w:sz="4" w:space="0" w:color="808080"/>
+              <w:bottom w:val="single" w:sz="4" w:space="0" w:color="808080"/>
+              <w:right w:val="single" w:sz="4" w:space="0" w:color="808080"/>
+            </w:tcBorders>
+          </w:tcPr>
+          <w:p>
+            <w:pPr>
+              <w:pStyle w:val="Compact"/>
+              <w:widowControl/>
+              <w:bidi w:val="1"/>
+              <w:spacing w:before="36" w:after="36"/>
+              <w:jc w:val="left"/>
+              <w:rPr>
+                <w:kern w:val="0"/>
+                <w:lang w:val="en-US" w:eastAsia="en-US" w:bidi="ar-SA"/>
+              </w:rPr>
+            </w:pPr>
+            <w:r>
+              <w:rPr>
+                <w:rStyle w:val="VerbatimChar"/>
+                <w:kern w:val="0"/>
+                <w:lang w:val="en-US" w:eastAsia="en-US" w:bidi="ar-SA"/>
+              </w:rPr>
+              <w:t>‎</w:t>
+            </w:r>
+            <w:r>
+              <w:rPr>
+                <w:rStyle w:val="VerbatimChar"/>
+                <w:kern w:val="0"/>
+                <w:lang w:val="en-US" w:eastAsia="en-US" w:bidi="ar-SA"/>
+              </w:rPr>
+              <w:t>git diff freeze-03 -- src/ml/experiments src/ml/hybrid.py src/ml/models results/dev2013‎</w:t>
+            </w:r>
+            <w:r>
+              <w:rPr>
+                <w:kern w:val="0"/>
+                <w:rtl w:val="true"/>
+                <w:lang w:val="en-US" w:eastAsia="en-US" w:bidi="ar-SA"/>
+              </w:rPr>
+              <w:t xml:space="preserve"> </w:t>
+            </w:r>
+            <w:r>
+              <w:rPr>
+                <w:kern w:val="0"/>
+                <w:rtl w:val="true"/>
+                <w:lang w:val="en-US" w:eastAsia="en-US" w:bidi="ar-SA"/>
+              </w:rPr>
+              <w:t>فارغ، و</w:t>
+            </w:r>
+            <w:r>
+              <w:rPr>
+                <w:rStyle w:val="VerbatimChar"/>
+                <w:kern w:val="0"/>
+                <w:lang w:val="en-US" w:eastAsia="en-US" w:bidi="ar-SA"/>
+              </w:rPr>
+              <w:t>‎</w:t>
+            </w:r>
+            <w:r>
+              <w:rPr>
+                <w:rStyle w:val="VerbatimChar"/>
+                <w:kern w:val="0"/>
+                <w:lang w:val="en-US" w:eastAsia="en-US" w:bidi="ar-SA"/>
+              </w:rPr>
+              <w:t>git diff HEAD -- results/frozen results/conf2014‎</w:t>
+            </w:r>
+            <w:r>
+              <w:rPr>
+                <w:kern w:val="0"/>
+                <w:rtl w:val="true"/>
+                <w:lang w:val="en-US" w:eastAsia="en-US" w:bidi="ar-SA"/>
+              </w:rPr>
+              <w:t xml:space="preserve"> </w:t>
+            </w:r>
+            <w:r>
+              <w:rPr>
+                <w:kern w:val="0"/>
+                <w:rtl w:val="true"/>
+                <w:lang w:val="en-US" w:eastAsia="en-US" w:bidi="ar-SA"/>
+              </w:rPr>
+              <w:t>فارغ</w:t>
+            </w:r>
+          </w:p>
+        </w:tc>
+      </w:tr>
+    </w:tbl>
+    <w:p>
+      <w:pPr>
+        <w:pStyle w:val="Normal"/>
+        <w:bidi w:val="1"/>
+        <w:spacing w:before="0" w:after="120"/>
+        <w:rPr/>
+      </w:pPr>
+      <w:r>
+        <w:rPr>
+          <w:b/>
+          <w:b/>
+          <w:bCs/>
+          <w:rtl w:val="true"/>
+        </w:rPr>
+        <w:t>ما بقي</w:t>
+      </w:r>
+      <w:r>
+        <w:rPr>
+          <w:b/>
+          <w:bCs/>
+          <w:rtl w:val="true"/>
+        </w:rPr>
+        <w:t>:</w:t>
+      </w:r>
+      <w:r>
+        <w:rPr>
+          <w:rtl w:val="true"/>
+        </w:rPr>
+        <w:t xml:space="preserve"> </w:t>
+      </w:r>
+      <w:r>
+        <w:rPr>
+          <w:rtl w:val="true"/>
+        </w:rPr>
+        <w:t xml:space="preserve">شروط </w:t>
+      </w:r>
+      <w:r>
+        <w:rPr>
+          <w:rtl w:val="true"/>
+        </w:rPr>
+        <w:t>(</w:t>
+      </w:r>
+      <w:r>
+        <w:rPr>
+          <w:rtl w:val="true"/>
+        </w:rPr>
+        <w:t>أ</w:t>
+      </w:r>
+      <w:r>
+        <w:rPr>
+          <w:rtl w:val="true"/>
+        </w:rPr>
+        <w:t xml:space="preserve">) </w:t>
+      </w:r>
+      <w:r>
+        <w:rPr>
+          <w:rtl w:val="true"/>
+        </w:rPr>
+        <w:t>كلها على أشخاص، وهي أ</w:t>
+      </w:r>
+      <w:r>
+        <w:rPr>
+          <w:rtl w:val="true"/>
+        </w:rPr>
+        <w:t>-</w:t>
+      </w:r>
+      <w:r>
+        <w:rPr/>
+        <w:t>1</w:t>
+      </w:r>
+      <w:r>
+        <w:rPr>
+          <w:rtl w:val="true"/>
+        </w:rPr>
+        <w:t xml:space="preserve"> </w:t>
+      </w:r>
+      <w:r>
+        <w:rPr>
+          <w:rtl w:val="true"/>
+        </w:rPr>
+        <w:t>إلى أ</w:t>
+      </w:r>
+      <w:r>
+        <w:rPr>
+          <w:rtl w:val="true"/>
+        </w:rPr>
+        <w:t>-</w:t>
+      </w:r>
+      <w:r>
+        <w:rPr/>
+        <w:t>8</w:t>
+      </w:r>
+      <w:r>
+        <w:rPr>
+          <w:rtl w:val="true"/>
+        </w:rPr>
+        <w:t xml:space="preserve"> </w:t>
+      </w:r>
+      <w:r>
+        <w:rPr>
+          <w:rtl w:val="true"/>
+        </w:rPr>
+        <w:t>في القرار</w:t>
+      </w:r>
+      <w:r>
+        <w:rPr>
+          <w:rtl w:val="true"/>
+        </w:rPr>
+        <w:t xml:space="preserve">. </w:t>
+      </w:r>
+      <w:r>
+        <w:rPr>
+          <w:rtl w:val="true"/>
+        </w:rPr>
+        <w:t xml:space="preserve">ويُضاف إليها أن يقرأ الطالب والمشرف الفعلي النتيجة المرشحة في سجل البحث </w:t>
+      </w:r>
+      <w:r>
+        <w:rPr>
+          <w:rtl w:val="true"/>
+        </w:rPr>
+        <w:t>(</w:t>
+      </w:r>
+      <w:r>
+        <w:rPr>
+          <w:rtl w:val="true"/>
+        </w:rPr>
+        <w:t>القسم ب</w:t>
+      </w:r>
+      <w:r>
+        <w:rPr>
+          <w:rtl w:val="true"/>
+        </w:rPr>
+        <w:t>-</w:t>
+      </w:r>
+      <w:r>
+        <w:rPr/>
+        <w:t>5</w:t>
+      </w:r>
+      <w:r>
+        <w:rPr>
+          <w:rtl w:val="true"/>
+        </w:rPr>
+        <w:t>)</w:t>
+      </w:r>
+      <w:r>
+        <w:rPr>
+          <w:rtl w:val="true"/>
+        </w:rPr>
+        <w:t>، ويقررا إدخالها مرجعاً وتقييد جملة الفجوة الأولى</w:t>
+      </w:r>
+      <w:r>
+        <w:rPr>
+          <w:rtl w:val="true"/>
+        </w:rPr>
+        <w:t xml:space="preserve">. </w:t>
+      </w:r>
+      <w:r>
+        <w:rPr>
+          <w:rtl w:val="true"/>
+        </w:rPr>
+        <w:t xml:space="preserve">فإن أُدخلت، أعيد </w:t>
+      </w:r>
+      <w:r>
+        <w:rPr>
+          <w:rStyle w:val="VerbatimChar"/>
+        </w:rPr>
+        <w:t>‎</w:t>
+      </w:r>
+      <w:r>
+        <w:rPr>
+          <w:rStyle w:val="VerbatimChar"/>
+        </w:rPr>
+        <w:t>renumber.py‎</w:t>
+      </w:r>
+      <w:r>
+        <w:rPr>
+          <w:rtl w:val="true"/>
+        </w:rPr>
+        <w:t xml:space="preserve"> </w:t>
+      </w:r>
+      <w:r>
+        <w:rPr>
+          <w:rtl w:val="true"/>
+        </w:rPr>
+        <w:t>وسير ب</w:t>
+      </w:r>
+      <w:r>
+        <w:rPr>
+          <w:rtl w:val="true"/>
+        </w:rPr>
+        <w:t>-</w:t>
+      </w:r>
+      <w:r>
+        <w:rPr/>
+        <w:t>6</w:t>
+      </w:r>
+      <w:r>
+        <w:rPr>
+          <w:rtl w:val="true"/>
+        </w:rPr>
+        <w:t xml:space="preserve">. </w:t>
+      </w:r>
+      <w:r>
+        <w:rPr>
+          <w:rtl w:val="true"/>
+        </w:rPr>
+        <w:t>وبقي ب</w:t>
+      </w:r>
+      <w:r>
+        <w:rPr>
+          <w:rtl w:val="true"/>
+        </w:rPr>
+        <w:t>-</w:t>
+      </w:r>
+      <w:r>
+        <w:rPr/>
+        <w:t>7</w:t>
+      </w:r>
+      <w:r>
+        <w:rPr>
+          <w:rtl w:val="true"/>
+        </w:rPr>
+        <w:t xml:space="preserve"> </w:t>
+      </w:r>
+      <w:r>
+        <w:rPr>
+          <w:rtl w:val="true"/>
+        </w:rPr>
+        <w:t>اختيارياً لا يُشترط، وب</w:t>
+      </w:r>
+      <w:r>
+        <w:rPr>
+          <w:rtl w:val="true"/>
+        </w:rPr>
+        <w:t>-</w:t>
+      </w:r>
+      <w:r>
+        <w:rPr/>
+        <w:t>5</w:t>
+      </w:r>
+      <w:r>
+        <w:rPr>
+          <w:rtl w:val="true"/>
+        </w:rPr>
+        <w:t xml:space="preserve"> </w:t>
+      </w:r>
+      <w:r>
+        <w:rPr>
+          <w:rtl w:val="true"/>
+        </w:rPr>
+        <w:t>مشروطاً بنقل شيء من الإجابات إلى الرسالة</w:t>
+      </w:r>
+      <w:r>
+        <w:rPr>
+          <w:rtl w:val="true"/>
+        </w:rPr>
+        <w:t>.</w:t>
+      </w:r>
+      <w:bookmarkEnd w:id="1"/>
+    </w:p>
     <w:sectPr>
       <w:footerReference w:type="even" r:id="rId2"/>
       <w:footerReference w:type="default" r:id="rId3"/>
@@ -21751,7 +28177,7 @@
       <w:rPr>
         <w:rtl w:val="true"/>
       </w:rPr>
-      <w:t>20</w:t>
+      <w:t>28</w:t>
     </w:r>
     <w:r>
       <w:rPr>
@@ -21794,7 +28220,7 @@
       <w:rPr>
         <w:rtl w:val="true"/>
       </w:rPr>
-      <w:t>20</w:t>
+      <w:t>28</w:t>
     </w:r>
     <w:r>
       <w:rPr>

--- a/deliverables/08-defense/سجل-التصويبات.docx
+++ b/deliverables/08-defense/سجل-التصويبات.docx
@@ -369,7 +369,7 @@
             </w:rPr>
             <w:fldChar w:fldCharType="separate"/>
           </w:r>
-          <w:hyperlink w:anchor="__RefHeading___Toc2226_1835433996">
+          <w:hyperlink w:anchor="__RefHeading___Toc2298_444152330">
             <w:r>
               <w:rPr>
                 <w:webHidden/>
@@ -402,7 +402,7 @@
             </w:tabs>
             <w:rPr/>
           </w:pPr>
-          <w:hyperlink w:anchor="__RefHeading___Toc2228_1835433996">
+          <w:hyperlink w:anchor="__RefHeading___Toc2300_444152330">
             <w:r>
               <w:rPr>
                 <w:webHidden/>
@@ -435,7 +435,7 @@
             </w:tabs>
             <w:rPr/>
           </w:pPr>
-          <w:hyperlink w:anchor="__RefHeading___Toc2230_1835433996">
+          <w:hyperlink w:anchor="__RefHeading___Toc2302_444152330">
             <w:r>
               <w:rPr>
                 <w:webHidden/>
@@ -489,7 +489,7 @@
             </w:tabs>
             <w:rPr/>
           </w:pPr>
-          <w:hyperlink w:anchor="__RefHeading___Toc2232_1835433996">
+          <w:hyperlink w:anchor="__RefHeading___Toc2304_444152330">
             <w:r>
               <w:rPr>
                 <w:webHidden/>
@@ -543,7 +543,7 @@
             </w:tabs>
             <w:rPr/>
           </w:pPr>
-          <w:hyperlink w:anchor="__RefHeading___Toc2234_1835433996">
+          <w:hyperlink w:anchor="__RefHeading___Toc2306_444152330">
             <w:r>
               <w:rPr>
                 <w:webHidden/>
@@ -597,7 +597,7 @@
             </w:tabs>
             <w:rPr/>
           </w:pPr>
-          <w:hyperlink w:anchor="__RefHeading___Toc2236_1835433996">
+          <w:hyperlink w:anchor="__RefHeading___Toc2308_444152330">
             <w:r>
               <w:rPr>
                 <w:webHidden/>
@@ -630,7 +630,7 @@
             </w:tabs>
             <w:rPr/>
           </w:pPr>
-          <w:hyperlink w:anchor="__RefHeading___Toc2238_1835433996">
+          <w:hyperlink w:anchor="__RefHeading___Toc2310_444152330">
             <w:r>
               <w:rPr>
                 <w:webHidden/>
@@ -663,7 +663,7 @@
             </w:tabs>
             <w:rPr/>
           </w:pPr>
-          <w:hyperlink w:anchor="__RefHeading___Toc2240_1835433996">
+          <w:hyperlink w:anchor="__RefHeading___Toc2312_444152330">
             <w:r>
               <w:rPr>
                 <w:webHidden/>
@@ -696,7 +696,7 @@
             </w:tabs>
             <w:rPr/>
           </w:pPr>
-          <w:hyperlink w:anchor="__RefHeading___Toc2242_1835433996">
+          <w:hyperlink w:anchor="__RefHeading___Toc2314_444152330">
             <w:r>
               <w:rPr>
                 <w:webHidden/>
@@ -729,7 +729,7 @@
             </w:tabs>
             <w:rPr/>
           </w:pPr>
-          <w:hyperlink w:anchor="__RefHeading___Toc2244_1835433996">
+          <w:hyperlink w:anchor="__RefHeading___Toc2316_444152330">
             <w:r>
               <w:rPr>
                 <w:webHidden/>
@@ -777,7 +777,7 @@
             </w:tabs>
             <w:rPr/>
           </w:pPr>
-          <w:hyperlink w:anchor="__RefHeading___Toc2246_1835433996">
+          <w:hyperlink w:anchor="__RefHeading___Toc2318_444152330">
             <w:r>
               <w:rPr>
                 <w:webHidden/>
@@ -825,7 +825,7 @@
             </w:tabs>
             <w:rPr/>
           </w:pPr>
-          <w:hyperlink w:anchor="__RefHeading___Toc2248_1835433996">
+          <w:hyperlink w:anchor="__RefHeading___Toc2320_444152330">
             <w:r>
               <w:rPr>
                 <w:webHidden/>
@@ -973,6 +973,86 @@
                 <w:rStyle w:val="IndexLink"/>
               </w:rPr>
               <w:t>20</w:t>
+            </w:r>
+          </w:hyperlink>
+        </w:p>
+        <w:p>
+          <w:pPr>
+            <w:pStyle w:val="TOC3"/>
+            <w:tabs>
+              <w:tab w:val="clear" w:pos="8221"/>
+              <w:tab w:val="right" w:pos="8787" w:leader="dot"/>
+            </w:tabs>
+            <w:rPr/>
+          </w:pPr>
+          <w:hyperlink w:anchor="__RefHeading___Toc2322_444152330">
+            <w:r>
+              <w:rPr>
+                <w:webHidden/>
+                <w:rStyle w:val="IndexLink"/>
+                <w:rtl w:val="true"/>
+              </w:rPr>
+              <w:t xml:space="preserve">تحديث العرض التقديمي </w:t>
+            </w:r>
+            <w:r>
+              <w:rPr>
+                <w:rStyle w:val="IndexLink"/>
+                <w:rtl w:val="true"/>
+              </w:rPr>
+              <w:t>(</w:t>
+            </w:r>
+            <w:r>
+              <w:rPr>
+                <w:rStyle w:val="IndexLink"/>
+              </w:rPr>
+              <w:t>2026</w:t>
+            </w:r>
+            <w:r>
+              <w:rPr>
+                <w:rStyle w:val="IndexLink"/>
+                <w:rtl w:val="true"/>
+              </w:rPr>
+              <w:t>-</w:t>
+            </w:r>
+            <w:r>
+              <w:rPr>
+                <w:rStyle w:val="IndexLink"/>
+              </w:rPr>
+              <w:t>10</w:t>
+            </w:r>
+            <w:r>
+              <w:rPr>
+                <w:rStyle w:val="IndexLink"/>
+                <w:rtl w:val="true"/>
+              </w:rPr>
+              <w:t>-</w:t>
+            </w:r>
+            <w:r>
+              <w:rPr>
+                <w:rStyle w:val="IndexLink"/>
+              </w:rPr>
+              <w:t>31</w:t>
+            </w:r>
+            <w:r>
+              <w:rPr>
+                <w:rStyle w:val="IndexLink"/>
+                <w:rtl w:val="true"/>
+              </w:rPr>
+              <w:t>، بطلب الطالب</w:t>
+            </w:r>
+            <w:r>
+              <w:rPr>
+                <w:rStyle w:val="IndexLink"/>
+                <w:rtl w:val="true"/>
+              </w:rPr>
+              <w:t>)</w:t>
+              <w:tab/>
+            </w:r>
+            <w:r>
+              <w:rPr>
+                <w:rStyle w:val="IndexLink"/>
+              </w:rPr>
+              <w:t>28</w:t>
             </w:r>
           </w:hyperlink>
           <w:r>
@@ -991,8 +1071,7 @@
         <w:bidi w:val="1"/>
         <w:rPr/>
       </w:pPr>
-      <w:bookmarkStart w:id="0" w:name="__RefHeading___Toc2226_1835433996"/>
-      <w:bookmarkStart w:id="1" w:name="سجل-تنفيذ-تصويبات-المناقشة-التجريبية"/>
+      <w:bookmarkStart w:id="0" w:name="__RefHeading___Toc2298_444152330"/>
       <w:bookmarkEnd w:id="0"/>
       <w:r>
         <w:rPr>
@@ -1165,9 +1244,9 @@
         <w:bidi w:val="1"/>
         <w:rPr/>
       </w:pPr>
-      <w:bookmarkStart w:id="2" w:name="__RefHeading___Toc2228_1835433996"/>
-      <w:bookmarkStart w:id="3" w:name="الأدوات"/>
-      <w:bookmarkEnd w:id="2"/>
+      <w:bookmarkStart w:id="1" w:name="__RefHeading___Toc2300_444152330"/>
+      <w:bookmarkStart w:id="2" w:name="الأدوات"/>
+      <w:bookmarkEnd w:id="1"/>
       <w:r>
         <w:rPr>
           <w:rtl w:val="true"/>
@@ -1491,7 +1570,7 @@
         </w:rPr>
         <w:t>.</w:t>
       </w:r>
-      <w:bookmarkEnd w:id="3"/>
+      <w:bookmarkEnd w:id="2"/>
     </w:p>
     <w:p>
       <w:pPr>
@@ -1499,8 +1578,8 @@
         <w:bidi w:val="1"/>
         <w:rPr/>
       </w:pPr>
-      <w:bookmarkStart w:id="4" w:name="__RefHeading___Toc2230_1835433996"/>
-      <w:bookmarkEnd w:id="4"/>
+      <w:bookmarkStart w:id="3" w:name="__RefHeading___Toc2302_444152330"/>
+      <w:bookmarkEnd w:id="3"/>
       <w:r>
         <w:rPr>
           <w:rtl w:val="true"/>
@@ -3369,8 +3448,8 @@
               </w:rPr>
               <w:t>5</w:t>
             </w:r>
-            <w:bookmarkStart w:id="5" w:name="أ-شروط-قبل-المنح"/>
-            <w:bookmarkEnd w:id="5"/>
+            <w:bookmarkStart w:id="4" w:name="أ-شروط-قبل-المنح"/>
+            <w:bookmarkEnd w:id="4"/>
           </w:p>
         </w:tc>
       </w:tr>
@@ -3381,8 +3460,8 @@
         <w:bidi w:val="1"/>
         <w:rPr/>
       </w:pPr>
-      <w:bookmarkStart w:id="6" w:name="__RefHeading___Toc2232_1835433996"/>
-      <w:bookmarkEnd w:id="6"/>
+      <w:bookmarkStart w:id="5" w:name="__RefHeading___Toc2304_444152330"/>
+      <w:bookmarkEnd w:id="5"/>
       <w:r>
         <w:rPr>
           <w:rtl w:val="true"/>
@@ -6328,8 +6407,8 @@
         <w:bidi w:val="1"/>
         <w:rPr/>
       </w:pPr>
-      <w:bookmarkStart w:id="7" w:name="__RefHeading___Toc2234_1835433996"/>
-      <w:bookmarkEnd w:id="7"/>
+      <w:bookmarkStart w:id="6" w:name="__RefHeading___Toc2306_444152330"/>
+      <w:bookmarkEnd w:id="6"/>
       <w:r>
         <w:rPr>
           <w:rtl w:val="true"/>
@@ -10354,8 +10433,8 @@
         <w:bidi w:val="1"/>
         <w:rPr/>
       </w:pPr>
-      <w:bookmarkStart w:id="8" w:name="__RefHeading___Toc2236_1835433996"/>
-      <w:bookmarkEnd w:id="8"/>
+      <w:bookmarkStart w:id="7" w:name="__RefHeading___Toc2308_444152330"/>
+      <w:bookmarkEnd w:id="7"/>
       <w:r>
         <w:rPr>
           <w:rtl w:val="true"/>
@@ -10820,9 +10899,9 @@
         <w:bidi w:val="1"/>
         <w:rPr/>
       </w:pPr>
-      <w:bookmarkStart w:id="9" w:name="__RefHeading___Toc2238_1835433996"/>
-      <w:bookmarkStart w:id="10" w:name="التحقق"/>
-      <w:bookmarkEnd w:id="9"/>
+      <w:bookmarkStart w:id="8" w:name="__RefHeading___Toc2310_444152330"/>
+      <w:bookmarkStart w:id="9" w:name="التحقق"/>
+      <w:bookmarkEnd w:id="8"/>
       <w:r>
         <w:rPr>
           <w:rtl w:val="true"/>
@@ -11114,7 +11193,7 @@
         </w:rPr>
         <w:t>.</w:t>
       </w:r>
-      <w:bookmarkEnd w:id="10"/>
+      <w:bookmarkEnd w:id="9"/>
     </w:p>
     <w:p>
       <w:pPr>
@@ -11122,9 +11201,9 @@
         <w:bidi w:val="1"/>
         <w:rPr/>
       </w:pPr>
-      <w:bookmarkStart w:id="11" w:name="__RefHeading___Toc2240_1835433996"/>
-      <w:bookmarkStart w:id="12" w:name="تحقق-اللجنة-بعد-التنفيذ"/>
-      <w:bookmarkEnd w:id="11"/>
+      <w:bookmarkStart w:id="10" w:name="__RefHeading___Toc2312_444152330"/>
+      <w:bookmarkStart w:id="11" w:name="تحقق-اللجنة-بعد-التنفيذ"/>
+      <w:bookmarkEnd w:id="10"/>
       <w:r>
         <w:rPr>
           <w:rtl w:val="true"/>
@@ -13060,7 +13139,7 @@
         </w:rPr>
         <w:t>.</w:t>
       </w:r>
-      <w:bookmarkEnd w:id="12"/>
+      <w:bookmarkEnd w:id="11"/>
     </w:p>
     <w:p>
       <w:pPr>
@@ -13068,9 +13147,9 @@
         <w:bidi w:val="1"/>
         <w:rPr/>
       </w:pPr>
-      <w:bookmarkStart w:id="13" w:name="__RefHeading___Toc2242_1835433996"/>
-      <w:bookmarkStart w:id="14" w:name="ما-بقي-قبل-المنح"/>
-      <w:bookmarkEnd w:id="13"/>
+      <w:bookmarkStart w:id="12" w:name="__RefHeading___Toc2314_444152330"/>
+      <w:bookmarkStart w:id="13" w:name="ما-بقي-قبل-المنح"/>
+      <w:bookmarkEnd w:id="12"/>
       <w:r>
         <w:rPr>
           <w:rtl w:val="true"/>
@@ -13974,7 +14053,7 @@
         </w:rPr>
         <w:t>.</w:t>
       </w:r>
-      <w:bookmarkEnd w:id="14"/>
+      <w:bookmarkEnd w:id="13"/>
     </w:p>
     <w:p>
       <w:pPr>
@@ -13982,9 +14061,9 @@
         <w:bidi w:val="1"/>
         <w:rPr/>
       </w:pPr>
-      <w:bookmarkStart w:id="15" w:name="__RefHeading___Toc2244_1835433996"/>
-      <w:bookmarkStart w:id="16" w:name="Xd5795cf63e29b2bdc30eb3ebbb9b9ea221613eb"/>
-      <w:bookmarkEnd w:id="15"/>
+      <w:bookmarkStart w:id="14" w:name="__RefHeading___Toc2316_444152330"/>
+      <w:bookmarkStart w:id="15" w:name="Xd5795cf63e29b2bdc30eb3ebbb9b9ea221613eb"/>
+      <w:bookmarkEnd w:id="14"/>
       <w:r>
         <w:rPr>
           <w:rtl w:val="true"/>
@@ -14430,7 +14509,7 @@
         </w:rPr>
         <w:t>.</w:t>
       </w:r>
-      <w:bookmarkEnd w:id="16"/>
+      <w:bookmarkEnd w:id="15"/>
     </w:p>
     <w:p>
       <w:pPr>
@@ -14438,8 +14517,8 @@
         <w:bidi w:val="1"/>
         <w:rPr/>
       </w:pPr>
-      <w:bookmarkStart w:id="17" w:name="__RefHeading___Toc2246_1835433996"/>
-      <w:bookmarkEnd w:id="17"/>
+      <w:bookmarkStart w:id="16" w:name="__RefHeading___Toc2318_444152330"/>
+      <w:bookmarkEnd w:id="16"/>
       <w:r>
         <w:rPr>
           <w:rtl w:val="true"/>
@@ -21839,8 +21918,8 @@
               </w:rPr>
               <w:t>نظيف</w:t>
             </w:r>
-            <w:bookmarkStart w:id="18" w:name="Xb20c0372b2b04a109750949583b670ffd7b8cde"/>
-            <w:bookmarkEnd w:id="18"/>
+            <w:bookmarkStart w:id="17" w:name="Xb20c0372b2b04a109750949583b670ffd7b8cde"/>
+            <w:bookmarkEnd w:id="17"/>
           </w:p>
         </w:tc>
       </w:tr>
@@ -21851,8 +21930,8 @@
         <w:bidi w:val="1"/>
         <w:rPr/>
       </w:pPr>
-      <w:bookmarkStart w:id="19" w:name="__RefHeading___Toc2248_1835433996"/>
-      <w:bookmarkEnd w:id="19"/>
+      <w:bookmarkStart w:id="18" w:name="__RefHeading___Toc2320_444152330"/>
+      <w:bookmarkEnd w:id="18"/>
       <w:r>
         <w:rPr>
           <w:rtl w:val="true"/>
@@ -27856,7 +27935,6 @@
       <w:pPr>
         <w:pStyle w:val="Normal"/>
         <w:bidi w:val="1"/>
-        <w:spacing w:before="0" w:after="120"/>
         <w:rPr/>
       </w:pPr>
       <w:r>
@@ -28110,8 +28188,716 @@
         </w:rPr>
         <w:t>.</w:t>
       </w:r>
-      <w:bookmarkEnd w:id="1"/>
     </w:p>
+    <w:p>
+      <w:pPr>
+        <w:pStyle w:val="Heading3"/>
+        <w:bidi w:val="1"/>
+        <w:rPr/>
+      </w:pPr>
+      <w:bookmarkStart w:id="19" w:name="__RefHeading___Toc2322_444152330"/>
+      <w:bookmarkEnd w:id="19"/>
+      <w:r>
+        <w:rPr>
+          <w:rtl w:val="true"/>
+        </w:rPr>
+        <w:t xml:space="preserve">تحديث العرض التقديمي </w:t>
+      </w:r>
+      <w:r>
+        <w:rPr>
+          <w:rtl w:val="true"/>
+        </w:rPr>
+        <w:t>(</w:t>
+      </w:r>
+      <w:r>
+        <w:rPr/>
+        <w:t>2026</w:t>
+      </w:r>
+      <w:r>
+        <w:rPr>
+          <w:rtl w:val="true"/>
+        </w:rPr>
+        <w:t>-</w:t>
+      </w:r>
+      <w:r>
+        <w:rPr/>
+        <w:t>10</w:t>
+      </w:r>
+      <w:r>
+        <w:rPr>
+          <w:rtl w:val="true"/>
+        </w:rPr>
+        <w:t>-</w:t>
+      </w:r>
+      <w:r>
+        <w:rPr/>
+        <w:t>31</w:t>
+      </w:r>
+      <w:r>
+        <w:rPr>
+          <w:rtl w:val="true"/>
+        </w:rPr>
+        <w:t>، بطلب الطالب</w:t>
+      </w:r>
+      <w:r>
+        <w:rPr>
+          <w:rtl w:val="true"/>
+        </w:rPr>
+        <w:t>)</w:t>
+      </w:r>
+    </w:p>
+    <w:tbl>
+      <w:tblPr>
+        <w:tblStyle w:val="Table"/>
+        <w:bidiVisual w:val="true"/>
+        <w:tblW w:w="5000" w:type="pct"/>
+        <w:jc w:val="center"/>
+        <w:tblInd w:w="0" w:type="dxa"/>
+        <w:tblLayout w:type="fixed"/>
+        <w:tblCellMar>
+          <w:top w:w="0" w:type="dxa"/>
+          <w:left w:w="108" w:type="dxa"/>
+          <w:bottom w:w="0" w:type="dxa"/>
+          <w:right w:w="108" w:type="dxa"/>
+        </w:tblCellMar>
+        <w:tblLook w:val="0020" w:noHBand="0" w:noVBand="0" w:firstColumn="0" w:lastRow="0" w:lastColumn="0" w:firstRow="1"/>
+      </w:tblPr>
+      <w:tblGrid>
+        <w:gridCol w:w="2929"/>
+        <w:gridCol w:w="2929"/>
+        <w:gridCol w:w="2930"/>
+      </w:tblGrid>
+      <w:tr>
+        <w:trPr>
+          <w:tblHeader w:val="true"/>
+        </w:trPr>
+        <w:tc>
+          <w:tcPr>
+            <w:tcW w:w="2929" w:type="dxa"/>
+            <w:tcBorders>
+              <w:top w:val="single" w:sz="4" w:space="0" w:color="808080"/>
+              <w:left w:val="single" w:sz="4" w:space="0" w:color="808080"/>
+              <w:bottom w:val="single" w:sz="6" w:space="0" w:color="000000"/>
+              <w:right w:val="single" w:sz="4" w:space="0" w:color="808080"/>
+            </w:tcBorders>
+            <w:shd w:color="auto" w:fill="D9E2F3" w:val="clear"/>
+            <w:vAlign w:val="bottom"/>
+          </w:tcPr>
+          <w:p>
+            <w:pPr>
+              <w:pStyle w:val="Compact"/>
+              <w:widowControl/>
+              <w:bidi w:val="1"/>
+              <w:spacing w:before="36" w:after="36"/>
+              <w:jc w:val="left"/>
+              <w:rPr>
+                <w:kern w:val="0"/>
+                <w:lang w:val="en-US" w:eastAsia="en-US" w:bidi="ar-SA"/>
+              </w:rPr>
+            </w:pPr>
+            <w:r>
+              <w:rPr>
+                <w:b/>
+                <w:b/>
+                <w:kern w:val="0"/>
+                <w:rtl w:val="true"/>
+                <w:lang w:val="en-US" w:eastAsia="en-US" w:bidi="ar-SA"/>
+              </w:rPr>
+              <w:t>البند</w:t>
+            </w:r>
+          </w:p>
+        </w:tc>
+        <w:tc>
+          <w:tcPr>
+            <w:tcW w:w="2929" w:type="dxa"/>
+            <w:tcBorders>
+              <w:top w:val="single" w:sz="4" w:space="0" w:color="808080"/>
+              <w:left w:val="single" w:sz="4" w:space="0" w:color="808080"/>
+              <w:bottom w:val="single" w:sz="6" w:space="0" w:color="000000"/>
+              <w:right w:val="single" w:sz="4" w:space="0" w:color="808080"/>
+            </w:tcBorders>
+            <w:shd w:color="auto" w:fill="D9E2F3" w:val="clear"/>
+            <w:vAlign w:val="bottom"/>
+          </w:tcPr>
+          <w:p>
+            <w:pPr>
+              <w:pStyle w:val="Compact"/>
+              <w:widowControl/>
+              <w:bidi w:val="1"/>
+              <w:spacing w:before="36" w:after="36"/>
+              <w:jc w:val="left"/>
+              <w:rPr>
+                <w:kern w:val="0"/>
+                <w:lang w:val="en-US" w:eastAsia="en-US" w:bidi="ar-SA"/>
+              </w:rPr>
+            </w:pPr>
+            <w:r>
+              <w:rPr>
+                <w:b/>
+                <w:b/>
+                <w:kern w:val="0"/>
+                <w:rtl w:val="true"/>
+                <w:lang w:val="en-US" w:eastAsia="en-US" w:bidi="ar-SA"/>
+              </w:rPr>
+              <w:t>الحالة</w:t>
+            </w:r>
+          </w:p>
+        </w:tc>
+        <w:tc>
+          <w:tcPr>
+            <w:tcW w:w="2930" w:type="dxa"/>
+            <w:tcBorders>
+              <w:top w:val="single" w:sz="4" w:space="0" w:color="808080"/>
+              <w:left w:val="single" w:sz="4" w:space="0" w:color="808080"/>
+              <w:bottom w:val="single" w:sz="6" w:space="0" w:color="000000"/>
+              <w:right w:val="single" w:sz="4" w:space="0" w:color="808080"/>
+            </w:tcBorders>
+            <w:shd w:color="auto" w:fill="D9E2F3" w:val="clear"/>
+            <w:vAlign w:val="bottom"/>
+          </w:tcPr>
+          <w:p>
+            <w:pPr>
+              <w:pStyle w:val="Compact"/>
+              <w:widowControl/>
+              <w:bidi w:val="1"/>
+              <w:spacing w:before="36" w:after="36"/>
+              <w:jc w:val="left"/>
+              <w:rPr>
+                <w:kern w:val="0"/>
+                <w:lang w:val="en-US" w:eastAsia="en-US" w:bidi="ar-SA"/>
+              </w:rPr>
+            </w:pPr>
+            <w:r>
+              <w:rPr>
+                <w:b/>
+                <w:b/>
+                <w:kern w:val="0"/>
+                <w:rtl w:val="true"/>
+                <w:lang w:val="en-US" w:eastAsia="en-US" w:bidi="ar-SA"/>
+              </w:rPr>
+              <w:t>التفصيل</w:t>
+            </w:r>
+          </w:p>
+        </w:tc>
+      </w:tr>
+      <w:tr>
+        <w:trPr/>
+        <w:tc>
+          <w:tcPr>
+            <w:tcW w:w="2929" w:type="dxa"/>
+            <w:tcBorders>
+              <w:top w:val="single" w:sz="4" w:space="0" w:color="808080"/>
+              <w:left w:val="single" w:sz="4" w:space="0" w:color="808080"/>
+              <w:bottom w:val="single" w:sz="4" w:space="0" w:color="808080"/>
+              <w:right w:val="single" w:sz="4" w:space="0" w:color="808080"/>
+            </w:tcBorders>
+          </w:tcPr>
+          <w:p>
+            <w:pPr>
+              <w:pStyle w:val="Compact"/>
+              <w:widowControl/>
+              <w:bidi w:val="1"/>
+              <w:spacing w:before="36" w:after="36"/>
+              <w:jc w:val="left"/>
+              <w:rPr>
+                <w:kern w:val="0"/>
+                <w:lang w:val="en-US" w:eastAsia="en-US" w:bidi="ar-SA"/>
+              </w:rPr>
+            </w:pPr>
+            <w:r>
+              <w:rPr>
+                <w:kern w:val="0"/>
+                <w:rtl w:val="true"/>
+                <w:lang w:val="en-US" w:eastAsia="en-US" w:bidi="ar-SA"/>
+              </w:rPr>
+              <w:t>ملف العرض</w:t>
+            </w:r>
+          </w:p>
+        </w:tc>
+        <w:tc>
+          <w:tcPr>
+            <w:tcW w:w="2929" w:type="dxa"/>
+            <w:tcBorders>
+              <w:top w:val="single" w:sz="4" w:space="0" w:color="808080"/>
+              <w:left w:val="single" w:sz="4" w:space="0" w:color="808080"/>
+              <w:bottom w:val="single" w:sz="4" w:space="0" w:color="808080"/>
+              <w:right w:val="single" w:sz="4" w:space="0" w:color="808080"/>
+            </w:tcBorders>
+          </w:tcPr>
+          <w:p>
+            <w:pPr>
+              <w:pStyle w:val="Compact"/>
+              <w:widowControl/>
+              <w:bidi w:val="1"/>
+              <w:spacing w:before="36" w:after="36"/>
+              <w:jc w:val="left"/>
+              <w:rPr>
+                <w:kern w:val="0"/>
+                <w:lang w:val="en-US" w:eastAsia="en-US" w:bidi="ar-SA"/>
+              </w:rPr>
+            </w:pPr>
+            <w:r>
+              <w:rPr>
+                <w:kern w:val="0"/>
+                <w:rtl w:val="true"/>
+                <w:lang w:val="en-US" w:eastAsia="en-US" w:bidi="ar-SA"/>
+              </w:rPr>
+              <w:t>منجز</w:t>
+            </w:r>
+          </w:p>
+        </w:tc>
+        <w:tc>
+          <w:tcPr>
+            <w:tcW w:w="2930" w:type="dxa"/>
+            <w:tcBorders>
+              <w:top w:val="single" w:sz="4" w:space="0" w:color="808080"/>
+              <w:left w:val="single" w:sz="4" w:space="0" w:color="808080"/>
+              <w:bottom w:val="single" w:sz="4" w:space="0" w:color="808080"/>
+              <w:right w:val="single" w:sz="4" w:space="0" w:color="808080"/>
+            </w:tcBorders>
+          </w:tcPr>
+          <w:p>
+            <w:pPr>
+              <w:pStyle w:val="Compact"/>
+              <w:widowControl/>
+              <w:bidi w:val="1"/>
+              <w:spacing w:before="36" w:after="36"/>
+              <w:jc w:val="left"/>
+              <w:rPr>
+                <w:kern w:val="0"/>
+                <w:lang w:val="en-US" w:eastAsia="en-US" w:bidi="ar-SA"/>
+              </w:rPr>
+            </w:pPr>
+            <w:r>
+              <w:rPr>
+                <w:kern w:val="0"/>
+                <w:rtl w:val="true"/>
+                <w:lang w:val="en-US" w:eastAsia="en-US" w:bidi="ar-SA"/>
+              </w:rPr>
+              <w:t xml:space="preserve">أُعيد بناء </w:t>
+            </w:r>
+            <w:r>
+              <w:rPr>
+                <w:rStyle w:val="VerbatimChar"/>
+                <w:kern w:val="0"/>
+                <w:lang w:val="en-US" w:eastAsia="en-US" w:bidi="ar-SA"/>
+              </w:rPr>
+              <w:t>‎</w:t>
+            </w:r>
+            <w:r>
+              <w:rPr>
+                <w:rStyle w:val="VerbatimChar"/>
+                <w:kern w:val="0"/>
+                <w:lang w:val="en-US" w:eastAsia="en-US" w:bidi="ar-SA"/>
+              </w:rPr>
+              <w:t>deliverables/07-presentation</w:t>
+            </w:r>
+            <w:r>
+              <w:rPr>
+                <w:rStyle w:val="VerbatimChar"/>
+                <w:kern w:val="0"/>
+                <w:rtl w:val="true"/>
+                <w:lang w:val="en-US" w:eastAsia="en-US" w:bidi="ar-SA"/>
+              </w:rPr>
+              <w:t>/</w:t>
+            </w:r>
+            <w:r>
+              <w:rPr>
+                <w:rStyle w:val="VerbatimChar"/>
+                <w:kern w:val="0"/>
+                <w:rtl w:val="true"/>
+                <w:lang w:val="en-US" w:eastAsia="en-US" w:bidi="ar-SA"/>
+              </w:rPr>
+              <w:t>العرض</w:t>
+            </w:r>
+            <w:r>
+              <w:rPr>
+                <w:rStyle w:val="VerbatimChar"/>
+                <w:kern w:val="0"/>
+                <w:rtl w:val="true"/>
+                <w:lang w:val="en-US" w:eastAsia="en-US" w:bidi="ar-SA"/>
+              </w:rPr>
+              <w:t>-</w:t>
+            </w:r>
+            <w:r>
+              <w:rPr>
+                <w:rStyle w:val="VerbatimChar"/>
+                <w:kern w:val="0"/>
+                <w:rtl w:val="true"/>
+                <w:lang w:val="en-US" w:eastAsia="en-US" w:bidi="ar-SA"/>
+              </w:rPr>
+              <w:t>التقديمي</w:t>
+            </w:r>
+            <w:r>
+              <w:rPr>
+                <w:rStyle w:val="VerbatimChar"/>
+                <w:kern w:val="0"/>
+                <w:rtl w:val="true"/>
+                <w:lang w:val="en-US" w:eastAsia="en-US" w:bidi="ar-SA"/>
+              </w:rPr>
+              <w:t>.</w:t>
+            </w:r>
+            <w:r>
+              <w:rPr>
+                <w:rStyle w:val="VerbatimChar"/>
+                <w:kern w:val="0"/>
+                <w:lang w:val="en-US" w:eastAsia="en-US" w:bidi="ar-SA"/>
+              </w:rPr>
+              <w:t>pptx‎</w:t>
+            </w:r>
+            <w:r>
+              <w:rPr>
+                <w:kern w:val="0"/>
+                <w:lang w:val="en-US" w:eastAsia="en-US" w:bidi="ar-SA"/>
+              </w:rPr>
+              <w:t xml:space="preserve"> (22 + 1)</w:t>
+            </w:r>
+            <w:r>
+              <w:rPr>
+                <w:kern w:val="0"/>
+                <w:rtl w:val="true"/>
+                <w:lang w:val="en-US" w:eastAsia="en-US" w:bidi="ar-SA"/>
+              </w:rPr>
+              <w:t xml:space="preserve"> </w:t>
+            </w:r>
+            <w:r>
+              <w:rPr>
+                <w:kern w:val="0"/>
+                <w:rtl w:val="true"/>
+                <w:lang w:val="en-US" w:eastAsia="en-US" w:bidi="ar-SA"/>
+              </w:rPr>
+              <w:t xml:space="preserve">من </w:t>
+            </w:r>
+            <w:r>
+              <w:rPr>
+                <w:rStyle w:val="VerbatimChar"/>
+                <w:kern w:val="0"/>
+                <w:lang w:val="en-US" w:eastAsia="en-US" w:bidi="ar-SA"/>
+              </w:rPr>
+              <w:t>‎</w:t>
+            </w:r>
+            <w:r>
+              <w:rPr>
+                <w:rStyle w:val="VerbatimChar"/>
+                <w:kern w:val="0"/>
+                <w:lang w:val="en-US" w:eastAsia="en-US" w:bidi="ar-SA"/>
+              </w:rPr>
+              <w:t>deck-content.md‎</w:t>
+            </w:r>
+            <w:r>
+              <w:rPr>
+                <w:kern w:val="0"/>
+                <w:rtl w:val="true"/>
+                <w:lang w:val="en-US" w:eastAsia="en-US" w:bidi="ar-SA"/>
+              </w:rPr>
+              <w:t xml:space="preserve"> </w:t>
+            </w:r>
+            <w:r>
+              <w:rPr>
+                <w:kern w:val="0"/>
+                <w:rtl w:val="true"/>
+                <w:lang w:val="en-US" w:eastAsia="en-US" w:bidi="ar-SA"/>
+              </w:rPr>
+              <w:t xml:space="preserve">بإعادة كتابة </w:t>
+            </w:r>
+            <w:r>
+              <w:rPr>
+                <w:rStyle w:val="VerbatimChar"/>
+                <w:kern w:val="0"/>
+                <w:lang w:val="en-US" w:eastAsia="en-US" w:bidi="ar-SA"/>
+              </w:rPr>
+              <w:t>‎</w:t>
+            </w:r>
+            <w:r>
+              <w:rPr>
+                <w:rStyle w:val="VerbatimChar"/>
+                <w:kern w:val="0"/>
+                <w:lang w:val="en-US" w:eastAsia="en-US" w:bidi="ar-SA"/>
+              </w:rPr>
+              <w:t>docs/working/07-presentation.json‎</w:t>
+            </w:r>
+            <w:r>
+              <w:rPr>
+                <w:kern w:val="0"/>
+                <w:rtl w:val="true"/>
+                <w:lang w:val="en-US" w:eastAsia="en-US" w:bidi="ar-SA"/>
+              </w:rPr>
+              <w:t xml:space="preserve"> </w:t>
+            </w:r>
+            <w:r>
+              <w:rPr>
+                <w:kern w:val="0"/>
+                <w:rtl w:val="true"/>
+                <w:lang w:val="en-US" w:eastAsia="en-US" w:bidi="ar-SA"/>
+              </w:rPr>
+              <w:t xml:space="preserve">وتوسيع </w:t>
+            </w:r>
+            <w:r>
+              <w:rPr>
+                <w:rStyle w:val="VerbatimChar"/>
+                <w:kern w:val="0"/>
+                <w:lang w:val="en-US" w:eastAsia="en-US" w:bidi="ar-SA"/>
+              </w:rPr>
+              <w:t>‎</w:t>
+            </w:r>
+            <w:r>
+              <w:rPr>
+                <w:rStyle w:val="VerbatimChar"/>
+                <w:kern w:val="0"/>
+                <w:lang w:val="en-US" w:eastAsia="en-US" w:bidi="ar-SA"/>
+              </w:rPr>
+              <w:t>scripts/build_pptx.py‎</w:t>
+            </w:r>
+            <w:r>
+              <w:rPr>
+                <w:kern w:val="0"/>
+                <w:rtl w:val="true"/>
+                <w:lang w:val="en-US" w:eastAsia="en-US" w:bidi="ar-SA"/>
+              </w:rPr>
+              <w:t xml:space="preserve"> (</w:t>
+            </w:r>
+            <w:r>
+              <w:rPr>
+                <w:kern w:val="0"/>
+                <w:rtl w:val="true"/>
+                <w:lang w:val="en-US" w:eastAsia="en-US" w:bidi="ar-SA"/>
+              </w:rPr>
+              <w:t xml:space="preserve">سطر المصدر، والوسم </w:t>
+            </w:r>
+            <w:r>
+              <w:rPr>
+                <w:kern w:val="0"/>
+                <w:rtl w:val="true"/>
+                <w:lang w:val="en-US" w:eastAsia="en-US" w:bidi="ar-SA"/>
+              </w:rPr>
+              <w:t>«</w:t>
+            </w:r>
+            <w:r>
+              <w:rPr>
+                <w:kern w:val="0"/>
+                <w:rtl w:val="true"/>
+                <w:lang w:val="en-US" w:eastAsia="en-US" w:bidi="ar-SA"/>
+              </w:rPr>
+              <w:t>لاحق</w:t>
+            </w:r>
+            <w:r>
+              <w:rPr>
+                <w:kern w:val="0"/>
+                <w:rtl w:val="true"/>
+                <w:lang w:val="en-US" w:eastAsia="en-US" w:bidi="ar-SA"/>
+              </w:rPr>
+              <w:t>»</w:t>
+            </w:r>
+            <w:r>
+              <w:rPr>
+                <w:kern w:val="0"/>
+                <w:rtl w:val="true"/>
+                <w:lang w:val="en-US" w:eastAsia="en-US" w:bidi="ar-SA"/>
+              </w:rPr>
+              <w:t>، واتجاه الأرقام والمسارات</w:t>
+            </w:r>
+            <w:r>
+              <w:rPr>
+                <w:kern w:val="0"/>
+                <w:rtl w:val="true"/>
+                <w:lang w:val="en-US" w:eastAsia="en-US" w:bidi="ar-SA"/>
+              </w:rPr>
+              <w:t>)</w:t>
+            </w:r>
+            <w:r>
+              <w:rPr>
+                <w:kern w:val="0"/>
+                <w:rtl w:val="true"/>
+                <w:lang w:val="en-US" w:eastAsia="en-US" w:bidi="ar-SA"/>
+              </w:rPr>
+              <w:t xml:space="preserve">، ومعه </w:t>
+            </w:r>
+            <w:r>
+              <w:rPr>
+                <w:rStyle w:val="VerbatimChar"/>
+                <w:kern w:val="0"/>
+                <w:lang w:val="en-US" w:eastAsia="en-US" w:bidi="ar-SA"/>
+              </w:rPr>
+              <w:t>‎</w:t>
+            </w:r>
+            <w:r>
+              <w:rPr>
+                <w:rStyle w:val="VerbatimChar"/>
+                <w:kern w:val="0"/>
+                <w:rtl w:val="true"/>
+                <w:lang w:val="en-US" w:eastAsia="en-US" w:bidi="ar-SA"/>
+              </w:rPr>
+              <w:t>العرض</w:t>
+            </w:r>
+            <w:r>
+              <w:rPr>
+                <w:rStyle w:val="VerbatimChar"/>
+                <w:kern w:val="0"/>
+                <w:rtl w:val="true"/>
+                <w:lang w:val="en-US" w:eastAsia="en-US" w:bidi="ar-SA"/>
+              </w:rPr>
+              <w:t>-</w:t>
+            </w:r>
+            <w:r>
+              <w:rPr>
+                <w:rStyle w:val="VerbatimChar"/>
+                <w:kern w:val="0"/>
+                <w:rtl w:val="true"/>
+                <w:lang w:val="en-US" w:eastAsia="en-US" w:bidi="ar-SA"/>
+              </w:rPr>
+              <w:t>التقديمي</w:t>
+            </w:r>
+            <w:r>
+              <w:rPr>
+                <w:rStyle w:val="VerbatimChar"/>
+                <w:kern w:val="0"/>
+                <w:rtl w:val="true"/>
+                <w:lang w:val="en-US" w:eastAsia="en-US" w:bidi="ar-SA"/>
+              </w:rPr>
+              <w:t>.</w:t>
+            </w:r>
+            <w:r>
+              <w:rPr>
+                <w:rStyle w:val="VerbatimChar"/>
+                <w:kern w:val="0"/>
+                <w:lang w:val="en-US" w:eastAsia="en-US" w:bidi="ar-SA"/>
+              </w:rPr>
+              <w:t>pdf‎</w:t>
+            </w:r>
+            <w:r>
+              <w:rPr>
+                <w:kern w:val="0"/>
+                <w:rtl w:val="true"/>
+                <w:lang w:val="en-US" w:eastAsia="en-US" w:bidi="ar-SA"/>
+              </w:rPr>
+              <w:t xml:space="preserve">. </w:t>
+            </w:r>
+            <w:r>
+              <w:rPr>
+                <w:kern w:val="0"/>
+                <w:rtl w:val="true"/>
+                <w:lang w:val="en-US" w:eastAsia="en-US" w:bidi="ar-SA"/>
+              </w:rPr>
+              <w:t>وطابق فحص آلي نص كل شريحة وملاحظاتها للمصدر حرفياً</w:t>
+            </w:r>
+            <w:r>
+              <w:rPr>
+                <w:kern w:val="0"/>
+                <w:rtl w:val="true"/>
+                <w:lang w:val="en-US" w:eastAsia="en-US" w:bidi="ar-SA"/>
+              </w:rPr>
+              <w:t xml:space="preserve">. </w:t>
+            </w:r>
+            <w:r>
+              <w:rPr>
+                <w:kern w:val="0"/>
+                <w:rtl w:val="true"/>
+                <w:lang w:val="en-US" w:eastAsia="en-US" w:bidi="ar-SA"/>
+              </w:rPr>
+              <w:t xml:space="preserve">وحُفظت ملفات شرائح نسخة الوب في </w:t>
+            </w:r>
+            <w:r>
+              <w:rPr>
+                <w:rStyle w:val="VerbatimChar"/>
+                <w:kern w:val="0"/>
+                <w:lang w:val="en-US" w:eastAsia="en-US" w:bidi="ar-SA"/>
+              </w:rPr>
+              <w:t>‎</w:t>
+            </w:r>
+            <w:r>
+              <w:rPr>
+                <w:rStyle w:val="VerbatimChar"/>
+                <w:kern w:val="0"/>
+                <w:lang w:val="en-US" w:eastAsia="en-US" w:bidi="ar-SA"/>
+              </w:rPr>
+              <w:t>slides-source/‎</w:t>
+            </w:r>
+            <w:r>
+              <w:rPr>
+                <w:kern w:val="0"/>
+                <w:rtl w:val="true"/>
+                <w:lang w:val="en-US" w:eastAsia="en-US" w:bidi="ar-SA"/>
+              </w:rPr>
+              <w:t xml:space="preserve">. </w:t>
+            </w:r>
+            <w:r>
+              <w:rPr>
+                <w:kern w:val="0"/>
+                <w:rtl w:val="true"/>
+                <w:lang w:val="en-US" w:eastAsia="en-US" w:bidi="ar-SA"/>
+              </w:rPr>
+              <w:t xml:space="preserve">ويحلّ هذا محل عبارة </w:t>
+            </w:r>
+            <w:r>
+              <w:rPr>
+                <w:kern w:val="0"/>
+                <w:rtl w:val="true"/>
+                <w:lang w:val="en-US" w:eastAsia="en-US" w:bidi="ar-SA"/>
+              </w:rPr>
+              <w:t>«</w:t>
+            </w:r>
+            <w:r>
+              <w:rPr>
+                <w:kern w:val="0"/>
+                <w:rtl w:val="true"/>
+                <w:lang w:val="en-US" w:eastAsia="en-US" w:bidi="ar-SA"/>
+              </w:rPr>
+              <w:t xml:space="preserve">ملف </w:t>
+            </w:r>
+            <w:r>
+              <w:rPr>
+                <w:kern w:val="0"/>
+                <w:lang w:val="en-US" w:eastAsia="en-US" w:bidi="ar-SA"/>
+              </w:rPr>
+              <w:t>pptx</w:t>
+            </w:r>
+            <w:r>
+              <w:rPr>
+                <w:kern w:val="0"/>
+                <w:rtl w:val="true"/>
+                <w:lang w:val="en-US" w:eastAsia="en-US" w:bidi="ar-SA"/>
+              </w:rPr>
+              <w:t xml:space="preserve"> </w:t>
+            </w:r>
+            <w:r>
+              <w:rPr>
+                <w:kern w:val="0"/>
+                <w:rtl w:val="true"/>
+                <w:lang w:val="en-US" w:eastAsia="en-US" w:bidi="ar-SA"/>
+              </w:rPr>
+              <w:t>هو النسخة السابقة</w:t>
+            </w:r>
+            <w:r>
+              <w:rPr>
+                <w:kern w:val="0"/>
+                <w:rtl w:val="true"/>
+                <w:lang w:val="en-US" w:eastAsia="en-US" w:bidi="ar-SA"/>
+              </w:rPr>
+              <w:t xml:space="preserve">» </w:t>
+            </w:r>
+            <w:r>
+              <w:rPr>
+                <w:kern w:val="0"/>
+                <w:rtl w:val="true"/>
+                <w:lang w:val="en-US" w:eastAsia="en-US" w:bidi="ar-SA"/>
+              </w:rPr>
+              <w:t xml:space="preserve">في البندين أعلاه وفي </w:t>
+            </w:r>
+            <w:r>
+              <w:rPr>
+                <w:kern w:val="0"/>
+                <w:lang w:val="en-US" w:eastAsia="en-US" w:bidi="ar-SA"/>
+              </w:rPr>
+              <w:t>D-124</w:t>
+            </w:r>
+            <w:bookmarkStart w:id="20" w:name="سجل-تنفيذ-تصويبات-المناقشة-التجريبية"/>
+            <w:bookmarkStart w:id="21" w:name="Xc893da29b8f455b5405a4781625a75f0b766231"/>
+            <w:bookmarkEnd w:id="20"/>
+            <w:bookmarkEnd w:id="21"/>
+          </w:p>
+        </w:tc>
+      </w:tr>
+    </w:tbl>
     <w:sectPr>
       <w:footerReference w:type="even" r:id="rId2"/>
       <w:footerReference w:type="default" r:id="rId3"/>
@@ -28177,7 +28963,7 @@
       <w:rPr>
         <w:rtl w:val="true"/>
       </w:rPr>
-      <w:t>28</w:t>
+      <w:t>29</w:t>
     </w:r>
     <w:r>
       <w:rPr>
@@ -28220,7 +29006,7 @@
       <w:rPr>
         <w:rtl w:val="true"/>
       </w:rPr>
-      <w:t>28</w:t>
+      <w:t>29</w:t>
     </w:r>
     <w:r>
       <w:rPr>
@@ -29799,6 +30585,18 @@
     </w:pPr>
     <w:rPr/>
   </w:style>
+  <w:style w:type="paragraph" w:styleId="TOC3">
+    <w:name w:val="TOC 3"/>
+    <w:basedOn w:val="Index"/>
+    <w:pPr>
+      <w:tabs>
+        <w:tab w:val="clear" w:pos="720"/>
+        <w:tab w:val="right" w:pos="8221" w:leader="dot"/>
+      </w:tabs>
+      <w:ind w:hanging="0" w:left="567"/>
+    </w:pPr>
+    <w:rPr/>
+  </w:style>
   <w:style w:type="table" w:default="1" w:styleId="Table">
     <w:name w:val="Table"/>
     <w:basedOn w:val="TableNormal"/>

--- a/deliverables/08-defense/سجل-التصويبات.docx
+++ b/deliverables/08-defense/سجل-التصويبات.docx
@@ -369,7 +369,7 @@
             </w:rPr>
             <w:fldChar w:fldCharType="separate"/>
           </w:r>
-          <w:hyperlink w:anchor="__RefHeading___Toc2298_444152330">
+          <w:hyperlink w:anchor="__RefHeading___Toc2988_762093112">
             <w:r>
               <w:rPr>
                 <w:webHidden/>
@@ -402,7 +402,7 @@
             </w:tabs>
             <w:rPr/>
           </w:pPr>
-          <w:hyperlink w:anchor="__RefHeading___Toc2300_444152330">
+          <w:hyperlink w:anchor="__RefHeading___Toc2990_762093112">
             <w:r>
               <w:rPr>
                 <w:webHidden/>
@@ -422,7 +422,7 @@
               <w:rPr>
                 <w:rStyle w:val="IndexLink"/>
               </w:rPr>
-              <w:t>2</w:t>
+              <w:t>3</w:t>
             </w:r>
           </w:hyperlink>
         </w:p>
@@ -435,7 +435,7 @@
             </w:tabs>
             <w:rPr/>
           </w:pPr>
-          <w:hyperlink w:anchor="__RefHeading___Toc2302_444152330">
+          <w:hyperlink w:anchor="__RefHeading___Toc2992_762093112">
             <w:r>
               <w:rPr>
                 <w:webHidden/>
@@ -489,7 +489,7 @@
             </w:tabs>
             <w:rPr/>
           </w:pPr>
-          <w:hyperlink w:anchor="__RefHeading___Toc2304_444152330">
+          <w:hyperlink w:anchor="__RefHeading___Toc2994_762093112">
             <w:r>
               <w:rPr>
                 <w:webHidden/>
@@ -543,7 +543,7 @@
             </w:tabs>
             <w:rPr/>
           </w:pPr>
-          <w:hyperlink w:anchor="__RefHeading___Toc2306_444152330">
+          <w:hyperlink w:anchor="__RefHeading___Toc2996_762093112">
             <w:r>
               <w:rPr>
                 <w:webHidden/>
@@ -597,7 +597,7 @@
             </w:tabs>
             <w:rPr/>
           </w:pPr>
-          <w:hyperlink w:anchor="__RefHeading___Toc2308_444152330">
+          <w:hyperlink w:anchor="__RefHeading___Toc2998_762093112">
             <w:r>
               <w:rPr>
                 <w:webHidden/>
@@ -630,7 +630,7 @@
             </w:tabs>
             <w:rPr/>
           </w:pPr>
-          <w:hyperlink w:anchor="__RefHeading___Toc2310_444152330">
+          <w:hyperlink w:anchor="__RefHeading___Toc3000_762093112">
             <w:r>
               <w:rPr>
                 <w:webHidden/>
@@ -663,7 +663,7 @@
             </w:tabs>
             <w:rPr/>
           </w:pPr>
-          <w:hyperlink w:anchor="__RefHeading___Toc2312_444152330">
+          <w:hyperlink w:anchor="__RefHeading___Toc3002_762093112">
             <w:r>
               <w:rPr>
                 <w:webHidden/>
@@ -696,7 +696,7 @@
             </w:tabs>
             <w:rPr/>
           </w:pPr>
-          <w:hyperlink w:anchor="__RefHeading___Toc2314_444152330">
+          <w:hyperlink w:anchor="__RefHeading___Toc3004_762093112">
             <w:r>
               <w:rPr>
                 <w:webHidden/>
@@ -716,7 +716,7 @@
               <w:rPr>
                 <w:rStyle w:val="IndexLink"/>
               </w:rPr>
-              <w:t>11</w:t>
+              <w:t>12</w:t>
             </w:r>
           </w:hyperlink>
         </w:p>
@@ -729,7 +729,7 @@
             </w:tabs>
             <w:rPr/>
           </w:pPr>
-          <w:hyperlink w:anchor="__RefHeading___Toc2316_444152330">
+          <w:hyperlink w:anchor="__RefHeading___Toc3006_762093112">
             <w:r>
               <w:rPr>
                 <w:webHidden/>
@@ -777,7 +777,7 @@
             </w:tabs>
             <w:rPr/>
           </w:pPr>
-          <w:hyperlink w:anchor="__RefHeading___Toc2318_444152330">
+          <w:hyperlink w:anchor="__RefHeading___Toc3008_762093112">
             <w:r>
               <w:rPr>
                 <w:webHidden/>
@@ -812,7 +812,7 @@
               <w:rPr>
                 <w:rStyle w:val="IndexLink"/>
               </w:rPr>
-              <w:t>12</w:t>
+              <w:t>13</w:t>
             </w:r>
           </w:hyperlink>
         </w:p>
@@ -825,7 +825,7 @@
             </w:tabs>
             <w:rPr/>
           </w:pPr>
-          <w:hyperlink w:anchor="__RefHeading___Toc2320_444152330">
+          <w:hyperlink w:anchor="__RefHeading___Toc3010_762093112">
             <w:r>
               <w:rPr>
                 <w:webHidden/>
@@ -972,7 +972,7 @@
               <w:rPr>
                 <w:rStyle w:val="IndexLink"/>
               </w:rPr>
-              <w:t>20</w:t>
+              <w:t>21</w:t>
             </w:r>
           </w:hyperlink>
         </w:p>
@@ -985,7 +985,7 @@
             </w:tabs>
             <w:rPr/>
           </w:pPr>
-          <w:hyperlink w:anchor="__RefHeading___Toc2322_444152330">
+          <w:hyperlink w:anchor="__RefHeading___Toc3012_762093112">
             <w:r>
               <w:rPr>
                 <w:webHidden/>
@@ -1052,7 +1052,100 @@
               <w:rPr>
                 <w:rStyle w:val="IndexLink"/>
               </w:rPr>
-              <w:t>28</w:t>
+              <w:t>29</w:t>
+            </w:r>
+          </w:hyperlink>
+        </w:p>
+        <w:p>
+          <w:pPr>
+            <w:pStyle w:val="TOC2"/>
+            <w:tabs>
+              <w:tab w:val="clear" w:pos="8505"/>
+              <w:tab w:val="right" w:pos="8787" w:leader="dot"/>
+            </w:tabs>
+            <w:rPr/>
+          </w:pPr>
+          <w:hyperlink w:anchor="__RefHeading___Toc3014_762093112">
+            <w:r>
+              <w:rPr>
+                <w:webHidden/>
+                <w:rStyle w:val="IndexLink"/>
+                <w:rtl w:val="true"/>
+              </w:rPr>
+              <w:t xml:space="preserve">تصويبات بين جولتي الجلسة الثالثة </w:t>
+            </w:r>
+            <w:r>
+              <w:rPr>
+                <w:rStyle w:val="IndexLink"/>
+                <w:rtl w:val="true"/>
+              </w:rPr>
+              <w:t>(</w:t>
+            </w:r>
+            <w:r>
+              <w:rPr>
+                <w:rStyle w:val="IndexLink"/>
+                <w:rtl w:val="true"/>
+              </w:rPr>
+              <w:t>الرسالة والتحليلات اللاحقة</w:t>
+            </w:r>
+            <w:r>
+              <w:rPr>
+                <w:rStyle w:val="IndexLink"/>
+                <w:rtl w:val="true"/>
+              </w:rPr>
+              <w:t>)</w:t>
+            </w:r>
+            <w:r>
+              <w:rPr>
+                <w:rStyle w:val="IndexLink"/>
+                <w:rtl w:val="true"/>
+              </w:rPr>
+              <w:t xml:space="preserve">، </w:t>
+            </w:r>
+            <w:r>
+              <w:rPr>
+                <w:rStyle w:val="IndexLink"/>
+              </w:rPr>
+              <w:t>2026</w:t>
+            </w:r>
+            <w:r>
+              <w:rPr>
+                <w:rStyle w:val="IndexLink"/>
+                <w:rtl w:val="true"/>
+              </w:rPr>
+              <w:t>-</w:t>
+            </w:r>
+            <w:r>
+              <w:rPr>
+                <w:rStyle w:val="IndexLink"/>
+              </w:rPr>
+              <w:t>10</w:t>
+            </w:r>
+            <w:r>
+              <w:rPr>
+                <w:rStyle w:val="IndexLink"/>
+                <w:rtl w:val="true"/>
+              </w:rPr>
+              <w:t>-</w:t>
+            </w:r>
+            <w:r>
+              <w:rPr>
+                <w:rStyle w:val="IndexLink"/>
+              </w:rPr>
+              <w:t>31</w:t>
+            </w:r>
+            <w:r>
+              <w:rPr>
+                <w:rStyle w:val="IndexLink"/>
+                <w:rtl w:val="true"/>
+              </w:rPr>
+              <w:tab/>
+            </w:r>
+            <w:r>
+              <w:rPr>
+                <w:rStyle w:val="IndexLink"/>
+              </w:rPr>
+              <w:t>30</w:t>
             </w:r>
           </w:hyperlink>
           <w:r>
@@ -1071,7 +1164,8 @@
         <w:bidi w:val="1"/>
         <w:rPr/>
       </w:pPr>
-      <w:bookmarkStart w:id="0" w:name="__RefHeading___Toc2298_444152330"/>
+      <w:bookmarkStart w:id="0" w:name="__RefHeading___Toc2988_762093112"/>
+      <w:bookmarkStart w:id="1" w:name="سجل-تنفيذ-تصويبات-المناقشة-التجريبية"/>
       <w:bookmarkEnd w:id="0"/>
       <w:r>
         <w:rPr>
@@ -1244,9 +1338,9 @@
         <w:bidi w:val="1"/>
         <w:rPr/>
       </w:pPr>
-      <w:bookmarkStart w:id="1" w:name="__RefHeading___Toc2300_444152330"/>
-      <w:bookmarkStart w:id="2" w:name="الأدوات"/>
-      <w:bookmarkEnd w:id="1"/>
+      <w:bookmarkStart w:id="2" w:name="__RefHeading___Toc2990_762093112"/>
+      <w:bookmarkStart w:id="3" w:name="الأدوات"/>
+      <w:bookmarkEnd w:id="2"/>
       <w:r>
         <w:rPr>
           <w:rtl w:val="true"/>
@@ -1570,7 +1664,7 @@
         </w:rPr>
         <w:t>.</w:t>
       </w:r>
-      <w:bookmarkEnd w:id="2"/>
+      <w:bookmarkEnd w:id="3"/>
     </w:p>
     <w:p>
       <w:pPr>
@@ -1578,8 +1672,8 @@
         <w:bidi w:val="1"/>
         <w:rPr/>
       </w:pPr>
-      <w:bookmarkStart w:id="3" w:name="__RefHeading___Toc2302_444152330"/>
-      <w:bookmarkEnd w:id="3"/>
+      <w:bookmarkStart w:id="4" w:name="__RefHeading___Toc2992_762093112"/>
+      <w:bookmarkEnd w:id="4"/>
       <w:r>
         <w:rPr>
           <w:rtl w:val="true"/>
@@ -3448,8 +3542,8 @@
               </w:rPr>
               <w:t>5</w:t>
             </w:r>
-            <w:bookmarkStart w:id="4" w:name="أ-شروط-قبل-المنح"/>
-            <w:bookmarkEnd w:id="4"/>
+            <w:bookmarkStart w:id="5" w:name="أ-شروط-قبل-المنح"/>
+            <w:bookmarkEnd w:id="5"/>
           </w:p>
         </w:tc>
       </w:tr>
@@ -3460,8 +3554,8 @@
         <w:bidi w:val="1"/>
         <w:rPr/>
       </w:pPr>
-      <w:bookmarkStart w:id="5" w:name="__RefHeading___Toc2304_444152330"/>
-      <w:bookmarkEnd w:id="5"/>
+      <w:bookmarkStart w:id="6" w:name="__RefHeading___Toc2994_762093112"/>
+      <w:bookmarkEnd w:id="6"/>
       <w:r>
         <w:rPr>
           <w:rtl w:val="true"/>
@@ -6407,8 +6501,8 @@
         <w:bidi w:val="1"/>
         <w:rPr/>
       </w:pPr>
-      <w:bookmarkStart w:id="6" w:name="__RefHeading___Toc2306_444152330"/>
-      <w:bookmarkEnd w:id="6"/>
+      <w:bookmarkStart w:id="7" w:name="__RefHeading___Toc2996_762093112"/>
+      <w:bookmarkEnd w:id="7"/>
       <w:r>
         <w:rPr>
           <w:rtl w:val="true"/>
@@ -10433,8 +10527,8 @@
         <w:bidi w:val="1"/>
         <w:rPr/>
       </w:pPr>
-      <w:bookmarkStart w:id="7" w:name="__RefHeading___Toc2308_444152330"/>
-      <w:bookmarkEnd w:id="7"/>
+      <w:bookmarkStart w:id="8" w:name="__RefHeading___Toc2998_762093112"/>
+      <w:bookmarkEnd w:id="8"/>
       <w:r>
         <w:rPr>
           <w:rtl w:val="true"/>
@@ -10899,9 +10993,9 @@
         <w:bidi w:val="1"/>
         <w:rPr/>
       </w:pPr>
-      <w:bookmarkStart w:id="8" w:name="__RefHeading___Toc2310_444152330"/>
-      <w:bookmarkStart w:id="9" w:name="التحقق"/>
-      <w:bookmarkEnd w:id="8"/>
+      <w:bookmarkStart w:id="9" w:name="__RefHeading___Toc3000_762093112"/>
+      <w:bookmarkStart w:id="10" w:name="التحقق"/>
+      <w:bookmarkEnd w:id="9"/>
       <w:r>
         <w:rPr>
           <w:rtl w:val="true"/>
@@ -11193,7 +11287,7 @@
         </w:rPr>
         <w:t>.</w:t>
       </w:r>
-      <w:bookmarkEnd w:id="9"/>
+      <w:bookmarkEnd w:id="10"/>
     </w:p>
     <w:p>
       <w:pPr>
@@ -11201,9 +11295,9 @@
         <w:bidi w:val="1"/>
         <w:rPr/>
       </w:pPr>
-      <w:bookmarkStart w:id="10" w:name="__RefHeading___Toc2312_444152330"/>
-      <w:bookmarkStart w:id="11" w:name="تحقق-اللجنة-بعد-التنفيذ"/>
-      <w:bookmarkEnd w:id="10"/>
+      <w:bookmarkStart w:id="11" w:name="__RefHeading___Toc3002_762093112"/>
+      <w:bookmarkStart w:id="12" w:name="تحقق-اللجنة-بعد-التنفيذ"/>
+      <w:bookmarkEnd w:id="11"/>
       <w:r>
         <w:rPr>
           <w:rtl w:val="true"/>
@@ -13139,7 +13233,7 @@
         </w:rPr>
         <w:t>.</w:t>
       </w:r>
-      <w:bookmarkEnd w:id="11"/>
+      <w:bookmarkEnd w:id="12"/>
     </w:p>
     <w:p>
       <w:pPr>
@@ -13147,9 +13241,9 @@
         <w:bidi w:val="1"/>
         <w:rPr/>
       </w:pPr>
-      <w:bookmarkStart w:id="12" w:name="__RefHeading___Toc2314_444152330"/>
-      <w:bookmarkStart w:id="13" w:name="ما-بقي-قبل-المنح"/>
-      <w:bookmarkEnd w:id="12"/>
+      <w:bookmarkStart w:id="13" w:name="__RefHeading___Toc3004_762093112"/>
+      <w:bookmarkStart w:id="14" w:name="ما-بقي-قبل-المنح"/>
+      <w:bookmarkEnd w:id="13"/>
       <w:r>
         <w:rPr>
           <w:rtl w:val="true"/>
@@ -14053,7 +14147,7 @@
         </w:rPr>
         <w:t>.</w:t>
       </w:r>
-      <w:bookmarkEnd w:id="13"/>
+      <w:bookmarkEnd w:id="14"/>
     </w:p>
     <w:p>
       <w:pPr>
@@ -14061,9 +14155,9 @@
         <w:bidi w:val="1"/>
         <w:rPr/>
       </w:pPr>
-      <w:bookmarkStart w:id="14" w:name="__RefHeading___Toc2316_444152330"/>
-      <w:bookmarkStart w:id="15" w:name="Xd5795cf63e29b2bdc30eb3ebbb9b9ea221613eb"/>
-      <w:bookmarkEnd w:id="14"/>
+      <w:bookmarkStart w:id="15" w:name="__RefHeading___Toc3006_762093112"/>
+      <w:bookmarkStart w:id="16" w:name="Xd5795cf63e29b2bdc30eb3ebbb9b9ea221613eb"/>
+      <w:bookmarkEnd w:id="15"/>
       <w:r>
         <w:rPr>
           <w:rtl w:val="true"/>
@@ -14509,7 +14603,7 @@
         </w:rPr>
         <w:t>.</w:t>
       </w:r>
-      <w:bookmarkEnd w:id="15"/>
+      <w:bookmarkEnd w:id="16"/>
     </w:p>
     <w:p>
       <w:pPr>
@@ -14517,8 +14611,8 @@
         <w:bidi w:val="1"/>
         <w:rPr/>
       </w:pPr>
-      <w:bookmarkStart w:id="16" w:name="__RefHeading___Toc2318_444152330"/>
-      <w:bookmarkEnd w:id="16"/>
+      <w:bookmarkStart w:id="17" w:name="__RefHeading___Toc3008_762093112"/>
+      <w:bookmarkEnd w:id="17"/>
       <w:r>
         <w:rPr>
           <w:rtl w:val="true"/>
@@ -21918,8 +22012,8 @@
               </w:rPr>
               <w:t>نظيف</w:t>
             </w:r>
-            <w:bookmarkStart w:id="17" w:name="Xb20c0372b2b04a109750949583b670ffd7b8cde"/>
-            <w:bookmarkEnd w:id="17"/>
+            <w:bookmarkStart w:id="18" w:name="Xb20c0372b2b04a109750949583b670ffd7b8cde"/>
+            <w:bookmarkEnd w:id="18"/>
           </w:p>
         </w:tc>
       </w:tr>
@@ -21930,8 +22024,8 @@
         <w:bidi w:val="1"/>
         <w:rPr/>
       </w:pPr>
-      <w:bookmarkStart w:id="18" w:name="__RefHeading___Toc2320_444152330"/>
-      <w:bookmarkEnd w:id="18"/>
+      <w:bookmarkStart w:id="19" w:name="__RefHeading___Toc3010_762093112"/>
+      <w:bookmarkEnd w:id="19"/>
       <w:r>
         <w:rPr>
           <w:rtl w:val="true"/>
@@ -28195,8 +28289,8 @@
         <w:bidi w:val="1"/>
         <w:rPr/>
       </w:pPr>
-      <w:bookmarkStart w:id="19" w:name="__RefHeading___Toc2322_444152330"/>
-      <w:bookmarkEnd w:id="19"/>
+      <w:bookmarkStart w:id="20" w:name="__RefHeading___Toc3012_762093112"/>
+      <w:bookmarkEnd w:id="20"/>
       <w:r>
         <w:rPr>
           <w:rtl w:val="true"/>
@@ -28890,14 +28984,8238 @@
               </w:rPr>
               <w:t>D-124</w:t>
             </w:r>
-            <w:bookmarkStart w:id="20" w:name="سجل-تنفيذ-تصويبات-المناقشة-التجريبية"/>
             <w:bookmarkStart w:id="21" w:name="Xc893da29b8f455b5405a4781625a75f0b766231"/>
-            <w:bookmarkEnd w:id="20"/>
             <w:bookmarkEnd w:id="21"/>
           </w:p>
         </w:tc>
       </w:tr>
     </w:tbl>
+    <w:p>
+      <w:pPr>
+        <w:pStyle w:val="Heading2"/>
+        <w:bidi w:val="1"/>
+        <w:rPr/>
+      </w:pPr>
+      <w:bookmarkStart w:id="22" w:name="__RefHeading___Toc3014_762093112"/>
+      <w:bookmarkEnd w:id="22"/>
+      <w:r>
+        <w:rPr>
+          <w:rtl w:val="true"/>
+        </w:rPr>
+        <w:t xml:space="preserve">تصويبات بين جولتي الجلسة الثالثة </w:t>
+      </w:r>
+      <w:r>
+        <w:rPr>
+          <w:rtl w:val="true"/>
+        </w:rPr>
+        <w:t>(</w:t>
+      </w:r>
+      <w:r>
+        <w:rPr>
+          <w:rtl w:val="true"/>
+        </w:rPr>
+        <w:t>الرسالة والتحليلات اللاحقة</w:t>
+      </w:r>
+      <w:r>
+        <w:rPr>
+          <w:rtl w:val="true"/>
+        </w:rPr>
+        <w:t>)</w:t>
+      </w:r>
+      <w:r>
+        <w:rPr>
+          <w:rtl w:val="true"/>
+        </w:rPr>
+        <w:t xml:space="preserve">، </w:t>
+      </w:r>
+      <w:r>
+        <w:rPr/>
+        <w:t>2026</w:t>
+      </w:r>
+      <w:r>
+        <w:rPr>
+          <w:rtl w:val="true"/>
+        </w:rPr>
+        <w:t>-</w:t>
+      </w:r>
+      <w:r>
+        <w:rPr/>
+        <w:t>10</w:t>
+      </w:r>
+      <w:r>
+        <w:rPr>
+          <w:rtl w:val="true"/>
+        </w:rPr>
+        <w:t>-</w:t>
+      </w:r>
+      <w:r>
+        <w:rPr/>
+        <w:t>31</w:t>
+      </w:r>
+    </w:p>
+    <w:p>
+      <w:pPr>
+        <w:pStyle w:val="Normal"/>
+        <w:bidi w:val="1"/>
+        <w:rPr/>
+      </w:pPr>
+      <w:r>
+        <w:rPr>
+          <w:rtl w:val="true"/>
+        </w:rPr>
+        <w:t>المصدر</w:t>
+      </w:r>
+      <w:r>
+        <w:rPr>
+          <w:rtl w:val="true"/>
+        </w:rPr>
+        <w:t xml:space="preserve">: </w:t>
+      </w:r>
+      <w:r>
+        <w:rPr>
+          <w:rtl w:val="true"/>
+        </w:rPr>
+        <w:t xml:space="preserve">ملاحظات الجولة الأولى في </w:t>
+      </w:r>
+      <w:r>
+        <w:rPr>
+          <w:rStyle w:val="VerbatimChar"/>
+        </w:rPr>
+        <w:t>‎</w:t>
+      </w:r>
+      <w:r>
+        <w:rPr>
+          <w:rStyle w:val="VerbatimChar"/>
+        </w:rPr>
+        <w:t>docs/defense/session3/r1-alomar.md‎</w:t>
+      </w:r>
+      <w:r>
+        <w:rPr>
+          <w:rtl w:val="true"/>
+        </w:rPr>
+        <w:t xml:space="preserve"> </w:t>
+      </w:r>
+      <w:r>
+        <w:rPr>
+          <w:rtl w:val="true"/>
+        </w:rPr>
+        <w:t>و</w:t>
+      </w:r>
+      <w:r>
+        <w:rPr>
+          <w:rStyle w:val="VerbatimChar"/>
+        </w:rPr>
+        <w:t>‎</w:t>
+      </w:r>
+      <w:r>
+        <w:rPr>
+          <w:rStyle w:val="VerbatimChar"/>
+        </w:rPr>
+        <w:t>r1-alkanj.md‎</w:t>
+      </w:r>
+      <w:r>
+        <w:rPr>
+          <w:rtl w:val="true"/>
+        </w:rPr>
+        <w:t xml:space="preserve"> </w:t>
+      </w:r>
+      <w:r>
+        <w:rPr>
+          <w:rtl w:val="true"/>
+        </w:rPr>
+        <w:t>و</w:t>
+      </w:r>
+      <w:r>
+        <w:rPr>
+          <w:rStyle w:val="VerbatimChar"/>
+        </w:rPr>
+        <w:t>‎</w:t>
+      </w:r>
+      <w:r>
+        <w:rPr>
+          <w:rStyle w:val="VerbatimChar"/>
+        </w:rPr>
+        <w:t>r1-abutarab.md‎</w:t>
+      </w:r>
+      <w:r>
+        <w:rPr>
+          <w:rtl w:val="true"/>
+        </w:rPr>
+        <w:t xml:space="preserve"> </w:t>
+      </w:r>
+      <w:r>
+        <w:rPr>
+          <w:rtl w:val="true"/>
+        </w:rPr>
+        <w:t xml:space="preserve">على النسخة </w:t>
+      </w:r>
+      <w:r>
+        <w:rPr>
+          <w:rStyle w:val="VerbatimChar"/>
+        </w:rPr>
+        <w:t>‎</w:t>
+      </w:r>
+      <w:r>
+        <w:rPr>
+          <w:rStyle w:val="VerbatimChar"/>
+        </w:rPr>
+        <w:t>9a11109‎</w:t>
+      </w:r>
+      <w:r>
+        <w:rPr>
+          <w:rtl w:val="true"/>
+        </w:rPr>
+        <w:t xml:space="preserve">. </w:t>
+      </w:r>
+      <w:r>
+        <w:rPr>
+          <w:rtl w:val="true"/>
+        </w:rPr>
+        <w:t xml:space="preserve">والقرارات </w:t>
+      </w:r>
+      <w:r>
+        <w:rPr/>
+        <w:t>D-128</w:t>
+      </w:r>
+      <w:r>
+        <w:rPr>
+          <w:rtl w:val="true"/>
+        </w:rPr>
+        <w:t xml:space="preserve"> </w:t>
+      </w:r>
+      <w:r>
+        <w:rPr>
+          <w:rtl w:val="true"/>
+        </w:rPr>
+        <w:t xml:space="preserve">إلى </w:t>
+      </w:r>
+      <w:r>
+        <w:rPr/>
+        <w:t>D-135</w:t>
+      </w:r>
+      <w:r>
+        <w:rPr>
+          <w:rtl w:val="true"/>
+        </w:rPr>
+        <w:t xml:space="preserve"> </w:t>
+      </w:r>
+      <w:r>
+        <w:rPr>
+          <w:rtl w:val="true"/>
+        </w:rPr>
+        <w:t xml:space="preserve">في </w:t>
+      </w:r>
+      <w:r>
+        <w:rPr>
+          <w:rStyle w:val="VerbatimChar"/>
+        </w:rPr>
+        <w:t>‎</w:t>
+      </w:r>
+      <w:r>
+        <w:rPr>
+          <w:rStyle w:val="VerbatimChar"/>
+        </w:rPr>
+        <w:t>docs/meetings/2026-10-31-decision-session3-between-rounds.md‎</w:t>
+      </w:r>
+      <w:r>
+        <w:rPr>
+          <w:rtl w:val="true"/>
+        </w:rPr>
+        <w:t xml:space="preserve"> (</w:t>
+      </w:r>
+      <w:r>
+        <w:rPr>
+          <w:rtl w:val="true"/>
+        </w:rPr>
+        <w:t>مشرف محاكى</w:t>
+      </w:r>
+      <w:r>
+        <w:rPr>
+          <w:rtl w:val="true"/>
+        </w:rPr>
+        <w:t xml:space="preserve">). </w:t>
+      </w:r>
+      <w:r>
+        <w:rPr>
+          <w:rtl w:val="true"/>
+        </w:rPr>
+        <w:t>ويخص هذا القسم الرسالة وشيفرة التحليلات اللاحقة وحدهما</w:t>
+      </w:r>
+      <w:r>
+        <w:rPr>
+          <w:rtl w:val="true"/>
+        </w:rPr>
+        <w:t xml:space="preserve">. </w:t>
+      </w:r>
+      <w:r>
+        <w:rPr>
+          <w:rtl w:val="true"/>
+        </w:rPr>
+        <w:t>أما العرض التقديمي وملفات التسليم فيعالجها فريق آخر في الوقت نفسه</w:t>
+      </w:r>
+      <w:r>
+        <w:rPr>
+          <w:rtl w:val="true"/>
+        </w:rPr>
+        <w:t xml:space="preserve">. </w:t>
+      </w:r>
+      <w:r>
+        <w:rPr>
+          <w:rtl w:val="true"/>
+        </w:rPr>
+        <w:t>وتحقق الفريق من كل ملاحظة بنفسه قبل أي تعديل، ولم يتغير حكم ولا ملف مجمَّد أو مقفل</w:t>
+      </w:r>
+      <w:r>
+        <w:rPr>
+          <w:rtl w:val="true"/>
+        </w:rPr>
+        <w:t xml:space="preserve">. </w:t>
+      </w:r>
+      <w:r>
+        <w:rPr>
+          <w:rtl w:val="true"/>
+        </w:rPr>
+        <w:t xml:space="preserve">ومدخلات الرسالة الجديدة في </w:t>
+      </w:r>
+      <w:r>
+        <w:rPr>
+          <w:rStyle w:val="VerbatimChar"/>
+        </w:rPr>
+        <w:t>‎</w:t>
+      </w:r>
+      <w:r>
+        <w:rPr>
+          <w:rStyle w:val="VerbatimChar"/>
+        </w:rPr>
+        <w:t>scripts/thesis/defense2_app_fixes.py‎</w:t>
+      </w:r>
+      <w:r>
+        <w:rPr>
+          <w:rtl w:val="true"/>
+        </w:rPr>
+        <w:t xml:space="preserve"> </w:t>
+      </w:r>
+      <w:r>
+        <w:rPr>
+          <w:rtl w:val="true"/>
+        </w:rPr>
+        <w:t xml:space="preserve">موسومة </w:t>
+      </w:r>
+      <w:r>
+        <w:rPr>
+          <w:rtl w:val="true"/>
+        </w:rPr>
+        <w:t>«</w:t>
+      </w:r>
+      <w:r>
+        <w:rPr>
+          <w:rtl w:val="true"/>
+        </w:rPr>
+        <w:t>ج</w:t>
+      </w:r>
+      <w:r>
+        <w:rPr/>
+        <w:t>3</w:t>
+      </w:r>
+      <w:r>
+        <w:rPr>
+          <w:rtl w:val="true"/>
+        </w:rPr>
+        <w:t>-…»</w:t>
+      </w:r>
+      <w:r>
+        <w:rPr>
+          <w:rtl w:val="true"/>
+        </w:rPr>
+        <w:t xml:space="preserve">، ويفحص </w:t>
+      </w:r>
+      <w:r>
+        <w:rPr>
+          <w:rStyle w:val="VerbatimChar"/>
+        </w:rPr>
+        <w:t>‎</w:t>
+      </w:r>
+      <w:r>
+        <w:rPr>
+          <w:rStyle w:val="VerbatimChar"/>
+        </w:rPr>
+        <w:t>verify_sources()‎</w:t>
+      </w:r>
+      <w:r>
+        <w:rPr>
+          <w:rtl w:val="true"/>
+        </w:rPr>
+        <w:t xml:space="preserve"> </w:t>
+      </w:r>
+      <w:r>
+        <w:rPr>
+          <w:rtl w:val="true"/>
+        </w:rPr>
+        <w:t>فيه الأرقام التي تنقلها من ملفاتها قبل أي كتابة</w:t>
+      </w:r>
+      <w:r>
+        <w:rPr>
+          <w:rtl w:val="true"/>
+        </w:rPr>
+        <w:t>.</w:t>
+      </w:r>
+    </w:p>
+    <w:tbl>
+      <w:tblPr>
+        <w:tblStyle w:val="Table"/>
+        <w:bidiVisual w:val="true"/>
+        <w:tblW w:w="5000" w:type="pct"/>
+        <w:jc w:val="center"/>
+        <w:tblInd w:w="0" w:type="dxa"/>
+        <w:tblLayout w:type="fixed"/>
+        <w:tblCellMar>
+          <w:top w:w="0" w:type="dxa"/>
+          <w:left w:w="108" w:type="dxa"/>
+          <w:bottom w:w="0" w:type="dxa"/>
+          <w:right w:w="108" w:type="dxa"/>
+        </w:tblCellMar>
+        <w:tblLook w:val="0020" w:noHBand="0" w:noVBand="0" w:firstColumn="0" w:lastRow="0" w:lastColumn="0" w:firstRow="1"/>
+      </w:tblPr>
+      <w:tblGrid>
+        <w:gridCol w:w="2196"/>
+        <w:gridCol w:w="2197"/>
+        <w:gridCol w:w="2197"/>
+        <w:gridCol w:w="2197"/>
+      </w:tblGrid>
+      <w:tr>
+        <w:trPr>
+          <w:tblHeader w:val="true"/>
+        </w:trPr>
+        <w:tc>
+          <w:tcPr>
+            <w:tcW w:w="2196" w:type="dxa"/>
+            <w:tcBorders>
+              <w:top w:val="single" w:sz="4" w:space="0" w:color="808080"/>
+              <w:left w:val="single" w:sz="4" w:space="0" w:color="808080"/>
+              <w:bottom w:val="single" w:sz="6" w:space="0" w:color="000000"/>
+              <w:right w:val="single" w:sz="4" w:space="0" w:color="808080"/>
+            </w:tcBorders>
+            <w:shd w:color="auto" w:fill="D9E2F3" w:val="clear"/>
+            <w:vAlign w:val="bottom"/>
+          </w:tcPr>
+          <w:p>
+            <w:pPr>
+              <w:pStyle w:val="Compact"/>
+              <w:widowControl/>
+              <w:bidi w:val="1"/>
+              <w:spacing w:before="36" w:after="36"/>
+              <w:jc w:val="left"/>
+              <w:rPr>
+                <w:kern w:val="0"/>
+                <w:lang w:val="en-US" w:eastAsia="en-US" w:bidi="ar-SA"/>
+              </w:rPr>
+            </w:pPr>
+            <w:r>
+              <w:rPr>
+                <w:b/>
+                <w:b/>
+                <w:kern w:val="0"/>
+                <w:rtl w:val="true"/>
+                <w:lang w:val="en-US" w:eastAsia="en-US" w:bidi="ar-SA"/>
+              </w:rPr>
+              <w:t>البند</w:t>
+            </w:r>
+          </w:p>
+        </w:tc>
+        <w:tc>
+          <w:tcPr>
+            <w:tcW w:w="2197" w:type="dxa"/>
+            <w:tcBorders>
+              <w:top w:val="single" w:sz="4" w:space="0" w:color="808080"/>
+              <w:left w:val="single" w:sz="4" w:space="0" w:color="808080"/>
+              <w:bottom w:val="single" w:sz="6" w:space="0" w:color="000000"/>
+              <w:right w:val="single" w:sz="4" w:space="0" w:color="808080"/>
+            </w:tcBorders>
+            <w:shd w:color="auto" w:fill="D9E2F3" w:val="clear"/>
+            <w:vAlign w:val="bottom"/>
+          </w:tcPr>
+          <w:p>
+            <w:pPr>
+              <w:pStyle w:val="Compact"/>
+              <w:widowControl/>
+              <w:bidi w:val="1"/>
+              <w:spacing w:before="36" w:after="36"/>
+              <w:jc w:val="left"/>
+              <w:rPr>
+                <w:kern w:val="0"/>
+                <w:lang w:val="en-US" w:eastAsia="en-US" w:bidi="ar-SA"/>
+              </w:rPr>
+            </w:pPr>
+            <w:r>
+              <w:rPr>
+                <w:b/>
+                <w:b/>
+                <w:kern w:val="0"/>
+                <w:rtl w:val="true"/>
+                <w:lang w:val="en-US" w:eastAsia="en-US" w:bidi="ar-SA"/>
+              </w:rPr>
+              <w:t>المصدر</w:t>
+            </w:r>
+          </w:p>
+        </w:tc>
+        <w:tc>
+          <w:tcPr>
+            <w:tcW w:w="2197" w:type="dxa"/>
+            <w:tcBorders>
+              <w:top w:val="single" w:sz="4" w:space="0" w:color="808080"/>
+              <w:left w:val="single" w:sz="4" w:space="0" w:color="808080"/>
+              <w:bottom w:val="single" w:sz="6" w:space="0" w:color="000000"/>
+              <w:right w:val="single" w:sz="4" w:space="0" w:color="808080"/>
+            </w:tcBorders>
+            <w:shd w:color="auto" w:fill="D9E2F3" w:val="clear"/>
+            <w:vAlign w:val="bottom"/>
+          </w:tcPr>
+          <w:p>
+            <w:pPr>
+              <w:pStyle w:val="Compact"/>
+              <w:widowControl/>
+              <w:bidi w:val="1"/>
+              <w:spacing w:before="36" w:after="36"/>
+              <w:jc w:val="left"/>
+              <w:rPr>
+                <w:kern w:val="0"/>
+                <w:lang w:val="en-US" w:eastAsia="en-US" w:bidi="ar-SA"/>
+              </w:rPr>
+            </w:pPr>
+            <w:r>
+              <w:rPr>
+                <w:b/>
+                <w:b/>
+                <w:kern w:val="0"/>
+                <w:rtl w:val="true"/>
+                <w:lang w:val="en-US" w:eastAsia="en-US" w:bidi="ar-SA"/>
+              </w:rPr>
+              <w:t>التحقق</w:t>
+            </w:r>
+          </w:p>
+        </w:tc>
+        <w:tc>
+          <w:tcPr>
+            <w:tcW w:w="2197" w:type="dxa"/>
+            <w:tcBorders>
+              <w:top w:val="single" w:sz="4" w:space="0" w:color="808080"/>
+              <w:left w:val="single" w:sz="4" w:space="0" w:color="808080"/>
+              <w:bottom w:val="single" w:sz="6" w:space="0" w:color="000000"/>
+              <w:right w:val="single" w:sz="4" w:space="0" w:color="808080"/>
+            </w:tcBorders>
+            <w:shd w:color="auto" w:fill="D9E2F3" w:val="clear"/>
+            <w:vAlign w:val="bottom"/>
+          </w:tcPr>
+          <w:p>
+            <w:pPr>
+              <w:pStyle w:val="Compact"/>
+              <w:widowControl/>
+              <w:bidi w:val="1"/>
+              <w:spacing w:before="36" w:after="36"/>
+              <w:jc w:val="left"/>
+              <w:rPr>
+                <w:kern w:val="0"/>
+                <w:lang w:val="en-US" w:eastAsia="en-US" w:bidi="ar-SA"/>
+              </w:rPr>
+            </w:pPr>
+            <w:r>
+              <w:rPr>
+                <w:b/>
+                <w:b/>
+                <w:kern w:val="0"/>
+                <w:rtl w:val="true"/>
+                <w:lang w:val="en-US" w:eastAsia="en-US" w:bidi="ar-SA"/>
+              </w:rPr>
+              <w:t>ما تغيّر</w:t>
+            </w:r>
+          </w:p>
+        </w:tc>
+      </w:tr>
+      <w:tr>
+        <w:trPr/>
+        <w:tc>
+          <w:tcPr>
+            <w:tcW w:w="2196" w:type="dxa"/>
+            <w:tcBorders>
+              <w:top w:val="single" w:sz="4" w:space="0" w:color="808080"/>
+              <w:left w:val="single" w:sz="4" w:space="0" w:color="808080"/>
+              <w:bottom w:val="single" w:sz="4" w:space="0" w:color="808080"/>
+              <w:right w:val="single" w:sz="4" w:space="0" w:color="808080"/>
+            </w:tcBorders>
+          </w:tcPr>
+          <w:p>
+            <w:pPr>
+              <w:pStyle w:val="Compact"/>
+              <w:widowControl/>
+              <w:bidi w:val="1"/>
+              <w:spacing w:before="36" w:after="36"/>
+              <w:jc w:val="left"/>
+              <w:rPr>
+                <w:kern w:val="0"/>
+                <w:lang w:val="en-US" w:eastAsia="en-US" w:bidi="ar-SA"/>
+              </w:rPr>
+            </w:pPr>
+            <w:r>
+              <w:rPr>
+                <w:kern w:val="0"/>
+                <w:rtl w:val="true"/>
+                <w:lang w:val="en-US" w:eastAsia="en-US" w:bidi="ar-SA"/>
+              </w:rPr>
+              <w:t>ج</w:t>
+            </w:r>
+            <w:r>
+              <w:rPr>
+                <w:kern w:val="0"/>
+                <w:lang w:val="en-US" w:eastAsia="en-US" w:bidi="ar-SA"/>
+              </w:rPr>
+              <w:t>3</w:t>
+            </w:r>
+            <w:r>
+              <w:rPr>
+                <w:kern w:val="0"/>
+                <w:rtl w:val="true"/>
+                <w:lang w:val="en-US" w:eastAsia="en-US" w:bidi="ar-SA"/>
+              </w:rPr>
+              <w:t>-</w:t>
+            </w:r>
+            <w:r>
+              <w:rPr>
+                <w:kern w:val="0"/>
+                <w:lang w:val="en-US" w:eastAsia="en-US" w:bidi="ar-SA"/>
+              </w:rPr>
+              <w:t>1</w:t>
+            </w:r>
+            <w:r>
+              <w:rPr>
+                <w:kern w:val="0"/>
+                <w:rtl w:val="true"/>
+                <w:lang w:val="en-US" w:eastAsia="en-US" w:bidi="ar-SA"/>
+              </w:rPr>
+              <w:t xml:space="preserve"> </w:t>
+            </w:r>
+            <w:r>
+              <w:rPr>
+                <w:kern w:val="0"/>
+                <w:rtl w:val="true"/>
+                <w:lang w:val="en-US" w:eastAsia="en-US" w:bidi="ar-SA"/>
+              </w:rPr>
+              <w:t xml:space="preserve">جملة الفجوة الأولى </w:t>
+            </w:r>
+            <w:r>
+              <w:rPr>
+                <w:kern w:val="0"/>
+                <w:rtl w:val="true"/>
+                <w:lang w:val="en-US" w:eastAsia="en-US" w:bidi="ar-SA"/>
+              </w:rPr>
+              <w:t>(</w:t>
+            </w:r>
+            <w:r>
+              <w:rPr>
+                <w:kern w:val="0"/>
+                <w:lang w:val="en-US" w:eastAsia="en-US" w:bidi="ar-SA"/>
+              </w:rPr>
+              <w:t>D-128</w:t>
+            </w:r>
+            <w:r>
+              <w:rPr>
+                <w:kern w:val="0"/>
+                <w:rtl w:val="true"/>
+                <w:lang w:val="en-US" w:eastAsia="en-US" w:bidi="ar-SA"/>
+              </w:rPr>
+              <w:t>)</w:t>
+            </w:r>
+          </w:p>
+        </w:tc>
+        <w:tc>
+          <w:tcPr>
+            <w:tcW w:w="2197" w:type="dxa"/>
+            <w:tcBorders>
+              <w:top w:val="single" w:sz="4" w:space="0" w:color="808080"/>
+              <w:left w:val="single" w:sz="4" w:space="0" w:color="808080"/>
+              <w:bottom w:val="single" w:sz="4" w:space="0" w:color="808080"/>
+              <w:right w:val="single" w:sz="4" w:space="0" w:color="808080"/>
+            </w:tcBorders>
+          </w:tcPr>
+          <w:p>
+            <w:pPr>
+              <w:pStyle w:val="Compact"/>
+              <w:widowControl/>
+              <w:bidi w:val="1"/>
+              <w:spacing w:before="36" w:after="36"/>
+              <w:jc w:val="left"/>
+              <w:rPr>
+                <w:kern w:val="0"/>
+                <w:lang w:val="en-US" w:eastAsia="en-US" w:bidi="ar-SA"/>
+              </w:rPr>
+            </w:pPr>
+            <w:r>
+              <w:rPr>
+                <w:kern w:val="0"/>
+                <w:rtl w:val="true"/>
+                <w:lang w:val="en-US" w:eastAsia="en-US" w:bidi="ar-SA"/>
+              </w:rPr>
+              <w:t xml:space="preserve">ع، المشكلة </w:t>
+            </w:r>
+            <w:r>
+              <w:rPr>
+                <w:kern w:val="0"/>
+                <w:lang w:val="en-US" w:eastAsia="en-US" w:bidi="ar-SA"/>
+              </w:rPr>
+              <w:t>1</w:t>
+            </w:r>
+            <w:r>
+              <w:rPr>
+                <w:kern w:val="0"/>
+                <w:rtl w:val="true"/>
+                <w:lang w:val="en-US" w:eastAsia="en-US" w:bidi="ar-SA"/>
+              </w:rPr>
+              <w:t>، س</w:t>
+            </w:r>
+            <w:r>
+              <w:rPr>
+                <w:kern w:val="0"/>
+                <w:rtl w:val="true"/>
+                <w:lang w:val="en-US" w:eastAsia="en-US" w:bidi="ar-SA"/>
+              </w:rPr>
+              <w:t>-</w:t>
+            </w:r>
+            <w:r>
+              <w:rPr>
+                <w:kern w:val="0"/>
+                <w:rtl w:val="true"/>
+                <w:lang w:val="en-US" w:eastAsia="en-US" w:bidi="ar-SA"/>
+              </w:rPr>
+              <w:t>ع</w:t>
+            </w:r>
+            <w:r>
+              <w:rPr>
+                <w:kern w:val="0"/>
+                <w:rtl w:val="true"/>
+                <w:lang w:val="en-US" w:eastAsia="en-US" w:bidi="ar-SA"/>
+              </w:rPr>
+              <w:t>-</w:t>
+            </w:r>
+            <w:r>
+              <w:rPr>
+                <w:kern w:val="0"/>
+                <w:lang w:val="en-US" w:eastAsia="en-US" w:bidi="ar-SA"/>
+              </w:rPr>
+              <w:t>1</w:t>
+            </w:r>
+          </w:p>
+        </w:tc>
+        <w:tc>
+          <w:tcPr>
+            <w:tcW w:w="2197" w:type="dxa"/>
+            <w:tcBorders>
+              <w:top w:val="single" w:sz="4" w:space="0" w:color="808080"/>
+              <w:left w:val="single" w:sz="4" w:space="0" w:color="808080"/>
+              <w:bottom w:val="single" w:sz="4" w:space="0" w:color="808080"/>
+              <w:right w:val="single" w:sz="4" w:space="0" w:color="808080"/>
+            </w:tcBorders>
+          </w:tcPr>
+          <w:p>
+            <w:pPr>
+              <w:pStyle w:val="Compact"/>
+              <w:widowControl/>
+              <w:bidi w:val="1"/>
+              <w:spacing w:before="36" w:after="36"/>
+              <w:jc w:val="left"/>
+              <w:rPr>
+                <w:kern w:val="0"/>
+                <w:lang w:val="en-US" w:eastAsia="en-US" w:bidi="ar-SA"/>
+              </w:rPr>
+            </w:pPr>
+            <w:r>
+              <w:rPr>
+                <w:kern w:val="0"/>
+                <w:rtl w:val="true"/>
+                <w:lang w:val="en-US" w:eastAsia="en-US" w:bidi="ar-SA"/>
+              </w:rPr>
+              <w:t>صحيح</w:t>
+            </w:r>
+            <w:r>
+              <w:rPr>
+                <w:kern w:val="0"/>
+                <w:rtl w:val="true"/>
+                <w:lang w:val="en-US" w:eastAsia="en-US" w:bidi="ar-SA"/>
+              </w:rPr>
+              <w:t xml:space="preserve">: </w:t>
+            </w:r>
+            <w:r>
+              <w:rPr>
+                <w:kern w:val="0"/>
+                <w:lang w:val="en-US" w:eastAsia="en-US" w:bidi="ar-SA"/>
+              </w:rPr>
+              <w:t>2</w:t>
+            </w:r>
+            <w:r>
+              <w:rPr>
+                <w:kern w:val="0"/>
+                <w:rtl w:val="true"/>
+                <w:lang w:val="en-US" w:eastAsia="en-US" w:bidi="ar-SA"/>
+              </w:rPr>
+              <w:t>-</w:t>
+            </w:r>
+            <w:r>
+              <w:rPr>
+                <w:kern w:val="0"/>
+                <w:lang w:val="en-US" w:eastAsia="en-US" w:bidi="ar-SA"/>
+              </w:rPr>
+              <w:t>1</w:t>
+            </w:r>
+            <w:r>
+              <w:rPr>
+                <w:kern w:val="0"/>
+                <w:rtl w:val="true"/>
+                <w:lang w:val="en-US" w:eastAsia="en-US" w:bidi="ar-SA"/>
+              </w:rPr>
+              <w:t xml:space="preserve"> </w:t>
+            </w:r>
+            <w:r>
+              <w:rPr>
+                <w:kern w:val="0"/>
+                <w:rtl w:val="true"/>
+                <w:lang w:val="en-US" w:eastAsia="en-US" w:bidi="ar-SA"/>
+              </w:rPr>
+              <w:t xml:space="preserve">تحيل إلى السجل، والسجل </w:t>
+            </w:r>
+            <w:r>
+              <w:rPr>
+                <w:kern w:val="0"/>
+                <w:rtl w:val="true"/>
+                <w:lang w:val="en-US" w:eastAsia="en-US" w:bidi="ar-SA"/>
+              </w:rPr>
+              <w:t>(</w:t>
+            </w:r>
+            <w:r>
+              <w:rPr>
+                <w:kern w:val="0"/>
+                <w:rtl w:val="true"/>
+                <w:lang w:val="en-US" w:eastAsia="en-US" w:bidi="ar-SA"/>
+              </w:rPr>
+              <w:t>ب</w:t>
+            </w:r>
+            <w:r>
+              <w:rPr>
+                <w:kern w:val="0"/>
+                <w:rtl w:val="true"/>
+                <w:lang w:val="en-US" w:eastAsia="en-US" w:bidi="ar-SA"/>
+              </w:rPr>
+              <w:t>-</w:t>
+            </w:r>
+            <w:r>
+              <w:rPr>
+                <w:kern w:val="0"/>
+                <w:lang w:val="en-US" w:eastAsia="en-US" w:bidi="ar-SA"/>
+              </w:rPr>
+              <w:t>4</w:t>
+            </w:r>
+            <w:r>
+              <w:rPr>
+                <w:kern w:val="0"/>
+                <w:rtl w:val="true"/>
+                <w:lang w:val="en-US" w:eastAsia="en-US" w:bidi="ar-SA"/>
+              </w:rPr>
+              <w:t>، ب</w:t>
+            </w:r>
+            <w:r>
+              <w:rPr>
+                <w:kern w:val="0"/>
+                <w:rtl w:val="true"/>
+                <w:lang w:val="en-US" w:eastAsia="en-US" w:bidi="ar-SA"/>
+              </w:rPr>
+              <w:t>-</w:t>
+            </w:r>
+            <w:r>
+              <w:rPr>
+                <w:kern w:val="0"/>
+                <w:lang w:val="en-US" w:eastAsia="en-US" w:bidi="ar-SA"/>
+              </w:rPr>
+              <w:t>5</w:t>
+            </w:r>
+            <w:r>
+              <w:rPr>
+                <w:kern w:val="0"/>
+                <w:rtl w:val="true"/>
+                <w:lang w:val="en-US" w:eastAsia="en-US" w:bidi="ar-SA"/>
+              </w:rPr>
+              <w:t xml:space="preserve">) </w:t>
+            </w:r>
+            <w:r>
+              <w:rPr>
+                <w:kern w:val="0"/>
+                <w:rtl w:val="true"/>
+                <w:lang w:val="en-US" w:eastAsia="en-US" w:bidi="ar-SA"/>
+              </w:rPr>
+              <w:t xml:space="preserve">يرفع عمل </w:t>
+            </w:r>
+            <w:r>
+              <w:rPr>
+                <w:kern w:val="0"/>
+                <w:lang w:val="en-US" w:eastAsia="en-US" w:bidi="ar-SA"/>
+              </w:rPr>
+              <w:t>KU Leuven</w:t>
+            </w:r>
+            <w:r>
+              <w:rPr>
+                <w:kern w:val="0"/>
+                <w:rtl w:val="true"/>
+                <w:lang w:val="en-US" w:eastAsia="en-US" w:bidi="ar-SA"/>
+              </w:rPr>
+              <w:t xml:space="preserve"> </w:t>
+            </w:r>
+            <w:r>
+              <w:rPr>
+                <w:kern w:val="0"/>
+                <w:rtl w:val="true"/>
+                <w:lang w:val="en-US" w:eastAsia="en-US" w:bidi="ar-SA"/>
+              </w:rPr>
+              <w:t>مرشحاً لم يُقرأ</w:t>
+            </w:r>
+          </w:p>
+        </w:tc>
+        <w:tc>
+          <w:tcPr>
+            <w:tcW w:w="2197" w:type="dxa"/>
+            <w:tcBorders>
+              <w:top w:val="single" w:sz="4" w:space="0" w:color="808080"/>
+              <w:left w:val="single" w:sz="4" w:space="0" w:color="808080"/>
+              <w:bottom w:val="single" w:sz="4" w:space="0" w:color="808080"/>
+              <w:right w:val="single" w:sz="4" w:space="0" w:color="808080"/>
+            </w:tcBorders>
+          </w:tcPr>
+          <w:p>
+            <w:pPr>
+              <w:pStyle w:val="Compact"/>
+              <w:widowControl/>
+              <w:bidi w:val="1"/>
+              <w:spacing w:before="36" w:after="36"/>
+              <w:jc w:val="left"/>
+              <w:rPr>
+                <w:kern w:val="0"/>
+                <w:lang w:val="en-US" w:eastAsia="en-US" w:bidi="ar-SA"/>
+              </w:rPr>
+            </w:pPr>
+            <w:r>
+              <w:rPr>
+                <w:kern w:val="0"/>
+                <w:rtl w:val="true"/>
+                <w:lang w:val="en-US" w:eastAsia="en-US" w:bidi="ar-SA"/>
+              </w:rPr>
+              <w:t>قُيّدت الجملة بنتائج البحث الأصلي التي فُحصت عناوينها ومقتطفاتها، وذُكر المرشح الواحد بوصف مقتطفه دون استشهاد، ومعه أنه لم يُقرأ ولم يُتحقق من وعائه، وأن الجملة تصح لما استرجعه البحث وفُحص منه</w:t>
+            </w:r>
+            <w:r>
+              <w:rPr>
+                <w:kern w:val="0"/>
+                <w:rtl w:val="true"/>
+                <w:lang w:val="en-US" w:eastAsia="en-US" w:bidi="ar-SA"/>
+              </w:rPr>
+              <w:t xml:space="preserve">. </w:t>
+            </w:r>
+            <w:r>
+              <w:rPr>
+                <w:kern w:val="0"/>
+                <w:rtl w:val="true"/>
+                <w:lang w:val="en-US" w:eastAsia="en-US" w:bidi="ar-SA"/>
+              </w:rPr>
+              <w:t xml:space="preserve">ويبقى قرار إدخاله للطالب والمشرف الفعلي </w:t>
+            </w:r>
+            <w:r>
+              <w:rPr>
+                <w:kern w:val="0"/>
+                <w:rtl w:val="true"/>
+                <w:lang w:val="en-US" w:eastAsia="en-US" w:bidi="ar-SA"/>
+              </w:rPr>
+              <w:t>(</w:t>
+            </w:r>
+            <w:r>
+              <w:rPr>
+                <w:kern w:val="0"/>
+                <w:lang w:val="en-US" w:eastAsia="en-US" w:bidi="ar-SA"/>
+              </w:rPr>
+              <w:t>D-127</w:t>
+            </w:r>
+            <w:r>
+              <w:rPr>
+                <w:kern w:val="0"/>
+                <w:rtl w:val="true"/>
+                <w:lang w:val="en-US" w:eastAsia="en-US" w:bidi="ar-SA"/>
+              </w:rPr>
+              <w:t>)</w:t>
+            </w:r>
+          </w:p>
+        </w:tc>
+      </w:tr>
+      <w:tr>
+        <w:trPr/>
+        <w:tc>
+          <w:tcPr>
+            <w:tcW w:w="2196" w:type="dxa"/>
+            <w:tcBorders>
+              <w:top w:val="single" w:sz="4" w:space="0" w:color="808080"/>
+              <w:left w:val="single" w:sz="4" w:space="0" w:color="808080"/>
+              <w:bottom w:val="single" w:sz="4" w:space="0" w:color="808080"/>
+              <w:right w:val="single" w:sz="4" w:space="0" w:color="808080"/>
+            </w:tcBorders>
+          </w:tcPr>
+          <w:p>
+            <w:pPr>
+              <w:pStyle w:val="Compact"/>
+              <w:widowControl/>
+              <w:bidi w:val="1"/>
+              <w:spacing w:before="36" w:after="36"/>
+              <w:jc w:val="left"/>
+              <w:rPr>
+                <w:kern w:val="0"/>
+                <w:lang w:val="en-US" w:eastAsia="en-US" w:bidi="ar-SA"/>
+              </w:rPr>
+            </w:pPr>
+            <w:r>
+              <w:rPr>
+                <w:kern w:val="0"/>
+                <w:rtl w:val="true"/>
+                <w:lang w:val="en-US" w:eastAsia="en-US" w:bidi="ar-SA"/>
+              </w:rPr>
+              <w:t>ج</w:t>
+            </w:r>
+            <w:r>
+              <w:rPr>
+                <w:kern w:val="0"/>
+                <w:lang w:val="en-US" w:eastAsia="en-US" w:bidi="ar-SA"/>
+              </w:rPr>
+              <w:t>3</w:t>
+            </w:r>
+            <w:r>
+              <w:rPr>
+                <w:kern w:val="0"/>
+                <w:rtl w:val="true"/>
+                <w:lang w:val="en-US" w:eastAsia="en-US" w:bidi="ar-SA"/>
+              </w:rPr>
+              <w:t>-</w:t>
+            </w:r>
+            <w:r>
+              <w:rPr>
+                <w:kern w:val="0"/>
+                <w:lang w:val="en-US" w:eastAsia="en-US" w:bidi="ar-SA"/>
+              </w:rPr>
+              <w:t>2</w:t>
+            </w:r>
+            <w:r>
+              <w:rPr>
+                <w:kern w:val="0"/>
+                <w:rtl w:val="true"/>
+                <w:lang w:val="en-US" w:eastAsia="en-US" w:bidi="ar-SA"/>
+              </w:rPr>
+              <w:t xml:space="preserve"> </w:t>
+            </w:r>
+            <w:r>
+              <w:rPr>
+                <w:kern w:val="0"/>
+                <w:rtl w:val="true"/>
+                <w:lang w:val="en-US" w:eastAsia="en-US" w:bidi="ar-SA"/>
+              </w:rPr>
+              <w:t xml:space="preserve">الجدول </w:t>
+            </w:r>
+            <w:r>
+              <w:rPr>
+                <w:kern w:val="0"/>
+                <w:lang w:val="en-US" w:eastAsia="en-US" w:bidi="ar-SA"/>
+              </w:rPr>
+              <w:t>3</w:t>
+            </w:r>
+            <w:r>
+              <w:rPr>
+                <w:kern w:val="0"/>
+                <w:rtl w:val="true"/>
+                <w:lang w:val="en-US" w:eastAsia="en-US" w:bidi="ar-SA"/>
+              </w:rPr>
+              <w:t>-</w:t>
+            </w:r>
+            <w:r>
+              <w:rPr>
+                <w:kern w:val="0"/>
+                <w:lang w:val="en-US" w:eastAsia="en-US" w:bidi="ar-SA"/>
+              </w:rPr>
+              <w:t>11</w:t>
+            </w:r>
+            <w:r>
+              <w:rPr>
+                <w:kern w:val="0"/>
+                <w:rtl w:val="true"/>
+                <w:lang w:val="en-US" w:eastAsia="en-US" w:bidi="ar-SA"/>
+              </w:rPr>
+              <w:t xml:space="preserve"> (</w:t>
+            </w:r>
+            <w:r>
+              <w:rPr>
+                <w:kern w:val="0"/>
+                <w:lang w:val="en-US" w:eastAsia="en-US" w:bidi="ar-SA"/>
+              </w:rPr>
+              <w:t>D-129</w:t>
+            </w:r>
+            <w:r>
+              <w:rPr>
+                <w:kern w:val="0"/>
+                <w:rtl w:val="true"/>
+                <w:lang w:val="en-US" w:eastAsia="en-US" w:bidi="ar-SA"/>
+              </w:rPr>
+              <w:t>)</w:t>
+            </w:r>
+          </w:p>
+        </w:tc>
+        <w:tc>
+          <w:tcPr>
+            <w:tcW w:w="2197" w:type="dxa"/>
+            <w:tcBorders>
+              <w:top w:val="single" w:sz="4" w:space="0" w:color="808080"/>
+              <w:left w:val="single" w:sz="4" w:space="0" w:color="808080"/>
+              <w:bottom w:val="single" w:sz="4" w:space="0" w:color="808080"/>
+              <w:right w:val="single" w:sz="4" w:space="0" w:color="808080"/>
+            </w:tcBorders>
+          </w:tcPr>
+          <w:p>
+            <w:pPr>
+              <w:pStyle w:val="Compact"/>
+              <w:widowControl/>
+              <w:bidi w:val="1"/>
+              <w:spacing w:before="36" w:after="36"/>
+              <w:jc w:val="left"/>
+              <w:rPr>
+                <w:kern w:val="0"/>
+                <w:lang w:val="en-US" w:eastAsia="en-US" w:bidi="ar-SA"/>
+              </w:rPr>
+            </w:pPr>
+            <w:r>
+              <w:rPr>
+                <w:kern w:val="0"/>
+                <w:rtl w:val="true"/>
+                <w:lang w:val="en-US" w:eastAsia="en-US" w:bidi="ar-SA"/>
+              </w:rPr>
+              <w:t xml:space="preserve">ع، المشكلة </w:t>
+            </w:r>
+            <w:r>
+              <w:rPr>
+                <w:kern w:val="0"/>
+                <w:lang w:val="en-US" w:eastAsia="en-US" w:bidi="ar-SA"/>
+              </w:rPr>
+              <w:t>2</w:t>
+            </w:r>
+            <w:r>
+              <w:rPr>
+                <w:kern w:val="0"/>
+                <w:rtl w:val="true"/>
+                <w:lang w:val="en-US" w:eastAsia="en-US" w:bidi="ar-SA"/>
+              </w:rPr>
+              <w:t>، س</w:t>
+            </w:r>
+            <w:r>
+              <w:rPr>
+                <w:kern w:val="0"/>
+                <w:rtl w:val="true"/>
+                <w:lang w:val="en-US" w:eastAsia="en-US" w:bidi="ar-SA"/>
+              </w:rPr>
+              <w:t>-</w:t>
+            </w:r>
+            <w:r>
+              <w:rPr>
+                <w:kern w:val="0"/>
+                <w:rtl w:val="true"/>
+                <w:lang w:val="en-US" w:eastAsia="en-US" w:bidi="ar-SA"/>
+              </w:rPr>
+              <w:t>ع</w:t>
+            </w:r>
+            <w:r>
+              <w:rPr>
+                <w:kern w:val="0"/>
+                <w:rtl w:val="true"/>
+                <w:lang w:val="en-US" w:eastAsia="en-US" w:bidi="ar-SA"/>
+              </w:rPr>
+              <w:t>-</w:t>
+            </w:r>
+            <w:r>
+              <w:rPr>
+                <w:kern w:val="0"/>
+                <w:lang w:val="en-US" w:eastAsia="en-US" w:bidi="ar-SA"/>
+              </w:rPr>
+              <w:t>3</w:t>
+            </w:r>
+          </w:p>
+        </w:tc>
+        <w:tc>
+          <w:tcPr>
+            <w:tcW w:w="2197" w:type="dxa"/>
+            <w:tcBorders>
+              <w:top w:val="single" w:sz="4" w:space="0" w:color="808080"/>
+              <w:left w:val="single" w:sz="4" w:space="0" w:color="808080"/>
+              <w:bottom w:val="single" w:sz="4" w:space="0" w:color="808080"/>
+              <w:right w:val="single" w:sz="4" w:space="0" w:color="808080"/>
+            </w:tcBorders>
+          </w:tcPr>
+          <w:p>
+            <w:pPr>
+              <w:pStyle w:val="Compact"/>
+              <w:widowControl/>
+              <w:bidi w:val="1"/>
+              <w:spacing w:before="36" w:after="36"/>
+              <w:jc w:val="left"/>
+              <w:rPr>
+                <w:kern w:val="0"/>
+                <w:lang w:val="en-US" w:eastAsia="en-US" w:bidi="ar-SA"/>
+              </w:rPr>
+            </w:pPr>
+            <w:r>
+              <w:rPr>
+                <w:kern w:val="0"/>
+                <w:rtl w:val="true"/>
+                <w:lang w:val="en-US" w:eastAsia="en-US" w:bidi="ar-SA"/>
+              </w:rPr>
+              <w:t>صحيح</w:t>
+            </w:r>
+            <w:r>
+              <w:rPr>
+                <w:kern w:val="0"/>
+                <w:rtl w:val="true"/>
+                <w:lang w:val="en-US" w:eastAsia="en-US" w:bidi="ar-SA"/>
+              </w:rPr>
+              <w:t xml:space="preserve">: </w:t>
+            </w:r>
+            <w:r>
+              <w:rPr>
+                <w:rStyle w:val="VerbatimChar"/>
+                <w:kern w:val="0"/>
+                <w:lang w:val="en-US" w:eastAsia="en-US" w:bidi="ar-SA"/>
+              </w:rPr>
+              <w:t>‎serving._last_basket‎</w:t>
+            </w:r>
+            <w:r>
+              <w:rPr>
+                <w:kern w:val="0"/>
+                <w:rtl w:val="true"/>
+                <w:lang w:val="en-US" w:eastAsia="en-US" w:bidi="ar-SA"/>
+              </w:rPr>
+              <w:t xml:space="preserve"> </w:t>
+            </w:r>
+            <w:r>
+              <w:rPr>
+                <w:kern w:val="0"/>
+                <w:rtl w:val="true"/>
+                <w:lang w:val="en-US" w:eastAsia="en-US" w:bidi="ar-SA"/>
+              </w:rPr>
+              <w:t>يبني سلة آخر يوم نشط للصفين، و</w:t>
+            </w:r>
+            <w:r>
+              <w:rPr>
+                <w:rStyle w:val="VerbatimChar"/>
+                <w:kern w:val="0"/>
+                <w:lang w:val="en-US" w:eastAsia="en-US" w:bidi="ar-SA"/>
+              </w:rPr>
+              <w:t>‎</w:t>
+            </w:r>
+            <w:r>
+              <w:rPr>
+                <w:rStyle w:val="VerbatimChar"/>
+                <w:kern w:val="0"/>
+                <w:lang w:val="en-US" w:eastAsia="en-US" w:bidi="ar-SA"/>
+              </w:rPr>
+              <w:t>explanation.py‎</w:t>
+            </w:r>
+            <w:r>
+              <w:rPr>
+                <w:kern w:val="0"/>
+                <w:rtl w:val="true"/>
+                <w:lang w:val="en-US" w:eastAsia="en-US" w:bidi="ar-SA"/>
+              </w:rPr>
+              <w:t xml:space="preserve"> </w:t>
+            </w:r>
+            <w:r>
+              <w:rPr>
+                <w:kern w:val="0"/>
+                <w:rtl w:val="true"/>
+                <w:lang w:val="en-US" w:eastAsia="en-US" w:bidi="ar-SA"/>
+              </w:rPr>
+              <w:t>يعرض مورداً واحداً منها، و</w:t>
+            </w:r>
+            <w:r>
+              <w:rPr>
+                <w:rStyle w:val="VerbatimChar"/>
+                <w:kern w:val="0"/>
+                <w:lang w:val="en-US" w:eastAsia="en-US" w:bidi="ar-SA"/>
+              </w:rPr>
+              <w:t>‎</w:t>
+            </w:r>
+            <w:r>
+              <w:rPr>
+                <w:rStyle w:val="VerbatimChar"/>
+                <w:kern w:val="0"/>
+                <w:lang w:val="en-US" w:eastAsia="en-US" w:bidi="ar-SA"/>
+              </w:rPr>
+              <w:t>hybrid_frozen.json‎</w:t>
+            </w:r>
+            <w:r>
+              <w:rPr>
+                <w:kern w:val="0"/>
+                <w:rtl w:val="true"/>
+                <w:lang w:val="en-US" w:eastAsia="en-US" w:bidi="ar-SA"/>
+              </w:rPr>
+              <w:t xml:space="preserve"> </w:t>
+            </w:r>
+            <w:r>
+              <w:rPr>
+                <w:kern w:val="0"/>
+                <w:rtl w:val="true"/>
+                <w:lang w:val="en-US" w:eastAsia="en-US" w:bidi="ar-SA"/>
+              </w:rPr>
+              <w:t xml:space="preserve">فيه </w:t>
+            </w:r>
+            <w:r>
+              <w:rPr>
+                <w:kern w:val="0"/>
+                <w:lang w:val="en-US" w:eastAsia="en-US" w:bidi="ar-SA"/>
+              </w:rPr>
+              <w:t>V-SKNN (L = 7)</w:t>
+            </w:r>
+            <w:r>
+              <w:rPr>
+                <w:kern w:val="0"/>
+                <w:rtl w:val="true"/>
+                <w:lang w:val="en-US" w:eastAsia="en-US" w:bidi="ar-SA"/>
+              </w:rPr>
+              <w:t xml:space="preserve"> </w:t>
+            </w:r>
+            <w:r>
+              <w:rPr>
+                <w:kern w:val="0"/>
+                <w:rtl w:val="true"/>
+                <w:lang w:val="en-US" w:eastAsia="en-US" w:bidi="ar-SA"/>
+              </w:rPr>
+              <w:t xml:space="preserve">في </w:t>
+            </w:r>
+            <w:r>
+              <w:rPr>
+                <w:kern w:val="0"/>
+                <w:lang w:val="en-US" w:eastAsia="en-US" w:bidi="ar-SA"/>
+              </w:rPr>
+              <w:t>7</w:t>
+            </w:r>
+            <w:r>
+              <w:rPr>
+                <w:kern w:val="0"/>
+                <w:rtl w:val="true"/>
+                <w:lang w:val="en-US" w:eastAsia="en-US" w:bidi="ar-SA"/>
+              </w:rPr>
+              <w:t xml:space="preserve"> </w:t>
+            </w:r>
+            <w:r>
+              <w:rPr>
+                <w:kern w:val="0"/>
+                <w:rtl w:val="true"/>
+                <w:lang w:val="en-US" w:eastAsia="en-US" w:bidi="ar-SA"/>
+              </w:rPr>
+              <w:t xml:space="preserve">طيّات من </w:t>
+            </w:r>
+            <w:r>
+              <w:rPr>
+                <w:kern w:val="0"/>
+                <w:lang w:val="en-US" w:eastAsia="en-US" w:bidi="ar-SA"/>
+              </w:rPr>
+              <w:t>27</w:t>
+            </w:r>
+            <w:r>
+              <w:rPr>
+                <w:kern w:val="0"/>
+                <w:rtl w:val="true"/>
+                <w:lang w:val="en-US" w:eastAsia="en-US" w:bidi="ar-SA"/>
+              </w:rPr>
+              <w:t xml:space="preserve"> </w:t>
+            </w:r>
+            <w:r>
+              <w:rPr>
+                <w:kern w:val="0"/>
+                <w:rtl w:val="true"/>
+                <w:lang w:val="en-US" w:eastAsia="en-US" w:bidi="ar-SA"/>
+              </w:rPr>
+              <w:t xml:space="preserve">منها </w:t>
+            </w:r>
+            <w:r>
+              <w:rPr>
+                <w:rStyle w:val="VerbatimChar"/>
+                <w:kern w:val="0"/>
+                <w:lang w:val="en-US" w:eastAsia="en-US" w:bidi="ar-SA"/>
+              </w:rPr>
+              <w:t>‎</w:t>
+            </w:r>
+            <w:r>
+              <w:rPr>
+                <w:rStyle w:val="VerbatimChar"/>
+                <w:kern w:val="0"/>
+                <w:lang w:val="en-US" w:eastAsia="en-US" w:bidi="ar-SA"/>
+              </w:rPr>
+              <w:t>FFF_2013J_182‎</w:t>
+            </w:r>
+          </w:p>
+        </w:tc>
+        <w:tc>
+          <w:tcPr>
+            <w:tcW w:w="2197" w:type="dxa"/>
+            <w:tcBorders>
+              <w:top w:val="single" w:sz="4" w:space="0" w:color="808080"/>
+              <w:left w:val="single" w:sz="4" w:space="0" w:color="808080"/>
+              <w:bottom w:val="single" w:sz="4" w:space="0" w:color="808080"/>
+              <w:right w:val="single" w:sz="4" w:space="0" w:color="808080"/>
+            </w:tcBorders>
+          </w:tcPr>
+          <w:p>
+            <w:pPr>
+              <w:pStyle w:val="Compact"/>
+              <w:widowControl/>
+              <w:bidi w:val="1"/>
+              <w:spacing w:before="36" w:after="36"/>
+              <w:jc w:val="left"/>
+              <w:rPr>
+                <w:kern w:val="0"/>
+                <w:lang w:val="en-US" w:eastAsia="en-US" w:bidi="ar-SA"/>
+              </w:rPr>
+            </w:pPr>
+            <w:r>
+              <w:rPr>
+                <w:kern w:val="0"/>
+                <w:rtl w:val="true"/>
+                <w:lang w:val="en-US" w:eastAsia="en-US" w:bidi="ar-SA"/>
+              </w:rPr>
+              <w:t xml:space="preserve">صار دليل الجيران </w:t>
+            </w:r>
+            <w:r>
+              <w:rPr>
+                <w:kern w:val="0"/>
+                <w:rtl w:val="true"/>
+                <w:lang w:val="en-US" w:eastAsia="en-US" w:bidi="ar-SA"/>
+              </w:rPr>
+              <w:t>«</w:t>
+            </w:r>
+            <w:r>
+              <w:rPr>
+                <w:kern w:val="0"/>
+                <w:rtl w:val="true"/>
+                <w:lang w:val="en-US" w:eastAsia="en-US" w:bidi="ar-SA"/>
+              </w:rPr>
+              <w:t xml:space="preserve">موارد سلة آخر يوم نشط للمتعلم، وهي مجموعة غير مرتبة </w:t>
+            </w:r>
+            <w:r>
+              <w:rPr>
+                <w:kern w:val="0"/>
+                <w:rtl w:val="true"/>
+                <w:lang w:val="en-US" w:eastAsia="en-US" w:bidi="ar-SA"/>
+              </w:rPr>
+              <w:t>(</w:t>
+            </w:r>
+            <w:r>
+              <w:rPr>
+                <w:kern w:val="0"/>
+                <w:lang w:val="en-US" w:eastAsia="en-US" w:bidi="ar-SA"/>
+              </w:rPr>
+              <w:t>3</w:t>
+            </w:r>
+            <w:r>
+              <w:rPr>
+                <w:kern w:val="0"/>
+                <w:rtl w:val="true"/>
+                <w:lang w:val="en-US" w:eastAsia="en-US" w:bidi="ar-SA"/>
+              </w:rPr>
+              <w:t>-</w:t>
+            </w:r>
+            <w:r>
+              <w:rPr>
+                <w:kern w:val="0"/>
+                <w:lang w:val="en-US" w:eastAsia="en-US" w:bidi="ar-SA"/>
+              </w:rPr>
+              <w:t>3</w:t>
+            </w:r>
+            <w:r>
+              <w:rPr>
+                <w:kern w:val="0"/>
+                <w:rtl w:val="true"/>
+                <w:lang w:val="en-US" w:eastAsia="en-US" w:bidi="ar-SA"/>
+              </w:rPr>
+              <w:t>-</w:t>
+            </w:r>
+            <w:r>
+              <w:rPr>
+                <w:kern w:val="0"/>
+                <w:lang w:val="en-US" w:eastAsia="en-US" w:bidi="ar-SA"/>
+              </w:rPr>
+              <w:t>1</w:t>
+            </w:r>
+            <w:r>
+              <w:rPr>
+                <w:kern w:val="0"/>
+                <w:rtl w:val="true"/>
+                <w:lang w:val="en-US" w:eastAsia="en-US" w:bidi="ar-SA"/>
+              </w:rPr>
+              <w:t>)»</w:t>
+            </w:r>
+            <w:r>
+              <w:rPr>
+                <w:kern w:val="0"/>
+                <w:rtl w:val="true"/>
+                <w:lang w:val="en-US" w:eastAsia="en-US" w:bidi="ar-SA"/>
+              </w:rPr>
+              <w:t xml:space="preserve">، مع أن الاستعلام في </w:t>
+            </w:r>
+            <w:r>
+              <w:rPr>
+                <w:kern w:val="0"/>
+                <w:lang w:val="en-US" w:eastAsia="en-US" w:bidi="ar-SA"/>
+              </w:rPr>
+              <w:t>7</w:t>
+            </w:r>
+            <w:r>
+              <w:rPr>
+                <w:kern w:val="0"/>
+                <w:rtl w:val="true"/>
+                <w:lang w:val="en-US" w:eastAsia="en-US" w:bidi="ar-SA"/>
+              </w:rPr>
+              <w:t xml:space="preserve"> </w:t>
+            </w:r>
+            <w:r>
+              <w:rPr>
+                <w:kern w:val="0"/>
+                <w:rtl w:val="true"/>
+                <w:lang w:val="en-US" w:eastAsia="en-US" w:bidi="ar-SA"/>
+              </w:rPr>
+              <w:t xml:space="preserve">طيّات من </w:t>
+            </w:r>
+            <w:r>
+              <w:rPr>
+                <w:kern w:val="0"/>
+                <w:lang w:val="en-US" w:eastAsia="en-US" w:bidi="ar-SA"/>
+              </w:rPr>
+              <w:t>27</w:t>
+            </w:r>
+            <w:r>
+              <w:rPr>
+                <w:kern w:val="0"/>
+                <w:rtl w:val="true"/>
+                <w:lang w:val="en-US" w:eastAsia="en-US" w:bidi="ar-SA"/>
+              </w:rPr>
+              <w:t xml:space="preserve"> </w:t>
+            </w:r>
+            <w:r>
+              <w:rPr>
+                <w:kern w:val="0"/>
+                <w:rtl w:val="true"/>
+                <w:lang w:val="en-US" w:eastAsia="en-US" w:bidi="ar-SA"/>
+              </w:rPr>
+              <w:t>آخر سبعة أيام نشطة فالدليل جزء منه</w:t>
+            </w:r>
+            <w:r>
+              <w:rPr>
+                <w:kern w:val="0"/>
+                <w:rtl w:val="true"/>
+                <w:lang w:val="en-US" w:eastAsia="en-US" w:bidi="ar-SA"/>
+              </w:rPr>
+              <w:t xml:space="preserve">. </w:t>
+            </w:r>
+            <w:r>
+              <w:rPr>
+                <w:kern w:val="0"/>
+                <w:rtl w:val="true"/>
+                <w:lang w:val="en-US" w:eastAsia="en-US" w:bidi="ar-SA"/>
+              </w:rPr>
+              <w:t xml:space="preserve">وصار دليل ماركوف </w:t>
+            </w:r>
+            <w:r>
+              <w:rPr>
+                <w:kern w:val="0"/>
+                <w:rtl w:val="true"/>
+                <w:lang w:val="en-US" w:eastAsia="en-US" w:bidi="ar-SA"/>
+              </w:rPr>
+              <w:t>«</w:t>
+            </w:r>
+            <w:r>
+              <w:rPr>
+                <w:kern w:val="0"/>
+                <w:rtl w:val="true"/>
+                <w:lang w:val="en-US" w:eastAsia="en-US" w:bidi="ar-SA"/>
+              </w:rPr>
+              <w:t>الدليل نفسه المعروض للجيران… لا احتمال الانتقال</w:t>
+            </w:r>
+            <w:r>
+              <w:rPr>
+                <w:kern w:val="0"/>
+                <w:rtl w:val="true"/>
+                <w:lang w:val="en-US" w:eastAsia="en-US" w:bidi="ar-SA"/>
+              </w:rPr>
+              <w:t xml:space="preserve">». </w:t>
+            </w:r>
+            <w:r>
+              <w:rPr>
+                <w:kern w:val="0"/>
+                <w:rtl w:val="true"/>
+                <w:lang w:val="en-US" w:eastAsia="en-US" w:bidi="ar-SA"/>
+              </w:rPr>
+              <w:t>وأضيفت جملة بعد الجدول تقول إن قالب الجيران اختير بعد هـ</w:t>
+            </w:r>
+            <w:r>
+              <w:rPr>
+                <w:kern w:val="0"/>
+                <w:rtl w:val="true"/>
+                <w:lang w:val="en-US" w:eastAsia="en-US" w:bidi="ar-SA"/>
+              </w:rPr>
+              <w:t>-</w:t>
+            </w:r>
+            <w:r>
+              <w:rPr>
+                <w:kern w:val="0"/>
+                <w:lang w:val="en-US" w:eastAsia="en-US" w:bidi="ar-SA"/>
+              </w:rPr>
+              <w:t>7</w:t>
+            </w:r>
+            <w:r>
+              <w:rPr>
+                <w:kern w:val="0"/>
+                <w:rtl w:val="true"/>
+                <w:lang w:val="en-US" w:eastAsia="en-US" w:bidi="ar-SA"/>
+              </w:rPr>
+              <w:t xml:space="preserve"> </w:t>
+            </w:r>
+            <w:r>
+              <w:rPr>
+                <w:kern w:val="0"/>
+                <w:rtl w:val="true"/>
+                <w:lang w:val="en-US" w:eastAsia="en-US" w:bidi="ar-SA"/>
+              </w:rPr>
+              <w:t>في الجلسة الثانية</w:t>
+            </w:r>
+            <w:r>
+              <w:rPr>
+                <w:kern w:val="0"/>
+                <w:rtl w:val="true"/>
+                <w:lang w:val="en-US" w:eastAsia="en-US" w:bidi="ar-SA"/>
+              </w:rPr>
+              <w:t xml:space="preserve">. </w:t>
+            </w:r>
+            <w:r>
+              <w:rPr>
+                <w:kern w:val="0"/>
+                <w:rtl w:val="true"/>
+                <w:lang w:val="en-US" w:eastAsia="en-US" w:bidi="ar-SA"/>
+              </w:rPr>
+              <w:t>وعُلّم مدخل ت</w:t>
+            </w:r>
+            <w:r>
+              <w:rPr>
+                <w:kern w:val="0"/>
+                <w:rtl w:val="true"/>
+                <w:lang w:val="en-US" w:eastAsia="en-US" w:bidi="ar-SA"/>
+              </w:rPr>
+              <w:t>-</w:t>
+            </w:r>
+            <w:r>
+              <w:rPr>
+                <w:kern w:val="0"/>
+                <w:lang w:val="en-US" w:eastAsia="en-US" w:bidi="ar-SA"/>
+              </w:rPr>
+              <w:t>1</w:t>
+            </w:r>
+            <w:r>
+              <w:rPr>
+                <w:kern w:val="0"/>
+                <w:rtl w:val="true"/>
+                <w:lang w:val="en-US" w:eastAsia="en-US" w:bidi="ar-SA"/>
+              </w:rPr>
+              <w:t xml:space="preserve"> «</w:t>
+            </w:r>
+            <w:r>
+              <w:rPr>
+                <w:kern w:val="0"/>
+                <w:rtl w:val="true"/>
+                <w:lang w:val="en-US" w:eastAsia="en-US" w:bidi="ar-SA"/>
+              </w:rPr>
+              <w:t>متقادماً</w:t>
+            </w:r>
+            <w:r>
+              <w:rPr>
+                <w:kern w:val="0"/>
+                <w:rtl w:val="true"/>
+                <w:lang w:val="en-US" w:eastAsia="en-US" w:bidi="ar-SA"/>
+              </w:rPr>
+              <w:t>»</w:t>
+            </w:r>
+          </w:p>
+        </w:tc>
+      </w:tr>
+      <w:tr>
+        <w:trPr/>
+        <w:tc>
+          <w:tcPr>
+            <w:tcW w:w="2196" w:type="dxa"/>
+            <w:tcBorders>
+              <w:top w:val="single" w:sz="4" w:space="0" w:color="808080"/>
+              <w:left w:val="single" w:sz="4" w:space="0" w:color="808080"/>
+              <w:bottom w:val="single" w:sz="4" w:space="0" w:color="808080"/>
+              <w:right w:val="single" w:sz="4" w:space="0" w:color="808080"/>
+            </w:tcBorders>
+          </w:tcPr>
+          <w:p>
+            <w:pPr>
+              <w:pStyle w:val="Compact"/>
+              <w:widowControl/>
+              <w:bidi w:val="1"/>
+              <w:spacing w:before="36" w:after="36"/>
+              <w:jc w:val="left"/>
+              <w:rPr>
+                <w:kern w:val="0"/>
+                <w:lang w:val="en-US" w:eastAsia="en-US" w:bidi="ar-SA"/>
+              </w:rPr>
+            </w:pPr>
+            <w:r>
+              <w:rPr>
+                <w:kern w:val="0"/>
+                <w:rtl w:val="true"/>
+                <w:lang w:val="en-US" w:eastAsia="en-US" w:bidi="ar-SA"/>
+              </w:rPr>
+              <w:t>ج</w:t>
+            </w:r>
+            <w:r>
+              <w:rPr>
+                <w:kern w:val="0"/>
+                <w:lang w:val="en-US" w:eastAsia="en-US" w:bidi="ar-SA"/>
+              </w:rPr>
+              <w:t>3</w:t>
+            </w:r>
+            <w:r>
+              <w:rPr>
+                <w:kern w:val="0"/>
+                <w:rtl w:val="true"/>
+                <w:lang w:val="en-US" w:eastAsia="en-US" w:bidi="ar-SA"/>
+              </w:rPr>
+              <w:t>-</w:t>
+            </w:r>
+            <w:r>
+              <w:rPr>
+                <w:kern w:val="0"/>
+                <w:lang w:val="en-US" w:eastAsia="en-US" w:bidi="ar-SA"/>
+              </w:rPr>
+              <w:t>3</w:t>
+            </w:r>
+            <w:r>
+              <w:rPr>
+                <w:kern w:val="0"/>
+                <w:rtl w:val="true"/>
+                <w:lang w:val="en-US" w:eastAsia="en-US" w:bidi="ar-SA"/>
+              </w:rPr>
+              <w:t xml:space="preserve"> </w:t>
+            </w:r>
+            <w:r>
+              <w:rPr>
+                <w:kern w:val="0"/>
+                <w:rtl w:val="true"/>
+                <w:lang w:val="en-US" w:eastAsia="en-US" w:bidi="ar-SA"/>
+              </w:rPr>
+              <w:t>أصفار الجدول هـ</w:t>
+            </w:r>
+            <w:r>
+              <w:rPr>
+                <w:kern w:val="0"/>
+                <w:rtl w:val="true"/>
+                <w:lang w:val="en-US" w:eastAsia="en-US" w:bidi="ar-SA"/>
+              </w:rPr>
+              <w:t>-</w:t>
+            </w:r>
+            <w:r>
+              <w:rPr>
+                <w:kern w:val="0"/>
+                <w:lang w:val="en-US" w:eastAsia="en-US" w:bidi="ar-SA"/>
+              </w:rPr>
+              <w:t>1</w:t>
+            </w:r>
+            <w:r>
+              <w:rPr>
+                <w:kern w:val="0"/>
+                <w:rtl w:val="true"/>
+                <w:lang w:val="en-US" w:eastAsia="en-US" w:bidi="ar-SA"/>
+              </w:rPr>
+              <w:t xml:space="preserve"> (</w:t>
+            </w:r>
+            <w:r>
+              <w:rPr>
+                <w:kern w:val="0"/>
+                <w:lang w:val="en-US" w:eastAsia="en-US" w:bidi="ar-SA"/>
+              </w:rPr>
+              <w:t>D-130</w:t>
+            </w:r>
+            <w:r>
+              <w:rPr>
+                <w:kern w:val="0"/>
+                <w:rtl w:val="true"/>
+                <w:lang w:val="en-US" w:eastAsia="en-US" w:bidi="ar-SA"/>
+              </w:rPr>
+              <w:t>)</w:t>
+            </w:r>
+          </w:p>
+        </w:tc>
+        <w:tc>
+          <w:tcPr>
+            <w:tcW w:w="2197" w:type="dxa"/>
+            <w:tcBorders>
+              <w:top w:val="single" w:sz="4" w:space="0" w:color="808080"/>
+              <w:left w:val="single" w:sz="4" w:space="0" w:color="808080"/>
+              <w:bottom w:val="single" w:sz="4" w:space="0" w:color="808080"/>
+              <w:right w:val="single" w:sz="4" w:space="0" w:color="808080"/>
+            </w:tcBorders>
+          </w:tcPr>
+          <w:p>
+            <w:pPr>
+              <w:pStyle w:val="Compact"/>
+              <w:widowControl/>
+              <w:bidi w:val="1"/>
+              <w:spacing w:before="36" w:after="36"/>
+              <w:jc w:val="left"/>
+              <w:rPr>
+                <w:kern w:val="0"/>
+                <w:lang w:val="en-US" w:eastAsia="en-US" w:bidi="ar-SA"/>
+              </w:rPr>
+            </w:pPr>
+            <w:r>
+              <w:rPr>
+                <w:kern w:val="0"/>
+                <w:rtl w:val="true"/>
+                <w:lang w:val="en-US" w:eastAsia="en-US" w:bidi="ar-SA"/>
+              </w:rPr>
+              <w:t xml:space="preserve">ك، المشكلة </w:t>
+            </w:r>
+            <w:r>
+              <w:rPr>
+                <w:kern w:val="0"/>
+                <w:lang w:val="en-US" w:eastAsia="en-US" w:bidi="ar-SA"/>
+              </w:rPr>
+              <w:t>1</w:t>
+            </w:r>
+            <w:r>
+              <w:rPr>
+                <w:kern w:val="0"/>
+                <w:rtl w:val="true"/>
+                <w:lang w:val="en-US" w:eastAsia="en-US" w:bidi="ar-SA"/>
+              </w:rPr>
+              <w:t>، س</w:t>
+            </w:r>
+            <w:r>
+              <w:rPr>
+                <w:kern w:val="0"/>
+                <w:rtl w:val="true"/>
+                <w:lang w:val="en-US" w:eastAsia="en-US" w:bidi="ar-SA"/>
+              </w:rPr>
+              <w:t>-</w:t>
+            </w:r>
+            <w:r>
+              <w:rPr>
+                <w:kern w:val="0"/>
+                <w:rtl w:val="true"/>
+                <w:lang w:val="en-US" w:eastAsia="en-US" w:bidi="ar-SA"/>
+              </w:rPr>
+              <w:t>ك</w:t>
+            </w:r>
+            <w:r>
+              <w:rPr>
+                <w:kern w:val="0"/>
+                <w:rtl w:val="true"/>
+                <w:lang w:val="en-US" w:eastAsia="en-US" w:bidi="ar-SA"/>
+              </w:rPr>
+              <w:t>-</w:t>
+            </w:r>
+            <w:r>
+              <w:rPr>
+                <w:kern w:val="0"/>
+                <w:lang w:val="en-US" w:eastAsia="en-US" w:bidi="ar-SA"/>
+              </w:rPr>
+              <w:t>1</w:t>
+            </w:r>
+          </w:p>
+        </w:tc>
+        <w:tc>
+          <w:tcPr>
+            <w:tcW w:w="2197" w:type="dxa"/>
+            <w:tcBorders>
+              <w:top w:val="single" w:sz="4" w:space="0" w:color="808080"/>
+              <w:left w:val="single" w:sz="4" w:space="0" w:color="808080"/>
+              <w:bottom w:val="single" w:sz="4" w:space="0" w:color="808080"/>
+              <w:right w:val="single" w:sz="4" w:space="0" w:color="808080"/>
+            </w:tcBorders>
+          </w:tcPr>
+          <w:p>
+            <w:pPr>
+              <w:pStyle w:val="Compact"/>
+              <w:widowControl/>
+              <w:bidi w:val="1"/>
+              <w:spacing w:before="36" w:after="36"/>
+              <w:jc w:val="left"/>
+              <w:rPr>
+                <w:kern w:val="0"/>
+                <w:lang w:val="en-US" w:eastAsia="en-US" w:bidi="ar-SA"/>
+              </w:rPr>
+            </w:pPr>
+            <w:r>
+              <w:rPr>
+                <w:kern w:val="0"/>
+                <w:rtl w:val="true"/>
+                <w:lang w:val="en-US" w:eastAsia="en-US" w:bidi="ar-SA"/>
+              </w:rPr>
+              <w:t>صحيح</w:t>
+            </w:r>
+            <w:r>
+              <w:rPr>
+                <w:kern w:val="0"/>
+                <w:rtl w:val="true"/>
+                <w:lang w:val="en-US" w:eastAsia="en-US" w:bidi="ar-SA"/>
+              </w:rPr>
+              <w:t xml:space="preserve">: </w:t>
+            </w:r>
+            <w:r>
+              <w:rPr>
+                <w:rStyle w:val="VerbatimChar"/>
+                <w:kern w:val="0"/>
+                <w:lang w:val="en-US" w:eastAsia="en-US" w:bidi="ar-SA"/>
+              </w:rPr>
+              <w:t>‎a4_1_recentpop_sknn.py‎</w:t>
+            </w:r>
+            <w:r>
+              <w:rPr>
+                <w:kern w:val="0"/>
+                <w:rtl w:val="true"/>
+                <w:lang w:val="en-US" w:eastAsia="en-US" w:bidi="ar-SA"/>
+              </w:rPr>
+              <w:t xml:space="preserve"> </w:t>
+            </w:r>
+            <w:r>
+              <w:rPr>
+                <w:kern w:val="0"/>
+                <w:rtl w:val="true"/>
+                <w:lang w:val="en-US" w:eastAsia="en-US" w:bidi="ar-SA"/>
+              </w:rPr>
+              <w:t xml:space="preserve">يطرح </w:t>
+            </w:r>
+            <w:r>
+              <w:rPr>
+                <w:kern w:val="0"/>
+                <w:lang w:val="en-US" w:eastAsia="en-US" w:bidi="ar-SA"/>
+              </w:rPr>
+              <w:t>B3</w:t>
+            </w:r>
+            <w:r>
+              <w:rPr>
+                <w:kern w:val="0"/>
+                <w:rtl w:val="true"/>
+                <w:lang w:val="en-US" w:eastAsia="en-US" w:bidi="ar-SA"/>
+              </w:rPr>
+              <w:t xml:space="preserve"> </w:t>
+            </w:r>
+            <w:r>
+              <w:rPr>
+                <w:kern w:val="0"/>
+                <w:rtl w:val="true"/>
+                <w:lang w:val="en-US" w:eastAsia="en-US" w:bidi="ar-SA"/>
+              </w:rPr>
+              <w:t xml:space="preserve">المقفل </w:t>
+            </w:r>
+            <w:r>
+              <w:rPr>
+                <w:kern w:val="0"/>
+                <w:rtl w:val="true"/>
+                <w:lang w:val="en-US" w:eastAsia="en-US" w:bidi="ar-SA"/>
+              </w:rPr>
+              <w:t>(</w:t>
+            </w:r>
+            <w:r>
+              <w:rPr>
+                <w:kern w:val="0"/>
+                <w:rtl w:val="true"/>
+                <w:lang w:val="en-US" w:eastAsia="en-US" w:bidi="ar-SA"/>
+              </w:rPr>
+              <w:t>ست منازل</w:t>
+            </w:r>
+            <w:r>
+              <w:rPr>
+                <w:kern w:val="0"/>
+                <w:rtl w:val="true"/>
+                <w:lang w:val="en-US" w:eastAsia="en-US" w:bidi="ar-SA"/>
+              </w:rPr>
+              <w:t xml:space="preserve">) </w:t>
+            </w:r>
+            <w:r>
+              <w:rPr>
+                <w:kern w:val="0"/>
+                <w:rtl w:val="true"/>
+                <w:lang w:val="en-US" w:eastAsia="en-US" w:bidi="ar-SA"/>
+              </w:rPr>
+              <w:t>من هجين محسوب في الجلسة</w:t>
+            </w:r>
+            <w:r>
+              <w:rPr>
+                <w:kern w:val="0"/>
+                <w:rtl w:val="true"/>
+                <w:lang w:val="en-US" w:eastAsia="en-US" w:bidi="ar-SA"/>
+              </w:rPr>
+              <w:t xml:space="preserve">. </w:t>
+            </w:r>
+            <w:r>
+              <w:rPr>
+                <w:kern w:val="0"/>
+                <w:rtl w:val="true"/>
+                <w:lang w:val="en-US" w:eastAsia="en-US" w:bidi="ar-SA"/>
+              </w:rPr>
+              <w:t xml:space="preserve">والفرق صفر تام في </w:t>
+            </w:r>
+            <w:r>
+              <w:rPr>
+                <w:kern w:val="0"/>
+                <w:lang w:val="en-US" w:eastAsia="en-US" w:bidi="ar-SA"/>
+              </w:rPr>
+              <w:t>AAA_2013J</w:t>
+            </w:r>
+            <w:r>
+              <w:rPr>
+                <w:kern w:val="0"/>
+                <w:rtl w:val="true"/>
+                <w:lang w:val="en-US" w:eastAsia="en-US" w:bidi="ar-SA"/>
+              </w:rPr>
+              <w:t xml:space="preserve"> </w:t>
+            </w:r>
+            <w:r>
+              <w:rPr>
+                <w:kern w:val="0"/>
+                <w:rtl w:val="true"/>
+                <w:lang w:val="en-US" w:eastAsia="en-US" w:bidi="ar-SA"/>
+              </w:rPr>
+              <w:t>و</w:t>
+            </w:r>
+            <w:r>
+              <w:rPr>
+                <w:kern w:val="0"/>
+                <w:lang w:val="en-US" w:eastAsia="en-US" w:bidi="ar-SA"/>
+              </w:rPr>
+              <w:t>GGG_2013J</w:t>
+            </w:r>
+            <w:r>
+              <w:rPr>
+                <w:kern w:val="0"/>
+                <w:rtl w:val="true"/>
+                <w:lang w:val="en-US" w:eastAsia="en-US" w:bidi="ar-SA"/>
+              </w:rPr>
+              <w:t xml:space="preserve">، وفي </w:t>
+            </w:r>
+            <w:r>
+              <w:rPr>
+                <w:kern w:val="0"/>
+                <w:lang w:val="en-US" w:eastAsia="en-US" w:bidi="ar-SA"/>
+              </w:rPr>
+              <w:t>EEE_2014J</w:t>
+            </w:r>
+            <w:r>
+              <w:rPr>
+                <w:kern w:val="0"/>
+                <w:rtl w:val="true"/>
+                <w:lang w:val="en-US" w:eastAsia="en-US" w:bidi="ar-SA"/>
+              </w:rPr>
+              <w:t xml:space="preserve"> </w:t>
+            </w:r>
+            <w:r>
+              <w:rPr>
+                <w:kern w:val="0"/>
+                <w:rtl w:val="true"/>
+                <w:lang w:val="en-US" w:eastAsia="en-US" w:bidi="ar-SA"/>
+              </w:rPr>
+              <w:t>و</w:t>
+            </w:r>
+            <w:r>
+              <w:rPr>
+                <w:kern w:val="0"/>
+                <w:lang w:val="en-US" w:eastAsia="en-US" w:bidi="ar-SA"/>
+              </w:rPr>
+              <w:t>GGG_2014B</w:t>
+            </w:r>
+            <w:r>
+              <w:rPr>
+                <w:kern w:val="0"/>
+                <w:rtl w:val="true"/>
+                <w:lang w:val="en-US" w:eastAsia="en-US" w:bidi="ar-SA"/>
+              </w:rPr>
+              <w:t xml:space="preserve"> </w:t>
+            </w:r>
+            <w:r>
+              <w:rPr>
+                <w:kern w:val="0"/>
+                <w:rtl w:val="true"/>
+                <w:lang w:val="en-US" w:eastAsia="en-US" w:bidi="ar-SA"/>
+              </w:rPr>
+              <w:t>و</w:t>
+            </w:r>
+            <w:r>
+              <w:rPr>
+                <w:kern w:val="0"/>
+                <w:lang w:val="en-US" w:eastAsia="en-US" w:bidi="ar-SA"/>
+              </w:rPr>
+              <w:t>GGG_2014J</w:t>
+            </w:r>
+          </w:p>
+        </w:tc>
+        <w:tc>
+          <w:tcPr>
+            <w:tcW w:w="2197" w:type="dxa"/>
+            <w:tcBorders>
+              <w:top w:val="single" w:sz="4" w:space="0" w:color="808080"/>
+              <w:left w:val="single" w:sz="4" w:space="0" w:color="808080"/>
+              <w:bottom w:val="single" w:sz="4" w:space="0" w:color="808080"/>
+              <w:right w:val="single" w:sz="4" w:space="0" w:color="808080"/>
+            </w:tcBorders>
+          </w:tcPr>
+          <w:p>
+            <w:pPr>
+              <w:pStyle w:val="Compact"/>
+              <w:widowControl/>
+              <w:bidi w:val="1"/>
+              <w:spacing w:before="36" w:after="36"/>
+              <w:jc w:val="left"/>
+              <w:rPr>
+                <w:kern w:val="0"/>
+                <w:lang w:val="en-US" w:eastAsia="en-US" w:bidi="ar-SA"/>
+              </w:rPr>
+            </w:pPr>
+            <w:r>
+              <w:rPr>
+                <w:kern w:val="0"/>
+                <w:rtl w:val="true"/>
+                <w:lang w:val="en-US" w:eastAsia="en-US" w:bidi="ar-SA"/>
+              </w:rPr>
+              <w:t xml:space="preserve">أضيفت </w:t>
+            </w:r>
+            <w:r>
+              <w:rPr>
+                <w:rStyle w:val="VerbatimChar"/>
+                <w:kern w:val="0"/>
+                <w:lang w:val="en-US" w:eastAsia="en-US" w:bidi="ar-SA"/>
+              </w:rPr>
+              <w:t>‎</w:t>
+            </w:r>
+            <w:r>
+              <w:rPr>
+                <w:rStyle w:val="VerbatimChar"/>
+                <w:kern w:val="0"/>
+                <w:lang w:val="en-US" w:eastAsia="en-US" w:bidi="ar-SA"/>
+              </w:rPr>
+              <w:t>_common.snap_zero‎</w:t>
+            </w:r>
+            <w:r>
+              <w:rPr>
+                <w:kern w:val="0"/>
+                <w:rtl w:val="true"/>
+                <w:lang w:val="en-US" w:eastAsia="en-US" w:bidi="ar-SA"/>
+              </w:rPr>
+              <w:t xml:space="preserve"> (</w:t>
+            </w:r>
+          </w:p>
+        </w:tc>
+      </w:tr>
+      <w:tr>
+        <w:trPr/>
+        <w:tc>
+          <w:tcPr>
+            <w:tcW w:w="2196" w:type="dxa"/>
+            <w:tcBorders>
+              <w:top w:val="single" w:sz="4" w:space="0" w:color="808080"/>
+              <w:left w:val="single" w:sz="4" w:space="0" w:color="808080"/>
+              <w:bottom w:val="single" w:sz="4" w:space="0" w:color="808080"/>
+              <w:right w:val="single" w:sz="4" w:space="0" w:color="808080"/>
+            </w:tcBorders>
+          </w:tcPr>
+          <w:p>
+            <w:pPr>
+              <w:pStyle w:val="Compact"/>
+              <w:widowControl/>
+              <w:bidi w:val="1"/>
+              <w:spacing w:before="36" w:after="36"/>
+              <w:jc w:val="left"/>
+              <w:rPr>
+                <w:kern w:val="0"/>
+                <w:lang w:val="en-US" w:eastAsia="en-US" w:bidi="ar-SA"/>
+              </w:rPr>
+            </w:pPr>
+            <w:r>
+              <w:rPr>
+                <w:kern w:val="0"/>
+                <w:rtl w:val="true"/>
+                <w:lang w:val="en-US" w:eastAsia="en-US" w:bidi="ar-SA"/>
+              </w:rPr>
+              <w:t>ج</w:t>
+            </w:r>
+            <w:r>
+              <w:rPr>
+                <w:kern w:val="0"/>
+                <w:lang w:val="en-US" w:eastAsia="en-US" w:bidi="ar-SA"/>
+              </w:rPr>
+              <w:t>3</w:t>
+            </w:r>
+            <w:r>
+              <w:rPr>
+                <w:kern w:val="0"/>
+                <w:rtl w:val="true"/>
+                <w:lang w:val="en-US" w:eastAsia="en-US" w:bidi="ar-SA"/>
+              </w:rPr>
+              <w:t>-</w:t>
+            </w:r>
+            <w:r>
+              <w:rPr>
+                <w:kern w:val="0"/>
+                <w:lang w:val="en-US" w:eastAsia="en-US" w:bidi="ar-SA"/>
+              </w:rPr>
+              <w:t>4</w:t>
+            </w:r>
+            <w:r>
+              <w:rPr>
+                <w:kern w:val="0"/>
+                <w:rtl w:val="true"/>
+                <w:lang w:val="en-US" w:eastAsia="en-US" w:bidi="ar-SA"/>
+              </w:rPr>
+              <w:t xml:space="preserve"> </w:t>
+            </w:r>
+            <w:r>
+              <w:rPr>
+                <w:kern w:val="0"/>
+                <w:rtl w:val="true"/>
+                <w:lang w:val="en-US" w:eastAsia="en-US" w:bidi="ar-SA"/>
+              </w:rPr>
+              <w:t xml:space="preserve">القيد </w:t>
+            </w:r>
+            <w:r>
+              <w:rPr>
+                <w:kern w:val="0"/>
+                <w:lang w:val="en-US" w:eastAsia="en-US" w:bidi="ar-SA"/>
+              </w:rPr>
+              <w:t>16</w:t>
+            </w:r>
+            <w:r>
+              <w:rPr>
+                <w:kern w:val="0"/>
+                <w:rtl w:val="true"/>
+                <w:lang w:val="en-US" w:eastAsia="en-US" w:bidi="ar-SA"/>
+              </w:rPr>
+              <w:t xml:space="preserve"> (</w:t>
+            </w:r>
+            <w:r>
+              <w:rPr>
+                <w:kern w:val="0"/>
+                <w:lang w:val="en-US" w:eastAsia="en-US" w:bidi="ar-SA"/>
+              </w:rPr>
+              <w:t>D-131</w:t>
+            </w:r>
+            <w:r>
+              <w:rPr>
+                <w:kern w:val="0"/>
+                <w:rtl w:val="true"/>
+                <w:lang w:val="en-US" w:eastAsia="en-US" w:bidi="ar-SA"/>
+              </w:rPr>
+              <w:t>)</w:t>
+            </w:r>
+          </w:p>
+        </w:tc>
+        <w:tc>
+          <w:tcPr>
+            <w:tcW w:w="2197" w:type="dxa"/>
+            <w:tcBorders>
+              <w:top w:val="single" w:sz="4" w:space="0" w:color="808080"/>
+              <w:left w:val="single" w:sz="4" w:space="0" w:color="808080"/>
+              <w:bottom w:val="single" w:sz="4" w:space="0" w:color="808080"/>
+              <w:right w:val="single" w:sz="4" w:space="0" w:color="808080"/>
+            </w:tcBorders>
+          </w:tcPr>
+          <w:p>
+            <w:pPr>
+              <w:pStyle w:val="Compact"/>
+              <w:widowControl/>
+              <w:bidi w:val="1"/>
+              <w:spacing w:before="36" w:after="36"/>
+              <w:jc w:val="left"/>
+              <w:rPr>
+                <w:kern w:val="0"/>
+                <w:lang w:val="en-US" w:eastAsia="en-US" w:bidi="ar-SA"/>
+              </w:rPr>
+            </w:pPr>
+            <w:r>
+              <w:rPr>
+                <w:kern w:val="0"/>
+                <w:rtl w:val="true"/>
+                <w:lang w:val="en-US" w:eastAsia="en-US" w:bidi="ar-SA"/>
+              </w:rPr>
+              <w:t>س، ن</w:t>
+            </w:r>
+            <w:r>
+              <w:rPr>
+                <w:kern w:val="0"/>
+                <w:rtl w:val="true"/>
+                <w:lang w:val="en-US" w:eastAsia="en-US" w:bidi="ar-SA"/>
+              </w:rPr>
+              <w:t>-</w:t>
+            </w:r>
+            <w:r>
+              <w:rPr>
+                <w:kern w:val="0"/>
+                <w:lang w:val="en-US" w:eastAsia="en-US" w:bidi="ar-SA"/>
+              </w:rPr>
+              <w:t>1</w:t>
+            </w:r>
+            <w:r>
+              <w:rPr>
+                <w:kern w:val="0"/>
+                <w:rtl w:val="true"/>
+                <w:lang w:val="en-US" w:eastAsia="en-US" w:bidi="ar-SA"/>
+              </w:rPr>
+              <w:t>، س</w:t>
+            </w:r>
+            <w:r>
+              <w:rPr>
+                <w:kern w:val="0"/>
+                <w:rtl w:val="true"/>
+                <w:lang w:val="en-US" w:eastAsia="en-US" w:bidi="ar-SA"/>
+              </w:rPr>
+              <w:t>-</w:t>
+            </w:r>
+            <w:r>
+              <w:rPr>
+                <w:kern w:val="0"/>
+                <w:rtl w:val="true"/>
+                <w:lang w:val="en-US" w:eastAsia="en-US" w:bidi="ar-SA"/>
+              </w:rPr>
+              <w:t>س</w:t>
+            </w:r>
+            <w:r>
+              <w:rPr>
+                <w:kern w:val="0"/>
+                <w:rtl w:val="true"/>
+                <w:lang w:val="en-US" w:eastAsia="en-US" w:bidi="ar-SA"/>
+              </w:rPr>
+              <w:t>-</w:t>
+            </w:r>
+            <w:r>
+              <w:rPr>
+                <w:kern w:val="0"/>
+                <w:lang w:val="en-US" w:eastAsia="en-US" w:bidi="ar-SA"/>
+              </w:rPr>
+              <w:t>1</w:t>
+            </w:r>
+          </w:p>
+        </w:tc>
+        <w:tc>
+          <w:tcPr>
+            <w:tcW w:w="2197" w:type="dxa"/>
+            <w:tcBorders>
+              <w:top w:val="single" w:sz="4" w:space="0" w:color="808080"/>
+              <w:left w:val="single" w:sz="4" w:space="0" w:color="808080"/>
+              <w:bottom w:val="single" w:sz="4" w:space="0" w:color="808080"/>
+              <w:right w:val="single" w:sz="4" w:space="0" w:color="808080"/>
+            </w:tcBorders>
+          </w:tcPr>
+          <w:p>
+            <w:pPr>
+              <w:pStyle w:val="Compact"/>
+              <w:widowControl/>
+              <w:bidi w:val="1"/>
+              <w:spacing w:before="36" w:after="36"/>
+              <w:jc w:val="left"/>
+              <w:rPr>
+                <w:kern w:val="0"/>
+                <w:lang w:val="en-US" w:eastAsia="en-US" w:bidi="ar-SA"/>
+              </w:rPr>
+            </w:pPr>
+            <w:r>
+              <w:rPr>
+                <w:kern w:val="0"/>
+                <w:rtl w:val="true"/>
+                <w:lang w:val="en-US" w:eastAsia="en-US" w:bidi="ar-SA"/>
+              </w:rPr>
+              <w:t>صحيح</w:t>
+            </w:r>
+            <w:r>
+              <w:rPr>
+                <w:kern w:val="0"/>
+                <w:rtl w:val="true"/>
+                <w:lang w:val="en-US" w:eastAsia="en-US" w:bidi="ar-SA"/>
+              </w:rPr>
+              <w:t xml:space="preserve">: </w:t>
+            </w:r>
+            <w:r>
+              <w:rPr>
+                <w:kern w:val="0"/>
+                <w:rtl w:val="true"/>
+                <w:lang w:val="en-US" w:eastAsia="en-US" w:bidi="ar-SA"/>
+              </w:rPr>
+              <w:t xml:space="preserve">النص المسجل </w:t>
+            </w:r>
+            <w:r>
+              <w:rPr>
+                <w:kern w:val="0"/>
+                <w:rtl w:val="true"/>
+                <w:lang w:val="en-US" w:eastAsia="en-US" w:bidi="ar-SA"/>
+              </w:rPr>
+              <w:t>«</w:t>
+            </w:r>
+            <w:r>
+              <w:rPr>
+                <w:kern w:val="0"/>
+                <w:rtl w:val="true"/>
+                <w:lang w:val="en-US" w:eastAsia="en-US" w:bidi="ar-SA"/>
+              </w:rPr>
+              <w:t>نحو عشر ثوانٍ</w:t>
+            </w:r>
+            <w:r>
+              <w:rPr>
+                <w:kern w:val="0"/>
+                <w:rtl w:val="true"/>
+                <w:lang w:val="en-US" w:eastAsia="en-US" w:bidi="ar-SA"/>
+              </w:rPr>
+              <w:t xml:space="preserve">» </w:t>
+            </w:r>
+            <w:r>
+              <w:rPr>
+                <w:kern w:val="0"/>
+                <w:rtl w:val="true"/>
+                <w:lang w:val="en-US" w:eastAsia="en-US" w:bidi="ar-SA"/>
+              </w:rPr>
+              <w:t>و</w:t>
+            </w:r>
+            <w:r>
+              <w:rPr>
+                <w:kern w:val="0"/>
+                <w:rtl w:val="true"/>
+                <w:lang w:val="en-US" w:eastAsia="en-US" w:bidi="ar-SA"/>
+              </w:rPr>
+              <w:t>«</w:t>
+            </w:r>
+            <w:r>
+              <w:rPr>
+                <w:kern w:val="0"/>
+                <w:rtl w:val="true"/>
+                <w:lang w:val="en-US" w:eastAsia="en-US" w:bidi="ar-SA"/>
+              </w:rPr>
+              <w:t>اكتُفي بالتسخين</w:t>
+            </w:r>
+            <w:r>
+              <w:rPr>
+                <w:kern w:val="0"/>
+                <w:rtl w:val="true"/>
+                <w:lang w:val="en-US" w:eastAsia="en-US" w:bidi="ar-SA"/>
+              </w:rPr>
+              <w:t>»</w:t>
+            </w:r>
+            <w:r>
+              <w:rPr>
+                <w:kern w:val="0"/>
+                <w:rtl w:val="true"/>
+                <w:lang w:val="en-US" w:eastAsia="en-US" w:bidi="ar-SA"/>
+              </w:rPr>
+              <w:t xml:space="preserve">، والقياس المحفوظ </w:t>
+            </w:r>
+            <w:r>
+              <w:rPr>
+                <w:kern w:val="0"/>
+                <w:lang w:val="en-US" w:eastAsia="en-US" w:bidi="ar-SA"/>
+              </w:rPr>
+              <w:t>15.2</w:t>
+            </w:r>
+            <w:r>
+              <w:rPr>
+                <w:kern w:val="0"/>
+                <w:rtl w:val="true"/>
+                <w:lang w:val="en-US" w:eastAsia="en-US" w:bidi="ar-SA"/>
+              </w:rPr>
+              <w:t>–</w:t>
+            </w:r>
+            <w:r>
+              <w:rPr>
+                <w:kern w:val="0"/>
+                <w:lang w:val="en-US" w:eastAsia="en-US" w:bidi="ar-SA"/>
+              </w:rPr>
+              <w:t>19.4</w:t>
+            </w:r>
+            <w:r>
+              <w:rPr>
+                <w:kern w:val="0"/>
+                <w:rtl w:val="true"/>
+                <w:lang w:val="en-US" w:eastAsia="en-US" w:bidi="ar-SA"/>
+              </w:rPr>
+              <w:t xml:space="preserve"> </w:t>
+            </w:r>
+            <w:r>
+              <w:rPr>
+                <w:kern w:val="0"/>
+                <w:rtl w:val="true"/>
+                <w:lang w:val="en-US" w:eastAsia="en-US" w:bidi="ar-SA"/>
+              </w:rPr>
+              <w:t>ثانية دون الحساب المسبق</w:t>
+            </w:r>
+            <w:r>
+              <w:rPr>
+                <w:kern w:val="0"/>
+                <w:rtl w:val="true"/>
+                <w:lang w:val="en-US" w:eastAsia="en-US" w:bidi="ar-SA"/>
+              </w:rPr>
+              <w:t xml:space="preserve">. </w:t>
+            </w:r>
+            <w:r>
+              <w:rPr>
+                <w:kern w:val="0"/>
+                <w:rtl w:val="true"/>
+                <w:lang w:val="en-US" w:eastAsia="en-US" w:bidi="ar-SA"/>
+              </w:rPr>
+              <w:t>وراجع الفريق بقية القيود المسجلة فلم يجد رقماً آخر تجاوزه قياس لاحق</w:t>
+            </w:r>
+          </w:p>
+        </w:tc>
+        <w:tc>
+          <w:tcPr>
+            <w:tcW w:w="2197" w:type="dxa"/>
+            <w:tcBorders>
+              <w:top w:val="single" w:sz="4" w:space="0" w:color="808080"/>
+              <w:left w:val="single" w:sz="4" w:space="0" w:color="808080"/>
+              <w:bottom w:val="single" w:sz="4" w:space="0" w:color="808080"/>
+              <w:right w:val="single" w:sz="4" w:space="0" w:color="808080"/>
+            </w:tcBorders>
+          </w:tcPr>
+          <w:p>
+            <w:pPr>
+              <w:pStyle w:val="Compact"/>
+              <w:widowControl/>
+              <w:bidi w:val="1"/>
+              <w:spacing w:before="36" w:after="36"/>
+              <w:jc w:val="left"/>
+              <w:rPr>
+                <w:kern w:val="0"/>
+                <w:lang w:val="en-US" w:eastAsia="en-US" w:bidi="ar-SA"/>
+              </w:rPr>
+            </w:pPr>
+            <w:r>
+              <w:rPr>
+                <w:kern w:val="0"/>
+                <w:rtl w:val="true"/>
+                <w:lang w:val="en-US" w:eastAsia="en-US" w:bidi="ar-SA"/>
+              </w:rPr>
+              <w:t xml:space="preserve">اتسعت فقرة </w:t>
+            </w:r>
+            <w:r>
+              <w:rPr>
+                <w:kern w:val="0"/>
+                <w:rtl w:val="true"/>
+                <w:lang w:val="en-US" w:eastAsia="en-US" w:bidi="ar-SA"/>
+              </w:rPr>
+              <w:t>«</w:t>
+            </w:r>
+            <w:r>
+              <w:rPr>
+                <w:kern w:val="0"/>
+                <w:rtl w:val="true"/>
+                <w:lang w:val="en-US" w:eastAsia="en-US" w:bidi="ar-SA"/>
+              </w:rPr>
+              <w:t>بعد النتيجة</w:t>
+            </w:r>
+            <w:r>
+              <w:rPr>
+                <w:kern w:val="0"/>
+                <w:rtl w:val="true"/>
+                <w:lang w:val="en-US" w:eastAsia="en-US" w:bidi="ar-SA"/>
+              </w:rPr>
+              <w:t xml:space="preserve">» </w:t>
+            </w:r>
+            <w:r>
+              <w:rPr>
+                <w:kern w:val="0"/>
+                <w:rtl w:val="true"/>
+                <w:lang w:val="en-US" w:eastAsia="en-US" w:bidi="ar-SA"/>
+              </w:rPr>
+              <w:t xml:space="preserve">عن القيد </w:t>
+            </w:r>
+            <w:r>
+              <w:rPr>
+                <w:kern w:val="0"/>
+                <w:lang w:val="en-US" w:eastAsia="en-US" w:bidi="ar-SA"/>
+              </w:rPr>
+              <w:t>16</w:t>
+            </w:r>
+            <w:r>
+              <w:rPr>
+                <w:kern w:val="0"/>
+                <w:rtl w:val="true"/>
+                <w:lang w:val="en-US" w:eastAsia="en-US" w:bidi="ar-SA"/>
+              </w:rPr>
+              <w:t xml:space="preserve"> </w:t>
+            </w:r>
+            <w:r>
+              <w:rPr>
+                <w:kern w:val="0"/>
+                <w:rtl w:val="true"/>
+                <w:lang w:val="en-US" w:eastAsia="en-US" w:bidi="ar-SA"/>
+              </w:rPr>
+              <w:t xml:space="preserve">في </w:t>
+            </w:r>
+            <w:r>
+              <w:rPr>
+                <w:rStyle w:val="VerbatimChar"/>
+                <w:kern w:val="0"/>
+                <w:lang w:val="en-US" w:eastAsia="en-US" w:bidi="ar-SA"/>
+              </w:rPr>
+              <w:t>‎</w:t>
+            </w:r>
+            <w:r>
+              <w:rPr>
+                <w:rStyle w:val="VerbatimChar"/>
+                <w:kern w:val="0"/>
+                <w:lang w:val="en-US" w:eastAsia="en-US" w:bidi="ar-SA"/>
+              </w:rPr>
+              <w:t>build_ch6.py‎</w:t>
+            </w:r>
+            <w:r>
+              <w:rPr>
+                <w:kern w:val="0"/>
+                <w:rtl w:val="true"/>
+                <w:lang w:val="en-US" w:eastAsia="en-US" w:bidi="ar-SA"/>
+              </w:rPr>
+              <w:t xml:space="preserve">: </w:t>
+            </w:r>
+            <w:r>
+              <w:rPr>
+                <w:kern w:val="0"/>
+                <w:rtl w:val="true"/>
+                <w:lang w:val="en-US" w:eastAsia="en-US" w:bidi="ar-SA"/>
+              </w:rPr>
+              <w:t>رقم القيد سابق للقياس المحفوظ، و</w:t>
+            </w:r>
+            <w:r>
+              <w:rPr>
+                <w:kern w:val="0"/>
+                <w:rtl w:val="true"/>
+                <w:lang w:val="en-US" w:eastAsia="en-US" w:bidi="ar-SA"/>
+              </w:rPr>
+              <w:t>«</w:t>
+            </w:r>
+            <w:r>
+              <w:rPr>
+                <w:kern w:val="0"/>
+                <w:rtl w:val="true"/>
+                <w:lang w:val="en-US" w:eastAsia="en-US" w:bidi="ar-SA"/>
+              </w:rPr>
+              <w:t>اكتُفي بالتسخين</w:t>
+            </w:r>
+            <w:r>
+              <w:rPr>
+                <w:kern w:val="0"/>
+                <w:rtl w:val="true"/>
+                <w:lang w:val="en-US" w:eastAsia="en-US" w:bidi="ar-SA"/>
+              </w:rPr>
+              <w:t xml:space="preserve">» </w:t>
+            </w:r>
+            <w:r>
+              <w:rPr>
+                <w:kern w:val="0"/>
+                <w:rtl w:val="true"/>
+                <w:lang w:val="en-US" w:eastAsia="en-US" w:bidi="ar-SA"/>
+              </w:rPr>
+              <w:t xml:space="preserve">لم يعد يصف النسخة، ودون الحساب المسبق </w:t>
+            </w:r>
+            <w:r>
+              <w:rPr>
+                <w:kern w:val="0"/>
+                <w:lang w:val="en-US" w:eastAsia="en-US" w:bidi="ar-SA"/>
+              </w:rPr>
+              <w:t>15.2</w:t>
+            </w:r>
+            <w:r>
+              <w:rPr>
+                <w:kern w:val="0"/>
+                <w:rtl w:val="true"/>
+                <w:lang w:val="en-US" w:eastAsia="en-US" w:bidi="ar-SA"/>
+              </w:rPr>
+              <w:t>–</w:t>
+            </w:r>
+            <w:r>
+              <w:rPr>
+                <w:kern w:val="0"/>
+                <w:lang w:val="en-US" w:eastAsia="en-US" w:bidi="ar-SA"/>
+              </w:rPr>
+              <w:t>19.4</w:t>
+            </w:r>
+            <w:r>
+              <w:rPr>
+                <w:kern w:val="0"/>
+                <w:rtl w:val="true"/>
+                <w:lang w:val="en-US" w:eastAsia="en-US" w:bidi="ar-SA"/>
+              </w:rPr>
+              <w:t xml:space="preserve"> </w:t>
+            </w:r>
+            <w:r>
+              <w:rPr>
+                <w:kern w:val="0"/>
+                <w:rtl w:val="true"/>
+                <w:lang w:val="en-US" w:eastAsia="en-US" w:bidi="ar-SA"/>
+              </w:rPr>
+              <w:t>ثانية لأول توصية و</w:t>
+            </w:r>
+            <w:r>
+              <w:rPr>
+                <w:kern w:val="0"/>
+                <w:lang w:val="en-US" w:eastAsia="en-US" w:bidi="ar-SA"/>
+              </w:rPr>
+              <w:t>17.0</w:t>
+            </w:r>
+            <w:r>
+              <w:rPr>
+                <w:kern w:val="0"/>
+                <w:rtl w:val="true"/>
+                <w:lang w:val="en-US" w:eastAsia="en-US" w:bidi="ar-SA"/>
+              </w:rPr>
+              <w:t>–</w:t>
+            </w:r>
+            <w:r>
+              <w:rPr>
+                <w:kern w:val="0"/>
+                <w:lang w:val="en-US" w:eastAsia="en-US" w:bidi="ar-SA"/>
+              </w:rPr>
+              <w:t>20.3</w:t>
+            </w:r>
+            <w:r>
+              <w:rPr>
+                <w:kern w:val="0"/>
+                <w:rtl w:val="true"/>
+                <w:lang w:val="en-US" w:eastAsia="en-US" w:bidi="ar-SA"/>
+              </w:rPr>
+              <w:t xml:space="preserve"> </w:t>
+            </w:r>
+            <w:r>
+              <w:rPr>
+                <w:kern w:val="0"/>
+                <w:rtl w:val="true"/>
+                <w:lang w:val="en-US" w:eastAsia="en-US" w:bidi="ar-SA"/>
+              </w:rPr>
+              <w:t xml:space="preserve">لأول نظرة عامة، ومعه </w:t>
+            </w:r>
+            <w:r>
+              <w:rPr>
+                <w:kern w:val="0"/>
+                <w:lang w:val="en-US" w:eastAsia="en-US" w:bidi="ar-SA"/>
+              </w:rPr>
+              <w:t>1.6</w:t>
+            </w:r>
+            <w:r>
+              <w:rPr>
+                <w:kern w:val="0"/>
+                <w:rtl w:val="true"/>
+                <w:lang w:val="en-US" w:eastAsia="en-US" w:bidi="ar-SA"/>
+              </w:rPr>
+              <w:t>–</w:t>
+            </w:r>
+            <w:r>
+              <w:rPr>
+                <w:kern w:val="0"/>
+                <w:lang w:val="en-US" w:eastAsia="en-US" w:bidi="ar-SA"/>
+              </w:rPr>
+              <w:t>3.8</w:t>
+            </w:r>
+            <w:r>
+              <w:rPr>
+                <w:kern w:val="0"/>
+                <w:rtl w:val="true"/>
+                <w:lang w:val="en-US" w:eastAsia="en-US" w:bidi="ar-SA"/>
+              </w:rPr>
+              <w:t xml:space="preserve"> </w:t>
+            </w:r>
+            <w:r>
+              <w:rPr>
+                <w:kern w:val="0"/>
+                <w:rtl w:val="true"/>
+                <w:lang w:val="en-US" w:eastAsia="en-US" w:bidi="ar-SA"/>
+              </w:rPr>
+              <w:t>و</w:t>
+            </w:r>
+            <w:r>
+              <w:rPr>
+                <w:kern w:val="0"/>
+                <w:lang w:val="en-US" w:eastAsia="en-US" w:bidi="ar-SA"/>
+              </w:rPr>
+              <w:t>3.1</w:t>
+            </w:r>
+            <w:r>
+              <w:rPr>
+                <w:kern w:val="0"/>
+                <w:rtl w:val="true"/>
+                <w:lang w:val="en-US" w:eastAsia="en-US" w:bidi="ar-SA"/>
+              </w:rPr>
+              <w:t>–</w:t>
+            </w:r>
+            <w:r>
+              <w:rPr>
+                <w:kern w:val="0"/>
+                <w:lang w:val="en-US" w:eastAsia="en-US" w:bidi="ar-SA"/>
+              </w:rPr>
+              <w:t>5.1</w:t>
+            </w:r>
+            <w:r>
+              <w:rPr>
+                <w:kern w:val="0"/>
+                <w:rtl w:val="true"/>
+                <w:lang w:val="en-US" w:eastAsia="en-US" w:bidi="ar-SA"/>
+              </w:rPr>
+              <w:t xml:space="preserve">، وكلها من </w:t>
+            </w:r>
+            <w:r>
+              <w:rPr>
+                <w:rStyle w:val="VerbatimChar"/>
+                <w:kern w:val="0"/>
+                <w:lang w:val="en-US" w:eastAsia="en-US" w:bidi="ar-SA"/>
+              </w:rPr>
+              <w:t>‎</w:t>
+            </w:r>
+            <w:r>
+              <w:rPr>
+                <w:rStyle w:val="VerbatimChar"/>
+                <w:kern w:val="0"/>
+                <w:lang w:val="en-US" w:eastAsia="en-US" w:bidi="ar-SA"/>
+              </w:rPr>
+              <w:t>serving_bench_values.json‎</w:t>
+            </w:r>
+          </w:p>
+        </w:tc>
+      </w:tr>
+      <w:tr>
+        <w:trPr/>
+        <w:tc>
+          <w:tcPr>
+            <w:tcW w:w="2196" w:type="dxa"/>
+            <w:tcBorders>
+              <w:top w:val="single" w:sz="4" w:space="0" w:color="808080"/>
+              <w:left w:val="single" w:sz="4" w:space="0" w:color="808080"/>
+              <w:bottom w:val="single" w:sz="4" w:space="0" w:color="808080"/>
+              <w:right w:val="single" w:sz="4" w:space="0" w:color="808080"/>
+            </w:tcBorders>
+          </w:tcPr>
+          <w:p>
+            <w:pPr>
+              <w:pStyle w:val="Compact"/>
+              <w:widowControl/>
+              <w:bidi w:val="1"/>
+              <w:spacing w:before="36" w:after="36"/>
+              <w:jc w:val="left"/>
+              <w:rPr>
+                <w:kern w:val="0"/>
+                <w:lang w:val="en-US" w:eastAsia="en-US" w:bidi="ar-SA"/>
+              </w:rPr>
+            </w:pPr>
+            <w:r>
+              <w:rPr>
+                <w:kern w:val="0"/>
+                <w:rtl w:val="true"/>
+                <w:lang w:val="en-US" w:eastAsia="en-US" w:bidi="ar-SA"/>
+              </w:rPr>
+              <w:t>ج</w:t>
+            </w:r>
+            <w:r>
+              <w:rPr>
+                <w:kern w:val="0"/>
+                <w:lang w:val="en-US" w:eastAsia="en-US" w:bidi="ar-SA"/>
+              </w:rPr>
+              <w:t>3</w:t>
+            </w:r>
+            <w:r>
+              <w:rPr>
+                <w:kern w:val="0"/>
+                <w:rtl w:val="true"/>
+                <w:lang w:val="en-US" w:eastAsia="en-US" w:bidi="ar-SA"/>
+              </w:rPr>
+              <w:t>-</w:t>
+            </w:r>
+            <w:r>
+              <w:rPr>
+                <w:kern w:val="0"/>
+                <w:lang w:val="en-US" w:eastAsia="en-US" w:bidi="ar-SA"/>
+              </w:rPr>
+              <w:t>5</w:t>
+            </w:r>
+            <w:r>
+              <w:rPr>
+                <w:kern w:val="0"/>
+                <w:rtl w:val="true"/>
+                <w:lang w:val="en-US" w:eastAsia="en-US" w:bidi="ar-SA"/>
+              </w:rPr>
+              <w:t xml:space="preserve"> </w:t>
+            </w:r>
+            <w:r>
+              <w:rPr>
+                <w:kern w:val="0"/>
+                <w:lang w:val="en-US" w:eastAsia="en-US" w:bidi="ar-SA"/>
+              </w:rPr>
+              <w:t>H4</w:t>
+            </w:r>
+            <w:r>
+              <w:rPr>
+                <w:kern w:val="0"/>
+                <w:rtl w:val="true"/>
+                <w:lang w:val="en-US" w:eastAsia="en-US" w:bidi="ar-SA"/>
+              </w:rPr>
+              <w:t>-</w:t>
+            </w:r>
+            <w:r>
+              <w:rPr>
+                <w:kern w:val="0"/>
+                <w:rtl w:val="true"/>
+                <w:lang w:val="en-US" w:eastAsia="en-US" w:bidi="ar-SA"/>
+              </w:rPr>
+              <w:t xml:space="preserve">ب في </w:t>
+            </w:r>
+            <w:r>
+              <w:rPr>
+                <w:kern w:val="0"/>
+                <w:lang w:val="en-US" w:eastAsia="en-US" w:bidi="ar-SA"/>
+              </w:rPr>
+              <w:t>7</w:t>
+            </w:r>
+            <w:r>
+              <w:rPr>
+                <w:kern w:val="0"/>
+                <w:rtl w:val="true"/>
+                <w:lang w:val="en-US" w:eastAsia="en-US" w:bidi="ar-SA"/>
+              </w:rPr>
+              <w:t>-</w:t>
+            </w:r>
+            <w:r>
+              <w:rPr>
+                <w:kern w:val="0"/>
+                <w:lang w:val="en-US" w:eastAsia="en-US" w:bidi="ar-SA"/>
+              </w:rPr>
+              <w:t>3</w:t>
+            </w:r>
+            <w:r>
+              <w:rPr>
+                <w:kern w:val="0"/>
+                <w:rtl w:val="true"/>
+                <w:lang w:val="en-US" w:eastAsia="en-US" w:bidi="ar-SA"/>
+              </w:rPr>
+              <w:t xml:space="preserve"> (</w:t>
+            </w:r>
+            <w:r>
+              <w:rPr>
+                <w:kern w:val="0"/>
+                <w:lang w:val="en-US" w:eastAsia="en-US" w:bidi="ar-SA"/>
+              </w:rPr>
+              <w:t>D-132</w:t>
+            </w:r>
+            <w:r>
+              <w:rPr>
+                <w:kern w:val="0"/>
+                <w:rtl w:val="true"/>
+                <w:lang w:val="en-US" w:eastAsia="en-US" w:bidi="ar-SA"/>
+              </w:rPr>
+              <w:t>)</w:t>
+            </w:r>
+          </w:p>
+        </w:tc>
+        <w:tc>
+          <w:tcPr>
+            <w:tcW w:w="2197" w:type="dxa"/>
+            <w:tcBorders>
+              <w:top w:val="single" w:sz="4" w:space="0" w:color="808080"/>
+              <w:left w:val="single" w:sz="4" w:space="0" w:color="808080"/>
+              <w:bottom w:val="single" w:sz="4" w:space="0" w:color="808080"/>
+              <w:right w:val="single" w:sz="4" w:space="0" w:color="808080"/>
+            </w:tcBorders>
+          </w:tcPr>
+          <w:p>
+            <w:pPr>
+              <w:pStyle w:val="Compact"/>
+              <w:widowControl/>
+              <w:bidi w:val="1"/>
+              <w:spacing w:before="36" w:after="36"/>
+              <w:jc w:val="left"/>
+              <w:rPr>
+                <w:kern w:val="0"/>
+                <w:lang w:val="en-US" w:eastAsia="en-US" w:bidi="ar-SA"/>
+              </w:rPr>
+            </w:pPr>
+            <w:r>
+              <w:rPr>
+                <w:kern w:val="0"/>
+                <w:rtl w:val="true"/>
+                <w:lang w:val="en-US" w:eastAsia="en-US" w:bidi="ar-SA"/>
+              </w:rPr>
+              <w:t xml:space="preserve">ك، المشكلة </w:t>
+            </w:r>
+            <w:r>
+              <w:rPr>
+                <w:kern w:val="0"/>
+                <w:lang w:val="en-US" w:eastAsia="en-US" w:bidi="ar-SA"/>
+              </w:rPr>
+              <w:t>10</w:t>
+            </w:r>
+            <w:r>
+              <w:rPr>
+                <w:kern w:val="0"/>
+                <w:rtl w:val="true"/>
+                <w:lang w:val="en-US" w:eastAsia="en-US" w:bidi="ar-SA"/>
+              </w:rPr>
+              <w:t>، س</w:t>
+            </w:r>
+            <w:r>
+              <w:rPr>
+                <w:kern w:val="0"/>
+                <w:rtl w:val="true"/>
+                <w:lang w:val="en-US" w:eastAsia="en-US" w:bidi="ar-SA"/>
+              </w:rPr>
+              <w:t>-</w:t>
+            </w:r>
+            <w:r>
+              <w:rPr>
+                <w:kern w:val="0"/>
+                <w:rtl w:val="true"/>
+                <w:lang w:val="en-US" w:eastAsia="en-US" w:bidi="ar-SA"/>
+              </w:rPr>
+              <w:t>ك</w:t>
+            </w:r>
+            <w:r>
+              <w:rPr>
+                <w:kern w:val="0"/>
+                <w:rtl w:val="true"/>
+                <w:lang w:val="en-US" w:eastAsia="en-US" w:bidi="ar-SA"/>
+              </w:rPr>
+              <w:t>-</w:t>
+            </w:r>
+            <w:r>
+              <w:rPr>
+                <w:kern w:val="0"/>
+                <w:lang w:val="en-US" w:eastAsia="en-US" w:bidi="ar-SA"/>
+              </w:rPr>
+              <w:t>7</w:t>
+            </w:r>
+          </w:p>
+        </w:tc>
+        <w:tc>
+          <w:tcPr>
+            <w:tcW w:w="2197" w:type="dxa"/>
+            <w:tcBorders>
+              <w:top w:val="single" w:sz="4" w:space="0" w:color="808080"/>
+              <w:left w:val="single" w:sz="4" w:space="0" w:color="808080"/>
+              <w:bottom w:val="single" w:sz="4" w:space="0" w:color="808080"/>
+              <w:right w:val="single" w:sz="4" w:space="0" w:color="808080"/>
+            </w:tcBorders>
+          </w:tcPr>
+          <w:p>
+            <w:pPr>
+              <w:pStyle w:val="Compact"/>
+              <w:widowControl/>
+              <w:bidi w:val="1"/>
+              <w:spacing w:before="36" w:after="36"/>
+              <w:jc w:val="left"/>
+              <w:rPr>
+                <w:kern w:val="0"/>
+                <w:lang w:val="en-US" w:eastAsia="en-US" w:bidi="ar-SA"/>
+              </w:rPr>
+            </w:pPr>
+            <w:r>
+              <w:rPr>
+                <w:kern w:val="0"/>
+                <w:rtl w:val="true"/>
+                <w:lang w:val="en-US" w:eastAsia="en-US" w:bidi="ar-SA"/>
+              </w:rPr>
+              <w:t>صحيح</w:t>
+            </w:r>
+            <w:r>
+              <w:rPr>
+                <w:kern w:val="0"/>
+                <w:rtl w:val="true"/>
+                <w:lang w:val="en-US" w:eastAsia="en-US" w:bidi="ar-SA"/>
+              </w:rPr>
+              <w:t xml:space="preserve">: </w:t>
+            </w:r>
+            <w:r>
+              <w:rPr>
+                <w:kern w:val="0"/>
+                <w:rtl w:val="true"/>
+                <w:lang w:val="en-US" w:eastAsia="en-US" w:bidi="ar-SA"/>
+              </w:rPr>
+              <w:t>الرسالة لم تقدّر فرق الربعين</w:t>
+            </w:r>
+          </w:p>
+        </w:tc>
+        <w:tc>
+          <w:tcPr>
+            <w:tcW w:w="2197" w:type="dxa"/>
+            <w:tcBorders>
+              <w:top w:val="single" w:sz="4" w:space="0" w:color="808080"/>
+              <w:left w:val="single" w:sz="4" w:space="0" w:color="808080"/>
+              <w:bottom w:val="single" w:sz="4" w:space="0" w:color="808080"/>
+              <w:right w:val="single" w:sz="4" w:space="0" w:color="808080"/>
+            </w:tcBorders>
+          </w:tcPr>
+          <w:p>
+            <w:pPr>
+              <w:pStyle w:val="Compact"/>
+              <w:widowControl/>
+              <w:bidi w:val="1"/>
+              <w:spacing w:before="36" w:after="36"/>
+              <w:jc w:val="left"/>
+              <w:rPr>
+                <w:kern w:val="0"/>
+                <w:lang w:val="en-US" w:eastAsia="en-US" w:bidi="ar-SA"/>
+              </w:rPr>
+            </w:pPr>
+            <w:r>
+              <w:rPr>
+                <w:kern w:val="0"/>
+                <w:rtl w:val="true"/>
+                <w:lang w:val="en-US" w:eastAsia="en-US" w:bidi="ar-SA"/>
+              </w:rPr>
+              <w:t>«</w:t>
+            </w:r>
+            <w:r>
+              <w:rPr>
+                <w:kern w:val="0"/>
+                <w:rtl w:val="true"/>
+                <w:lang w:val="en-US" w:eastAsia="en-US" w:bidi="ar-SA"/>
+              </w:rPr>
+              <w:t>وبدا أكبر لدى الأقل تاريخاً، لكن الفرق بين الربعين لم يُقدَّر ولم يُختبر، فهو قراءة وصفية</w:t>
+            </w:r>
+            <w:r>
+              <w:rPr>
+                <w:kern w:val="0"/>
+                <w:rtl w:val="true"/>
+                <w:lang w:val="en-US" w:eastAsia="en-US" w:bidi="ar-SA"/>
+              </w:rPr>
+              <w:t xml:space="preserve">». </w:t>
+            </w:r>
+            <w:r>
+              <w:rPr>
+                <w:kern w:val="0"/>
+                <w:rtl w:val="true"/>
+                <w:lang w:val="en-US" w:eastAsia="en-US" w:bidi="ar-SA"/>
+              </w:rPr>
+              <w:t xml:space="preserve">ولم يُضف رقم الممتحن، لأنه لا يأتي من ملف في </w:t>
+            </w:r>
+            <w:r>
+              <w:rPr>
+                <w:rStyle w:val="VerbatimChar"/>
+                <w:kern w:val="0"/>
+                <w:lang w:val="en-US" w:eastAsia="en-US" w:bidi="ar-SA"/>
+              </w:rPr>
+              <w:t>‎</w:t>
+            </w:r>
+            <w:r>
+              <w:rPr>
+                <w:rStyle w:val="VerbatimChar"/>
+                <w:kern w:val="0"/>
+                <w:lang w:val="en-US" w:eastAsia="en-US" w:bidi="ar-SA"/>
+              </w:rPr>
+              <w:t>results/‎</w:t>
+            </w:r>
+          </w:p>
+        </w:tc>
+      </w:tr>
+      <w:tr>
+        <w:trPr/>
+        <w:tc>
+          <w:tcPr>
+            <w:tcW w:w="2196" w:type="dxa"/>
+            <w:tcBorders>
+              <w:top w:val="single" w:sz="4" w:space="0" w:color="808080"/>
+              <w:left w:val="single" w:sz="4" w:space="0" w:color="808080"/>
+              <w:bottom w:val="single" w:sz="4" w:space="0" w:color="808080"/>
+              <w:right w:val="single" w:sz="4" w:space="0" w:color="808080"/>
+            </w:tcBorders>
+          </w:tcPr>
+          <w:p>
+            <w:pPr>
+              <w:pStyle w:val="Compact"/>
+              <w:widowControl/>
+              <w:bidi w:val="1"/>
+              <w:spacing w:before="36" w:after="36"/>
+              <w:jc w:val="left"/>
+              <w:rPr>
+                <w:kern w:val="0"/>
+                <w:lang w:val="en-US" w:eastAsia="en-US" w:bidi="ar-SA"/>
+              </w:rPr>
+            </w:pPr>
+            <w:r>
+              <w:rPr>
+                <w:kern w:val="0"/>
+                <w:rtl w:val="true"/>
+                <w:lang w:val="en-US" w:eastAsia="en-US" w:bidi="ar-SA"/>
+              </w:rPr>
+              <w:t>ج</w:t>
+            </w:r>
+            <w:r>
+              <w:rPr>
+                <w:kern w:val="0"/>
+                <w:lang w:val="en-US" w:eastAsia="en-US" w:bidi="ar-SA"/>
+              </w:rPr>
+              <w:t>3</w:t>
+            </w:r>
+            <w:r>
+              <w:rPr>
+                <w:kern w:val="0"/>
+                <w:rtl w:val="true"/>
+                <w:lang w:val="en-US" w:eastAsia="en-US" w:bidi="ar-SA"/>
+              </w:rPr>
+              <w:t>-</w:t>
+            </w:r>
+            <w:r>
+              <w:rPr>
+                <w:kern w:val="0"/>
+                <w:lang w:val="en-US" w:eastAsia="en-US" w:bidi="ar-SA"/>
+              </w:rPr>
+              <w:t>6</w:t>
+            </w:r>
+            <w:r>
+              <w:rPr>
+                <w:kern w:val="0"/>
+                <w:rtl w:val="true"/>
+                <w:lang w:val="en-US" w:eastAsia="en-US" w:bidi="ar-SA"/>
+              </w:rPr>
+              <w:t xml:space="preserve"> </w:t>
+            </w:r>
+            <w:r>
+              <w:rPr>
+                <w:kern w:val="0"/>
+                <w:rtl w:val="true"/>
+                <w:lang w:val="en-US" w:eastAsia="en-US" w:bidi="ar-SA"/>
+              </w:rPr>
+              <w:t xml:space="preserve">الوسم المحلي </w:t>
+            </w:r>
+            <w:r>
+              <w:rPr>
+                <w:kern w:val="0"/>
+                <w:rtl w:val="true"/>
+                <w:lang w:val="en-US" w:eastAsia="en-US" w:bidi="ar-SA"/>
+              </w:rPr>
+              <w:t>(</w:t>
+            </w:r>
+            <w:r>
+              <w:rPr>
+                <w:kern w:val="0"/>
+                <w:lang w:val="en-US" w:eastAsia="en-US" w:bidi="ar-SA"/>
+              </w:rPr>
+              <w:t>D-133</w:t>
+            </w:r>
+            <w:r>
+              <w:rPr>
+                <w:kern w:val="0"/>
+                <w:rtl w:val="true"/>
+                <w:lang w:val="en-US" w:eastAsia="en-US" w:bidi="ar-SA"/>
+              </w:rPr>
+              <w:t>)</w:t>
+            </w:r>
+          </w:p>
+        </w:tc>
+        <w:tc>
+          <w:tcPr>
+            <w:tcW w:w="2197" w:type="dxa"/>
+            <w:tcBorders>
+              <w:top w:val="single" w:sz="4" w:space="0" w:color="808080"/>
+              <w:left w:val="single" w:sz="4" w:space="0" w:color="808080"/>
+              <w:bottom w:val="single" w:sz="4" w:space="0" w:color="808080"/>
+              <w:right w:val="single" w:sz="4" w:space="0" w:color="808080"/>
+            </w:tcBorders>
+          </w:tcPr>
+          <w:p>
+            <w:pPr>
+              <w:pStyle w:val="Compact"/>
+              <w:widowControl/>
+              <w:bidi w:val="1"/>
+              <w:spacing w:before="36" w:after="36"/>
+              <w:jc w:val="left"/>
+              <w:rPr>
+                <w:kern w:val="0"/>
+                <w:lang w:val="en-US" w:eastAsia="en-US" w:bidi="ar-SA"/>
+              </w:rPr>
+            </w:pPr>
+            <w:r>
+              <w:rPr>
+                <w:kern w:val="0"/>
+                <w:rtl w:val="true"/>
+                <w:lang w:val="en-US" w:eastAsia="en-US" w:bidi="ar-SA"/>
+              </w:rPr>
+              <w:t xml:space="preserve">ك، المشكلة </w:t>
+            </w:r>
+            <w:r>
+              <w:rPr>
+                <w:kern w:val="0"/>
+                <w:lang w:val="en-US" w:eastAsia="en-US" w:bidi="ar-SA"/>
+              </w:rPr>
+              <w:t>12</w:t>
+            </w:r>
+            <w:r>
+              <w:rPr>
+                <w:kern w:val="0"/>
+                <w:rtl w:val="true"/>
+                <w:lang w:val="en-US" w:eastAsia="en-US" w:bidi="ar-SA"/>
+              </w:rPr>
+              <w:t>، س</w:t>
+            </w:r>
+            <w:r>
+              <w:rPr>
+                <w:kern w:val="0"/>
+                <w:rtl w:val="true"/>
+                <w:lang w:val="en-US" w:eastAsia="en-US" w:bidi="ar-SA"/>
+              </w:rPr>
+              <w:t>-</w:t>
+            </w:r>
+            <w:r>
+              <w:rPr>
+                <w:kern w:val="0"/>
+                <w:rtl w:val="true"/>
+                <w:lang w:val="en-US" w:eastAsia="en-US" w:bidi="ar-SA"/>
+              </w:rPr>
+              <w:t>ك</w:t>
+            </w:r>
+            <w:r>
+              <w:rPr>
+                <w:kern w:val="0"/>
+                <w:rtl w:val="true"/>
+                <w:lang w:val="en-US" w:eastAsia="en-US" w:bidi="ar-SA"/>
+              </w:rPr>
+              <w:t>-</w:t>
+            </w:r>
+            <w:r>
+              <w:rPr>
+                <w:kern w:val="0"/>
+                <w:lang w:val="en-US" w:eastAsia="en-US" w:bidi="ar-SA"/>
+              </w:rPr>
+              <w:t>8</w:t>
+            </w:r>
+            <w:r>
+              <w:rPr>
+                <w:kern w:val="0"/>
+                <w:rtl w:val="true"/>
+                <w:lang w:val="en-US" w:eastAsia="en-US" w:bidi="ar-SA"/>
+              </w:rPr>
+              <w:t>؛ وس، ن</w:t>
+            </w:r>
+            <w:r>
+              <w:rPr>
+                <w:kern w:val="0"/>
+                <w:rtl w:val="true"/>
+                <w:lang w:val="en-US" w:eastAsia="en-US" w:bidi="ar-SA"/>
+              </w:rPr>
+              <w:t>-</w:t>
+            </w:r>
+            <w:r>
+              <w:rPr>
+                <w:kern w:val="0"/>
+                <w:lang w:val="en-US" w:eastAsia="en-US" w:bidi="ar-SA"/>
+              </w:rPr>
+              <w:t>12</w:t>
+            </w:r>
+          </w:p>
+        </w:tc>
+        <w:tc>
+          <w:tcPr>
+            <w:tcW w:w="2197" w:type="dxa"/>
+            <w:tcBorders>
+              <w:top w:val="single" w:sz="4" w:space="0" w:color="808080"/>
+              <w:left w:val="single" w:sz="4" w:space="0" w:color="808080"/>
+              <w:bottom w:val="single" w:sz="4" w:space="0" w:color="808080"/>
+              <w:right w:val="single" w:sz="4" w:space="0" w:color="808080"/>
+            </w:tcBorders>
+          </w:tcPr>
+          <w:p>
+            <w:pPr>
+              <w:pStyle w:val="Compact"/>
+              <w:widowControl/>
+              <w:bidi w:val="1"/>
+              <w:spacing w:before="36" w:after="36"/>
+              <w:jc w:val="left"/>
+              <w:rPr>
+                <w:kern w:val="0"/>
+                <w:lang w:val="en-US" w:eastAsia="en-US" w:bidi="ar-SA"/>
+              </w:rPr>
+            </w:pPr>
+            <w:r>
+              <w:rPr>
+                <w:kern w:val="0"/>
+                <w:rtl w:val="true"/>
+                <w:lang w:val="en-US" w:eastAsia="en-US" w:bidi="ar-SA"/>
+              </w:rPr>
+              <w:t>صحيح</w:t>
+            </w:r>
+            <w:r>
+              <w:rPr>
+                <w:kern w:val="0"/>
+                <w:rtl w:val="true"/>
+                <w:lang w:val="en-US" w:eastAsia="en-US" w:bidi="ar-SA"/>
+              </w:rPr>
+              <w:t xml:space="preserve">: </w:t>
+            </w:r>
+            <w:r>
+              <w:rPr>
+                <w:rStyle w:val="VerbatimChar"/>
+                <w:kern w:val="0"/>
+                <w:lang w:val="en-US" w:eastAsia="en-US" w:bidi="ar-SA"/>
+              </w:rPr>
+              <w:t>‎git ls-remote‎</w:t>
+            </w:r>
+            <w:r>
+              <w:rPr>
+                <w:kern w:val="0"/>
+                <w:rtl w:val="true"/>
+                <w:lang w:val="en-US" w:eastAsia="en-US" w:bidi="ar-SA"/>
+              </w:rPr>
+              <w:t xml:space="preserve"> </w:t>
+            </w:r>
+            <w:r>
+              <w:rPr>
+                <w:kern w:val="0"/>
+                <w:rtl w:val="true"/>
+                <w:lang w:val="en-US" w:eastAsia="en-US" w:bidi="ar-SA"/>
+              </w:rPr>
+              <w:t xml:space="preserve">بلا وسوم، وإيداع التجميد </w:t>
+            </w:r>
+            <w:r>
+              <w:rPr>
+                <w:rStyle w:val="VerbatimChar"/>
+                <w:kern w:val="0"/>
+                <w:lang w:val="en-US" w:eastAsia="en-US" w:bidi="ar-SA"/>
+              </w:rPr>
+              <w:t>‎</w:t>
+            </w:r>
+            <w:r>
+              <w:rPr>
+                <w:rStyle w:val="VerbatimChar"/>
+                <w:kern w:val="0"/>
+                <w:lang w:val="en-US" w:eastAsia="en-US" w:bidi="ar-SA"/>
+              </w:rPr>
+              <w:t>eb34d6a‎</w:t>
+            </w:r>
+            <w:r>
+              <w:rPr>
+                <w:kern w:val="0"/>
+                <w:rtl w:val="true"/>
+                <w:lang w:val="en-US" w:eastAsia="en-US" w:bidi="ar-SA"/>
+              </w:rPr>
+              <w:t xml:space="preserve"> </w:t>
+            </w:r>
+            <w:r>
+              <w:rPr>
+                <w:kern w:val="0"/>
+                <w:rtl w:val="true"/>
+                <w:lang w:val="en-US" w:eastAsia="en-US" w:bidi="ar-SA"/>
+              </w:rPr>
+              <w:t>في الفرع المدفوع</w:t>
+            </w:r>
+          </w:p>
+        </w:tc>
+        <w:tc>
+          <w:tcPr>
+            <w:tcW w:w="2197" w:type="dxa"/>
+            <w:tcBorders>
+              <w:top w:val="single" w:sz="4" w:space="0" w:color="808080"/>
+              <w:left w:val="single" w:sz="4" w:space="0" w:color="808080"/>
+              <w:bottom w:val="single" w:sz="4" w:space="0" w:color="808080"/>
+              <w:right w:val="single" w:sz="4" w:space="0" w:color="808080"/>
+            </w:tcBorders>
+          </w:tcPr>
+          <w:p>
+            <w:pPr>
+              <w:pStyle w:val="Compact"/>
+              <w:widowControl/>
+              <w:bidi w:val="1"/>
+              <w:spacing w:before="36" w:after="36"/>
+              <w:jc w:val="left"/>
+              <w:rPr>
+                <w:kern w:val="0"/>
+                <w:lang w:val="en-US" w:eastAsia="en-US" w:bidi="ar-SA"/>
+              </w:rPr>
+            </w:pPr>
+            <w:r>
+              <w:rPr>
+                <w:kern w:val="0"/>
+                <w:rtl w:val="true"/>
+                <w:lang w:val="en-US" w:eastAsia="en-US" w:bidi="ar-SA"/>
+              </w:rPr>
+              <w:t xml:space="preserve">جملة في </w:t>
+            </w:r>
+            <w:r>
+              <w:rPr>
+                <w:kern w:val="0"/>
+                <w:lang w:val="en-US" w:eastAsia="en-US" w:bidi="ar-SA"/>
+              </w:rPr>
+              <w:t>3</w:t>
+            </w:r>
+            <w:r>
+              <w:rPr>
+                <w:kern w:val="0"/>
+                <w:rtl w:val="true"/>
+                <w:lang w:val="en-US" w:eastAsia="en-US" w:bidi="ar-SA"/>
+              </w:rPr>
+              <w:t>-</w:t>
+            </w:r>
+            <w:r>
+              <w:rPr>
+                <w:kern w:val="0"/>
+                <w:lang w:val="en-US" w:eastAsia="en-US" w:bidi="ar-SA"/>
+              </w:rPr>
+              <w:t>5</w:t>
+            </w:r>
+            <w:r>
+              <w:rPr>
+                <w:kern w:val="0"/>
+                <w:rtl w:val="true"/>
+                <w:lang w:val="en-US" w:eastAsia="en-US" w:bidi="ar-SA"/>
+              </w:rPr>
+              <w:t>-</w:t>
+            </w:r>
+            <w:r>
+              <w:rPr>
+                <w:kern w:val="0"/>
+                <w:lang w:val="en-US" w:eastAsia="en-US" w:bidi="ar-SA"/>
+              </w:rPr>
+              <w:t>12</w:t>
+            </w:r>
+            <w:r>
+              <w:rPr>
+                <w:kern w:val="0"/>
+                <w:rtl w:val="true"/>
+                <w:lang w:val="en-US" w:eastAsia="en-US" w:bidi="ar-SA"/>
+              </w:rPr>
+              <w:t xml:space="preserve">: </w:t>
+            </w:r>
+            <w:r>
+              <w:rPr>
+                <w:kern w:val="0"/>
+                <w:rtl w:val="true"/>
+                <w:lang w:val="en-US" w:eastAsia="en-US" w:bidi="ar-SA"/>
+              </w:rPr>
+              <w:t xml:space="preserve">الوسم محلي، ودفعه رُفض بخطأ </w:t>
+            </w:r>
+            <w:r>
+              <w:rPr>
+                <w:kern w:val="0"/>
+                <w:lang w:val="en-US" w:eastAsia="en-US" w:bidi="ar-SA"/>
+              </w:rPr>
+              <w:t>403</w:t>
+            </w:r>
+            <w:r>
+              <w:rPr>
+                <w:kern w:val="0"/>
+                <w:rtl w:val="true"/>
+                <w:lang w:val="en-US" w:eastAsia="en-US" w:bidi="ar-SA"/>
+              </w:rPr>
+              <w:t>، فلا طابع زمني خارجياً للتسجيل المسبق إلا تاريخ الإيداعات المدفوعة</w:t>
+            </w:r>
+            <w:r>
+              <w:rPr>
+                <w:kern w:val="0"/>
+                <w:rtl w:val="true"/>
+                <w:lang w:val="en-US" w:eastAsia="en-US" w:bidi="ar-SA"/>
+              </w:rPr>
+              <w:t xml:space="preserve">. </w:t>
+            </w:r>
+            <w:r>
+              <w:rPr>
+                <w:kern w:val="0"/>
+                <w:rtl w:val="true"/>
+                <w:lang w:val="en-US" w:eastAsia="en-US" w:bidi="ar-SA"/>
+              </w:rPr>
+              <w:t xml:space="preserve">وصار </w:t>
+            </w:r>
+            <w:r>
+              <w:rPr>
+                <w:rStyle w:val="VerbatimChar"/>
+                <w:kern w:val="0"/>
+                <w:lang w:val="en-US" w:eastAsia="en-US" w:bidi="ar-SA"/>
+              </w:rPr>
+              <w:t>‎</w:t>
+            </w:r>
+            <w:r>
+              <w:rPr>
+                <w:rStyle w:val="VerbatimChar"/>
+                <w:kern w:val="0"/>
+                <w:lang w:val="en-US" w:eastAsia="en-US" w:bidi="ar-SA"/>
+              </w:rPr>
+              <w:t>build_ch6.py --verify-tag‎</w:t>
+            </w:r>
+            <w:r>
+              <w:rPr>
+                <w:kern w:val="0"/>
+                <w:rtl w:val="true"/>
+                <w:lang w:val="en-US" w:eastAsia="en-US" w:bidi="ar-SA"/>
+              </w:rPr>
+              <w:t xml:space="preserve"> </w:t>
+            </w:r>
+            <w:r>
+              <w:rPr>
+                <w:kern w:val="0"/>
+                <w:rtl w:val="true"/>
+                <w:lang w:val="en-US" w:eastAsia="en-US" w:bidi="ar-SA"/>
+              </w:rPr>
+              <w:t xml:space="preserve">يقول بوضوح، حين يغيب الوسم، إن النص المسجل لم يُتحقق منه، وكيف يُنشأ الوسم محلياً عند </w:t>
+            </w:r>
+            <w:r>
+              <w:rPr>
+                <w:kern w:val="0"/>
+                <w:lang w:val="en-US" w:eastAsia="en-US" w:bidi="ar-SA"/>
+              </w:rPr>
+              <w:t>commit</w:t>
+            </w:r>
+            <w:r>
+              <w:rPr>
+                <w:kern w:val="0"/>
+                <w:rtl w:val="true"/>
+                <w:lang w:val="en-US" w:eastAsia="en-US" w:bidi="ar-SA"/>
+              </w:rPr>
+              <w:t xml:space="preserve"> </w:t>
+            </w:r>
+            <w:r>
+              <w:rPr>
+                <w:kern w:val="0"/>
+                <w:rtl w:val="true"/>
+                <w:lang w:val="en-US" w:eastAsia="en-US" w:bidi="ar-SA"/>
+              </w:rPr>
+              <w:t>التجميد</w:t>
+            </w:r>
+          </w:p>
+        </w:tc>
+      </w:tr>
+      <w:tr>
+        <w:trPr/>
+        <w:tc>
+          <w:tcPr>
+            <w:tcW w:w="2196" w:type="dxa"/>
+            <w:tcBorders>
+              <w:top w:val="single" w:sz="4" w:space="0" w:color="808080"/>
+              <w:left w:val="single" w:sz="4" w:space="0" w:color="808080"/>
+              <w:bottom w:val="single" w:sz="4" w:space="0" w:color="808080"/>
+              <w:right w:val="single" w:sz="4" w:space="0" w:color="808080"/>
+            </w:tcBorders>
+          </w:tcPr>
+          <w:p>
+            <w:pPr>
+              <w:pStyle w:val="Compact"/>
+              <w:widowControl/>
+              <w:bidi w:val="1"/>
+              <w:spacing w:before="36" w:after="36"/>
+              <w:jc w:val="left"/>
+              <w:rPr>
+                <w:kern w:val="0"/>
+                <w:lang w:val="en-US" w:eastAsia="en-US" w:bidi="ar-SA"/>
+              </w:rPr>
+            </w:pPr>
+            <w:r>
+              <w:rPr>
+                <w:kern w:val="0"/>
+                <w:rtl w:val="true"/>
+                <w:lang w:val="en-US" w:eastAsia="en-US" w:bidi="ar-SA"/>
+              </w:rPr>
+              <w:t>ج</w:t>
+            </w:r>
+            <w:r>
+              <w:rPr>
+                <w:kern w:val="0"/>
+                <w:lang w:val="en-US" w:eastAsia="en-US" w:bidi="ar-SA"/>
+              </w:rPr>
+              <w:t>3</w:t>
+            </w:r>
+            <w:r>
+              <w:rPr>
+                <w:kern w:val="0"/>
+                <w:rtl w:val="true"/>
+                <w:lang w:val="en-US" w:eastAsia="en-US" w:bidi="ar-SA"/>
+              </w:rPr>
+              <w:t>-</w:t>
+            </w:r>
+            <w:r>
+              <w:rPr>
+                <w:kern w:val="0"/>
+                <w:lang w:val="en-US" w:eastAsia="en-US" w:bidi="ar-SA"/>
+              </w:rPr>
+              <w:t>7</w:t>
+            </w:r>
+            <w:r>
+              <w:rPr>
+                <w:kern w:val="0"/>
+                <w:rtl w:val="true"/>
+                <w:lang w:val="en-US" w:eastAsia="en-US" w:bidi="ar-SA"/>
+              </w:rPr>
+              <w:t xml:space="preserve"> </w:t>
+            </w:r>
+            <w:r>
+              <w:rPr>
+                <w:kern w:val="0"/>
+                <w:rtl w:val="true"/>
+                <w:lang w:val="en-US" w:eastAsia="en-US" w:bidi="ar-SA"/>
+              </w:rPr>
+              <w:t xml:space="preserve">مصدر الجدول </w:t>
+            </w:r>
+            <w:r>
+              <w:rPr>
+                <w:kern w:val="0"/>
+                <w:lang w:val="en-US" w:eastAsia="en-US" w:bidi="ar-SA"/>
+              </w:rPr>
+              <w:t>5</w:t>
+            </w:r>
+            <w:r>
+              <w:rPr>
+                <w:kern w:val="0"/>
+                <w:rtl w:val="true"/>
+                <w:lang w:val="en-US" w:eastAsia="en-US" w:bidi="ar-SA"/>
+              </w:rPr>
+              <w:t>-</w:t>
+            </w:r>
+            <w:r>
+              <w:rPr>
+                <w:kern w:val="0"/>
+                <w:lang w:val="en-US" w:eastAsia="en-US" w:bidi="ar-SA"/>
+              </w:rPr>
+              <w:t>6</w:t>
+            </w:r>
+            <w:r>
+              <w:rPr>
+                <w:kern w:val="0"/>
+                <w:rtl w:val="true"/>
+                <w:lang w:val="en-US" w:eastAsia="en-US" w:bidi="ar-SA"/>
+              </w:rPr>
+              <w:t xml:space="preserve"> (</w:t>
+            </w:r>
+            <w:r>
+              <w:rPr>
+                <w:kern w:val="0"/>
+                <w:lang w:val="en-US" w:eastAsia="en-US" w:bidi="ar-SA"/>
+              </w:rPr>
+              <w:t>D-134</w:t>
+            </w:r>
+            <w:r>
+              <w:rPr>
+                <w:kern w:val="0"/>
+                <w:rtl w:val="true"/>
+                <w:lang w:val="en-US" w:eastAsia="en-US" w:bidi="ar-SA"/>
+              </w:rPr>
+              <w:t>)</w:t>
+            </w:r>
+          </w:p>
+        </w:tc>
+        <w:tc>
+          <w:tcPr>
+            <w:tcW w:w="2197" w:type="dxa"/>
+            <w:tcBorders>
+              <w:top w:val="single" w:sz="4" w:space="0" w:color="808080"/>
+              <w:left w:val="single" w:sz="4" w:space="0" w:color="808080"/>
+              <w:bottom w:val="single" w:sz="4" w:space="0" w:color="808080"/>
+              <w:right w:val="single" w:sz="4" w:space="0" w:color="808080"/>
+            </w:tcBorders>
+          </w:tcPr>
+          <w:p>
+            <w:pPr>
+              <w:pStyle w:val="Compact"/>
+              <w:widowControl/>
+              <w:bidi w:val="1"/>
+              <w:spacing w:before="36" w:after="36"/>
+              <w:jc w:val="left"/>
+              <w:rPr>
+                <w:kern w:val="0"/>
+                <w:lang w:val="en-US" w:eastAsia="en-US" w:bidi="ar-SA"/>
+              </w:rPr>
+            </w:pPr>
+            <w:r>
+              <w:rPr>
+                <w:kern w:val="0"/>
+                <w:rtl w:val="true"/>
+                <w:lang w:val="en-US" w:eastAsia="en-US" w:bidi="ar-SA"/>
+              </w:rPr>
+              <w:t>س، ن</w:t>
+            </w:r>
+            <w:r>
+              <w:rPr>
+                <w:kern w:val="0"/>
+                <w:rtl w:val="true"/>
+                <w:lang w:val="en-US" w:eastAsia="en-US" w:bidi="ar-SA"/>
+              </w:rPr>
+              <w:t>-</w:t>
+            </w:r>
+            <w:r>
+              <w:rPr>
+                <w:kern w:val="0"/>
+                <w:lang w:val="en-US" w:eastAsia="en-US" w:bidi="ar-SA"/>
+              </w:rPr>
+              <w:t>9</w:t>
+            </w:r>
+            <w:r>
+              <w:rPr>
+                <w:kern w:val="0"/>
+                <w:rtl w:val="true"/>
+                <w:lang w:val="en-US" w:eastAsia="en-US" w:bidi="ar-SA"/>
+              </w:rPr>
+              <w:t xml:space="preserve"> </w:t>
+            </w:r>
+            <w:r>
+              <w:rPr>
+                <w:kern w:val="0"/>
+                <w:rtl w:val="true"/>
+                <w:lang w:val="en-US" w:eastAsia="en-US" w:bidi="ar-SA"/>
+              </w:rPr>
+              <w:t>ون</w:t>
+            </w:r>
+            <w:r>
+              <w:rPr>
+                <w:kern w:val="0"/>
+                <w:rtl w:val="true"/>
+                <w:lang w:val="en-US" w:eastAsia="en-US" w:bidi="ar-SA"/>
+              </w:rPr>
+              <w:t>-</w:t>
+            </w:r>
+            <w:r>
+              <w:rPr>
+                <w:kern w:val="0"/>
+                <w:lang w:val="en-US" w:eastAsia="en-US" w:bidi="ar-SA"/>
+              </w:rPr>
+              <w:t>10</w:t>
+            </w:r>
+            <w:r>
+              <w:rPr>
+                <w:kern w:val="0"/>
+                <w:rtl w:val="true"/>
+                <w:lang w:val="en-US" w:eastAsia="en-US" w:bidi="ar-SA"/>
+              </w:rPr>
+              <w:t>، س</w:t>
+            </w:r>
+            <w:r>
+              <w:rPr>
+                <w:kern w:val="0"/>
+                <w:rtl w:val="true"/>
+                <w:lang w:val="en-US" w:eastAsia="en-US" w:bidi="ar-SA"/>
+              </w:rPr>
+              <w:t>-</w:t>
+            </w:r>
+            <w:r>
+              <w:rPr>
+                <w:kern w:val="0"/>
+                <w:rtl w:val="true"/>
+                <w:lang w:val="en-US" w:eastAsia="en-US" w:bidi="ar-SA"/>
+              </w:rPr>
+              <w:t>س</w:t>
+            </w:r>
+            <w:r>
+              <w:rPr>
+                <w:kern w:val="0"/>
+                <w:rtl w:val="true"/>
+                <w:lang w:val="en-US" w:eastAsia="en-US" w:bidi="ar-SA"/>
+              </w:rPr>
+              <w:t>-</w:t>
+            </w:r>
+            <w:r>
+              <w:rPr>
+                <w:kern w:val="0"/>
+                <w:lang w:val="en-US" w:eastAsia="en-US" w:bidi="ar-SA"/>
+              </w:rPr>
+              <w:t>5</w:t>
+            </w:r>
+          </w:p>
+        </w:tc>
+        <w:tc>
+          <w:tcPr>
+            <w:tcW w:w="2197" w:type="dxa"/>
+            <w:tcBorders>
+              <w:top w:val="single" w:sz="4" w:space="0" w:color="808080"/>
+              <w:left w:val="single" w:sz="4" w:space="0" w:color="808080"/>
+              <w:bottom w:val="single" w:sz="4" w:space="0" w:color="808080"/>
+              <w:right w:val="single" w:sz="4" w:space="0" w:color="808080"/>
+            </w:tcBorders>
+          </w:tcPr>
+          <w:p>
+            <w:pPr>
+              <w:pStyle w:val="Compact"/>
+              <w:widowControl/>
+              <w:bidi w:val="1"/>
+              <w:spacing w:before="36" w:after="36"/>
+              <w:jc w:val="left"/>
+              <w:rPr>
+                <w:kern w:val="0"/>
+                <w:lang w:val="en-US" w:eastAsia="en-US" w:bidi="ar-SA"/>
+              </w:rPr>
+            </w:pPr>
+            <w:r>
+              <w:rPr>
+                <w:kern w:val="0"/>
+                <w:rtl w:val="true"/>
+                <w:lang w:val="en-US" w:eastAsia="en-US" w:bidi="ar-SA"/>
+              </w:rPr>
+              <w:t>صحيح</w:t>
+            </w:r>
+            <w:r>
+              <w:rPr>
+                <w:kern w:val="0"/>
+                <w:rtl w:val="true"/>
+                <w:lang w:val="en-US" w:eastAsia="en-US" w:bidi="ar-SA"/>
+              </w:rPr>
+              <w:t xml:space="preserve">: </w:t>
+            </w:r>
+            <w:r>
+              <w:rPr>
+                <w:rStyle w:val="VerbatimChar"/>
+                <w:kern w:val="0"/>
+                <w:lang w:val="en-US" w:eastAsia="en-US" w:bidi="ar-SA"/>
+              </w:rPr>
+              <w:t>‎git_dirty_paths‎</w:t>
+            </w:r>
+            <w:r>
+              <w:rPr>
+                <w:kern w:val="0"/>
+                <w:rtl w:val="true"/>
+                <w:lang w:val="en-US" w:eastAsia="en-US" w:bidi="ar-SA"/>
+              </w:rPr>
+              <w:t xml:space="preserve"> </w:t>
+            </w:r>
+            <w:r>
+              <w:rPr>
+                <w:kern w:val="0"/>
+                <w:rtl w:val="true"/>
+                <w:lang w:val="en-US" w:eastAsia="en-US" w:bidi="ar-SA"/>
+              </w:rPr>
+              <w:t xml:space="preserve">يذكر </w:t>
+            </w:r>
+            <w:r>
+              <w:rPr>
+                <w:rStyle w:val="VerbatimChar"/>
+                <w:kern w:val="0"/>
+                <w:lang w:val="en-US" w:eastAsia="en-US" w:bidi="ar-SA"/>
+              </w:rPr>
+              <w:t>‎</w:t>
+            </w:r>
+            <w:r>
+              <w:rPr>
+                <w:rStyle w:val="VerbatimChar"/>
+                <w:kern w:val="0"/>
+                <w:lang w:val="en-US" w:eastAsia="en-US" w:bidi="ar-SA"/>
+              </w:rPr>
+              <w:t>bench.py‎</w:t>
+            </w:r>
+            <w:r>
+              <w:rPr>
+                <w:kern w:val="0"/>
+                <w:rtl w:val="true"/>
+                <w:lang w:val="en-US" w:eastAsia="en-US" w:bidi="ar-SA"/>
+              </w:rPr>
+              <w:t xml:space="preserve"> </w:t>
+            </w:r>
+            <w:r>
+              <w:rPr>
+                <w:kern w:val="0"/>
+                <w:rtl w:val="true"/>
+                <w:lang w:val="en-US" w:eastAsia="en-US" w:bidi="ar-SA"/>
+              </w:rPr>
+              <w:t xml:space="preserve">واختباره في الملفات الثلاثة، وأول </w:t>
+            </w:r>
+            <w:r>
+              <w:rPr>
+                <w:kern w:val="0"/>
+                <w:lang w:val="en-US" w:eastAsia="en-US" w:bidi="ar-SA"/>
+              </w:rPr>
+              <w:t>commit</w:t>
+            </w:r>
+            <w:r>
+              <w:rPr>
+                <w:kern w:val="0"/>
+                <w:rtl w:val="true"/>
+                <w:lang w:val="en-US" w:eastAsia="en-US" w:bidi="ar-SA"/>
+              </w:rPr>
+              <w:t xml:space="preserve"> </w:t>
+            </w:r>
+            <w:r>
+              <w:rPr>
+                <w:kern w:val="0"/>
+                <w:rtl w:val="true"/>
+                <w:lang w:val="en-US" w:eastAsia="en-US" w:bidi="ar-SA"/>
+              </w:rPr>
+              <w:t xml:space="preserve">بعد </w:t>
+            </w:r>
+            <w:r>
+              <w:rPr>
+                <w:rStyle w:val="VerbatimChar"/>
+                <w:kern w:val="0"/>
+                <w:lang w:val="en-US" w:eastAsia="en-US" w:bidi="ar-SA"/>
+              </w:rPr>
+              <w:t>‎</w:t>
+            </w:r>
+            <w:r>
+              <w:rPr>
+                <w:rStyle w:val="VerbatimChar"/>
+                <w:kern w:val="0"/>
+                <w:lang w:val="en-US" w:eastAsia="en-US" w:bidi="ar-SA"/>
+              </w:rPr>
+              <w:t>6c56acf‎</w:t>
+            </w:r>
+            <w:r>
+              <w:rPr>
+                <w:kern w:val="0"/>
+                <w:rtl w:val="true"/>
+                <w:lang w:val="en-US" w:eastAsia="en-US" w:bidi="ar-SA"/>
+              </w:rPr>
+              <w:t xml:space="preserve"> </w:t>
+            </w:r>
+            <w:r>
+              <w:rPr>
+                <w:kern w:val="0"/>
+                <w:rtl w:val="true"/>
+                <w:lang w:val="en-US" w:eastAsia="en-US" w:bidi="ar-SA"/>
+              </w:rPr>
+              <w:t xml:space="preserve">يغيّر </w:t>
+            </w:r>
+            <w:r>
+              <w:rPr>
+                <w:rStyle w:val="VerbatimChar"/>
+                <w:kern w:val="0"/>
+                <w:lang w:val="en-US" w:eastAsia="en-US" w:bidi="ar-SA"/>
+              </w:rPr>
+              <w:t>‎</w:t>
+            </w:r>
+            <w:r>
+              <w:rPr>
+                <w:rStyle w:val="VerbatimChar"/>
+                <w:kern w:val="0"/>
+                <w:lang w:val="en-US" w:eastAsia="en-US" w:bidi="ar-SA"/>
+              </w:rPr>
+              <w:t>bench.py‎</w:t>
+            </w:r>
+            <w:r>
+              <w:rPr>
+                <w:kern w:val="0"/>
+                <w:rtl w:val="true"/>
+                <w:lang w:val="en-US" w:eastAsia="en-US" w:bidi="ar-SA"/>
+              </w:rPr>
+              <w:t xml:space="preserve"> </w:t>
+            </w:r>
+            <w:r>
+              <w:rPr>
+                <w:kern w:val="0"/>
+                <w:rtl w:val="true"/>
+                <w:lang w:val="en-US" w:eastAsia="en-US" w:bidi="ar-SA"/>
+              </w:rPr>
+              <w:t xml:space="preserve">هو </w:t>
+            </w:r>
+            <w:r>
+              <w:rPr>
+                <w:rStyle w:val="VerbatimChar"/>
+                <w:kern w:val="0"/>
+                <w:lang w:val="en-US" w:eastAsia="en-US" w:bidi="ar-SA"/>
+              </w:rPr>
+              <w:t>‎</w:t>
+            </w:r>
+            <w:r>
+              <w:rPr>
+                <w:rStyle w:val="VerbatimChar"/>
+                <w:kern w:val="0"/>
+                <w:lang w:val="en-US" w:eastAsia="en-US" w:bidi="ar-SA"/>
+              </w:rPr>
+              <w:t>bba9739‎</w:t>
+            </w:r>
+            <w:r>
+              <w:rPr>
+                <w:kern w:val="0"/>
+                <w:rtl w:val="true"/>
+                <w:lang w:val="en-US" w:eastAsia="en-US" w:bidi="ar-SA"/>
+              </w:rPr>
+              <w:t>، و</w:t>
+            </w:r>
+            <w:r>
+              <w:rPr>
+                <w:rStyle w:val="VerbatimChar"/>
+                <w:kern w:val="0"/>
+                <w:lang w:val="en-US" w:eastAsia="en-US" w:bidi="ar-SA"/>
+              </w:rPr>
+              <w:t>‎</w:t>
+            </w:r>
+            <w:r>
+              <w:rPr>
+                <w:rStyle w:val="VerbatimChar"/>
+                <w:kern w:val="0"/>
+                <w:lang w:val="en-US" w:eastAsia="en-US" w:bidi="ar-SA"/>
+              </w:rPr>
+              <w:t>run_id‎</w:t>
+            </w:r>
+            <w:r>
+              <w:rPr>
+                <w:kern w:val="0"/>
+                <w:rtl w:val="true"/>
+                <w:lang w:val="en-US" w:eastAsia="en-US" w:bidi="ar-SA"/>
+              </w:rPr>
+              <w:t xml:space="preserve"> </w:t>
+            </w:r>
+            <w:r>
+              <w:rPr>
+                <w:kern w:val="0"/>
+                <w:rtl w:val="true"/>
+                <w:lang w:val="en-US" w:eastAsia="en-US" w:bidi="ar-SA"/>
+              </w:rPr>
+              <w:t xml:space="preserve">لخادم الحال الباردة </w:t>
+            </w:r>
+            <w:r>
+              <w:rPr>
+                <w:rStyle w:val="VerbatimChar"/>
+                <w:kern w:val="0"/>
+                <w:lang w:val="en-US" w:eastAsia="en-US" w:bidi="ar-SA"/>
+              </w:rPr>
+              <w:t>‎</w:t>
+            </w:r>
+            <w:r>
+              <w:rPr>
+                <w:rStyle w:val="VerbatimChar"/>
+                <w:kern w:val="0"/>
+                <w:lang w:val="en-US" w:eastAsia="en-US" w:bidi="ar-SA"/>
+              </w:rPr>
+              <w:t>ed14dfc‎</w:t>
+            </w:r>
+            <w:r>
+              <w:rPr>
+                <w:kern w:val="0"/>
+                <w:rtl w:val="true"/>
+                <w:lang w:val="en-US" w:eastAsia="en-US" w:bidi="ar-SA"/>
+              </w:rPr>
+              <w:t xml:space="preserve">، ولا فرق في </w:t>
+            </w:r>
+            <w:r>
+              <w:rPr>
+                <w:rStyle w:val="VerbatimChar"/>
+                <w:kern w:val="0"/>
+                <w:lang w:val="en-US" w:eastAsia="en-US" w:bidi="ar-SA"/>
+              </w:rPr>
+              <w:t>‎</w:t>
+            </w:r>
+            <w:r>
+              <w:rPr>
+                <w:rStyle w:val="VerbatimChar"/>
+                <w:kern w:val="0"/>
+                <w:lang w:val="en-US" w:eastAsia="en-US" w:bidi="ar-SA"/>
+              </w:rPr>
+              <w:t>src/ml‎</w:t>
+            </w:r>
+            <w:r>
+              <w:rPr>
+                <w:kern w:val="0"/>
+                <w:rtl w:val="true"/>
+                <w:lang w:val="en-US" w:eastAsia="en-US" w:bidi="ar-SA"/>
+              </w:rPr>
+              <w:t xml:space="preserve"> </w:t>
+            </w:r>
+            <w:r>
+              <w:rPr>
+                <w:kern w:val="0"/>
+                <w:rtl w:val="true"/>
+                <w:lang w:val="en-US" w:eastAsia="en-US" w:bidi="ar-SA"/>
+              </w:rPr>
+              <w:t xml:space="preserve">ولا </w:t>
+            </w:r>
+            <w:r>
+              <w:rPr>
+                <w:rStyle w:val="VerbatimChar"/>
+                <w:kern w:val="0"/>
+                <w:lang w:val="en-US" w:eastAsia="en-US" w:bidi="ar-SA"/>
+              </w:rPr>
+              <w:t>‎</w:t>
+            </w:r>
+            <w:r>
+              <w:rPr>
+                <w:rStyle w:val="VerbatimChar"/>
+                <w:kern w:val="0"/>
+                <w:lang w:val="en-US" w:eastAsia="en-US" w:bidi="ar-SA"/>
+              </w:rPr>
+              <w:t>src/backend‎</w:t>
+            </w:r>
+            <w:r>
+              <w:rPr>
+                <w:kern w:val="0"/>
+                <w:rtl w:val="true"/>
+                <w:lang w:val="en-US" w:eastAsia="en-US" w:bidi="ar-SA"/>
+              </w:rPr>
+              <w:t xml:space="preserve"> </w:t>
+            </w:r>
+            <w:r>
+              <w:rPr>
+                <w:kern w:val="0"/>
+                <w:rtl w:val="true"/>
+                <w:lang w:val="en-US" w:eastAsia="en-US" w:bidi="ar-SA"/>
+              </w:rPr>
+              <w:t>بينهما</w:t>
+            </w:r>
+            <w:r>
+              <w:rPr>
+                <w:kern w:val="0"/>
+                <w:rtl w:val="true"/>
+                <w:lang w:val="en-US" w:eastAsia="en-US" w:bidi="ar-SA"/>
+              </w:rPr>
+              <w:t xml:space="preserve">. </w:t>
+            </w:r>
+            <w:r>
+              <w:rPr>
+                <w:kern w:val="0"/>
+                <w:rtl w:val="true"/>
+                <w:lang w:val="en-US" w:eastAsia="en-US" w:bidi="ar-SA"/>
+              </w:rPr>
+              <w:t>وصف النظرة العامة يسبقه طلب التوصيات في الأداة</w:t>
+            </w:r>
+          </w:p>
+        </w:tc>
+        <w:tc>
+          <w:tcPr>
+            <w:tcW w:w="2197" w:type="dxa"/>
+            <w:tcBorders>
+              <w:top w:val="single" w:sz="4" w:space="0" w:color="808080"/>
+              <w:left w:val="single" w:sz="4" w:space="0" w:color="808080"/>
+              <w:bottom w:val="single" w:sz="4" w:space="0" w:color="808080"/>
+              <w:right w:val="single" w:sz="4" w:space="0" w:color="808080"/>
+            </w:tcBorders>
+          </w:tcPr>
+          <w:p>
+            <w:pPr>
+              <w:pStyle w:val="Compact"/>
+              <w:widowControl/>
+              <w:bidi w:val="1"/>
+              <w:spacing w:before="36" w:after="36"/>
+              <w:jc w:val="left"/>
+              <w:rPr>
+                <w:kern w:val="0"/>
+                <w:lang w:val="en-US" w:eastAsia="en-US" w:bidi="ar-SA"/>
+              </w:rPr>
+            </w:pPr>
+            <w:r>
+              <w:rPr>
+                <w:kern w:val="0"/>
+                <w:rtl w:val="true"/>
+                <w:lang w:val="en-US" w:eastAsia="en-US" w:bidi="ar-SA"/>
+              </w:rPr>
+              <w:t xml:space="preserve">يولّد </w:t>
+            </w:r>
+            <w:r>
+              <w:rPr>
+                <w:rStyle w:val="VerbatimChar"/>
+                <w:kern w:val="0"/>
+                <w:lang w:val="en-US" w:eastAsia="en-US" w:bidi="ar-SA"/>
+              </w:rPr>
+              <w:t>‎</w:t>
+            </w:r>
+            <w:r>
+              <w:rPr>
+                <w:rStyle w:val="VerbatimChar"/>
+                <w:kern w:val="0"/>
+                <w:lang w:val="en-US" w:eastAsia="en-US" w:bidi="ar-SA"/>
+              </w:rPr>
+              <w:t>make_tables.py‎</w:t>
+            </w:r>
+            <w:r>
+              <w:rPr>
+                <w:kern w:val="0"/>
+                <w:rtl w:val="true"/>
+                <w:lang w:val="en-US" w:eastAsia="en-US" w:bidi="ar-SA"/>
+              </w:rPr>
+              <w:t xml:space="preserve"> </w:t>
+            </w:r>
+            <w:r>
+              <w:rPr>
+                <w:kern w:val="0"/>
+                <w:rtl w:val="true"/>
+                <w:lang w:val="en-US" w:eastAsia="en-US" w:bidi="ar-SA"/>
+              </w:rPr>
+              <w:t xml:space="preserve">عنوان الجدول </w:t>
+            </w:r>
+            <w:r>
+              <w:rPr>
+                <w:kern w:val="0"/>
+                <w:rtl w:val="true"/>
+                <w:lang w:val="en-US" w:eastAsia="en-US" w:bidi="ar-SA"/>
+              </w:rPr>
+              <w:t>(«</w:t>
+            </w:r>
+            <w:r>
+              <w:rPr>
+                <w:kern w:val="0"/>
+                <w:lang w:val="en-US" w:eastAsia="en-US" w:bidi="ar-SA"/>
+              </w:rPr>
+              <w:t xml:space="preserve">commit </w:t>
+            </w:r>
+            <w:r>
+              <w:rPr>
+                <w:rStyle w:val="VerbatimChar"/>
+                <w:kern w:val="0"/>
+                <w:lang w:val="en-US" w:eastAsia="en-US" w:bidi="ar-SA"/>
+              </w:rPr>
+              <w:t>‎6c56acf‎</w:t>
+            </w:r>
+            <w:r>
+              <w:rPr>
+                <w:kern w:val="0"/>
+                <w:rtl w:val="true"/>
+                <w:lang w:val="en-US" w:eastAsia="en-US" w:bidi="ar-SA"/>
+              </w:rPr>
+              <w:t xml:space="preserve"> </w:t>
+            </w:r>
+            <w:r>
+              <w:rPr>
+                <w:kern w:val="0"/>
+                <w:rtl w:val="true"/>
+                <w:lang w:val="en-US" w:eastAsia="en-US" w:bidi="ar-SA"/>
+              </w:rPr>
+              <w:t xml:space="preserve">وأداة القياس فيه غير ملتزمة، والتُزمت في </w:t>
+            </w:r>
+            <w:r>
+              <w:rPr>
+                <w:rStyle w:val="VerbatimChar"/>
+                <w:kern w:val="0"/>
+                <w:lang w:val="en-US" w:eastAsia="en-US" w:bidi="ar-SA"/>
+              </w:rPr>
+              <w:t>‎</w:t>
+            </w:r>
+            <w:r>
+              <w:rPr>
+                <w:rStyle w:val="VerbatimChar"/>
+                <w:kern w:val="0"/>
+                <w:lang w:val="en-US" w:eastAsia="en-US" w:bidi="ar-SA"/>
+              </w:rPr>
+              <w:t>bba9739‎</w:t>
+            </w:r>
+            <w:r>
+              <w:rPr>
+                <w:kern w:val="0"/>
+                <w:rtl w:val="true"/>
+                <w:lang w:val="en-US" w:eastAsia="en-US" w:bidi="ar-SA"/>
+              </w:rPr>
+              <w:t xml:space="preserve">») </w:t>
+            </w:r>
+            <w:r>
+              <w:rPr>
+                <w:kern w:val="0"/>
+                <w:rtl w:val="true"/>
+                <w:lang w:val="en-US" w:eastAsia="en-US" w:bidi="ar-SA"/>
+              </w:rPr>
+              <w:t xml:space="preserve">وجملة في </w:t>
+            </w:r>
+            <w:r>
+              <w:rPr>
+                <w:kern w:val="0"/>
+                <w:lang w:val="en-US" w:eastAsia="en-US" w:bidi="ar-SA"/>
+              </w:rPr>
+              <w:t>5</w:t>
+            </w:r>
+            <w:r>
+              <w:rPr>
+                <w:kern w:val="0"/>
+                <w:rtl w:val="true"/>
+                <w:lang w:val="en-US" w:eastAsia="en-US" w:bidi="ar-SA"/>
+              </w:rPr>
+              <w:t>-</w:t>
+            </w:r>
+            <w:r>
+              <w:rPr>
+                <w:kern w:val="0"/>
+                <w:lang w:val="en-US" w:eastAsia="en-US" w:bidi="ar-SA"/>
+              </w:rPr>
+              <w:t>6</w:t>
+            </w:r>
+            <w:r>
+              <w:rPr>
+                <w:kern w:val="0"/>
+                <w:rtl w:val="true"/>
+                <w:lang w:val="en-US" w:eastAsia="en-US" w:bidi="ar-SA"/>
+              </w:rPr>
+              <w:t>-</w:t>
+            </w:r>
+            <w:r>
+              <w:rPr>
+                <w:kern w:val="0"/>
+                <w:lang w:val="en-US" w:eastAsia="en-US" w:bidi="ar-SA"/>
+              </w:rPr>
+              <w:t>3</w:t>
+            </w:r>
+            <w:r>
+              <w:rPr>
+                <w:kern w:val="0"/>
+                <w:rtl w:val="true"/>
+                <w:lang w:val="en-US" w:eastAsia="en-US" w:bidi="ar-SA"/>
+              </w:rPr>
+              <w:t xml:space="preserve"> </w:t>
+            </w:r>
+            <w:r>
+              <w:rPr>
+                <w:kern w:val="0"/>
+                <w:rtl w:val="true"/>
+                <w:lang w:val="en-US" w:eastAsia="en-US" w:bidi="ar-SA"/>
+              </w:rPr>
+              <w:t>من الملفات نفسها، ويتحقق بـ</w:t>
+            </w:r>
+            <w:r>
+              <w:rPr>
+                <w:kern w:val="0"/>
+                <w:lang w:val="en-US" w:eastAsia="en-US" w:bidi="ar-SA"/>
+              </w:rPr>
+              <w:t>git</w:t>
+            </w:r>
+            <w:r>
+              <w:rPr>
+                <w:kern w:val="0"/>
+                <w:rtl w:val="true"/>
+                <w:lang w:val="en-US" w:eastAsia="en-US" w:bidi="ar-SA"/>
+              </w:rPr>
+              <w:t xml:space="preserve"> </w:t>
+            </w:r>
+            <w:r>
+              <w:rPr>
+                <w:kern w:val="0"/>
+                <w:rtl w:val="true"/>
+                <w:lang w:val="en-US" w:eastAsia="en-US" w:bidi="ar-SA"/>
+              </w:rPr>
+              <w:t xml:space="preserve">من </w:t>
+            </w:r>
+            <w:r>
+              <w:rPr>
+                <w:rStyle w:val="VerbatimChar"/>
+                <w:kern w:val="0"/>
+                <w:lang w:val="en-US" w:eastAsia="en-US" w:bidi="ar-SA"/>
+              </w:rPr>
+              <w:t>‎</w:t>
+            </w:r>
+            <w:r>
+              <w:rPr>
+                <w:rStyle w:val="VerbatimChar"/>
+                <w:kern w:val="0"/>
+                <w:lang w:val="en-US" w:eastAsia="en-US" w:bidi="ar-SA"/>
+              </w:rPr>
+              <w:t>BENCH_COMMIT‎</w:t>
+            </w:r>
+            <w:r>
+              <w:rPr>
+                <w:kern w:val="0"/>
+                <w:rtl w:val="true"/>
+                <w:lang w:val="en-US" w:eastAsia="en-US" w:bidi="ar-SA"/>
+              </w:rPr>
+              <w:t xml:space="preserve"> </w:t>
+            </w:r>
+            <w:r>
+              <w:rPr>
+                <w:kern w:val="0"/>
+                <w:rtl w:val="true"/>
+                <w:lang w:val="en-US" w:eastAsia="en-US" w:bidi="ar-SA"/>
+              </w:rPr>
+              <w:t xml:space="preserve">ومن الشيفرة المخدومة، ويسجل في </w:t>
+            </w:r>
+            <w:r>
+              <w:rPr>
+                <w:rStyle w:val="VerbatimChar"/>
+                <w:kern w:val="0"/>
+                <w:lang w:val="en-US" w:eastAsia="en-US" w:bidi="ar-SA"/>
+              </w:rPr>
+              <w:t>‎</w:t>
+            </w:r>
+            <w:r>
+              <w:rPr>
+                <w:rStyle w:val="VerbatimChar"/>
+                <w:kern w:val="0"/>
+                <w:lang w:val="en-US" w:eastAsia="en-US" w:bidi="ar-SA"/>
+              </w:rPr>
+              <w:t>CHECKS.txt‎</w:t>
+            </w:r>
+            <w:r>
+              <w:rPr>
+                <w:kern w:val="0"/>
+                <w:rtl w:val="true"/>
+                <w:lang w:val="en-US" w:eastAsia="en-US" w:bidi="ar-SA"/>
+              </w:rPr>
+              <w:t xml:space="preserve"> </w:t>
+            </w:r>
+            <w:r>
+              <w:rPr>
+                <w:kern w:val="0"/>
+                <w:rtl w:val="true"/>
+                <w:lang w:val="en-US" w:eastAsia="en-US" w:bidi="ar-SA"/>
+              </w:rPr>
+              <w:t xml:space="preserve">أن الفحص لم يُجرَ إن غاب تاريخ </w:t>
+            </w:r>
+            <w:r>
+              <w:rPr>
+                <w:kern w:val="0"/>
+                <w:lang w:val="en-US" w:eastAsia="en-US" w:bidi="ar-SA"/>
+              </w:rPr>
+              <w:t>git</w:t>
+            </w:r>
+            <w:r>
+              <w:rPr>
+                <w:kern w:val="0"/>
+                <w:rtl w:val="true"/>
+                <w:lang w:val="en-US" w:eastAsia="en-US" w:bidi="ar-SA"/>
+              </w:rPr>
+              <w:t xml:space="preserve">. </w:t>
+            </w:r>
+            <w:r>
+              <w:rPr>
+                <w:kern w:val="0"/>
+                <w:rtl w:val="true"/>
+                <w:lang w:val="en-US" w:eastAsia="en-US" w:bidi="ar-SA"/>
+              </w:rPr>
+              <w:t xml:space="preserve">وأضيفت حاشية </w:t>
+            </w:r>
+            <w:r>
+              <w:rPr>
+                <w:kern w:val="0"/>
+                <w:lang w:val="en-US" w:eastAsia="en-US" w:bidi="ar-SA"/>
+              </w:rPr>
+              <w:t>²</w:t>
+            </w:r>
+            <w:r>
+              <w:rPr>
+                <w:kern w:val="0"/>
+                <w:rtl w:val="true"/>
+                <w:lang w:val="en-US" w:eastAsia="en-US" w:bidi="ar-SA"/>
+              </w:rPr>
+              <w:t xml:space="preserve"> للصف</w:t>
+            </w:r>
+            <w:r>
+              <w:rPr>
+                <w:kern w:val="0"/>
+                <w:rtl w:val="true"/>
+                <w:lang w:val="en-US" w:eastAsia="en-US" w:bidi="ar-SA"/>
+              </w:rPr>
+              <w:t xml:space="preserve">: </w:t>
+            </w:r>
+            <w:r>
+              <w:rPr>
+                <w:kern w:val="0"/>
+                <w:rtl w:val="true"/>
+                <w:lang w:val="en-US" w:eastAsia="en-US" w:bidi="ar-SA"/>
+              </w:rPr>
+              <w:t xml:space="preserve">ليس زمن نظرة عامة باردة، والبارد فعلاً </w:t>
+            </w:r>
+            <w:r>
+              <w:rPr>
+                <w:kern w:val="0"/>
+                <w:lang w:val="en-US" w:eastAsia="en-US" w:bidi="ar-SA"/>
+              </w:rPr>
+              <w:t>17.0</w:t>
+            </w:r>
+            <w:r>
+              <w:rPr>
+                <w:kern w:val="0"/>
+                <w:rtl w:val="true"/>
+                <w:lang w:val="en-US" w:eastAsia="en-US" w:bidi="ar-SA"/>
+              </w:rPr>
+              <w:t>–</w:t>
+            </w:r>
+            <w:r>
+              <w:rPr>
+                <w:kern w:val="0"/>
+                <w:lang w:val="en-US" w:eastAsia="en-US" w:bidi="ar-SA"/>
+              </w:rPr>
+              <w:t>20.3</w:t>
+            </w:r>
+            <w:r>
+              <w:rPr>
+                <w:kern w:val="0"/>
+                <w:rtl w:val="true"/>
+                <w:lang w:val="en-US" w:eastAsia="en-US" w:bidi="ar-SA"/>
+              </w:rPr>
+              <w:t xml:space="preserve"> </w:t>
+            </w:r>
+            <w:r>
+              <w:rPr>
+                <w:kern w:val="0"/>
+                <w:rtl w:val="true"/>
+                <w:lang w:val="en-US" w:eastAsia="en-US" w:bidi="ar-SA"/>
+              </w:rPr>
+              <w:t>ثانية</w:t>
+            </w:r>
+          </w:p>
+        </w:tc>
+      </w:tr>
+      <w:tr>
+        <w:trPr/>
+        <w:tc>
+          <w:tcPr>
+            <w:tcW w:w="2196" w:type="dxa"/>
+            <w:tcBorders>
+              <w:top w:val="single" w:sz="4" w:space="0" w:color="808080"/>
+              <w:left w:val="single" w:sz="4" w:space="0" w:color="808080"/>
+              <w:bottom w:val="single" w:sz="4" w:space="0" w:color="808080"/>
+              <w:right w:val="single" w:sz="4" w:space="0" w:color="808080"/>
+            </w:tcBorders>
+          </w:tcPr>
+          <w:p>
+            <w:pPr>
+              <w:pStyle w:val="Compact"/>
+              <w:widowControl/>
+              <w:bidi w:val="1"/>
+              <w:spacing w:before="36" w:after="36"/>
+              <w:jc w:val="left"/>
+              <w:rPr>
+                <w:kern w:val="0"/>
+                <w:lang w:val="en-US" w:eastAsia="en-US" w:bidi="ar-SA"/>
+              </w:rPr>
+            </w:pPr>
+            <w:r>
+              <w:rPr>
+                <w:kern w:val="0"/>
+                <w:rtl w:val="true"/>
+                <w:lang w:val="en-US" w:eastAsia="en-US" w:bidi="ar-SA"/>
+              </w:rPr>
+              <w:t>ج</w:t>
+            </w:r>
+            <w:r>
+              <w:rPr>
+                <w:kern w:val="0"/>
+                <w:lang w:val="en-US" w:eastAsia="en-US" w:bidi="ar-SA"/>
+              </w:rPr>
+              <w:t>3</w:t>
+            </w:r>
+            <w:r>
+              <w:rPr>
+                <w:kern w:val="0"/>
+                <w:rtl w:val="true"/>
+                <w:lang w:val="en-US" w:eastAsia="en-US" w:bidi="ar-SA"/>
+              </w:rPr>
+              <w:t>-</w:t>
+            </w:r>
+            <w:r>
+              <w:rPr>
+                <w:kern w:val="0"/>
+                <w:lang w:val="en-US" w:eastAsia="en-US" w:bidi="ar-SA"/>
+              </w:rPr>
+              <w:t>8</w:t>
+            </w:r>
+            <w:r>
+              <w:rPr>
+                <w:kern w:val="0"/>
+                <w:rtl w:val="true"/>
+                <w:lang w:val="en-US" w:eastAsia="en-US" w:bidi="ar-SA"/>
+              </w:rPr>
+              <w:t xml:space="preserve"> </w:t>
+            </w:r>
+            <w:r>
+              <w:rPr>
+                <w:kern w:val="0"/>
+                <w:lang w:val="en-US" w:eastAsia="en-US" w:bidi="ar-SA"/>
+              </w:rPr>
+              <w:t>NFR-02 (D-135)</w:t>
+            </w:r>
+          </w:p>
+        </w:tc>
+        <w:tc>
+          <w:tcPr>
+            <w:tcW w:w="2197" w:type="dxa"/>
+            <w:tcBorders>
+              <w:top w:val="single" w:sz="4" w:space="0" w:color="808080"/>
+              <w:left w:val="single" w:sz="4" w:space="0" w:color="808080"/>
+              <w:bottom w:val="single" w:sz="4" w:space="0" w:color="808080"/>
+              <w:right w:val="single" w:sz="4" w:space="0" w:color="808080"/>
+            </w:tcBorders>
+          </w:tcPr>
+          <w:p>
+            <w:pPr>
+              <w:pStyle w:val="Compact"/>
+              <w:widowControl/>
+              <w:bidi w:val="1"/>
+              <w:spacing w:before="36" w:after="36"/>
+              <w:jc w:val="left"/>
+              <w:rPr>
+                <w:kern w:val="0"/>
+                <w:lang w:val="en-US" w:eastAsia="en-US" w:bidi="ar-SA"/>
+              </w:rPr>
+            </w:pPr>
+            <w:r>
+              <w:rPr>
+                <w:kern w:val="0"/>
+                <w:rtl w:val="true"/>
+                <w:lang w:val="en-US" w:eastAsia="en-US" w:bidi="ar-SA"/>
+              </w:rPr>
+              <w:t>س، م</w:t>
+            </w:r>
+            <w:r>
+              <w:rPr>
+                <w:kern w:val="0"/>
+                <w:rtl w:val="true"/>
+                <w:lang w:val="en-US" w:eastAsia="en-US" w:bidi="ar-SA"/>
+              </w:rPr>
+              <w:t>-</w:t>
+            </w:r>
+            <w:r>
+              <w:rPr>
+                <w:kern w:val="0"/>
+                <w:rtl w:val="true"/>
+                <w:lang w:val="en-US" w:eastAsia="en-US" w:bidi="ar-SA"/>
+              </w:rPr>
+              <w:t>س</w:t>
+            </w:r>
+            <w:r>
+              <w:rPr>
+                <w:kern w:val="0"/>
+                <w:rtl w:val="true"/>
+                <w:lang w:val="en-US" w:eastAsia="en-US" w:bidi="ar-SA"/>
+              </w:rPr>
+              <w:t>-</w:t>
+            </w:r>
+            <w:r>
+              <w:rPr>
+                <w:kern w:val="0"/>
+                <w:lang w:val="en-US" w:eastAsia="en-US" w:bidi="ar-SA"/>
+              </w:rPr>
+              <w:t>1</w:t>
+            </w:r>
+          </w:p>
+        </w:tc>
+        <w:tc>
+          <w:tcPr>
+            <w:tcW w:w="2197" w:type="dxa"/>
+            <w:tcBorders>
+              <w:top w:val="single" w:sz="4" w:space="0" w:color="808080"/>
+              <w:left w:val="single" w:sz="4" w:space="0" w:color="808080"/>
+              <w:bottom w:val="single" w:sz="4" w:space="0" w:color="808080"/>
+              <w:right w:val="single" w:sz="4" w:space="0" w:color="808080"/>
+            </w:tcBorders>
+          </w:tcPr>
+          <w:p>
+            <w:pPr>
+              <w:pStyle w:val="Compact"/>
+              <w:widowControl/>
+              <w:bidi w:val="1"/>
+              <w:spacing w:before="36" w:after="36"/>
+              <w:jc w:val="left"/>
+              <w:rPr>
+                <w:kern w:val="0"/>
+                <w:lang w:val="en-US" w:eastAsia="en-US" w:bidi="ar-SA"/>
+              </w:rPr>
+            </w:pPr>
+            <w:r>
+              <w:rPr>
+                <w:kern w:val="0"/>
+                <w:rtl w:val="true"/>
+                <w:lang w:val="en-US" w:eastAsia="en-US" w:bidi="ar-SA"/>
+              </w:rPr>
+              <w:t>صحيح</w:t>
+            </w:r>
+            <w:r>
+              <w:rPr>
+                <w:kern w:val="0"/>
+                <w:rtl w:val="true"/>
+                <w:lang w:val="en-US" w:eastAsia="en-US" w:bidi="ar-SA"/>
+              </w:rPr>
+              <w:t>: «</w:t>
+            </w:r>
+            <w:r>
+              <w:rPr>
+                <w:kern w:val="0"/>
+                <w:rtl w:val="true"/>
+                <w:lang w:val="en-US" w:eastAsia="en-US" w:bidi="ar-SA"/>
+              </w:rPr>
+              <w:t>في حدود ثوانٍ</w:t>
+            </w:r>
+            <w:r>
+              <w:rPr>
+                <w:kern w:val="0"/>
+                <w:rtl w:val="true"/>
+                <w:lang w:val="en-US" w:eastAsia="en-US" w:bidi="ar-SA"/>
+              </w:rPr>
+              <w:t xml:space="preserve">» </w:t>
+            </w:r>
+            <w:r>
+              <w:rPr>
+                <w:kern w:val="0"/>
+                <w:rtl w:val="true"/>
+                <w:lang w:val="en-US" w:eastAsia="en-US" w:bidi="ar-SA"/>
+              </w:rPr>
+              <w:t>لا يُتحقق منه، ولا قياس محفوظ للإقلاع ولا للذاكرة، و</w:t>
+            </w:r>
+            <w:r>
+              <w:rPr>
+                <w:rStyle w:val="VerbatimChar"/>
+                <w:kern w:val="0"/>
+                <w:lang w:val="en-US" w:eastAsia="en-US" w:bidi="ar-SA"/>
+              </w:rPr>
+              <w:t>‎</w:t>
+            </w:r>
+            <w:r>
+              <w:rPr>
+                <w:rStyle w:val="VerbatimChar"/>
+                <w:kern w:val="0"/>
+                <w:lang w:val="en-US" w:eastAsia="en-US" w:bidi="ar-SA"/>
+              </w:rPr>
+              <w:t>uptime_s‎</w:t>
+            </w:r>
+            <w:r>
+              <w:rPr>
+                <w:kern w:val="0"/>
+                <w:rtl w:val="true"/>
+                <w:lang w:val="en-US" w:eastAsia="en-US" w:bidi="ar-SA"/>
+              </w:rPr>
+              <w:t xml:space="preserve"> </w:t>
+            </w:r>
+            <w:r>
+              <w:rPr>
+                <w:kern w:val="0"/>
+                <w:rtl w:val="true"/>
+                <w:lang w:val="en-US" w:eastAsia="en-US" w:bidi="ar-SA"/>
+              </w:rPr>
+              <w:t>يبدأ بعد إنشاء الخدمات</w:t>
+            </w:r>
+          </w:p>
+        </w:tc>
+        <w:tc>
+          <w:tcPr>
+            <w:tcW w:w="2197" w:type="dxa"/>
+            <w:tcBorders>
+              <w:top w:val="single" w:sz="4" w:space="0" w:color="808080"/>
+              <w:left w:val="single" w:sz="4" w:space="0" w:color="808080"/>
+              <w:bottom w:val="single" w:sz="4" w:space="0" w:color="808080"/>
+              <w:right w:val="single" w:sz="4" w:space="0" w:color="808080"/>
+            </w:tcBorders>
+          </w:tcPr>
+          <w:p>
+            <w:pPr>
+              <w:pStyle w:val="Compact"/>
+              <w:widowControl/>
+              <w:bidi w:val="1"/>
+              <w:spacing w:before="36" w:after="36"/>
+              <w:jc w:val="left"/>
+              <w:rPr>
+                <w:kern w:val="0"/>
+                <w:lang w:val="en-US" w:eastAsia="en-US" w:bidi="ar-SA"/>
+              </w:rPr>
+            </w:pPr>
+            <w:r>
+              <w:rPr>
+                <w:kern w:val="0"/>
+                <w:rtl w:val="true"/>
+                <w:lang w:val="en-US" w:eastAsia="en-US" w:bidi="ar-SA"/>
+              </w:rPr>
+              <w:t xml:space="preserve">صار المتطلب حدّي وثيقة التحليل والتصميم </w:t>
+            </w:r>
+            <w:r>
+              <w:rPr>
+                <w:kern w:val="0"/>
+                <w:rtl w:val="true"/>
+                <w:lang w:val="en-US" w:eastAsia="en-US" w:bidi="ar-SA"/>
+              </w:rPr>
+              <w:t>(</w:t>
+            </w:r>
+            <w:r>
+              <w:rPr>
+                <w:kern w:val="0"/>
+                <w:rtl w:val="true"/>
+                <w:lang w:val="en-US" w:eastAsia="en-US" w:bidi="ar-SA"/>
+              </w:rPr>
+              <w:t xml:space="preserve">إقلاع دون تسخين في </w:t>
+            </w:r>
+            <w:r>
+              <w:rPr>
+                <w:kern w:val="0"/>
+                <w:lang w:val="en-US" w:eastAsia="en-US" w:bidi="ar-SA"/>
+              </w:rPr>
+              <w:t>15</w:t>
+            </w:r>
+            <w:r>
+              <w:rPr>
+                <w:kern w:val="0"/>
+                <w:rtl w:val="true"/>
+                <w:lang w:val="en-US" w:eastAsia="en-US" w:bidi="ar-SA"/>
+              </w:rPr>
+              <w:t xml:space="preserve"> </w:t>
+            </w:r>
+            <w:r>
+              <w:rPr>
+                <w:kern w:val="0"/>
+                <w:rtl w:val="true"/>
+                <w:lang w:val="en-US" w:eastAsia="en-US" w:bidi="ar-SA"/>
+              </w:rPr>
+              <w:t>ثانية على الأكثر، و</w:t>
+            </w:r>
+            <w:r>
+              <w:rPr>
+                <w:kern w:val="0"/>
+                <w:lang w:val="en-US" w:eastAsia="en-US" w:bidi="ar-SA"/>
+              </w:rPr>
+              <w:t>RSS</w:t>
+            </w:r>
+            <w:r>
+              <w:rPr>
+                <w:kern w:val="0"/>
+                <w:rtl w:val="true"/>
+                <w:lang w:val="en-US" w:eastAsia="en-US" w:bidi="ar-SA"/>
+              </w:rPr>
+              <w:t xml:space="preserve"> </w:t>
+            </w:r>
+            <w:r>
+              <w:rPr>
+                <w:kern w:val="0"/>
+                <w:rtl w:val="true"/>
+                <w:lang w:val="en-US" w:eastAsia="en-US" w:bidi="ar-SA"/>
+              </w:rPr>
+              <w:t xml:space="preserve">لا تتجاوز </w:t>
+            </w:r>
+            <w:r>
+              <w:rPr>
+                <w:kern w:val="0"/>
+                <w:lang w:val="en-US" w:eastAsia="en-US" w:bidi="ar-SA"/>
+              </w:rPr>
+              <w:t>1.5</w:t>
+            </w:r>
+            <w:r>
+              <w:rPr>
+                <w:kern w:val="0"/>
+                <w:rtl w:val="true"/>
+                <w:lang w:val="en-US" w:eastAsia="en-US" w:bidi="ar-SA"/>
+              </w:rPr>
+              <w:t xml:space="preserve"> </w:t>
+            </w:r>
+            <w:r>
+              <w:rPr>
+                <w:kern w:val="0"/>
+                <w:lang w:val="en-US" w:eastAsia="en-US" w:bidi="ar-SA"/>
+              </w:rPr>
+              <w:t>GB</w:t>
+            </w:r>
+            <w:r>
+              <w:rPr>
+                <w:kern w:val="0"/>
+                <w:rtl w:val="true"/>
+                <w:lang w:val="en-US" w:eastAsia="en-US" w:bidi="ar-SA"/>
+              </w:rPr>
+              <w:t>)</w:t>
+            </w:r>
+            <w:r>
+              <w:rPr>
+                <w:kern w:val="0"/>
+                <w:rtl w:val="true"/>
+                <w:lang w:val="en-US" w:eastAsia="en-US" w:bidi="ar-SA"/>
+              </w:rPr>
+              <w:t xml:space="preserve">، والحالة </w:t>
+            </w:r>
+            <w:r>
+              <w:rPr>
+                <w:kern w:val="0"/>
+                <w:rtl w:val="true"/>
+                <w:lang w:val="en-US" w:eastAsia="en-US" w:bidi="ar-SA"/>
+              </w:rPr>
+              <w:t>«</w:t>
+            </w:r>
+            <w:r>
+              <w:rPr>
+                <w:kern w:val="0"/>
+                <w:rtl w:val="true"/>
+                <w:lang w:val="en-US" w:eastAsia="en-US" w:bidi="ar-SA"/>
+              </w:rPr>
+              <w:t>مخطط</w:t>
+            </w:r>
+            <w:r>
+              <w:rPr>
+                <w:kern w:val="0"/>
+                <w:rtl w:val="true"/>
+                <w:lang w:val="en-US" w:eastAsia="en-US" w:bidi="ar-SA"/>
+              </w:rPr>
+              <w:t xml:space="preserve">: </w:t>
+            </w:r>
+            <w:r>
+              <w:rPr>
+                <w:kern w:val="0"/>
+                <w:rtl w:val="true"/>
+                <w:lang w:val="en-US" w:eastAsia="en-US" w:bidi="ar-SA"/>
+              </w:rPr>
+              <w:t>لم يُقَس…</w:t>
+            </w:r>
+            <w:r>
+              <w:rPr>
+                <w:kern w:val="0"/>
+                <w:rtl w:val="true"/>
+                <w:lang w:val="en-US" w:eastAsia="en-US" w:bidi="ar-SA"/>
+              </w:rPr>
+              <w:t>»</w:t>
+            </w:r>
+            <w:r>
+              <w:rPr>
+                <w:kern w:val="0"/>
+                <w:rtl w:val="true"/>
+                <w:lang w:val="en-US" w:eastAsia="en-US" w:bidi="ar-SA"/>
+              </w:rPr>
+              <w:t>، ومعه صف مصفوفة التتبّع</w:t>
+            </w:r>
+          </w:p>
+        </w:tc>
+      </w:tr>
+      <w:tr>
+        <w:trPr/>
+        <w:tc>
+          <w:tcPr>
+            <w:tcW w:w="2196" w:type="dxa"/>
+            <w:tcBorders>
+              <w:top w:val="single" w:sz="4" w:space="0" w:color="808080"/>
+              <w:left w:val="single" w:sz="4" w:space="0" w:color="808080"/>
+              <w:bottom w:val="single" w:sz="4" w:space="0" w:color="808080"/>
+              <w:right w:val="single" w:sz="4" w:space="0" w:color="808080"/>
+            </w:tcBorders>
+          </w:tcPr>
+          <w:p>
+            <w:pPr>
+              <w:pStyle w:val="Compact"/>
+              <w:widowControl/>
+              <w:bidi w:val="1"/>
+              <w:spacing w:before="36" w:after="36"/>
+              <w:jc w:val="left"/>
+              <w:rPr>
+                <w:kern w:val="0"/>
+                <w:lang w:val="en-US" w:eastAsia="en-US" w:bidi="ar-SA"/>
+              </w:rPr>
+            </w:pPr>
+            <w:r>
+              <w:rPr>
+                <w:kern w:val="0"/>
+                <w:rtl w:val="true"/>
+                <w:lang w:val="en-US" w:eastAsia="en-US" w:bidi="ar-SA"/>
+              </w:rPr>
+              <w:t>إصلاح كشفه التنفيذ</w:t>
+            </w:r>
+          </w:p>
+        </w:tc>
+        <w:tc>
+          <w:tcPr>
+            <w:tcW w:w="2197" w:type="dxa"/>
+            <w:tcBorders>
+              <w:top w:val="single" w:sz="4" w:space="0" w:color="808080"/>
+              <w:left w:val="single" w:sz="4" w:space="0" w:color="808080"/>
+              <w:bottom w:val="single" w:sz="4" w:space="0" w:color="808080"/>
+              <w:right w:val="single" w:sz="4" w:space="0" w:color="808080"/>
+            </w:tcBorders>
+          </w:tcPr>
+          <w:p>
+            <w:pPr>
+              <w:pStyle w:val="Compact"/>
+              <w:widowControl/>
+              <w:bidi w:val="1"/>
+              <w:spacing w:before="36" w:after="36"/>
+              <w:jc w:val="left"/>
+              <w:rPr>
+                <w:kern w:val="0"/>
+                <w:lang w:val="en-US" w:eastAsia="en-US" w:bidi="ar-SA"/>
+              </w:rPr>
+            </w:pPr>
+            <w:r>
+              <w:rPr>
+                <w:kern w:val="0"/>
+                <w:rtl w:val="true"/>
+                <w:lang w:val="en-US" w:eastAsia="en-US" w:bidi="ar-SA"/>
+              </w:rPr>
+              <w:t>—</w:t>
+            </w:r>
+          </w:p>
+        </w:tc>
+        <w:tc>
+          <w:tcPr>
+            <w:tcW w:w="2197" w:type="dxa"/>
+            <w:tcBorders>
+              <w:top w:val="single" w:sz="4" w:space="0" w:color="808080"/>
+              <w:left w:val="single" w:sz="4" w:space="0" w:color="808080"/>
+              <w:bottom w:val="single" w:sz="4" w:space="0" w:color="808080"/>
+              <w:right w:val="single" w:sz="4" w:space="0" w:color="808080"/>
+            </w:tcBorders>
+          </w:tcPr>
+          <w:p>
+            <w:pPr>
+              <w:pStyle w:val="Compact"/>
+              <w:widowControl/>
+              <w:bidi w:val="1"/>
+              <w:spacing w:before="36" w:after="36"/>
+              <w:jc w:val="left"/>
+              <w:rPr>
+                <w:kern w:val="0"/>
+                <w:lang w:val="en-US" w:eastAsia="en-US" w:bidi="ar-SA"/>
+              </w:rPr>
+            </w:pPr>
+            <w:r>
+              <w:rPr>
+                <w:kern w:val="0"/>
+                <w:rtl w:val="true"/>
+                <w:lang w:val="en-US" w:eastAsia="en-US" w:bidi="ar-SA"/>
+              </w:rPr>
+              <w:t xml:space="preserve">مدخل الجلسة الثانية لجملة </w:t>
+            </w:r>
+            <w:r>
+              <w:rPr>
+                <w:kern w:val="0"/>
+                <w:lang w:val="en-US" w:eastAsia="en-US" w:bidi="ar-SA"/>
+              </w:rPr>
+              <w:t>2</w:t>
+            </w:r>
+            <w:r>
+              <w:rPr>
+                <w:kern w:val="0"/>
+                <w:rtl w:val="true"/>
+                <w:lang w:val="en-US" w:eastAsia="en-US" w:bidi="ar-SA"/>
+              </w:rPr>
+              <w:t>-</w:t>
+            </w:r>
+            <w:r>
+              <w:rPr>
+                <w:kern w:val="0"/>
+                <w:lang w:val="en-US" w:eastAsia="en-US" w:bidi="ar-SA"/>
+              </w:rPr>
+              <w:t>1</w:t>
+            </w:r>
+            <w:r>
+              <w:rPr>
+                <w:kern w:val="0"/>
+                <w:rtl w:val="true"/>
+                <w:lang w:val="en-US" w:eastAsia="en-US" w:bidi="ar-SA"/>
+              </w:rPr>
+              <w:t xml:space="preserve"> </w:t>
+            </w:r>
+            <w:r>
+              <w:rPr>
+                <w:kern w:val="0"/>
+                <w:rtl w:val="true"/>
+                <w:lang w:val="en-US" w:eastAsia="en-US" w:bidi="ar-SA"/>
+              </w:rPr>
+              <w:t xml:space="preserve">في </w:t>
+            </w:r>
+            <w:r>
+              <w:rPr>
+                <w:rStyle w:val="VerbatimChar"/>
+                <w:kern w:val="0"/>
+                <w:lang w:val="en-US" w:eastAsia="en-US" w:bidi="ar-SA"/>
+              </w:rPr>
+              <w:t>‎</w:t>
+            </w:r>
+            <w:r>
+              <w:rPr>
+                <w:rStyle w:val="VerbatimChar"/>
+                <w:kern w:val="0"/>
+                <w:lang w:val="en-US" w:eastAsia="en-US" w:bidi="ar-SA"/>
+              </w:rPr>
+              <w:t>defense2_round3_fixes.py‎</w:t>
+            </w:r>
+            <w:r>
+              <w:rPr>
+                <w:kern w:val="0"/>
+                <w:rtl w:val="true"/>
+                <w:lang w:val="en-US" w:eastAsia="en-US" w:bidi="ar-SA"/>
+              </w:rPr>
+              <w:t xml:space="preserve"> </w:t>
+            </w:r>
+            <w:r>
+              <w:rPr>
+                <w:kern w:val="0"/>
+                <w:rtl w:val="true"/>
+                <w:lang w:val="en-US" w:eastAsia="en-US" w:bidi="ar-SA"/>
+              </w:rPr>
+              <w:t>كان سينطبق مرة ثانية فيكرر الجملة، لأن ب</w:t>
+            </w:r>
+            <w:r>
+              <w:rPr>
+                <w:kern w:val="0"/>
+                <w:rtl w:val="true"/>
+                <w:lang w:val="en-US" w:eastAsia="en-US" w:bidi="ar-SA"/>
+              </w:rPr>
+              <w:t>-</w:t>
+            </w:r>
+            <w:r>
+              <w:rPr>
+                <w:kern w:val="0"/>
+                <w:lang w:val="en-US" w:eastAsia="en-US" w:bidi="ar-SA"/>
+              </w:rPr>
+              <w:t>1</w:t>
+            </w:r>
+            <w:r>
+              <w:rPr>
+                <w:kern w:val="0"/>
+                <w:rtl w:val="true"/>
+                <w:lang w:val="en-US" w:eastAsia="en-US" w:bidi="ar-SA"/>
+              </w:rPr>
+              <w:t xml:space="preserve"> </w:t>
+            </w:r>
+            <w:r>
+              <w:rPr>
+                <w:kern w:val="0"/>
+                <w:rtl w:val="true"/>
+                <w:lang w:val="en-US" w:eastAsia="en-US" w:bidi="ar-SA"/>
+              </w:rPr>
+              <w:t xml:space="preserve">فصل بين جملتيه، وكان </w:t>
+            </w:r>
+            <w:r>
+              <w:rPr>
+                <w:rStyle w:val="VerbatimChar"/>
+                <w:kern w:val="0"/>
+                <w:lang w:val="en-US" w:eastAsia="en-US" w:bidi="ar-SA"/>
+              </w:rPr>
+              <w:t>‎</w:t>
+            </w:r>
+            <w:r>
+              <w:rPr>
+                <w:rStyle w:val="VerbatimChar"/>
+                <w:kern w:val="0"/>
+                <w:lang w:val="en-US" w:eastAsia="en-US" w:bidi="ar-SA"/>
+              </w:rPr>
+              <w:t>--check‎</w:t>
+            </w:r>
+            <w:r>
+              <w:rPr>
+                <w:kern w:val="0"/>
+                <w:rtl w:val="true"/>
+                <w:lang w:val="en-US" w:eastAsia="en-US" w:bidi="ar-SA"/>
+              </w:rPr>
+              <w:t xml:space="preserve"> </w:t>
+            </w:r>
+            <w:r>
+              <w:rPr>
+                <w:kern w:val="0"/>
+                <w:rtl w:val="true"/>
+                <w:lang w:val="en-US" w:eastAsia="en-US" w:bidi="ar-SA"/>
+              </w:rPr>
+              <w:t xml:space="preserve">يطبع </w:t>
+            </w:r>
+            <w:r>
+              <w:rPr>
+                <w:kern w:val="0"/>
+                <w:rtl w:val="true"/>
+                <w:lang w:val="en-US" w:eastAsia="en-US" w:bidi="ar-SA"/>
+              </w:rPr>
+              <w:t>«</w:t>
+            </w:r>
+            <w:r>
+              <w:rPr>
+                <w:kern w:val="0"/>
+                <w:lang w:val="en-US" w:eastAsia="en-US" w:bidi="ar-SA"/>
+              </w:rPr>
+              <w:t>ok</w:t>
+            </w:r>
+            <w:r>
+              <w:rPr>
+                <w:kern w:val="0"/>
+                <w:rtl w:val="true"/>
+                <w:lang w:val="en-US" w:eastAsia="en-US" w:bidi="ar-SA"/>
+              </w:rPr>
+              <w:t xml:space="preserve">» </w:t>
+            </w:r>
+            <w:r>
+              <w:rPr>
+                <w:kern w:val="0"/>
+                <w:rtl w:val="true"/>
+                <w:lang w:val="en-US" w:eastAsia="en-US" w:bidi="ar-SA"/>
+              </w:rPr>
+              <w:t>له</w:t>
+            </w:r>
+          </w:p>
+        </w:tc>
+        <w:tc>
+          <w:tcPr>
+            <w:tcW w:w="2197" w:type="dxa"/>
+            <w:tcBorders>
+              <w:top w:val="single" w:sz="4" w:space="0" w:color="808080"/>
+              <w:left w:val="single" w:sz="4" w:space="0" w:color="808080"/>
+              <w:bottom w:val="single" w:sz="4" w:space="0" w:color="808080"/>
+              <w:right w:val="single" w:sz="4" w:space="0" w:color="808080"/>
+            </w:tcBorders>
+          </w:tcPr>
+          <w:p>
+            <w:pPr>
+              <w:pStyle w:val="Compact"/>
+              <w:widowControl/>
+              <w:bidi w:val="1"/>
+              <w:spacing w:before="36" w:after="36"/>
+              <w:jc w:val="left"/>
+              <w:rPr>
+                <w:kern w:val="0"/>
+                <w:lang w:val="en-US" w:eastAsia="en-US" w:bidi="ar-SA"/>
+              </w:rPr>
+            </w:pPr>
+            <w:r>
+              <w:rPr>
+                <w:kern w:val="0"/>
+                <w:rtl w:val="true"/>
+                <w:lang w:val="en-US" w:eastAsia="en-US" w:bidi="ar-SA"/>
+              </w:rPr>
+              <w:t xml:space="preserve">عُلّم </w:t>
+            </w:r>
+            <w:r>
+              <w:rPr>
+                <w:kern w:val="0"/>
+                <w:rtl w:val="true"/>
+                <w:lang w:val="en-US" w:eastAsia="en-US" w:bidi="ar-SA"/>
+              </w:rPr>
+              <w:t>«</w:t>
+            </w:r>
+            <w:r>
+              <w:rPr>
+                <w:kern w:val="0"/>
+                <w:rtl w:val="true"/>
+                <w:lang w:val="en-US" w:eastAsia="en-US" w:bidi="ar-SA"/>
+              </w:rPr>
+              <w:t>متقادماً</w:t>
+            </w:r>
+            <w:r>
+              <w:rPr>
+                <w:kern w:val="0"/>
+                <w:rtl w:val="true"/>
+                <w:lang w:val="en-US" w:eastAsia="en-US" w:bidi="ar-SA"/>
+              </w:rPr>
+              <w:t>»</w:t>
+            </w:r>
+          </w:p>
+        </w:tc>
+      </w:tr>
+    </w:tbl>
+    <w:p>
+      <w:pPr>
+        <w:pStyle w:val="Normal"/>
+        <w:bidi w:val="1"/>
+        <w:rPr/>
+      </w:pPr>
+      <w:r>
+        <w:rPr>
+          <w:b/>
+          <w:b/>
+          <w:bCs/>
+          <w:rtl w:val="true"/>
+        </w:rPr>
+        <w:t>ما لم يُغيَّر وسببه</w:t>
+      </w:r>
+      <w:r>
+        <w:rPr>
+          <w:b/>
+          <w:bCs/>
+          <w:rtl w:val="true"/>
+        </w:rPr>
+        <w:t>:</w:t>
+      </w:r>
+      <w:r>
+        <w:rPr>
+          <w:rtl w:val="true"/>
+        </w:rPr>
+        <w:t xml:space="preserve"> </w:t>
+      </w:r>
+      <w:r>
+        <w:rPr>
+          <w:rtl w:val="true"/>
+        </w:rPr>
+        <w:t xml:space="preserve">ملاحظة تركيب العروض </w:t>
+      </w:r>
+      <w:r>
+        <w:rPr>
+          <w:rtl w:val="true"/>
+        </w:rPr>
+        <w:t>(</w:t>
+      </w:r>
+      <w:r>
+        <w:rPr>
+          <w:rtl w:val="true"/>
+        </w:rPr>
+        <w:t xml:space="preserve">ك، المشكلة </w:t>
+      </w:r>
+      <w:r>
+        <w:rPr/>
+        <w:t>4</w:t>
+      </w:r>
+      <w:r>
+        <w:rPr>
+          <w:rtl w:val="true"/>
+        </w:rPr>
+        <w:t xml:space="preserve">) </w:t>
+      </w:r>
+      <w:r>
+        <w:rPr>
+          <w:rtl w:val="true"/>
+        </w:rPr>
+        <w:t xml:space="preserve">تخص ملاحظات الشريحة </w:t>
+      </w:r>
+      <w:r>
+        <w:rPr/>
+        <w:t>17</w:t>
+      </w:r>
+      <w:r>
+        <w:rPr>
+          <w:rtl w:val="true"/>
+        </w:rPr>
+        <w:t xml:space="preserve">، ونص </w:t>
+      </w:r>
+      <w:r>
+        <w:rPr/>
+        <w:t>6</w:t>
+      </w:r>
+      <w:r>
+        <w:rPr>
+          <w:rtl w:val="true"/>
+        </w:rPr>
+        <w:t>-</w:t>
+      </w:r>
+      <w:r>
+        <w:rPr/>
+        <w:t>8</w:t>
+      </w:r>
+      <w:r>
+        <w:rPr>
+          <w:rtl w:val="true"/>
+        </w:rPr>
+        <w:t>-</w:t>
+      </w:r>
+      <w:r>
+        <w:rPr/>
+        <w:t>1</w:t>
+      </w:r>
+      <w:r>
+        <w:rPr>
+          <w:rtl w:val="true"/>
+        </w:rPr>
+        <w:t xml:space="preserve"> </w:t>
+      </w:r>
+      <w:r>
+        <w:rPr>
+          <w:rtl w:val="true"/>
+        </w:rPr>
+        <w:t xml:space="preserve">يقول </w:t>
+      </w:r>
+      <w:r>
+        <w:rPr>
+          <w:rtl w:val="true"/>
+        </w:rPr>
+        <w:t>«</w:t>
+      </w:r>
+      <w:r>
+        <w:rPr>
+          <w:rtl w:val="true"/>
+        </w:rPr>
+        <w:t>قد يكون</w:t>
+      </w:r>
+      <w:r>
+        <w:rPr>
+          <w:rtl w:val="true"/>
+        </w:rPr>
+        <w:t xml:space="preserve">». </w:t>
+      </w:r>
+      <w:r>
+        <w:rPr>
+          <w:rtl w:val="true"/>
+        </w:rPr>
+        <w:t>ووجد الفريق أن اتجاه أثر التركيب يتبع الترجيح</w:t>
+      </w:r>
+      <w:r>
+        <w:rPr>
+          <w:rtl w:val="true"/>
+        </w:rPr>
+        <w:t xml:space="preserve">: </w:t>
+      </w:r>
+      <w:r>
+        <w:rPr>
+          <w:rtl w:val="true"/>
+        </w:rPr>
+        <w:t xml:space="preserve">على مستوى العروض في المقررات الستة المشتركة صعد متوسط الشعبية الآنية من </w:t>
+      </w:r>
+      <w:r>
+        <w:rPr/>
+        <w:t>0.5412</w:t>
+      </w:r>
+      <w:r>
+        <w:rPr>
+          <w:rtl w:val="true"/>
+        </w:rPr>
+        <w:t xml:space="preserve"> </w:t>
+      </w:r>
+      <w:r>
+        <w:rPr>
+          <w:rtl w:val="true"/>
+        </w:rPr>
+        <w:t xml:space="preserve">إلى </w:t>
+      </w:r>
+      <w:r>
+        <w:rPr/>
+        <w:t>0.5887</w:t>
+      </w:r>
+      <w:r>
+        <w:rPr>
+          <w:rtl w:val="true"/>
+        </w:rPr>
+        <w:t xml:space="preserve">. </w:t>
+      </w:r>
+      <w:r>
+        <w:rPr>
+          <w:rtl w:val="true"/>
+        </w:rPr>
+        <w:t>فلا تُضاف جملة قد تضلل</w:t>
+      </w:r>
+      <w:r>
+        <w:rPr>
+          <w:rtl w:val="true"/>
+        </w:rPr>
+        <w:t xml:space="preserve">. </w:t>
+      </w:r>
+      <w:r>
+        <w:rPr>
+          <w:rtl w:val="true"/>
+        </w:rPr>
+        <w:t>وس</w:t>
+      </w:r>
+      <w:r>
+        <w:rPr>
+          <w:rtl w:val="true"/>
+        </w:rPr>
+        <w:t>-</w:t>
+      </w:r>
+      <w:r>
+        <w:rPr>
+          <w:rtl w:val="true"/>
+        </w:rPr>
+        <w:t>ع</w:t>
+      </w:r>
+      <w:r>
+        <w:rPr>
+          <w:rtl w:val="true"/>
+        </w:rPr>
+        <w:t>-</w:t>
+      </w:r>
+      <w:r>
+        <w:rPr/>
+        <w:t>2</w:t>
+      </w:r>
+      <w:r>
+        <w:rPr>
+          <w:rtl w:val="true"/>
+        </w:rPr>
+        <w:t xml:space="preserve"> </w:t>
+      </w:r>
+      <w:r>
+        <w:rPr>
+          <w:rtl w:val="true"/>
+        </w:rPr>
+        <w:t xml:space="preserve">يجيب عنه نص </w:t>
+      </w:r>
+      <w:r>
+        <w:rPr/>
+        <w:t>2</w:t>
+      </w:r>
+      <w:r>
+        <w:rPr>
+          <w:rtl w:val="true"/>
+        </w:rPr>
+        <w:t>-</w:t>
+      </w:r>
+      <w:r>
+        <w:rPr/>
+        <w:t>1</w:t>
+      </w:r>
+      <w:r>
+        <w:rPr>
+          <w:rtl w:val="true"/>
+        </w:rPr>
+        <w:t xml:space="preserve"> </w:t>
+      </w:r>
+      <w:r>
+        <w:rPr>
+          <w:rtl w:val="true"/>
+        </w:rPr>
+        <w:t>مع ج</w:t>
+      </w:r>
+      <w:r>
+        <w:rPr/>
+        <w:t>3</w:t>
+      </w:r>
+      <w:r>
+        <w:rPr>
+          <w:rtl w:val="true"/>
+        </w:rPr>
+        <w:t>-</w:t>
+      </w:r>
+      <w:r>
+        <w:rPr/>
+        <w:t>1</w:t>
+      </w:r>
+      <w:r>
+        <w:rPr>
+          <w:rtl w:val="true"/>
+        </w:rPr>
+        <w:t xml:space="preserve">. </w:t>
+      </w:r>
+      <w:r>
+        <w:rPr>
+          <w:rtl w:val="true"/>
+        </w:rPr>
+        <w:t>وملاحظات العرض والتسليم لفريق العرض</w:t>
+      </w:r>
+      <w:r>
+        <w:rPr>
+          <w:rtl w:val="true"/>
+        </w:rPr>
+        <w:t xml:space="preserve">. </w:t>
+      </w:r>
+      <w:r>
+        <w:rPr>
+          <w:rtl w:val="true"/>
+        </w:rPr>
+        <w:t xml:space="preserve">ومنها </w:t>
+      </w:r>
+      <w:r>
+        <w:rPr>
+          <w:rtl w:val="true"/>
+        </w:rPr>
+        <w:t>«</w:t>
+      </w:r>
+      <w:r>
+        <w:rPr/>
+        <w:t>8/9</w:t>
+      </w:r>
+      <w:r>
+        <w:rPr>
+          <w:rtl w:val="true"/>
+        </w:rPr>
+        <w:t xml:space="preserve">» </w:t>
+      </w:r>
+      <w:r>
+        <w:rPr>
+          <w:rtl w:val="true"/>
+        </w:rPr>
+        <w:t xml:space="preserve">في الشريحة </w:t>
+      </w:r>
+      <w:r>
+        <w:rPr/>
+        <w:t>18</w:t>
+      </w:r>
+      <w:r>
+        <w:rPr>
+          <w:rtl w:val="true"/>
+        </w:rPr>
+        <w:t xml:space="preserve"> </w:t>
+      </w:r>
+      <w:r>
+        <w:rPr>
+          <w:rtl w:val="true"/>
+        </w:rPr>
+        <w:t>وقائمة الأرقام، وقد أُبلغ بالأرقام الجديدة</w:t>
+      </w:r>
+      <w:r>
+        <w:rPr>
+          <w:rtl w:val="true"/>
+        </w:rPr>
+        <w:t>.</w:t>
+      </w:r>
+    </w:p>
+    <w:p>
+      <w:pPr>
+        <w:pStyle w:val="Normal"/>
+        <w:bidi w:val="1"/>
+        <w:rPr/>
+      </w:pPr>
+      <w:r>
+        <w:rPr>
+          <w:b/>
+          <w:b/>
+          <w:bCs/>
+          <w:rtl w:val="true"/>
+        </w:rPr>
+        <w:t>سير ب</w:t>
+      </w:r>
+      <w:r>
+        <w:rPr>
+          <w:b/>
+          <w:bCs/>
+          <w:rtl w:val="true"/>
+        </w:rPr>
+        <w:t>-</w:t>
+      </w:r>
+      <w:r>
+        <w:rPr>
+          <w:b/>
+          <w:bCs/>
+        </w:rPr>
+        <w:t>6</w:t>
+      </w:r>
+      <w:r>
+        <w:rPr>
+          <w:b/>
+          <w:bCs/>
+          <w:rtl w:val="true"/>
+        </w:rPr>
+        <w:t xml:space="preserve"> </w:t>
+      </w:r>
+      <w:r>
+        <w:rPr>
+          <w:b/>
+          <w:b/>
+          <w:bCs/>
+          <w:rtl w:val="true"/>
+        </w:rPr>
+        <w:t xml:space="preserve">والفحص </w:t>
+      </w:r>
+      <w:r>
+        <w:rPr>
+          <w:b/>
+          <w:bCs/>
+          <w:rtl w:val="true"/>
+        </w:rPr>
+        <w:t>(</w:t>
+      </w:r>
+      <w:r>
+        <w:rPr>
+          <w:b/>
+          <w:bCs/>
+        </w:rPr>
+        <w:t>2026</w:t>
+      </w:r>
+      <w:r>
+        <w:rPr>
+          <w:b/>
+          <w:bCs/>
+          <w:rtl w:val="true"/>
+        </w:rPr>
+        <w:t>-</w:t>
+      </w:r>
+      <w:r>
+        <w:rPr>
+          <w:b/>
+          <w:bCs/>
+        </w:rPr>
+        <w:t>10</w:t>
+      </w:r>
+      <w:r>
+        <w:rPr>
+          <w:b/>
+          <w:bCs/>
+          <w:rtl w:val="true"/>
+        </w:rPr>
+        <w:t>-</w:t>
+      </w:r>
+      <w:r>
+        <w:rPr>
+          <w:b/>
+          <w:bCs/>
+        </w:rPr>
+        <w:t>31</w:t>
+      </w:r>
+      <w:r>
+        <w:rPr>
+          <w:b/>
+          <w:bCs/>
+          <w:rtl w:val="true"/>
+        </w:rPr>
+        <w:t>):</w:t>
+      </w:r>
+    </w:p>
+    <w:tbl>
+      <w:tblPr>
+        <w:tblStyle w:val="Table"/>
+        <w:bidiVisual w:val="true"/>
+        <w:tblW w:w="5000" w:type="pct"/>
+        <w:jc w:val="center"/>
+        <w:tblInd w:w="0" w:type="dxa"/>
+        <w:tblLayout w:type="fixed"/>
+        <w:tblCellMar>
+          <w:top w:w="0" w:type="dxa"/>
+          <w:left w:w="108" w:type="dxa"/>
+          <w:bottom w:w="0" w:type="dxa"/>
+          <w:right w:w="108" w:type="dxa"/>
+        </w:tblCellMar>
+        <w:tblLook w:val="0020" w:noHBand="0" w:noVBand="0" w:firstColumn="0" w:lastRow="0" w:lastColumn="0" w:firstRow="1"/>
+      </w:tblPr>
+      <w:tblGrid>
+        <w:gridCol w:w="4393"/>
+        <w:gridCol w:w="4394"/>
+      </w:tblGrid>
+      <w:tr>
+        <w:trPr>
+          <w:tblHeader w:val="true"/>
+        </w:trPr>
+        <w:tc>
+          <w:tcPr>
+            <w:tcW w:w="4393" w:type="dxa"/>
+            <w:tcBorders>
+              <w:top w:val="single" w:sz="4" w:space="0" w:color="808080"/>
+              <w:left w:val="single" w:sz="4" w:space="0" w:color="808080"/>
+              <w:bottom w:val="single" w:sz="6" w:space="0" w:color="000000"/>
+              <w:right w:val="single" w:sz="4" w:space="0" w:color="808080"/>
+            </w:tcBorders>
+            <w:shd w:color="auto" w:fill="D9E2F3" w:val="clear"/>
+            <w:vAlign w:val="bottom"/>
+          </w:tcPr>
+          <w:p>
+            <w:pPr>
+              <w:pStyle w:val="Compact"/>
+              <w:widowControl/>
+              <w:bidi w:val="1"/>
+              <w:spacing w:before="36" w:after="36"/>
+              <w:jc w:val="left"/>
+              <w:rPr>
+                <w:kern w:val="0"/>
+                <w:lang w:val="en-US" w:eastAsia="en-US" w:bidi="ar-SA"/>
+              </w:rPr>
+            </w:pPr>
+            <w:r>
+              <w:rPr>
+                <w:b/>
+                <w:b/>
+                <w:kern w:val="0"/>
+                <w:rtl w:val="true"/>
+                <w:lang w:val="en-US" w:eastAsia="en-US" w:bidi="ar-SA"/>
+              </w:rPr>
+              <w:t>الخطوة</w:t>
+            </w:r>
+          </w:p>
+        </w:tc>
+        <w:tc>
+          <w:tcPr>
+            <w:tcW w:w="4394" w:type="dxa"/>
+            <w:tcBorders>
+              <w:top w:val="single" w:sz="4" w:space="0" w:color="808080"/>
+              <w:left w:val="single" w:sz="4" w:space="0" w:color="808080"/>
+              <w:bottom w:val="single" w:sz="6" w:space="0" w:color="000000"/>
+              <w:right w:val="single" w:sz="4" w:space="0" w:color="808080"/>
+            </w:tcBorders>
+            <w:shd w:color="auto" w:fill="D9E2F3" w:val="clear"/>
+            <w:vAlign w:val="bottom"/>
+          </w:tcPr>
+          <w:p>
+            <w:pPr>
+              <w:pStyle w:val="Compact"/>
+              <w:widowControl/>
+              <w:bidi w:val="1"/>
+              <w:spacing w:before="36" w:after="36"/>
+              <w:jc w:val="left"/>
+              <w:rPr>
+                <w:kern w:val="0"/>
+                <w:lang w:val="en-US" w:eastAsia="en-US" w:bidi="ar-SA"/>
+              </w:rPr>
+            </w:pPr>
+            <w:r>
+              <w:rPr>
+                <w:b/>
+                <w:b/>
+                <w:kern w:val="0"/>
+                <w:rtl w:val="true"/>
+                <w:lang w:val="en-US" w:eastAsia="en-US" w:bidi="ar-SA"/>
+              </w:rPr>
+              <w:t>النتيجة</w:t>
+            </w:r>
+          </w:p>
+        </w:tc>
+      </w:tr>
+      <w:tr>
+        <w:trPr/>
+        <w:tc>
+          <w:tcPr>
+            <w:tcW w:w="4393" w:type="dxa"/>
+            <w:tcBorders>
+              <w:top w:val="single" w:sz="4" w:space="0" w:color="808080"/>
+              <w:left w:val="single" w:sz="4" w:space="0" w:color="808080"/>
+              <w:bottom w:val="single" w:sz="4" w:space="0" w:color="808080"/>
+              <w:right w:val="single" w:sz="4" w:space="0" w:color="808080"/>
+            </w:tcBorders>
+          </w:tcPr>
+          <w:p>
+            <w:pPr>
+              <w:pStyle w:val="Compact"/>
+              <w:widowControl/>
+              <w:bidi w:val="1"/>
+              <w:spacing w:before="36" w:after="36"/>
+              <w:jc w:val="left"/>
+              <w:rPr>
+                <w:kern w:val="0"/>
+                <w:lang w:val="en-US" w:eastAsia="en-US" w:bidi="ar-SA"/>
+              </w:rPr>
+            </w:pPr>
+            <w:r>
+              <w:rPr>
+                <w:rStyle w:val="VerbatimChar"/>
+                <w:kern w:val="0"/>
+                <w:lang w:val="en-US" w:eastAsia="en-US" w:bidi="ar-SA"/>
+              </w:rPr>
+              <w:t>‎</w:t>
+            </w:r>
+            <w:r>
+              <w:rPr>
+                <w:rStyle w:val="VerbatimChar"/>
+                <w:kern w:val="0"/>
+                <w:lang w:val="en-US" w:eastAsia="en-US" w:bidi="ar-SA"/>
+              </w:rPr>
+              <w:t>a4_1_recentpop_sknn.py --from-csv‎</w:t>
+            </w:r>
+          </w:p>
+        </w:tc>
+        <w:tc>
+          <w:tcPr>
+            <w:tcW w:w="4394" w:type="dxa"/>
+            <w:tcBorders>
+              <w:top w:val="single" w:sz="4" w:space="0" w:color="808080"/>
+              <w:left w:val="single" w:sz="4" w:space="0" w:color="808080"/>
+              <w:bottom w:val="single" w:sz="4" w:space="0" w:color="808080"/>
+              <w:right w:val="single" w:sz="4" w:space="0" w:color="808080"/>
+            </w:tcBorders>
+          </w:tcPr>
+          <w:p>
+            <w:pPr>
+              <w:pStyle w:val="Compact"/>
+              <w:widowControl/>
+              <w:bidi w:val="1"/>
+              <w:spacing w:before="36" w:after="36"/>
+              <w:jc w:val="left"/>
+              <w:rPr>
+                <w:kern w:val="0"/>
+                <w:lang w:val="en-US" w:eastAsia="en-US" w:bidi="ar-SA"/>
+              </w:rPr>
+            </w:pPr>
+            <w:r>
+              <w:rPr>
+                <w:kern w:val="0"/>
+                <w:lang w:val="en-US" w:eastAsia="en-US" w:bidi="ar-SA"/>
+              </w:rPr>
+              <w:t>20</w:t>
+            </w:r>
+            <w:r>
+              <w:rPr>
+                <w:kern w:val="0"/>
+                <w:rtl w:val="true"/>
+                <w:lang w:val="en-US" w:eastAsia="en-US" w:bidi="ar-SA"/>
+              </w:rPr>
+              <w:t xml:space="preserve"> </w:t>
+            </w:r>
+            <w:r>
+              <w:rPr>
+                <w:kern w:val="0"/>
+                <w:rtl w:val="true"/>
+                <w:lang w:val="en-US" w:eastAsia="en-US" w:bidi="ar-SA"/>
+              </w:rPr>
+              <w:t xml:space="preserve">فحصاً </w:t>
+            </w:r>
+            <w:r>
+              <w:rPr>
+                <w:kern w:val="0"/>
+                <w:lang w:val="en-US" w:eastAsia="en-US" w:bidi="ar-SA"/>
+              </w:rPr>
+              <w:t>PASS</w:t>
+            </w:r>
+            <w:r>
+              <w:rPr>
+                <w:kern w:val="0"/>
+                <w:rtl w:val="true"/>
+                <w:lang w:val="en-US" w:eastAsia="en-US" w:bidi="ar-SA"/>
+              </w:rPr>
+              <w:t xml:space="preserve">، ثم كُتب </w:t>
+            </w:r>
+            <w:r>
+              <w:rPr>
+                <w:rStyle w:val="VerbatimChar"/>
+                <w:kern w:val="0"/>
+                <w:lang w:val="en-US" w:eastAsia="en-US" w:bidi="ar-SA"/>
+              </w:rPr>
+              <w:t>‎</w:t>
+            </w:r>
+            <w:r>
+              <w:rPr>
+                <w:rStyle w:val="VerbatimChar"/>
+                <w:kern w:val="0"/>
+                <w:lang w:val="en-US" w:eastAsia="en-US" w:bidi="ar-SA"/>
+              </w:rPr>
+              <w:t>a4_1_recentpop_sknn.csv‎</w:t>
+            </w:r>
+            <w:r>
+              <w:rPr>
+                <w:kern w:val="0"/>
+                <w:rtl w:val="true"/>
+                <w:lang w:val="en-US" w:eastAsia="en-US" w:bidi="ar-SA"/>
+              </w:rPr>
+              <w:t xml:space="preserve">. </w:t>
+            </w:r>
+            <w:r>
+              <w:rPr>
+                <w:kern w:val="0"/>
+                <w:rtl w:val="true"/>
+                <w:lang w:val="en-US" w:eastAsia="en-US" w:bidi="ar-SA"/>
+              </w:rPr>
+              <w:t xml:space="preserve">السجل </w:t>
+            </w:r>
+            <w:r>
+              <w:rPr>
+                <w:rStyle w:val="VerbatimChar"/>
+                <w:kern w:val="0"/>
+                <w:lang w:val="en-US" w:eastAsia="en-US" w:bidi="ar-SA"/>
+              </w:rPr>
+              <w:t>‎</w:t>
+            </w:r>
+            <w:r>
+              <w:rPr>
+                <w:rStyle w:val="VerbatimChar"/>
+                <w:kern w:val="0"/>
+                <w:lang w:val="en-US" w:eastAsia="en-US" w:bidi="ar-SA"/>
+              </w:rPr>
+              <w:t>results/posthoc/logs/a4_1_recentpop_sknn_from_csv.log‎</w:t>
+            </w:r>
+            <w:r>
+              <w:rPr>
+                <w:kern w:val="0"/>
+                <w:rtl w:val="true"/>
+                <w:lang w:val="en-US" w:eastAsia="en-US" w:bidi="ar-SA"/>
+              </w:rPr>
+              <w:t xml:space="preserve"> (</w:t>
+            </w:r>
+            <w:r>
+              <w:rPr>
+                <w:kern w:val="0"/>
+                <w:rtl w:val="true"/>
+                <w:lang w:val="en-US" w:eastAsia="en-US" w:bidi="ar-SA"/>
+              </w:rPr>
+              <w:t xml:space="preserve">خارج </w:t>
+            </w:r>
+            <w:r>
+              <w:rPr>
+                <w:kern w:val="0"/>
+                <w:lang w:val="en-US" w:eastAsia="en-US" w:bidi="ar-SA"/>
+              </w:rPr>
+              <w:t>git</w:t>
+            </w:r>
+            <w:r>
+              <w:rPr>
+                <w:kern w:val="0"/>
+                <w:rtl w:val="true"/>
+                <w:lang w:val="en-US" w:eastAsia="en-US" w:bidi="ar-SA"/>
+              </w:rPr>
+              <w:t>)</w:t>
+            </w:r>
+          </w:p>
+        </w:tc>
+      </w:tr>
+      <w:tr>
+        <w:trPr/>
+        <w:tc>
+          <w:tcPr>
+            <w:tcW w:w="4393" w:type="dxa"/>
+            <w:tcBorders>
+              <w:top w:val="single" w:sz="4" w:space="0" w:color="808080"/>
+              <w:left w:val="single" w:sz="4" w:space="0" w:color="808080"/>
+              <w:bottom w:val="single" w:sz="4" w:space="0" w:color="808080"/>
+              <w:right w:val="single" w:sz="4" w:space="0" w:color="808080"/>
+            </w:tcBorders>
+          </w:tcPr>
+          <w:p>
+            <w:pPr>
+              <w:pStyle w:val="Compact"/>
+              <w:widowControl/>
+              <w:bidi w:val="1"/>
+              <w:spacing w:before="36" w:after="36"/>
+              <w:jc w:val="left"/>
+              <w:rPr>
+                <w:kern w:val="0"/>
+                <w:lang w:val="en-US" w:eastAsia="en-US" w:bidi="ar-SA"/>
+              </w:rPr>
+            </w:pPr>
+            <w:r>
+              <w:rPr>
+                <w:rStyle w:val="VerbatimChar"/>
+                <w:kern w:val="0"/>
+                <w:lang w:val="en-US" w:eastAsia="en-US" w:bidi="ar-SA"/>
+              </w:rPr>
+              <w:t>‎</w:t>
+            </w:r>
+            <w:r>
+              <w:rPr>
+                <w:rStyle w:val="VerbatimChar"/>
+                <w:kern w:val="0"/>
+                <w:lang w:val="en-US" w:eastAsia="en-US" w:bidi="ar-SA"/>
+              </w:rPr>
+              <w:t>a9_inventory.py‎</w:t>
+            </w:r>
+          </w:p>
+        </w:tc>
+        <w:tc>
+          <w:tcPr>
+            <w:tcW w:w="4394" w:type="dxa"/>
+            <w:tcBorders>
+              <w:top w:val="single" w:sz="4" w:space="0" w:color="808080"/>
+              <w:left w:val="single" w:sz="4" w:space="0" w:color="808080"/>
+              <w:bottom w:val="single" w:sz="4" w:space="0" w:color="808080"/>
+              <w:right w:val="single" w:sz="4" w:space="0" w:color="808080"/>
+            </w:tcBorders>
+          </w:tcPr>
+          <w:p>
+            <w:pPr>
+              <w:pStyle w:val="Compact"/>
+              <w:widowControl/>
+              <w:bidi w:val="1"/>
+              <w:spacing w:before="36" w:after="36"/>
+              <w:jc w:val="left"/>
+              <w:rPr>
+                <w:kern w:val="0"/>
+                <w:lang w:val="en-US" w:eastAsia="en-US" w:bidi="ar-SA"/>
+              </w:rPr>
+            </w:pPr>
+            <w:r>
+              <w:rPr>
+                <w:kern w:val="0"/>
+                <w:lang w:val="en-US" w:eastAsia="en-US" w:bidi="ar-SA"/>
+              </w:rPr>
+              <w:t>55</w:t>
+            </w:r>
+            <w:r>
+              <w:rPr>
+                <w:kern w:val="0"/>
+                <w:rtl w:val="true"/>
+                <w:lang w:val="en-US" w:eastAsia="en-US" w:bidi="ar-SA"/>
+              </w:rPr>
+              <w:t xml:space="preserve"> </w:t>
+            </w:r>
+            <w:r>
+              <w:rPr>
+                <w:kern w:val="0"/>
+                <w:rtl w:val="true"/>
+                <w:lang w:val="en-US" w:eastAsia="en-US" w:bidi="ar-SA"/>
+              </w:rPr>
+              <w:t>ملفاً</w:t>
+            </w:r>
+            <w:r>
+              <w:rPr>
+                <w:kern w:val="0"/>
+                <w:rtl w:val="true"/>
+                <w:lang w:val="en-US" w:eastAsia="en-US" w:bidi="ar-SA"/>
+              </w:rPr>
+              <w:t xml:space="preserve">. </w:t>
+            </w:r>
+            <w:r>
+              <w:rPr>
+                <w:kern w:val="0"/>
+                <w:rtl w:val="true"/>
+                <w:lang w:val="en-US" w:eastAsia="en-US" w:bidi="ar-SA"/>
+              </w:rPr>
+              <w:t xml:space="preserve">ويلزم تشغيله مرة أخرى بعد الإيداع ليصير عمود </w:t>
+            </w:r>
+            <w:r>
+              <w:rPr>
+                <w:kern w:val="0"/>
+                <w:rtl w:val="true"/>
+                <w:lang w:val="en-US" w:eastAsia="en-US" w:bidi="ar-SA"/>
+              </w:rPr>
+              <w:t>«</w:t>
+            </w:r>
+            <w:r>
+              <w:rPr>
+                <w:kern w:val="0"/>
+                <w:rtl w:val="true"/>
+                <w:lang w:val="en-US" w:eastAsia="en-US" w:bidi="ar-SA"/>
+              </w:rPr>
+              <w:t xml:space="preserve">في </w:t>
+            </w:r>
+            <w:r>
+              <w:rPr>
+                <w:kern w:val="0"/>
+                <w:lang w:val="en-US" w:eastAsia="en-US" w:bidi="ar-SA"/>
+              </w:rPr>
+              <w:t>git</w:t>
+            </w:r>
+            <w:r>
+              <w:rPr>
+                <w:kern w:val="0"/>
+                <w:rtl w:val="true"/>
+                <w:lang w:val="en-US" w:eastAsia="en-US" w:bidi="ar-SA"/>
+              </w:rPr>
+              <w:t xml:space="preserve">» </w:t>
+            </w:r>
+            <w:r>
+              <w:rPr>
+                <w:kern w:val="0"/>
+                <w:rtl w:val="true"/>
+                <w:lang w:val="en-US" w:eastAsia="en-US" w:bidi="ar-SA"/>
+              </w:rPr>
+              <w:t xml:space="preserve">لملف </w:t>
+            </w:r>
+            <w:r>
+              <w:rPr>
+                <w:rStyle w:val="VerbatimChar"/>
+                <w:kern w:val="0"/>
+                <w:lang w:val="en-US" w:eastAsia="en-US" w:bidi="ar-SA"/>
+              </w:rPr>
+              <w:t>‎</w:t>
+            </w:r>
+            <w:r>
+              <w:rPr>
+                <w:rStyle w:val="VerbatimChar"/>
+                <w:kern w:val="0"/>
+                <w:lang w:val="en-US" w:eastAsia="en-US" w:bidi="ar-SA"/>
+              </w:rPr>
+              <w:t>a4_1_from_csv_checks.csv‎</w:t>
+            </w:r>
+            <w:r>
+              <w:rPr>
+                <w:kern w:val="0"/>
+                <w:rtl w:val="true"/>
+                <w:lang w:val="en-US" w:eastAsia="en-US" w:bidi="ar-SA"/>
+              </w:rPr>
+              <w:t xml:space="preserve"> «</w:t>
+            </w:r>
+            <w:r>
+              <w:rPr>
+                <w:kern w:val="0"/>
+                <w:rtl w:val="true"/>
+                <w:lang w:val="en-US" w:eastAsia="en-US" w:bidi="ar-SA"/>
+              </w:rPr>
+              <w:t>نعم</w:t>
+            </w:r>
+            <w:r>
+              <w:rPr>
+                <w:kern w:val="0"/>
+                <w:rtl w:val="true"/>
+                <w:lang w:val="en-US" w:eastAsia="en-US" w:bidi="ar-SA"/>
+              </w:rPr>
+              <w:t>»</w:t>
+            </w:r>
+          </w:p>
+        </w:tc>
+      </w:tr>
+      <w:tr>
+        <w:trPr/>
+        <w:tc>
+          <w:tcPr>
+            <w:tcW w:w="4393" w:type="dxa"/>
+            <w:tcBorders>
+              <w:top w:val="single" w:sz="4" w:space="0" w:color="808080"/>
+              <w:left w:val="single" w:sz="4" w:space="0" w:color="808080"/>
+              <w:bottom w:val="single" w:sz="4" w:space="0" w:color="808080"/>
+              <w:right w:val="single" w:sz="4" w:space="0" w:color="808080"/>
+            </w:tcBorders>
+          </w:tcPr>
+          <w:p>
+            <w:pPr>
+              <w:pStyle w:val="Compact"/>
+              <w:widowControl/>
+              <w:bidi w:val="1"/>
+              <w:spacing w:before="36" w:after="36"/>
+              <w:jc w:val="left"/>
+              <w:rPr>
+                <w:kern w:val="0"/>
+                <w:lang w:val="en-US" w:eastAsia="en-US" w:bidi="ar-SA"/>
+              </w:rPr>
+            </w:pPr>
+            <w:r>
+              <w:rPr>
+                <w:rStyle w:val="VerbatimChar"/>
+                <w:kern w:val="0"/>
+                <w:lang w:val="en-US" w:eastAsia="en-US" w:bidi="ar-SA"/>
+              </w:rPr>
+              <w:t>‎</w:t>
+            </w:r>
+            <w:r>
+              <w:rPr>
+                <w:rStyle w:val="VerbatimChar"/>
+                <w:kern w:val="0"/>
+                <w:lang w:val="en-US" w:eastAsia="en-US" w:bidi="ar-SA"/>
+              </w:rPr>
+              <w:t>defense2_app_fixes.py‎</w:t>
+            </w:r>
+          </w:p>
+        </w:tc>
+        <w:tc>
+          <w:tcPr>
+            <w:tcW w:w="4394" w:type="dxa"/>
+            <w:tcBorders>
+              <w:top w:val="single" w:sz="4" w:space="0" w:color="808080"/>
+              <w:left w:val="single" w:sz="4" w:space="0" w:color="808080"/>
+              <w:bottom w:val="single" w:sz="4" w:space="0" w:color="808080"/>
+              <w:right w:val="single" w:sz="4" w:space="0" w:color="808080"/>
+            </w:tcBorders>
+          </w:tcPr>
+          <w:p>
+            <w:pPr>
+              <w:pStyle w:val="Compact"/>
+              <w:widowControl/>
+              <w:bidi w:val="1"/>
+              <w:spacing w:before="36" w:after="36"/>
+              <w:jc w:val="left"/>
+              <w:rPr>
+                <w:kern w:val="0"/>
+                <w:lang w:val="en-US" w:eastAsia="en-US" w:bidi="ar-SA"/>
+              </w:rPr>
+            </w:pPr>
+            <w:r>
+              <w:rPr>
+                <w:kern w:val="0"/>
+                <w:rtl w:val="true"/>
+                <w:lang w:val="en-US" w:eastAsia="en-US" w:bidi="ar-SA"/>
+              </w:rPr>
+              <w:t>ثمانية مدخلات ج</w:t>
+            </w:r>
+            <w:r>
+              <w:rPr>
+                <w:kern w:val="0"/>
+                <w:lang w:val="en-US" w:eastAsia="en-US" w:bidi="ar-SA"/>
+              </w:rPr>
+              <w:t>3</w:t>
+            </w:r>
+            <w:r>
+              <w:rPr>
+                <w:kern w:val="0"/>
+                <w:rtl w:val="true"/>
+                <w:lang w:val="en-US" w:eastAsia="en-US" w:bidi="ar-SA"/>
+              </w:rPr>
+              <w:t xml:space="preserve"> </w:t>
+            </w:r>
+            <w:r>
+              <w:rPr>
+                <w:kern w:val="0"/>
+                <w:rtl w:val="true"/>
+                <w:lang w:val="en-US" w:eastAsia="en-US" w:bidi="ar-SA"/>
+              </w:rPr>
+              <w:t>طُبّقت، و</w:t>
+            </w:r>
+            <w:r>
+              <w:rPr>
+                <w:rStyle w:val="VerbatimChar"/>
+                <w:kern w:val="0"/>
+                <w:lang w:val="en-US" w:eastAsia="en-US" w:bidi="ar-SA"/>
+              </w:rPr>
+              <w:t>‎</w:t>
+            </w:r>
+            <w:r>
+              <w:rPr>
+                <w:rStyle w:val="VerbatimChar"/>
+                <w:kern w:val="0"/>
+                <w:lang w:val="en-US" w:eastAsia="en-US" w:bidi="ar-SA"/>
+              </w:rPr>
+              <w:t>verify_sources()‎</w:t>
+            </w:r>
+            <w:r>
+              <w:rPr>
+                <w:kern w:val="0"/>
+                <w:rtl w:val="true"/>
+                <w:lang w:val="en-US" w:eastAsia="en-US" w:bidi="ar-SA"/>
+              </w:rPr>
+              <w:t xml:space="preserve"> </w:t>
+            </w:r>
+            <w:r>
+              <w:rPr>
+                <w:kern w:val="0"/>
+                <w:rtl w:val="true"/>
+                <w:lang w:val="en-US" w:eastAsia="en-US" w:bidi="ar-SA"/>
+              </w:rPr>
+              <w:t>بلا خطأ</w:t>
+            </w:r>
+          </w:p>
+        </w:tc>
+      </w:tr>
+      <w:tr>
+        <w:trPr/>
+        <w:tc>
+          <w:tcPr>
+            <w:tcW w:w="4393" w:type="dxa"/>
+            <w:tcBorders>
+              <w:top w:val="single" w:sz="4" w:space="0" w:color="808080"/>
+              <w:left w:val="single" w:sz="4" w:space="0" w:color="808080"/>
+              <w:bottom w:val="single" w:sz="4" w:space="0" w:color="808080"/>
+              <w:right w:val="single" w:sz="4" w:space="0" w:color="808080"/>
+            </w:tcBorders>
+          </w:tcPr>
+          <w:p>
+            <w:pPr>
+              <w:pStyle w:val="Compact"/>
+              <w:widowControl/>
+              <w:bidi w:val="1"/>
+              <w:spacing w:before="36" w:after="36"/>
+              <w:jc w:val="left"/>
+              <w:rPr>
+                <w:kern w:val="0"/>
+                <w:lang w:val="en-US" w:eastAsia="en-US" w:bidi="ar-SA"/>
+              </w:rPr>
+            </w:pPr>
+            <w:r>
+              <w:rPr>
+                <w:rStyle w:val="VerbatimChar"/>
+                <w:kern w:val="0"/>
+                <w:lang w:val="en-US" w:eastAsia="en-US" w:bidi="ar-SA"/>
+              </w:rPr>
+              <w:t>‎</w:t>
+            </w:r>
+            <w:r>
+              <w:rPr>
+                <w:rStyle w:val="VerbatimChar"/>
+                <w:kern w:val="0"/>
+                <w:lang w:val="en-US" w:eastAsia="en-US" w:bidi="ar-SA"/>
+              </w:rPr>
+              <w:t>renumber.py‎</w:t>
+            </w:r>
+            <w:r>
+              <w:rPr>
+                <w:kern w:val="0"/>
+                <w:rtl w:val="true"/>
+                <w:lang w:val="en-US" w:eastAsia="en-US" w:bidi="ar-SA"/>
+              </w:rPr>
+              <w:t xml:space="preserve"> (</w:t>
+            </w:r>
+            <w:r>
+              <w:rPr>
+                <w:kern w:val="0"/>
+                <w:rtl w:val="true"/>
+                <w:lang w:val="en-US" w:eastAsia="en-US" w:bidi="ar-SA"/>
+              </w:rPr>
+              <w:t>تشغيل جاف</w:t>
+            </w:r>
+            <w:r>
+              <w:rPr>
+                <w:kern w:val="0"/>
+                <w:rtl w:val="true"/>
+                <w:lang w:val="en-US" w:eastAsia="en-US" w:bidi="ar-SA"/>
+              </w:rPr>
+              <w:t>)</w:t>
+            </w:r>
+          </w:p>
+        </w:tc>
+        <w:tc>
+          <w:tcPr>
+            <w:tcW w:w="4394" w:type="dxa"/>
+            <w:tcBorders>
+              <w:top w:val="single" w:sz="4" w:space="0" w:color="808080"/>
+              <w:left w:val="single" w:sz="4" w:space="0" w:color="808080"/>
+              <w:bottom w:val="single" w:sz="4" w:space="0" w:color="808080"/>
+              <w:right w:val="single" w:sz="4" w:space="0" w:color="808080"/>
+            </w:tcBorders>
+          </w:tcPr>
+          <w:p>
+            <w:pPr>
+              <w:pStyle w:val="Compact"/>
+              <w:widowControl/>
+              <w:bidi w:val="1"/>
+              <w:spacing w:before="36" w:after="36"/>
+              <w:jc w:val="left"/>
+              <w:rPr>
+                <w:kern w:val="0"/>
+                <w:lang w:val="en-US" w:eastAsia="en-US" w:bidi="ar-SA"/>
+              </w:rPr>
+            </w:pPr>
+            <w:r>
+              <w:rPr>
+                <w:rStyle w:val="VerbatimChar"/>
+                <w:kern w:val="0"/>
+                <w:lang w:val="en-US" w:eastAsia="en-US" w:bidi="ar-SA"/>
+              </w:rPr>
+              <w:t>‎</w:t>
+            </w:r>
+            <w:r>
+              <w:rPr>
+                <w:rStyle w:val="VerbatimChar"/>
+                <w:kern w:val="0"/>
+                <w:lang w:val="en-US" w:eastAsia="en-US" w:bidi="ar-SA"/>
+              </w:rPr>
+              <w:t>references renumbered: 0 of 74 change number‎</w:t>
+            </w:r>
+          </w:p>
+        </w:tc>
+      </w:tr>
+      <w:tr>
+        <w:trPr/>
+        <w:tc>
+          <w:tcPr>
+            <w:tcW w:w="4393" w:type="dxa"/>
+            <w:tcBorders>
+              <w:top w:val="single" w:sz="4" w:space="0" w:color="808080"/>
+              <w:left w:val="single" w:sz="4" w:space="0" w:color="808080"/>
+              <w:bottom w:val="single" w:sz="4" w:space="0" w:color="808080"/>
+              <w:right w:val="single" w:sz="4" w:space="0" w:color="808080"/>
+            </w:tcBorders>
+          </w:tcPr>
+          <w:p>
+            <w:pPr>
+              <w:pStyle w:val="Compact"/>
+              <w:widowControl/>
+              <w:bidi w:val="1"/>
+              <w:spacing w:before="36" w:after="36"/>
+              <w:jc w:val="left"/>
+              <w:rPr>
+                <w:kern w:val="0"/>
+                <w:lang w:val="en-US" w:eastAsia="en-US" w:bidi="ar-SA"/>
+              </w:rPr>
+            </w:pPr>
+            <w:r>
+              <w:rPr>
+                <w:rStyle w:val="VerbatimChar"/>
+                <w:kern w:val="0"/>
+                <w:lang w:val="en-US" w:eastAsia="en-US" w:bidi="ar-SA"/>
+              </w:rPr>
+              <w:t>‎</w:t>
+            </w:r>
+            <w:r>
+              <w:rPr>
+                <w:rStyle w:val="VerbatimChar"/>
+                <w:kern w:val="0"/>
+                <w:lang w:val="en-US" w:eastAsia="en-US" w:bidi="ar-SA"/>
+              </w:rPr>
+              <w:t>eda_figures.py‎</w:t>
+            </w:r>
+            <w:r>
+              <w:rPr>
+                <w:kern w:val="0"/>
+                <w:rtl w:val="true"/>
+                <w:lang w:val="en-US" w:eastAsia="en-US" w:bidi="ar-SA"/>
+              </w:rPr>
+              <w:t xml:space="preserve"> </w:t>
+            </w:r>
+            <w:r>
+              <w:rPr>
+                <w:kern w:val="0"/>
+                <w:rtl w:val="true"/>
+                <w:lang w:val="en-US" w:eastAsia="en-US" w:bidi="ar-SA"/>
+              </w:rPr>
+              <w:t xml:space="preserve">ثم </w:t>
+            </w:r>
+            <w:r>
+              <w:rPr>
+                <w:rStyle w:val="VerbatimChar"/>
+                <w:kern w:val="0"/>
+                <w:lang w:val="en-US" w:eastAsia="en-US" w:bidi="ar-SA"/>
+              </w:rPr>
+              <w:t>‎</w:t>
+            </w:r>
+            <w:r>
+              <w:rPr>
+                <w:rStyle w:val="VerbatimChar"/>
+                <w:kern w:val="0"/>
+                <w:lang w:val="en-US" w:eastAsia="en-US" w:bidi="ar-SA"/>
+              </w:rPr>
+              <w:t>make_tables.py‎</w:t>
+            </w:r>
+            <w:r>
+              <w:rPr>
+                <w:kern w:val="0"/>
+                <w:rtl w:val="true"/>
+                <w:lang w:val="en-US" w:eastAsia="en-US" w:bidi="ar-SA"/>
+              </w:rPr>
+              <w:t xml:space="preserve"> </w:t>
+            </w:r>
+            <w:r>
+              <w:rPr>
+                <w:kern w:val="0"/>
+                <w:rtl w:val="true"/>
+                <w:lang w:val="en-US" w:eastAsia="en-US" w:bidi="ar-SA"/>
+              </w:rPr>
+              <w:t xml:space="preserve">ثم </w:t>
+            </w:r>
+            <w:r>
+              <w:rPr>
+                <w:rStyle w:val="VerbatimChar"/>
+                <w:kern w:val="0"/>
+                <w:lang w:val="en-US" w:eastAsia="en-US" w:bidi="ar-SA"/>
+              </w:rPr>
+              <w:t>‎</w:t>
+            </w:r>
+            <w:r>
+              <w:rPr>
+                <w:rStyle w:val="VerbatimChar"/>
+                <w:kern w:val="0"/>
+                <w:lang w:val="en-US" w:eastAsia="en-US" w:bidi="ar-SA"/>
+              </w:rPr>
+              <w:t>assemble.py‎</w:t>
+            </w:r>
+          </w:p>
+        </w:tc>
+        <w:tc>
+          <w:tcPr>
+            <w:tcW w:w="4394" w:type="dxa"/>
+            <w:tcBorders>
+              <w:top w:val="single" w:sz="4" w:space="0" w:color="808080"/>
+              <w:left w:val="single" w:sz="4" w:space="0" w:color="808080"/>
+              <w:bottom w:val="single" w:sz="4" w:space="0" w:color="808080"/>
+              <w:right w:val="single" w:sz="4" w:space="0" w:color="808080"/>
+            </w:tcBorders>
+          </w:tcPr>
+          <w:p>
+            <w:pPr>
+              <w:pStyle w:val="Compact"/>
+              <w:widowControl/>
+              <w:bidi w:val="1"/>
+              <w:spacing w:before="36" w:after="36"/>
+              <w:jc w:val="left"/>
+              <w:rPr>
+                <w:kern w:val="0"/>
+                <w:lang w:val="en-US" w:eastAsia="en-US" w:bidi="ar-SA"/>
+              </w:rPr>
+            </w:pPr>
+            <w:r>
+              <w:rPr>
+                <w:kern w:val="0"/>
+                <w:lang w:val="en-US" w:eastAsia="en-US" w:bidi="ar-SA"/>
+              </w:rPr>
+              <w:t>exit 0</w:t>
+            </w:r>
+            <w:r>
+              <w:rPr>
+                <w:kern w:val="0"/>
+                <w:rtl w:val="true"/>
+                <w:lang w:val="en-US" w:eastAsia="en-US" w:bidi="ar-SA"/>
+              </w:rPr>
+              <w:t xml:space="preserve">. </w:t>
+            </w:r>
+            <w:r>
+              <w:rPr>
+                <w:kern w:val="0"/>
+                <w:rtl w:val="true"/>
+                <w:lang w:val="en-US" w:eastAsia="en-US" w:bidi="ar-SA"/>
+              </w:rPr>
+              <w:t xml:space="preserve">وفحوص </w:t>
+            </w:r>
+            <w:r>
+              <w:rPr>
+                <w:rStyle w:val="VerbatimChar"/>
+                <w:kern w:val="0"/>
+                <w:lang w:val="en-US" w:eastAsia="en-US" w:bidi="ar-SA"/>
+              </w:rPr>
+              <w:t>‎</w:t>
+            </w:r>
+            <w:r>
+              <w:rPr>
+                <w:rStyle w:val="VerbatimChar"/>
+                <w:kern w:val="0"/>
+                <w:lang w:val="en-US" w:eastAsia="en-US" w:bidi="ar-SA"/>
+              </w:rPr>
+              <w:t>serving_bench‎</w:t>
+            </w:r>
+            <w:r>
+              <w:rPr>
+                <w:kern w:val="0"/>
+                <w:rtl w:val="true"/>
+                <w:lang w:val="en-US" w:eastAsia="en-US" w:bidi="ar-SA"/>
+              </w:rPr>
+              <w:t xml:space="preserve"> </w:t>
+            </w:r>
+            <w:r>
+              <w:rPr>
+                <w:kern w:val="0"/>
+                <w:rtl w:val="true"/>
+                <w:lang w:val="en-US" w:eastAsia="en-US" w:bidi="ar-SA"/>
+              </w:rPr>
+              <w:t xml:space="preserve">كلها </w:t>
+            </w:r>
+            <w:r>
+              <w:rPr>
+                <w:kern w:val="0"/>
+                <w:lang w:val="en-US" w:eastAsia="en-US" w:bidi="ar-SA"/>
+              </w:rPr>
+              <w:t>OK</w:t>
+            </w:r>
+            <w:r>
+              <w:rPr>
+                <w:kern w:val="0"/>
+                <w:rtl w:val="true"/>
+                <w:lang w:val="en-US" w:eastAsia="en-US" w:bidi="ar-SA"/>
+              </w:rPr>
+              <w:t xml:space="preserve">، ومعها </w:t>
+            </w:r>
+            <w:r>
+              <w:rPr>
+                <w:rStyle w:val="VerbatimChar"/>
+                <w:kern w:val="0"/>
+                <w:lang w:val="en-US" w:eastAsia="en-US" w:bidi="ar-SA"/>
+              </w:rPr>
+              <w:t>‎</w:t>
+            </w:r>
+            <w:r>
+              <w:rPr>
+                <w:rStyle w:val="VerbatimChar"/>
+                <w:kern w:val="0"/>
+                <w:lang w:val="en-US" w:eastAsia="en-US" w:bidi="ar-SA"/>
+              </w:rPr>
+              <w:t>OK  serving_bench provenance: bench.py uncommitted at 6c56acf, first committed in bba9739; cold server started at ed14dfc, no src/ml or src/backend change up to 6c56acf‎</w:t>
+            </w:r>
+          </w:p>
+        </w:tc>
+      </w:tr>
+      <w:tr>
+        <w:trPr/>
+        <w:tc>
+          <w:tcPr>
+            <w:tcW w:w="4393" w:type="dxa"/>
+            <w:tcBorders>
+              <w:top w:val="single" w:sz="4" w:space="0" w:color="808080"/>
+              <w:left w:val="single" w:sz="4" w:space="0" w:color="808080"/>
+              <w:bottom w:val="single" w:sz="4" w:space="0" w:color="808080"/>
+              <w:right w:val="single" w:sz="4" w:space="0" w:color="808080"/>
+            </w:tcBorders>
+          </w:tcPr>
+          <w:p>
+            <w:pPr>
+              <w:pStyle w:val="Compact"/>
+              <w:widowControl/>
+              <w:bidi w:val="1"/>
+              <w:spacing w:before="36" w:after="36"/>
+              <w:jc w:val="left"/>
+              <w:rPr>
+                <w:kern w:val="0"/>
+                <w:lang w:val="en-US" w:eastAsia="en-US" w:bidi="ar-SA"/>
+              </w:rPr>
+            </w:pPr>
+            <w:r>
+              <w:rPr>
+                <w:rStyle w:val="VerbatimChar"/>
+                <w:kern w:val="0"/>
+                <w:lang w:val="en-US" w:eastAsia="en-US" w:bidi="ar-SA"/>
+              </w:rPr>
+              <w:t>‎</w:t>
+            </w:r>
+            <w:r>
+              <w:rPr>
+                <w:rStyle w:val="VerbatimChar"/>
+                <w:kern w:val="0"/>
+                <w:lang w:val="en-US" w:eastAsia="en-US" w:bidi="ar-SA"/>
+              </w:rPr>
+              <w:t>appendix_e.py‎</w:t>
+            </w:r>
+          </w:p>
+        </w:tc>
+        <w:tc>
+          <w:tcPr>
+            <w:tcW w:w="4394" w:type="dxa"/>
+            <w:tcBorders>
+              <w:top w:val="single" w:sz="4" w:space="0" w:color="808080"/>
+              <w:left w:val="single" w:sz="4" w:space="0" w:color="808080"/>
+              <w:bottom w:val="single" w:sz="4" w:space="0" w:color="808080"/>
+              <w:right w:val="single" w:sz="4" w:space="0" w:color="808080"/>
+            </w:tcBorders>
+          </w:tcPr>
+          <w:p>
+            <w:pPr>
+              <w:pStyle w:val="Compact"/>
+              <w:widowControl/>
+              <w:bidi w:val="1"/>
+              <w:spacing w:before="36" w:after="36"/>
+              <w:jc w:val="left"/>
+              <w:rPr>
+                <w:kern w:val="0"/>
+                <w:lang w:val="en-US" w:eastAsia="en-US" w:bidi="ar-SA"/>
+              </w:rPr>
+            </w:pPr>
+            <w:r>
+              <w:rPr>
+                <w:kern w:val="0"/>
+                <w:rtl w:val="true"/>
+                <w:lang w:val="en-US" w:eastAsia="en-US" w:bidi="ar-SA"/>
+              </w:rPr>
+              <w:t>كُتب الملحق هـ بصفوف الشبكة الاسمية المصحّحة</w:t>
+            </w:r>
+          </w:p>
+        </w:tc>
+      </w:tr>
+      <w:tr>
+        <w:trPr/>
+        <w:tc>
+          <w:tcPr>
+            <w:tcW w:w="4393" w:type="dxa"/>
+            <w:tcBorders>
+              <w:top w:val="single" w:sz="4" w:space="0" w:color="808080"/>
+              <w:left w:val="single" w:sz="4" w:space="0" w:color="808080"/>
+              <w:bottom w:val="single" w:sz="4" w:space="0" w:color="808080"/>
+              <w:right w:val="single" w:sz="4" w:space="0" w:color="808080"/>
+            </w:tcBorders>
+          </w:tcPr>
+          <w:p>
+            <w:pPr>
+              <w:pStyle w:val="Compact"/>
+              <w:widowControl/>
+              <w:bidi w:val="1"/>
+              <w:spacing w:before="36" w:after="36"/>
+              <w:jc w:val="left"/>
+              <w:rPr>
+                <w:kern w:val="0"/>
+                <w:lang w:val="en-US" w:eastAsia="en-US" w:bidi="ar-SA"/>
+              </w:rPr>
+            </w:pPr>
+            <w:r>
+              <w:rPr>
+                <w:rStyle w:val="VerbatimChar"/>
+                <w:kern w:val="0"/>
+                <w:lang w:val="en-US" w:eastAsia="en-US" w:bidi="ar-SA"/>
+              </w:rPr>
+              <w:t>‎</w:t>
+            </w:r>
+            <w:r>
+              <w:rPr>
+                <w:rStyle w:val="VerbatimChar"/>
+                <w:kern w:val="0"/>
+                <w:lang w:val="en-US" w:eastAsia="en-US" w:bidi="ar-SA"/>
+              </w:rPr>
+              <w:t>build_ch6.py --verify-tag‎</w:t>
+            </w:r>
+          </w:p>
+        </w:tc>
+        <w:tc>
+          <w:tcPr>
+            <w:tcW w:w="4394" w:type="dxa"/>
+            <w:tcBorders>
+              <w:top w:val="single" w:sz="4" w:space="0" w:color="808080"/>
+              <w:left w:val="single" w:sz="4" w:space="0" w:color="808080"/>
+              <w:bottom w:val="single" w:sz="4" w:space="0" w:color="808080"/>
+              <w:right w:val="single" w:sz="4" w:space="0" w:color="808080"/>
+            </w:tcBorders>
+          </w:tcPr>
+          <w:p>
+            <w:pPr>
+              <w:pStyle w:val="Compact"/>
+              <w:widowControl/>
+              <w:bidi w:val="1"/>
+              <w:spacing w:before="36" w:after="36"/>
+              <w:jc w:val="left"/>
+              <w:rPr>
+                <w:kern w:val="0"/>
+                <w:lang w:val="en-US" w:eastAsia="en-US" w:bidi="ar-SA"/>
+              </w:rPr>
+            </w:pPr>
+            <w:r>
+              <w:rPr>
+                <w:rStyle w:val="VerbatimChar"/>
+                <w:kern w:val="0"/>
+                <w:lang w:val="en-US" w:eastAsia="en-US" w:bidi="ar-SA"/>
+              </w:rPr>
+              <w:t>‎</w:t>
+            </w:r>
+            <w:r>
+              <w:rPr>
+                <w:rStyle w:val="VerbatimChar"/>
+                <w:kern w:val="0"/>
+                <w:lang w:val="en-US" w:eastAsia="en-US" w:bidi="ar-SA"/>
+              </w:rPr>
+              <w:t>recorded text verified against freeze-03‎</w:t>
+            </w:r>
+            <w:r>
+              <w:rPr>
+                <w:kern w:val="0"/>
+                <w:rtl w:val="true"/>
+                <w:lang w:val="en-US" w:eastAsia="en-US" w:bidi="ar-SA"/>
+              </w:rPr>
+              <w:t>، و</w:t>
+            </w:r>
+            <w:r>
+              <w:rPr>
+                <w:rStyle w:val="VerbatimChar"/>
+                <w:kern w:val="0"/>
+                <w:lang w:val="en-US" w:eastAsia="en-US" w:bidi="ar-SA"/>
+              </w:rPr>
+              <w:t>‎</w:t>
+            </w:r>
+            <w:r>
+              <w:rPr>
+                <w:rStyle w:val="VerbatimChar"/>
+                <w:kern w:val="0"/>
+                <w:lang w:val="en-US" w:eastAsia="en-US" w:bidi="ar-SA"/>
+              </w:rPr>
+              <w:t>{'deleted_branch': 10, 'filled': 10, 'after_result': 27, 'other': []}‎</w:t>
+            </w:r>
+          </w:p>
+        </w:tc>
+      </w:tr>
+      <w:tr>
+        <w:trPr/>
+        <w:tc>
+          <w:tcPr>
+            <w:tcW w:w="4393" w:type="dxa"/>
+            <w:tcBorders>
+              <w:top w:val="single" w:sz="4" w:space="0" w:color="808080"/>
+              <w:left w:val="single" w:sz="4" w:space="0" w:color="808080"/>
+              <w:bottom w:val="single" w:sz="4" w:space="0" w:color="808080"/>
+              <w:right w:val="single" w:sz="4" w:space="0" w:color="808080"/>
+            </w:tcBorders>
+          </w:tcPr>
+          <w:p>
+            <w:pPr>
+              <w:pStyle w:val="Compact"/>
+              <w:widowControl/>
+              <w:bidi w:val="1"/>
+              <w:spacing w:before="36" w:after="36"/>
+              <w:jc w:val="left"/>
+              <w:rPr>
+                <w:kern w:val="0"/>
+                <w:lang w:val="en-US" w:eastAsia="en-US" w:bidi="ar-SA"/>
+              </w:rPr>
+            </w:pPr>
+            <w:r>
+              <w:rPr>
+                <w:kern w:val="0"/>
+                <w:rtl w:val="true"/>
+                <w:lang w:val="en-US" w:eastAsia="en-US" w:bidi="ar-SA"/>
+              </w:rPr>
+              <w:t xml:space="preserve">تشغيل ثانٍ للخطوات </w:t>
+            </w:r>
+            <w:r>
+              <w:rPr>
+                <w:kern w:val="0"/>
+                <w:lang w:val="en-US" w:eastAsia="en-US" w:bidi="ar-SA"/>
+              </w:rPr>
+              <w:t>1</w:t>
+            </w:r>
+            <w:r>
+              <w:rPr>
+                <w:kern w:val="0"/>
+                <w:rtl w:val="true"/>
+                <w:lang w:val="en-US" w:eastAsia="en-US" w:bidi="ar-SA"/>
+              </w:rPr>
+              <w:t xml:space="preserve"> </w:t>
+            </w:r>
+            <w:r>
+              <w:rPr>
+                <w:kern w:val="0"/>
+                <w:rtl w:val="true"/>
+                <w:lang w:val="en-US" w:eastAsia="en-US" w:bidi="ar-SA"/>
+              </w:rPr>
+              <w:t xml:space="preserve">إلى </w:t>
+            </w:r>
+            <w:r>
+              <w:rPr>
+                <w:kern w:val="0"/>
+                <w:lang w:val="en-US" w:eastAsia="en-US" w:bidi="ar-SA"/>
+              </w:rPr>
+              <w:t>3</w:t>
+            </w:r>
+            <w:r>
+              <w:rPr>
+                <w:kern w:val="0"/>
+                <w:rtl w:val="true"/>
+                <w:lang w:val="en-US" w:eastAsia="en-US" w:bidi="ar-SA"/>
+              </w:rPr>
+              <w:t xml:space="preserve"> </w:t>
+            </w:r>
+            <w:r>
+              <w:rPr>
+                <w:kern w:val="0"/>
+                <w:rtl w:val="true"/>
+                <w:lang w:val="en-US" w:eastAsia="en-US" w:bidi="ar-SA"/>
+              </w:rPr>
+              <w:t xml:space="preserve">والملحق هـ والفصل </w:t>
+            </w:r>
+            <w:r>
+              <w:rPr>
+                <w:kern w:val="0"/>
+                <w:lang w:val="en-US" w:eastAsia="en-US" w:bidi="ar-SA"/>
+              </w:rPr>
+              <w:t>6</w:t>
+            </w:r>
+          </w:p>
+        </w:tc>
+        <w:tc>
+          <w:tcPr>
+            <w:tcW w:w="4394" w:type="dxa"/>
+            <w:tcBorders>
+              <w:top w:val="single" w:sz="4" w:space="0" w:color="808080"/>
+              <w:left w:val="single" w:sz="4" w:space="0" w:color="808080"/>
+              <w:bottom w:val="single" w:sz="4" w:space="0" w:color="808080"/>
+              <w:right w:val="single" w:sz="4" w:space="0" w:color="808080"/>
+            </w:tcBorders>
+          </w:tcPr>
+          <w:p>
+            <w:pPr>
+              <w:pStyle w:val="Compact"/>
+              <w:widowControl/>
+              <w:bidi w:val="1"/>
+              <w:spacing w:before="36" w:after="36"/>
+              <w:jc w:val="left"/>
+              <w:rPr>
+                <w:kern w:val="0"/>
+                <w:lang w:val="en-US" w:eastAsia="en-US" w:bidi="ar-SA"/>
+              </w:rPr>
+            </w:pPr>
+            <w:r>
+              <w:rPr>
+                <w:rStyle w:val="VerbatimChar"/>
+                <w:kern w:val="0"/>
+                <w:lang w:val="en-US" w:eastAsia="en-US" w:bidi="ar-SA"/>
+              </w:rPr>
+              <w:t>‎</w:t>
+            </w:r>
+            <w:r>
+              <w:rPr>
+                <w:rStyle w:val="VerbatimChar"/>
+                <w:kern w:val="0"/>
+                <w:lang w:val="en-US" w:eastAsia="en-US" w:bidi="ar-SA"/>
+              </w:rPr>
+              <w:t>git diff docs/working/06-thesis/‎</w:t>
+            </w:r>
+            <w:r>
+              <w:rPr>
+                <w:kern w:val="0"/>
+                <w:rtl w:val="true"/>
+                <w:lang w:val="en-US" w:eastAsia="en-US" w:bidi="ar-SA"/>
+              </w:rPr>
+              <w:t xml:space="preserve"> </w:t>
+            </w:r>
+            <w:r>
+              <w:rPr>
+                <w:kern w:val="0"/>
+                <w:rtl w:val="true"/>
+                <w:lang w:val="en-US" w:eastAsia="en-US" w:bidi="ar-SA"/>
+              </w:rPr>
+              <w:t>مطابق للتشغيل الأول</w:t>
+            </w:r>
+          </w:p>
+        </w:tc>
+      </w:tr>
+      <w:tr>
+        <w:trPr/>
+        <w:tc>
+          <w:tcPr>
+            <w:tcW w:w="4393" w:type="dxa"/>
+            <w:tcBorders>
+              <w:top w:val="single" w:sz="4" w:space="0" w:color="808080"/>
+              <w:left w:val="single" w:sz="4" w:space="0" w:color="808080"/>
+              <w:bottom w:val="single" w:sz="4" w:space="0" w:color="808080"/>
+              <w:right w:val="single" w:sz="4" w:space="0" w:color="808080"/>
+            </w:tcBorders>
+          </w:tcPr>
+          <w:p>
+            <w:pPr>
+              <w:pStyle w:val="Compact"/>
+              <w:widowControl/>
+              <w:bidi w:val="1"/>
+              <w:spacing w:before="36" w:after="36"/>
+              <w:jc w:val="left"/>
+              <w:rPr>
+                <w:kern w:val="0"/>
+                <w:lang w:val="en-US" w:eastAsia="en-US" w:bidi="ar-SA"/>
+              </w:rPr>
+            </w:pPr>
+            <w:r>
+              <w:rPr>
+                <w:rStyle w:val="VerbatimChar"/>
+                <w:kern w:val="0"/>
+                <w:lang w:val="en-US" w:eastAsia="en-US" w:bidi="ar-SA"/>
+              </w:rPr>
+              <w:t>‎</w:t>
+            </w:r>
+            <w:r>
+              <w:rPr>
+                <w:rStyle w:val="VerbatimChar"/>
+                <w:kern w:val="0"/>
+                <w:lang w:val="en-US" w:eastAsia="en-US" w:bidi="ar-SA"/>
+              </w:rPr>
+              <w:t>build_thesis_docx.py‎</w:t>
+            </w:r>
+          </w:p>
+        </w:tc>
+        <w:tc>
+          <w:tcPr>
+            <w:tcW w:w="4394" w:type="dxa"/>
+            <w:tcBorders>
+              <w:top w:val="single" w:sz="4" w:space="0" w:color="808080"/>
+              <w:left w:val="single" w:sz="4" w:space="0" w:color="808080"/>
+              <w:bottom w:val="single" w:sz="4" w:space="0" w:color="808080"/>
+              <w:right w:val="single" w:sz="4" w:space="0" w:color="808080"/>
+            </w:tcBorders>
+          </w:tcPr>
+          <w:p>
+            <w:pPr>
+              <w:pStyle w:val="Compact"/>
+              <w:widowControl/>
+              <w:bidi w:val="1"/>
+              <w:spacing w:before="36" w:after="36"/>
+              <w:jc w:val="left"/>
+              <w:rPr>
+                <w:kern w:val="0"/>
+                <w:lang w:val="en-US" w:eastAsia="en-US" w:bidi="ar-SA"/>
+              </w:rPr>
+            </w:pPr>
+            <w:r>
+              <w:rPr>
+                <w:kern w:val="0"/>
+                <w:rtl w:val="true"/>
+                <w:lang w:val="en-US" w:eastAsia="en-US" w:bidi="ar-SA"/>
+              </w:rPr>
+              <w:t xml:space="preserve">بُني ملف الرسالة </w:t>
+            </w:r>
+            <w:r>
+              <w:rPr>
+                <w:kern w:val="0"/>
+                <w:rtl w:val="true"/>
+                <w:lang w:val="en-US" w:eastAsia="en-US" w:bidi="ar-SA"/>
+              </w:rPr>
+              <w:t>(</w:t>
+            </w:r>
+            <w:r>
+              <w:rPr>
+                <w:kern w:val="0"/>
+                <w:lang w:val="en-US" w:eastAsia="en-US" w:bidi="ar-SA"/>
+              </w:rPr>
+              <w:t>127</w:t>
+            </w:r>
+            <w:r>
+              <w:rPr>
+                <w:kern w:val="0"/>
+                <w:rtl w:val="true"/>
+                <w:lang w:val="en-US" w:eastAsia="en-US" w:bidi="ar-SA"/>
+              </w:rPr>
+              <w:t xml:space="preserve"> </w:t>
+            </w:r>
+            <w:r>
+              <w:rPr>
+                <w:kern w:val="0"/>
+                <w:rtl w:val="true"/>
+                <w:lang w:val="en-US" w:eastAsia="en-US" w:bidi="ar-SA"/>
+              </w:rPr>
+              <w:t>جدولاً، و</w:t>
+            </w:r>
+            <w:r>
+              <w:rPr>
+                <w:kern w:val="0"/>
+                <w:lang w:val="en-US" w:eastAsia="en-US" w:bidi="ar-SA"/>
+              </w:rPr>
+              <w:t>24</w:t>
+            </w:r>
+            <w:r>
+              <w:rPr>
+                <w:kern w:val="0"/>
+                <w:rtl w:val="true"/>
+                <w:lang w:val="en-US" w:eastAsia="en-US" w:bidi="ar-SA"/>
+              </w:rPr>
+              <w:t xml:space="preserve"> </w:t>
+            </w:r>
+            <w:r>
+              <w:rPr>
+                <w:kern w:val="0"/>
+                <w:rtl w:val="true"/>
+                <w:lang w:val="en-US" w:eastAsia="en-US" w:bidi="ar-SA"/>
+              </w:rPr>
+              <w:t>شكلاً</w:t>
+            </w:r>
+            <w:r>
+              <w:rPr>
+                <w:kern w:val="0"/>
+                <w:rtl w:val="true"/>
+                <w:lang w:val="en-US" w:eastAsia="en-US" w:bidi="ar-SA"/>
+              </w:rPr>
+              <w:t>)</w:t>
+            </w:r>
+            <w:r>
+              <w:rPr>
+                <w:kern w:val="0"/>
+                <w:rtl w:val="true"/>
+                <w:lang w:val="en-US" w:eastAsia="en-US" w:bidi="ar-SA"/>
+              </w:rPr>
+              <w:t xml:space="preserve">، وفيه النصوص الجديدة، ولا يظهر فيه </w:t>
+            </w:r>
+            <w:r>
+              <w:rPr>
+                <w:kern w:val="0"/>
+                <w:lang w:val="en-US" w:eastAsia="en-US" w:bidi="ar-SA"/>
+              </w:rPr>
+              <w:t>0.0508</w:t>
+            </w:r>
+          </w:p>
+        </w:tc>
+      </w:tr>
+      <w:tr>
+        <w:trPr/>
+        <w:tc>
+          <w:tcPr>
+            <w:tcW w:w="4393" w:type="dxa"/>
+            <w:tcBorders>
+              <w:top w:val="single" w:sz="4" w:space="0" w:color="808080"/>
+              <w:left w:val="single" w:sz="4" w:space="0" w:color="808080"/>
+              <w:bottom w:val="single" w:sz="4" w:space="0" w:color="808080"/>
+              <w:right w:val="single" w:sz="4" w:space="0" w:color="808080"/>
+            </w:tcBorders>
+          </w:tcPr>
+          <w:p>
+            <w:pPr>
+              <w:pStyle w:val="Compact"/>
+              <w:widowControl/>
+              <w:bidi w:val="1"/>
+              <w:spacing w:before="36" w:after="36"/>
+              <w:jc w:val="left"/>
+              <w:rPr>
+                <w:kern w:val="0"/>
+                <w:lang w:val="en-US" w:eastAsia="en-US" w:bidi="ar-SA"/>
+              </w:rPr>
+            </w:pPr>
+            <w:r>
+              <w:rPr>
+                <w:rStyle w:val="VerbatimChar"/>
+                <w:kern w:val="0"/>
+                <w:lang w:val="en-US" w:eastAsia="en-US" w:bidi="ar-SA"/>
+              </w:rPr>
+              <w:t>‎</w:t>
+            </w:r>
+            <w:r>
+              <w:rPr>
+                <w:rStyle w:val="VerbatimChar"/>
+                <w:kern w:val="0"/>
+                <w:lang w:val="en-US" w:eastAsia="en-US" w:bidi="ar-SA"/>
+              </w:rPr>
+              <w:t>defense_check_quotes.py‎</w:t>
+            </w:r>
+            <w:r>
+              <w:rPr>
+                <w:kern w:val="0"/>
+                <w:rtl w:val="true"/>
+                <w:lang w:val="en-US" w:eastAsia="en-US" w:bidi="ar-SA"/>
+              </w:rPr>
+              <w:t xml:space="preserve"> </w:t>
+            </w:r>
+            <w:r>
+              <w:rPr>
+                <w:kern w:val="0"/>
+                <w:rtl w:val="true"/>
+                <w:lang w:val="en-US" w:eastAsia="en-US" w:bidi="ar-SA"/>
+              </w:rPr>
+              <w:t>على ملفات الجولة الأولى الثلاثة</w:t>
+            </w:r>
+          </w:p>
+        </w:tc>
+        <w:tc>
+          <w:tcPr>
+            <w:tcW w:w="4394" w:type="dxa"/>
+            <w:tcBorders>
+              <w:top w:val="single" w:sz="4" w:space="0" w:color="808080"/>
+              <w:left w:val="single" w:sz="4" w:space="0" w:color="808080"/>
+              <w:bottom w:val="single" w:sz="4" w:space="0" w:color="808080"/>
+              <w:right w:val="single" w:sz="4" w:space="0" w:color="808080"/>
+            </w:tcBorders>
+          </w:tcPr>
+          <w:p>
+            <w:pPr>
+              <w:pStyle w:val="Compact"/>
+              <w:widowControl/>
+              <w:bidi w:val="1"/>
+              <w:spacing w:before="36" w:after="36"/>
+              <w:jc w:val="left"/>
+              <w:rPr>
+                <w:kern w:val="0"/>
+                <w:lang w:val="en-US" w:eastAsia="en-US" w:bidi="ar-SA"/>
+              </w:rPr>
+            </w:pPr>
+            <w:r>
+              <w:rPr>
+                <w:rStyle w:val="VerbatimChar"/>
+                <w:kern w:val="0"/>
+                <w:lang w:val="en-US" w:eastAsia="en-US" w:bidi="ar-SA"/>
+              </w:rPr>
+              <w:t>‎</w:t>
+            </w:r>
+            <w:r>
+              <w:rPr>
+                <w:rStyle w:val="VerbatimChar"/>
+                <w:kern w:val="0"/>
+                <w:lang w:val="en-US" w:eastAsia="en-US" w:bidi="ar-SA"/>
+              </w:rPr>
+              <w:t>checked=78 missing=20‎</w:t>
+            </w:r>
+            <w:r>
+              <w:rPr>
+                <w:kern w:val="0"/>
+                <w:rtl w:val="true"/>
+                <w:lang w:val="en-US" w:eastAsia="en-US" w:bidi="ar-SA"/>
+              </w:rPr>
+              <w:t>، والعشرون كلها في ملفات العرض والتسليم التي يعدّلها فريق العرض</w:t>
+            </w:r>
+            <w:r>
+              <w:rPr>
+                <w:kern w:val="0"/>
+                <w:rtl w:val="true"/>
+                <w:lang w:val="en-US" w:eastAsia="en-US" w:bidi="ar-SA"/>
+              </w:rPr>
+              <w:t xml:space="preserve">. </w:t>
+            </w:r>
+            <w:r>
+              <w:rPr>
+                <w:kern w:val="0"/>
+                <w:rtl w:val="true"/>
+                <w:lang w:val="en-US" w:eastAsia="en-US" w:bidi="ar-SA"/>
+              </w:rPr>
+              <w:t>ويبحث المدقق في المستودع كله، فبقيت ثلاثة اقتباسات غيّرها هذا العمل موجودة في سجل البحث وسكربتات الإصلاح، وهي غائبة الآن من موضعها في الرسالة، وهذا متوقع</w:t>
+            </w:r>
+            <w:r>
+              <w:rPr>
+                <w:kern w:val="0"/>
+                <w:rtl w:val="true"/>
+                <w:lang w:val="en-US" w:eastAsia="en-US" w:bidi="ar-SA"/>
+              </w:rPr>
+              <w:t>: «</w:t>
+            </w:r>
+            <w:r>
+              <w:rPr>
+                <w:kern w:val="0"/>
+                <w:rtl w:val="true"/>
+                <w:lang w:val="en-US" w:eastAsia="en-US" w:bidi="ar-SA"/>
+              </w:rPr>
+              <w:t>في الفجوة الأولى، لم يظهر عمل في التعليم يقارن…</w:t>
+            </w:r>
+            <w:r>
+              <w:rPr>
+                <w:kern w:val="0"/>
+                <w:rtl w:val="true"/>
+                <w:lang w:val="en-US" w:eastAsia="en-US" w:bidi="ar-SA"/>
+              </w:rPr>
+              <w:t>» (</w:t>
+            </w:r>
+            <w:r>
+              <w:rPr>
+                <w:kern w:val="0"/>
+                <w:lang w:val="en-US" w:eastAsia="en-US" w:bidi="ar-SA"/>
+              </w:rPr>
+              <w:t>2</w:t>
+            </w:r>
+            <w:r>
+              <w:rPr>
+                <w:kern w:val="0"/>
+                <w:rtl w:val="true"/>
+                <w:lang w:val="en-US" w:eastAsia="en-US" w:bidi="ar-SA"/>
+              </w:rPr>
+              <w:t>-</w:t>
+            </w:r>
+            <w:r>
+              <w:rPr>
+                <w:kern w:val="0"/>
+                <w:lang w:val="en-US" w:eastAsia="en-US" w:bidi="ar-SA"/>
+              </w:rPr>
+              <w:t>1</w:t>
+            </w:r>
+            <w:r>
+              <w:rPr>
+                <w:kern w:val="0"/>
+                <w:rtl w:val="true"/>
+                <w:lang w:val="en-US" w:eastAsia="en-US" w:bidi="ar-SA"/>
+              </w:rPr>
+              <w:t>)</w:t>
+            </w:r>
+            <w:r>
+              <w:rPr>
+                <w:kern w:val="0"/>
+                <w:rtl w:val="true"/>
+                <w:lang w:val="en-US" w:eastAsia="en-US" w:bidi="ar-SA"/>
+              </w:rPr>
+              <w:t>، و</w:t>
+            </w:r>
+            <w:r>
+              <w:rPr>
+                <w:kern w:val="0"/>
+                <w:rtl w:val="true"/>
+                <w:lang w:val="en-US" w:eastAsia="en-US" w:bidi="ar-SA"/>
+              </w:rPr>
+              <w:t>«</w:t>
+            </w:r>
+            <w:r>
+              <w:rPr>
+                <w:kern w:val="0"/>
+                <w:rtl w:val="true"/>
+                <w:lang w:val="en-US" w:eastAsia="en-US" w:bidi="ar-SA"/>
+              </w:rPr>
+              <w:t>أحدث مورد في سلة المتعلم الأخيرة التي قورنت بها سلال الأقران الحديثة</w:t>
+            </w:r>
+            <w:r>
+              <w:rPr>
+                <w:kern w:val="0"/>
+                <w:rtl w:val="true"/>
+                <w:lang w:val="en-US" w:eastAsia="en-US" w:bidi="ar-SA"/>
+              </w:rPr>
+              <w:t>» (</w:t>
+            </w:r>
+            <w:r>
+              <w:rPr>
+                <w:kern w:val="0"/>
+                <w:rtl w:val="true"/>
+                <w:lang w:val="en-US" w:eastAsia="en-US" w:bidi="ar-SA"/>
+              </w:rPr>
+              <w:t xml:space="preserve">الجدول </w:t>
+            </w:r>
+            <w:r>
+              <w:rPr>
+                <w:kern w:val="0"/>
+                <w:lang w:val="en-US" w:eastAsia="en-US" w:bidi="ar-SA"/>
+              </w:rPr>
+              <w:t>3</w:t>
+            </w:r>
+            <w:r>
+              <w:rPr>
+                <w:kern w:val="0"/>
+                <w:rtl w:val="true"/>
+                <w:lang w:val="en-US" w:eastAsia="en-US" w:bidi="ar-SA"/>
+              </w:rPr>
+              <w:t>-</w:t>
+            </w:r>
+            <w:r>
+              <w:rPr>
+                <w:kern w:val="0"/>
+                <w:lang w:val="en-US" w:eastAsia="en-US" w:bidi="ar-SA"/>
+              </w:rPr>
+              <w:t>11</w:t>
+            </w:r>
+            <w:r>
+              <w:rPr>
+                <w:kern w:val="0"/>
+                <w:rtl w:val="true"/>
+                <w:lang w:val="en-US" w:eastAsia="en-US" w:bidi="ar-SA"/>
+              </w:rPr>
+              <w:t>)</w:t>
+            </w:r>
+            <w:r>
+              <w:rPr>
+                <w:kern w:val="0"/>
+                <w:rtl w:val="true"/>
+                <w:lang w:val="en-US" w:eastAsia="en-US" w:bidi="ar-SA"/>
+              </w:rPr>
+              <w:t>، و</w:t>
+            </w:r>
+            <w:r>
+              <w:rPr>
+                <w:kern w:val="0"/>
+                <w:rtl w:val="true"/>
+                <w:lang w:val="en-US" w:eastAsia="en-US" w:bidi="ar-SA"/>
+              </w:rPr>
+              <w:t>«</w:t>
+            </w:r>
+            <w:r>
+              <w:rPr>
+                <w:kern w:val="0"/>
+                <w:rtl w:val="true"/>
+                <w:lang w:val="en-US" w:eastAsia="en-US" w:bidi="ar-SA"/>
+              </w:rPr>
+              <w:t xml:space="preserve">وجاء اتجاه </w:t>
+            </w:r>
+            <w:r>
+              <w:rPr>
+                <w:kern w:val="0"/>
+                <w:lang w:val="en-US" w:eastAsia="en-US" w:bidi="ar-SA"/>
+              </w:rPr>
+              <w:t>H4</w:t>
+            </w:r>
+            <w:r>
+              <w:rPr>
+                <w:kern w:val="0"/>
+                <w:rtl w:val="true"/>
+                <w:lang w:val="en-US" w:eastAsia="en-US" w:bidi="ar-SA"/>
+              </w:rPr>
+              <w:t>-</w:t>
+            </w:r>
+            <w:r>
+              <w:rPr>
+                <w:kern w:val="0"/>
+                <w:rtl w:val="true"/>
+                <w:lang w:val="en-US" w:eastAsia="en-US" w:bidi="ar-SA"/>
+              </w:rPr>
+              <w:t xml:space="preserve">ب الاستكشافي على </w:t>
+            </w:r>
+            <w:r>
+              <w:rPr>
+                <w:kern w:val="0"/>
+                <w:lang w:val="en-US" w:eastAsia="en-US" w:bidi="ar-SA"/>
+              </w:rPr>
+              <w:t>2014</w:t>
+            </w:r>
+            <w:r>
+              <w:rPr>
+                <w:kern w:val="0"/>
+                <w:rtl w:val="true"/>
+                <w:lang w:val="en-US" w:eastAsia="en-US" w:bidi="ar-SA"/>
+              </w:rPr>
+              <w:t xml:space="preserve"> </w:t>
+            </w:r>
+            <w:r>
+              <w:rPr>
+                <w:kern w:val="0"/>
+                <w:rtl w:val="true"/>
+                <w:lang w:val="en-US" w:eastAsia="en-US" w:bidi="ar-SA"/>
+              </w:rPr>
+              <w:t>موجباً في الربعين، وأكبر لدى الأقل تاريخاً</w:t>
+            </w:r>
+            <w:r>
+              <w:rPr>
+                <w:kern w:val="0"/>
+                <w:rtl w:val="true"/>
+                <w:lang w:val="en-US" w:eastAsia="en-US" w:bidi="ar-SA"/>
+              </w:rPr>
+              <w:t>» (</w:t>
+            </w:r>
+            <w:r>
+              <w:rPr>
+                <w:kern w:val="0"/>
+                <w:lang w:val="en-US" w:eastAsia="en-US" w:bidi="ar-SA"/>
+              </w:rPr>
+              <w:t>7</w:t>
+            </w:r>
+            <w:r>
+              <w:rPr>
+                <w:kern w:val="0"/>
+                <w:rtl w:val="true"/>
+                <w:lang w:val="en-US" w:eastAsia="en-US" w:bidi="ar-SA"/>
+              </w:rPr>
+              <w:t>-</w:t>
+            </w:r>
+            <w:r>
+              <w:rPr>
+                <w:kern w:val="0"/>
+                <w:lang w:val="en-US" w:eastAsia="en-US" w:bidi="ar-SA"/>
+              </w:rPr>
+              <w:t>3</w:t>
+            </w:r>
+            <w:r>
+              <w:rPr>
+                <w:kern w:val="0"/>
+                <w:rtl w:val="true"/>
+                <w:lang w:val="en-US" w:eastAsia="en-US" w:bidi="ar-SA"/>
+              </w:rPr>
+              <w:t>)</w:t>
+            </w:r>
+          </w:p>
+        </w:tc>
+      </w:tr>
+      <w:tr>
+        <w:trPr/>
+        <w:tc>
+          <w:tcPr>
+            <w:tcW w:w="4393" w:type="dxa"/>
+            <w:tcBorders>
+              <w:top w:val="single" w:sz="4" w:space="0" w:color="808080"/>
+              <w:left w:val="single" w:sz="4" w:space="0" w:color="808080"/>
+              <w:bottom w:val="single" w:sz="4" w:space="0" w:color="808080"/>
+              <w:right w:val="single" w:sz="4" w:space="0" w:color="808080"/>
+            </w:tcBorders>
+          </w:tcPr>
+          <w:p>
+            <w:pPr>
+              <w:pStyle w:val="Compact"/>
+              <w:widowControl/>
+              <w:bidi w:val="1"/>
+              <w:spacing w:before="36" w:after="36"/>
+              <w:jc w:val="left"/>
+              <w:rPr>
+                <w:kern w:val="0"/>
+                <w:lang w:val="en-US" w:eastAsia="en-US" w:bidi="ar-SA"/>
+              </w:rPr>
+            </w:pPr>
+            <w:r>
+              <w:rPr>
+                <w:rStyle w:val="VerbatimChar"/>
+                <w:kern w:val="0"/>
+                <w:lang w:val="en-US" w:eastAsia="en-US" w:bidi="ar-SA"/>
+              </w:rPr>
+              <w:t>‎</w:t>
+            </w:r>
+            <w:r>
+              <w:rPr>
+                <w:rStyle w:val="VerbatimChar"/>
+                <w:kern w:val="0"/>
+                <w:lang w:val="en-US" w:eastAsia="en-US" w:bidi="ar-SA"/>
+              </w:rPr>
+              <w:t>defense2_app_fixes.py‎</w:t>
+            </w:r>
+            <w:r>
+              <w:rPr>
+                <w:kern w:val="0"/>
+                <w:rtl w:val="true"/>
+                <w:lang w:val="en-US" w:eastAsia="en-US" w:bidi="ar-SA"/>
+              </w:rPr>
+              <w:t xml:space="preserve"> </w:t>
+            </w:r>
+            <w:r>
+              <w:rPr>
+                <w:kern w:val="0"/>
+                <w:rtl w:val="true"/>
+                <w:lang w:val="en-US" w:eastAsia="en-US" w:bidi="ar-SA"/>
+              </w:rPr>
+              <w:t>و</w:t>
+            </w:r>
+            <w:r>
+              <w:rPr>
+                <w:rStyle w:val="VerbatimChar"/>
+                <w:kern w:val="0"/>
+                <w:lang w:val="en-US" w:eastAsia="en-US" w:bidi="ar-SA"/>
+              </w:rPr>
+              <w:t>‎</w:t>
+            </w:r>
+            <w:r>
+              <w:rPr>
+                <w:rStyle w:val="VerbatimChar"/>
+                <w:kern w:val="0"/>
+                <w:lang w:val="en-US" w:eastAsia="en-US" w:bidi="ar-SA"/>
+              </w:rPr>
+              <w:t>defense2_round2_fixes.py‎</w:t>
+            </w:r>
+            <w:r>
+              <w:rPr>
+                <w:kern w:val="0"/>
+                <w:rtl w:val="true"/>
+                <w:lang w:val="en-US" w:eastAsia="en-US" w:bidi="ar-SA"/>
+              </w:rPr>
+              <w:t xml:space="preserve"> </w:t>
+            </w:r>
+            <w:r>
+              <w:rPr>
+                <w:kern w:val="0"/>
+                <w:rtl w:val="true"/>
+                <w:lang w:val="en-US" w:eastAsia="en-US" w:bidi="ar-SA"/>
+              </w:rPr>
+              <w:t>و</w:t>
+            </w:r>
+            <w:r>
+              <w:rPr>
+                <w:rStyle w:val="VerbatimChar"/>
+                <w:kern w:val="0"/>
+                <w:lang w:val="en-US" w:eastAsia="en-US" w:bidi="ar-SA"/>
+              </w:rPr>
+              <w:t>‎</w:t>
+            </w:r>
+            <w:r>
+              <w:rPr>
+                <w:rStyle w:val="VerbatimChar"/>
+                <w:kern w:val="0"/>
+                <w:lang w:val="en-US" w:eastAsia="en-US" w:bidi="ar-SA"/>
+              </w:rPr>
+              <w:t>defense2_round3_fixes.py‎</w:t>
+            </w:r>
+            <w:r>
+              <w:rPr>
+                <w:kern w:val="0"/>
+                <w:rtl w:val="true"/>
+                <w:lang w:val="en-US" w:eastAsia="en-US" w:bidi="ar-SA"/>
+              </w:rPr>
+              <w:t xml:space="preserve"> </w:t>
+            </w:r>
+            <w:r>
+              <w:rPr>
+                <w:kern w:val="0"/>
+                <w:rtl w:val="true"/>
+                <w:lang w:val="en-US" w:eastAsia="en-US" w:bidi="ar-SA"/>
+              </w:rPr>
+              <w:t>بـ</w:t>
+            </w:r>
+            <w:r>
+              <w:rPr>
+                <w:rStyle w:val="VerbatimChar"/>
+                <w:kern w:val="0"/>
+                <w:lang w:val="en-US" w:eastAsia="en-US" w:bidi="ar-SA"/>
+              </w:rPr>
+              <w:t>‎</w:t>
+            </w:r>
+            <w:r>
+              <w:rPr>
+                <w:rStyle w:val="VerbatimChar"/>
+                <w:kern w:val="0"/>
+                <w:lang w:val="en-US" w:eastAsia="en-US" w:bidi="ar-SA"/>
+              </w:rPr>
+              <w:t>--check‎</w:t>
+            </w:r>
+          </w:p>
+        </w:tc>
+        <w:tc>
+          <w:tcPr>
+            <w:tcW w:w="4394" w:type="dxa"/>
+            <w:tcBorders>
+              <w:top w:val="single" w:sz="4" w:space="0" w:color="808080"/>
+              <w:left w:val="single" w:sz="4" w:space="0" w:color="808080"/>
+              <w:bottom w:val="single" w:sz="4" w:space="0" w:color="808080"/>
+              <w:right w:val="single" w:sz="4" w:space="0" w:color="808080"/>
+            </w:tcBorders>
+          </w:tcPr>
+          <w:p>
+            <w:pPr>
+              <w:pStyle w:val="Compact"/>
+              <w:widowControl/>
+              <w:bidi w:val="1"/>
+              <w:spacing w:before="36" w:after="36"/>
+              <w:jc w:val="left"/>
+              <w:rPr>
+                <w:kern w:val="0"/>
+                <w:lang w:val="en-US" w:eastAsia="en-US" w:bidi="ar-SA"/>
+              </w:rPr>
+            </w:pPr>
+            <w:r>
+              <w:rPr>
+                <w:kern w:val="0"/>
+                <w:lang w:val="en-US" w:eastAsia="en-US" w:bidi="ar-SA"/>
+              </w:rPr>
+              <w:t>errors=0</w:t>
+            </w:r>
+            <w:r>
+              <w:rPr>
+                <w:kern w:val="0"/>
+                <w:rtl w:val="true"/>
+                <w:lang w:val="en-US" w:eastAsia="en-US" w:bidi="ar-SA"/>
+              </w:rPr>
+              <w:t xml:space="preserve"> </w:t>
+            </w:r>
+            <w:r>
+              <w:rPr>
+                <w:kern w:val="0"/>
+                <w:rtl w:val="true"/>
+                <w:lang w:val="en-US" w:eastAsia="en-US" w:bidi="ar-SA"/>
+              </w:rPr>
+              <w:t>في الثلاثة</w:t>
+            </w:r>
+            <w:r>
+              <w:rPr>
+                <w:kern w:val="0"/>
+                <w:rtl w:val="true"/>
+                <w:lang w:val="en-US" w:eastAsia="en-US" w:bidi="ar-SA"/>
+              </w:rPr>
+              <w:t xml:space="preserve">. </w:t>
+            </w:r>
+            <w:r>
+              <w:rPr>
+                <w:kern w:val="0"/>
+                <w:rtl w:val="true"/>
+                <w:lang w:val="en-US" w:eastAsia="en-US" w:bidi="ar-SA"/>
+              </w:rPr>
+              <w:t>و</w:t>
+            </w:r>
+            <w:r>
+              <w:rPr>
+                <w:rStyle w:val="VerbatimChar"/>
+                <w:kern w:val="0"/>
+                <w:lang w:val="en-US" w:eastAsia="en-US" w:bidi="ar-SA"/>
+              </w:rPr>
+              <w:t>‎</w:t>
+            </w:r>
+            <w:r>
+              <w:rPr>
+                <w:rStyle w:val="VerbatimChar"/>
+                <w:kern w:val="0"/>
+                <w:lang w:val="en-US" w:eastAsia="en-US" w:bidi="ar-SA"/>
+              </w:rPr>
+              <w:t>defense2_revisions.py‎</w:t>
+            </w:r>
+            <w:r>
+              <w:rPr>
+                <w:kern w:val="0"/>
+                <w:lang w:val="en-US" w:eastAsia="en-US" w:bidi="ar-SA"/>
+              </w:rPr>
+              <w:t>: «already applied and renumbered</w:t>
+            </w:r>
+            <w:r>
+              <w:rPr>
+                <w:kern w:val="0"/>
+                <w:rtl w:val="true"/>
+                <w:lang w:val="en-US" w:eastAsia="en-US" w:bidi="ar-SA"/>
+              </w:rPr>
+              <w:t>»</w:t>
+            </w:r>
+          </w:p>
+        </w:tc>
+      </w:tr>
+      <w:tr>
+        <w:trPr/>
+        <w:tc>
+          <w:tcPr>
+            <w:tcW w:w="4393" w:type="dxa"/>
+            <w:tcBorders>
+              <w:top w:val="single" w:sz="4" w:space="0" w:color="808080"/>
+              <w:left w:val="single" w:sz="4" w:space="0" w:color="808080"/>
+              <w:bottom w:val="single" w:sz="4" w:space="0" w:color="808080"/>
+              <w:right w:val="single" w:sz="4" w:space="0" w:color="808080"/>
+            </w:tcBorders>
+          </w:tcPr>
+          <w:p>
+            <w:pPr>
+              <w:pStyle w:val="Compact"/>
+              <w:widowControl/>
+              <w:bidi w:val="1"/>
+              <w:spacing w:before="36" w:after="36"/>
+              <w:jc w:val="left"/>
+              <w:rPr>
+                <w:kern w:val="0"/>
+                <w:lang w:val="en-US" w:eastAsia="en-US" w:bidi="ar-SA"/>
+              </w:rPr>
+            </w:pPr>
+            <w:r>
+              <w:rPr>
+                <w:rStyle w:val="VerbatimChar"/>
+                <w:kern w:val="0"/>
+                <w:lang w:val="en-US" w:eastAsia="en-US" w:bidi="ar-SA"/>
+              </w:rPr>
+              <w:t>‎</w:t>
+            </w:r>
+            <w:r>
+              <w:rPr>
+                <w:rStyle w:val="VerbatimChar"/>
+                <w:kern w:val="0"/>
+                <w:lang w:val="en-US" w:eastAsia="en-US" w:bidi="ar-SA"/>
+              </w:rPr>
+              <w:t>align_mock.py --check‎</w:t>
+            </w:r>
+          </w:p>
+        </w:tc>
+        <w:tc>
+          <w:tcPr>
+            <w:tcW w:w="4394" w:type="dxa"/>
+            <w:tcBorders>
+              <w:top w:val="single" w:sz="4" w:space="0" w:color="808080"/>
+              <w:left w:val="single" w:sz="4" w:space="0" w:color="808080"/>
+              <w:bottom w:val="single" w:sz="4" w:space="0" w:color="808080"/>
+              <w:right w:val="single" w:sz="4" w:space="0" w:color="808080"/>
+            </w:tcBorders>
+          </w:tcPr>
+          <w:p>
+            <w:pPr>
+              <w:pStyle w:val="Compact"/>
+              <w:widowControl/>
+              <w:bidi w:val="1"/>
+              <w:spacing w:before="36" w:after="36"/>
+              <w:jc w:val="left"/>
+              <w:rPr>
+                <w:kern w:val="0"/>
+                <w:lang w:val="en-US" w:eastAsia="en-US" w:bidi="ar-SA"/>
+              </w:rPr>
+            </w:pPr>
+            <w:r>
+              <w:rPr>
+                <w:rStyle w:val="VerbatimChar"/>
+                <w:kern w:val="0"/>
+                <w:lang w:val="en-US" w:eastAsia="en-US" w:bidi="ar-SA"/>
+              </w:rPr>
+              <w:t>‎</w:t>
+            </w:r>
+            <w:r>
+              <w:rPr>
+                <w:rStyle w:val="VerbatimChar"/>
+                <w:kern w:val="0"/>
+                <w:lang w:val="en-US" w:eastAsia="en-US" w:bidi="ar-SA"/>
+              </w:rPr>
+              <w:t>would change: nothing‎</w:t>
+            </w:r>
+          </w:p>
+        </w:tc>
+      </w:tr>
+      <w:tr>
+        <w:trPr/>
+        <w:tc>
+          <w:tcPr>
+            <w:tcW w:w="4393" w:type="dxa"/>
+            <w:tcBorders>
+              <w:top w:val="single" w:sz="4" w:space="0" w:color="808080"/>
+              <w:left w:val="single" w:sz="4" w:space="0" w:color="808080"/>
+              <w:bottom w:val="single" w:sz="4" w:space="0" w:color="808080"/>
+              <w:right w:val="single" w:sz="4" w:space="0" w:color="808080"/>
+            </w:tcBorders>
+          </w:tcPr>
+          <w:p>
+            <w:pPr>
+              <w:pStyle w:val="Compact"/>
+              <w:widowControl/>
+              <w:bidi w:val="1"/>
+              <w:spacing w:before="36" w:after="36"/>
+              <w:jc w:val="left"/>
+              <w:rPr>
+                <w:kern w:val="0"/>
+                <w:lang w:val="en-US" w:eastAsia="en-US" w:bidi="ar-SA"/>
+              </w:rPr>
+            </w:pPr>
+            <w:r>
+              <w:rPr>
+                <w:kern w:val="0"/>
+                <w:rtl w:val="true"/>
+                <w:lang w:val="en-US" w:eastAsia="en-US" w:bidi="ar-SA"/>
+              </w:rPr>
+              <w:t>الاختبارات</w:t>
+            </w:r>
+          </w:p>
+        </w:tc>
+        <w:tc>
+          <w:tcPr>
+            <w:tcW w:w="4394" w:type="dxa"/>
+            <w:tcBorders>
+              <w:top w:val="single" w:sz="4" w:space="0" w:color="808080"/>
+              <w:left w:val="single" w:sz="4" w:space="0" w:color="808080"/>
+              <w:bottom w:val="single" w:sz="4" w:space="0" w:color="808080"/>
+              <w:right w:val="single" w:sz="4" w:space="0" w:color="808080"/>
+            </w:tcBorders>
+          </w:tcPr>
+          <w:p>
+            <w:pPr>
+              <w:pStyle w:val="Compact"/>
+              <w:widowControl/>
+              <w:bidi w:val="1"/>
+              <w:spacing w:before="36" w:after="36"/>
+              <w:jc w:val="left"/>
+              <w:rPr>
+                <w:kern w:val="0"/>
+                <w:lang w:val="en-US" w:eastAsia="en-US" w:bidi="ar-SA"/>
+              </w:rPr>
+            </w:pPr>
+            <w:r>
+              <w:rPr>
+                <w:kern w:val="0"/>
+                <w:rtl w:val="true"/>
+                <w:lang w:val="en-US" w:eastAsia="en-US" w:bidi="ar-SA"/>
+              </w:rPr>
+              <w:t>خط التجارب</w:t>
+            </w:r>
+            <w:r>
+              <w:rPr>
+                <w:kern w:val="0"/>
+                <w:rtl w:val="true"/>
+                <w:lang w:val="en-US" w:eastAsia="en-US" w:bidi="ar-SA"/>
+              </w:rPr>
+              <w:t xml:space="preserve">: </w:t>
+            </w:r>
+            <w:r>
+              <w:rPr>
+                <w:kern w:val="0"/>
+                <w:lang w:val="en-US" w:eastAsia="en-US" w:bidi="ar-SA"/>
+              </w:rPr>
+              <w:t>Ran 131</w:t>
+            </w:r>
+            <w:r>
+              <w:rPr>
+                <w:kern w:val="0"/>
+                <w:lang w:val="en-US" w:eastAsia="en-US" w:bidi="ar-SA"/>
+              </w:rPr>
+              <w:t xml:space="preserve">، </w:t>
+            </w:r>
+            <w:r>
+              <w:rPr>
+                <w:kern w:val="0"/>
+                <w:lang w:val="en-US" w:eastAsia="en-US" w:bidi="ar-SA"/>
+              </w:rPr>
+              <w:t>OK (skipped=1)</w:t>
+            </w:r>
+            <w:r>
+              <w:rPr>
+                <w:kern w:val="0"/>
+                <w:rtl w:val="true"/>
+                <w:lang w:val="en-US" w:eastAsia="en-US" w:bidi="ar-SA"/>
+              </w:rPr>
+              <w:t xml:space="preserve">. </w:t>
+            </w:r>
+            <w:r>
+              <w:rPr>
+                <w:kern w:val="0"/>
+                <w:rtl w:val="true"/>
+                <w:lang w:val="en-US" w:eastAsia="en-US" w:bidi="ar-SA"/>
+              </w:rPr>
+              <w:t>والخدمة</w:t>
+            </w:r>
+            <w:r>
+              <w:rPr>
+                <w:kern w:val="0"/>
+                <w:rtl w:val="true"/>
+                <w:lang w:val="en-US" w:eastAsia="en-US" w:bidi="ar-SA"/>
+              </w:rPr>
+              <w:t xml:space="preserve">: </w:t>
+            </w:r>
+            <w:r>
+              <w:rPr>
+                <w:kern w:val="0"/>
+                <w:lang w:val="en-US" w:eastAsia="en-US" w:bidi="ar-SA"/>
+              </w:rPr>
+              <w:t>Ran 73</w:t>
+            </w:r>
+            <w:r>
+              <w:rPr>
+                <w:kern w:val="0"/>
+                <w:lang w:val="en-US" w:eastAsia="en-US" w:bidi="ar-SA"/>
+              </w:rPr>
+              <w:t xml:space="preserve">، </w:t>
+            </w:r>
+            <w:r>
+              <w:rPr>
+                <w:kern w:val="0"/>
+                <w:lang w:val="en-US" w:eastAsia="en-US" w:bidi="ar-SA"/>
+              </w:rPr>
+              <w:t>OK</w:t>
+            </w:r>
+            <w:r>
+              <w:rPr>
+                <w:kern w:val="0"/>
+                <w:rtl w:val="true"/>
+                <w:lang w:val="en-US" w:eastAsia="en-US" w:bidi="ar-SA"/>
+              </w:rPr>
+              <w:t xml:space="preserve"> (</w:t>
+            </w:r>
+            <w:r>
+              <w:rPr>
+                <w:kern w:val="0"/>
+                <w:rtl w:val="true"/>
+                <w:lang w:val="en-US" w:eastAsia="en-US" w:bidi="ar-SA"/>
+              </w:rPr>
+              <w:t xml:space="preserve">ومنها </w:t>
+            </w:r>
+            <w:r>
+              <w:rPr>
+                <w:rStyle w:val="VerbatimChar"/>
+                <w:kern w:val="0"/>
+                <w:lang w:val="en-US" w:eastAsia="en-US" w:bidi="ar-SA"/>
+              </w:rPr>
+              <w:t>‎</w:t>
+            </w:r>
+            <w:r>
+              <w:rPr>
+                <w:rStyle w:val="VerbatimChar"/>
+                <w:kern w:val="0"/>
+                <w:lang w:val="en-US" w:eastAsia="en-US" w:bidi="ar-SA"/>
+              </w:rPr>
+              <w:t>test_docs_quote_served_templates‎</w:t>
+            </w:r>
+            <w:r>
+              <w:rPr>
+                <w:kern w:val="0"/>
+                <w:rtl w:val="true"/>
+                <w:lang w:val="en-US" w:eastAsia="en-US" w:bidi="ar-SA"/>
+              </w:rPr>
+              <w:t>)</w:t>
+            </w:r>
+          </w:p>
+        </w:tc>
+      </w:tr>
+      <w:tr>
+        <w:trPr/>
+        <w:tc>
+          <w:tcPr>
+            <w:tcW w:w="4393" w:type="dxa"/>
+            <w:tcBorders>
+              <w:top w:val="single" w:sz="4" w:space="0" w:color="808080"/>
+              <w:left w:val="single" w:sz="4" w:space="0" w:color="808080"/>
+              <w:bottom w:val="single" w:sz="4" w:space="0" w:color="808080"/>
+              <w:right w:val="single" w:sz="4" w:space="0" w:color="808080"/>
+            </w:tcBorders>
+          </w:tcPr>
+          <w:p>
+            <w:pPr>
+              <w:pStyle w:val="Compact"/>
+              <w:widowControl/>
+              <w:bidi w:val="1"/>
+              <w:spacing w:before="36" w:after="36"/>
+              <w:jc w:val="left"/>
+              <w:rPr>
+                <w:kern w:val="0"/>
+                <w:lang w:val="en-US" w:eastAsia="en-US" w:bidi="ar-SA"/>
+              </w:rPr>
+            </w:pPr>
+            <w:r>
+              <w:rPr>
+                <w:kern w:val="0"/>
+                <w:rtl w:val="true"/>
+                <w:lang w:val="en-US" w:eastAsia="en-US" w:bidi="ar-SA"/>
+              </w:rPr>
+              <w:t>الملفات المجمَّدة والمقفلة</w:t>
+            </w:r>
+          </w:p>
+        </w:tc>
+        <w:tc>
+          <w:tcPr>
+            <w:tcW w:w="4394" w:type="dxa"/>
+            <w:tcBorders>
+              <w:top w:val="single" w:sz="4" w:space="0" w:color="808080"/>
+              <w:left w:val="single" w:sz="4" w:space="0" w:color="808080"/>
+              <w:bottom w:val="single" w:sz="4" w:space="0" w:color="808080"/>
+              <w:right w:val="single" w:sz="4" w:space="0" w:color="808080"/>
+            </w:tcBorders>
+          </w:tcPr>
+          <w:p>
+            <w:pPr>
+              <w:pStyle w:val="Compact"/>
+              <w:widowControl/>
+              <w:bidi w:val="1"/>
+              <w:spacing w:before="36" w:after="36"/>
+              <w:jc w:val="left"/>
+              <w:rPr>
+                <w:kern w:val="0"/>
+                <w:lang w:val="en-US" w:eastAsia="en-US" w:bidi="ar-SA"/>
+              </w:rPr>
+            </w:pPr>
+            <w:r>
+              <w:rPr>
+                <w:rStyle w:val="VerbatimChar"/>
+                <w:kern w:val="0"/>
+                <w:lang w:val="en-US" w:eastAsia="en-US" w:bidi="ar-SA"/>
+              </w:rPr>
+              <w:t>‎</w:t>
+            </w:r>
+            <w:r>
+              <w:rPr>
+                <w:rStyle w:val="VerbatimChar"/>
+                <w:kern w:val="0"/>
+                <w:lang w:val="en-US" w:eastAsia="en-US" w:bidi="ar-SA"/>
+              </w:rPr>
+              <w:t>git diff freeze-03 -- src/ml/experiments src/ml/hybrid.py src/ml/models results/dev2013‎</w:t>
+            </w:r>
+            <w:r>
+              <w:rPr>
+                <w:kern w:val="0"/>
+                <w:rtl w:val="true"/>
+                <w:lang w:val="en-US" w:eastAsia="en-US" w:bidi="ar-SA"/>
+              </w:rPr>
+              <w:t xml:space="preserve"> </w:t>
+            </w:r>
+            <w:r>
+              <w:rPr>
+                <w:kern w:val="0"/>
+                <w:rtl w:val="true"/>
+                <w:lang w:val="en-US" w:eastAsia="en-US" w:bidi="ar-SA"/>
+              </w:rPr>
+              <w:t>فارغ، و</w:t>
+            </w:r>
+            <w:r>
+              <w:rPr>
+                <w:rStyle w:val="VerbatimChar"/>
+                <w:kern w:val="0"/>
+                <w:lang w:val="en-US" w:eastAsia="en-US" w:bidi="ar-SA"/>
+              </w:rPr>
+              <w:t>‎</w:t>
+            </w:r>
+            <w:r>
+              <w:rPr>
+                <w:rStyle w:val="VerbatimChar"/>
+                <w:kern w:val="0"/>
+                <w:lang w:val="en-US" w:eastAsia="en-US" w:bidi="ar-SA"/>
+              </w:rPr>
+              <w:t>git diff HEAD -- results/frozen results/conf2014 results/access_log.jsonl‎</w:t>
+            </w:r>
+            <w:r>
+              <w:rPr>
+                <w:kern w:val="0"/>
+                <w:rtl w:val="true"/>
+                <w:lang w:val="en-US" w:eastAsia="en-US" w:bidi="ar-SA"/>
+              </w:rPr>
+              <w:t xml:space="preserve"> </w:t>
+            </w:r>
+            <w:r>
+              <w:rPr>
+                <w:kern w:val="0"/>
+                <w:rtl w:val="true"/>
+                <w:lang w:val="en-US" w:eastAsia="en-US" w:bidi="ar-SA"/>
+              </w:rPr>
+              <w:t>فارغ</w:t>
+            </w:r>
+          </w:p>
+        </w:tc>
+      </w:tr>
+    </w:tbl>
+    <w:p>
+      <w:pPr>
+        <w:pStyle w:val="Normal"/>
+        <w:bidi w:val="1"/>
+        <w:spacing w:before="0" w:after="120"/>
+        <w:rPr/>
+      </w:pPr>
+      <w:r>
+        <w:rPr>
+          <w:b/>
+          <w:b/>
+          <w:bCs/>
+          <w:rtl w:val="true"/>
+        </w:rPr>
+        <w:t>ما بقي</w:t>
+      </w:r>
+      <w:r>
+        <w:rPr>
+          <w:b/>
+          <w:bCs/>
+          <w:rtl w:val="true"/>
+        </w:rPr>
+        <w:t>:</w:t>
+      </w:r>
+      <w:r>
+        <w:rPr>
+          <w:rtl w:val="true"/>
+        </w:rPr>
+        <w:t xml:space="preserve"> </w:t>
+      </w:r>
+      <w:r>
+        <w:rPr>
+          <w:rtl w:val="true"/>
+        </w:rPr>
+        <w:t xml:space="preserve">شروط </w:t>
+      </w:r>
+      <w:r>
+        <w:rPr>
+          <w:rtl w:val="true"/>
+        </w:rPr>
+        <w:t>(</w:t>
+      </w:r>
+      <w:r>
+        <w:rPr>
+          <w:rtl w:val="true"/>
+        </w:rPr>
+        <w:t>أ</w:t>
+      </w:r>
+      <w:r>
+        <w:rPr>
+          <w:rtl w:val="true"/>
+        </w:rPr>
+        <w:t xml:space="preserve">) </w:t>
+      </w:r>
+      <w:r>
+        <w:rPr>
+          <w:rtl w:val="true"/>
+        </w:rPr>
+        <w:t xml:space="preserve">على أشخاص كما هي، وقراءة عمل </w:t>
+      </w:r>
+      <w:r>
+        <w:rPr/>
+        <w:t>KU Leuven (D-127)</w:t>
+      </w:r>
+      <w:r>
+        <w:rPr>
+          <w:rtl w:val="true"/>
+        </w:rPr>
+        <w:t xml:space="preserve">. </w:t>
+      </w:r>
+      <w:r>
+        <w:rPr>
+          <w:rtl w:val="true"/>
+        </w:rPr>
+        <w:t xml:space="preserve">وتسجيل </w:t>
+      </w:r>
+      <w:r>
+        <w:rPr/>
+        <w:t>D-128</w:t>
+      </w:r>
+      <w:r>
+        <w:rPr>
+          <w:rtl w:val="true"/>
+        </w:rPr>
+        <w:t xml:space="preserve"> </w:t>
+      </w:r>
+      <w:r>
+        <w:rPr>
+          <w:rtl w:val="true"/>
+        </w:rPr>
+        <w:t xml:space="preserve">إلى </w:t>
+      </w:r>
+      <w:r>
+        <w:rPr/>
+        <w:t>D-135</w:t>
+      </w:r>
+      <w:r>
+        <w:rPr>
+          <w:rtl w:val="true"/>
+        </w:rPr>
+        <w:t xml:space="preserve"> </w:t>
+      </w:r>
+      <w:r>
+        <w:rPr>
+          <w:rtl w:val="true"/>
+        </w:rPr>
+        <w:t xml:space="preserve">في </w:t>
+      </w:r>
+      <w:r>
+        <w:rPr>
+          <w:rStyle w:val="VerbatimChar"/>
+        </w:rPr>
+        <w:t>‎</w:t>
+      </w:r>
+      <w:r>
+        <w:rPr>
+          <w:rStyle w:val="VerbatimChar"/>
+        </w:rPr>
+        <w:t>thesis-context.md‎</w:t>
+      </w:r>
+      <w:r>
+        <w:rPr>
+          <w:rtl w:val="true"/>
+        </w:rPr>
+        <w:t xml:space="preserve"> </w:t>
+      </w:r>
+      <w:r>
+        <w:rPr>
+          <w:rtl w:val="true"/>
+        </w:rPr>
+        <w:t xml:space="preserve">وتحديث نطاق السجل في </w:t>
+      </w:r>
+      <w:r>
+        <w:rPr/>
+        <w:t>CLAUDE.md</w:t>
+      </w:r>
+      <w:r>
+        <w:rPr>
+          <w:rtl w:val="true"/>
+        </w:rPr>
+        <w:t xml:space="preserve"> </w:t>
+      </w:r>
+      <w:r>
+        <w:rPr>
+          <w:rtl w:val="true"/>
+        </w:rPr>
+        <w:t>على الطالب، لأنهما ملفا إعداد لم يُعدَّلا هنا</w:t>
+      </w:r>
+      <w:r>
+        <w:rPr>
+          <w:rtl w:val="true"/>
+        </w:rPr>
+        <w:t>.</w:t>
+      </w:r>
+      <w:bookmarkEnd w:id="1"/>
+    </w:p>
     <w:sectPr>
       <w:footerReference w:type="even" r:id="rId2"/>
       <w:footerReference w:type="default" r:id="rId3"/>
@@ -28963,7 +37281,7 @@
       <w:rPr>
         <w:rtl w:val="true"/>
       </w:rPr>
-      <w:t>29</w:t>
+      <w:t>39</w:t>
     </w:r>
     <w:r>
       <w:rPr>
@@ -29006,7 +37324,7 @@
       <w:rPr>
         <w:rtl w:val="true"/>
       </w:rPr>
-      <w:t>29</w:t>
+      <w:t>39</w:t>
     </w:r>
     <w:r>
       <w:rPr>
